--- a/6-过程管理/流程制度规范类文件/060107-发布管理程序.docx
+++ b/6-过程管理/流程制度规范类文件/060107-发布管理程序.docx
@@ -1,10 +1,11 @@
 
 <file path=word/document.xml><?xml version="1.0" encoding="utf-8"?>
-<w:document xmlns:wpc="http://schemas.microsoft.com/office/word/2010/wordprocessingCanvas" xmlns:mc="http://schemas.openxmlformats.org/markup-compatibility/2006" xmlns:o="urn:schemas-microsoft-com:office:office" xmlns:r="http://schemas.openxmlformats.org/officeDocument/2006/relationships" xmlns:m="http://schemas.openxmlformats.org/officeDocument/2006/math" xmlns:v="urn:schemas-microsoft-com:vml" xmlns:wp14="http://schemas.microsoft.com/office/word/2010/wordprocessingDrawing" xmlns:wp="http://schemas.openxmlformats.org/drawingml/2006/wordprocessingDrawing" xmlns:w="http://schemas.openxmlformats.org/wordprocessingml/2006/main" xmlns:w14="http://schemas.microsoft.com/office/word/2010/wordml" xmlns:w10="urn:schemas-microsoft-com:office:word" xmlns:w15="http://schemas.microsoft.com/office/word/2012/wordml" xmlns:wpg="http://schemas.microsoft.com/office/word/2010/wordprocessingGroup" xmlns:wpi="http://schemas.microsoft.com/office/word/2010/wordprocessingInk" xmlns:wne="http://schemas.microsoft.com/office/word/2006/wordml" xmlns:wps="http://schemas.microsoft.com/office/word/2010/wordprocessingShape" xmlns:wpsCustomData="http://www.wps.cn/officeDocument/2013/wpsCustomData" mc:Ignorable="w14 w15 wp14">
+<w:document xmlns:wpc="http://schemas.microsoft.com/office/word/2010/wordprocessingCanvas" xmlns:mc="http://schemas.openxmlformats.org/markup-compatibility/2006" xmlns:o="urn:schemas-microsoft-com:office:office" xmlns:r="http://schemas.openxmlformats.org/officeDocument/2006/relationships" xmlns:m="http://schemas.openxmlformats.org/officeDocument/2006/math" xmlns:v="urn:schemas-microsoft-com:vml" xmlns:wp14="http://schemas.microsoft.com/office/word/2010/wordprocessingDrawing" xmlns:wp="http://schemas.openxmlformats.org/drawingml/2006/wordprocessingDrawing" xmlns:w10="urn:schemas-microsoft-com:office:word" xmlns:w="http://schemas.openxmlformats.org/wordprocessingml/2006/main" xmlns:w14="http://schemas.microsoft.com/office/word/2010/wordml" xmlns:w15="http://schemas.microsoft.com/office/word/2012/wordml" xmlns:wne="http://schemas.microsoft.com/office/word/2006/wordml" xmlns:wpg="http://schemas.microsoft.com/office/word/2010/wordprocessingGroup" xmlns:wpi="http://schemas.microsoft.com/office/word/2010/wordprocessingInk" xmlns:wps="http://schemas.microsoft.com/office/word/2010/wordprocessingShape" mc:Ignorable="w14 w15 wp14">
+  <!-- Generated by Aspose.Words for .NET 13.3.0.1 -->
   <w:body>
     <w:p>
       <w:pPr>
-        <w:pStyle w:val="31"/>
+        <w:pStyle w:val="a1"/>
         <w:keepNext w:val="0"/>
         <w:keepLines w:val="0"/>
         <w:pageBreakBefore w:val="0"/>
@@ -24,7 +25,7 @@
     </w:p>
     <w:p>
       <w:pPr>
-        <w:pStyle w:val="31"/>
+        <w:pStyle w:val="a1"/>
         <w:keepNext w:val="0"/>
         <w:keepLines w:val="0"/>
         <w:pageBreakBefore w:val="0"/>
@@ -47,7 +48,7 @@
     </w:p>
     <w:p>
       <w:pPr>
-        <w:pStyle w:val="32"/>
+        <w:pStyle w:val="a2"/>
         <w:keepNext w:val="0"/>
         <w:keepLines w:val="0"/>
         <w:pageBreakBefore w:val="0"/>
@@ -65,7 +66,7 @@
       </w:pPr>
       <w:bookmarkStart w:id="1" w:name="_Toc31759"/>
       <w:r>
-        <w:t>甘肃国邦信息科技有限公司</w:t>
+        <w:t>中达丰集团有限公司</w:t>
       </w:r>
       <w:bookmarkEnd w:id="1"/>
     </w:p>
@@ -106,14 +107,14 @@
         <w:ind w:left="3285"/>
         <w:textAlignment w:val="baseline"/>
         <w:rPr>
-          <w:rFonts w:ascii="宋体" w:hAnsi="宋体" w:eastAsia="宋体" w:cs="宋体"/>
+          <w:rFonts w:ascii="宋体" w:eastAsia="宋体" w:hAnsi="宋体" w:cs="宋体"/>
           <w:sz w:val="36"/>
           <w:szCs w:val="36"/>
         </w:rPr>
       </w:pPr>
       <w:r>
         <w:rPr>
-          <w:rFonts w:ascii="宋体" w:hAnsi="宋体" w:eastAsia="宋体" w:cs="宋体"/>
+          <w:rFonts w:ascii="宋体" w:eastAsia="宋体" w:hAnsi="宋体" w:cs="宋体"/>
           <w:spacing w:val="-2"/>
           <w:sz w:val="36"/>
           <w:szCs w:val="36"/>
@@ -123,7 +124,7 @@
     </w:p>
     <w:p>
       <w:pPr>
-        <w:pStyle w:val="32"/>
+        <w:pStyle w:val="a2"/>
         <w:keepNext w:val="0"/>
         <w:keepLines w:val="0"/>
         <w:pageBreakBefore w:val="0"/>
@@ -139,7 +140,7 @@
         <w:snapToGrid w:val="0"/>
         <w:textAlignment w:val="baseline"/>
         <w:rPr>
-          <w:rFonts w:hint="eastAsia" w:ascii="宋体" w:hAnsi="宋体" w:eastAsia="宋体" w:cs="宋体"/>
+          <w:rFonts w:ascii="宋体" w:eastAsia="宋体" w:hAnsi="宋体" w:cs="宋体" w:hint="eastAsia"/>
           <w:b w:val="0"/>
           <w:bCs w:val="0"/>
           <w:sz w:val="36"/>
@@ -147,11 +148,11 @@
           <w:lang w:val="en-US" w:eastAsia="zh-CN"/>
         </w:rPr>
         <w:sectPr>
-          <w:headerReference r:id="rId5" w:type="default"/>
-          <w:footerReference r:id="rId6" w:type="default"/>
+          <w:headerReference w:type="default" r:id="rId5"/>
+          <w:footerReference w:type="default" r:id="rId6"/>
           <w:pgSz w:w="11906" w:h="16839"/>
           <w:pgMar w:top="1105" w:right="1671" w:bottom="3017" w:left="1672" w:header="1090" w:footer="2628" w:gutter="0"/>
-          <w:cols w:space="720" w:num="1"/>
+          <w:cols w:num="1" w:space="720"/>
         </w:sectPr>
       </w:pPr>
     </w:p>
@@ -175,7 +176,7 @@
         <w:textAlignment w:val="baseline"/>
         <w:outlineLvl w:val="0"/>
         <w:rPr>
-          <w:rFonts w:ascii="宋体" w:hAnsi="宋体" w:eastAsia="宋体" w:cs="宋体"/>
+          <w:rFonts w:ascii="宋体" w:eastAsia="宋体" w:hAnsi="宋体" w:cs="宋体"/>
           <w:sz w:val="28"/>
           <w:szCs w:val="28"/>
         </w:rPr>
@@ -183,7 +184,7 @@
       <w:bookmarkStart w:id="2" w:name="_Toc10006"/>
       <w:r>
         <w:rPr>
-          <w:rFonts w:ascii="宋体" w:hAnsi="宋体" w:eastAsia="宋体" w:cs="宋体"/>
+          <w:rFonts w:ascii="宋体" w:eastAsia="宋体" w:hAnsi="宋体" w:cs="宋体"/>
           <w:spacing w:val="-3"/>
           <w:sz w:val="28"/>
           <w:szCs w:val="28"/>
@@ -194,16 +195,16 @@
     </w:p>
     <w:tbl>
       <w:tblPr>
-        <w:tblStyle w:val="24"/>
+        <w:tblStyle w:val="TableNormal0"/>
         <w:tblW w:w="9072" w:type="dxa"/>
         <w:tblInd w:w="5" w:type="dxa"/>
         <w:tblBorders>
-          <w:top w:val="single" w:color="000000" w:sz="4" w:space="0"/>
-          <w:left w:val="single" w:color="000000" w:sz="4" w:space="0"/>
-          <w:bottom w:val="single" w:color="000000" w:sz="4" w:space="0"/>
-          <w:right w:val="single" w:color="000000" w:sz="4" w:space="0"/>
-          <w:insideH w:val="single" w:color="000000" w:sz="4" w:space="0"/>
-          <w:insideV w:val="single" w:color="000000" w:sz="4" w:space="0"/>
+          <w:top w:val="single" w:sz="4" w:space="0" w:color="000000"/>
+          <w:left w:val="single" w:sz="4" w:space="0" w:color="000000"/>
+          <w:bottom w:val="single" w:sz="4" w:space="0" w:color="000000"/>
+          <w:right w:val="single" w:sz="4" w:space="0" w:color="000000"/>
+          <w:insideH w:val="single" w:sz="4" w:space="0" w:color="000000"/>
+          <w:insideV w:val="single" w:sz="4" w:space="0" w:color="000000"/>
         </w:tblBorders>
         <w:tblLayout w:type="fixed"/>
         <w:tblCellMar>
@@ -222,14 +223,17 @@
       </w:tblGrid>
       <w:tr>
         <w:tblPrEx>
+          <w:tblW w:w="9072" w:type="dxa"/>
+          <w:tblInd w:w="5" w:type="dxa"/>
           <w:tblBorders>
-            <w:top w:val="single" w:color="000000" w:sz="4" w:space="0"/>
-            <w:left w:val="single" w:color="000000" w:sz="4" w:space="0"/>
-            <w:bottom w:val="single" w:color="000000" w:sz="4" w:space="0"/>
-            <w:right w:val="single" w:color="000000" w:sz="4" w:space="0"/>
-            <w:insideH w:val="single" w:color="000000" w:sz="4" w:space="0"/>
-            <w:insideV w:val="single" w:color="000000" w:sz="4" w:space="0"/>
+            <w:top w:val="single" w:sz="4" w:space="0" w:color="000000"/>
+            <w:left w:val="single" w:sz="4" w:space="0" w:color="000000"/>
+            <w:bottom w:val="single" w:sz="4" w:space="0" w:color="000000"/>
+            <w:right w:val="single" w:sz="4" w:space="0" w:color="000000"/>
+            <w:insideH w:val="single" w:sz="4" w:space="0" w:color="000000"/>
+            <w:insideV w:val="single" w:sz="4" w:space="0" w:color="000000"/>
           </w:tblBorders>
+          <w:tblLayout w:type="fixed"/>
           <w:tblCellMar>
             <w:top w:w="0" w:type="dxa"/>
             <w:left w:w="0" w:type="dxa"/>
@@ -238,7 +242,7 @@
           </w:tblCellMar>
         </w:tblPrEx>
         <w:trPr>
-          <w:trHeight w:val="612" w:hRule="atLeast"/>
+          <w:trHeight w:val="612"/>
         </w:trPr>
         <w:tc>
           <w:tcPr>
@@ -263,14 +267,14 @@
               <w:ind w:left="207"/>
               <w:textAlignment w:val="baseline"/>
               <w:rPr>
-                <w:rFonts w:ascii="宋体" w:hAnsi="宋体" w:eastAsia="宋体" w:cs="宋体"/>
+                <w:rFonts w:ascii="宋体" w:eastAsia="宋体" w:hAnsi="宋体" w:cs="宋体"/>
                 <w:sz w:val="24"/>
                 <w:szCs w:val="24"/>
               </w:rPr>
             </w:pPr>
             <w:r>
               <w:rPr>
-                <w:rFonts w:ascii="宋体" w:hAnsi="宋体" w:eastAsia="宋体" w:cs="宋体"/>
+                <w:rFonts w:ascii="宋体" w:eastAsia="宋体" w:hAnsi="宋体" w:cs="宋体"/>
                 <w:spacing w:val="-2"/>
                 <w:sz w:val="24"/>
                 <w:szCs w:val="24"/>
@@ -303,33 +307,28 @@
               <w:ind w:left="113"/>
               <w:textAlignment w:val="baseline"/>
               <w:rPr>
-                <w:rFonts w:ascii="宋体" w:hAnsi="宋体" w:eastAsia="宋体" w:cs="宋体"/>
+                <w:rFonts w:ascii="宋体" w:eastAsia="宋体" w:hAnsi="宋体" w:cs="宋体"/>
                 <w:sz w:val="24"/>
                 <w:szCs w:val="24"/>
               </w:rPr>
             </w:pPr>
             <w:r>
               <w:rPr>
-                <w:rFonts w:ascii="宋体" w:hAnsi="宋体" w:eastAsia="宋体" w:cs="宋体"/>
+                <w:rFonts w:ascii="宋体" w:eastAsia="宋体" w:hAnsi="宋体" w:cs="宋体"/>
                 <w:spacing w:val="-1"/>
                 <w:sz w:val="24"/>
                 <w:szCs w:val="24"/>
               </w:rPr>
-              <w:t>发布管理程序（GSGB-ITSS-FBGL）</w:t>
+              <w:t>发布管理程序（ZDFJT-ITSS-FBGL）</w:t>
             </w:r>
           </w:p>
         </w:tc>
       </w:tr>
       <w:tr>
         <w:tblPrEx>
-          <w:tblBorders>
-            <w:top w:val="single" w:color="000000" w:sz="4" w:space="0"/>
-            <w:left w:val="single" w:color="000000" w:sz="4" w:space="0"/>
-            <w:bottom w:val="single" w:color="000000" w:sz="4" w:space="0"/>
-            <w:right w:val="single" w:color="000000" w:sz="4" w:space="0"/>
-            <w:insideH w:val="single" w:color="000000" w:sz="4" w:space="0"/>
-            <w:insideV w:val="single" w:color="000000" w:sz="4" w:space="0"/>
-          </w:tblBorders>
+          <w:tblW w:w="9072" w:type="dxa"/>
+          <w:tblInd w:w="5" w:type="dxa"/>
+          <w:tblLayout w:type="fixed"/>
           <w:tblCellMar>
             <w:top w:w="0" w:type="dxa"/>
             <w:left w:w="0" w:type="dxa"/>
@@ -338,7 +337,7 @@
           </w:tblCellMar>
         </w:tblPrEx>
         <w:trPr>
-          <w:trHeight w:val="607" w:hRule="atLeast"/>
+          <w:trHeight w:val="607"/>
         </w:trPr>
         <w:tc>
           <w:tcPr>
@@ -363,14 +362,14 @@
               <w:ind w:left="447"/>
               <w:textAlignment w:val="baseline"/>
               <w:rPr>
-                <w:rFonts w:ascii="宋体" w:hAnsi="宋体" w:eastAsia="宋体" w:cs="宋体"/>
+                <w:rFonts w:ascii="宋体" w:eastAsia="宋体" w:hAnsi="宋体" w:cs="宋体"/>
                 <w:sz w:val="24"/>
                 <w:szCs w:val="24"/>
               </w:rPr>
             </w:pPr>
             <w:r>
               <w:rPr>
-                <w:rFonts w:ascii="宋体" w:hAnsi="宋体" w:eastAsia="宋体" w:cs="宋体"/>
+                <w:rFonts w:ascii="宋体" w:eastAsia="宋体" w:hAnsi="宋体" w:cs="宋体"/>
                 <w:spacing w:val="-3"/>
                 <w:sz w:val="24"/>
                 <w:szCs w:val="24"/>
@@ -403,33 +402,28 @@
               <w:ind w:left="109"/>
               <w:textAlignment w:val="baseline"/>
               <w:rPr>
-                <w:rFonts w:ascii="宋体" w:hAnsi="宋体" w:eastAsia="宋体" w:cs="宋体"/>
+                <w:rFonts w:ascii="宋体" w:eastAsia="宋体" w:hAnsi="宋体" w:cs="宋体"/>
                 <w:sz w:val="24"/>
                 <w:szCs w:val="24"/>
               </w:rPr>
             </w:pPr>
             <w:r>
               <w:rPr>
-                <w:rFonts w:ascii="宋体" w:hAnsi="宋体" w:eastAsia="宋体" w:cs="宋体"/>
+                <w:rFonts w:ascii="宋体" w:eastAsia="宋体" w:hAnsi="宋体" w:cs="宋体"/>
                 <w:spacing w:val="-1"/>
                 <w:sz w:val="24"/>
                 <w:szCs w:val="24"/>
               </w:rPr>
-              <w:t>甘肃国邦信息科技有限公司</w:t>
+              <w:t>中达丰集团有限公司</w:t>
             </w:r>
           </w:p>
         </w:tc>
       </w:tr>
       <w:tr>
         <w:tblPrEx>
-          <w:tblBorders>
-            <w:top w:val="single" w:color="000000" w:sz="4" w:space="0"/>
-            <w:left w:val="single" w:color="000000" w:sz="4" w:space="0"/>
-            <w:bottom w:val="single" w:color="000000" w:sz="4" w:space="0"/>
-            <w:right w:val="single" w:color="000000" w:sz="4" w:space="0"/>
-            <w:insideH w:val="single" w:color="000000" w:sz="4" w:space="0"/>
-            <w:insideV w:val="single" w:color="000000" w:sz="4" w:space="0"/>
-          </w:tblBorders>
+          <w:tblW w:w="9072" w:type="dxa"/>
+          <w:tblInd w:w="5" w:type="dxa"/>
+          <w:tblLayout w:type="fixed"/>
           <w:tblCellMar>
             <w:top w:w="0" w:type="dxa"/>
             <w:left w:w="0" w:type="dxa"/>
@@ -438,7 +432,7 @@
           </w:tblCellMar>
         </w:tblPrEx>
         <w:trPr>
-          <w:trHeight w:val="607" w:hRule="atLeast"/>
+          <w:trHeight w:val="607"/>
         </w:trPr>
         <w:tc>
           <w:tcPr>
@@ -463,14 +457,14 @@
               <w:ind w:left="447"/>
               <w:textAlignment w:val="baseline"/>
               <w:rPr>
-                <w:rFonts w:ascii="宋体" w:hAnsi="宋体" w:eastAsia="宋体" w:cs="宋体"/>
+                <w:rFonts w:ascii="宋体" w:eastAsia="宋体" w:hAnsi="宋体" w:cs="宋体"/>
                 <w:sz w:val="24"/>
                 <w:szCs w:val="24"/>
               </w:rPr>
             </w:pPr>
             <w:r>
               <w:rPr>
-                <w:rFonts w:ascii="宋体" w:hAnsi="宋体" w:eastAsia="宋体" w:cs="宋体"/>
+                <w:rFonts w:ascii="宋体" w:eastAsia="宋体" w:hAnsi="宋体" w:cs="宋体"/>
                 <w:spacing w:val="-3"/>
                 <w:sz w:val="24"/>
                 <w:szCs w:val="24"/>
@@ -502,14 +496,14 @@
               <w:ind w:left="229"/>
               <w:textAlignment w:val="baseline"/>
               <w:rPr>
-                <w:rFonts w:ascii="宋体" w:hAnsi="宋体" w:eastAsia="宋体" w:cs="宋体"/>
+                <w:rFonts w:ascii="宋体" w:eastAsia="宋体" w:hAnsi="宋体" w:cs="宋体"/>
                 <w:sz w:val="24"/>
                 <w:szCs w:val="24"/>
               </w:rPr>
             </w:pPr>
             <w:r>
               <w:rPr>
-                <w:rFonts w:ascii="宋体" w:hAnsi="宋体" w:eastAsia="宋体" w:cs="宋体"/>
+                <w:rFonts w:ascii="宋体" w:eastAsia="宋体" w:hAnsi="宋体" w:cs="宋体"/>
                 <w:spacing w:val="-2"/>
                 <w:sz w:val="24"/>
                 <w:szCs w:val="24"/>
@@ -541,14 +535,14 @@
               <w:ind w:left="676"/>
               <w:textAlignment w:val="baseline"/>
               <w:rPr>
-                <w:rFonts w:ascii="宋体" w:hAnsi="宋体" w:eastAsia="宋体" w:cs="宋体"/>
+                <w:rFonts w:ascii="宋体" w:eastAsia="宋体" w:hAnsi="宋体" w:cs="宋体"/>
                 <w:sz w:val="24"/>
                 <w:szCs w:val="24"/>
               </w:rPr>
             </w:pPr>
             <w:r>
               <w:rPr>
-                <w:rFonts w:ascii="宋体" w:hAnsi="宋体" w:eastAsia="宋体" w:cs="宋体"/>
+                <w:rFonts w:ascii="宋体" w:eastAsia="宋体" w:hAnsi="宋体" w:cs="宋体"/>
                 <w:spacing w:val="-2"/>
                 <w:sz w:val="24"/>
                 <w:szCs w:val="24"/>
@@ -580,14 +574,14 @@
               <w:ind w:left="545"/>
               <w:textAlignment w:val="baseline"/>
               <w:rPr>
-                <w:rFonts w:ascii="宋体" w:hAnsi="宋体" w:eastAsia="宋体" w:cs="宋体"/>
+                <w:rFonts w:ascii="宋体" w:eastAsia="宋体" w:hAnsi="宋体" w:cs="宋体"/>
                 <w:sz w:val="24"/>
                 <w:szCs w:val="24"/>
               </w:rPr>
             </w:pPr>
             <w:r>
               <w:rPr>
-                <w:rFonts w:ascii="宋体" w:hAnsi="宋体" w:eastAsia="宋体" w:cs="宋体"/>
+                <w:rFonts w:ascii="宋体" w:eastAsia="宋体" w:hAnsi="宋体" w:cs="宋体"/>
                 <w:spacing w:val="-3"/>
                 <w:sz w:val="24"/>
                 <w:szCs w:val="24"/>
@@ -619,14 +613,14 @@
               <w:ind w:left="754"/>
               <w:textAlignment w:val="baseline"/>
               <w:rPr>
-                <w:rFonts w:ascii="宋体" w:hAnsi="宋体" w:eastAsia="宋体" w:cs="宋体"/>
+                <w:rFonts w:ascii="宋体" w:eastAsia="宋体" w:hAnsi="宋体" w:cs="宋体"/>
                 <w:sz w:val="24"/>
                 <w:szCs w:val="24"/>
               </w:rPr>
             </w:pPr>
             <w:r>
               <w:rPr>
-                <w:rFonts w:ascii="宋体" w:hAnsi="宋体" w:eastAsia="宋体" w:cs="宋体"/>
+                <w:rFonts w:ascii="宋体" w:eastAsia="宋体" w:hAnsi="宋体" w:cs="宋体"/>
                 <w:spacing w:val="-6"/>
                 <w:sz w:val="24"/>
                 <w:szCs w:val="24"/>
@@ -638,14 +632,9 @@
       </w:tr>
       <w:tr>
         <w:tblPrEx>
-          <w:tblBorders>
-            <w:top w:val="single" w:color="000000" w:sz="4" w:space="0"/>
-            <w:left w:val="single" w:color="000000" w:sz="4" w:space="0"/>
-            <w:bottom w:val="single" w:color="000000" w:sz="4" w:space="0"/>
-            <w:right w:val="single" w:color="000000" w:sz="4" w:space="0"/>
-            <w:insideH w:val="single" w:color="000000" w:sz="4" w:space="0"/>
-            <w:insideV w:val="single" w:color="000000" w:sz="4" w:space="0"/>
-          </w:tblBorders>
+          <w:tblW w:w="9072" w:type="dxa"/>
+          <w:tblInd w:w="5" w:type="dxa"/>
+          <w:tblLayout w:type="fixed"/>
           <w:tblCellMar>
             <w:top w:w="0" w:type="dxa"/>
             <w:left w:w="0" w:type="dxa"/>
@@ -654,7 +643,7 @@
           </w:tblCellMar>
         </w:tblPrEx>
         <w:trPr>
-          <w:trHeight w:val="474" w:hRule="atLeast"/>
+          <w:trHeight w:val="474"/>
         </w:trPr>
         <w:tc>
           <w:tcPr>
@@ -679,14 +668,14 @@
               <w:ind w:left="709"/>
               <w:textAlignment w:val="baseline"/>
               <w:rPr>
-                <w:rFonts w:ascii="宋体" w:hAnsi="宋体" w:eastAsia="宋体" w:cs="宋体"/>
+                <w:rFonts w:ascii="宋体" w:eastAsia="宋体" w:hAnsi="宋体" w:cs="宋体"/>
                 <w:sz w:val="21"/>
                 <w:szCs w:val="21"/>
               </w:rPr>
             </w:pPr>
             <w:r>
               <w:rPr>
-                <w:rFonts w:ascii="宋体" w:hAnsi="宋体" w:eastAsia="宋体" w:cs="宋体"/>
+                <w:rFonts w:ascii="宋体" w:eastAsia="宋体" w:hAnsi="宋体" w:cs="宋体"/>
                 <w:spacing w:val="-1"/>
                 <w:sz w:val="21"/>
                 <w:szCs w:val="21"/>
@@ -718,19 +707,19 @@
               <w:ind w:left="290"/>
               <w:textAlignment w:val="baseline"/>
               <w:rPr>
-                <w:rFonts w:ascii="宋体" w:hAnsi="宋体" w:eastAsia="宋体" w:cs="宋体"/>
+                <w:rFonts w:ascii="宋体" w:eastAsia="宋体" w:hAnsi="宋体" w:cs="宋体"/>
                 <w:sz w:val="21"/>
                 <w:szCs w:val="21"/>
               </w:rPr>
             </w:pPr>
             <w:r>
               <w:rPr>
-                <w:rFonts w:ascii="宋体" w:hAnsi="宋体" w:eastAsia="宋体" w:cs="宋体"/>
+                <w:rFonts w:ascii="宋体" w:eastAsia="宋体" w:hAnsi="宋体" w:cs="宋体"/>
                 <w:spacing w:val="-2"/>
                 <w:sz w:val="21"/>
                 <w:szCs w:val="21"/>
               </w:rPr>
-              <w:t>2025-1-4</w:t>
+              <w:t>2025-7-4</w:t>
             </w:r>
           </w:p>
         </w:tc>
@@ -757,14 +746,14 @@
               <w:ind w:left="738"/>
               <w:textAlignment w:val="baseline"/>
               <w:rPr>
-                <w:rFonts w:ascii="宋体" w:hAnsi="宋体" w:eastAsia="宋体" w:cs="宋体"/>
+                <w:rFonts w:ascii="宋体" w:eastAsia="宋体" w:hAnsi="宋体" w:cs="宋体"/>
                 <w:sz w:val="21"/>
                 <w:szCs w:val="21"/>
               </w:rPr>
             </w:pPr>
             <w:r>
               <w:rPr>
-                <w:rFonts w:ascii="宋体" w:hAnsi="宋体" w:eastAsia="宋体" w:cs="宋体"/>
+                <w:rFonts w:ascii="宋体" w:eastAsia="宋体" w:hAnsi="宋体" w:cs="宋体"/>
                 <w:spacing w:val="-3"/>
                 <w:sz w:val="21"/>
                 <w:szCs w:val="21"/>
@@ -796,7 +785,7 @@
               <w:ind w:left="479"/>
               <w:textAlignment w:val="baseline"/>
               <w:rPr>
-                <w:rFonts w:hint="default" w:ascii="宋体" w:hAnsi="宋体" w:eastAsia="宋体" w:cs="宋体"/>
+                <w:rFonts w:ascii="宋体" w:eastAsia="宋体" w:hAnsi="宋体" w:cs="宋体" w:hint="default"/>
                 <w:sz w:val="21"/>
                 <w:szCs w:val="21"/>
                 <w:lang w:val="en-US" w:eastAsia="zh-CN"/>
@@ -804,12 +793,12 @@
             </w:pPr>
             <w:r>
               <w:rPr>
-                <w:rFonts w:hint="eastAsia" w:ascii="宋体" w:hAnsi="宋体" w:eastAsia="宋体" w:cs="宋体"/>
+                <w:rFonts w:ascii="宋体" w:eastAsia="宋体" w:hAnsi="宋体" w:cs="宋体" w:hint="eastAsia"/>
                 <w:sz w:val="21"/>
                 <w:szCs w:val="21"/>
                 <w:lang w:val="en-US" w:eastAsia="zh-CN"/>
               </w:rPr>
-              <w:t>胡葛鹏宇</w:t>
+              <w:t>肖龙莽</w:t>
             </w:r>
           </w:p>
         </w:tc>
@@ -836,33 +825,28 @@
               <w:ind w:left="671"/>
               <w:textAlignment w:val="baseline"/>
               <w:rPr>
-                <w:rFonts w:ascii="宋体" w:hAnsi="宋体" w:eastAsia="宋体" w:cs="宋体"/>
+                <w:rFonts w:ascii="宋体" w:eastAsia="宋体" w:hAnsi="宋体" w:cs="宋体"/>
                 <w:sz w:val="21"/>
                 <w:szCs w:val="21"/>
               </w:rPr>
             </w:pPr>
             <w:r>
               <w:rPr>
-                <w:rFonts w:ascii="宋体" w:hAnsi="宋体" w:eastAsia="宋体" w:cs="宋体"/>
+                <w:rFonts w:ascii="宋体" w:eastAsia="宋体" w:hAnsi="宋体" w:cs="宋体"/>
                 <w:spacing w:val="-3"/>
                 <w:sz w:val="21"/>
                 <w:szCs w:val="21"/>
               </w:rPr>
-              <w:t>黄益溪</w:t>
+              <w:t>吴向阳</w:t>
             </w:r>
           </w:p>
         </w:tc>
       </w:tr>
       <w:tr>
         <w:tblPrEx>
-          <w:tblBorders>
-            <w:top w:val="single" w:color="000000" w:sz="4" w:space="0"/>
-            <w:left w:val="single" w:color="000000" w:sz="4" w:space="0"/>
-            <w:bottom w:val="single" w:color="000000" w:sz="4" w:space="0"/>
-            <w:right w:val="single" w:color="000000" w:sz="4" w:space="0"/>
-            <w:insideH w:val="single" w:color="000000" w:sz="4" w:space="0"/>
-            <w:insideV w:val="single" w:color="000000" w:sz="4" w:space="0"/>
-          </w:tblBorders>
+          <w:tblW w:w="9072" w:type="dxa"/>
+          <w:tblInd w:w="5" w:type="dxa"/>
+          <w:tblLayout w:type="fixed"/>
           <w:tblCellMar>
             <w:top w:w="0" w:type="dxa"/>
             <w:left w:w="0" w:type="dxa"/>
@@ -871,7 +855,7 @@
           </w:tblCellMar>
         </w:tblPrEx>
         <w:trPr>
-          <w:trHeight w:val="474" w:hRule="atLeast"/>
+          <w:trHeight w:val="474"/>
         </w:trPr>
         <w:tc>
           <w:tcPr>
@@ -879,7 +863,7 @@
           </w:tcPr>
           <w:p>
             <w:pPr>
-              <w:pStyle w:val="25"/>
+              <w:pStyle w:val="TableText"/>
               <w:keepNext w:val="0"/>
               <w:keepLines w:val="0"/>
               <w:pageBreakBefore w:val="0"/>
@@ -903,7 +887,7 @@
           </w:tcPr>
           <w:p>
             <w:pPr>
-              <w:pStyle w:val="25"/>
+              <w:pStyle w:val="TableText"/>
               <w:keepNext w:val="0"/>
               <w:keepLines w:val="0"/>
               <w:pageBreakBefore w:val="0"/>
@@ -927,7 +911,7 @@
           </w:tcPr>
           <w:p>
             <w:pPr>
-              <w:pStyle w:val="25"/>
+              <w:pStyle w:val="TableText"/>
               <w:keepNext w:val="0"/>
               <w:keepLines w:val="0"/>
               <w:pageBreakBefore w:val="0"/>
@@ -951,7 +935,7 @@
           </w:tcPr>
           <w:p>
             <w:pPr>
-              <w:pStyle w:val="25"/>
+              <w:pStyle w:val="TableText"/>
               <w:keepNext w:val="0"/>
               <w:keepLines w:val="0"/>
               <w:pageBreakBefore w:val="0"/>
@@ -975,7 +959,7 @@
           </w:tcPr>
           <w:p>
             <w:pPr>
-              <w:pStyle w:val="25"/>
+              <w:pStyle w:val="TableText"/>
               <w:keepNext w:val="0"/>
               <w:keepLines w:val="0"/>
               <w:pageBreakBefore w:val="0"/>
@@ -996,14 +980,9 @@
       </w:tr>
       <w:tr>
         <w:tblPrEx>
-          <w:tblBorders>
-            <w:top w:val="single" w:color="000000" w:sz="4" w:space="0"/>
-            <w:left w:val="single" w:color="000000" w:sz="4" w:space="0"/>
-            <w:bottom w:val="single" w:color="000000" w:sz="4" w:space="0"/>
-            <w:right w:val="single" w:color="000000" w:sz="4" w:space="0"/>
-            <w:insideH w:val="single" w:color="000000" w:sz="4" w:space="0"/>
-            <w:insideV w:val="single" w:color="000000" w:sz="4" w:space="0"/>
-          </w:tblBorders>
+          <w:tblW w:w="9072" w:type="dxa"/>
+          <w:tblInd w:w="5" w:type="dxa"/>
+          <w:tblLayout w:type="fixed"/>
           <w:tblCellMar>
             <w:top w:w="0" w:type="dxa"/>
             <w:left w:w="0" w:type="dxa"/>
@@ -1012,7 +991,7 @@
           </w:tblCellMar>
         </w:tblPrEx>
         <w:trPr>
-          <w:trHeight w:val="474" w:hRule="atLeast"/>
+          <w:trHeight w:val="474"/>
         </w:trPr>
         <w:tc>
           <w:tcPr>
@@ -1020,7 +999,7 @@
           </w:tcPr>
           <w:p>
             <w:pPr>
-              <w:pStyle w:val="25"/>
+              <w:pStyle w:val="TableText"/>
               <w:keepNext w:val="0"/>
               <w:keepLines w:val="0"/>
               <w:pageBreakBefore w:val="0"/>
@@ -1044,7 +1023,7 @@
           </w:tcPr>
           <w:p>
             <w:pPr>
-              <w:pStyle w:val="25"/>
+              <w:pStyle w:val="TableText"/>
               <w:keepNext w:val="0"/>
               <w:keepLines w:val="0"/>
               <w:pageBreakBefore w:val="0"/>
@@ -1068,7 +1047,7 @@
           </w:tcPr>
           <w:p>
             <w:pPr>
-              <w:pStyle w:val="25"/>
+              <w:pStyle w:val="TableText"/>
               <w:keepNext w:val="0"/>
               <w:keepLines w:val="0"/>
               <w:pageBreakBefore w:val="0"/>
@@ -1092,7 +1071,7 @@
           </w:tcPr>
           <w:p>
             <w:pPr>
-              <w:pStyle w:val="25"/>
+              <w:pStyle w:val="TableText"/>
               <w:keepNext w:val="0"/>
               <w:keepLines w:val="0"/>
               <w:pageBreakBefore w:val="0"/>
@@ -1116,7 +1095,7 @@
           </w:tcPr>
           <w:p>
             <w:pPr>
-              <w:pStyle w:val="25"/>
+              <w:pStyle w:val="TableText"/>
               <w:keepNext w:val="0"/>
               <w:keepLines w:val="0"/>
               <w:pageBreakBefore w:val="0"/>
@@ -1137,14 +1116,9 @@
       </w:tr>
       <w:tr>
         <w:tblPrEx>
-          <w:tblBorders>
-            <w:top w:val="single" w:color="000000" w:sz="4" w:space="0"/>
-            <w:left w:val="single" w:color="000000" w:sz="4" w:space="0"/>
-            <w:bottom w:val="single" w:color="000000" w:sz="4" w:space="0"/>
-            <w:right w:val="single" w:color="000000" w:sz="4" w:space="0"/>
-            <w:insideH w:val="single" w:color="000000" w:sz="4" w:space="0"/>
-            <w:insideV w:val="single" w:color="000000" w:sz="4" w:space="0"/>
-          </w:tblBorders>
+          <w:tblW w:w="9072" w:type="dxa"/>
+          <w:tblInd w:w="5" w:type="dxa"/>
+          <w:tblLayout w:type="fixed"/>
           <w:tblCellMar>
             <w:top w:w="0" w:type="dxa"/>
             <w:left w:w="0" w:type="dxa"/>
@@ -1153,7 +1127,7 @@
           </w:tblCellMar>
         </w:tblPrEx>
         <w:trPr>
-          <w:trHeight w:val="474" w:hRule="atLeast"/>
+          <w:trHeight w:val="474"/>
         </w:trPr>
         <w:tc>
           <w:tcPr>
@@ -1161,7 +1135,7 @@
           </w:tcPr>
           <w:p>
             <w:pPr>
-              <w:pStyle w:val="25"/>
+              <w:pStyle w:val="TableText"/>
               <w:keepNext w:val="0"/>
               <w:keepLines w:val="0"/>
               <w:pageBreakBefore w:val="0"/>
@@ -1185,7 +1159,7 @@
           </w:tcPr>
           <w:p>
             <w:pPr>
-              <w:pStyle w:val="25"/>
+              <w:pStyle w:val="TableText"/>
               <w:keepNext w:val="0"/>
               <w:keepLines w:val="0"/>
               <w:pageBreakBefore w:val="0"/>
@@ -1209,7 +1183,7 @@
           </w:tcPr>
           <w:p>
             <w:pPr>
-              <w:pStyle w:val="25"/>
+              <w:pStyle w:val="TableText"/>
               <w:keepNext w:val="0"/>
               <w:keepLines w:val="0"/>
               <w:pageBreakBefore w:val="0"/>
@@ -1233,7 +1207,7 @@
           </w:tcPr>
           <w:p>
             <w:pPr>
-              <w:pStyle w:val="25"/>
+              <w:pStyle w:val="TableText"/>
               <w:keepNext w:val="0"/>
               <w:keepLines w:val="0"/>
               <w:pageBreakBefore w:val="0"/>
@@ -1257,7 +1231,7 @@
           </w:tcPr>
           <w:p>
             <w:pPr>
-              <w:pStyle w:val="25"/>
+              <w:pStyle w:val="TableText"/>
               <w:keepNext w:val="0"/>
               <w:keepLines w:val="0"/>
               <w:pageBreakBefore w:val="0"/>
@@ -1278,14 +1252,9 @@
       </w:tr>
       <w:tr>
         <w:tblPrEx>
-          <w:tblBorders>
-            <w:top w:val="single" w:color="000000" w:sz="4" w:space="0"/>
-            <w:left w:val="single" w:color="000000" w:sz="4" w:space="0"/>
-            <w:bottom w:val="single" w:color="000000" w:sz="4" w:space="0"/>
-            <w:right w:val="single" w:color="000000" w:sz="4" w:space="0"/>
-            <w:insideH w:val="single" w:color="000000" w:sz="4" w:space="0"/>
-            <w:insideV w:val="single" w:color="000000" w:sz="4" w:space="0"/>
-          </w:tblBorders>
+          <w:tblW w:w="9072" w:type="dxa"/>
+          <w:tblInd w:w="5" w:type="dxa"/>
+          <w:tblLayout w:type="fixed"/>
           <w:tblCellMar>
             <w:top w:w="0" w:type="dxa"/>
             <w:left w:w="0" w:type="dxa"/>
@@ -1294,7 +1263,7 @@
           </w:tblCellMar>
         </w:tblPrEx>
         <w:trPr>
-          <w:trHeight w:val="474" w:hRule="atLeast"/>
+          <w:trHeight w:val="474"/>
         </w:trPr>
         <w:tc>
           <w:tcPr>
@@ -1302,7 +1271,7 @@
           </w:tcPr>
           <w:p>
             <w:pPr>
-              <w:pStyle w:val="25"/>
+              <w:pStyle w:val="TableText"/>
               <w:keepNext w:val="0"/>
               <w:keepLines w:val="0"/>
               <w:pageBreakBefore w:val="0"/>
@@ -1326,7 +1295,7 @@
           </w:tcPr>
           <w:p>
             <w:pPr>
-              <w:pStyle w:val="25"/>
+              <w:pStyle w:val="TableText"/>
               <w:keepNext w:val="0"/>
               <w:keepLines w:val="0"/>
               <w:pageBreakBefore w:val="0"/>
@@ -1350,7 +1319,7 @@
           </w:tcPr>
           <w:p>
             <w:pPr>
-              <w:pStyle w:val="25"/>
+              <w:pStyle w:val="TableText"/>
               <w:keepNext w:val="0"/>
               <w:keepLines w:val="0"/>
               <w:pageBreakBefore w:val="0"/>
@@ -1374,7 +1343,7 @@
           </w:tcPr>
           <w:p>
             <w:pPr>
-              <w:pStyle w:val="25"/>
+              <w:pStyle w:val="TableText"/>
               <w:keepNext w:val="0"/>
               <w:keepLines w:val="0"/>
               <w:pageBreakBefore w:val="0"/>
@@ -1398,7 +1367,7 @@
           </w:tcPr>
           <w:p>
             <w:pPr>
-              <w:pStyle w:val="25"/>
+              <w:pStyle w:val="TableText"/>
               <w:keepNext w:val="0"/>
               <w:keepLines w:val="0"/>
               <w:pageBreakBefore w:val="0"/>
@@ -1419,14 +1388,9 @@
       </w:tr>
       <w:tr>
         <w:tblPrEx>
-          <w:tblBorders>
-            <w:top w:val="single" w:color="000000" w:sz="4" w:space="0"/>
-            <w:left w:val="single" w:color="000000" w:sz="4" w:space="0"/>
-            <w:bottom w:val="single" w:color="000000" w:sz="4" w:space="0"/>
-            <w:right w:val="single" w:color="000000" w:sz="4" w:space="0"/>
-            <w:insideH w:val="single" w:color="000000" w:sz="4" w:space="0"/>
-            <w:insideV w:val="single" w:color="000000" w:sz="4" w:space="0"/>
-          </w:tblBorders>
+          <w:tblW w:w="9072" w:type="dxa"/>
+          <w:tblInd w:w="5" w:type="dxa"/>
+          <w:tblLayout w:type="fixed"/>
           <w:tblCellMar>
             <w:top w:w="0" w:type="dxa"/>
             <w:left w:w="0" w:type="dxa"/>
@@ -1435,7 +1399,7 @@
           </w:tblCellMar>
         </w:tblPrEx>
         <w:trPr>
-          <w:trHeight w:val="528" w:hRule="atLeast"/>
+          <w:trHeight w:val="528"/>
         </w:trPr>
         <w:tc>
           <w:tcPr>
@@ -1443,7 +1407,7 @@
           </w:tcPr>
           <w:p>
             <w:pPr>
-              <w:pStyle w:val="25"/>
+              <w:pStyle w:val="TableText"/>
               <w:keepNext w:val="0"/>
               <w:keepLines w:val="0"/>
               <w:pageBreakBefore w:val="0"/>
@@ -1467,7 +1431,7 @@
           </w:tcPr>
           <w:p>
             <w:pPr>
-              <w:pStyle w:val="25"/>
+              <w:pStyle w:val="TableText"/>
               <w:keepNext w:val="0"/>
               <w:keepLines w:val="0"/>
               <w:pageBreakBefore w:val="0"/>
@@ -1491,7 +1455,7 @@
           </w:tcPr>
           <w:p>
             <w:pPr>
-              <w:pStyle w:val="25"/>
+              <w:pStyle w:val="TableText"/>
               <w:keepNext w:val="0"/>
               <w:keepLines w:val="0"/>
               <w:pageBreakBefore w:val="0"/>
@@ -1515,7 +1479,7 @@
           </w:tcPr>
           <w:p>
             <w:pPr>
-              <w:pStyle w:val="25"/>
+              <w:pStyle w:val="TableText"/>
               <w:keepNext w:val="0"/>
               <w:keepLines w:val="0"/>
               <w:pageBreakBefore w:val="0"/>
@@ -1539,7 +1503,7 @@
           </w:tcPr>
           <w:p>
             <w:pPr>
-              <w:pStyle w:val="25"/>
+              <w:pStyle w:val="TableText"/>
               <w:keepNext w:val="0"/>
               <w:keepLines w:val="0"/>
               <w:pageBreakBefore w:val="0"/>
@@ -1560,14 +1524,9 @@
       </w:tr>
       <w:tr>
         <w:tblPrEx>
-          <w:tblBorders>
-            <w:top w:val="single" w:color="000000" w:sz="4" w:space="0"/>
-            <w:left w:val="single" w:color="000000" w:sz="4" w:space="0"/>
-            <w:bottom w:val="single" w:color="000000" w:sz="4" w:space="0"/>
-            <w:right w:val="single" w:color="000000" w:sz="4" w:space="0"/>
-            <w:insideH w:val="single" w:color="000000" w:sz="4" w:space="0"/>
-            <w:insideV w:val="single" w:color="000000" w:sz="4" w:space="0"/>
-          </w:tblBorders>
+          <w:tblW w:w="9072" w:type="dxa"/>
+          <w:tblInd w:w="5" w:type="dxa"/>
+          <w:tblLayout w:type="fixed"/>
           <w:tblCellMar>
             <w:top w:w="0" w:type="dxa"/>
             <w:left w:w="0" w:type="dxa"/>
@@ -1576,7 +1535,7 @@
           </w:tblCellMar>
         </w:tblPrEx>
         <w:trPr>
-          <w:trHeight w:val="589" w:hRule="atLeast"/>
+          <w:trHeight w:val="589"/>
         </w:trPr>
         <w:tc>
           <w:tcPr>
@@ -1584,7 +1543,7 @@
           </w:tcPr>
           <w:p>
             <w:pPr>
-              <w:pStyle w:val="25"/>
+              <w:pStyle w:val="TableText"/>
               <w:keepNext w:val="0"/>
               <w:keepLines w:val="0"/>
               <w:pageBreakBefore w:val="0"/>
@@ -1608,7 +1567,7 @@
           </w:tcPr>
           <w:p>
             <w:pPr>
-              <w:pStyle w:val="25"/>
+              <w:pStyle w:val="TableText"/>
               <w:keepNext w:val="0"/>
               <w:keepLines w:val="0"/>
               <w:pageBreakBefore w:val="0"/>
@@ -1632,7 +1591,7 @@
           </w:tcPr>
           <w:p>
             <w:pPr>
-              <w:pStyle w:val="25"/>
+              <w:pStyle w:val="TableText"/>
               <w:keepNext w:val="0"/>
               <w:keepLines w:val="0"/>
               <w:pageBreakBefore w:val="0"/>
@@ -1656,7 +1615,7 @@
           </w:tcPr>
           <w:p>
             <w:pPr>
-              <w:pStyle w:val="25"/>
+              <w:pStyle w:val="TableText"/>
               <w:keepNext w:val="0"/>
               <w:keepLines w:val="0"/>
               <w:pageBreakBefore w:val="0"/>
@@ -1680,7 +1639,7 @@
           </w:tcPr>
           <w:p>
             <w:pPr>
-              <w:pStyle w:val="25"/>
+              <w:pStyle w:val="TableText"/>
               <w:keepNext w:val="0"/>
               <w:keepLines w:val="0"/>
               <w:pageBreakBefore w:val="0"/>
@@ -1702,7 +1661,7 @@
     </w:tbl>
     <w:p>
       <w:pPr>
-        <w:pStyle w:val="12"/>
+        <w:pStyle w:val="BodyText"/>
         <w:keepNext w:val="0"/>
         <w:keepLines w:val="0"/>
         <w:pageBreakBefore w:val="0"/>
@@ -1736,18 +1695,18 @@
         <w:snapToGrid w:val="0"/>
         <w:textAlignment w:val="baseline"/>
         <w:sectPr>
-          <w:headerReference r:id="rId7" w:type="default"/>
-          <w:footerReference r:id="rId8" w:type="default"/>
+          <w:headerReference w:type="default" r:id="rId7"/>
+          <w:footerReference w:type="default" r:id="rId8"/>
           <w:pgSz w:w="11906" w:h="16839"/>
           <w:pgMar w:top="400" w:right="1127" w:bottom="1234" w:left="1696" w:header="0" w:footer="1070" w:gutter="0"/>
-          <w:cols w:space="720" w:num="1"/>
+          <w:cols w:num="1" w:space="720"/>
         </w:sectPr>
       </w:pPr>
     </w:p>
     <w:sdt>
       <w:sdtPr>
         <w:rPr>
-          <w:rFonts w:ascii="宋体" w:hAnsi="宋体" w:eastAsia="宋体" w:cs="Arial"/>
+          <w:rFonts w:ascii="宋体" w:eastAsia="宋体" w:hAnsi="宋体" w:cs="Arial"/>
           <w:snapToGrid w:val="0"/>
           <w:color w:val="000000"/>
           <w:kern w:val="0"/>
@@ -1763,7 +1722,7 @@
       </w:sdtPr>
       <w:sdtEndPr>
         <w:rPr>
-          <w:rFonts w:ascii="Times New Roman" w:hAnsi="Times New Roman" w:eastAsia="Times New Roman" w:cs="Times New Roman"/>
+          <w:rFonts w:ascii="Times New Roman" w:eastAsia="Times New Roman" w:hAnsi="Times New Roman" w:cs="Times New Roman"/>
           <w:snapToGrid w:val="0"/>
           <w:color w:val="000000"/>
           <w:kern w:val="0"/>
@@ -1789,13 +1748,13 @@
             <w:adjustRightInd w:val="0"/>
             <w:snapToGrid w:val="0"/>
             <w:spacing w:before="0" w:beforeLines="0" w:after="0" w:afterLines="0" w:line="240" w:lineRule="auto"/>
-            <w:ind w:left="0" w:leftChars="0" w:right="0" w:rightChars="0" w:firstLine="0" w:firstLineChars="0"/>
+            <w:ind w:left="0" w:right="0" w:firstLine="0" w:leftChars="0" w:rightChars="0" w:firstLineChars="0"/>
             <w:jc w:val="center"/>
             <w:textAlignment w:val="baseline"/>
           </w:pPr>
           <w:r>
             <w:rPr>
-              <w:rFonts w:ascii="宋体" w:hAnsi="宋体" w:eastAsia="宋体"/>
+              <w:rFonts w:ascii="宋体" w:eastAsia="宋体" w:hAnsi="宋体"/>
               <w:sz w:val="21"/>
             </w:rPr>
             <w:t>目录</w:t>
@@ -1803,7 +1762,7 @@
         </w:p>
         <w:p>
           <w:pPr>
-            <w:pStyle w:val="16"/>
+            <w:pStyle w:val="TOC1"/>
             <w:keepNext w:val="0"/>
             <w:keepLines w:val="0"/>
             <w:pageBreakBefore w:val="0"/>
@@ -1824,7 +1783,7 @@
           </w:pPr>
           <w:r>
             <w:rPr>
-              <w:rFonts w:ascii="Times New Roman" w:hAnsi="Times New Roman" w:eastAsia="Times New Roman" w:cs="Times New Roman"/>
+              <w:rFonts w:ascii="Times New Roman" w:eastAsia="Times New Roman" w:hAnsi="Times New Roman" w:cs="Times New Roman"/>
               <w:sz w:val="24"/>
               <w:szCs w:val="24"/>
             </w:rPr>
@@ -1832,7 +1791,7 @@
           </w:r>
           <w:r>
             <w:rPr>
-              <w:rFonts w:ascii="Times New Roman" w:hAnsi="Times New Roman" w:eastAsia="Times New Roman" w:cs="Times New Roman"/>
+              <w:rFonts w:ascii="Times New Roman" w:eastAsia="Times New Roman" w:hAnsi="Times New Roman" w:cs="Times New Roman"/>
               <w:sz w:val="24"/>
               <w:szCs w:val="24"/>
             </w:rPr>
@@ -1840,7 +1799,7 @@
           </w:r>
           <w:r>
             <w:rPr>
-              <w:rFonts w:ascii="Times New Roman" w:hAnsi="Times New Roman" w:eastAsia="Times New Roman" w:cs="Times New Roman"/>
+              <w:rFonts w:ascii="Times New Roman" w:eastAsia="Times New Roman" w:hAnsi="Times New Roman" w:cs="Times New Roman"/>
               <w:sz w:val="24"/>
               <w:szCs w:val="24"/>
             </w:rPr>
@@ -1848,21 +1807,21 @@
           </w:r>
           <w:r>
             <w:rPr>
-              <w:rFonts w:ascii="Times New Roman" w:hAnsi="Times New Roman" w:eastAsia="Times New Roman" w:cs="Times New Roman"/>
+              <w:rFonts w:ascii="Times New Roman" w:eastAsia="Times New Roman" w:hAnsi="Times New Roman" w:cs="Times New Roman"/>
               <w:szCs w:val="24"/>
             </w:rPr>
             <w:fldChar w:fldCharType="begin"/>
           </w:r>
           <w:r>
             <w:rPr>
-              <w:rFonts w:ascii="Times New Roman" w:hAnsi="Times New Roman" w:eastAsia="Times New Roman" w:cs="Times New Roman"/>
+              <w:rFonts w:ascii="Times New Roman" w:eastAsia="Times New Roman" w:hAnsi="Times New Roman" w:cs="Times New Roman"/>
               <w:szCs w:val="24"/>
             </w:rPr>
             <w:instrText xml:space="preserve"> HYPERLINK \l _Toc27558 </w:instrText>
           </w:r>
           <w:r>
             <w:rPr>
-              <w:rFonts w:ascii="Times New Roman" w:hAnsi="Times New Roman" w:eastAsia="Times New Roman" w:cs="Times New Roman"/>
+              <w:rFonts w:ascii="Times New Roman" w:eastAsia="Times New Roman" w:hAnsi="Times New Roman" w:cs="Times New Roman"/>
               <w:szCs w:val="24"/>
             </w:rPr>
             <w:fldChar w:fldCharType="separate"/>
@@ -1890,7 +1849,7 @@
           </w:r>
           <w:r>
             <w:rPr>
-              <w:rFonts w:ascii="Times New Roman" w:hAnsi="Times New Roman" w:eastAsia="Times New Roman" w:cs="Times New Roman"/>
+              <w:rFonts w:ascii="Times New Roman" w:eastAsia="Times New Roman" w:hAnsi="Times New Roman" w:cs="Times New Roman"/>
               <w:szCs w:val="24"/>
             </w:rPr>
             <w:fldChar w:fldCharType="end"/>
@@ -1898,7 +1857,7 @@
         </w:p>
         <w:p>
           <w:pPr>
-            <w:pStyle w:val="16"/>
+            <w:pStyle w:val="TOC1"/>
             <w:keepNext w:val="0"/>
             <w:keepLines w:val="0"/>
             <w:pageBreakBefore w:val="0"/>
@@ -1919,27 +1878,27 @@
           </w:pPr>
           <w:r>
             <w:rPr>
-              <w:rFonts w:ascii="Times New Roman" w:hAnsi="Times New Roman" w:eastAsia="Times New Roman" w:cs="Times New Roman"/>
+              <w:rFonts w:ascii="Times New Roman" w:eastAsia="Times New Roman" w:hAnsi="Times New Roman" w:cs="Times New Roman"/>
               <w:szCs w:val="24"/>
             </w:rPr>
             <w:fldChar w:fldCharType="begin"/>
           </w:r>
           <w:r>
             <w:rPr>
-              <w:rFonts w:ascii="Times New Roman" w:hAnsi="Times New Roman" w:eastAsia="Times New Roman" w:cs="Times New Roman"/>
+              <w:rFonts w:ascii="Times New Roman" w:eastAsia="Times New Roman" w:hAnsi="Times New Roman" w:cs="Times New Roman"/>
               <w:szCs w:val="24"/>
             </w:rPr>
             <w:instrText xml:space="preserve"> HYPERLINK \l _Toc31759 </w:instrText>
           </w:r>
           <w:r>
             <w:rPr>
-              <w:rFonts w:ascii="Times New Roman" w:hAnsi="Times New Roman" w:eastAsia="Times New Roman" w:cs="Times New Roman"/>
+              <w:rFonts w:ascii="Times New Roman" w:eastAsia="Times New Roman" w:hAnsi="Times New Roman" w:cs="Times New Roman"/>
               <w:szCs w:val="24"/>
             </w:rPr>
             <w:fldChar w:fldCharType="separate"/>
           </w:r>
           <w:r>
-            <w:t>甘肃国邦信息科技有限公司</w:t>
+            <w:t>中达丰集团有限公司</w:t>
           </w:r>
           <w:r>
             <w:tab/>
@@ -1961,7 +1920,7 @@
           </w:r>
           <w:r>
             <w:rPr>
-              <w:rFonts w:ascii="Times New Roman" w:hAnsi="Times New Roman" w:eastAsia="Times New Roman" w:cs="Times New Roman"/>
+              <w:rFonts w:ascii="Times New Roman" w:eastAsia="Times New Roman" w:hAnsi="Times New Roman" w:cs="Times New Roman"/>
               <w:szCs w:val="24"/>
             </w:rPr>
             <w:fldChar w:fldCharType="end"/>
@@ -1969,7 +1928,7 @@
         </w:p>
         <w:p>
           <w:pPr>
-            <w:pStyle w:val="16"/>
+            <w:pStyle w:val="TOC1"/>
             <w:keepNext w:val="0"/>
             <w:keepLines w:val="0"/>
             <w:pageBreakBefore w:val="0"/>
@@ -1990,28 +1949,28 @@
           </w:pPr>
           <w:r>
             <w:rPr>
-              <w:rFonts w:ascii="Times New Roman" w:hAnsi="Times New Roman" w:eastAsia="Times New Roman" w:cs="Times New Roman"/>
+              <w:rFonts w:ascii="Times New Roman" w:eastAsia="Times New Roman" w:hAnsi="Times New Roman" w:cs="Times New Roman"/>
               <w:szCs w:val="24"/>
             </w:rPr>
             <w:fldChar w:fldCharType="begin"/>
           </w:r>
           <w:r>
             <w:rPr>
-              <w:rFonts w:ascii="Times New Roman" w:hAnsi="Times New Roman" w:eastAsia="Times New Roman" w:cs="Times New Roman"/>
+              <w:rFonts w:ascii="Times New Roman" w:eastAsia="Times New Roman" w:hAnsi="Times New Roman" w:cs="Times New Roman"/>
               <w:szCs w:val="24"/>
             </w:rPr>
             <w:instrText xml:space="preserve"> HYPERLINK \l _Toc10006 </w:instrText>
           </w:r>
           <w:r>
             <w:rPr>
-              <w:rFonts w:ascii="Times New Roman" w:hAnsi="Times New Roman" w:eastAsia="Times New Roman" w:cs="Times New Roman"/>
+              <w:rFonts w:ascii="Times New Roman" w:eastAsia="Times New Roman" w:hAnsi="Times New Roman" w:cs="Times New Roman"/>
               <w:szCs w:val="24"/>
             </w:rPr>
             <w:fldChar w:fldCharType="separate"/>
           </w:r>
           <w:r>
             <w:rPr>
-              <w:rFonts w:ascii="宋体" w:hAnsi="宋体" w:eastAsia="宋体" w:cs="宋体"/>
+              <w:rFonts w:ascii="宋体" w:eastAsia="宋体" w:hAnsi="宋体" w:cs="宋体"/>
               <w:spacing w:val="-3"/>
               <w:szCs w:val="28"/>
             </w:rPr>
@@ -2037,7 +1996,7 @@
           </w:r>
           <w:r>
             <w:rPr>
-              <w:rFonts w:ascii="Times New Roman" w:hAnsi="Times New Roman" w:eastAsia="Times New Roman" w:cs="Times New Roman"/>
+              <w:rFonts w:ascii="Times New Roman" w:eastAsia="Times New Roman" w:hAnsi="Times New Roman" w:cs="Times New Roman"/>
               <w:szCs w:val="24"/>
             </w:rPr>
             <w:fldChar w:fldCharType="end"/>
@@ -2045,7 +2004,7 @@
         </w:p>
         <w:p>
           <w:pPr>
-            <w:pStyle w:val="16"/>
+            <w:pStyle w:val="TOC1"/>
             <w:keepNext w:val="0"/>
             <w:keepLines w:val="0"/>
             <w:pageBreakBefore w:val="0"/>
@@ -2066,21 +2025,21 @@
           </w:pPr>
           <w:r>
             <w:rPr>
-              <w:rFonts w:ascii="Times New Roman" w:hAnsi="Times New Roman" w:eastAsia="Times New Roman" w:cs="Times New Roman"/>
+              <w:rFonts w:ascii="Times New Roman" w:eastAsia="Times New Roman" w:hAnsi="Times New Roman" w:cs="Times New Roman"/>
               <w:szCs w:val="24"/>
             </w:rPr>
             <w:fldChar w:fldCharType="begin"/>
           </w:r>
           <w:r>
             <w:rPr>
-              <w:rFonts w:ascii="Times New Roman" w:hAnsi="Times New Roman" w:eastAsia="Times New Roman" w:cs="Times New Roman"/>
+              <w:rFonts w:ascii="Times New Roman" w:eastAsia="Times New Roman" w:hAnsi="Times New Roman" w:cs="Times New Roman"/>
               <w:szCs w:val="24"/>
             </w:rPr>
             <w:instrText xml:space="preserve"> HYPERLINK \l _Toc5745 </w:instrText>
           </w:r>
           <w:r>
             <w:rPr>
-              <w:rFonts w:ascii="Times New Roman" w:hAnsi="Times New Roman" w:eastAsia="Times New Roman" w:cs="Times New Roman"/>
+              <w:rFonts w:ascii="Times New Roman" w:eastAsia="Times New Roman" w:hAnsi="Times New Roman" w:cs="Times New Roman"/>
               <w:szCs w:val="24"/>
             </w:rPr>
             <w:fldChar w:fldCharType="separate"/>
@@ -2114,7 +2073,7 @@
           </w:r>
           <w:r>
             <w:rPr>
-              <w:rFonts w:ascii="Times New Roman" w:hAnsi="Times New Roman" w:eastAsia="Times New Roman" w:cs="Times New Roman"/>
+              <w:rFonts w:ascii="Times New Roman" w:eastAsia="Times New Roman" w:hAnsi="Times New Roman" w:cs="Times New Roman"/>
               <w:szCs w:val="24"/>
             </w:rPr>
             <w:fldChar w:fldCharType="end"/>
@@ -2122,7 +2081,7 @@
         </w:p>
         <w:p>
           <w:pPr>
-            <w:pStyle w:val="16"/>
+            <w:pStyle w:val="TOC1"/>
             <w:keepNext w:val="0"/>
             <w:keepLines w:val="0"/>
             <w:pageBreakBefore w:val="0"/>
@@ -2143,21 +2102,21 @@
           </w:pPr>
           <w:r>
             <w:rPr>
-              <w:rFonts w:ascii="Times New Roman" w:hAnsi="Times New Roman" w:eastAsia="Times New Roman" w:cs="Times New Roman"/>
+              <w:rFonts w:ascii="Times New Roman" w:eastAsia="Times New Roman" w:hAnsi="Times New Roman" w:cs="Times New Roman"/>
               <w:szCs w:val="24"/>
             </w:rPr>
             <w:fldChar w:fldCharType="begin"/>
           </w:r>
           <w:r>
             <w:rPr>
-              <w:rFonts w:ascii="Times New Roman" w:hAnsi="Times New Roman" w:eastAsia="Times New Roman" w:cs="Times New Roman"/>
+              <w:rFonts w:ascii="Times New Roman" w:eastAsia="Times New Roman" w:hAnsi="Times New Roman" w:cs="Times New Roman"/>
               <w:szCs w:val="24"/>
             </w:rPr>
             <w:instrText xml:space="preserve"> HYPERLINK \l _Toc10107 </w:instrText>
           </w:r>
           <w:r>
             <w:rPr>
-              <w:rFonts w:ascii="Times New Roman" w:hAnsi="Times New Roman" w:eastAsia="Times New Roman" w:cs="Times New Roman"/>
+              <w:rFonts w:ascii="Times New Roman" w:eastAsia="Times New Roman" w:hAnsi="Times New Roman" w:cs="Times New Roman"/>
               <w:szCs w:val="24"/>
             </w:rPr>
             <w:fldChar w:fldCharType="separate"/>
@@ -2191,7 +2150,7 @@
           </w:r>
           <w:r>
             <w:rPr>
-              <w:rFonts w:ascii="Times New Roman" w:hAnsi="Times New Roman" w:eastAsia="Times New Roman" w:cs="Times New Roman"/>
+              <w:rFonts w:ascii="Times New Roman" w:eastAsia="Times New Roman" w:hAnsi="Times New Roman" w:cs="Times New Roman"/>
               <w:szCs w:val="24"/>
             </w:rPr>
             <w:fldChar w:fldCharType="end"/>
@@ -2199,7 +2158,7 @@
         </w:p>
         <w:p>
           <w:pPr>
-            <w:pStyle w:val="16"/>
+            <w:pStyle w:val="TOC1"/>
             <w:keepNext w:val="0"/>
             <w:keepLines w:val="0"/>
             <w:pageBreakBefore w:val="0"/>
@@ -2220,21 +2179,21 @@
           </w:pPr>
           <w:r>
             <w:rPr>
-              <w:rFonts w:ascii="Times New Roman" w:hAnsi="Times New Roman" w:eastAsia="Times New Roman" w:cs="Times New Roman"/>
+              <w:rFonts w:ascii="Times New Roman" w:eastAsia="Times New Roman" w:hAnsi="Times New Roman" w:cs="Times New Roman"/>
               <w:szCs w:val="24"/>
             </w:rPr>
             <w:fldChar w:fldCharType="begin"/>
           </w:r>
           <w:r>
             <w:rPr>
-              <w:rFonts w:ascii="Times New Roman" w:hAnsi="Times New Roman" w:eastAsia="Times New Roman" w:cs="Times New Roman"/>
+              <w:rFonts w:ascii="Times New Roman" w:eastAsia="Times New Roman" w:hAnsi="Times New Roman" w:cs="Times New Roman"/>
               <w:szCs w:val="24"/>
             </w:rPr>
             <w:instrText xml:space="preserve"> HYPERLINK \l _Toc1466 </w:instrText>
           </w:r>
           <w:r>
             <w:rPr>
-              <w:rFonts w:ascii="Times New Roman" w:hAnsi="Times New Roman" w:eastAsia="Times New Roman" w:cs="Times New Roman"/>
+              <w:rFonts w:ascii="Times New Roman" w:eastAsia="Times New Roman" w:hAnsi="Times New Roman" w:cs="Times New Roman"/>
               <w:szCs w:val="24"/>
             </w:rPr>
             <w:fldChar w:fldCharType="separate"/>
@@ -2268,7 +2227,7 @@
           </w:r>
           <w:r>
             <w:rPr>
-              <w:rFonts w:ascii="Times New Roman" w:hAnsi="Times New Roman" w:eastAsia="Times New Roman" w:cs="Times New Roman"/>
+              <w:rFonts w:ascii="Times New Roman" w:eastAsia="Times New Roman" w:hAnsi="Times New Roman" w:cs="Times New Roman"/>
               <w:szCs w:val="24"/>
             </w:rPr>
             <w:fldChar w:fldCharType="end"/>
@@ -2276,7 +2235,7 @@
         </w:p>
         <w:p>
           <w:pPr>
-            <w:pStyle w:val="16"/>
+            <w:pStyle w:val="TOC1"/>
             <w:keepNext w:val="0"/>
             <w:keepLines w:val="0"/>
             <w:pageBreakBefore w:val="0"/>
@@ -2297,21 +2256,21 @@
           </w:pPr>
           <w:r>
             <w:rPr>
-              <w:rFonts w:ascii="Times New Roman" w:hAnsi="Times New Roman" w:eastAsia="Times New Roman" w:cs="Times New Roman"/>
+              <w:rFonts w:ascii="Times New Roman" w:eastAsia="Times New Roman" w:hAnsi="Times New Roman" w:cs="Times New Roman"/>
               <w:szCs w:val="24"/>
             </w:rPr>
             <w:fldChar w:fldCharType="begin"/>
           </w:r>
           <w:r>
             <w:rPr>
-              <w:rFonts w:ascii="Times New Roman" w:hAnsi="Times New Roman" w:eastAsia="Times New Roman" w:cs="Times New Roman"/>
+              <w:rFonts w:ascii="Times New Roman" w:eastAsia="Times New Roman" w:hAnsi="Times New Roman" w:cs="Times New Roman"/>
               <w:szCs w:val="24"/>
             </w:rPr>
             <w:instrText xml:space="preserve"> HYPERLINK \l _Toc27353 </w:instrText>
           </w:r>
           <w:r>
             <w:rPr>
-              <w:rFonts w:ascii="Times New Roman" w:hAnsi="Times New Roman" w:eastAsia="Times New Roman" w:cs="Times New Roman"/>
+              <w:rFonts w:ascii="Times New Roman" w:eastAsia="Times New Roman" w:hAnsi="Times New Roman" w:cs="Times New Roman"/>
               <w:szCs w:val="24"/>
             </w:rPr>
             <w:fldChar w:fldCharType="separate"/>
@@ -2345,7 +2304,7 @@
           </w:r>
           <w:r>
             <w:rPr>
-              <w:rFonts w:ascii="Times New Roman" w:hAnsi="Times New Roman" w:eastAsia="Times New Roman" w:cs="Times New Roman"/>
+              <w:rFonts w:ascii="Times New Roman" w:eastAsia="Times New Roman" w:hAnsi="Times New Roman" w:cs="Times New Roman"/>
               <w:szCs w:val="24"/>
             </w:rPr>
             <w:fldChar w:fldCharType="end"/>
@@ -2353,7 +2312,7 @@
         </w:p>
         <w:p>
           <w:pPr>
-            <w:pStyle w:val="16"/>
+            <w:pStyle w:val="TOC1"/>
             <w:keepNext w:val="0"/>
             <w:keepLines w:val="0"/>
             <w:pageBreakBefore w:val="0"/>
@@ -2374,21 +2333,21 @@
           </w:pPr>
           <w:r>
             <w:rPr>
-              <w:rFonts w:ascii="Times New Roman" w:hAnsi="Times New Roman" w:eastAsia="Times New Roman" w:cs="Times New Roman"/>
+              <w:rFonts w:ascii="Times New Roman" w:eastAsia="Times New Roman" w:hAnsi="Times New Roman" w:cs="Times New Roman"/>
               <w:szCs w:val="24"/>
             </w:rPr>
             <w:fldChar w:fldCharType="begin"/>
           </w:r>
           <w:r>
             <w:rPr>
-              <w:rFonts w:ascii="Times New Roman" w:hAnsi="Times New Roman" w:eastAsia="Times New Roman" w:cs="Times New Roman"/>
+              <w:rFonts w:ascii="Times New Roman" w:eastAsia="Times New Roman" w:hAnsi="Times New Roman" w:cs="Times New Roman"/>
               <w:szCs w:val="24"/>
             </w:rPr>
             <w:instrText xml:space="preserve"> HYPERLINK \l _Toc24602 </w:instrText>
           </w:r>
           <w:r>
             <w:rPr>
-              <w:rFonts w:ascii="Times New Roman" w:hAnsi="Times New Roman" w:eastAsia="Times New Roman" w:cs="Times New Roman"/>
+              <w:rFonts w:ascii="Times New Roman" w:eastAsia="Times New Roman" w:hAnsi="Times New Roman" w:cs="Times New Roman"/>
               <w:szCs w:val="24"/>
             </w:rPr>
             <w:fldChar w:fldCharType="separate"/>
@@ -2422,7 +2381,7 @@
           </w:r>
           <w:r>
             <w:rPr>
-              <w:rFonts w:ascii="Times New Roman" w:hAnsi="Times New Roman" w:eastAsia="Times New Roman" w:cs="Times New Roman"/>
+              <w:rFonts w:ascii="Times New Roman" w:eastAsia="Times New Roman" w:hAnsi="Times New Roman" w:cs="Times New Roman"/>
               <w:szCs w:val="24"/>
             </w:rPr>
             <w:fldChar w:fldCharType="end"/>
@@ -2430,7 +2389,7 @@
         </w:p>
         <w:p>
           <w:pPr>
-            <w:pStyle w:val="17"/>
+            <w:pStyle w:val="TOC2"/>
             <w:keepNext w:val="0"/>
             <w:keepLines w:val="0"/>
             <w:pageBreakBefore w:val="0"/>
@@ -2451,21 +2410,21 @@
           </w:pPr>
           <w:r>
             <w:rPr>
-              <w:rFonts w:ascii="Times New Roman" w:hAnsi="Times New Roman" w:eastAsia="Times New Roman" w:cs="Times New Roman"/>
+              <w:rFonts w:ascii="Times New Roman" w:eastAsia="Times New Roman" w:hAnsi="Times New Roman" w:cs="Times New Roman"/>
               <w:szCs w:val="24"/>
             </w:rPr>
             <w:fldChar w:fldCharType="begin"/>
           </w:r>
           <w:r>
             <w:rPr>
-              <w:rFonts w:ascii="Times New Roman" w:hAnsi="Times New Roman" w:eastAsia="Times New Roman" w:cs="Times New Roman"/>
+              <w:rFonts w:ascii="Times New Roman" w:eastAsia="Times New Roman" w:hAnsi="Times New Roman" w:cs="Times New Roman"/>
               <w:szCs w:val="24"/>
             </w:rPr>
             <w:instrText xml:space="preserve"> HYPERLINK \l _Toc26092 </w:instrText>
           </w:r>
           <w:r>
             <w:rPr>
-              <w:rFonts w:ascii="Times New Roman" w:hAnsi="Times New Roman" w:eastAsia="Times New Roman" w:cs="Times New Roman"/>
+              <w:rFonts w:ascii="Times New Roman" w:eastAsia="Times New Roman" w:hAnsi="Times New Roman" w:cs="Times New Roman"/>
               <w:szCs w:val="24"/>
             </w:rPr>
             <w:fldChar w:fldCharType="separate"/>
@@ -2499,7 +2458,7 @@
           </w:r>
           <w:r>
             <w:rPr>
-              <w:rFonts w:ascii="Times New Roman" w:hAnsi="Times New Roman" w:eastAsia="Times New Roman" w:cs="Times New Roman"/>
+              <w:rFonts w:ascii="Times New Roman" w:eastAsia="Times New Roman" w:hAnsi="Times New Roman" w:cs="Times New Roman"/>
               <w:szCs w:val="24"/>
             </w:rPr>
             <w:fldChar w:fldCharType="end"/>
@@ -2507,7 +2466,7 @@
         </w:p>
         <w:p>
           <w:pPr>
-            <w:pStyle w:val="17"/>
+            <w:pStyle w:val="TOC2"/>
             <w:keepNext w:val="0"/>
             <w:keepLines w:val="0"/>
             <w:pageBreakBefore w:val="0"/>
@@ -2528,21 +2487,21 @@
           </w:pPr>
           <w:r>
             <w:rPr>
-              <w:rFonts w:ascii="Times New Roman" w:hAnsi="Times New Roman" w:eastAsia="Times New Roman" w:cs="Times New Roman"/>
+              <w:rFonts w:ascii="Times New Roman" w:eastAsia="Times New Roman" w:hAnsi="Times New Roman" w:cs="Times New Roman"/>
               <w:szCs w:val="24"/>
             </w:rPr>
             <w:fldChar w:fldCharType="begin"/>
           </w:r>
           <w:r>
             <w:rPr>
-              <w:rFonts w:ascii="Times New Roman" w:hAnsi="Times New Roman" w:eastAsia="Times New Roman" w:cs="Times New Roman"/>
+              <w:rFonts w:ascii="Times New Roman" w:eastAsia="Times New Roman" w:hAnsi="Times New Roman" w:cs="Times New Roman"/>
               <w:szCs w:val="24"/>
             </w:rPr>
             <w:instrText xml:space="preserve"> HYPERLINK \l _Toc26981 </w:instrText>
           </w:r>
           <w:r>
             <w:rPr>
-              <w:rFonts w:ascii="Times New Roman" w:hAnsi="Times New Roman" w:eastAsia="Times New Roman" w:cs="Times New Roman"/>
+              <w:rFonts w:ascii="Times New Roman" w:eastAsia="Times New Roman" w:hAnsi="Times New Roman" w:cs="Times New Roman"/>
               <w:szCs w:val="24"/>
             </w:rPr>
             <w:fldChar w:fldCharType="separate"/>
@@ -2576,7 +2535,7 @@
           </w:r>
           <w:r>
             <w:rPr>
-              <w:rFonts w:ascii="Times New Roman" w:hAnsi="Times New Roman" w:eastAsia="Times New Roman" w:cs="Times New Roman"/>
+              <w:rFonts w:ascii="Times New Roman" w:eastAsia="Times New Roman" w:hAnsi="Times New Roman" w:cs="Times New Roman"/>
               <w:szCs w:val="24"/>
             </w:rPr>
             <w:fldChar w:fldCharType="end"/>
@@ -2584,7 +2543,7 @@
         </w:p>
         <w:p>
           <w:pPr>
-            <w:pStyle w:val="17"/>
+            <w:pStyle w:val="TOC2"/>
             <w:keepNext w:val="0"/>
             <w:keepLines w:val="0"/>
             <w:pageBreakBefore w:val="0"/>
@@ -2605,21 +2564,21 @@
           </w:pPr>
           <w:r>
             <w:rPr>
-              <w:rFonts w:ascii="Times New Roman" w:hAnsi="Times New Roman" w:eastAsia="Times New Roman" w:cs="Times New Roman"/>
+              <w:rFonts w:ascii="Times New Roman" w:eastAsia="Times New Roman" w:hAnsi="Times New Roman" w:cs="Times New Roman"/>
               <w:szCs w:val="24"/>
             </w:rPr>
             <w:fldChar w:fldCharType="begin"/>
           </w:r>
           <w:r>
             <w:rPr>
-              <w:rFonts w:ascii="Times New Roman" w:hAnsi="Times New Roman" w:eastAsia="Times New Roman" w:cs="Times New Roman"/>
+              <w:rFonts w:ascii="Times New Roman" w:eastAsia="Times New Roman" w:hAnsi="Times New Roman" w:cs="Times New Roman"/>
               <w:szCs w:val="24"/>
             </w:rPr>
             <w:instrText xml:space="preserve"> HYPERLINK \l _Toc3870 </w:instrText>
           </w:r>
           <w:r>
             <w:rPr>
-              <w:rFonts w:ascii="Times New Roman" w:hAnsi="Times New Roman" w:eastAsia="Times New Roman" w:cs="Times New Roman"/>
+              <w:rFonts w:ascii="Times New Roman" w:eastAsia="Times New Roman" w:hAnsi="Times New Roman" w:cs="Times New Roman"/>
               <w:szCs w:val="24"/>
             </w:rPr>
             <w:fldChar w:fldCharType="separate"/>
@@ -2660,7 +2619,7 @@
           </w:r>
           <w:r>
             <w:rPr>
-              <w:rFonts w:ascii="Times New Roman" w:hAnsi="Times New Roman" w:eastAsia="Times New Roman" w:cs="Times New Roman"/>
+              <w:rFonts w:ascii="Times New Roman" w:eastAsia="Times New Roman" w:hAnsi="Times New Roman" w:cs="Times New Roman"/>
               <w:szCs w:val="24"/>
             </w:rPr>
             <w:fldChar w:fldCharType="end"/>
@@ -2668,7 +2627,7 @@
         </w:p>
         <w:p>
           <w:pPr>
-            <w:pStyle w:val="13"/>
+            <w:pStyle w:val="TOC3"/>
             <w:keepNext w:val="0"/>
             <w:keepLines w:val="0"/>
             <w:pageBreakBefore w:val="0"/>
@@ -2689,21 +2648,21 @@
           </w:pPr>
           <w:r>
             <w:rPr>
-              <w:rFonts w:ascii="Times New Roman" w:hAnsi="Times New Roman" w:eastAsia="Times New Roman" w:cs="Times New Roman"/>
+              <w:rFonts w:ascii="Times New Roman" w:eastAsia="Times New Roman" w:hAnsi="Times New Roman" w:cs="Times New Roman"/>
               <w:szCs w:val="24"/>
             </w:rPr>
             <w:fldChar w:fldCharType="begin"/>
           </w:r>
           <w:r>
             <w:rPr>
-              <w:rFonts w:ascii="Times New Roman" w:hAnsi="Times New Roman" w:eastAsia="Times New Roman" w:cs="Times New Roman"/>
+              <w:rFonts w:ascii="Times New Roman" w:eastAsia="Times New Roman" w:hAnsi="Times New Roman" w:cs="Times New Roman"/>
               <w:szCs w:val="24"/>
             </w:rPr>
             <w:instrText xml:space="preserve"> HYPERLINK \l _Toc186 </w:instrText>
           </w:r>
           <w:r>
             <w:rPr>
-              <w:rFonts w:ascii="Times New Roman" w:hAnsi="Times New Roman" w:eastAsia="Times New Roman" w:cs="Times New Roman"/>
+              <w:rFonts w:ascii="Times New Roman" w:eastAsia="Times New Roman" w:hAnsi="Times New Roman" w:cs="Times New Roman"/>
               <w:szCs w:val="24"/>
             </w:rPr>
             <w:fldChar w:fldCharType="separate"/>
@@ -2737,7 +2696,7 @@
           </w:r>
           <w:r>
             <w:rPr>
-              <w:rFonts w:ascii="Times New Roman" w:hAnsi="Times New Roman" w:eastAsia="Times New Roman" w:cs="Times New Roman"/>
+              <w:rFonts w:ascii="Times New Roman" w:eastAsia="Times New Roman" w:hAnsi="Times New Roman" w:cs="Times New Roman"/>
               <w:szCs w:val="24"/>
             </w:rPr>
             <w:fldChar w:fldCharType="end"/>
@@ -2745,7 +2704,7 @@
         </w:p>
         <w:p>
           <w:pPr>
-            <w:pStyle w:val="13"/>
+            <w:pStyle w:val="TOC3"/>
             <w:keepNext w:val="0"/>
             <w:keepLines w:val="0"/>
             <w:pageBreakBefore w:val="0"/>
@@ -2766,21 +2725,21 @@
           </w:pPr>
           <w:r>
             <w:rPr>
-              <w:rFonts w:ascii="Times New Roman" w:hAnsi="Times New Roman" w:eastAsia="Times New Roman" w:cs="Times New Roman"/>
+              <w:rFonts w:ascii="Times New Roman" w:eastAsia="Times New Roman" w:hAnsi="Times New Roman" w:cs="Times New Roman"/>
               <w:szCs w:val="24"/>
             </w:rPr>
             <w:fldChar w:fldCharType="begin"/>
           </w:r>
           <w:r>
             <w:rPr>
-              <w:rFonts w:ascii="Times New Roman" w:hAnsi="Times New Roman" w:eastAsia="Times New Roman" w:cs="Times New Roman"/>
+              <w:rFonts w:ascii="Times New Roman" w:eastAsia="Times New Roman" w:hAnsi="Times New Roman" w:cs="Times New Roman"/>
               <w:szCs w:val="24"/>
             </w:rPr>
             <w:instrText xml:space="preserve"> HYPERLINK \l _Toc27137 </w:instrText>
           </w:r>
           <w:r>
             <w:rPr>
-              <w:rFonts w:ascii="Times New Roman" w:hAnsi="Times New Roman" w:eastAsia="Times New Roman" w:cs="Times New Roman"/>
+              <w:rFonts w:ascii="Times New Roman" w:eastAsia="Times New Roman" w:hAnsi="Times New Roman" w:cs="Times New Roman"/>
               <w:szCs w:val="24"/>
             </w:rPr>
             <w:fldChar w:fldCharType="separate"/>
@@ -2814,7 +2773,7 @@
           </w:r>
           <w:r>
             <w:rPr>
-              <w:rFonts w:ascii="Times New Roman" w:hAnsi="Times New Roman" w:eastAsia="Times New Roman" w:cs="Times New Roman"/>
+              <w:rFonts w:ascii="Times New Roman" w:eastAsia="Times New Roman" w:hAnsi="Times New Roman" w:cs="Times New Roman"/>
               <w:szCs w:val="24"/>
             </w:rPr>
             <w:fldChar w:fldCharType="end"/>
@@ -2822,7 +2781,7 @@
         </w:p>
         <w:p>
           <w:pPr>
-            <w:pStyle w:val="13"/>
+            <w:pStyle w:val="TOC3"/>
             <w:keepNext w:val="0"/>
             <w:keepLines w:val="0"/>
             <w:pageBreakBefore w:val="0"/>
@@ -2843,21 +2802,21 @@
           </w:pPr>
           <w:r>
             <w:rPr>
-              <w:rFonts w:ascii="Times New Roman" w:hAnsi="Times New Roman" w:eastAsia="Times New Roman" w:cs="Times New Roman"/>
+              <w:rFonts w:ascii="Times New Roman" w:eastAsia="Times New Roman" w:hAnsi="Times New Roman" w:cs="Times New Roman"/>
               <w:szCs w:val="24"/>
             </w:rPr>
             <w:fldChar w:fldCharType="begin"/>
           </w:r>
           <w:r>
             <w:rPr>
-              <w:rFonts w:ascii="Times New Roman" w:hAnsi="Times New Roman" w:eastAsia="Times New Roman" w:cs="Times New Roman"/>
+              <w:rFonts w:ascii="Times New Roman" w:eastAsia="Times New Roman" w:hAnsi="Times New Roman" w:cs="Times New Roman"/>
               <w:szCs w:val="24"/>
             </w:rPr>
             <w:instrText xml:space="preserve"> HYPERLINK \l _Toc137 </w:instrText>
           </w:r>
           <w:r>
             <w:rPr>
-              <w:rFonts w:ascii="Times New Roman" w:hAnsi="Times New Roman" w:eastAsia="Times New Roman" w:cs="Times New Roman"/>
+              <w:rFonts w:ascii="Times New Roman" w:eastAsia="Times New Roman" w:hAnsi="Times New Roman" w:cs="Times New Roman"/>
               <w:szCs w:val="24"/>
             </w:rPr>
             <w:fldChar w:fldCharType="separate"/>
@@ -2891,7 +2850,7 @@
           </w:r>
           <w:r>
             <w:rPr>
-              <w:rFonts w:ascii="Times New Roman" w:hAnsi="Times New Roman" w:eastAsia="Times New Roman" w:cs="Times New Roman"/>
+              <w:rFonts w:ascii="Times New Roman" w:eastAsia="Times New Roman" w:hAnsi="Times New Roman" w:cs="Times New Roman"/>
               <w:szCs w:val="24"/>
             </w:rPr>
             <w:fldChar w:fldCharType="end"/>
@@ -2899,7 +2858,7 @@
         </w:p>
         <w:p>
           <w:pPr>
-            <w:pStyle w:val="13"/>
+            <w:pStyle w:val="TOC3"/>
             <w:keepNext w:val="0"/>
             <w:keepLines w:val="0"/>
             <w:pageBreakBefore w:val="0"/>
@@ -2920,21 +2879,21 @@
           </w:pPr>
           <w:r>
             <w:rPr>
-              <w:rFonts w:ascii="Times New Roman" w:hAnsi="Times New Roman" w:eastAsia="Times New Roman" w:cs="Times New Roman"/>
+              <w:rFonts w:ascii="Times New Roman" w:eastAsia="Times New Roman" w:hAnsi="Times New Roman" w:cs="Times New Roman"/>
               <w:szCs w:val="24"/>
             </w:rPr>
             <w:fldChar w:fldCharType="begin"/>
           </w:r>
           <w:r>
             <w:rPr>
-              <w:rFonts w:ascii="Times New Roman" w:hAnsi="Times New Roman" w:eastAsia="Times New Roman" w:cs="Times New Roman"/>
+              <w:rFonts w:ascii="Times New Roman" w:eastAsia="Times New Roman" w:hAnsi="Times New Roman" w:cs="Times New Roman"/>
               <w:szCs w:val="24"/>
             </w:rPr>
             <w:instrText xml:space="preserve"> HYPERLINK \l _Toc24519 </w:instrText>
           </w:r>
           <w:r>
             <w:rPr>
-              <w:rFonts w:ascii="Times New Roman" w:hAnsi="Times New Roman" w:eastAsia="Times New Roman" w:cs="Times New Roman"/>
+              <w:rFonts w:ascii="Times New Roman" w:eastAsia="Times New Roman" w:hAnsi="Times New Roman" w:cs="Times New Roman"/>
               <w:szCs w:val="24"/>
             </w:rPr>
             <w:fldChar w:fldCharType="separate"/>
@@ -2968,7 +2927,7 @@
           </w:r>
           <w:r>
             <w:rPr>
-              <w:rFonts w:ascii="Times New Roman" w:hAnsi="Times New Roman" w:eastAsia="Times New Roman" w:cs="Times New Roman"/>
+              <w:rFonts w:ascii="Times New Roman" w:eastAsia="Times New Roman" w:hAnsi="Times New Roman" w:cs="Times New Roman"/>
               <w:szCs w:val="24"/>
             </w:rPr>
             <w:fldChar w:fldCharType="end"/>
@@ -2976,7 +2935,7 @@
         </w:p>
         <w:p>
           <w:pPr>
-            <w:pStyle w:val="13"/>
+            <w:pStyle w:val="TOC3"/>
             <w:keepNext w:val="0"/>
             <w:keepLines w:val="0"/>
             <w:pageBreakBefore w:val="0"/>
@@ -2997,21 +2956,21 @@
           </w:pPr>
           <w:r>
             <w:rPr>
-              <w:rFonts w:ascii="Times New Roman" w:hAnsi="Times New Roman" w:eastAsia="Times New Roman" w:cs="Times New Roman"/>
+              <w:rFonts w:ascii="Times New Roman" w:eastAsia="Times New Roman" w:hAnsi="Times New Roman" w:cs="Times New Roman"/>
               <w:szCs w:val="24"/>
             </w:rPr>
             <w:fldChar w:fldCharType="begin"/>
           </w:r>
           <w:r>
             <w:rPr>
-              <w:rFonts w:ascii="Times New Roman" w:hAnsi="Times New Roman" w:eastAsia="Times New Roman" w:cs="Times New Roman"/>
+              <w:rFonts w:ascii="Times New Roman" w:eastAsia="Times New Roman" w:hAnsi="Times New Roman" w:cs="Times New Roman"/>
               <w:szCs w:val="24"/>
             </w:rPr>
             <w:instrText xml:space="preserve"> HYPERLINK \l _Toc19385 </w:instrText>
           </w:r>
           <w:r>
             <w:rPr>
-              <w:rFonts w:ascii="Times New Roman" w:hAnsi="Times New Roman" w:eastAsia="Times New Roman" w:cs="Times New Roman"/>
+              <w:rFonts w:ascii="Times New Roman" w:eastAsia="Times New Roman" w:hAnsi="Times New Roman" w:cs="Times New Roman"/>
               <w:szCs w:val="24"/>
             </w:rPr>
             <w:fldChar w:fldCharType="separate"/>
@@ -3045,7 +3004,7 @@
           </w:r>
           <w:r>
             <w:rPr>
-              <w:rFonts w:ascii="Times New Roman" w:hAnsi="Times New Roman" w:eastAsia="Times New Roman" w:cs="Times New Roman"/>
+              <w:rFonts w:ascii="Times New Roman" w:eastAsia="Times New Roman" w:hAnsi="Times New Roman" w:cs="Times New Roman"/>
               <w:szCs w:val="24"/>
             </w:rPr>
             <w:fldChar w:fldCharType="end"/>
@@ -3053,7 +3012,7 @@
         </w:p>
         <w:p>
           <w:pPr>
-            <w:pStyle w:val="13"/>
+            <w:pStyle w:val="TOC3"/>
             <w:keepNext w:val="0"/>
             <w:keepLines w:val="0"/>
             <w:pageBreakBefore w:val="0"/>
@@ -3074,21 +3033,21 @@
           </w:pPr>
           <w:r>
             <w:rPr>
-              <w:rFonts w:ascii="Times New Roman" w:hAnsi="Times New Roman" w:eastAsia="Times New Roman" w:cs="Times New Roman"/>
+              <w:rFonts w:ascii="Times New Roman" w:eastAsia="Times New Roman" w:hAnsi="Times New Roman" w:cs="Times New Roman"/>
               <w:szCs w:val="24"/>
             </w:rPr>
             <w:fldChar w:fldCharType="begin"/>
           </w:r>
           <w:r>
             <w:rPr>
-              <w:rFonts w:ascii="Times New Roman" w:hAnsi="Times New Roman" w:eastAsia="Times New Roman" w:cs="Times New Roman"/>
+              <w:rFonts w:ascii="Times New Roman" w:eastAsia="Times New Roman" w:hAnsi="Times New Roman" w:cs="Times New Roman"/>
               <w:szCs w:val="24"/>
             </w:rPr>
             <w:instrText xml:space="preserve"> HYPERLINK \l _Toc21584 </w:instrText>
           </w:r>
           <w:r>
             <w:rPr>
-              <w:rFonts w:ascii="Times New Roman" w:hAnsi="Times New Roman" w:eastAsia="Times New Roman" w:cs="Times New Roman"/>
+              <w:rFonts w:ascii="Times New Roman" w:eastAsia="Times New Roman" w:hAnsi="Times New Roman" w:cs="Times New Roman"/>
               <w:szCs w:val="24"/>
             </w:rPr>
             <w:fldChar w:fldCharType="separate"/>
@@ -3122,7 +3081,7 @@
           </w:r>
           <w:r>
             <w:rPr>
-              <w:rFonts w:ascii="Times New Roman" w:hAnsi="Times New Roman" w:eastAsia="Times New Roman" w:cs="Times New Roman"/>
+              <w:rFonts w:ascii="Times New Roman" w:eastAsia="Times New Roman" w:hAnsi="Times New Roman" w:cs="Times New Roman"/>
               <w:szCs w:val="24"/>
             </w:rPr>
             <w:fldChar w:fldCharType="end"/>
@@ -3130,7 +3089,7 @@
         </w:p>
         <w:p>
           <w:pPr>
-            <w:pStyle w:val="13"/>
+            <w:pStyle w:val="TOC3"/>
             <w:keepNext w:val="0"/>
             <w:keepLines w:val="0"/>
             <w:pageBreakBefore w:val="0"/>
@@ -3151,21 +3110,21 @@
           </w:pPr>
           <w:r>
             <w:rPr>
-              <w:rFonts w:ascii="Times New Roman" w:hAnsi="Times New Roman" w:eastAsia="Times New Roman" w:cs="Times New Roman"/>
+              <w:rFonts w:ascii="Times New Roman" w:eastAsia="Times New Roman" w:hAnsi="Times New Roman" w:cs="Times New Roman"/>
               <w:szCs w:val="24"/>
             </w:rPr>
             <w:fldChar w:fldCharType="begin"/>
           </w:r>
           <w:r>
             <w:rPr>
-              <w:rFonts w:ascii="Times New Roman" w:hAnsi="Times New Roman" w:eastAsia="Times New Roman" w:cs="Times New Roman"/>
+              <w:rFonts w:ascii="Times New Roman" w:eastAsia="Times New Roman" w:hAnsi="Times New Roman" w:cs="Times New Roman"/>
               <w:szCs w:val="24"/>
             </w:rPr>
             <w:instrText xml:space="preserve"> HYPERLINK \l _Toc22771 </w:instrText>
           </w:r>
           <w:r>
             <w:rPr>
-              <w:rFonts w:ascii="Times New Roman" w:hAnsi="Times New Roman" w:eastAsia="Times New Roman" w:cs="Times New Roman"/>
+              <w:rFonts w:ascii="Times New Roman" w:eastAsia="Times New Roman" w:hAnsi="Times New Roman" w:cs="Times New Roman"/>
               <w:szCs w:val="24"/>
             </w:rPr>
             <w:fldChar w:fldCharType="separate"/>
@@ -3199,7 +3158,7 @@
           </w:r>
           <w:r>
             <w:rPr>
-              <w:rFonts w:ascii="Times New Roman" w:hAnsi="Times New Roman" w:eastAsia="Times New Roman" w:cs="Times New Roman"/>
+              <w:rFonts w:ascii="Times New Roman" w:eastAsia="Times New Roman" w:hAnsi="Times New Roman" w:cs="Times New Roman"/>
               <w:szCs w:val="24"/>
             </w:rPr>
             <w:fldChar w:fldCharType="end"/>
@@ -3207,7 +3166,7 @@
         </w:p>
         <w:p>
           <w:pPr>
-            <w:pStyle w:val="13"/>
+            <w:pStyle w:val="TOC3"/>
             <w:keepNext w:val="0"/>
             <w:keepLines w:val="0"/>
             <w:pageBreakBefore w:val="0"/>
@@ -3228,21 +3187,21 @@
           </w:pPr>
           <w:r>
             <w:rPr>
-              <w:rFonts w:ascii="Times New Roman" w:hAnsi="Times New Roman" w:eastAsia="Times New Roman" w:cs="Times New Roman"/>
+              <w:rFonts w:ascii="Times New Roman" w:eastAsia="Times New Roman" w:hAnsi="Times New Roman" w:cs="Times New Roman"/>
               <w:szCs w:val="24"/>
             </w:rPr>
             <w:fldChar w:fldCharType="begin"/>
           </w:r>
           <w:r>
             <w:rPr>
-              <w:rFonts w:ascii="Times New Roman" w:hAnsi="Times New Roman" w:eastAsia="Times New Roman" w:cs="Times New Roman"/>
+              <w:rFonts w:ascii="Times New Roman" w:eastAsia="Times New Roman" w:hAnsi="Times New Roman" w:cs="Times New Roman"/>
               <w:szCs w:val="24"/>
             </w:rPr>
             <w:instrText xml:space="preserve"> HYPERLINK \l _Toc9409 </w:instrText>
           </w:r>
           <w:r>
             <w:rPr>
-              <w:rFonts w:ascii="Times New Roman" w:hAnsi="Times New Roman" w:eastAsia="Times New Roman" w:cs="Times New Roman"/>
+              <w:rFonts w:ascii="Times New Roman" w:eastAsia="Times New Roman" w:hAnsi="Times New Roman" w:cs="Times New Roman"/>
               <w:szCs w:val="24"/>
             </w:rPr>
             <w:fldChar w:fldCharType="separate"/>
@@ -3276,7 +3235,7 @@
           </w:r>
           <w:r>
             <w:rPr>
-              <w:rFonts w:ascii="Times New Roman" w:hAnsi="Times New Roman" w:eastAsia="Times New Roman" w:cs="Times New Roman"/>
+              <w:rFonts w:ascii="Times New Roman" w:eastAsia="Times New Roman" w:hAnsi="Times New Roman" w:cs="Times New Roman"/>
               <w:szCs w:val="24"/>
             </w:rPr>
             <w:fldChar w:fldCharType="end"/>
@@ -3284,7 +3243,7 @@
         </w:p>
         <w:p>
           <w:pPr>
-            <w:pStyle w:val="16"/>
+            <w:pStyle w:val="TOC1"/>
             <w:keepNext w:val="0"/>
             <w:keepLines w:val="0"/>
             <w:pageBreakBefore w:val="0"/>
@@ -3305,21 +3264,21 @@
           </w:pPr>
           <w:r>
             <w:rPr>
-              <w:rFonts w:ascii="Times New Roman" w:hAnsi="Times New Roman" w:eastAsia="Times New Roman" w:cs="Times New Roman"/>
+              <w:rFonts w:ascii="Times New Roman" w:eastAsia="Times New Roman" w:hAnsi="Times New Roman" w:cs="Times New Roman"/>
               <w:szCs w:val="24"/>
             </w:rPr>
             <w:fldChar w:fldCharType="begin"/>
           </w:r>
           <w:r>
             <w:rPr>
-              <w:rFonts w:ascii="Times New Roman" w:hAnsi="Times New Roman" w:eastAsia="Times New Roman" w:cs="Times New Roman"/>
+              <w:rFonts w:ascii="Times New Roman" w:eastAsia="Times New Roman" w:hAnsi="Times New Roman" w:cs="Times New Roman"/>
               <w:szCs w:val="24"/>
             </w:rPr>
             <w:instrText xml:space="preserve"> HYPERLINK \l _Toc21861 </w:instrText>
           </w:r>
           <w:r>
             <w:rPr>
-              <w:rFonts w:ascii="Times New Roman" w:hAnsi="Times New Roman" w:eastAsia="Times New Roman" w:cs="Times New Roman"/>
+              <w:rFonts w:ascii="Times New Roman" w:eastAsia="Times New Roman" w:hAnsi="Times New Roman" w:cs="Times New Roman"/>
               <w:szCs w:val="24"/>
             </w:rPr>
             <w:fldChar w:fldCharType="separate"/>
@@ -3353,7 +3312,7 @@
           </w:r>
           <w:r>
             <w:rPr>
-              <w:rFonts w:ascii="Times New Roman" w:hAnsi="Times New Roman" w:eastAsia="Times New Roman" w:cs="Times New Roman"/>
+              <w:rFonts w:ascii="Times New Roman" w:eastAsia="Times New Roman" w:hAnsi="Times New Roman" w:cs="Times New Roman"/>
               <w:szCs w:val="24"/>
             </w:rPr>
             <w:fldChar w:fldCharType="end"/>
@@ -3361,7 +3320,7 @@
         </w:p>
         <w:p>
           <w:pPr>
-            <w:pStyle w:val="16"/>
+            <w:pStyle w:val="TOC1"/>
             <w:keepNext w:val="0"/>
             <w:keepLines w:val="0"/>
             <w:pageBreakBefore w:val="0"/>
@@ -3382,21 +3341,21 @@
           </w:pPr>
           <w:r>
             <w:rPr>
-              <w:rFonts w:ascii="Times New Roman" w:hAnsi="Times New Roman" w:eastAsia="Times New Roman" w:cs="Times New Roman"/>
+              <w:rFonts w:ascii="Times New Roman" w:eastAsia="Times New Roman" w:hAnsi="Times New Roman" w:cs="Times New Roman"/>
               <w:szCs w:val="24"/>
             </w:rPr>
             <w:fldChar w:fldCharType="begin"/>
           </w:r>
           <w:r>
             <w:rPr>
-              <w:rFonts w:ascii="Times New Roman" w:hAnsi="Times New Roman" w:eastAsia="Times New Roman" w:cs="Times New Roman"/>
+              <w:rFonts w:ascii="Times New Roman" w:eastAsia="Times New Roman" w:hAnsi="Times New Roman" w:cs="Times New Roman"/>
               <w:szCs w:val="24"/>
             </w:rPr>
             <w:instrText xml:space="preserve"> HYPERLINK \l _Toc25540 </w:instrText>
           </w:r>
           <w:r>
             <w:rPr>
-              <w:rFonts w:ascii="Times New Roman" w:hAnsi="Times New Roman" w:eastAsia="Times New Roman" w:cs="Times New Roman"/>
+              <w:rFonts w:ascii="Times New Roman" w:eastAsia="Times New Roman" w:hAnsi="Times New Roman" w:cs="Times New Roman"/>
               <w:szCs w:val="24"/>
             </w:rPr>
             <w:fldChar w:fldCharType="separate"/>
@@ -3428,7 +3387,7 @@
           </w:r>
           <w:r>
             <w:rPr>
-              <w:rFonts w:ascii="Times New Roman" w:hAnsi="Times New Roman" w:eastAsia="Times New Roman" w:cs="Times New Roman"/>
+              <w:rFonts w:ascii="Times New Roman" w:eastAsia="Times New Roman" w:hAnsi="Times New Roman" w:cs="Times New Roman"/>
               <w:szCs w:val="24"/>
             </w:rPr>
             <w:fldChar w:fldCharType="end"/>
@@ -3436,7 +3395,7 @@
         </w:p>
         <w:p>
           <w:pPr>
-            <w:pStyle w:val="16"/>
+            <w:pStyle w:val="TOC1"/>
             <w:keepNext w:val="0"/>
             <w:keepLines w:val="0"/>
             <w:pageBreakBefore w:val="0"/>
@@ -3457,21 +3416,21 @@
           </w:pPr>
           <w:r>
             <w:rPr>
-              <w:rFonts w:ascii="Times New Roman" w:hAnsi="Times New Roman" w:eastAsia="Times New Roman" w:cs="Times New Roman"/>
+              <w:rFonts w:ascii="Times New Roman" w:eastAsia="Times New Roman" w:hAnsi="Times New Roman" w:cs="Times New Roman"/>
               <w:szCs w:val="24"/>
             </w:rPr>
             <w:fldChar w:fldCharType="begin"/>
           </w:r>
           <w:r>
             <w:rPr>
-              <w:rFonts w:ascii="Times New Roman" w:hAnsi="Times New Roman" w:eastAsia="Times New Roman" w:cs="Times New Roman"/>
+              <w:rFonts w:ascii="Times New Roman" w:eastAsia="Times New Roman" w:hAnsi="Times New Roman" w:cs="Times New Roman"/>
               <w:szCs w:val="24"/>
             </w:rPr>
             <w:instrText xml:space="preserve"> HYPERLINK \l _Toc629 </w:instrText>
           </w:r>
           <w:r>
             <w:rPr>
-              <w:rFonts w:ascii="Times New Roman" w:hAnsi="Times New Roman" w:eastAsia="Times New Roman" w:cs="Times New Roman"/>
+              <w:rFonts w:ascii="Times New Roman" w:eastAsia="Times New Roman" w:hAnsi="Times New Roman" w:cs="Times New Roman"/>
               <w:szCs w:val="24"/>
             </w:rPr>
             <w:fldChar w:fldCharType="separate"/>
@@ -3505,7 +3464,7 @@
           </w:r>
           <w:r>
             <w:rPr>
-              <w:rFonts w:ascii="Times New Roman" w:hAnsi="Times New Roman" w:eastAsia="Times New Roman" w:cs="Times New Roman"/>
+              <w:rFonts w:ascii="Times New Roman" w:eastAsia="Times New Roman" w:hAnsi="Times New Roman" w:cs="Times New Roman"/>
               <w:szCs w:val="24"/>
             </w:rPr>
             <w:fldChar w:fldCharType="end"/>
@@ -3529,7 +3488,7 @@
             <w:spacing w:line="219" w:lineRule="auto"/>
             <w:textAlignment w:val="baseline"/>
             <w:rPr>
-              <w:rFonts w:ascii="Times New Roman" w:hAnsi="Times New Roman" w:eastAsia="Times New Roman" w:cs="Times New Roman"/>
+              <w:rFonts w:ascii="Times New Roman" w:eastAsia="Times New Roman" w:hAnsi="Times New Roman" w:cs="Times New Roman"/>
               <w:snapToGrid w:val="0"/>
               <w:color w:val="000000"/>
               <w:kern w:val="0"/>
@@ -3540,7 +3499,7 @@
           </w:pPr>
           <w:r>
             <w:rPr>
-              <w:rFonts w:ascii="Times New Roman" w:hAnsi="Times New Roman" w:eastAsia="Times New Roman" w:cs="Times New Roman"/>
+              <w:rFonts w:ascii="Times New Roman" w:eastAsia="Times New Roman" w:hAnsi="Times New Roman" w:cs="Times New Roman"/>
               <w:szCs w:val="24"/>
             </w:rPr>
             <w:fldChar w:fldCharType="end"/>
@@ -3566,7 +3525,7 @@
         <w:spacing w:line="219" w:lineRule="auto"/>
         <w:textAlignment w:val="baseline"/>
         <w:rPr>
-          <w:rFonts w:ascii="Times New Roman" w:hAnsi="Times New Roman" w:eastAsia="Times New Roman" w:cs="Times New Roman"/>
+          <w:rFonts w:ascii="Times New Roman" w:eastAsia="Times New Roman" w:hAnsi="Times New Roman" w:cs="Times New Roman"/>
           <w:snapToGrid w:val="0"/>
           <w:color w:val="000000"/>
           <w:kern w:val="0"/>
@@ -3575,16 +3534,16 @@
           <w:lang w:val="en-US" w:eastAsia="en-US" w:bidi="ar-SA"/>
         </w:rPr>
         <w:sectPr>
-          <w:footerReference r:id="rId9" w:type="default"/>
+          <w:footerReference w:type="default" r:id="rId9"/>
           <w:pgSz w:w="11906" w:h="16839"/>
           <w:pgMar w:top="1040" w:right="1710" w:bottom="1234" w:left="1704" w:header="0" w:footer="1070" w:gutter="0"/>
-          <w:cols w:space="720" w:num="1"/>
+          <w:cols w:num="1" w:space="720"/>
         </w:sectPr>
       </w:pPr>
     </w:p>
     <w:p>
       <w:pPr>
-        <w:pStyle w:val="26"/>
+        <w:pStyle w:val="1"/>
         <w:keepNext w:val="0"/>
         <w:keepLines w:val="0"/>
         <w:pageBreakBefore w:val="0"/>
@@ -3608,7 +3567,7 @@
     </w:p>
     <w:p>
       <w:pPr>
-        <w:pStyle w:val="27"/>
+        <w:pStyle w:val="a"/>
         <w:keepNext w:val="0"/>
         <w:keepLines w:val="0"/>
         <w:pageBreakBefore w:val="0"/>
@@ -3630,7 +3589,7 @@
     </w:p>
     <w:p>
       <w:pPr>
-        <w:pStyle w:val="27"/>
+        <w:pStyle w:val="a"/>
         <w:keepNext w:val="0"/>
         <w:keepLines w:val="0"/>
         <w:pageBreakBefore w:val="0"/>
@@ -3670,17 +3629,17 @@
         <w:adjustRightInd w:val="0"/>
         <w:snapToGrid w:val="0"/>
         <w:spacing w:line="360" w:lineRule="auto"/>
-        <w:ind w:left="425" w:leftChars="0" w:right="0" w:hanging="425" w:firstLineChars="0"/>
+        <w:ind w:left="425" w:right="0" w:hanging="425" w:leftChars="0" w:firstLineChars="0"/>
         <w:textAlignment w:val="baseline"/>
         <w:rPr>
-          <w:rFonts w:ascii="宋体" w:hAnsi="宋体" w:eastAsia="宋体" w:cs="宋体"/>
+          <w:rFonts w:ascii="宋体" w:eastAsia="宋体" w:hAnsi="宋体" w:cs="宋体"/>
           <w:sz w:val="24"/>
           <w:szCs w:val="24"/>
         </w:rPr>
       </w:pPr>
       <w:r>
         <w:rPr>
-          <w:rFonts w:ascii="宋体" w:hAnsi="宋体" w:eastAsia="宋体" w:cs="宋体"/>
+          <w:rFonts w:ascii="宋体" w:eastAsia="宋体" w:hAnsi="宋体" w:cs="宋体"/>
           <w:spacing w:val="-4"/>
           <w:sz w:val="24"/>
           <w:szCs w:val="24"/>
@@ -3689,7 +3648,7 @@
       </w:r>
       <w:r>
         <w:rPr>
-          <w:rFonts w:ascii="Calibri" w:hAnsi="Calibri" w:eastAsia="Calibri" w:cs="Calibri"/>
+          <w:rFonts w:ascii="Calibri" w:eastAsia="Calibri" w:hAnsi="Calibri" w:cs="Calibri"/>
           <w:spacing w:val="-4"/>
           <w:sz w:val="24"/>
           <w:szCs w:val="24"/>
@@ -3698,7 +3657,7 @@
       </w:r>
       <w:r>
         <w:rPr>
-          <w:rFonts w:ascii="宋体" w:hAnsi="宋体" w:eastAsia="宋体" w:cs="宋体"/>
+          <w:rFonts w:ascii="宋体" w:eastAsia="宋体" w:hAnsi="宋体" w:cs="宋体"/>
           <w:spacing w:val="-4"/>
           <w:sz w:val="24"/>
           <w:szCs w:val="24"/>
@@ -3726,17 +3685,17 @@
         <w:adjustRightInd w:val="0"/>
         <w:snapToGrid w:val="0"/>
         <w:spacing w:line="360" w:lineRule="auto"/>
-        <w:ind w:left="425" w:leftChars="0" w:right="0" w:hanging="425" w:firstLineChars="0"/>
+        <w:ind w:left="425" w:right="0" w:hanging="425" w:leftChars="0" w:firstLineChars="0"/>
         <w:textAlignment w:val="baseline"/>
         <w:rPr>
-          <w:rFonts w:ascii="宋体" w:hAnsi="宋体" w:eastAsia="宋体" w:cs="宋体"/>
+          <w:rFonts w:ascii="宋体" w:eastAsia="宋体" w:hAnsi="宋体" w:cs="宋体"/>
           <w:sz w:val="24"/>
           <w:szCs w:val="24"/>
         </w:rPr>
       </w:pPr>
       <w:r>
         <w:rPr>
-          <w:rFonts w:ascii="宋体" w:hAnsi="宋体" w:eastAsia="宋体" w:cs="宋体"/>
+          <w:rFonts w:ascii="宋体" w:eastAsia="宋体" w:hAnsi="宋体" w:cs="宋体"/>
           <w:spacing w:val="-4"/>
           <w:sz w:val="24"/>
           <w:szCs w:val="24"/>
@@ -3745,7 +3704,7 @@
       </w:r>
       <w:r>
         <w:rPr>
-          <w:rFonts w:ascii="Calibri" w:hAnsi="Calibri" w:eastAsia="Calibri" w:cs="Calibri"/>
+          <w:rFonts w:ascii="Calibri" w:eastAsia="Calibri" w:hAnsi="Calibri" w:cs="Calibri"/>
           <w:spacing w:val="-4"/>
           <w:sz w:val="24"/>
           <w:szCs w:val="24"/>
@@ -3754,7 +3713,7 @@
       </w:r>
       <w:r>
         <w:rPr>
-          <w:rFonts w:ascii="宋体" w:hAnsi="宋体" w:eastAsia="宋体" w:cs="宋体"/>
+          <w:rFonts w:ascii="宋体" w:eastAsia="宋体" w:hAnsi="宋体" w:cs="宋体"/>
           <w:spacing w:val="-4"/>
           <w:sz w:val="24"/>
           <w:szCs w:val="24"/>
@@ -3763,7 +3722,7 @@
       </w:r>
       <w:r>
         <w:rPr>
-          <w:rFonts w:ascii="宋体" w:hAnsi="宋体" w:eastAsia="宋体" w:cs="宋体"/>
+          <w:rFonts w:ascii="宋体" w:eastAsia="宋体" w:hAnsi="宋体" w:cs="宋体"/>
           <w:spacing w:val="-5"/>
           <w:sz w:val="24"/>
           <w:szCs w:val="24"/>
@@ -3791,17 +3750,17 @@
         <w:adjustRightInd w:val="0"/>
         <w:snapToGrid w:val="0"/>
         <w:spacing w:line="360" w:lineRule="auto"/>
-        <w:ind w:left="425" w:leftChars="0" w:right="0" w:hanging="425" w:firstLineChars="0"/>
+        <w:ind w:left="425" w:right="0" w:hanging="425" w:leftChars="0" w:firstLineChars="0"/>
         <w:textAlignment w:val="baseline"/>
         <w:rPr>
-          <w:rFonts w:ascii="宋体" w:hAnsi="宋体" w:eastAsia="宋体" w:cs="宋体"/>
+          <w:rFonts w:ascii="宋体" w:eastAsia="宋体" w:hAnsi="宋体" w:cs="宋体"/>
           <w:sz w:val="24"/>
           <w:szCs w:val="24"/>
         </w:rPr>
       </w:pPr>
       <w:r>
         <w:rPr>
-          <w:rFonts w:ascii="宋体" w:hAnsi="宋体" w:eastAsia="宋体" w:cs="宋体"/>
+          <w:rFonts w:ascii="宋体" w:eastAsia="宋体" w:hAnsi="宋体" w:cs="宋体"/>
           <w:spacing w:val="-3"/>
           <w:sz w:val="24"/>
           <w:szCs w:val="24"/>
@@ -3829,17 +3788,17 @@
         <w:adjustRightInd w:val="0"/>
         <w:snapToGrid w:val="0"/>
         <w:spacing w:line="360" w:lineRule="auto"/>
-        <w:ind w:left="425" w:leftChars="0" w:right="0" w:hanging="425" w:firstLineChars="0"/>
+        <w:ind w:left="425" w:right="0" w:hanging="425" w:leftChars="0" w:firstLineChars="0"/>
         <w:textAlignment w:val="baseline"/>
         <w:rPr>
-          <w:rFonts w:ascii="宋体" w:hAnsi="宋体" w:eastAsia="宋体" w:cs="宋体"/>
+          <w:rFonts w:ascii="宋体" w:eastAsia="宋体" w:hAnsi="宋体" w:cs="宋体"/>
           <w:sz w:val="24"/>
           <w:szCs w:val="24"/>
         </w:rPr>
       </w:pPr>
       <w:r>
         <w:rPr>
-          <w:rFonts w:ascii="宋体" w:hAnsi="宋体" w:eastAsia="宋体" w:cs="宋体"/>
+          <w:rFonts w:ascii="宋体" w:eastAsia="宋体" w:hAnsi="宋体" w:cs="宋体"/>
           <w:spacing w:val="-3"/>
           <w:sz w:val="24"/>
           <w:szCs w:val="24"/>
@@ -3848,7 +3807,7 @@
       </w:r>
       <w:r>
         <w:rPr>
-          <w:rFonts w:ascii="宋体" w:hAnsi="宋体" w:eastAsia="宋体" w:cs="宋体"/>
+          <w:rFonts w:ascii="宋体" w:eastAsia="宋体" w:hAnsi="宋体" w:cs="宋体"/>
           <w:spacing w:val="-8"/>
           <w:sz w:val="24"/>
           <w:szCs w:val="24"/>
@@ -3876,17 +3835,17 @@
         <w:adjustRightInd w:val="0"/>
         <w:snapToGrid w:val="0"/>
         <w:spacing w:line="360" w:lineRule="auto"/>
-        <w:ind w:left="425" w:leftChars="0" w:right="0" w:hanging="425" w:firstLineChars="0"/>
+        <w:ind w:left="425" w:right="0" w:hanging="425" w:leftChars="0" w:firstLineChars="0"/>
         <w:textAlignment w:val="baseline"/>
         <w:rPr>
-          <w:rFonts w:ascii="宋体" w:hAnsi="宋体" w:eastAsia="宋体" w:cs="宋体"/>
+          <w:rFonts w:ascii="宋体" w:eastAsia="宋体" w:hAnsi="宋体" w:cs="宋体"/>
           <w:sz w:val="24"/>
           <w:szCs w:val="24"/>
         </w:rPr>
       </w:pPr>
       <w:r>
         <w:rPr>
-          <w:rFonts w:ascii="宋体" w:hAnsi="宋体" w:eastAsia="宋体" w:cs="宋体"/>
+          <w:rFonts w:ascii="宋体" w:eastAsia="宋体" w:hAnsi="宋体" w:cs="宋体"/>
           <w:spacing w:val="-3"/>
           <w:sz w:val="24"/>
           <w:szCs w:val="24"/>
@@ -3896,7 +3855,7 @@
     </w:p>
     <w:p>
       <w:pPr>
-        <w:pStyle w:val="26"/>
+        <w:pStyle w:val="1"/>
         <w:keepNext w:val="0"/>
         <w:keepLines w:val="0"/>
         <w:pageBreakBefore w:val="0"/>
@@ -3920,7 +3879,7 @@
     </w:p>
     <w:p>
       <w:pPr>
-        <w:pStyle w:val="27"/>
+        <w:pStyle w:val="a"/>
         <w:keepNext w:val="0"/>
         <w:keepLines w:val="0"/>
         <w:pageBreakBefore w:val="0"/>
@@ -3937,12 +3896,12 @@
         <w:textAlignment w:val="baseline"/>
       </w:pPr>
       <w:r>
-        <w:t>本流程适用于甘肃国邦信息科技有限公司的IT服务团队，对软件和硬件的发布进行规划、设计、构建和测试。</w:t>
+        <w:t>本流程适用于中达丰集团有限公司的IT服务团队，对软件和硬件的发布进行规划、设计、构建和测试。</w:t>
       </w:r>
     </w:p>
     <w:p>
       <w:pPr>
-        <w:pStyle w:val="27"/>
+        <w:pStyle w:val="a"/>
         <w:keepNext w:val="0"/>
         <w:keepLines w:val="0"/>
         <w:pageBreakBefore w:val="0"/>
@@ -3956,7 +3915,7 @@
         <w:bidi w:val="0"/>
         <w:adjustRightInd w:val="0"/>
         <w:snapToGrid w:val="0"/>
-        <w:ind w:left="0" w:leftChars="0" w:firstLine="0" w:firstLineChars="0"/>
+        <w:ind w:left="0" w:firstLine="0" w:leftChars="0" w:firstLineChars="0"/>
         <w:textAlignment w:val="baseline"/>
       </w:pPr>
       <w:r>
@@ -3965,7 +3924,7 @@
     </w:p>
     <w:p>
       <w:pPr>
-        <w:pStyle w:val="39"/>
+        <w:pStyle w:val="a3"/>
         <w:keepNext w:val="0"/>
         <w:keepLines w:val="0"/>
         <w:pageBreakBefore w:val="0"/>
@@ -3991,7 +3950,7 @@
     </w:p>
     <w:p>
       <w:pPr>
-        <w:pStyle w:val="39"/>
+        <w:pStyle w:val="a3"/>
         <w:keepNext w:val="0"/>
         <w:keepLines w:val="0"/>
         <w:pageBreakBefore w:val="0"/>
@@ -4017,7 +3976,7 @@
     </w:p>
     <w:p>
       <w:pPr>
-        <w:pStyle w:val="39"/>
+        <w:pStyle w:val="a3"/>
         <w:keepNext w:val="0"/>
         <w:keepLines w:val="0"/>
         <w:pageBreakBefore w:val="0"/>
@@ -4043,7 +4002,7 @@
     </w:p>
     <w:p>
       <w:pPr>
-        <w:pStyle w:val="39"/>
+        <w:pStyle w:val="a3"/>
         <w:keepNext w:val="0"/>
         <w:keepLines w:val="0"/>
         <w:pageBreakBefore w:val="0"/>
@@ -4069,7 +4028,7 @@
     </w:p>
     <w:p>
       <w:pPr>
-        <w:pStyle w:val="39"/>
+        <w:pStyle w:val="a3"/>
         <w:keepNext w:val="0"/>
         <w:keepLines w:val="0"/>
         <w:pageBreakBefore w:val="0"/>
@@ -4102,7 +4061,7 @@
     </w:p>
     <w:p>
       <w:pPr>
-        <w:pStyle w:val="26"/>
+        <w:pStyle w:val="1"/>
         <w:keepNext w:val="0"/>
         <w:keepLines w:val="0"/>
         <w:pageBreakBefore w:val="0"/>
@@ -4149,16 +4108,16 @@
     </w:p>
     <w:tbl>
       <w:tblPr>
-        <w:tblStyle w:val="24"/>
+        <w:tblStyle w:val="TableNormal0"/>
         <w:tblW w:w="8559" w:type="dxa"/>
         <w:jc w:val="center"/>
         <w:tblBorders>
-          <w:top w:val="single" w:color="000000" w:sz="4" w:space="0"/>
-          <w:left w:val="single" w:color="000000" w:sz="4" w:space="0"/>
-          <w:bottom w:val="single" w:color="000000" w:sz="4" w:space="0"/>
-          <w:right w:val="single" w:color="000000" w:sz="4" w:space="0"/>
-          <w:insideH w:val="single" w:color="000000" w:sz="4" w:space="0"/>
-          <w:insideV w:val="single" w:color="000000" w:sz="4" w:space="0"/>
+          <w:top w:val="single" w:sz="4" w:space="0" w:color="000000"/>
+          <w:left w:val="single" w:sz="4" w:space="0" w:color="000000"/>
+          <w:bottom w:val="single" w:sz="4" w:space="0" w:color="000000"/>
+          <w:right w:val="single" w:sz="4" w:space="0" w:color="000000"/>
+          <w:insideH w:val="single" w:sz="4" w:space="0" w:color="000000"/>
+          <w:insideV w:val="single" w:sz="4" w:space="0" w:color="000000"/>
         </w:tblBorders>
         <w:tblLayout w:type="fixed"/>
         <w:tblCellMar>
@@ -4179,14 +4138,17 @@
       </w:tblGrid>
       <w:tr>
         <w:tblPrEx>
+          <w:tblW w:w="8559" w:type="dxa"/>
+          <w:jc w:val="center"/>
           <w:tblBorders>
-            <w:top w:val="single" w:color="000000" w:sz="4" w:space="0"/>
-            <w:left w:val="single" w:color="000000" w:sz="4" w:space="0"/>
-            <w:bottom w:val="single" w:color="000000" w:sz="4" w:space="0"/>
-            <w:right w:val="single" w:color="000000" w:sz="4" w:space="0"/>
-            <w:insideH w:val="single" w:color="000000" w:sz="4" w:space="0"/>
-            <w:insideV w:val="single" w:color="000000" w:sz="4" w:space="0"/>
+            <w:top w:val="single" w:sz="4" w:space="0" w:color="000000"/>
+            <w:left w:val="single" w:sz="4" w:space="0" w:color="000000"/>
+            <w:bottom w:val="single" w:sz="4" w:space="0" w:color="000000"/>
+            <w:right w:val="single" w:sz="4" w:space="0" w:color="000000"/>
+            <w:insideH w:val="single" w:sz="4" w:space="0" w:color="000000"/>
+            <w:insideV w:val="single" w:sz="4" w:space="0" w:color="000000"/>
           </w:tblBorders>
+          <w:tblLayout w:type="fixed"/>
           <w:tblCellMar>
             <w:top w:w="0" w:type="dxa"/>
             <w:left w:w="0" w:type="dxa"/>
@@ -4197,7 +4159,7 @@
         <w:trPr>
           <w:gridAfter w:val="1"/>
           <w:wAfter w:w="38" w:type="dxa"/>
-          <w:trHeight w:val="569" w:hRule="atLeast"/>
+          <w:trHeight w:val="569"/>
           <w:jc w:val="center"/>
         </w:trPr>
         <w:tc>
@@ -4225,14 +4187,14 @@
               <w:ind w:left="581"/>
               <w:textAlignment w:val="baseline"/>
               <w:rPr>
-                <w:rFonts w:ascii="宋体" w:hAnsi="宋体" w:eastAsia="宋体" w:cs="宋体"/>
+                <w:rFonts w:ascii="宋体" w:eastAsia="宋体" w:hAnsi="宋体" w:cs="宋体"/>
                 <w:sz w:val="21"/>
                 <w:szCs w:val="21"/>
               </w:rPr>
             </w:pPr>
             <w:r>
               <w:rPr>
-                <w:rFonts w:ascii="宋体" w:hAnsi="宋体" w:eastAsia="宋体" w:cs="宋体"/>
+                <w:rFonts w:ascii="宋体" w:eastAsia="宋体" w:hAnsi="宋体" w:cs="宋体"/>
                 <w:b/>
                 <w:bCs/>
                 <w:spacing w:val="-8"/>
@@ -4243,7 +4205,7 @@
             </w:r>
             <w:r>
               <w:rPr>
-                <w:rFonts w:ascii="宋体" w:hAnsi="宋体" w:eastAsia="宋体" w:cs="宋体"/>
+                <w:rFonts w:ascii="宋体" w:eastAsia="宋体" w:hAnsi="宋体" w:cs="宋体"/>
                 <w:spacing w:val="8"/>
                 <w:sz w:val="21"/>
                 <w:szCs w:val="21"/>
@@ -4252,7 +4214,7 @@
             </w:r>
             <w:r>
               <w:rPr>
-                <w:rFonts w:ascii="宋体" w:hAnsi="宋体" w:eastAsia="宋体" w:cs="宋体"/>
+                <w:rFonts w:ascii="宋体" w:eastAsia="宋体" w:hAnsi="宋体" w:cs="宋体"/>
                 <w:b/>
                 <w:bCs/>
                 <w:spacing w:val="-8"/>
@@ -4288,14 +4250,14 @@
               <w:ind w:left="995"/>
               <w:textAlignment w:val="baseline"/>
               <w:rPr>
-                <w:rFonts w:ascii="宋体" w:hAnsi="宋体" w:eastAsia="宋体" w:cs="宋体"/>
+                <w:rFonts w:ascii="宋体" w:eastAsia="宋体" w:hAnsi="宋体" w:cs="宋体"/>
                 <w:sz w:val="21"/>
                 <w:szCs w:val="21"/>
               </w:rPr>
             </w:pPr>
             <w:r>
               <w:rPr>
-                <w:rFonts w:ascii="宋体" w:hAnsi="宋体" w:eastAsia="宋体" w:cs="宋体"/>
+                <w:rFonts w:ascii="宋体" w:eastAsia="宋体" w:hAnsi="宋体" w:cs="宋体"/>
                 <w:b/>
                 <w:bCs/>
                 <w:spacing w:val="-5"/>
@@ -4331,14 +4293,14 @@
               <w:ind w:left="1858"/>
               <w:textAlignment w:val="baseline"/>
               <w:rPr>
-                <w:rFonts w:ascii="宋体" w:hAnsi="宋体" w:eastAsia="宋体" w:cs="宋体"/>
+                <w:rFonts w:ascii="宋体" w:eastAsia="宋体" w:hAnsi="宋体" w:cs="宋体"/>
                 <w:sz w:val="21"/>
                 <w:szCs w:val="21"/>
               </w:rPr>
             </w:pPr>
             <w:r>
               <w:rPr>
-                <w:rFonts w:ascii="宋体" w:hAnsi="宋体" w:eastAsia="宋体" w:cs="宋体"/>
+                <w:rFonts w:ascii="宋体" w:eastAsia="宋体" w:hAnsi="宋体" w:cs="宋体"/>
                 <w:b/>
                 <w:bCs/>
                 <w:spacing w:val="-9"/>
@@ -4349,7 +4311,7 @@
             </w:r>
             <w:r>
               <w:rPr>
-                <w:rFonts w:ascii="宋体" w:hAnsi="宋体" w:eastAsia="宋体" w:cs="宋体"/>
+                <w:rFonts w:ascii="宋体" w:eastAsia="宋体" w:hAnsi="宋体" w:cs="宋体"/>
                 <w:spacing w:val="10"/>
                 <w:sz w:val="21"/>
                 <w:szCs w:val="21"/>
@@ -4358,7 +4320,7 @@
             </w:r>
             <w:r>
               <w:rPr>
-                <w:rFonts w:ascii="宋体" w:hAnsi="宋体" w:eastAsia="宋体" w:cs="宋体"/>
+                <w:rFonts w:ascii="宋体" w:eastAsia="宋体" w:hAnsi="宋体" w:cs="宋体"/>
                 <w:b/>
                 <w:bCs/>
                 <w:spacing w:val="-9"/>
@@ -4372,14 +4334,9 @@
       </w:tr>
       <w:tr>
         <w:tblPrEx>
-          <w:tblBorders>
-            <w:top w:val="single" w:color="000000" w:sz="4" w:space="0"/>
-            <w:left w:val="single" w:color="000000" w:sz="4" w:space="0"/>
-            <w:bottom w:val="single" w:color="000000" w:sz="4" w:space="0"/>
-            <w:right w:val="single" w:color="000000" w:sz="4" w:space="0"/>
-            <w:insideH w:val="single" w:color="000000" w:sz="4" w:space="0"/>
-            <w:insideV w:val="single" w:color="000000" w:sz="4" w:space="0"/>
-          </w:tblBorders>
+          <w:tblW w:w="8559" w:type="dxa"/>
+          <w:jc w:val="center"/>
+          <w:tblLayout w:type="fixed"/>
           <w:tblCellMar>
             <w:top w:w="0" w:type="dxa"/>
             <w:left w:w="0" w:type="dxa"/>
@@ -4390,7 +4347,7 @@
         <w:trPr>
           <w:gridAfter w:val="1"/>
           <w:wAfter w:w="38" w:type="dxa"/>
-          <w:trHeight w:val="1797" w:hRule="atLeast"/>
+          <w:trHeight w:val="1797"/>
           <w:jc w:val="center"/>
         </w:trPr>
         <w:tc>
@@ -4418,14 +4375,14 @@
               <w:ind w:left="527"/>
               <w:textAlignment w:val="baseline"/>
               <w:rPr>
-                <w:rFonts w:ascii="宋体" w:hAnsi="宋体" w:eastAsia="宋体" w:cs="宋体"/>
+                <w:rFonts w:ascii="宋体" w:eastAsia="宋体" w:hAnsi="宋体" w:cs="宋体"/>
                 <w:sz w:val="21"/>
                 <w:szCs w:val="21"/>
               </w:rPr>
             </w:pPr>
             <w:r>
               <w:rPr>
-                <w:rFonts w:ascii="宋体" w:hAnsi="宋体" w:eastAsia="宋体" w:cs="宋体"/>
+                <w:rFonts w:ascii="宋体" w:eastAsia="宋体" w:hAnsi="宋体" w:cs="宋体"/>
                 <w:spacing w:val="-2"/>
                 <w:sz w:val="21"/>
                 <w:szCs w:val="21"/>
@@ -4459,14 +4416,14 @@
               <w:ind w:left="1124"/>
               <w:textAlignment w:val="baseline"/>
               <w:rPr>
-                <w:rFonts w:ascii="Times New Roman" w:hAnsi="Times New Roman" w:eastAsia="Times New Roman" w:cs="Times New Roman"/>
+                <w:rFonts w:ascii="Times New Roman" w:eastAsia="Times New Roman" w:hAnsi="Times New Roman" w:cs="Times New Roman"/>
                 <w:sz w:val="21"/>
                 <w:szCs w:val="21"/>
               </w:rPr>
             </w:pPr>
             <w:r>
               <w:rPr>
-                <w:rFonts w:ascii="Times New Roman" w:hAnsi="Times New Roman" w:eastAsia="Times New Roman" w:cs="Times New Roman"/>
+                <w:rFonts w:ascii="Times New Roman" w:eastAsia="Times New Roman" w:hAnsi="Times New Roman" w:cs="Times New Roman"/>
                 <w:spacing w:val="-2"/>
                 <w:sz w:val="21"/>
                 <w:szCs w:val="21"/>
@@ -4493,14 +4450,14 @@
               <w:ind w:left="543"/>
               <w:textAlignment w:val="baseline"/>
               <w:rPr>
-                <w:rFonts w:ascii="Times New Roman" w:hAnsi="Times New Roman" w:eastAsia="Times New Roman" w:cs="Times New Roman"/>
+                <w:rFonts w:ascii="Times New Roman" w:eastAsia="Times New Roman" w:hAnsi="Times New Roman" w:cs="Times New Roman"/>
                 <w:sz w:val="21"/>
                 <w:szCs w:val="21"/>
               </w:rPr>
             </w:pPr>
             <w:r>
               <w:rPr>
-                <w:rFonts w:ascii="Times New Roman" w:hAnsi="Times New Roman" w:eastAsia="Times New Roman" w:cs="Times New Roman"/>
+                <w:rFonts w:ascii="Times New Roman" w:eastAsia="Times New Roman" w:hAnsi="Times New Roman" w:cs="Times New Roman"/>
                 <w:spacing w:val="-2"/>
                 <w:sz w:val="21"/>
                 <w:szCs w:val="21"/>
@@ -4509,7 +4466,7 @@
             </w:r>
             <w:r>
               <w:rPr>
-                <w:rFonts w:ascii="Times New Roman" w:hAnsi="Times New Roman" w:eastAsia="Times New Roman" w:cs="Times New Roman"/>
+                <w:rFonts w:ascii="Times New Roman" w:eastAsia="Times New Roman" w:hAnsi="Times New Roman" w:cs="Times New Roman"/>
                 <w:spacing w:val="23"/>
                 <w:sz w:val="21"/>
                 <w:szCs w:val="21"/>
@@ -4518,7 +4475,7 @@
             </w:r>
             <w:r>
               <w:rPr>
-                <w:rFonts w:ascii="Times New Roman" w:hAnsi="Times New Roman" w:eastAsia="Times New Roman" w:cs="Times New Roman"/>
+                <w:rFonts w:ascii="Times New Roman" w:eastAsia="Times New Roman" w:hAnsi="Times New Roman" w:cs="Times New Roman"/>
                 <w:spacing w:val="-2"/>
                 <w:sz w:val="21"/>
                 <w:szCs w:val="21"/>
@@ -4545,14 +4502,14 @@
               <w:ind w:left="956"/>
               <w:textAlignment w:val="baseline"/>
               <w:rPr>
-                <w:rFonts w:ascii="Times New Roman" w:hAnsi="Times New Roman" w:eastAsia="Times New Roman" w:cs="Times New Roman"/>
+                <w:rFonts w:ascii="Times New Roman" w:eastAsia="Times New Roman" w:hAnsi="Times New Roman" w:cs="Times New Roman"/>
                 <w:sz w:val="21"/>
                 <w:szCs w:val="21"/>
               </w:rPr>
             </w:pPr>
             <w:r>
               <w:rPr>
-                <w:rFonts w:ascii="Times New Roman" w:hAnsi="Times New Roman" w:eastAsia="Times New Roman" w:cs="Times New Roman"/>
+                <w:rFonts w:ascii="Times New Roman" w:eastAsia="Times New Roman" w:hAnsi="Times New Roman" w:cs="Times New Roman"/>
                 <w:spacing w:val="-1"/>
                 <w:sz w:val="21"/>
                 <w:szCs w:val="21"/>
@@ -4586,14 +4543,14 @@
               <w:jc w:val="both"/>
               <w:textAlignment w:val="baseline"/>
               <w:rPr>
-                <w:rFonts w:ascii="宋体" w:hAnsi="宋体" w:eastAsia="宋体" w:cs="宋体"/>
+                <w:rFonts w:ascii="宋体" w:eastAsia="宋体" w:hAnsi="宋体" w:cs="宋体"/>
                 <w:sz w:val="21"/>
                 <w:szCs w:val="21"/>
               </w:rPr>
             </w:pPr>
             <w:r>
               <w:rPr>
-                <w:rFonts w:ascii="宋体" w:hAnsi="宋体" w:eastAsia="宋体" w:cs="宋体"/>
+                <w:rFonts w:ascii="宋体" w:eastAsia="宋体" w:hAnsi="宋体" w:cs="宋体"/>
                 <w:spacing w:val="-1"/>
                 <w:sz w:val="21"/>
                 <w:szCs w:val="21"/>
@@ -4602,7 +4559,7 @@
             </w:r>
             <w:r>
               <w:rPr>
-                <w:rFonts w:ascii="宋体" w:hAnsi="宋体" w:eastAsia="宋体" w:cs="宋体"/>
+                <w:rFonts w:ascii="宋体" w:eastAsia="宋体" w:hAnsi="宋体" w:cs="宋体"/>
                 <w:spacing w:val="-3"/>
                 <w:sz w:val="21"/>
                 <w:szCs w:val="21"/>
@@ -4614,14 +4571,9 @@
       </w:tr>
       <w:tr>
         <w:tblPrEx>
-          <w:tblBorders>
-            <w:top w:val="single" w:color="000000" w:sz="4" w:space="0"/>
-            <w:left w:val="single" w:color="000000" w:sz="4" w:space="0"/>
-            <w:bottom w:val="single" w:color="000000" w:sz="4" w:space="0"/>
-            <w:right w:val="single" w:color="000000" w:sz="4" w:space="0"/>
-            <w:insideH w:val="single" w:color="000000" w:sz="4" w:space="0"/>
-            <w:insideV w:val="single" w:color="000000" w:sz="4" w:space="0"/>
-          </w:tblBorders>
+          <w:tblW w:w="8559" w:type="dxa"/>
+          <w:jc w:val="center"/>
+          <w:tblLayout w:type="fixed"/>
           <w:tblCellMar>
             <w:top w:w="0" w:type="dxa"/>
             <w:left w:w="0" w:type="dxa"/>
@@ -4632,7 +4584,7 @@
         <w:trPr>
           <w:gridBefore w:val="1"/>
           <w:wBefore w:w="38" w:type="dxa"/>
-          <w:trHeight w:val="1801" w:hRule="atLeast"/>
+          <w:trHeight w:val="1801"/>
           <w:jc w:val="center"/>
         </w:trPr>
         <w:tc>
@@ -4660,14 +4612,14 @@
               <w:ind w:left="425"/>
               <w:textAlignment w:val="baseline"/>
               <w:rPr>
-                <w:rFonts w:ascii="宋体" w:hAnsi="宋体" w:eastAsia="宋体" w:cs="宋体"/>
+                <w:rFonts w:ascii="宋体" w:eastAsia="宋体" w:hAnsi="宋体" w:cs="宋体"/>
                 <w:sz w:val="21"/>
                 <w:szCs w:val="21"/>
               </w:rPr>
             </w:pPr>
             <w:r>
               <w:rPr>
-                <w:rFonts w:ascii="宋体" w:hAnsi="宋体" w:eastAsia="宋体" w:cs="宋体"/>
+                <w:rFonts w:ascii="宋体" w:eastAsia="宋体" w:hAnsi="宋体" w:cs="宋体"/>
                 <w:spacing w:val="-3"/>
                 <w:sz w:val="21"/>
                 <w:szCs w:val="21"/>
@@ -4701,14 +4653,14 @@
               <w:ind w:left="1142"/>
               <w:textAlignment w:val="baseline"/>
               <w:rPr>
-                <w:rFonts w:ascii="Times New Roman" w:hAnsi="Times New Roman" w:eastAsia="Times New Roman" w:cs="Times New Roman"/>
+                <w:rFonts w:ascii="Times New Roman" w:eastAsia="Times New Roman" w:hAnsi="Times New Roman" w:cs="Times New Roman"/>
                 <w:sz w:val="21"/>
                 <w:szCs w:val="21"/>
               </w:rPr>
             </w:pPr>
             <w:r>
               <w:rPr>
-                <w:rFonts w:ascii="Times New Roman" w:hAnsi="Times New Roman" w:eastAsia="Times New Roman" w:cs="Times New Roman"/>
+                <w:rFonts w:ascii="Times New Roman" w:eastAsia="Times New Roman" w:hAnsi="Times New Roman" w:cs="Times New Roman"/>
                 <w:spacing w:val="-1"/>
                 <w:sz w:val="21"/>
                 <w:szCs w:val="21"/>
@@ -4735,14 +4687,14 @@
               <w:ind w:left="339"/>
               <w:textAlignment w:val="baseline"/>
               <w:rPr>
-                <w:rFonts w:ascii="Times New Roman" w:hAnsi="Times New Roman" w:eastAsia="Times New Roman" w:cs="Times New Roman"/>
+                <w:rFonts w:ascii="Times New Roman" w:eastAsia="Times New Roman" w:hAnsi="Times New Roman" w:cs="Times New Roman"/>
                 <w:sz w:val="21"/>
                 <w:szCs w:val="21"/>
               </w:rPr>
             </w:pPr>
             <w:r>
               <w:rPr>
-                <w:rFonts w:ascii="Times New Roman" w:hAnsi="Times New Roman" w:eastAsia="Times New Roman" w:cs="Times New Roman"/>
+                <w:rFonts w:ascii="Times New Roman" w:eastAsia="Times New Roman" w:hAnsi="Times New Roman" w:cs="Times New Roman"/>
                 <w:spacing w:val="-1"/>
                 <w:sz w:val="21"/>
                 <w:szCs w:val="21"/>
@@ -4776,14 +4728,14 @@
               <w:jc w:val="both"/>
               <w:textAlignment w:val="baseline"/>
               <w:rPr>
-                <w:rFonts w:ascii="宋体" w:hAnsi="宋体" w:eastAsia="宋体" w:cs="宋体"/>
+                <w:rFonts w:ascii="宋体" w:eastAsia="宋体" w:hAnsi="宋体" w:cs="宋体"/>
                 <w:sz w:val="21"/>
                 <w:szCs w:val="21"/>
               </w:rPr>
             </w:pPr>
             <w:r>
               <w:rPr>
-                <w:rFonts w:ascii="宋体" w:hAnsi="宋体" w:eastAsia="宋体" w:cs="宋体"/>
+                <w:rFonts w:ascii="宋体" w:eastAsia="宋体" w:hAnsi="宋体" w:cs="宋体"/>
                 <w:spacing w:val="-1"/>
                 <w:sz w:val="21"/>
                 <w:szCs w:val="21"/>
@@ -4792,7 +4744,7 @@
             </w:r>
             <w:r>
               <w:rPr>
-                <w:rFonts w:ascii="宋体" w:hAnsi="宋体" w:eastAsia="宋体" w:cs="宋体"/>
+                <w:rFonts w:ascii="宋体" w:eastAsia="宋体" w:hAnsi="宋体" w:cs="宋体"/>
                 <w:spacing w:val="-4"/>
                 <w:sz w:val="21"/>
                 <w:szCs w:val="21"/>
@@ -4804,14 +4756,9 @@
       </w:tr>
       <w:tr>
         <w:tblPrEx>
-          <w:tblBorders>
-            <w:top w:val="single" w:color="000000" w:sz="4" w:space="0"/>
-            <w:left w:val="single" w:color="000000" w:sz="4" w:space="0"/>
-            <w:bottom w:val="single" w:color="000000" w:sz="4" w:space="0"/>
-            <w:right w:val="single" w:color="000000" w:sz="4" w:space="0"/>
-            <w:insideH w:val="single" w:color="000000" w:sz="4" w:space="0"/>
-            <w:insideV w:val="single" w:color="000000" w:sz="4" w:space="0"/>
-          </w:tblBorders>
+          <w:tblW w:w="8559" w:type="dxa"/>
+          <w:jc w:val="center"/>
+          <w:tblLayout w:type="fixed"/>
           <w:tblCellMar>
             <w:top w:w="0" w:type="dxa"/>
             <w:left w:w="0" w:type="dxa"/>
@@ -4822,7 +4769,7 @@
         <w:trPr>
           <w:gridBefore w:val="1"/>
           <w:wBefore w:w="38" w:type="dxa"/>
-          <w:trHeight w:val="1437" w:hRule="atLeast"/>
+          <w:trHeight w:val="1437"/>
           <w:jc w:val="center"/>
         </w:trPr>
         <w:tc>
@@ -4850,14 +4797,14 @@
               <w:ind w:left="425"/>
               <w:textAlignment w:val="baseline"/>
               <w:rPr>
-                <w:rFonts w:ascii="宋体" w:hAnsi="宋体" w:eastAsia="宋体" w:cs="宋体"/>
+                <w:rFonts w:ascii="宋体" w:eastAsia="宋体" w:hAnsi="宋体" w:cs="宋体"/>
                 <w:sz w:val="21"/>
                 <w:szCs w:val="21"/>
               </w:rPr>
             </w:pPr>
             <w:r>
               <w:rPr>
-                <w:rFonts w:ascii="宋体" w:hAnsi="宋体" w:eastAsia="宋体" w:cs="宋体"/>
+                <w:rFonts w:ascii="宋体" w:eastAsia="宋体" w:hAnsi="宋体" w:cs="宋体"/>
                 <w:spacing w:val="-3"/>
                 <w:sz w:val="21"/>
                 <w:szCs w:val="21"/>
@@ -4891,14 +4838,14 @@
               <w:ind w:left="1226"/>
               <w:textAlignment w:val="baseline"/>
               <w:rPr>
-                <w:rFonts w:ascii="Calibri" w:hAnsi="Calibri" w:eastAsia="Calibri" w:cs="Calibri"/>
+                <w:rFonts w:ascii="Calibri" w:eastAsia="Calibri" w:hAnsi="Calibri" w:cs="Calibri"/>
                 <w:sz w:val="24"/>
                 <w:szCs w:val="24"/>
               </w:rPr>
             </w:pPr>
             <w:r>
               <w:rPr>
-                <w:rFonts w:ascii="Calibri" w:hAnsi="Calibri" w:eastAsia="Calibri" w:cs="Calibri"/>
+                <w:rFonts w:ascii="Calibri" w:eastAsia="Calibri" w:hAnsi="Calibri" w:cs="Calibri"/>
                 <w:spacing w:val="-4"/>
                 <w:sz w:val="24"/>
                 <w:szCs w:val="24"/>
@@ -4925,14 +4872,14 @@
               <w:ind w:left="615"/>
               <w:textAlignment w:val="baseline"/>
               <w:rPr>
-                <w:rFonts w:ascii="Calibri" w:hAnsi="Calibri" w:eastAsia="Calibri" w:cs="Calibri"/>
+                <w:rFonts w:ascii="Calibri" w:eastAsia="Calibri" w:hAnsi="Calibri" w:cs="Calibri"/>
                 <w:sz w:val="24"/>
                 <w:szCs w:val="24"/>
               </w:rPr>
             </w:pPr>
             <w:r>
               <w:rPr>
-                <w:rFonts w:ascii="Calibri" w:hAnsi="Calibri" w:eastAsia="Calibri" w:cs="Calibri"/>
+                <w:rFonts w:ascii="Calibri" w:eastAsia="Calibri" w:hAnsi="Calibri" w:cs="Calibri"/>
                 <w:spacing w:val="-3"/>
                 <w:sz w:val="24"/>
                 <w:szCs w:val="24"/>
@@ -4941,7 +4888,7 @@
             </w:r>
             <w:r>
               <w:rPr>
-                <w:rFonts w:ascii="Calibri" w:hAnsi="Calibri" w:eastAsia="Calibri" w:cs="Calibri"/>
+                <w:rFonts w:ascii="Calibri" w:eastAsia="Calibri" w:hAnsi="Calibri" w:cs="Calibri"/>
                 <w:spacing w:val="23"/>
                 <w:sz w:val="24"/>
                 <w:szCs w:val="24"/>
@@ -4950,7 +4897,7 @@
             </w:r>
             <w:r>
               <w:rPr>
-                <w:rFonts w:ascii="Calibri" w:hAnsi="Calibri" w:eastAsia="Calibri" w:cs="Calibri"/>
+                <w:rFonts w:ascii="Calibri" w:eastAsia="Calibri" w:hAnsi="Calibri" w:cs="Calibri"/>
                 <w:spacing w:val="-3"/>
                 <w:sz w:val="24"/>
                 <w:szCs w:val="24"/>
@@ -4984,14 +4931,14 @@
               <w:jc w:val="both"/>
               <w:textAlignment w:val="baseline"/>
               <w:rPr>
-                <w:rFonts w:ascii="宋体" w:hAnsi="宋体" w:eastAsia="宋体" w:cs="宋体"/>
+                <w:rFonts w:ascii="宋体" w:eastAsia="宋体" w:hAnsi="宋体" w:cs="宋体"/>
                 <w:sz w:val="21"/>
                 <w:szCs w:val="21"/>
               </w:rPr>
             </w:pPr>
             <w:r>
               <w:rPr>
-                <w:rFonts w:ascii="宋体" w:hAnsi="宋体" w:eastAsia="宋体" w:cs="宋体"/>
+                <w:rFonts w:ascii="宋体" w:eastAsia="宋体" w:hAnsi="宋体" w:cs="宋体"/>
                 <w:spacing w:val="-2"/>
                 <w:sz w:val="21"/>
                 <w:szCs w:val="21"/>
@@ -5000,7 +4947,7 @@
             </w:r>
             <w:r>
               <w:rPr>
-                <w:rFonts w:ascii="宋体" w:hAnsi="宋体" w:eastAsia="宋体" w:cs="宋体"/>
+                <w:rFonts w:ascii="宋体" w:eastAsia="宋体" w:hAnsi="宋体" w:cs="宋体"/>
                 <w:spacing w:val="-1"/>
                 <w:sz w:val="21"/>
                 <w:szCs w:val="21"/>
@@ -5009,7 +4956,7 @@
             </w:r>
             <w:r>
               <w:rPr>
-                <w:rFonts w:ascii="宋体" w:hAnsi="宋体" w:eastAsia="宋体" w:cs="宋体"/>
+                <w:rFonts w:ascii="宋体" w:eastAsia="宋体" w:hAnsi="宋体" w:cs="宋体"/>
                 <w:spacing w:val="-3"/>
                 <w:sz w:val="21"/>
                 <w:szCs w:val="21"/>
@@ -5021,14 +4968,9 @@
       </w:tr>
       <w:tr>
         <w:tblPrEx>
-          <w:tblBorders>
-            <w:top w:val="single" w:color="000000" w:sz="4" w:space="0"/>
-            <w:left w:val="single" w:color="000000" w:sz="4" w:space="0"/>
-            <w:bottom w:val="single" w:color="000000" w:sz="4" w:space="0"/>
-            <w:right w:val="single" w:color="000000" w:sz="4" w:space="0"/>
-            <w:insideH w:val="single" w:color="000000" w:sz="4" w:space="0"/>
-            <w:insideV w:val="single" w:color="000000" w:sz="4" w:space="0"/>
-          </w:tblBorders>
+          <w:tblW w:w="8559" w:type="dxa"/>
+          <w:jc w:val="center"/>
+          <w:tblLayout w:type="fixed"/>
           <w:tblCellMar>
             <w:top w:w="0" w:type="dxa"/>
             <w:left w:w="0" w:type="dxa"/>
@@ -5039,7 +4981,7 @@
         <w:trPr>
           <w:gridBefore w:val="1"/>
           <w:wBefore w:w="38" w:type="dxa"/>
-          <w:trHeight w:val="1441" w:hRule="atLeast"/>
+          <w:trHeight w:val="1441"/>
           <w:jc w:val="center"/>
         </w:trPr>
         <w:tc>
@@ -5067,14 +5009,14 @@
               <w:ind w:left="528"/>
               <w:textAlignment w:val="baseline"/>
               <w:rPr>
-                <w:rFonts w:ascii="宋体" w:hAnsi="宋体" w:eastAsia="宋体" w:cs="宋体"/>
+                <w:rFonts w:ascii="宋体" w:eastAsia="宋体" w:hAnsi="宋体" w:cs="宋体"/>
                 <w:sz w:val="21"/>
                 <w:szCs w:val="21"/>
               </w:rPr>
             </w:pPr>
             <w:r>
               <w:rPr>
-                <w:rFonts w:ascii="宋体" w:hAnsi="宋体" w:eastAsia="宋体" w:cs="宋体"/>
+                <w:rFonts w:ascii="宋体" w:eastAsia="宋体" w:hAnsi="宋体" w:cs="宋体"/>
                 <w:spacing w:val="-3"/>
                 <w:sz w:val="21"/>
                 <w:szCs w:val="21"/>
@@ -5108,14 +5050,14 @@
               <w:ind w:left="1152"/>
               <w:textAlignment w:val="baseline"/>
               <w:rPr>
-                <w:rFonts w:ascii="Times New Roman" w:hAnsi="Times New Roman" w:eastAsia="Times New Roman" w:cs="Times New Roman"/>
+                <w:rFonts w:ascii="Times New Roman" w:eastAsia="Times New Roman" w:hAnsi="Times New Roman" w:cs="Times New Roman"/>
                 <w:sz w:val="21"/>
                 <w:szCs w:val="21"/>
               </w:rPr>
             </w:pPr>
             <w:r>
               <w:rPr>
-                <w:rFonts w:ascii="Times New Roman" w:hAnsi="Times New Roman" w:eastAsia="Times New Roman" w:cs="Times New Roman"/>
+                <w:rFonts w:ascii="Times New Roman" w:eastAsia="Times New Roman" w:hAnsi="Times New Roman" w:cs="Times New Roman"/>
                 <w:spacing w:val="-1"/>
                 <w:sz w:val="21"/>
                 <w:szCs w:val="21"/>
@@ -5142,14 +5084,14 @@
               <w:ind w:left="537"/>
               <w:textAlignment w:val="baseline"/>
               <w:rPr>
-                <w:rFonts w:ascii="Times New Roman" w:hAnsi="Times New Roman" w:eastAsia="Times New Roman" w:cs="Times New Roman"/>
+                <w:rFonts w:ascii="Times New Roman" w:eastAsia="Times New Roman" w:hAnsi="Times New Roman" w:cs="Times New Roman"/>
                 <w:sz w:val="21"/>
                 <w:szCs w:val="21"/>
               </w:rPr>
             </w:pPr>
             <w:r>
               <w:rPr>
-                <w:rFonts w:ascii="Times New Roman" w:hAnsi="Times New Roman" w:eastAsia="Times New Roman" w:cs="Times New Roman"/>
+                <w:rFonts w:ascii="Times New Roman" w:eastAsia="Times New Roman" w:hAnsi="Times New Roman" w:cs="Times New Roman"/>
                 <w:spacing w:val="-1"/>
                 <w:sz w:val="21"/>
                 <w:szCs w:val="21"/>
@@ -5183,14 +5125,14 @@
               <w:jc w:val="both"/>
               <w:textAlignment w:val="baseline"/>
               <w:rPr>
-                <w:rFonts w:ascii="宋体" w:hAnsi="宋体" w:eastAsia="宋体" w:cs="宋体"/>
+                <w:rFonts w:ascii="宋体" w:eastAsia="宋体" w:hAnsi="宋体" w:cs="宋体"/>
                 <w:sz w:val="21"/>
                 <w:szCs w:val="21"/>
               </w:rPr>
             </w:pPr>
             <w:r>
               <w:rPr>
-                <w:rFonts w:ascii="宋体" w:hAnsi="宋体" w:eastAsia="宋体" w:cs="宋体"/>
+                <w:rFonts w:ascii="宋体" w:eastAsia="宋体" w:hAnsi="宋体" w:cs="宋体"/>
                 <w:spacing w:val="-1"/>
                 <w:sz w:val="21"/>
                 <w:szCs w:val="21"/>
@@ -5199,7 +5141,7 @@
             </w:r>
             <w:r>
               <w:rPr>
-                <w:rFonts w:ascii="宋体" w:hAnsi="宋体" w:eastAsia="宋体" w:cs="宋体"/>
+                <w:rFonts w:ascii="宋体" w:eastAsia="宋体" w:hAnsi="宋体" w:cs="宋体"/>
                 <w:spacing w:val="-4"/>
                 <w:sz w:val="21"/>
                 <w:szCs w:val="21"/>
@@ -5212,7 +5154,7 @@
     </w:tbl>
     <w:p>
       <w:pPr>
-        <w:pStyle w:val="26"/>
+        <w:pStyle w:val="1"/>
         <w:keepNext w:val="0"/>
         <w:keepLines w:val="0"/>
         <w:pageBreakBefore w:val="0"/>
@@ -5236,7 +5178,7 @@
     </w:p>
     <w:p>
       <w:pPr>
-        <w:pStyle w:val="26"/>
+        <w:pStyle w:val="1"/>
         <w:keepNext w:val="0"/>
         <w:keepLines w:val="0"/>
         <w:pageBreakBefore w:val="0"/>
@@ -5282,16 +5224,16 @@
     </w:p>
     <w:tbl>
       <w:tblPr>
-        <w:tblStyle w:val="24"/>
+        <w:tblStyle w:val="TableNormal0"/>
         <w:tblW w:w="8590" w:type="dxa"/>
         <w:jc w:val="center"/>
         <w:tblBorders>
-          <w:top w:val="single" w:color="000000" w:sz="4" w:space="0"/>
-          <w:left w:val="single" w:color="000000" w:sz="4" w:space="0"/>
-          <w:bottom w:val="single" w:color="000000" w:sz="4" w:space="0"/>
-          <w:right w:val="single" w:color="000000" w:sz="4" w:space="0"/>
-          <w:insideH w:val="single" w:color="000000" w:sz="4" w:space="0"/>
-          <w:insideV w:val="single" w:color="000000" w:sz="4" w:space="0"/>
+          <w:top w:val="single" w:sz="4" w:space="0" w:color="000000"/>
+          <w:left w:val="single" w:sz="4" w:space="0" w:color="000000"/>
+          <w:bottom w:val="single" w:sz="4" w:space="0" w:color="000000"/>
+          <w:right w:val="single" w:sz="4" w:space="0" w:color="000000"/>
+          <w:insideH w:val="single" w:sz="4" w:space="0" w:color="000000"/>
+          <w:insideV w:val="single" w:sz="4" w:space="0" w:color="000000"/>
         </w:tblBorders>
         <w:tblLayout w:type="fixed"/>
         <w:tblCellMar>
@@ -5307,14 +5249,17 @@
       </w:tblGrid>
       <w:tr>
         <w:tblPrEx>
+          <w:tblW w:w="8590" w:type="dxa"/>
+          <w:jc w:val="center"/>
           <w:tblBorders>
-            <w:top w:val="single" w:color="000000" w:sz="4" w:space="0"/>
-            <w:left w:val="single" w:color="000000" w:sz="4" w:space="0"/>
-            <w:bottom w:val="single" w:color="000000" w:sz="4" w:space="0"/>
-            <w:right w:val="single" w:color="000000" w:sz="4" w:space="0"/>
-            <w:insideH w:val="single" w:color="000000" w:sz="4" w:space="0"/>
-            <w:insideV w:val="single" w:color="000000" w:sz="4" w:space="0"/>
+            <w:top w:val="single" w:sz="4" w:space="0" w:color="000000"/>
+            <w:left w:val="single" w:sz="4" w:space="0" w:color="000000"/>
+            <w:bottom w:val="single" w:sz="4" w:space="0" w:color="000000"/>
+            <w:right w:val="single" w:sz="4" w:space="0" w:color="000000"/>
+            <w:insideH w:val="single" w:sz="4" w:space="0" w:color="000000"/>
+            <w:insideV w:val="single" w:sz="4" w:space="0" w:color="000000"/>
           </w:tblBorders>
+          <w:tblLayout w:type="fixed"/>
           <w:tblCellMar>
             <w:top w:w="0" w:type="dxa"/>
             <w:left w:w="0" w:type="dxa"/>
@@ -5323,7 +5268,7 @@
           </w:tblCellMar>
         </w:tblPrEx>
         <w:trPr>
-          <w:trHeight w:val="571" w:hRule="atLeast"/>
+          <w:trHeight w:val="571"/>
           <w:jc w:val="center"/>
         </w:trPr>
         <w:tc>
@@ -5350,14 +5295,14 @@
               <w:ind w:left="1352"/>
               <w:textAlignment w:val="baseline"/>
               <w:rPr>
-                <w:rFonts w:ascii="宋体" w:hAnsi="宋体" w:eastAsia="宋体" w:cs="宋体"/>
+                <w:rFonts w:ascii="宋体" w:eastAsia="宋体" w:hAnsi="宋体" w:cs="宋体"/>
                 <w:sz w:val="21"/>
                 <w:szCs w:val="21"/>
               </w:rPr>
             </w:pPr>
             <w:r>
               <w:rPr>
-                <w:rFonts w:ascii="宋体" w:hAnsi="宋体" w:eastAsia="宋体" w:cs="宋体"/>
+                <w:rFonts w:ascii="宋体" w:eastAsia="宋体" w:hAnsi="宋体" w:cs="宋体"/>
                 <w:b/>
                 <w:bCs/>
                 <w:spacing w:val="-6"/>
@@ -5392,14 +5337,14 @@
               <w:ind w:left="2480"/>
               <w:textAlignment w:val="baseline"/>
               <w:rPr>
-                <w:rFonts w:ascii="宋体" w:hAnsi="宋体" w:eastAsia="宋体" w:cs="宋体"/>
+                <w:rFonts w:ascii="宋体" w:eastAsia="宋体" w:hAnsi="宋体" w:cs="宋体"/>
                 <w:sz w:val="21"/>
                 <w:szCs w:val="21"/>
               </w:rPr>
             </w:pPr>
             <w:r>
               <w:rPr>
-                <w:rFonts w:ascii="宋体" w:hAnsi="宋体" w:eastAsia="宋体" w:cs="宋体"/>
+                <w:rFonts w:ascii="宋体" w:eastAsia="宋体" w:hAnsi="宋体" w:cs="宋体"/>
                 <w:b/>
                 <w:bCs/>
                 <w:spacing w:val="-7"/>
@@ -5410,7 +5355,7 @@
             </w:r>
             <w:r>
               <w:rPr>
-                <w:rFonts w:ascii="宋体" w:hAnsi="宋体" w:eastAsia="宋体" w:cs="宋体"/>
+                <w:rFonts w:ascii="宋体" w:eastAsia="宋体" w:hAnsi="宋体" w:cs="宋体"/>
                 <w:spacing w:val="15"/>
                 <w:sz w:val="21"/>
                 <w:szCs w:val="21"/>
@@ -5419,7 +5364,7 @@
             </w:r>
             <w:r>
               <w:rPr>
-                <w:rFonts w:ascii="宋体" w:hAnsi="宋体" w:eastAsia="宋体" w:cs="宋体"/>
+                <w:rFonts w:ascii="宋体" w:eastAsia="宋体" w:hAnsi="宋体" w:cs="宋体"/>
                 <w:b/>
                 <w:bCs/>
                 <w:spacing w:val="-7"/>
@@ -5433,14 +5378,9 @@
       </w:tr>
       <w:tr>
         <w:tblPrEx>
-          <w:tblBorders>
-            <w:top w:val="single" w:color="000000" w:sz="4" w:space="0"/>
-            <w:left w:val="single" w:color="000000" w:sz="4" w:space="0"/>
-            <w:bottom w:val="single" w:color="000000" w:sz="4" w:space="0"/>
-            <w:right w:val="single" w:color="000000" w:sz="4" w:space="0"/>
-            <w:insideH w:val="single" w:color="000000" w:sz="4" w:space="0"/>
-            <w:insideV w:val="single" w:color="000000" w:sz="4" w:space="0"/>
-          </w:tblBorders>
+          <w:tblW w:w="8590" w:type="dxa"/>
+          <w:jc w:val="center"/>
+          <w:tblLayout w:type="fixed"/>
           <w:tblCellMar>
             <w:top w:w="0" w:type="dxa"/>
             <w:left w:w="0" w:type="dxa"/>
@@ -5449,7 +5389,7 @@
           </w:tblCellMar>
         </w:tblPrEx>
         <w:trPr>
-          <w:trHeight w:val="359" w:hRule="atLeast"/>
+          <w:trHeight w:val="359"/>
           <w:jc w:val="center"/>
         </w:trPr>
         <w:tc>
@@ -5473,18 +5413,18 @@
               <w:adjustRightInd w:val="0"/>
               <w:snapToGrid w:val="0"/>
               <w:spacing w:before="103" w:line="216" w:lineRule="auto"/>
-              <w:ind w:left="0" w:leftChars="0" w:right="0" w:rightChars="0" w:firstLine="0" w:firstLineChars="0"/>
+              <w:ind w:left="0" w:right="0" w:firstLine="0" w:leftChars="0" w:rightChars="0" w:firstLineChars="0"/>
               <w:jc w:val="center"/>
               <w:textAlignment w:val="baseline"/>
               <w:rPr>
-                <w:rFonts w:ascii="宋体" w:hAnsi="宋体" w:eastAsia="宋体" w:cs="宋体"/>
+                <w:rFonts w:ascii="宋体" w:eastAsia="宋体" w:hAnsi="宋体" w:cs="宋体"/>
                 <w:sz w:val="21"/>
                 <w:szCs w:val="21"/>
               </w:rPr>
             </w:pPr>
             <w:r>
               <w:rPr>
-                <w:rFonts w:ascii="宋体" w:hAnsi="宋体" w:eastAsia="宋体" w:cs="宋体"/>
+                <w:rFonts w:ascii="宋体" w:eastAsia="宋体" w:hAnsi="宋体" w:cs="宋体"/>
                 <w:spacing w:val="-2"/>
                 <w:sz w:val="21"/>
                 <w:szCs w:val="21"/>
@@ -5516,14 +5456,14 @@
               <w:ind w:left="111"/>
               <w:textAlignment w:val="baseline"/>
               <w:rPr>
-                <w:rFonts w:ascii="宋体" w:hAnsi="宋体" w:eastAsia="宋体" w:cs="宋体"/>
+                <w:rFonts w:ascii="宋体" w:eastAsia="宋体" w:hAnsi="宋体" w:cs="宋体"/>
                 <w:sz w:val="21"/>
                 <w:szCs w:val="21"/>
               </w:rPr>
             </w:pPr>
             <w:r>
               <w:rPr>
-                <w:rFonts w:ascii="宋体" w:hAnsi="宋体" w:eastAsia="宋体" w:cs="宋体"/>
+                <w:rFonts w:ascii="宋体" w:eastAsia="宋体" w:hAnsi="宋体" w:cs="宋体"/>
                 <w:spacing w:val="-1"/>
                 <w:sz w:val="21"/>
                 <w:szCs w:val="21"/>
@@ -5535,14 +5475,9 @@
       </w:tr>
       <w:tr>
         <w:tblPrEx>
-          <w:tblBorders>
-            <w:top w:val="single" w:color="000000" w:sz="4" w:space="0"/>
-            <w:left w:val="single" w:color="000000" w:sz="4" w:space="0"/>
-            <w:bottom w:val="single" w:color="000000" w:sz="4" w:space="0"/>
-            <w:right w:val="single" w:color="000000" w:sz="4" w:space="0"/>
-            <w:insideH w:val="single" w:color="000000" w:sz="4" w:space="0"/>
-            <w:insideV w:val="single" w:color="000000" w:sz="4" w:space="0"/>
-          </w:tblBorders>
+          <w:tblW w:w="8590" w:type="dxa"/>
+          <w:jc w:val="center"/>
+          <w:tblLayout w:type="fixed"/>
           <w:tblCellMar>
             <w:top w:w="0" w:type="dxa"/>
             <w:left w:w="0" w:type="dxa"/>
@@ -5551,7 +5486,7 @@
           </w:tblCellMar>
         </w:tblPrEx>
         <w:trPr>
-          <w:trHeight w:val="1437" w:hRule="atLeast"/>
+          <w:trHeight w:val="1437"/>
           <w:jc w:val="center"/>
         </w:trPr>
         <w:tc>
@@ -5575,18 +5510,18 @@
               <w:adjustRightInd w:val="0"/>
               <w:snapToGrid w:val="0"/>
               <w:spacing w:before="69" w:line="220" w:lineRule="auto"/>
-              <w:ind w:left="0" w:leftChars="0" w:right="0" w:rightChars="0" w:firstLine="0" w:firstLineChars="0"/>
+              <w:ind w:left="0" w:right="0" w:firstLine="0" w:leftChars="0" w:rightChars="0" w:firstLineChars="0"/>
               <w:jc w:val="center"/>
               <w:textAlignment w:val="baseline"/>
               <w:rPr>
-                <w:rFonts w:ascii="宋体" w:hAnsi="宋体" w:eastAsia="宋体" w:cs="宋体"/>
+                <w:rFonts w:ascii="宋体" w:eastAsia="宋体" w:hAnsi="宋体" w:cs="宋体"/>
                 <w:sz w:val="21"/>
                 <w:szCs w:val="21"/>
               </w:rPr>
             </w:pPr>
             <w:r>
               <w:rPr>
-                <w:rFonts w:hint="eastAsia" w:ascii="宋体" w:hAnsi="宋体" w:eastAsia="宋体" w:cs="宋体"/>
+                <w:rFonts w:ascii="宋体" w:eastAsia="宋体" w:hAnsi="宋体" w:cs="宋体" w:hint="eastAsia"/>
                 <w:spacing w:val="-3"/>
                 <w:sz w:val="21"/>
                 <w:szCs w:val="21"/>
@@ -5596,7 +5531,7 @@
             </w:r>
             <w:r>
               <w:rPr>
-                <w:rFonts w:ascii="宋体" w:hAnsi="宋体" w:eastAsia="宋体" w:cs="宋体"/>
+                <w:rFonts w:ascii="宋体" w:eastAsia="宋体" w:hAnsi="宋体" w:cs="宋体"/>
                 <w:spacing w:val="-3"/>
                 <w:sz w:val="21"/>
                 <w:szCs w:val="21"/>
@@ -5628,14 +5563,14 @@
               <w:ind w:left="110" w:right="124" w:firstLine="8"/>
               <w:textAlignment w:val="baseline"/>
               <w:rPr>
-                <w:rFonts w:ascii="宋体" w:hAnsi="宋体" w:eastAsia="宋体" w:cs="宋体"/>
+                <w:rFonts w:ascii="宋体" w:eastAsia="宋体" w:hAnsi="宋体" w:cs="宋体"/>
                 <w:sz w:val="21"/>
                 <w:szCs w:val="21"/>
               </w:rPr>
             </w:pPr>
             <w:r>
               <w:rPr>
-                <w:rFonts w:ascii="宋体" w:hAnsi="宋体" w:eastAsia="宋体" w:cs="宋体"/>
+                <w:rFonts w:ascii="宋体" w:eastAsia="宋体" w:hAnsi="宋体" w:cs="宋体"/>
                 <w:spacing w:val="-1"/>
                 <w:sz w:val="21"/>
                 <w:szCs w:val="21"/>
@@ -5644,7 +5579,7 @@
             </w:r>
             <w:r>
               <w:rPr>
-                <w:rFonts w:ascii="宋体" w:hAnsi="宋体" w:eastAsia="宋体" w:cs="宋体"/>
+                <w:rFonts w:ascii="宋体" w:eastAsia="宋体" w:hAnsi="宋体" w:cs="宋体"/>
                 <w:spacing w:val="2"/>
                 <w:sz w:val="21"/>
                 <w:szCs w:val="21"/>
@@ -5653,7 +5588,7 @@
             </w:r>
             <w:r>
               <w:rPr>
-                <w:rFonts w:ascii="宋体" w:hAnsi="宋体" w:eastAsia="宋体" w:cs="宋体"/>
+                <w:rFonts w:ascii="宋体" w:eastAsia="宋体" w:hAnsi="宋体" w:cs="宋体"/>
                 <w:spacing w:val="-1"/>
                 <w:sz w:val="21"/>
                 <w:szCs w:val="21"/>
@@ -5662,7 +5597,7 @@
             </w:r>
             <w:r>
               <w:rPr>
-                <w:rFonts w:ascii="宋体" w:hAnsi="宋体" w:eastAsia="宋体" w:cs="宋体"/>
+                <w:rFonts w:ascii="宋体" w:eastAsia="宋体" w:hAnsi="宋体" w:cs="宋体"/>
                 <w:sz w:val="21"/>
                 <w:szCs w:val="21"/>
               </w:rPr>
@@ -5670,7 +5605,7 @@
             </w:r>
             <w:r>
               <w:rPr>
-                <w:rFonts w:ascii="宋体" w:hAnsi="宋体" w:eastAsia="宋体" w:cs="宋体"/>
+                <w:rFonts w:ascii="宋体" w:eastAsia="宋体" w:hAnsi="宋体" w:cs="宋体"/>
                 <w:spacing w:val="-3"/>
                 <w:sz w:val="21"/>
                 <w:szCs w:val="21"/>
@@ -5682,14 +5617,9 @@
       </w:tr>
       <w:tr>
         <w:tblPrEx>
-          <w:tblBorders>
-            <w:top w:val="single" w:color="000000" w:sz="4" w:space="0"/>
-            <w:left w:val="single" w:color="000000" w:sz="4" w:space="0"/>
-            <w:bottom w:val="single" w:color="000000" w:sz="4" w:space="0"/>
-            <w:right w:val="single" w:color="000000" w:sz="4" w:space="0"/>
-            <w:insideH w:val="single" w:color="000000" w:sz="4" w:space="0"/>
-            <w:insideV w:val="single" w:color="000000" w:sz="4" w:space="0"/>
-          </w:tblBorders>
+          <w:tblW w:w="8590" w:type="dxa"/>
+          <w:jc w:val="center"/>
+          <w:tblLayout w:type="fixed"/>
           <w:tblCellMar>
             <w:top w:w="0" w:type="dxa"/>
             <w:left w:w="0" w:type="dxa"/>
@@ -5698,7 +5628,7 @@
           </w:tblCellMar>
         </w:tblPrEx>
         <w:trPr>
-          <w:trHeight w:val="718" w:hRule="atLeast"/>
+          <w:trHeight w:val="718"/>
           <w:jc w:val="center"/>
         </w:trPr>
         <w:tc>
@@ -5722,18 +5652,18 @@
               <w:adjustRightInd w:val="0"/>
               <w:snapToGrid w:val="0"/>
               <w:spacing w:before="286" w:line="220" w:lineRule="auto"/>
-              <w:ind w:left="0" w:leftChars="0" w:right="0" w:rightChars="0" w:firstLine="0" w:firstLineChars="0"/>
+              <w:ind w:left="0" w:right="0" w:firstLine="0" w:leftChars="0" w:rightChars="0" w:firstLineChars="0"/>
               <w:jc w:val="center"/>
               <w:textAlignment w:val="baseline"/>
               <w:rPr>
-                <w:rFonts w:ascii="宋体" w:hAnsi="宋体" w:eastAsia="宋体" w:cs="宋体"/>
+                <w:rFonts w:ascii="宋体" w:eastAsia="宋体" w:hAnsi="宋体" w:cs="宋体"/>
                 <w:sz w:val="21"/>
                 <w:szCs w:val="21"/>
               </w:rPr>
             </w:pPr>
             <w:r>
               <w:rPr>
-                <w:rFonts w:ascii="宋体" w:hAnsi="宋体" w:eastAsia="宋体" w:cs="宋体"/>
+                <w:rFonts w:ascii="宋体" w:eastAsia="宋体" w:hAnsi="宋体" w:cs="宋体"/>
                 <w:spacing w:val="-4"/>
                 <w:sz w:val="21"/>
                 <w:szCs w:val="21"/>
@@ -5765,14 +5695,14 @@
               <w:ind w:left="111" w:right="326" w:firstLine="1"/>
               <w:textAlignment w:val="baseline"/>
               <w:rPr>
-                <w:rFonts w:ascii="宋体" w:hAnsi="宋体" w:eastAsia="宋体" w:cs="宋体"/>
+                <w:rFonts w:ascii="宋体" w:eastAsia="宋体" w:hAnsi="宋体" w:cs="宋体"/>
                 <w:sz w:val="21"/>
                 <w:szCs w:val="21"/>
               </w:rPr>
             </w:pPr>
             <w:r>
               <w:rPr>
-                <w:rFonts w:ascii="宋体" w:hAnsi="宋体" w:eastAsia="宋体" w:cs="宋体"/>
+                <w:rFonts w:ascii="宋体" w:eastAsia="宋体" w:hAnsi="宋体" w:cs="宋体"/>
                 <w:spacing w:val="-1"/>
                 <w:sz w:val="21"/>
                 <w:szCs w:val="21"/>
@@ -5781,7 +5711,7 @@
             </w:r>
             <w:r>
               <w:rPr>
-                <w:rFonts w:ascii="宋体" w:hAnsi="宋体" w:eastAsia="宋体" w:cs="宋体"/>
+                <w:rFonts w:ascii="宋体" w:eastAsia="宋体" w:hAnsi="宋体" w:cs="宋体"/>
                 <w:spacing w:val="-6"/>
                 <w:sz w:val="21"/>
                 <w:szCs w:val="21"/>
@@ -5793,14 +5723,9 @@
       </w:tr>
       <w:tr>
         <w:tblPrEx>
-          <w:tblBorders>
-            <w:top w:val="single" w:color="000000" w:sz="4" w:space="0"/>
-            <w:left w:val="single" w:color="000000" w:sz="4" w:space="0"/>
-            <w:bottom w:val="single" w:color="000000" w:sz="4" w:space="0"/>
-            <w:right w:val="single" w:color="000000" w:sz="4" w:space="0"/>
-            <w:insideH w:val="single" w:color="000000" w:sz="4" w:space="0"/>
-            <w:insideV w:val="single" w:color="000000" w:sz="4" w:space="0"/>
-          </w:tblBorders>
+          <w:tblW w:w="8590" w:type="dxa"/>
+          <w:jc w:val="center"/>
+          <w:tblLayout w:type="fixed"/>
           <w:tblCellMar>
             <w:top w:w="0" w:type="dxa"/>
             <w:left w:w="0" w:type="dxa"/>
@@ -5809,7 +5734,7 @@
           </w:tblCellMar>
         </w:tblPrEx>
         <w:trPr>
-          <w:trHeight w:val="718" w:hRule="atLeast"/>
+          <w:trHeight w:val="718"/>
           <w:jc w:val="center"/>
         </w:trPr>
         <w:tc>
@@ -5833,11 +5758,11 @@
               <w:adjustRightInd w:val="0"/>
               <w:snapToGrid w:val="0"/>
               <w:spacing w:before="289" w:line="220" w:lineRule="auto"/>
-              <w:ind w:left="0" w:leftChars="0" w:right="0" w:rightChars="0" w:firstLine="0" w:firstLineChars="0"/>
+              <w:ind w:left="0" w:right="0" w:firstLine="0" w:leftChars="0" w:rightChars="0" w:firstLineChars="0"/>
               <w:jc w:val="center"/>
               <w:textAlignment w:val="baseline"/>
               <w:rPr>
-                <w:rFonts w:hint="default" w:ascii="宋体" w:hAnsi="宋体" w:eastAsia="宋体" w:cs="宋体"/>
+                <w:rFonts w:ascii="宋体" w:eastAsia="宋体" w:hAnsi="宋体" w:cs="宋体" w:hint="default"/>
                 <w:sz w:val="21"/>
                 <w:szCs w:val="21"/>
                 <w:lang w:val="en-US" w:eastAsia="zh-CN"/>
@@ -5845,7 +5770,7 @@
             </w:pPr>
             <w:r>
               <w:rPr>
-                <w:rFonts w:hint="eastAsia" w:ascii="宋体" w:hAnsi="宋体" w:eastAsia="宋体" w:cs="宋体"/>
+                <w:rFonts w:ascii="宋体" w:eastAsia="宋体" w:hAnsi="宋体" w:cs="宋体" w:hint="eastAsia"/>
                 <w:sz w:val="21"/>
                 <w:szCs w:val="21"/>
                 <w:lang w:val="en-US" w:eastAsia="zh-CN"/>
@@ -5877,14 +5802,14 @@
               <w:ind w:left="111" w:right="326" w:firstLine="7"/>
               <w:textAlignment w:val="baseline"/>
               <w:rPr>
-                <w:rFonts w:ascii="宋体" w:hAnsi="宋体" w:eastAsia="宋体" w:cs="宋体"/>
+                <w:rFonts w:ascii="宋体" w:eastAsia="宋体" w:hAnsi="宋体" w:cs="宋体"/>
                 <w:sz w:val="21"/>
                 <w:szCs w:val="21"/>
               </w:rPr>
             </w:pPr>
             <w:r>
               <w:rPr>
-                <w:rFonts w:ascii="宋体" w:hAnsi="宋体" w:eastAsia="宋体" w:cs="宋体"/>
+                <w:rFonts w:ascii="宋体" w:eastAsia="宋体" w:hAnsi="宋体" w:cs="宋体"/>
                 <w:spacing w:val="-1"/>
                 <w:sz w:val="21"/>
                 <w:szCs w:val="21"/>
@@ -5893,7 +5818,7 @@
             </w:r>
             <w:r>
               <w:rPr>
-                <w:rFonts w:ascii="宋体" w:hAnsi="宋体" w:eastAsia="宋体" w:cs="宋体"/>
+                <w:rFonts w:ascii="宋体" w:eastAsia="宋体" w:hAnsi="宋体" w:cs="宋体"/>
                 <w:spacing w:val="-2"/>
                 <w:sz w:val="21"/>
                 <w:szCs w:val="21"/>
@@ -5906,7 +5831,7 @@
     </w:tbl>
     <w:p>
       <w:pPr>
-        <w:pStyle w:val="26"/>
+        <w:pStyle w:val="1"/>
         <w:keepNext w:val="0"/>
         <w:keepLines w:val="0"/>
         <w:pageBreakBefore w:val="0"/>
@@ -5930,7 +5855,7 @@
     </w:p>
     <w:p>
       <w:pPr>
-        <w:pStyle w:val="26"/>
+        <w:pStyle w:val="1"/>
         <w:keepNext w:val="0"/>
         <w:keepLines w:val="0"/>
         <w:pageBreakBefore w:val="0"/>
@@ -5953,7 +5878,7 @@
     </w:p>
     <w:p>
       <w:pPr>
-        <w:pStyle w:val="28"/>
+        <w:pStyle w:val="2"/>
         <w:keepNext w:val="0"/>
         <w:keepLines w:val="0"/>
         <w:pageBreakBefore w:val="0"/>
@@ -5979,7 +5904,7 @@
     </w:p>
     <w:p>
       <w:pPr>
-        <w:pStyle w:val="27"/>
+        <w:pStyle w:val="a"/>
         <w:keepNext w:val="0"/>
         <w:keepLines w:val="0"/>
         <w:pageBreakBefore w:val="0"/>
@@ -6001,7 +5926,7 @@
     </w:p>
     <w:p>
       <w:pPr>
-        <w:pStyle w:val="27"/>
+        <w:pStyle w:val="a"/>
         <w:keepNext w:val="0"/>
         <w:keepLines w:val="0"/>
         <w:pageBreakBefore w:val="0"/>
@@ -6023,7 +5948,7 @@
     </w:p>
     <w:p>
       <w:pPr>
-        <w:pStyle w:val="27"/>
+        <w:pStyle w:val="a"/>
         <w:keepNext w:val="0"/>
         <w:keepLines w:val="0"/>
         <w:pageBreakBefore w:val="0"/>
@@ -6041,7 +5966,7 @@
         <w:bidi w:val="0"/>
         <w:adjustRightInd w:val="0"/>
         <w:snapToGrid w:val="0"/>
-        <w:ind w:left="425" w:leftChars="0" w:hanging="425" w:firstLineChars="0"/>
+        <w:ind w:left="425" w:hanging="425" w:leftChars="0" w:firstLineChars="0"/>
         <w:textAlignment w:val="baseline"/>
       </w:pPr>
       <w:r>
@@ -6050,7 +5975,7 @@
     </w:p>
     <w:p>
       <w:pPr>
-        <w:pStyle w:val="27"/>
+        <w:pStyle w:val="a"/>
         <w:keepNext w:val="0"/>
         <w:keepLines w:val="0"/>
         <w:pageBreakBefore w:val="0"/>
@@ -6068,7 +5993,7 @@
         <w:bidi w:val="0"/>
         <w:adjustRightInd w:val="0"/>
         <w:snapToGrid w:val="0"/>
-        <w:ind w:left="425" w:leftChars="0" w:hanging="425" w:firstLineChars="0"/>
+        <w:ind w:left="425" w:hanging="425" w:leftChars="0" w:firstLineChars="0"/>
         <w:textAlignment w:val="baseline"/>
       </w:pPr>
       <w:r>
@@ -6077,7 +6002,7 @@
     </w:p>
     <w:p>
       <w:pPr>
-        <w:pStyle w:val="27"/>
+        <w:pStyle w:val="a"/>
         <w:keepNext w:val="0"/>
         <w:keepLines w:val="0"/>
         <w:pageBreakBefore w:val="0"/>
@@ -6095,7 +6020,7 @@
         <w:bidi w:val="0"/>
         <w:adjustRightInd w:val="0"/>
         <w:snapToGrid w:val="0"/>
-        <w:ind w:left="425" w:leftChars="0" w:hanging="425" w:firstLineChars="0"/>
+        <w:ind w:left="425" w:hanging="425" w:leftChars="0" w:firstLineChars="0"/>
         <w:textAlignment w:val="baseline"/>
       </w:pPr>
       <w:r>
@@ -6104,7 +6029,7 @@
     </w:p>
     <w:p>
       <w:pPr>
-        <w:pStyle w:val="27"/>
+        <w:pStyle w:val="a"/>
         <w:keepNext w:val="0"/>
         <w:keepLines w:val="0"/>
         <w:pageBreakBefore w:val="0"/>
@@ -6122,7 +6047,7 @@
         <w:bidi w:val="0"/>
         <w:adjustRightInd w:val="0"/>
         <w:snapToGrid w:val="0"/>
-        <w:ind w:left="425" w:leftChars="0" w:hanging="425" w:firstLineChars="0"/>
+        <w:ind w:left="425" w:hanging="425" w:leftChars="0" w:firstLineChars="0"/>
         <w:textAlignment w:val="baseline"/>
       </w:pPr>
       <w:r>
@@ -6131,7 +6056,7 @@
     </w:p>
     <w:p>
       <w:pPr>
-        <w:pStyle w:val="27"/>
+        <w:pStyle w:val="a"/>
         <w:keepNext w:val="0"/>
         <w:keepLines w:val="0"/>
         <w:pageBreakBefore w:val="0"/>
@@ -6149,7 +6074,7 @@
         <w:bidi w:val="0"/>
         <w:adjustRightInd w:val="0"/>
         <w:snapToGrid w:val="0"/>
-        <w:ind w:left="425" w:leftChars="0" w:hanging="425" w:firstLineChars="0"/>
+        <w:ind w:left="425" w:hanging="425" w:leftChars="0" w:firstLineChars="0"/>
         <w:textAlignment w:val="baseline"/>
       </w:pPr>
       <w:r>
@@ -6158,7 +6083,7 @@
     </w:p>
     <w:p>
       <w:pPr>
-        <w:pStyle w:val="27"/>
+        <w:pStyle w:val="a"/>
         <w:keepNext w:val="0"/>
         <w:keepLines w:val="0"/>
         <w:pageBreakBefore w:val="0"/>
@@ -6176,7 +6101,7 @@
         <w:bidi w:val="0"/>
         <w:adjustRightInd w:val="0"/>
         <w:snapToGrid w:val="0"/>
-        <w:ind w:left="425" w:leftChars="0" w:hanging="425" w:firstLineChars="0"/>
+        <w:ind w:left="425" w:hanging="425" w:leftChars="0" w:firstLineChars="0"/>
         <w:textAlignment w:val="baseline"/>
       </w:pPr>
       <w:r>
@@ -6185,7 +6110,7 @@
     </w:p>
     <w:p>
       <w:pPr>
-        <w:pStyle w:val="27"/>
+        <w:pStyle w:val="a"/>
         <w:keepNext w:val="0"/>
         <w:keepLines w:val="0"/>
         <w:pageBreakBefore w:val="0"/>
@@ -6203,7 +6128,7 @@
         <w:bidi w:val="0"/>
         <w:adjustRightInd w:val="0"/>
         <w:snapToGrid w:val="0"/>
-        <w:ind w:left="425" w:leftChars="0" w:hanging="425" w:firstLineChars="0"/>
+        <w:ind w:left="425" w:hanging="425" w:leftChars="0" w:firstLineChars="0"/>
         <w:textAlignment w:val="baseline"/>
       </w:pPr>
       <w:r>
@@ -6212,7 +6137,7 @@
     </w:p>
     <w:p>
       <w:pPr>
-        <w:pStyle w:val="27"/>
+        <w:pStyle w:val="a"/>
         <w:keepNext w:val="0"/>
         <w:keepLines w:val="0"/>
         <w:pageBreakBefore w:val="0"/>
@@ -6230,7 +6155,7 @@
         <w:bidi w:val="0"/>
         <w:adjustRightInd w:val="0"/>
         <w:snapToGrid w:val="0"/>
-        <w:ind w:left="425" w:leftChars="0" w:hanging="425" w:firstLineChars="0"/>
+        <w:ind w:left="425" w:hanging="425" w:leftChars="0" w:firstLineChars="0"/>
         <w:textAlignment w:val="baseline"/>
       </w:pPr>
       <w:r>
@@ -6239,7 +6164,7 @@
     </w:p>
     <w:p>
       <w:pPr>
-        <w:pStyle w:val="28"/>
+        <w:pStyle w:val="2"/>
         <w:keepNext w:val="0"/>
         <w:keepLines w:val="0"/>
         <w:pageBreakBefore w:val="0"/>
@@ -6265,7 +6190,7 @@
     </w:p>
     <w:p>
       <w:pPr>
-        <w:pStyle w:val="27"/>
+        <w:pStyle w:val="a"/>
         <w:keepNext w:val="0"/>
         <w:keepLines w:val="0"/>
         <w:pageBreakBefore w:val="0"/>
@@ -6287,7 +6212,7 @@
     </w:p>
     <w:p>
       <w:pPr>
-        <w:pStyle w:val="39"/>
+        <w:pStyle w:val="a3"/>
         <w:keepNext w:val="0"/>
         <w:keepLines w:val="0"/>
         <w:pageBreakBefore w:val="0"/>
@@ -6305,7 +6230,7 @@
         <w:bidi w:val="0"/>
         <w:adjustRightInd w:val="0"/>
         <w:snapToGrid w:val="0"/>
-        <w:ind w:left="425" w:leftChars="0" w:hanging="425" w:firstLineChars="0"/>
+        <w:ind w:left="425" w:hanging="425" w:leftChars="0" w:firstLineChars="0"/>
         <w:textAlignment w:val="baseline"/>
       </w:pPr>
       <w:r>
@@ -6314,7 +6239,7 @@
     </w:p>
     <w:p>
       <w:pPr>
-        <w:pStyle w:val="39"/>
+        <w:pStyle w:val="a3"/>
         <w:keepNext w:val="0"/>
         <w:keepLines w:val="0"/>
         <w:pageBreakBefore w:val="0"/>
@@ -6332,7 +6257,7 @@
         <w:bidi w:val="0"/>
         <w:adjustRightInd w:val="0"/>
         <w:snapToGrid w:val="0"/>
-        <w:ind w:left="425" w:leftChars="0" w:hanging="425" w:firstLineChars="0"/>
+        <w:ind w:left="425" w:hanging="425" w:leftChars="0" w:firstLineChars="0"/>
         <w:textAlignment w:val="baseline"/>
       </w:pPr>
       <w:r>
@@ -6341,7 +6266,7 @@
     </w:p>
     <w:p>
       <w:pPr>
-        <w:pStyle w:val="39"/>
+        <w:pStyle w:val="a3"/>
         <w:keepNext w:val="0"/>
         <w:keepLines w:val="0"/>
         <w:pageBreakBefore w:val="0"/>
@@ -6359,7 +6284,7 @@
         <w:bidi w:val="0"/>
         <w:adjustRightInd w:val="0"/>
         <w:snapToGrid w:val="0"/>
-        <w:ind w:left="425" w:leftChars="0" w:hanging="425" w:firstLineChars="0"/>
+        <w:ind w:left="425" w:hanging="425" w:leftChars="0" w:firstLineChars="0"/>
         <w:textAlignment w:val="baseline"/>
       </w:pPr>
       <w:r>
@@ -6368,7 +6293,7 @@
     </w:p>
     <w:p>
       <w:pPr>
-        <w:pStyle w:val="39"/>
+        <w:pStyle w:val="a3"/>
         <w:keepNext w:val="0"/>
         <w:keepLines w:val="0"/>
         <w:pageBreakBefore w:val="0"/>
@@ -6386,7 +6311,7 @@
         <w:bidi w:val="0"/>
         <w:adjustRightInd w:val="0"/>
         <w:snapToGrid w:val="0"/>
-        <w:ind w:left="425" w:leftChars="0" w:hanging="425" w:firstLineChars="0"/>
+        <w:ind w:left="425" w:hanging="425" w:leftChars="0" w:firstLineChars="0"/>
         <w:textAlignment w:val="baseline"/>
       </w:pPr>
       <w:r>
@@ -6395,7 +6320,7 @@
     </w:p>
     <w:p>
       <w:pPr>
-        <w:pStyle w:val="39"/>
+        <w:pStyle w:val="a3"/>
         <w:keepNext w:val="0"/>
         <w:keepLines w:val="0"/>
         <w:pageBreakBefore w:val="0"/>
@@ -6413,7 +6338,7 @@
         <w:bidi w:val="0"/>
         <w:adjustRightInd w:val="0"/>
         <w:snapToGrid w:val="0"/>
-        <w:ind w:left="425" w:leftChars="0" w:hanging="425" w:firstLineChars="0"/>
+        <w:ind w:left="425" w:hanging="425" w:leftChars="0" w:firstLineChars="0"/>
         <w:textAlignment w:val="baseline"/>
       </w:pPr>
       <w:r>
@@ -6422,7 +6347,7 @@
     </w:p>
     <w:p>
       <w:pPr>
-        <w:pStyle w:val="28"/>
+        <w:pStyle w:val="2"/>
         <w:keepNext w:val="0"/>
         <w:keepLines w:val="0"/>
         <w:pageBreakBefore w:val="0"/>
@@ -6441,11 +6366,8 @@
       <w:bookmarkStart w:id="12" w:name="_Toc3870"/>
       <w:r>
         <w:pict>
-          <v:shape id="_x0000_s1026" o:spid="_x0000_s1026" style="position:absolute;left:0pt;margin-left:359.5pt;margin-top:199.05pt;height:0.25pt;width:13.35pt;z-index:251659264;mso-width-relative:page;mso-height-relative:page;" filled="f" stroked="t" coordsize="267,5" path="m2,2l264,2e">
-            <v:fill on="f" focussize="0,0"/>
+          <v:shape id="_x0000_s1026" o:spid="_x0000_s1025" style="height:0.25pt;margin-left:359.5pt;margin-top:199.05pt;mso-height-relative:page;mso-width-relative:page;position:absolute;width:13.35pt;z-index:251658240" coordsize="267,5" path="m2,2l264,2e" filled="f" stroked="t">
             <v:stroke dashstyle="dash" endcap="round"/>
-            <v:imagedata o:title=""/>
-            <o:lock v:ext="edit"/>
           </v:shape>
         </w:pict>
       </w:r>
@@ -6480,7 +6402,7 @@
         <w:jc w:val="both"/>
         <w:textAlignment w:val="baseline"/>
         <w:rPr>
-          <w:rFonts w:ascii="宋体" w:hAnsi="宋体" w:eastAsia="宋体" w:cs="宋体"/>
+          <w:rFonts w:ascii="宋体" w:eastAsia="宋体" w:hAnsi="宋体" w:cs="宋体"/>
           <w:sz w:val="24"/>
           <w:szCs w:val="24"/>
         </w:rPr>
@@ -6504,7 +6426,7 @@
                     </pic:cNvPicPr>
                   </pic:nvPicPr>
                   <pic:blipFill>
-                    <a:blip r:embed="rId12"/>
+                    <a:blip xmlns:r="http://schemas.openxmlformats.org/officeDocument/2006/relationships" r:embed="rId10"/>
                     <a:stretch>
                       <a:fillRect/>
                     </a:stretch>
@@ -6566,7 +6488,7 @@
                     </pic:cNvPicPr>
                   </pic:nvPicPr>
                   <pic:blipFill>
-                    <a:blip r:embed="rId13"/>
+                    <a:blip xmlns:r="http://schemas.openxmlformats.org/officeDocument/2006/relationships" r:embed="rId11"/>
                     <a:stretch>
                       <a:fillRect/>
                     </a:stretch>
@@ -6648,7 +6570,7 @@
                     </pic:cNvPicPr>
                   </pic:nvPicPr>
                   <pic:blipFill>
-                    <a:blip r:embed="rId14"/>
+                    <a:blip xmlns:r="http://schemas.openxmlformats.org/officeDocument/2006/relationships" r:embed="rId12"/>
                     <a:stretch>
                       <a:fillRect/>
                     </a:stretch>
@@ -6675,7 +6597,7 @@
     </w:p>
     <w:p>
       <w:pPr>
-        <w:pStyle w:val="29"/>
+        <w:pStyle w:val="3"/>
         <w:bidi w:val="0"/>
       </w:pPr>
       <w:r>
@@ -6703,10 +6625,10 @@
         <w:adjustRightInd w:val="0"/>
         <w:snapToGrid w:val="0"/>
         <w:spacing w:line="360" w:lineRule="auto"/>
-        <w:ind w:left="425" w:leftChars="0" w:right="0" w:hanging="425" w:firstLineChars="0"/>
+        <w:ind w:left="425" w:right="0" w:hanging="425" w:leftChars="0" w:firstLineChars="0"/>
         <w:textAlignment w:val="baseline"/>
         <w:rPr>
-          <w:rFonts w:ascii="宋体" w:hAnsi="宋体" w:eastAsia="宋体" w:cs="宋体"/>
+          <w:rFonts w:ascii="宋体" w:eastAsia="宋体" w:hAnsi="宋体" w:cs="宋体"/>
           <w:spacing w:val="-3"/>
           <w:sz w:val="24"/>
           <w:szCs w:val="24"/>
@@ -6714,7 +6636,7 @@
       </w:pPr>
       <w:r>
         <w:rPr>
-          <w:rFonts w:ascii="宋体" w:hAnsi="宋体" w:eastAsia="宋体" w:cs="宋体"/>
+          <w:rFonts w:ascii="宋体" w:eastAsia="宋体" w:hAnsi="宋体" w:cs="宋体"/>
           <w:spacing w:val="-3"/>
           <w:sz w:val="24"/>
           <w:szCs w:val="24"/>
@@ -6742,10 +6664,10 @@
         <w:adjustRightInd w:val="0"/>
         <w:snapToGrid w:val="0"/>
         <w:spacing w:line="360" w:lineRule="auto"/>
-        <w:ind w:left="425" w:leftChars="0" w:right="0" w:hanging="425" w:firstLineChars="0"/>
+        <w:ind w:left="425" w:right="0" w:hanging="425" w:leftChars="0" w:firstLineChars="0"/>
         <w:textAlignment w:val="baseline"/>
         <w:rPr>
-          <w:rFonts w:ascii="宋体" w:hAnsi="宋体" w:eastAsia="宋体" w:cs="宋体"/>
+          <w:rFonts w:ascii="宋体" w:eastAsia="宋体" w:hAnsi="宋体" w:cs="宋体"/>
           <w:spacing w:val="-3"/>
           <w:sz w:val="24"/>
           <w:szCs w:val="24"/>
@@ -6753,7 +6675,7 @@
       </w:pPr>
       <w:r>
         <w:rPr>
-          <w:rFonts w:ascii="宋体" w:hAnsi="宋体" w:eastAsia="宋体" w:cs="宋体"/>
+          <w:rFonts w:ascii="宋体" w:eastAsia="宋体" w:hAnsi="宋体" w:cs="宋体"/>
           <w:spacing w:val="-3"/>
           <w:sz w:val="24"/>
           <w:szCs w:val="24"/>
@@ -6781,10 +6703,10 @@
         <w:adjustRightInd w:val="0"/>
         <w:snapToGrid w:val="0"/>
         <w:spacing w:line="360" w:lineRule="auto"/>
-        <w:ind w:left="425" w:leftChars="0" w:right="0" w:hanging="425" w:firstLineChars="0"/>
+        <w:ind w:left="425" w:right="0" w:hanging="425" w:leftChars="0" w:firstLineChars="0"/>
         <w:textAlignment w:val="baseline"/>
         <w:rPr>
-          <w:rFonts w:ascii="宋体" w:hAnsi="宋体" w:eastAsia="宋体" w:cs="宋体"/>
+          <w:rFonts w:ascii="宋体" w:eastAsia="宋体" w:hAnsi="宋体" w:cs="宋体"/>
           <w:spacing w:val="-3"/>
           <w:sz w:val="24"/>
           <w:szCs w:val="24"/>
@@ -6792,7 +6714,7 @@
       </w:pPr>
       <w:r>
         <w:rPr>
-          <w:rFonts w:ascii="宋体" w:hAnsi="宋体" w:eastAsia="宋体" w:cs="宋体"/>
+          <w:rFonts w:ascii="宋体" w:eastAsia="宋体" w:hAnsi="宋体" w:cs="宋体"/>
           <w:spacing w:val="-3"/>
           <w:sz w:val="24"/>
           <w:szCs w:val="24"/>
@@ -6820,10 +6742,10 @@
         <w:adjustRightInd w:val="0"/>
         <w:snapToGrid w:val="0"/>
         <w:spacing w:line="360" w:lineRule="auto"/>
-        <w:ind w:left="425" w:leftChars="0" w:right="0" w:hanging="425" w:firstLineChars="0"/>
+        <w:ind w:left="425" w:right="0" w:hanging="425" w:leftChars="0" w:firstLineChars="0"/>
         <w:textAlignment w:val="baseline"/>
         <w:rPr>
-          <w:rFonts w:ascii="宋体" w:hAnsi="宋体" w:eastAsia="宋体" w:cs="宋体"/>
+          <w:rFonts w:ascii="宋体" w:eastAsia="宋体" w:hAnsi="宋体" w:cs="宋体"/>
           <w:spacing w:val="-3"/>
           <w:sz w:val="24"/>
           <w:szCs w:val="24"/>
@@ -6831,7 +6753,7 @@
       </w:pPr>
       <w:r>
         <w:rPr>
-          <w:rFonts w:ascii="宋体" w:hAnsi="宋体" w:eastAsia="宋体" w:cs="宋体"/>
+          <w:rFonts w:ascii="宋体" w:eastAsia="宋体" w:hAnsi="宋体" w:cs="宋体"/>
           <w:spacing w:val="-3"/>
           <w:sz w:val="24"/>
           <w:szCs w:val="24"/>
@@ -6841,7 +6763,7 @@
     </w:p>
     <w:p>
       <w:pPr>
-        <w:pStyle w:val="29"/>
+        <w:pStyle w:val="3"/>
         <w:keepNext w:val="0"/>
         <w:keepLines w:val="0"/>
         <w:pageBreakBefore w:val="0"/>
@@ -6865,7 +6787,7 @@
     </w:p>
     <w:p>
       <w:pPr>
-        <w:pStyle w:val="27"/>
+        <w:pStyle w:val="a"/>
         <w:keepNext w:val="0"/>
         <w:keepLines w:val="0"/>
         <w:pageBreakBefore w:val="0"/>
@@ -6887,7 +6809,7 @@
     </w:p>
     <w:p>
       <w:pPr>
-        <w:pStyle w:val="39"/>
+        <w:pStyle w:val="a3"/>
         <w:keepNext w:val="0"/>
         <w:keepLines w:val="0"/>
         <w:pageBreakBefore w:val="0"/>
@@ -6905,7 +6827,7 @@
         <w:bidi w:val="0"/>
         <w:adjustRightInd w:val="0"/>
         <w:snapToGrid w:val="0"/>
-        <w:ind w:left="425" w:leftChars="0" w:hanging="425" w:firstLineChars="0"/>
+        <w:ind w:left="425" w:hanging="425" w:leftChars="0" w:firstLineChars="0"/>
         <w:textAlignment w:val="baseline"/>
       </w:pPr>
       <w:r>
@@ -6914,7 +6836,7 @@
     </w:p>
     <w:p>
       <w:pPr>
-        <w:pStyle w:val="39"/>
+        <w:pStyle w:val="a3"/>
         <w:keepNext w:val="0"/>
         <w:keepLines w:val="0"/>
         <w:pageBreakBefore w:val="0"/>
@@ -6932,7 +6854,7 @@
         <w:bidi w:val="0"/>
         <w:adjustRightInd w:val="0"/>
         <w:snapToGrid w:val="0"/>
-        <w:ind w:left="425" w:leftChars="0" w:hanging="425" w:firstLineChars="0"/>
+        <w:ind w:left="425" w:hanging="425" w:leftChars="0" w:firstLineChars="0"/>
         <w:textAlignment w:val="baseline"/>
       </w:pPr>
       <w:r>
@@ -6941,7 +6863,7 @@
     </w:p>
     <w:p>
       <w:pPr>
-        <w:pStyle w:val="39"/>
+        <w:pStyle w:val="a3"/>
         <w:keepNext w:val="0"/>
         <w:keepLines w:val="0"/>
         <w:pageBreakBefore w:val="0"/>
@@ -6959,7 +6881,7 @@
         <w:bidi w:val="0"/>
         <w:adjustRightInd w:val="0"/>
         <w:snapToGrid w:val="0"/>
-        <w:ind w:left="425" w:leftChars="0" w:hanging="425" w:firstLineChars="0"/>
+        <w:ind w:left="425" w:hanging="425" w:leftChars="0" w:firstLineChars="0"/>
         <w:textAlignment w:val="baseline"/>
       </w:pPr>
       <w:r>
@@ -6968,7 +6890,7 @@
     </w:p>
     <w:p>
       <w:pPr>
-        <w:pStyle w:val="39"/>
+        <w:pStyle w:val="a3"/>
         <w:keepNext w:val="0"/>
         <w:keepLines w:val="0"/>
         <w:pageBreakBefore w:val="0"/>
@@ -6986,7 +6908,7 @@
         <w:bidi w:val="0"/>
         <w:adjustRightInd w:val="0"/>
         <w:snapToGrid w:val="0"/>
-        <w:ind w:left="425" w:leftChars="0" w:hanging="425" w:firstLineChars="0"/>
+        <w:ind w:left="425" w:hanging="425" w:leftChars="0" w:firstLineChars="0"/>
         <w:textAlignment w:val="baseline"/>
       </w:pPr>
       <w:r>
@@ -6995,7 +6917,7 @@
     </w:p>
     <w:p>
       <w:pPr>
-        <w:pStyle w:val="39"/>
+        <w:pStyle w:val="a3"/>
         <w:keepNext w:val="0"/>
         <w:keepLines w:val="0"/>
         <w:pageBreakBefore w:val="0"/>
@@ -7013,7 +6935,7 @@
         <w:bidi w:val="0"/>
         <w:adjustRightInd w:val="0"/>
         <w:snapToGrid w:val="0"/>
-        <w:ind w:left="425" w:leftChars="0" w:hanging="425" w:firstLineChars="0"/>
+        <w:ind w:left="425" w:hanging="425" w:leftChars="0" w:firstLineChars="0"/>
         <w:textAlignment w:val="baseline"/>
       </w:pPr>
       <w:r>
@@ -7022,7 +6944,7 @@
     </w:p>
     <w:p>
       <w:pPr>
-        <w:pStyle w:val="29"/>
+        <w:pStyle w:val="3"/>
         <w:keepNext w:val="0"/>
         <w:keepLines w:val="0"/>
         <w:pageBreakBefore w:val="0"/>
@@ -7046,7 +6968,7 @@
     </w:p>
     <w:p>
       <w:pPr>
-        <w:pStyle w:val="27"/>
+        <w:pStyle w:val="a"/>
         <w:keepNext w:val="0"/>
         <w:keepLines w:val="0"/>
         <w:pageBreakBefore w:val="0"/>
@@ -7075,7 +6997,7 @@
     </w:p>
     <w:p>
       <w:pPr>
-        <w:pStyle w:val="27"/>
+        <w:pStyle w:val="a"/>
         <w:keepNext w:val="0"/>
         <w:keepLines w:val="0"/>
         <w:pageBreakBefore w:val="0"/>
@@ -7097,7 +7019,7 @@
     </w:p>
     <w:p>
       <w:pPr>
-        <w:pStyle w:val="29"/>
+        <w:pStyle w:val="3"/>
         <w:keepNext w:val="0"/>
         <w:keepLines w:val="0"/>
         <w:pageBreakBefore w:val="0"/>
@@ -7121,7 +7043,7 @@
     </w:p>
     <w:p>
       <w:pPr>
-        <w:pStyle w:val="27"/>
+        <w:pStyle w:val="a"/>
         <w:keepNext w:val="0"/>
         <w:keepLines w:val="0"/>
         <w:pageBreakBefore w:val="0"/>
@@ -7151,7 +7073,7 @@
     </w:p>
     <w:p>
       <w:pPr>
-        <w:pStyle w:val="27"/>
+        <w:pStyle w:val="a"/>
         <w:keepNext w:val="0"/>
         <w:keepLines w:val="0"/>
         <w:pageBreakBefore w:val="0"/>
@@ -7181,7 +7103,7 @@
     </w:p>
     <w:p>
       <w:pPr>
-        <w:pStyle w:val="27"/>
+        <w:pStyle w:val="a"/>
         <w:keepNext w:val="0"/>
         <w:keepLines w:val="0"/>
         <w:pageBreakBefore w:val="0"/>
@@ -7211,7 +7133,7 @@
     </w:p>
     <w:p>
       <w:pPr>
-        <w:pStyle w:val="29"/>
+        <w:pStyle w:val="3"/>
         <w:keepNext w:val="0"/>
         <w:keepLines w:val="0"/>
         <w:pageBreakBefore w:val="0"/>
@@ -7235,7 +7157,7 @@
     </w:p>
     <w:p>
       <w:pPr>
-        <w:pStyle w:val="27"/>
+        <w:pStyle w:val="a"/>
         <w:keepNext w:val="0"/>
         <w:keepLines w:val="0"/>
         <w:pageBreakBefore w:val="0"/>
@@ -7265,7 +7187,7 @@
     </w:p>
     <w:p>
       <w:pPr>
-        <w:pStyle w:val="29"/>
+        <w:pStyle w:val="3"/>
         <w:keepNext w:val="0"/>
         <w:keepLines w:val="0"/>
         <w:pageBreakBefore w:val="0"/>
@@ -7289,7 +7211,7 @@
     </w:p>
     <w:p>
       <w:pPr>
-        <w:pStyle w:val="27"/>
+        <w:pStyle w:val="a"/>
         <w:keepNext w:val="0"/>
         <w:keepLines w:val="0"/>
         <w:pageBreakBefore w:val="0"/>
@@ -7319,7 +7241,7 @@
     </w:p>
     <w:p>
       <w:pPr>
-        <w:pStyle w:val="29"/>
+        <w:pStyle w:val="3"/>
         <w:keepNext w:val="0"/>
         <w:keepLines w:val="0"/>
         <w:pageBreakBefore w:val="0"/>
@@ -7343,7 +7265,7 @@
     </w:p>
     <w:p>
       <w:pPr>
-        <w:pStyle w:val="39"/>
+        <w:pStyle w:val="a3"/>
         <w:keepNext w:val="0"/>
         <w:keepLines w:val="0"/>
         <w:pageBreakBefore w:val="0"/>
@@ -7361,7 +7283,7 @@
         <w:bidi w:val="0"/>
         <w:adjustRightInd w:val="0"/>
         <w:snapToGrid w:val="0"/>
-        <w:ind w:left="425" w:leftChars="0" w:hanging="425" w:firstLineChars="0"/>
+        <w:ind w:left="425" w:hanging="425" w:leftChars="0" w:firstLineChars="0"/>
         <w:textAlignment w:val="baseline"/>
       </w:pPr>
       <w:r>
@@ -7380,7 +7302,7 @@
     </w:p>
     <w:p>
       <w:pPr>
-        <w:pStyle w:val="39"/>
+        <w:pStyle w:val="a3"/>
         <w:keepNext w:val="0"/>
         <w:keepLines w:val="0"/>
         <w:pageBreakBefore w:val="0"/>
@@ -7398,7 +7320,7 @@
         <w:bidi w:val="0"/>
         <w:adjustRightInd w:val="0"/>
         <w:snapToGrid w:val="0"/>
-        <w:ind w:left="425" w:leftChars="0" w:hanging="425" w:firstLineChars="0"/>
+        <w:ind w:left="425" w:hanging="425" w:leftChars="0" w:firstLineChars="0"/>
         <w:textAlignment w:val="baseline"/>
       </w:pPr>
       <w:r>
@@ -7407,7 +7329,7 @@
     </w:p>
     <w:p>
       <w:pPr>
-        <w:pStyle w:val="39"/>
+        <w:pStyle w:val="a3"/>
         <w:keepNext w:val="0"/>
         <w:keepLines w:val="0"/>
         <w:pageBreakBefore w:val="0"/>
@@ -7425,7 +7347,7 @@
         <w:bidi w:val="0"/>
         <w:adjustRightInd w:val="0"/>
         <w:snapToGrid w:val="0"/>
-        <w:ind w:left="425" w:leftChars="0" w:hanging="425" w:firstLineChars="0"/>
+        <w:ind w:left="425" w:hanging="425" w:leftChars="0" w:firstLineChars="0"/>
         <w:textAlignment w:val="baseline"/>
       </w:pPr>
       <w:r>
@@ -7434,7 +7356,7 @@
     </w:p>
     <w:p>
       <w:pPr>
-        <w:pStyle w:val="29"/>
+        <w:pStyle w:val="3"/>
         <w:keepNext w:val="0"/>
         <w:keepLines w:val="0"/>
         <w:pageBreakBefore w:val="0"/>
@@ -7460,7 +7382,7 @@
     </w:p>
     <w:p>
       <w:pPr>
-        <w:pStyle w:val="27"/>
+        <w:pStyle w:val="a"/>
         <w:keepNext w:val="0"/>
         <w:keepLines w:val="0"/>
         <w:pageBreakBefore w:val="0"/>
@@ -7490,7 +7412,7 @@
     </w:p>
     <w:p>
       <w:pPr>
-        <w:pStyle w:val="26"/>
+        <w:pStyle w:val="1"/>
         <w:keepNext w:val="0"/>
         <w:keepLines w:val="0"/>
         <w:pageBreakBefore w:val="0"/>
@@ -7528,10 +7450,10 @@
         <w:adjustRightInd w:val="0"/>
         <w:snapToGrid w:val="0"/>
         <w:spacing w:line="360" w:lineRule="auto"/>
-        <w:ind w:left="0" w:right="0" w:firstLine="476" w:firstLineChars="200"/>
+        <w:ind w:left="0" w:right="0" w:firstLine="420" w:firstLineChars="200"/>
         <w:textAlignment w:val="baseline"/>
         <w:rPr>
-          <w:rFonts w:hint="eastAsia" w:ascii="宋体" w:hAnsi="宋体" w:eastAsia="宋体" w:cs="宋体"/>
+          <w:rFonts w:ascii="宋体" w:eastAsia="宋体" w:hAnsi="宋体" w:cs="宋体" w:hint="eastAsia"/>
           <w:spacing w:val="-1"/>
           <w:sz w:val="24"/>
           <w:szCs w:val="24"/>
@@ -7540,7 +7462,7 @@
       </w:pPr>
       <w:r>
         <w:rPr>
-          <w:rFonts w:hint="eastAsia" w:ascii="宋体" w:hAnsi="宋体" w:eastAsia="宋体" w:cs="宋体"/>
+          <w:rFonts w:ascii="宋体" w:eastAsia="宋体" w:hAnsi="宋体" w:cs="宋体" w:hint="eastAsia"/>
           <w:spacing w:val="-1"/>
           <w:sz w:val="24"/>
           <w:szCs w:val="24"/>
@@ -7565,10 +7487,10 @@
         <w:adjustRightInd w:val="0"/>
         <w:snapToGrid w:val="0"/>
         <w:spacing w:line="360" w:lineRule="auto"/>
-        <w:ind w:left="0" w:right="0" w:firstLine="476" w:firstLineChars="200"/>
+        <w:ind w:left="0" w:right="0" w:firstLine="420" w:firstLineChars="200"/>
         <w:textAlignment w:val="baseline"/>
         <w:rPr>
-          <w:rFonts w:hint="eastAsia" w:ascii="宋体" w:hAnsi="宋体" w:eastAsia="宋体" w:cs="宋体"/>
+          <w:rFonts w:ascii="宋体" w:eastAsia="宋体" w:hAnsi="宋体" w:cs="宋体" w:hint="eastAsia"/>
           <w:spacing w:val="-1"/>
           <w:sz w:val="24"/>
           <w:szCs w:val="24"/>
@@ -7577,7 +7499,7 @@
       </w:pPr>
       <w:r>
         <w:rPr>
-          <w:rFonts w:hint="eastAsia" w:ascii="宋体" w:hAnsi="宋体" w:eastAsia="宋体" w:cs="宋体"/>
+          <w:rFonts w:ascii="宋体" w:eastAsia="宋体" w:hAnsi="宋体" w:cs="宋体" w:hint="eastAsia"/>
           <w:spacing w:val="-1"/>
           <w:sz w:val="24"/>
           <w:szCs w:val="24"/>
@@ -7602,10 +7524,10 @@
         <w:adjustRightInd w:val="0"/>
         <w:snapToGrid w:val="0"/>
         <w:spacing w:line="360" w:lineRule="auto"/>
-        <w:ind w:left="0" w:right="0" w:firstLine="476" w:firstLineChars="200"/>
+        <w:ind w:left="0" w:right="0" w:firstLine="420" w:firstLineChars="200"/>
         <w:textAlignment w:val="baseline"/>
         <w:rPr>
-          <w:rFonts w:hint="eastAsia" w:ascii="宋体" w:hAnsi="宋体" w:eastAsia="宋体" w:cs="宋体"/>
+          <w:rFonts w:ascii="宋体" w:eastAsia="宋体" w:hAnsi="宋体" w:cs="宋体" w:hint="eastAsia"/>
           <w:spacing w:val="-1"/>
           <w:sz w:val="24"/>
           <w:szCs w:val="24"/>
@@ -7614,7 +7536,7 @@
       </w:pPr>
       <w:r>
         <w:rPr>
-          <w:rFonts w:hint="eastAsia" w:ascii="宋体" w:hAnsi="宋体" w:eastAsia="宋体" w:cs="宋体"/>
+          <w:rFonts w:ascii="宋体" w:eastAsia="宋体" w:hAnsi="宋体" w:cs="宋体" w:hint="eastAsia"/>
           <w:spacing w:val="-1"/>
           <w:sz w:val="24"/>
           <w:szCs w:val="24"/>
@@ -7625,7 +7547,7 @@
     </w:p>
     <w:p>
       <w:pPr>
-        <w:pStyle w:val="26"/>
+        <w:pStyle w:val="1"/>
         <w:keepNext w:val="0"/>
         <w:keepLines w:val="0"/>
         <w:pageBreakBefore w:val="0"/>
@@ -7659,16 +7581,16 @@
     </w:p>
     <w:tbl>
       <w:tblPr>
-        <w:tblStyle w:val="24"/>
+        <w:tblStyle w:val="TableNormal0"/>
         <w:tblW w:w="8316" w:type="dxa"/>
         <w:tblInd w:w="130" w:type="dxa"/>
         <w:tblBorders>
-          <w:top w:val="single" w:color="000000" w:sz="2" w:space="0"/>
-          <w:left w:val="single" w:color="000000" w:sz="2" w:space="0"/>
-          <w:bottom w:val="single" w:color="000000" w:sz="2" w:space="0"/>
-          <w:right w:val="single" w:color="000000" w:sz="2" w:space="0"/>
-          <w:insideH w:val="single" w:color="000000" w:sz="2" w:space="0"/>
-          <w:insideV w:val="single" w:color="000000" w:sz="2" w:space="0"/>
+          <w:top w:val="single" w:sz="2" w:space="0" w:color="000000"/>
+          <w:left w:val="single" w:sz="2" w:space="0" w:color="000000"/>
+          <w:bottom w:val="single" w:sz="2" w:space="0" w:color="000000"/>
+          <w:right w:val="single" w:sz="2" w:space="0" w:color="000000"/>
+          <w:insideH w:val="single" w:sz="2" w:space="0" w:color="000000"/>
+          <w:insideV w:val="single" w:sz="2" w:space="0" w:color="000000"/>
         </w:tblBorders>
         <w:tblLayout w:type="fixed"/>
         <w:tblCellMar>
@@ -7687,14 +7609,17 @@
       </w:tblGrid>
       <w:tr>
         <w:tblPrEx>
+          <w:tblW w:w="8316" w:type="dxa"/>
+          <w:tblInd w:w="130" w:type="dxa"/>
           <w:tblBorders>
-            <w:top w:val="single" w:color="000000" w:sz="2" w:space="0"/>
-            <w:left w:val="single" w:color="000000" w:sz="2" w:space="0"/>
-            <w:bottom w:val="single" w:color="000000" w:sz="2" w:space="0"/>
-            <w:right w:val="single" w:color="000000" w:sz="2" w:space="0"/>
-            <w:insideH w:val="single" w:color="000000" w:sz="2" w:space="0"/>
-            <w:insideV w:val="single" w:color="000000" w:sz="2" w:space="0"/>
+            <w:top w:val="single" w:sz="2" w:space="0" w:color="000000"/>
+            <w:left w:val="single" w:sz="2" w:space="0" w:color="000000"/>
+            <w:bottom w:val="single" w:sz="2" w:space="0" w:color="000000"/>
+            <w:right w:val="single" w:sz="2" w:space="0" w:color="000000"/>
+            <w:insideH w:val="single" w:sz="2" w:space="0" w:color="000000"/>
+            <w:insideV w:val="single" w:sz="2" w:space="0" w:color="000000"/>
           </w:tblBorders>
+          <w:tblLayout w:type="fixed"/>
           <w:tblCellMar>
             <w:top w:w="0" w:type="dxa"/>
             <w:left w:w="0" w:type="dxa"/>
@@ -7703,15 +7628,15 @@
           </w:tblCellMar>
         </w:tblPrEx>
         <w:trPr>
-          <w:trHeight w:val="583" w:hRule="atLeast"/>
+          <w:trHeight w:val="583"/>
         </w:trPr>
         <w:tc>
           <w:tcPr>
             <w:tcW w:w="727" w:type="dxa"/>
             <w:tcBorders>
-              <w:top w:val="single" w:color="000000" w:sz="6" w:space="0"/>
-              <w:left w:val="single" w:color="000000" w:sz="6" w:space="0"/>
-              <w:bottom w:val="single" w:color="000000" w:sz="6" w:space="0"/>
+              <w:top w:val="single" w:sz="6" w:space="0" w:color="000000"/>
+              <w:left w:val="single" w:sz="6" w:space="0" w:color="000000"/>
+              <w:bottom w:val="single" w:sz="6" w:space="0" w:color="000000"/>
             </w:tcBorders>
             <w:shd w:val="clear" w:color="auto" w:fill="C0C0C0"/>
           </w:tcPr>
@@ -7734,7 +7659,7 @@
               <w:ind w:left="195"/>
               <w:textAlignment w:val="baseline"/>
               <w:rPr>
-                <w:rFonts w:ascii="宋体" w:hAnsi="宋体" w:eastAsia="宋体" w:cs="宋体"/>
+                <w:rFonts w:ascii="宋体" w:eastAsia="宋体" w:hAnsi="宋体" w:cs="宋体"/>
                 <w:b/>
                 <w:bCs/>
                 <w:spacing w:val="-7"/>
@@ -7744,7 +7669,7 @@
             </w:pPr>
             <w:r>
               <w:rPr>
-                <w:rFonts w:ascii="宋体" w:hAnsi="宋体" w:eastAsia="宋体" w:cs="宋体"/>
+                <w:rFonts w:ascii="宋体" w:eastAsia="宋体" w:hAnsi="宋体" w:cs="宋体"/>
                 <w:b/>
                 <w:bCs/>
                 <w:spacing w:val="-7"/>
@@ -7759,8 +7684,8 @@
           <w:tcPr>
             <w:tcW w:w="1337" w:type="dxa"/>
             <w:tcBorders>
-              <w:top w:val="single" w:color="000000" w:sz="6" w:space="0"/>
-              <w:bottom w:val="single" w:color="000000" w:sz="6" w:space="0"/>
+              <w:top w:val="single" w:sz="6" w:space="0" w:color="000000"/>
+              <w:bottom w:val="single" w:sz="6" w:space="0" w:color="000000"/>
             </w:tcBorders>
             <w:shd w:val="clear" w:color="auto" w:fill="C0C0C0"/>
           </w:tcPr>
@@ -7783,7 +7708,7 @@
               <w:ind w:left="195"/>
               <w:textAlignment w:val="baseline"/>
               <w:rPr>
-                <w:rFonts w:ascii="宋体" w:hAnsi="宋体" w:eastAsia="宋体" w:cs="宋体"/>
+                <w:rFonts w:ascii="宋体" w:eastAsia="宋体" w:hAnsi="宋体" w:cs="宋体"/>
                 <w:b/>
                 <w:bCs/>
                 <w:spacing w:val="-7"/>
@@ -7793,7 +7718,7 @@
             </w:pPr>
             <w:r>
               <w:rPr>
-                <w:rFonts w:ascii="宋体" w:hAnsi="宋体" w:eastAsia="宋体" w:cs="宋体"/>
+                <w:rFonts w:ascii="宋体" w:eastAsia="宋体" w:hAnsi="宋体" w:cs="宋体"/>
                 <w:b/>
                 <w:bCs/>
                 <w:spacing w:val="-7"/>
@@ -7808,9 +7733,9 @@
           <w:tcPr>
             <w:tcW w:w="3832" w:type="dxa"/>
             <w:tcBorders>
-              <w:top w:val="single" w:color="000000" w:sz="6" w:space="0"/>
-              <w:bottom w:val="single" w:color="000000" w:sz="6" w:space="0"/>
-              <w:right w:val="single" w:color="000000" w:sz="6" w:space="0"/>
+              <w:top w:val="single" w:sz="6" w:space="0" w:color="000000"/>
+              <w:bottom w:val="single" w:sz="6" w:space="0" w:color="000000"/>
+              <w:right w:val="single" w:sz="6" w:space="0" w:color="000000"/>
             </w:tcBorders>
             <w:shd w:val="clear" w:color="auto" w:fill="C0C0C0"/>
           </w:tcPr>
@@ -7833,7 +7758,7 @@
               <w:ind w:left="195"/>
               <w:textAlignment w:val="baseline"/>
               <w:rPr>
-                <w:rFonts w:ascii="宋体" w:hAnsi="宋体" w:eastAsia="宋体" w:cs="宋体"/>
+                <w:rFonts w:ascii="宋体" w:eastAsia="宋体" w:hAnsi="宋体" w:cs="宋体"/>
                 <w:b/>
                 <w:bCs/>
                 <w:spacing w:val="-7"/>
@@ -7843,7 +7768,7 @@
             </w:pPr>
             <w:r>
               <w:rPr>
-                <w:rFonts w:ascii="宋体" w:hAnsi="宋体" w:eastAsia="宋体" w:cs="宋体"/>
+                <w:rFonts w:ascii="宋体" w:eastAsia="宋体" w:hAnsi="宋体" w:cs="宋体"/>
                 <w:b/>
                 <w:bCs/>
                 <w:spacing w:val="-7"/>
@@ -7858,9 +7783,9 @@
           <w:tcPr>
             <w:tcW w:w="1210" w:type="dxa"/>
             <w:tcBorders>
-              <w:top w:val="single" w:color="000000" w:sz="6" w:space="0"/>
-              <w:bottom w:val="single" w:color="000000" w:sz="6" w:space="0"/>
-              <w:right w:val="single" w:color="000000" w:sz="6" w:space="0"/>
+              <w:top w:val="single" w:sz="6" w:space="0" w:color="000000"/>
+              <w:bottom w:val="single" w:sz="6" w:space="0" w:color="000000"/>
+              <w:right w:val="single" w:sz="6" w:space="0" w:color="000000"/>
             </w:tcBorders>
             <w:shd w:val="clear" w:color="auto" w:fill="C0C0C0"/>
           </w:tcPr>
@@ -7883,7 +7808,7 @@
               <w:ind w:left="195"/>
               <w:textAlignment w:val="baseline"/>
               <w:rPr>
-                <w:rFonts w:hint="default" w:ascii="宋体" w:hAnsi="宋体" w:eastAsia="宋体" w:cs="宋体"/>
+                <w:rFonts w:ascii="宋体" w:eastAsia="宋体" w:hAnsi="宋体" w:cs="宋体" w:hint="default"/>
                 <w:b/>
                 <w:bCs/>
                 <w:spacing w:val="-7"/>
@@ -7894,7 +7819,7 @@
             </w:pPr>
             <w:r>
               <w:rPr>
-                <w:rFonts w:hint="eastAsia" w:ascii="宋体" w:hAnsi="宋体" w:eastAsia="宋体" w:cs="宋体"/>
+                <w:rFonts w:ascii="宋体" w:eastAsia="宋体" w:hAnsi="宋体" w:cs="宋体" w:hint="eastAsia"/>
                 <w:b/>
                 <w:bCs/>
                 <w:spacing w:val="-7"/>
@@ -7910,9 +7835,9 @@
           <w:tcPr>
             <w:tcW w:w="1210" w:type="dxa"/>
             <w:tcBorders>
-              <w:top w:val="single" w:color="000000" w:sz="6" w:space="0"/>
-              <w:bottom w:val="single" w:color="000000" w:sz="6" w:space="0"/>
-              <w:right w:val="single" w:color="000000" w:sz="6" w:space="0"/>
+              <w:top w:val="single" w:sz="6" w:space="0" w:color="000000"/>
+              <w:bottom w:val="single" w:sz="6" w:space="0" w:color="000000"/>
+              <w:right w:val="single" w:sz="6" w:space="0" w:color="000000"/>
             </w:tcBorders>
             <w:shd w:val="clear" w:color="auto" w:fill="C0C0C0"/>
           </w:tcPr>
@@ -7935,7 +7860,7 @@
               <w:ind w:left="195"/>
               <w:textAlignment w:val="baseline"/>
               <w:rPr>
-                <w:rFonts w:hint="default" w:ascii="宋体" w:hAnsi="宋体" w:eastAsia="宋体" w:cs="宋体"/>
+                <w:rFonts w:ascii="宋体" w:eastAsia="宋体" w:hAnsi="宋体" w:cs="宋体" w:hint="default"/>
                 <w:b/>
                 <w:bCs/>
                 <w:spacing w:val="-7"/>
@@ -7946,7 +7871,7 @@
             </w:pPr>
             <w:r>
               <w:rPr>
-                <w:rFonts w:hint="eastAsia" w:ascii="宋体" w:hAnsi="宋体" w:cs="宋体"/>
+                <w:rFonts w:ascii="宋体" w:hAnsi="宋体" w:cs="宋体" w:hint="eastAsia"/>
                 <w:b/>
                 <w:bCs/>
                 <w:spacing w:val="-7"/>
@@ -7961,14 +7886,9 @@
       </w:tr>
       <w:tr>
         <w:tblPrEx>
-          <w:tblBorders>
-            <w:top w:val="single" w:color="000000" w:sz="2" w:space="0"/>
-            <w:left w:val="single" w:color="000000" w:sz="2" w:space="0"/>
-            <w:bottom w:val="single" w:color="000000" w:sz="2" w:space="0"/>
-            <w:right w:val="single" w:color="000000" w:sz="2" w:space="0"/>
-            <w:insideH w:val="single" w:color="000000" w:sz="2" w:space="0"/>
-            <w:insideV w:val="single" w:color="000000" w:sz="2" w:space="0"/>
-          </w:tblBorders>
+          <w:tblW w:w="8316" w:type="dxa"/>
+          <w:tblInd w:w="130" w:type="dxa"/>
+          <w:tblLayout w:type="fixed"/>
           <w:tblCellMar>
             <w:top w:w="0" w:type="dxa"/>
             <w:left w:w="0" w:type="dxa"/>
@@ -7977,14 +7897,14 @@
           </w:tblCellMar>
         </w:tblPrEx>
         <w:trPr>
-          <w:trHeight w:val="549" w:hRule="atLeast"/>
+          <w:trHeight w:val="549"/>
         </w:trPr>
         <w:tc>
           <w:tcPr>
             <w:tcW w:w="727" w:type="dxa"/>
             <w:tcBorders>
-              <w:top w:val="single" w:color="000000" w:sz="6" w:space="0"/>
-              <w:left w:val="single" w:color="000000" w:sz="6" w:space="0"/>
+              <w:top w:val="single" w:sz="6" w:space="0" w:color="000000"/>
+              <w:left w:val="single" w:sz="6" w:space="0" w:color="000000"/>
             </w:tcBorders>
           </w:tcPr>
           <w:p>
@@ -8006,7 +7926,7 @@
               <w:ind w:left="123"/>
               <w:textAlignment w:val="baseline"/>
               <w:rPr>
-                <w:rFonts w:hint="eastAsia" w:ascii="宋体" w:hAnsi="宋体" w:eastAsia="宋体" w:cs="宋体"/>
+                <w:rFonts w:ascii="宋体" w:eastAsia="宋体" w:hAnsi="宋体" w:cs="宋体" w:hint="eastAsia"/>
                 <w:spacing w:val="-2"/>
                 <w:sz w:val="24"/>
                 <w:szCs w:val="24"/>
@@ -8015,7 +7935,7 @@
             </w:pPr>
             <w:r>
               <w:rPr>
-                <w:rFonts w:hint="eastAsia" w:ascii="宋体" w:hAnsi="宋体" w:eastAsia="宋体" w:cs="宋体"/>
+                <w:rFonts w:ascii="宋体" w:eastAsia="宋体" w:hAnsi="宋体" w:cs="宋体" w:hint="eastAsia"/>
                 <w:spacing w:val="-2"/>
                 <w:sz w:val="24"/>
                 <w:szCs w:val="24"/>
@@ -8029,7 +7949,7 @@
           <w:tcPr>
             <w:tcW w:w="1337" w:type="dxa"/>
             <w:tcBorders>
-              <w:top w:val="single" w:color="000000" w:sz="6" w:space="0"/>
+              <w:top w:val="single" w:sz="6" w:space="0" w:color="000000"/>
             </w:tcBorders>
           </w:tcPr>
           <w:p>
@@ -8051,7 +7971,7 @@
               <w:ind w:left="123"/>
               <w:textAlignment w:val="baseline"/>
               <w:rPr>
-                <w:rFonts w:hint="default" w:ascii="宋体" w:hAnsi="宋体" w:eastAsia="宋体" w:cs="宋体"/>
+                <w:rFonts w:ascii="宋体" w:eastAsia="宋体" w:hAnsi="宋体" w:cs="宋体" w:hint="default"/>
                 <w:spacing w:val="-2"/>
                 <w:sz w:val="24"/>
                 <w:szCs w:val="24"/>
@@ -8060,7 +7980,7 @@
             </w:pPr>
             <w:r>
               <w:rPr>
-                <w:rFonts w:hint="eastAsia" w:ascii="宋体" w:hAnsi="宋体" w:eastAsia="宋体" w:cs="宋体"/>
+                <w:rFonts w:ascii="宋体" w:eastAsia="宋体" w:hAnsi="宋体" w:cs="宋体" w:hint="eastAsia"/>
                 <w:spacing w:val="-2"/>
                 <w:sz w:val="24"/>
                 <w:szCs w:val="24"/>
@@ -8074,8 +7994,8 @@
           <w:tcPr>
             <w:tcW w:w="3832" w:type="dxa"/>
             <w:tcBorders>
-              <w:top w:val="single" w:color="000000" w:sz="6" w:space="0"/>
-              <w:right w:val="single" w:color="000000" w:sz="6" w:space="0"/>
+              <w:top w:val="single" w:sz="6" w:space="0" w:color="000000"/>
+              <w:right w:val="single" w:sz="6" w:space="0" w:color="000000"/>
             </w:tcBorders>
           </w:tcPr>
           <w:p>
@@ -8097,7 +8017,7 @@
               <w:ind w:left="123"/>
               <w:textAlignment w:val="baseline"/>
               <w:rPr>
-                <w:rFonts w:hint="default" w:ascii="宋体" w:hAnsi="宋体" w:eastAsia="宋体" w:cs="宋体"/>
+                <w:rFonts w:ascii="宋体" w:eastAsia="宋体" w:hAnsi="宋体" w:cs="宋体" w:hint="default"/>
                 <w:spacing w:val="-2"/>
                 <w:sz w:val="24"/>
                 <w:szCs w:val="24"/>
@@ -8106,7 +8026,7 @@
             </w:pPr>
             <w:r>
               <w:rPr>
-                <w:rFonts w:hint="default" w:ascii="宋体" w:hAnsi="宋体" w:eastAsia="宋体" w:cs="宋体"/>
+                <w:rFonts w:ascii="宋体" w:eastAsia="宋体" w:hAnsi="宋体" w:cs="宋体" w:hint="default"/>
                 <w:spacing w:val="-2"/>
                 <w:sz w:val="24"/>
                 <w:szCs w:val="24"/>
@@ -8120,8 +8040,8 @@
           <w:tcPr>
             <w:tcW w:w="1210" w:type="dxa"/>
             <w:tcBorders>
-              <w:top w:val="single" w:color="000000" w:sz="6" w:space="0"/>
-              <w:right w:val="single" w:color="000000" w:sz="6" w:space="0"/>
+              <w:top w:val="single" w:sz="6" w:space="0" w:color="000000"/>
+              <w:right w:val="single" w:sz="6" w:space="0" w:color="000000"/>
             </w:tcBorders>
           </w:tcPr>
           <w:p>
@@ -8140,11 +8060,11 @@
               <w:adjustRightInd w:val="0"/>
               <w:snapToGrid w:val="0"/>
               <w:spacing w:before="194" w:line="219" w:lineRule="auto"/>
-              <w:ind w:left="0" w:leftChars="0" w:right="0" w:rightChars="0" w:firstLine="0" w:firstLineChars="0"/>
+              <w:ind w:left="0" w:right="0" w:firstLine="0" w:leftChars="0" w:rightChars="0" w:firstLineChars="0"/>
               <w:jc w:val="center"/>
               <w:textAlignment w:val="baseline"/>
               <w:rPr>
-                <w:rFonts w:hint="default" w:ascii="宋体" w:hAnsi="宋体" w:eastAsia="宋体" w:cs="宋体"/>
+                <w:rFonts w:ascii="宋体" w:eastAsia="宋体" w:hAnsi="宋体" w:cs="宋体" w:hint="default"/>
                 <w:spacing w:val="-2"/>
                 <w:sz w:val="24"/>
                 <w:szCs w:val="24"/>
@@ -8153,7 +8073,7 @@
             </w:pPr>
             <w:r>
               <w:rPr>
-                <w:rFonts w:hint="eastAsia" w:ascii="宋体" w:hAnsi="宋体" w:eastAsia="宋体" w:cs="宋体"/>
+                <w:rFonts w:ascii="宋体" w:eastAsia="宋体" w:hAnsi="宋体" w:cs="宋体" w:hint="eastAsia"/>
                 <w:spacing w:val="-2"/>
                 <w:sz w:val="24"/>
                 <w:szCs w:val="24"/>
@@ -8167,8 +8087,8 @@
           <w:tcPr>
             <w:tcW w:w="1210" w:type="dxa"/>
             <w:tcBorders>
-              <w:top w:val="single" w:color="000000" w:sz="6" w:space="0"/>
-              <w:right w:val="single" w:color="000000" w:sz="6" w:space="0"/>
+              <w:top w:val="single" w:sz="6" w:space="0" w:color="000000"/>
+              <w:right w:val="single" w:sz="6" w:space="0" w:color="000000"/>
             </w:tcBorders>
           </w:tcPr>
           <w:p>
@@ -8187,11 +8107,11 @@
               <w:adjustRightInd w:val="0"/>
               <w:snapToGrid w:val="0"/>
               <w:spacing w:before="194" w:line="219" w:lineRule="auto"/>
-              <w:ind w:left="0" w:leftChars="0" w:right="0" w:rightChars="0" w:firstLine="0" w:firstLineChars="0"/>
+              <w:ind w:left="0" w:right="0" w:firstLine="0" w:leftChars="0" w:rightChars="0" w:firstLineChars="0"/>
               <w:jc w:val="center"/>
               <w:textAlignment w:val="baseline"/>
               <w:rPr>
-                <w:rFonts w:hint="eastAsia" w:ascii="宋体" w:hAnsi="宋体" w:eastAsia="宋体" w:cs="宋体"/>
+                <w:rFonts w:ascii="宋体" w:eastAsia="宋体" w:hAnsi="宋体" w:cs="宋体" w:hint="eastAsia"/>
                 <w:spacing w:val="-2"/>
                 <w:sz w:val="24"/>
                 <w:szCs w:val="24"/>
@@ -8200,7 +8120,7 @@
             </w:pPr>
             <w:r>
               <w:rPr>
-                <w:rFonts w:hint="eastAsia" w:ascii="宋体" w:hAnsi="宋体" w:eastAsia="宋体" w:cs="宋体"/>
+                <w:rFonts w:ascii="宋体" w:eastAsia="宋体" w:hAnsi="宋体" w:cs="宋体" w:hint="eastAsia"/>
                 <w:spacing w:val="-2"/>
                 <w:sz w:val="24"/>
                 <w:szCs w:val="24"/>
@@ -8214,7 +8134,7 @@
     </w:tbl>
     <w:p>
       <w:pPr>
-        <w:pStyle w:val="26"/>
+        <w:pStyle w:val="1"/>
         <w:keepNext w:val="0"/>
         <w:keepLines w:val="0"/>
         <w:pageBreakBefore w:val="0"/>
@@ -8256,17 +8176,17 @@
         <w:adjustRightInd w:val="0"/>
         <w:snapToGrid w:val="0"/>
         <w:spacing w:before="114" w:line="220" w:lineRule="auto"/>
-        <w:ind w:left="425" w:leftChars="0" w:hanging="425" w:firstLineChars="0"/>
+        <w:ind w:left="425" w:hanging="425" w:leftChars="0" w:firstLineChars="0"/>
         <w:textAlignment w:val="baseline"/>
         <w:rPr>
-          <w:rFonts w:ascii="宋体" w:hAnsi="宋体" w:eastAsia="宋体" w:cs="宋体"/>
+          <w:rFonts w:ascii="宋体" w:eastAsia="宋体" w:hAnsi="宋体" w:cs="宋体"/>
           <w:sz w:val="24"/>
           <w:szCs w:val="24"/>
         </w:rPr>
       </w:pPr>
       <w:r>
         <w:rPr>
-          <w:rFonts w:ascii="宋体" w:hAnsi="宋体" w:eastAsia="宋体" w:cs="宋体"/>
+          <w:rFonts w:ascii="宋体" w:eastAsia="宋体" w:hAnsi="宋体" w:cs="宋体"/>
           <w:spacing w:val="-2"/>
           <w:sz w:val="24"/>
           <w:szCs w:val="24"/>
@@ -8276,7 +8196,7 @@
     </w:p>
     <w:p>
       <w:pPr>
-        <w:pStyle w:val="28"/>
+        <w:pStyle w:val="2"/>
         <w:keepNext w:val="0"/>
         <w:keepLines w:val="0"/>
         <w:pageBreakBefore w:val="0"/>
@@ -8292,14 +8212,14 @@
         <w:snapToGrid w:val="0"/>
         <w:textAlignment w:val="baseline"/>
         <w:rPr>
-          <w:rFonts w:ascii="宋体" w:hAnsi="宋体" w:eastAsia="宋体" w:cs="宋体"/>
+          <w:rFonts w:ascii="宋体" w:eastAsia="宋体" w:hAnsi="宋体" w:cs="宋体"/>
           <w:sz w:val="24"/>
           <w:szCs w:val="24"/>
         </w:rPr>
       </w:pPr>
       <w:r>
         <w:rPr>
-          <w:rFonts w:ascii="宋体" w:hAnsi="宋体" w:eastAsia="宋体" w:cs="宋体"/>
+          <w:rFonts w:ascii="宋体" w:eastAsia="宋体" w:hAnsi="宋体" w:cs="宋体"/>
           <w:spacing w:val="-2"/>
           <w:sz w:val="24"/>
           <w:szCs w:val="24"/>
@@ -8329,17 +8249,17 @@
         <w:adjustRightInd w:val="0"/>
         <w:snapToGrid w:val="0"/>
         <w:spacing w:before="182" w:line="220" w:lineRule="auto"/>
-        <w:ind w:left="425" w:leftChars="0" w:hanging="425" w:firstLineChars="0"/>
+        <w:ind w:left="425" w:hanging="425" w:leftChars="0" w:firstLineChars="0"/>
         <w:textAlignment w:val="baseline"/>
         <w:rPr>
-          <w:rFonts w:ascii="宋体" w:hAnsi="宋体" w:eastAsia="宋体" w:cs="宋体"/>
+          <w:rFonts w:ascii="宋体" w:eastAsia="宋体" w:hAnsi="宋体" w:cs="宋体"/>
           <w:sz w:val="24"/>
           <w:szCs w:val="24"/>
         </w:rPr>
       </w:pPr>
       <w:r>
         <w:rPr>
-          <w:rFonts w:ascii="宋体" w:hAnsi="宋体" w:eastAsia="宋体" w:cs="宋体"/>
+          <w:rFonts w:ascii="宋体" w:eastAsia="宋体" w:hAnsi="宋体" w:cs="宋体"/>
           <w:spacing w:val="-2"/>
           <w:sz w:val="24"/>
           <w:szCs w:val="24"/>
@@ -8367,17 +8287,17 @@
         <w:adjustRightInd w:val="0"/>
         <w:snapToGrid w:val="0"/>
         <w:spacing w:before="182" w:line="220" w:lineRule="auto"/>
-        <w:ind w:left="425" w:leftChars="0" w:hanging="425" w:firstLineChars="0"/>
+        <w:ind w:left="425" w:hanging="425" w:leftChars="0" w:firstLineChars="0"/>
         <w:textAlignment w:val="baseline"/>
         <w:rPr>
-          <w:rFonts w:ascii="宋体" w:hAnsi="宋体" w:eastAsia="宋体" w:cs="宋体"/>
+          <w:rFonts w:ascii="宋体" w:eastAsia="宋体" w:hAnsi="宋体" w:cs="宋体"/>
           <w:sz w:val="24"/>
           <w:szCs w:val="24"/>
         </w:rPr>
       </w:pPr>
       <w:r>
         <w:rPr>
-          <w:rFonts w:ascii="宋体" w:hAnsi="宋体" w:eastAsia="宋体" w:cs="宋体"/>
+          <w:rFonts w:ascii="宋体" w:eastAsia="宋体" w:hAnsi="宋体" w:cs="宋体"/>
           <w:spacing w:val="-2"/>
           <w:sz w:val="24"/>
           <w:szCs w:val="24"/>
@@ -8405,17 +8325,17 @@
         <w:adjustRightInd w:val="0"/>
         <w:snapToGrid w:val="0"/>
         <w:spacing w:before="144" w:line="220" w:lineRule="auto"/>
-        <w:ind w:left="425" w:leftChars="0" w:hanging="425" w:firstLineChars="0"/>
+        <w:ind w:left="425" w:hanging="425" w:leftChars="0" w:firstLineChars="0"/>
         <w:textAlignment w:val="baseline"/>
         <w:rPr>
-          <w:rFonts w:ascii="宋体" w:hAnsi="宋体" w:eastAsia="宋体" w:cs="宋体"/>
+          <w:rFonts w:ascii="宋体" w:eastAsia="宋体" w:hAnsi="宋体" w:cs="宋体"/>
           <w:sz w:val="24"/>
           <w:szCs w:val="24"/>
         </w:rPr>
       </w:pPr>
       <w:r>
         <w:rPr>
-          <w:rFonts w:ascii="宋体" w:hAnsi="宋体" w:eastAsia="宋体" w:cs="宋体"/>
+          <w:rFonts w:ascii="宋体" w:eastAsia="宋体" w:hAnsi="宋体" w:cs="宋体"/>
           <w:spacing w:val="-2"/>
           <w:sz w:val="24"/>
           <w:szCs w:val="24"/>
@@ -8443,17 +8363,17 @@
         <w:adjustRightInd w:val="0"/>
         <w:snapToGrid w:val="0"/>
         <w:spacing w:before="176" w:line="220" w:lineRule="auto"/>
-        <w:ind w:left="425" w:leftChars="0" w:hanging="425" w:firstLineChars="0"/>
+        <w:ind w:left="425" w:hanging="425" w:leftChars="0" w:firstLineChars="0"/>
         <w:textAlignment w:val="baseline"/>
         <w:rPr>
-          <w:rFonts w:ascii="宋体" w:hAnsi="宋体" w:eastAsia="宋体" w:cs="宋体"/>
+          <w:rFonts w:ascii="宋体" w:eastAsia="宋体" w:hAnsi="宋体" w:cs="宋体"/>
           <w:sz w:val="24"/>
           <w:szCs w:val="24"/>
         </w:rPr>
       </w:pPr>
       <w:r>
         <w:rPr>
-          <w:rFonts w:ascii="宋体" w:hAnsi="宋体" w:eastAsia="宋体" w:cs="宋体"/>
+          <w:rFonts w:ascii="宋体" w:eastAsia="宋体" w:hAnsi="宋体" w:cs="宋体"/>
           <w:spacing w:val="-2"/>
           <w:sz w:val="24"/>
           <w:szCs w:val="24"/>
@@ -8462,48 +8382,23 @@
       </w:r>
     </w:p>
     <w:sectPr>
-      <w:footerReference r:id="rId10" w:type="default"/>
+      <w:footerReference w:type="default" r:id="rId13"/>
       <w:pgSz w:w="11906" w:h="16839"/>
       <w:pgMar w:top="1040" w:right="1785" w:bottom="1375" w:left="1662" w:header="0" w:footer="1211" w:gutter="0"/>
-      <w:cols w:space="720" w:num="1"/>
+      <w:cols w:num="1" w:space="720"/>
     </w:sectPr>
   </w:body>
 </w:document>
 </file>
 
-<file path=word/endnotes.xml><?xml version="1.0" encoding="utf-8"?>
-<w:endnotes xmlns:wpc="http://schemas.microsoft.com/office/word/2010/wordprocessingCanvas" xmlns:mc="http://schemas.openxmlformats.org/markup-compatibility/2006" xmlns:o="urn:schemas-microsoft-com:office:office" xmlns:r="http://schemas.openxmlformats.org/officeDocument/2006/relationships" xmlns:m="http://schemas.openxmlformats.org/officeDocument/2006/math" xmlns:v="urn:schemas-microsoft-com:vml" xmlns:wp14="http://schemas.microsoft.com/office/word/2010/wordprocessingDrawing" xmlns:wp="http://schemas.openxmlformats.org/drawingml/2006/wordprocessingDrawing" xmlns:w="http://schemas.openxmlformats.org/wordprocessingml/2006/main" xmlns:w14="http://schemas.microsoft.com/office/word/2010/wordml" xmlns:w15="http://schemas.microsoft.com/office/word/2012/wordml" xmlns:w10="urn:schemas-microsoft-com:office:word" xmlns:wpg="http://schemas.microsoft.com/office/word/2010/wordprocessingGroup" xmlns:wpi="http://schemas.microsoft.com/office/word/2010/wordprocessingInk" xmlns:wne="http://schemas.microsoft.com/office/word/2006/wordml" xmlns:wps="http://schemas.microsoft.com/office/word/2010/wordprocessingShape" xmlns:wpsCustomData="http://www.wps.cn/officeDocument/2013/wpsCustomData" mc:Ignorable="w14 w15 wp14">
-  <w:endnote w:type="separator" w:id="0">
-    <w:p>
-      <w:pPr>
-        <w:spacing w:line="240" w:lineRule="auto"/>
-      </w:pPr>
-      <w:r>
-        <w:separator/>
-      </w:r>
-    </w:p>
-  </w:endnote>
-  <w:endnote w:type="continuationSeparator" w:id="1">
-    <w:p>
-      <w:pPr>
-        <w:spacing w:line="240" w:lineRule="auto"/>
-      </w:pPr>
-      <w:r>
-        <w:continuationSeparator/>
-      </w:r>
-    </w:p>
-  </w:endnote>
-</w:endnotes>
-</file>
-
 <file path=word/footer1.xml><?xml version="1.0" encoding="utf-8"?>
-<w:ftr xmlns:wpc="http://schemas.microsoft.com/office/word/2010/wordprocessingCanvas" xmlns:mc="http://schemas.openxmlformats.org/markup-compatibility/2006" xmlns:o="urn:schemas-microsoft-com:office:office" xmlns:r="http://schemas.openxmlformats.org/officeDocument/2006/relationships" xmlns:m="http://schemas.openxmlformats.org/officeDocument/2006/math" xmlns:v="urn:schemas-microsoft-com:vml" xmlns:wp14="http://schemas.microsoft.com/office/word/2010/wordprocessingDrawing" xmlns:wp="http://schemas.openxmlformats.org/drawingml/2006/wordprocessingDrawing" xmlns:w10="urn:schemas-microsoft-com:office:word" xmlns:w="http://schemas.openxmlformats.org/wordprocessingml/2006/main" xmlns:w14="http://schemas.microsoft.com/office/word/2010/wordml" xmlns:w15="http://schemas.microsoft.com/office/word/2012/wordml" xmlns:wpg="http://schemas.microsoft.com/office/word/2010/wordprocessingGroup" xmlns:wpi="http://schemas.microsoft.com/office/word/2010/wordprocessingInk" xmlns:wne="http://schemas.microsoft.com/office/word/2006/wordml" xmlns:wps="http://schemas.microsoft.com/office/word/2010/wordprocessingShape" xmlns:wpsCustomData="http://www.wps.cn/officeDocument/2013/wpsCustomData" mc:Ignorable="w14 w15 wp14">
+<w:ftr xmlns:wpc="http://schemas.microsoft.com/office/word/2010/wordprocessingCanvas" xmlns:mc="http://schemas.openxmlformats.org/markup-compatibility/2006" xmlns:o="urn:schemas-microsoft-com:office:office" xmlns:r="http://schemas.openxmlformats.org/officeDocument/2006/relationships" xmlns:m="http://schemas.openxmlformats.org/officeDocument/2006/math" xmlns:v="urn:schemas-microsoft-com:vml" xmlns:wp14="http://schemas.microsoft.com/office/word/2010/wordprocessingDrawing" xmlns:wp="http://schemas.openxmlformats.org/drawingml/2006/wordprocessingDrawing" xmlns:w10="urn:schemas-microsoft-com:office:word" xmlns:w="http://schemas.openxmlformats.org/wordprocessingml/2006/main" xmlns:w14="http://schemas.microsoft.com/office/word/2010/wordml" xmlns:w15="http://schemas.microsoft.com/office/word/2012/wordml" xmlns:wne="http://schemas.microsoft.com/office/word/2006/wordml" xmlns:wpg="http://schemas.microsoft.com/office/word/2010/wordprocessingGroup" xmlns:wpi="http://schemas.microsoft.com/office/word/2010/wordprocessingInk" xmlns:wps="http://schemas.microsoft.com/office/word/2010/wordprocessingShape" mc:Ignorable="w14 w15 wp14">
   <w:p>
     <w:pPr>
       <w:spacing w:line="233" w:lineRule="auto"/>
       <w:ind w:left="3696"/>
       <w:rPr>
-        <w:rFonts w:ascii="宋体" w:hAnsi="宋体" w:eastAsia="宋体" w:cs="宋体"/>
+        <w:rFonts w:ascii="宋体" w:eastAsia="宋体" w:hAnsi="宋体" w:cs="宋体"/>
         <w:sz w:val="30"/>
         <w:szCs w:val="30"/>
       </w:rPr>
@@ -8513,20 +8408,20 @@
 </file>
 
 <file path=word/footer2.xml><?xml version="1.0" encoding="utf-8"?>
-<w:ftr xmlns:wpc="http://schemas.microsoft.com/office/word/2010/wordprocessingCanvas" xmlns:mc="http://schemas.openxmlformats.org/markup-compatibility/2006" xmlns:o="urn:schemas-microsoft-com:office:office" xmlns:r="http://schemas.openxmlformats.org/officeDocument/2006/relationships" xmlns:m="http://schemas.openxmlformats.org/officeDocument/2006/math" xmlns:v="urn:schemas-microsoft-com:vml" xmlns:wp14="http://schemas.microsoft.com/office/word/2010/wordprocessingDrawing" xmlns:wp="http://schemas.openxmlformats.org/drawingml/2006/wordprocessingDrawing" xmlns:w10="urn:schemas-microsoft-com:office:word" xmlns:w="http://schemas.openxmlformats.org/wordprocessingml/2006/main" xmlns:w14="http://schemas.microsoft.com/office/word/2010/wordml" xmlns:w15="http://schemas.microsoft.com/office/word/2012/wordml" xmlns:wpg="http://schemas.microsoft.com/office/word/2010/wordprocessingGroup" xmlns:wpi="http://schemas.microsoft.com/office/word/2010/wordprocessingInk" xmlns:wne="http://schemas.microsoft.com/office/word/2006/wordml" xmlns:wps="http://schemas.microsoft.com/office/word/2010/wordprocessingShape" xmlns:wpsCustomData="http://www.wps.cn/officeDocument/2013/wpsCustomData" mc:Ignorable="w14 w15 wp14">
+<w:ftr xmlns:wpc="http://schemas.microsoft.com/office/word/2010/wordprocessingCanvas" xmlns:mc="http://schemas.openxmlformats.org/markup-compatibility/2006" xmlns:o="urn:schemas-microsoft-com:office:office" xmlns:r="http://schemas.openxmlformats.org/officeDocument/2006/relationships" xmlns:m="http://schemas.openxmlformats.org/officeDocument/2006/math" xmlns:v="urn:schemas-microsoft-com:vml" xmlns:wp14="http://schemas.microsoft.com/office/word/2010/wordprocessingDrawing" xmlns:wp="http://schemas.openxmlformats.org/drawingml/2006/wordprocessingDrawing" xmlns:w10="urn:schemas-microsoft-com:office:word" xmlns:w="http://schemas.openxmlformats.org/wordprocessingml/2006/main" xmlns:w14="http://schemas.microsoft.com/office/word/2010/wordml" xmlns:w15="http://schemas.microsoft.com/office/word/2012/wordml" xmlns:wne="http://schemas.microsoft.com/office/word/2006/wordml" xmlns:wpg="http://schemas.microsoft.com/office/word/2010/wordprocessingGroup" xmlns:wpi="http://schemas.microsoft.com/office/word/2010/wordprocessingInk" xmlns:wps="http://schemas.microsoft.com/office/word/2010/wordprocessingShape" mc:Ignorable="w14 w15 wp14">
   <w:p>
     <w:pPr>
       <w:spacing w:line="167" w:lineRule="auto"/>
       <w:ind w:left="4221"/>
       <w:rPr>
-        <w:rFonts w:ascii="Calibri" w:hAnsi="Calibri" w:eastAsia="Calibri" w:cs="Calibri"/>
+        <w:rFonts w:ascii="Calibri" w:eastAsia="Calibri" w:hAnsi="Calibri" w:cs="Calibri"/>
         <w:sz w:val="18"/>
         <w:szCs w:val="18"/>
       </w:rPr>
     </w:pPr>
     <w:r>
       <w:rPr>
-        <w:rFonts w:ascii="Calibri" w:hAnsi="Calibri" w:eastAsia="Calibri" w:cs="Calibri"/>
+        <w:rFonts w:ascii="Calibri" w:eastAsia="Calibri" w:hAnsi="Calibri" w:cs="Calibri"/>
         <w:sz w:val="18"/>
         <w:szCs w:val="18"/>
       </w:rPr>
@@ -8537,20 +8432,20 @@
 </file>
 
 <file path=word/footer3.xml><?xml version="1.0" encoding="utf-8"?>
-<w:ftr xmlns:wpc="http://schemas.microsoft.com/office/word/2010/wordprocessingCanvas" xmlns:mc="http://schemas.openxmlformats.org/markup-compatibility/2006" xmlns:o="urn:schemas-microsoft-com:office:office" xmlns:r="http://schemas.openxmlformats.org/officeDocument/2006/relationships" xmlns:m="http://schemas.openxmlformats.org/officeDocument/2006/math" xmlns:v="urn:schemas-microsoft-com:vml" xmlns:wp14="http://schemas.microsoft.com/office/word/2010/wordprocessingDrawing" xmlns:wp="http://schemas.openxmlformats.org/drawingml/2006/wordprocessingDrawing" xmlns:w10="urn:schemas-microsoft-com:office:word" xmlns:w="http://schemas.openxmlformats.org/wordprocessingml/2006/main" xmlns:w14="http://schemas.microsoft.com/office/word/2010/wordml" xmlns:w15="http://schemas.microsoft.com/office/word/2012/wordml" xmlns:wpg="http://schemas.microsoft.com/office/word/2010/wordprocessingGroup" xmlns:wpi="http://schemas.microsoft.com/office/word/2010/wordprocessingInk" xmlns:wne="http://schemas.microsoft.com/office/word/2006/wordml" xmlns:wps="http://schemas.microsoft.com/office/word/2010/wordprocessingShape" xmlns:wpsCustomData="http://www.wps.cn/officeDocument/2013/wpsCustomData" mc:Ignorable="w14 w15 wp14">
+<w:ftr xmlns:wpc="http://schemas.microsoft.com/office/word/2010/wordprocessingCanvas" xmlns:mc="http://schemas.openxmlformats.org/markup-compatibility/2006" xmlns:o="urn:schemas-microsoft-com:office:office" xmlns:r="http://schemas.openxmlformats.org/officeDocument/2006/relationships" xmlns:m="http://schemas.openxmlformats.org/officeDocument/2006/math" xmlns:v="urn:schemas-microsoft-com:vml" xmlns:wp14="http://schemas.microsoft.com/office/word/2010/wordprocessingDrawing" xmlns:wp="http://schemas.openxmlformats.org/drawingml/2006/wordprocessingDrawing" xmlns:w10="urn:schemas-microsoft-com:office:word" xmlns:w="http://schemas.openxmlformats.org/wordprocessingml/2006/main" xmlns:w14="http://schemas.microsoft.com/office/word/2010/wordml" xmlns:w15="http://schemas.microsoft.com/office/word/2012/wordml" xmlns:wne="http://schemas.microsoft.com/office/word/2006/wordml" xmlns:wpg="http://schemas.microsoft.com/office/word/2010/wordprocessingGroup" xmlns:wpi="http://schemas.microsoft.com/office/word/2010/wordprocessingInk" xmlns:wps="http://schemas.microsoft.com/office/word/2010/wordprocessingShape" mc:Ignorable="w14 w15 wp14">
   <w:p>
     <w:pPr>
       <w:spacing w:line="167" w:lineRule="auto"/>
       <w:ind w:left="4211"/>
       <w:rPr>
-        <w:rFonts w:ascii="Calibri" w:hAnsi="Calibri" w:eastAsia="Calibri" w:cs="Calibri"/>
+        <w:rFonts w:ascii="Calibri" w:eastAsia="Calibri" w:hAnsi="Calibri" w:cs="Calibri"/>
         <w:sz w:val="18"/>
         <w:szCs w:val="18"/>
       </w:rPr>
     </w:pPr>
     <w:r>
       <w:rPr>
-        <w:rFonts w:ascii="Calibri" w:hAnsi="Calibri" w:eastAsia="Calibri" w:cs="Calibri"/>
+        <w:rFonts w:ascii="Calibri" w:eastAsia="Calibri" w:hAnsi="Calibri" w:cs="Calibri"/>
         <w:sz w:val="18"/>
         <w:szCs w:val="18"/>
       </w:rPr>
@@ -8561,20 +8456,20 @@
 </file>
 
 <file path=word/footer4.xml><?xml version="1.0" encoding="utf-8"?>
-<w:ftr xmlns:wpc="http://schemas.microsoft.com/office/word/2010/wordprocessingCanvas" xmlns:mc="http://schemas.openxmlformats.org/markup-compatibility/2006" xmlns:o="urn:schemas-microsoft-com:office:office" xmlns:r="http://schemas.openxmlformats.org/officeDocument/2006/relationships" xmlns:m="http://schemas.openxmlformats.org/officeDocument/2006/math" xmlns:v="urn:schemas-microsoft-com:vml" xmlns:wp14="http://schemas.microsoft.com/office/word/2010/wordprocessingDrawing" xmlns:wp="http://schemas.openxmlformats.org/drawingml/2006/wordprocessingDrawing" xmlns:w10="urn:schemas-microsoft-com:office:word" xmlns:w="http://schemas.openxmlformats.org/wordprocessingml/2006/main" xmlns:w14="http://schemas.microsoft.com/office/word/2010/wordml" xmlns:w15="http://schemas.microsoft.com/office/word/2012/wordml" xmlns:wpg="http://schemas.microsoft.com/office/word/2010/wordprocessingGroup" xmlns:wpi="http://schemas.microsoft.com/office/word/2010/wordprocessingInk" xmlns:wne="http://schemas.microsoft.com/office/word/2006/wordml" xmlns:wps="http://schemas.microsoft.com/office/word/2010/wordprocessingShape" xmlns:wpsCustomData="http://www.wps.cn/officeDocument/2013/wpsCustomData" mc:Ignorable="w14 w15 wp14">
+<w:ftr xmlns:wpc="http://schemas.microsoft.com/office/word/2010/wordprocessingCanvas" xmlns:mc="http://schemas.openxmlformats.org/markup-compatibility/2006" xmlns:o="urn:schemas-microsoft-com:office:office" xmlns:r="http://schemas.openxmlformats.org/officeDocument/2006/relationships" xmlns:m="http://schemas.openxmlformats.org/officeDocument/2006/math" xmlns:v="urn:schemas-microsoft-com:vml" xmlns:wp14="http://schemas.microsoft.com/office/word/2010/wordprocessingDrawing" xmlns:wp="http://schemas.openxmlformats.org/drawingml/2006/wordprocessingDrawing" xmlns:w10="urn:schemas-microsoft-com:office:word" xmlns:w="http://schemas.openxmlformats.org/wordprocessingml/2006/main" xmlns:w14="http://schemas.microsoft.com/office/word/2010/wordml" xmlns:w15="http://schemas.microsoft.com/office/word/2012/wordml" xmlns:wne="http://schemas.microsoft.com/office/word/2006/wordml" xmlns:wpg="http://schemas.microsoft.com/office/word/2010/wordprocessingGroup" xmlns:wpi="http://schemas.microsoft.com/office/word/2010/wordprocessingInk" xmlns:wps="http://schemas.microsoft.com/office/word/2010/wordprocessingShape" mc:Ignorable="w14 w15 wp14">
   <w:p>
     <w:pPr>
       <w:spacing w:line="167" w:lineRule="auto"/>
       <w:ind w:left="4252"/>
       <w:rPr>
-        <w:rFonts w:ascii="Calibri" w:hAnsi="Calibri" w:eastAsia="Calibri" w:cs="Calibri"/>
+        <w:rFonts w:ascii="Calibri" w:eastAsia="Calibri" w:hAnsi="Calibri" w:cs="Calibri"/>
         <w:sz w:val="18"/>
         <w:szCs w:val="18"/>
       </w:rPr>
     </w:pPr>
     <w:r>
       <w:rPr>
-        <w:rFonts w:ascii="Calibri" w:hAnsi="Calibri" w:eastAsia="Calibri" w:cs="Calibri"/>
+        <w:rFonts w:ascii="Calibri" w:eastAsia="Calibri" w:hAnsi="Calibri" w:cs="Calibri"/>
         <w:sz w:val="18"/>
         <w:szCs w:val="18"/>
       </w:rPr>
@@ -8584,36 +8479,11 @@
 </w:ftr>
 </file>
 
-<file path=word/footnotes.xml><?xml version="1.0" encoding="utf-8"?>
-<w:footnotes xmlns:wpc="http://schemas.microsoft.com/office/word/2010/wordprocessingCanvas" xmlns:mc="http://schemas.openxmlformats.org/markup-compatibility/2006" xmlns:o="urn:schemas-microsoft-com:office:office" xmlns:r="http://schemas.openxmlformats.org/officeDocument/2006/relationships" xmlns:m="http://schemas.openxmlformats.org/officeDocument/2006/math" xmlns:v="urn:schemas-microsoft-com:vml" xmlns:wp14="http://schemas.microsoft.com/office/word/2010/wordprocessingDrawing" xmlns:wp="http://schemas.openxmlformats.org/drawingml/2006/wordprocessingDrawing" xmlns:w="http://schemas.openxmlformats.org/wordprocessingml/2006/main" xmlns:w14="http://schemas.microsoft.com/office/word/2010/wordml" xmlns:w15="http://schemas.microsoft.com/office/word/2012/wordml" xmlns:w10="urn:schemas-microsoft-com:office:word" xmlns:wpg="http://schemas.microsoft.com/office/word/2010/wordprocessingGroup" xmlns:wpi="http://schemas.microsoft.com/office/word/2010/wordprocessingInk" xmlns:wne="http://schemas.microsoft.com/office/word/2006/wordml" xmlns:wps="http://schemas.microsoft.com/office/word/2010/wordprocessingShape" xmlns:wpsCustomData="http://www.wps.cn/officeDocument/2013/wpsCustomData" mc:Ignorable="w14 w15 wp14">
-  <w:footnote w:type="separator" w:id="0">
-    <w:p>
-      <w:pPr>
-        <w:spacing w:line="360" w:lineRule="auto"/>
-      </w:pPr>
-      <w:r>
-        <w:separator/>
-      </w:r>
-    </w:p>
-  </w:footnote>
-  <w:footnote w:type="continuationSeparator" w:id="1">
-    <w:p>
-      <w:pPr>
-        <w:spacing w:line="360" w:lineRule="auto"/>
-      </w:pPr>
-      <w:r>
-        <w:continuationSeparator/>
-      </w:r>
-    </w:p>
-  </w:footnote>
-</w:footnotes>
-</file>
-
 <file path=word/header1.xml><?xml version="1.0" encoding="utf-8"?>
-<w:hdr xmlns:wpc="http://schemas.microsoft.com/office/word/2010/wordprocessingCanvas" xmlns:mc="http://schemas.openxmlformats.org/markup-compatibility/2006" xmlns:o="urn:schemas-microsoft-com:office:office" xmlns:r="http://schemas.openxmlformats.org/officeDocument/2006/relationships" xmlns:m="http://schemas.openxmlformats.org/officeDocument/2006/math" xmlns:v="urn:schemas-microsoft-com:vml" xmlns:wp14="http://schemas.microsoft.com/office/word/2010/wordprocessingDrawing" xmlns:wp="http://schemas.openxmlformats.org/drawingml/2006/wordprocessingDrawing" xmlns:w10="urn:schemas-microsoft-com:office:word" xmlns:w="http://schemas.openxmlformats.org/wordprocessingml/2006/main" xmlns:w14="http://schemas.microsoft.com/office/word/2010/wordml" xmlns:w15="http://schemas.microsoft.com/office/word/2012/wordml" xmlns:wpg="http://schemas.microsoft.com/office/word/2010/wordprocessingGroup" xmlns:wpi="http://schemas.microsoft.com/office/word/2010/wordprocessingInk" xmlns:wne="http://schemas.microsoft.com/office/word/2006/wordml" xmlns:wps="http://schemas.microsoft.com/office/word/2010/wordprocessingShape" xmlns:wpsCustomData="http://www.wps.cn/officeDocument/2013/wpsCustomData" mc:Ignorable="w14 w15 wp14">
+<w:hdr xmlns:wpc="http://schemas.microsoft.com/office/word/2010/wordprocessingCanvas" xmlns:mc="http://schemas.openxmlformats.org/markup-compatibility/2006" xmlns:o="urn:schemas-microsoft-com:office:office" xmlns:r="http://schemas.openxmlformats.org/officeDocument/2006/relationships" xmlns:m="http://schemas.openxmlformats.org/officeDocument/2006/math" xmlns:v="urn:schemas-microsoft-com:vml" xmlns:wp14="http://schemas.microsoft.com/office/word/2010/wordprocessingDrawing" xmlns:wp="http://schemas.openxmlformats.org/drawingml/2006/wordprocessingDrawing" xmlns:w10="urn:schemas-microsoft-com:office:word" xmlns:w="http://schemas.openxmlformats.org/wordprocessingml/2006/main" xmlns:w14="http://schemas.microsoft.com/office/word/2010/wordml" xmlns:w15="http://schemas.microsoft.com/office/word/2012/wordml" xmlns:wne="http://schemas.microsoft.com/office/word/2006/wordml" xmlns:wpg="http://schemas.microsoft.com/office/word/2010/wordprocessingGroup" xmlns:wpi="http://schemas.microsoft.com/office/word/2010/wordprocessingInk" xmlns:wps="http://schemas.microsoft.com/office/word/2010/wordprocessingShape" mc:Ignorable="w14 w15 wp14">
   <w:p>
     <w:pPr>
-      <w:pStyle w:val="12"/>
+      <w:pStyle w:val="BodyText"/>
       <w:spacing w:line="52" w:lineRule="auto"/>
       <w:rPr>
         <w:sz w:val="2"/>
@@ -8621,11 +8491,8 @@
     </w:pPr>
     <w:r>
       <w:pict>
-        <v:shape id="_x0000_s2049" o:spid="_x0000_s2049" style="position:absolute;left:0pt;margin-left:83.6pt;margin-top:54.5pt;height:0.75pt;width:428.15pt;mso-position-horizontal-relative:page;mso-position-vertical-relative:page;z-index:251659264;mso-width-relative:page;mso-height-relative:page;" filled="f" stroked="t" coordsize="8562,15" o:allowincell="f" path="m0,7l8562,7e">
-          <v:fill on="f" focussize="0,0"/>
+        <v:shape id="_x0000_s2049" o:spid="_x0000_s2049" style="height:0.75pt;margin-left:83.6pt;margin-top:54.5pt;mso-height-relative:page;mso-position-horizontal-relative:page;mso-position-vertical-relative:page;mso-width-relative:page;position:absolute;width:428.15pt;z-index:251658240" coordsize="8562,15" o:allowincell="f" path="m,7l8562,7e" filled="f" stroked="t">
           <v:stroke joinstyle="miter"/>
-          <v:imagedata o:title=""/>
-          <o:lock v:ext="edit"/>
         </v:shape>
       </w:pict>
     </w:r>
@@ -8634,10 +8501,10 @@
 </file>
 
 <file path=word/header2.xml><?xml version="1.0" encoding="utf-8"?>
-<w:hdr xmlns:wpc="http://schemas.microsoft.com/office/word/2010/wordprocessingCanvas" xmlns:mc="http://schemas.openxmlformats.org/markup-compatibility/2006" xmlns:o="urn:schemas-microsoft-com:office:office" xmlns:r="http://schemas.openxmlformats.org/officeDocument/2006/relationships" xmlns:m="http://schemas.openxmlformats.org/officeDocument/2006/math" xmlns:v="urn:schemas-microsoft-com:vml" xmlns:wp14="http://schemas.microsoft.com/office/word/2010/wordprocessingDrawing" xmlns:wp="http://schemas.openxmlformats.org/drawingml/2006/wordprocessingDrawing" xmlns:w10="urn:schemas-microsoft-com:office:word" xmlns:w="http://schemas.openxmlformats.org/wordprocessingml/2006/main" xmlns:w14="http://schemas.microsoft.com/office/word/2010/wordml" xmlns:w15="http://schemas.microsoft.com/office/word/2012/wordml" xmlns:wpg="http://schemas.microsoft.com/office/word/2010/wordprocessingGroup" xmlns:wpi="http://schemas.microsoft.com/office/word/2010/wordprocessingInk" xmlns:wne="http://schemas.microsoft.com/office/word/2006/wordml" xmlns:wps="http://schemas.microsoft.com/office/word/2010/wordprocessingShape" xmlns:wpsCustomData="http://www.wps.cn/officeDocument/2013/wpsCustomData" mc:Ignorable="w14 w15 wp14">
+<w:hdr xmlns:wpc="http://schemas.microsoft.com/office/word/2010/wordprocessingCanvas" xmlns:mc="http://schemas.openxmlformats.org/markup-compatibility/2006" xmlns:o="urn:schemas-microsoft-com:office:office" xmlns:r="http://schemas.openxmlformats.org/officeDocument/2006/relationships" xmlns:m="http://schemas.openxmlformats.org/officeDocument/2006/math" xmlns:v="urn:schemas-microsoft-com:vml" xmlns:wp14="http://schemas.microsoft.com/office/word/2010/wordprocessingDrawing" xmlns:wp="http://schemas.openxmlformats.org/drawingml/2006/wordprocessingDrawing" xmlns:w10="urn:schemas-microsoft-com:office:word" xmlns:w="http://schemas.openxmlformats.org/wordprocessingml/2006/main" xmlns:w14="http://schemas.microsoft.com/office/word/2010/wordml" xmlns:w15="http://schemas.microsoft.com/office/word/2012/wordml" xmlns:wne="http://schemas.microsoft.com/office/word/2006/wordml" xmlns:wpg="http://schemas.microsoft.com/office/word/2010/wordprocessingGroup" xmlns:wpi="http://schemas.microsoft.com/office/word/2010/wordprocessingInk" xmlns:wps="http://schemas.microsoft.com/office/word/2010/wordprocessingShape" mc:Ignorable="w14 w15 wp14">
   <w:p>
     <w:pPr>
-      <w:pStyle w:val="12"/>
+      <w:pStyle w:val="BodyText"/>
       <w:spacing w:line="14" w:lineRule="auto"/>
       <w:rPr>
         <w:sz w:val="2"/>
@@ -8648,15 +8515,15 @@
 </file>
 
 <file path=word/numbering.xml><?xml version="1.0" encoding="utf-8"?>
-<w:numbering xmlns:wpc="http://schemas.microsoft.com/office/word/2010/wordprocessingCanvas" xmlns:mc="http://schemas.openxmlformats.org/markup-compatibility/2006" xmlns:o="urn:schemas-microsoft-com:office:office" xmlns:r="http://schemas.openxmlformats.org/officeDocument/2006/relationships" xmlns:m="http://schemas.openxmlformats.org/officeDocument/2006/math" xmlns:v="urn:schemas-microsoft-com:vml" xmlns:wp14="http://schemas.microsoft.com/office/word/2010/wordprocessingDrawing" xmlns:wp="http://schemas.openxmlformats.org/drawingml/2006/wordprocessingDrawing" xmlns:w10="urn:schemas-microsoft-com:office:word" xmlns:w="http://schemas.openxmlformats.org/wordprocessingml/2006/main" xmlns:w14="http://schemas.microsoft.com/office/word/2010/wordml" xmlns:wpg="http://schemas.microsoft.com/office/word/2010/wordprocessingGroup" xmlns:wpi="http://schemas.microsoft.com/office/word/2010/wordprocessingInk" xmlns:wne="http://schemas.microsoft.com/office/word/2006/wordml" xmlns:wps="http://schemas.microsoft.com/office/word/2010/wordprocessingShape" xmlns:wpsCustomData="http://www.wps.cn/officeDocument/2013/wpsCustomData" mc:Ignorable="w14 wp14">
+<w:numbering xmlns:wpc="http://schemas.microsoft.com/office/word/2010/wordprocessingCanvas" xmlns:mc="http://schemas.openxmlformats.org/markup-compatibility/2006" xmlns:o="urn:schemas-microsoft-com:office:office" xmlns:r="http://schemas.openxmlformats.org/officeDocument/2006/relationships" xmlns:m="http://schemas.openxmlformats.org/officeDocument/2006/math" xmlns:v="urn:schemas-microsoft-com:vml" xmlns:wp14="http://schemas.microsoft.com/office/word/2010/wordprocessingDrawing" xmlns:wp="http://schemas.openxmlformats.org/drawingml/2006/wordprocessingDrawing" xmlns:w10="urn:schemas-microsoft-com:office:word" xmlns:w="http://schemas.openxmlformats.org/wordprocessingml/2006/main" xmlns:w14="http://schemas.microsoft.com/office/word/2010/wordml" xmlns:w15="http://schemas.microsoft.com/office/word/2012/wordml" xmlns:wne="http://schemas.microsoft.com/office/word/2006/wordml" xmlns:wpg="http://schemas.microsoft.com/office/word/2010/wordprocessingGroup" xmlns:wpi="http://schemas.microsoft.com/office/word/2010/wordprocessingInk" xmlns:wps="http://schemas.microsoft.com/office/word/2010/wordprocessingShape" mc:Ignorable="w14 w15 wp14">
   <w:abstractNum w:abstractNumId="0">
     <w:nsid w:val="8E964DCE"/>
     <w:multiLevelType w:val="multilevel"/>
     <w:tmpl w:val="8E964DCE"/>
-    <w:lvl w:ilvl="0" w:tentative="0">
+    <w:lvl w:ilvl="0">
       <w:start w:val="1"/>
       <w:numFmt w:val="decimal"/>
-      <w:pStyle w:val="2"/>
+      <w:pStyle w:val="Heading1"/>
       <w:lvlText w:val="%1."/>
       <w:lvlJc w:val="left"/>
       <w:pPr>
@@ -8666,10 +8533,10 @@
         <w:rFonts w:hint="default"/>
       </w:rPr>
     </w:lvl>
-    <w:lvl w:ilvl="1" w:tentative="0">
+    <w:lvl w:ilvl="1">
       <w:start w:val="1"/>
       <w:numFmt w:val="decimal"/>
-      <w:pStyle w:val="3"/>
+      <w:pStyle w:val="Heading2"/>
       <w:lvlText w:val="%1.%2."/>
       <w:lvlJc w:val="left"/>
       <w:pPr>
@@ -8679,10 +8546,10 @@
         <w:rFonts w:hint="default"/>
       </w:rPr>
     </w:lvl>
-    <w:lvl w:ilvl="2" w:tentative="0">
+    <w:lvl w:ilvl="2">
       <w:start w:val="1"/>
       <w:numFmt w:val="decimal"/>
-      <w:pStyle w:val="4"/>
+      <w:pStyle w:val="Heading3"/>
       <w:lvlText w:val="%1.%2.%3."/>
       <w:lvlJc w:val="left"/>
       <w:pPr>
@@ -8692,10 +8559,10 @@
         <w:rFonts w:hint="default"/>
       </w:rPr>
     </w:lvl>
-    <w:lvl w:ilvl="3" w:tentative="0">
+    <w:lvl w:ilvl="3">
       <w:start w:val="1"/>
       <w:numFmt w:val="decimal"/>
-      <w:pStyle w:val="5"/>
+      <w:pStyle w:val="Heading4"/>
       <w:lvlText w:val="%1.%2.%3.%4."/>
       <w:lvlJc w:val="left"/>
       <w:pPr>
@@ -8705,10 +8572,10 @@
         <w:rFonts w:hint="default"/>
       </w:rPr>
     </w:lvl>
-    <w:lvl w:ilvl="4" w:tentative="0">
+    <w:lvl w:ilvl="4">
       <w:start w:val="1"/>
       <w:numFmt w:val="decimal"/>
-      <w:pStyle w:val="6"/>
+      <w:pStyle w:val="Heading5"/>
       <w:lvlText w:val="%1.%2.%3.%4.%5."/>
       <w:lvlJc w:val="left"/>
       <w:pPr>
@@ -8718,10 +8585,10 @@
         <w:rFonts w:hint="default"/>
       </w:rPr>
     </w:lvl>
-    <w:lvl w:ilvl="5" w:tentative="0">
+    <w:lvl w:ilvl="5">
       <w:start w:val="1"/>
       <w:numFmt w:val="decimal"/>
-      <w:pStyle w:val="7"/>
+      <w:pStyle w:val="Heading6"/>
       <w:lvlText w:val="%1.%2.%3.%4.%5.%6."/>
       <w:lvlJc w:val="left"/>
       <w:pPr>
@@ -8731,10 +8598,10 @@
         <w:rFonts w:hint="default"/>
       </w:rPr>
     </w:lvl>
-    <w:lvl w:ilvl="6" w:tentative="0">
+    <w:lvl w:ilvl="6">
       <w:start w:val="1"/>
       <w:numFmt w:val="decimal"/>
-      <w:pStyle w:val="8"/>
+      <w:pStyle w:val="Heading7"/>
       <w:lvlText w:val="%1.%2.%3.%4.%5.%6.%7."/>
       <w:lvlJc w:val="left"/>
       <w:pPr>
@@ -8744,10 +8611,10 @@
         <w:rFonts w:hint="default"/>
       </w:rPr>
     </w:lvl>
-    <w:lvl w:ilvl="7" w:tentative="0">
+    <w:lvl w:ilvl="7">
       <w:start w:val="1"/>
       <w:numFmt w:val="decimal"/>
-      <w:pStyle w:val="9"/>
+      <w:pStyle w:val="Heading8"/>
       <w:lvlText w:val="%1.%2.%3.%4.%5.%6.%7.%8."/>
       <w:lvlJc w:val="left"/>
       <w:pPr>
@@ -8757,10 +8624,10 @@
         <w:rFonts w:hint="default"/>
       </w:rPr>
     </w:lvl>
-    <w:lvl w:ilvl="8" w:tentative="0">
+    <w:lvl w:ilvl="8">
       <w:start w:val="1"/>
       <w:numFmt w:val="decimal"/>
-      <w:pStyle w:val="10"/>
+      <w:pStyle w:val="Heading9"/>
       <w:lvlText w:val="%1.%2.%3.%4.%5.%6.%7.%8.%9."/>
       <w:lvlJc w:val="left"/>
       <w:pPr>
@@ -8775,7 +8642,7 @@
     <w:nsid w:val="9D5C4F7B"/>
     <w:multiLevelType w:val="singleLevel"/>
     <w:tmpl w:val="9D5C4F7B"/>
-    <w:lvl w:ilvl="0" w:tentative="0">
+    <w:lvl w:ilvl="0">
       <w:start w:val="1"/>
       <w:numFmt w:val="decimal"/>
       <w:lvlText w:val="%1."/>
@@ -8792,7 +8659,7 @@
     <w:nsid w:val="EFE178A4"/>
     <w:multiLevelType w:val="singleLevel"/>
     <w:tmpl w:val="EFE178A4"/>
-    <w:lvl w:ilvl="0" w:tentative="0">
+    <w:lvl w:ilvl="0">
       <w:start w:val="1"/>
       <w:numFmt w:val="decimal"/>
       <w:lvlText w:val="%1."/>
@@ -8809,7 +8676,7 @@
     <w:nsid w:val="F54D0DA5"/>
     <w:multiLevelType w:val="singleLevel"/>
     <w:tmpl w:val="F54D0DA5"/>
-    <w:lvl w:ilvl="0" w:tentative="0">
+    <w:lvl w:ilvl="0">
       <w:start w:val="1"/>
       <w:numFmt w:val="decimal"/>
       <w:lvlText w:val="%1."/>
@@ -8826,7 +8693,7 @@
     <w:nsid w:val="F64C4081"/>
     <w:multiLevelType w:val="singleLevel"/>
     <w:tmpl w:val="F64C4081"/>
-    <w:lvl w:ilvl="0" w:tentative="0">
+    <w:lvl w:ilvl="0">
       <w:start w:val="1"/>
       <w:numFmt w:val="decimal"/>
       <w:lvlText w:val="%1."/>
@@ -8843,7 +8710,7 @@
     <w:nsid w:val="327F71E4"/>
     <w:multiLevelType w:val="singleLevel"/>
     <w:tmpl w:val="327F71E4"/>
-    <w:lvl w:ilvl="0" w:tentative="0">
+    <w:lvl w:ilvl="0">
       <w:start w:val="1"/>
       <w:numFmt w:val="decimal"/>
       <w:lvlText w:val="%1."/>
@@ -8860,7 +8727,7 @@
     <w:nsid w:val="44247929"/>
     <w:multiLevelType w:val="singleLevel"/>
     <w:tmpl w:val="44247929"/>
-    <w:lvl w:ilvl="0" w:tentative="0">
+    <w:lvl w:ilvl="0">
       <w:start w:val="1"/>
       <w:numFmt w:val="decimal"/>
       <w:lvlText w:val="%1."/>
@@ -8877,7 +8744,7 @@
     <w:nsid w:val="4E62534A"/>
     <w:multiLevelType w:val="singleLevel"/>
     <w:tmpl w:val="4E62534A"/>
-    <w:lvl w:ilvl="0" w:tentative="0">
+    <w:lvl w:ilvl="0">
       <w:start w:val="1"/>
       <w:numFmt w:val="decimal"/>
       <w:lvlText w:val="%1."/>
@@ -8894,7 +8761,7 @@
     <w:nsid w:val="4F1E96E7"/>
     <w:multiLevelType w:val="singleLevel"/>
     <w:tmpl w:val="4F1E96E7"/>
-    <w:lvl w:ilvl="0" w:tentative="0">
+    <w:lvl w:ilvl="0">
       <w:start w:val="1"/>
       <w:numFmt w:val="decimal"/>
       <w:lvlText w:val="%1."/>
@@ -8938,269 +8805,267 @@
 </file>
 
 <file path=word/styles.xml><?xml version="1.0" encoding="utf-8"?>
-<w:styles xmlns:mc="http://schemas.openxmlformats.org/markup-compatibility/2006" xmlns:o="urn:schemas-microsoft-com:office:office" xmlns:r="http://schemas.openxmlformats.org/officeDocument/2006/relationships" xmlns:m="http://schemas.openxmlformats.org/officeDocument/2006/math" xmlns:v="urn:schemas-microsoft-com:vml" xmlns:w="http://schemas.openxmlformats.org/wordprocessingml/2006/main" xmlns:w14="http://schemas.microsoft.com/office/word/2010/wordml" xmlns:w10="urn:schemas-microsoft-com:office:word" xmlns:sl="http://schemas.openxmlformats.org/schemaLibrary/2006/main" xmlns:wpsCustomData="http://www.wps.cn/officeDocument/2013/wpsCustomData" mc:Ignorable="w14">
+<w:styles xmlns:mc="http://schemas.openxmlformats.org/markup-compatibility/2006" xmlns:r="http://schemas.openxmlformats.org/officeDocument/2006/relationships" xmlns:w="http://schemas.openxmlformats.org/wordprocessingml/2006/main" xmlns:w14="http://schemas.microsoft.com/office/word/2010/wordml" xmlns:w15="http://schemas.microsoft.com/office/word/2012/wordml" mc:Ignorable="w14 w15">
   <w:docDefaults>
     <w:rPrDefault>
       <w:rPr>
-        <w:rFonts w:ascii="Arial" w:hAnsi="Arial" w:eastAsia="Arial" w:cs="Arial"/>
+        <w:rFonts w:ascii="Arial" w:eastAsia="Arial" w:hAnsi="Arial" w:cs="Arial"/>
       </w:rPr>
     </w:rPrDefault>
     <w:pPrDefault/>
   </w:docDefaults>
-  <w:latentStyles w:count="260" w:defQFormat="0" w:defUnhideWhenUsed="1" w:defSemiHidden="1" w:defUIPriority="99" w:defLockedState="0">
-    <w:lsdException w:qFormat="1" w:unhideWhenUsed="0" w:uiPriority="0" w:semiHidden="0" w:name="Normal"/>
-    <w:lsdException w:qFormat="1" w:unhideWhenUsed="0" w:uiPriority="0" w:semiHidden="0" w:name="heading 1"/>
-    <w:lsdException w:qFormat="1" w:uiPriority="0" w:semiHidden="0" w:name="heading 2"/>
-    <w:lsdException w:qFormat="1" w:uiPriority="0" w:name="heading 3"/>
-    <w:lsdException w:qFormat="1" w:uiPriority="0" w:semiHidden="0" w:name="heading 4"/>
-    <w:lsdException w:qFormat="1" w:uiPriority="0" w:name="heading 5"/>
-    <w:lsdException w:qFormat="1" w:uiPriority="0" w:name="heading 6"/>
-    <w:lsdException w:qFormat="1" w:uiPriority="0" w:name="heading 7"/>
-    <w:lsdException w:qFormat="1" w:uiPriority="0" w:name="heading 8"/>
-    <w:lsdException w:qFormat="1" w:uiPriority="0" w:name="heading 9"/>
-    <w:lsdException w:unhideWhenUsed="0" w:uiPriority="0" w:semiHidden="0" w:name="index 1"/>
-    <w:lsdException w:unhideWhenUsed="0" w:uiPriority="0" w:semiHidden="0" w:name="index 2"/>
-    <w:lsdException w:unhideWhenUsed="0" w:uiPriority="0" w:semiHidden="0" w:name="index 3"/>
-    <w:lsdException w:unhideWhenUsed="0" w:uiPriority="0" w:semiHidden="0" w:name="index 4"/>
-    <w:lsdException w:unhideWhenUsed="0" w:uiPriority="0" w:semiHidden="0" w:name="index 5"/>
-    <w:lsdException w:unhideWhenUsed="0" w:uiPriority="0" w:semiHidden="0" w:name="index 6"/>
-    <w:lsdException w:unhideWhenUsed="0" w:uiPriority="0" w:semiHidden="0" w:name="index 7"/>
-    <w:lsdException w:unhideWhenUsed="0" w:uiPriority="0" w:semiHidden="0" w:name="index 8"/>
-    <w:lsdException w:unhideWhenUsed="0" w:uiPriority="0" w:semiHidden="0" w:name="index 9"/>
-    <w:lsdException w:qFormat="1" w:unhideWhenUsed="0" w:uiPriority="0" w:semiHidden="0" w:name="toc 1"/>
-    <w:lsdException w:qFormat="1" w:unhideWhenUsed="0" w:uiPriority="0" w:semiHidden="0" w:name="toc 2"/>
-    <w:lsdException w:qFormat="1" w:unhideWhenUsed="0" w:uiPriority="0" w:semiHidden="0" w:name="toc 3"/>
-    <w:lsdException w:unhideWhenUsed="0" w:uiPriority="0" w:semiHidden="0" w:name="toc 4"/>
-    <w:lsdException w:unhideWhenUsed="0" w:uiPriority="0" w:semiHidden="0" w:name="toc 5"/>
-    <w:lsdException w:unhideWhenUsed="0" w:uiPriority="0" w:semiHidden="0" w:name="toc 6"/>
-    <w:lsdException w:unhideWhenUsed="0" w:uiPriority="0" w:semiHidden="0" w:name="toc 7"/>
-    <w:lsdException w:unhideWhenUsed="0" w:uiPriority="0" w:semiHidden="0" w:name="toc 8"/>
-    <w:lsdException w:unhideWhenUsed="0" w:uiPriority="0" w:semiHidden="0" w:name="toc 9"/>
-    <w:lsdException w:unhideWhenUsed="0" w:uiPriority="0" w:semiHidden="0" w:name="Normal Indent"/>
-    <w:lsdException w:unhideWhenUsed="0" w:uiPriority="0" w:semiHidden="0" w:name="footnote text"/>
-    <w:lsdException w:qFormat="1" w:unhideWhenUsed="0" w:uiPriority="0" w:semiHidden="0" w:name="annotation text"/>
-    <w:lsdException w:qFormat="1" w:unhideWhenUsed="0" w:uiPriority="0" w:semiHidden="0" w:name="header"/>
-    <w:lsdException w:qFormat="1" w:unhideWhenUsed="0" w:uiPriority="0" w:semiHidden="0" w:name="footer"/>
-    <w:lsdException w:unhideWhenUsed="0" w:uiPriority="0" w:semiHidden="0" w:name="index heading"/>
-    <w:lsdException w:qFormat="1" w:uiPriority="0" w:name="caption"/>
-    <w:lsdException w:unhideWhenUsed="0" w:uiPriority="0" w:semiHidden="0" w:name="table of figures"/>
-    <w:lsdException w:unhideWhenUsed="0" w:uiPriority="0" w:semiHidden="0" w:name="envelope address"/>
-    <w:lsdException w:unhideWhenUsed="0" w:uiPriority="0" w:semiHidden="0" w:name="envelope return"/>
-    <w:lsdException w:unhideWhenUsed="0" w:uiPriority="0" w:semiHidden="0" w:name="footnote reference"/>
-    <w:lsdException w:unhideWhenUsed="0" w:uiPriority="0" w:semiHidden="0" w:name="annotation reference"/>
-    <w:lsdException w:unhideWhenUsed="0" w:uiPriority="0" w:semiHidden="0" w:name="line number"/>
-    <w:lsdException w:unhideWhenUsed="0" w:uiPriority="0" w:semiHidden="0" w:name="page number"/>
-    <w:lsdException w:unhideWhenUsed="0" w:uiPriority="0" w:semiHidden="0" w:name="endnote reference"/>
-    <w:lsdException w:unhideWhenUsed="0" w:uiPriority="0" w:semiHidden="0" w:name="endnote text"/>
-    <w:lsdException w:unhideWhenUsed="0" w:uiPriority="0" w:semiHidden="0" w:name="table of authorities"/>
-    <w:lsdException w:unhideWhenUsed="0" w:uiPriority="0" w:semiHidden="0" w:name="macro"/>
-    <w:lsdException w:unhideWhenUsed="0" w:uiPriority="0" w:semiHidden="0" w:name="toa heading"/>
-    <w:lsdException w:unhideWhenUsed="0" w:uiPriority="0" w:semiHidden="0" w:name="List"/>
-    <w:lsdException w:unhideWhenUsed="0" w:uiPriority="0" w:semiHidden="0" w:name="List Bullet"/>
-    <w:lsdException w:unhideWhenUsed="0" w:uiPriority="0" w:semiHidden="0" w:name="List Number"/>
-    <w:lsdException w:unhideWhenUsed="0" w:uiPriority="0" w:semiHidden="0" w:name="List 2"/>
-    <w:lsdException w:unhideWhenUsed="0" w:uiPriority="0" w:semiHidden="0" w:name="List 3"/>
-    <w:lsdException w:unhideWhenUsed="0" w:uiPriority="0" w:semiHidden="0" w:name="List 4"/>
-    <w:lsdException w:unhideWhenUsed="0" w:uiPriority="0" w:semiHidden="0" w:name="List 5"/>
-    <w:lsdException w:unhideWhenUsed="0" w:uiPriority="0" w:semiHidden="0" w:name="List Bullet 2"/>
-    <w:lsdException w:unhideWhenUsed="0" w:uiPriority="0" w:semiHidden="0" w:name="List Bullet 3"/>
-    <w:lsdException w:unhideWhenUsed="0" w:uiPriority="0" w:semiHidden="0" w:name="List Bullet 4"/>
-    <w:lsdException w:unhideWhenUsed="0" w:uiPriority="0" w:semiHidden="0" w:name="List Bullet 5"/>
-    <w:lsdException w:unhideWhenUsed="0" w:uiPriority="0" w:semiHidden="0" w:name="List Number 2"/>
-    <w:lsdException w:unhideWhenUsed="0" w:uiPriority="0" w:semiHidden="0" w:name="List Number 3"/>
-    <w:lsdException w:unhideWhenUsed="0" w:uiPriority="0" w:semiHidden="0" w:name="List Number 4"/>
-    <w:lsdException w:unhideWhenUsed="0" w:uiPriority="0" w:semiHidden="0" w:name="List Number 5"/>
-    <w:lsdException w:qFormat="1" w:unhideWhenUsed="0" w:uiPriority="0" w:semiHidden="0" w:name="Title"/>
-    <w:lsdException w:unhideWhenUsed="0" w:uiPriority="0" w:semiHidden="0" w:name="Closing"/>
-    <w:lsdException w:unhideWhenUsed="0" w:uiPriority="0" w:semiHidden="0" w:name="Signature"/>
-    <w:lsdException w:qFormat="1" w:unhideWhenUsed="0" w:uiPriority="0" w:name="Default Paragraph Font"/>
-    <w:lsdException w:qFormat="1" w:unhideWhenUsed="0" w:uiPriority="0" w:name="Body Text"/>
-    <w:lsdException w:unhideWhenUsed="0" w:uiPriority="0" w:semiHidden="0" w:name="Body Text Indent"/>
-    <w:lsdException w:unhideWhenUsed="0" w:uiPriority="0" w:semiHidden="0" w:name="List Continue"/>
-    <w:lsdException w:unhideWhenUsed="0" w:uiPriority="0" w:semiHidden="0" w:name="List Continue 2"/>
-    <w:lsdException w:unhideWhenUsed="0" w:uiPriority="0" w:semiHidden="0" w:name="List Continue 3"/>
-    <w:lsdException w:unhideWhenUsed="0" w:uiPriority="0" w:semiHidden="0" w:name="List Continue 4"/>
-    <w:lsdException w:unhideWhenUsed="0" w:uiPriority="0" w:semiHidden="0" w:name="List Continue 5"/>
-    <w:lsdException w:unhideWhenUsed="0" w:uiPriority="0" w:semiHidden="0" w:name="Message Header"/>
-    <w:lsdException w:qFormat="1" w:unhideWhenUsed="0" w:uiPriority="0" w:semiHidden="0" w:name="Subtitle"/>
-    <w:lsdException w:unhideWhenUsed="0" w:uiPriority="0" w:semiHidden="0" w:name="Salutation"/>
-    <w:lsdException w:unhideWhenUsed="0" w:uiPriority="0" w:semiHidden="0" w:name="Date"/>
-    <w:lsdException w:unhideWhenUsed="0" w:uiPriority="0" w:semiHidden="0" w:name="Body Text First Indent"/>
-    <w:lsdException w:unhideWhenUsed="0" w:uiPriority="0" w:semiHidden="0" w:name="Body Text First Indent 2"/>
-    <w:lsdException w:uiPriority="99" w:name="Note Heading"/>
-    <w:lsdException w:unhideWhenUsed="0" w:uiPriority="0" w:semiHidden="0" w:name="Body Text 2"/>
-    <w:lsdException w:unhideWhenUsed="0" w:uiPriority="0" w:semiHidden="0" w:name="Body Text 3"/>
-    <w:lsdException w:unhideWhenUsed="0" w:uiPriority="0" w:semiHidden="0" w:name="Body Text Indent 2"/>
-    <w:lsdException w:unhideWhenUsed="0" w:uiPriority="0" w:semiHidden="0" w:name="Body Text Indent 3"/>
-    <w:lsdException w:unhideWhenUsed="0" w:uiPriority="0" w:semiHidden="0" w:name="Block Text"/>
-    <w:lsdException w:unhideWhenUsed="0" w:uiPriority="0" w:semiHidden="0" w:name="Hyperlink"/>
-    <w:lsdException w:unhideWhenUsed="0" w:uiPriority="0" w:semiHidden="0" w:name="FollowedHyperlink"/>
-    <w:lsdException w:qFormat="1" w:unhideWhenUsed="0" w:uiPriority="0" w:semiHidden="0" w:name="Strong"/>
-    <w:lsdException w:qFormat="1" w:unhideWhenUsed="0" w:uiPriority="0" w:semiHidden="0" w:name="Emphasis"/>
-    <w:lsdException w:unhideWhenUsed="0" w:uiPriority="0" w:semiHidden="0" w:name="Document Map"/>
-    <w:lsdException w:unhideWhenUsed="0" w:uiPriority="0" w:semiHidden="0" w:name="Plain Text"/>
-    <w:lsdException w:unhideWhenUsed="0" w:uiPriority="0" w:semiHidden="0" w:name="E-mail Signature"/>
-    <w:lsdException w:qFormat="1" w:unhideWhenUsed="0" w:uiPriority="0" w:semiHidden="0" w:name="Normal (Web)"/>
-    <w:lsdException w:unhideWhenUsed="0" w:uiPriority="0" w:semiHidden="0" w:name="HTML Acronym"/>
-    <w:lsdException w:unhideWhenUsed="0" w:uiPriority="0" w:semiHidden="0" w:name="HTML Address"/>
-    <w:lsdException w:unhideWhenUsed="0" w:uiPriority="0" w:semiHidden="0" w:name="HTML Cite"/>
-    <w:lsdException w:unhideWhenUsed="0" w:uiPriority="0" w:semiHidden="0" w:name="HTML Code"/>
-    <w:lsdException w:unhideWhenUsed="0" w:uiPriority="0" w:semiHidden="0" w:name="HTML Definition"/>
-    <w:lsdException w:unhideWhenUsed="0" w:uiPriority="0" w:semiHidden="0" w:name="HTML Keyboard"/>
-    <w:lsdException w:unhideWhenUsed="0" w:uiPriority="0" w:semiHidden="0" w:name="HTML Preformatted"/>
-    <w:lsdException w:unhideWhenUsed="0" w:uiPriority="0" w:semiHidden="0" w:name="HTML Sample"/>
-    <w:lsdException w:unhideWhenUsed="0" w:uiPriority="0" w:semiHidden="0" w:name="HTML Typewriter"/>
-    <w:lsdException w:unhideWhenUsed="0" w:uiPriority="0" w:semiHidden="0" w:name="HTML Variable"/>
-    <w:lsdException w:qFormat="1" w:unhideWhenUsed="0" w:uiPriority="0" w:name="Normal Table"/>
-    <w:lsdException w:unhideWhenUsed="0" w:uiPriority="0" w:semiHidden="0" w:name="annotation subject"/>
-    <w:lsdException w:unhideWhenUsed="0" w:uiPriority="0" w:semiHidden="0" w:name="Table Simple 1"/>
-    <w:lsdException w:unhideWhenUsed="0" w:uiPriority="0" w:semiHidden="0" w:name="Table Simple 2"/>
-    <w:lsdException w:unhideWhenUsed="0" w:uiPriority="0" w:semiHidden="0" w:name="Table Simple 3"/>
-    <w:lsdException w:unhideWhenUsed="0" w:uiPriority="0" w:semiHidden="0" w:name="Table Classic 1"/>
-    <w:lsdException w:unhideWhenUsed="0" w:uiPriority="0" w:semiHidden="0" w:name="Table Classic 2"/>
-    <w:lsdException w:unhideWhenUsed="0" w:uiPriority="0" w:semiHidden="0" w:name="Table Classic 3"/>
-    <w:lsdException w:unhideWhenUsed="0" w:uiPriority="0" w:semiHidden="0" w:name="Table Classic 4"/>
-    <w:lsdException w:unhideWhenUsed="0" w:uiPriority="0" w:semiHidden="0" w:name="Table Colorful 1"/>
-    <w:lsdException w:unhideWhenUsed="0" w:uiPriority="0" w:semiHidden="0" w:name="Table Colorful 2"/>
-    <w:lsdException w:unhideWhenUsed="0" w:uiPriority="0" w:semiHidden="0" w:name="Table Colorful 3"/>
-    <w:lsdException w:unhideWhenUsed="0" w:uiPriority="0" w:semiHidden="0" w:name="Table Columns 1"/>
-    <w:lsdException w:unhideWhenUsed="0" w:uiPriority="0" w:semiHidden="0" w:name="Table Columns 2"/>
-    <w:lsdException w:unhideWhenUsed="0" w:uiPriority="0" w:semiHidden="0" w:name="Table Columns 3"/>
-    <w:lsdException w:unhideWhenUsed="0" w:uiPriority="0" w:semiHidden="0" w:name="Table Columns 4"/>
-    <w:lsdException w:unhideWhenUsed="0" w:uiPriority="0" w:semiHidden="0" w:name="Table Columns 5"/>
-    <w:lsdException w:unhideWhenUsed="0" w:uiPriority="0" w:semiHidden="0" w:name="Table Grid 1"/>
-    <w:lsdException w:unhideWhenUsed="0" w:uiPriority="0" w:semiHidden="0" w:name="Table Grid 2"/>
-    <w:lsdException w:unhideWhenUsed="0" w:uiPriority="0" w:semiHidden="0" w:name="Table Grid 3"/>
-    <w:lsdException w:unhideWhenUsed="0" w:uiPriority="0" w:semiHidden="0" w:name="Table Grid 4"/>
-    <w:lsdException w:unhideWhenUsed="0" w:uiPriority="0" w:semiHidden="0" w:name="Table Grid 5"/>
-    <w:lsdException w:unhideWhenUsed="0" w:uiPriority="0" w:semiHidden="0" w:name="Table Grid 6"/>
-    <w:lsdException w:unhideWhenUsed="0" w:uiPriority="0" w:semiHidden="0" w:name="Table Grid 7"/>
-    <w:lsdException w:unhideWhenUsed="0" w:uiPriority="0" w:semiHidden="0" w:name="Table Grid 8"/>
-    <w:lsdException w:unhideWhenUsed="0" w:uiPriority="0" w:semiHidden="0" w:name="Table List 1"/>
-    <w:lsdException w:unhideWhenUsed="0" w:uiPriority="0" w:semiHidden="0" w:name="Table List 2"/>
-    <w:lsdException w:unhideWhenUsed="0" w:uiPriority="0" w:semiHidden="0" w:name="Table List 3"/>
-    <w:lsdException w:unhideWhenUsed="0" w:uiPriority="0" w:semiHidden="0" w:name="Table List 4"/>
-    <w:lsdException w:unhideWhenUsed="0" w:uiPriority="0" w:semiHidden="0" w:name="Table List 5"/>
-    <w:lsdException w:unhideWhenUsed="0" w:uiPriority="0" w:semiHidden="0" w:name="Table List 6"/>
-    <w:lsdException w:unhideWhenUsed="0" w:uiPriority="0" w:semiHidden="0" w:name="Table List 7"/>
-    <w:lsdException w:unhideWhenUsed="0" w:uiPriority="0" w:semiHidden="0" w:name="Table List 8"/>
-    <w:lsdException w:unhideWhenUsed="0" w:uiPriority="0" w:semiHidden="0" w:name="Table 3D effects 1"/>
-    <w:lsdException w:unhideWhenUsed="0" w:uiPriority="0" w:semiHidden="0" w:name="Table 3D effects 2"/>
-    <w:lsdException w:unhideWhenUsed="0" w:uiPriority="0" w:semiHidden="0" w:name="Table 3D effects 3"/>
-    <w:lsdException w:unhideWhenUsed="0" w:uiPriority="0" w:semiHidden="0" w:name="Table Contemporary"/>
-    <w:lsdException w:unhideWhenUsed="0" w:uiPriority="0" w:semiHidden="0" w:name="Table Elegant"/>
-    <w:lsdException w:unhideWhenUsed="0" w:uiPriority="0" w:semiHidden="0" w:name="Table Professional"/>
-    <w:lsdException w:unhideWhenUsed="0" w:uiPriority="0" w:semiHidden="0" w:name="Table Subtle 1"/>
-    <w:lsdException w:unhideWhenUsed="0" w:uiPriority="0" w:semiHidden="0" w:name="Table Subtle 2"/>
-    <w:lsdException w:unhideWhenUsed="0" w:uiPriority="0" w:semiHidden="0" w:name="Table Web 1"/>
-    <w:lsdException w:unhideWhenUsed="0" w:uiPriority="0" w:semiHidden="0" w:name="Table Web 2"/>
-    <w:lsdException w:unhideWhenUsed="0" w:uiPriority="0" w:semiHidden="0" w:name="Table Web 3"/>
-    <w:lsdException w:unhideWhenUsed="0" w:uiPriority="0" w:semiHidden="0" w:name="Balloon Text"/>
-    <w:lsdException w:qFormat="1" w:unhideWhenUsed="0" w:uiPriority="0" w:semiHidden="0" w:name="Table Grid"/>
-    <w:lsdException w:unhideWhenUsed="0" w:uiPriority="0" w:semiHidden="0" w:name="Table Theme"/>
-    <w:lsdException w:unhideWhenUsed="0" w:uiPriority="60" w:semiHidden="0" w:name="Light Shading"/>
-    <w:lsdException w:unhideWhenUsed="0" w:uiPriority="61" w:semiHidden="0" w:name="Light List"/>
-    <w:lsdException w:unhideWhenUsed="0" w:uiPriority="62" w:semiHidden="0" w:name="Light Grid"/>
-    <w:lsdException w:unhideWhenUsed="0" w:uiPriority="63" w:semiHidden="0" w:name="Medium Shading 1"/>
-    <w:lsdException w:unhideWhenUsed="0" w:uiPriority="64" w:semiHidden="0" w:name="Medium Shading 2"/>
-    <w:lsdException w:unhideWhenUsed="0" w:uiPriority="65" w:semiHidden="0" w:name="Medium List 1"/>
-    <w:lsdException w:unhideWhenUsed="0" w:uiPriority="66" w:semiHidden="0" w:name="Medium List 2"/>
-    <w:lsdException w:unhideWhenUsed="0" w:uiPriority="67" w:semiHidden="0" w:name="Medium Grid 1"/>
-    <w:lsdException w:unhideWhenUsed="0" w:uiPriority="68" w:semiHidden="0" w:name="Medium Grid 2"/>
-    <w:lsdException w:unhideWhenUsed="0" w:uiPriority="69" w:semiHidden="0" w:name="Medium Grid 3"/>
-    <w:lsdException w:unhideWhenUsed="0" w:uiPriority="70" w:semiHidden="0" w:name="Dark List"/>
-    <w:lsdException w:unhideWhenUsed="0" w:uiPriority="71" w:semiHidden="0" w:name="Colorful Shading"/>
-    <w:lsdException w:unhideWhenUsed="0" w:uiPriority="72" w:semiHidden="0" w:name="Colorful List"/>
-    <w:lsdException w:unhideWhenUsed="0" w:uiPriority="73" w:semiHidden="0" w:name="Colorful Grid"/>
-    <w:lsdException w:unhideWhenUsed="0" w:uiPriority="60" w:semiHidden="0" w:name="Light Shading Accent 1"/>
-    <w:lsdException w:unhideWhenUsed="0" w:uiPriority="61" w:semiHidden="0" w:name="Light List Accent 1"/>
-    <w:lsdException w:unhideWhenUsed="0" w:uiPriority="62" w:semiHidden="0" w:name="Light Grid Accent 1"/>
-    <w:lsdException w:unhideWhenUsed="0" w:uiPriority="63" w:semiHidden="0" w:name="Medium Shading 1 Accent 1"/>
-    <w:lsdException w:unhideWhenUsed="0" w:uiPriority="64" w:semiHidden="0" w:name="Medium Shading 2 Accent 1"/>
-    <w:lsdException w:unhideWhenUsed="0" w:uiPriority="65" w:semiHidden="0" w:name="Medium List 1 Accent 1"/>
-    <w:lsdException w:unhideWhenUsed="0" w:uiPriority="66" w:semiHidden="0" w:name="Medium List 2 Accent 1"/>
-    <w:lsdException w:unhideWhenUsed="0" w:uiPriority="67" w:semiHidden="0" w:name="Medium Grid 1 Accent 1"/>
-    <w:lsdException w:unhideWhenUsed="0" w:uiPriority="68" w:semiHidden="0" w:name="Medium Grid 2 Accent 1"/>
-    <w:lsdException w:unhideWhenUsed="0" w:uiPriority="69" w:semiHidden="0" w:name="Medium Grid 3 Accent 1"/>
-    <w:lsdException w:unhideWhenUsed="0" w:uiPriority="70" w:semiHidden="0" w:name="Dark List Accent 1"/>
-    <w:lsdException w:unhideWhenUsed="0" w:uiPriority="71" w:semiHidden="0" w:name="Colorful Shading Accent 1"/>
-    <w:lsdException w:unhideWhenUsed="0" w:uiPriority="72" w:semiHidden="0" w:name="Colorful List Accent 1"/>
-    <w:lsdException w:unhideWhenUsed="0" w:uiPriority="73" w:semiHidden="0" w:name="Colorful Grid Accent 1"/>
-    <w:lsdException w:unhideWhenUsed="0" w:uiPriority="60" w:semiHidden="0" w:name="Light Shading Accent 2"/>
-    <w:lsdException w:unhideWhenUsed="0" w:uiPriority="61" w:semiHidden="0" w:name="Light List Accent 2"/>
-    <w:lsdException w:unhideWhenUsed="0" w:uiPriority="62" w:semiHidden="0" w:name="Light Grid Accent 2"/>
-    <w:lsdException w:unhideWhenUsed="0" w:uiPriority="63" w:semiHidden="0" w:name="Medium Shading 1 Accent 2"/>
-    <w:lsdException w:unhideWhenUsed="0" w:uiPriority="64" w:semiHidden="0" w:name="Medium Shading 2 Accent 2"/>
-    <w:lsdException w:unhideWhenUsed="0" w:uiPriority="65" w:semiHidden="0" w:name="Medium List 1 Accent 2"/>
-    <w:lsdException w:unhideWhenUsed="0" w:uiPriority="66" w:semiHidden="0" w:name="Medium List 2 Accent 2"/>
-    <w:lsdException w:unhideWhenUsed="0" w:uiPriority="67" w:semiHidden="0" w:name="Medium Grid 1 Accent 2"/>
-    <w:lsdException w:unhideWhenUsed="0" w:uiPriority="68" w:semiHidden="0" w:name="Medium Grid 2 Accent 2"/>
-    <w:lsdException w:unhideWhenUsed="0" w:uiPriority="69" w:semiHidden="0" w:name="Medium Grid 3 Accent 2"/>
-    <w:lsdException w:unhideWhenUsed="0" w:uiPriority="70" w:semiHidden="0" w:name="Dark List Accent 2"/>
-    <w:lsdException w:unhideWhenUsed="0" w:uiPriority="71" w:semiHidden="0" w:name="Colorful Shading Accent 2"/>
-    <w:lsdException w:unhideWhenUsed="0" w:uiPriority="72" w:semiHidden="0" w:name="Colorful List Accent 2"/>
-    <w:lsdException w:unhideWhenUsed="0" w:uiPriority="73" w:semiHidden="0" w:name="Colorful Grid Accent 2"/>
-    <w:lsdException w:unhideWhenUsed="0" w:uiPriority="60" w:semiHidden="0" w:name="Light Shading Accent 3"/>
-    <w:lsdException w:unhideWhenUsed="0" w:uiPriority="61" w:semiHidden="0" w:name="Light List Accent 3"/>
-    <w:lsdException w:unhideWhenUsed="0" w:uiPriority="62" w:semiHidden="0" w:name="Light Grid Accent 3"/>
-    <w:lsdException w:unhideWhenUsed="0" w:uiPriority="63" w:semiHidden="0" w:name="Medium Shading 1 Accent 3"/>
-    <w:lsdException w:unhideWhenUsed="0" w:uiPriority="64" w:semiHidden="0" w:name="Medium Shading 2 Accent 3"/>
-    <w:lsdException w:unhideWhenUsed="0" w:uiPriority="65" w:semiHidden="0" w:name="Medium List 1 Accent 3"/>
-    <w:lsdException w:unhideWhenUsed="0" w:uiPriority="66" w:semiHidden="0" w:name="Medium List 2 Accent 3"/>
-    <w:lsdException w:unhideWhenUsed="0" w:uiPriority="67" w:semiHidden="0" w:name="Medium Grid 1 Accent 3"/>
-    <w:lsdException w:unhideWhenUsed="0" w:uiPriority="68" w:semiHidden="0" w:name="Medium Grid 2 Accent 3"/>
-    <w:lsdException w:unhideWhenUsed="0" w:uiPriority="69" w:semiHidden="0" w:name="Medium Grid 3 Accent 3"/>
-    <w:lsdException w:unhideWhenUsed="0" w:uiPriority="70" w:semiHidden="0" w:name="Dark List Accent 3"/>
-    <w:lsdException w:unhideWhenUsed="0" w:uiPriority="71" w:semiHidden="0" w:name="Colorful Shading Accent 3"/>
-    <w:lsdException w:unhideWhenUsed="0" w:uiPriority="72" w:semiHidden="0" w:name="Colorful List Accent 3"/>
-    <w:lsdException w:unhideWhenUsed="0" w:uiPriority="73" w:semiHidden="0" w:name="Colorful Grid Accent 3"/>
-    <w:lsdException w:unhideWhenUsed="0" w:uiPriority="60" w:semiHidden="0" w:name="Light Shading Accent 4"/>
-    <w:lsdException w:unhideWhenUsed="0" w:uiPriority="61" w:semiHidden="0" w:name="Light List Accent 4"/>
-    <w:lsdException w:unhideWhenUsed="0" w:uiPriority="62" w:semiHidden="0" w:name="Light Grid Accent 4"/>
-    <w:lsdException w:unhideWhenUsed="0" w:uiPriority="63" w:semiHidden="0" w:name="Medium Shading 1 Accent 4"/>
-    <w:lsdException w:unhideWhenUsed="0" w:uiPriority="64" w:semiHidden="0" w:name="Medium Shading 2 Accent 4"/>
-    <w:lsdException w:unhideWhenUsed="0" w:uiPriority="65" w:semiHidden="0" w:name="Medium List 1 Accent 4"/>
-    <w:lsdException w:unhideWhenUsed="0" w:uiPriority="66" w:semiHidden="0" w:name="Medium List 2 Accent 4"/>
-    <w:lsdException w:unhideWhenUsed="0" w:uiPriority="67" w:semiHidden="0" w:name="Medium Grid 1 Accent 4"/>
-    <w:lsdException w:unhideWhenUsed="0" w:uiPriority="68" w:semiHidden="0" w:name="Medium Grid 2 Accent 4"/>
-    <w:lsdException w:unhideWhenUsed="0" w:uiPriority="69" w:semiHidden="0" w:name="Medium Grid 3 Accent 4"/>
-    <w:lsdException w:unhideWhenUsed="0" w:uiPriority="70" w:semiHidden="0" w:name="Dark List Accent 4"/>
-    <w:lsdException w:unhideWhenUsed="0" w:uiPriority="71" w:semiHidden="0" w:name="Colorful Shading Accent 4"/>
-    <w:lsdException w:unhideWhenUsed="0" w:uiPriority="72" w:semiHidden="0" w:name="Colorful List Accent 4"/>
-    <w:lsdException w:unhideWhenUsed="0" w:uiPriority="73" w:semiHidden="0" w:name="Colorful Grid Accent 4"/>
-    <w:lsdException w:unhideWhenUsed="0" w:uiPriority="60" w:semiHidden="0" w:name="Light Shading Accent 5"/>
-    <w:lsdException w:unhideWhenUsed="0" w:uiPriority="61" w:semiHidden="0" w:name="Light List Accent 5"/>
-    <w:lsdException w:unhideWhenUsed="0" w:uiPriority="62" w:semiHidden="0" w:name="Light Grid Accent 5"/>
-    <w:lsdException w:unhideWhenUsed="0" w:uiPriority="63" w:semiHidden="0" w:name="Medium Shading 1 Accent 5"/>
-    <w:lsdException w:unhideWhenUsed="0" w:uiPriority="64" w:semiHidden="0" w:name="Medium Shading 2 Accent 5"/>
-    <w:lsdException w:unhideWhenUsed="0" w:uiPriority="65" w:semiHidden="0" w:name="Medium List 1 Accent 5"/>
-    <w:lsdException w:unhideWhenUsed="0" w:uiPriority="66" w:semiHidden="0" w:name="Medium List 2 Accent 5"/>
-    <w:lsdException w:unhideWhenUsed="0" w:uiPriority="67" w:semiHidden="0" w:name="Medium Grid 1 Accent 5"/>
-    <w:lsdException w:unhideWhenUsed="0" w:uiPriority="68" w:semiHidden="0" w:name="Medium Grid 2 Accent 5"/>
-    <w:lsdException w:unhideWhenUsed="0" w:uiPriority="69" w:semiHidden="0" w:name="Medium Grid 3 Accent 5"/>
-    <w:lsdException w:unhideWhenUsed="0" w:uiPriority="70" w:semiHidden="0" w:name="Dark List Accent 5"/>
-    <w:lsdException w:unhideWhenUsed="0" w:uiPriority="71" w:semiHidden="0" w:name="Colorful Shading Accent 5"/>
-    <w:lsdException w:unhideWhenUsed="0" w:uiPriority="72" w:semiHidden="0" w:name="Colorful List Accent 5"/>
-    <w:lsdException w:unhideWhenUsed="0" w:uiPriority="73" w:semiHidden="0" w:name="Colorful Grid Accent 5"/>
-    <w:lsdException w:unhideWhenUsed="0" w:uiPriority="60" w:semiHidden="0" w:name="Light Shading Accent 6"/>
-    <w:lsdException w:unhideWhenUsed="0" w:uiPriority="61" w:semiHidden="0" w:name="Light List Accent 6"/>
-    <w:lsdException w:unhideWhenUsed="0" w:uiPriority="62" w:semiHidden="0" w:name="Light Grid Accent 6"/>
-    <w:lsdException w:unhideWhenUsed="0" w:uiPriority="63" w:semiHidden="0" w:name="Medium Shading 1 Accent 6"/>
-    <w:lsdException w:unhideWhenUsed="0" w:uiPriority="64" w:semiHidden="0" w:name="Medium Shading 2 Accent 6"/>
-    <w:lsdException w:unhideWhenUsed="0" w:uiPriority="65" w:semiHidden="0" w:name="Medium List 1 Accent 6"/>
-    <w:lsdException w:unhideWhenUsed="0" w:uiPriority="66" w:semiHidden="0" w:name="Medium List 2 Accent 6"/>
-    <w:lsdException w:unhideWhenUsed="0" w:uiPriority="67" w:semiHidden="0" w:name="Medium Grid 1 Accent 6"/>
-    <w:lsdException w:unhideWhenUsed="0" w:uiPriority="68" w:semiHidden="0" w:name="Medium Grid 2 Accent 6"/>
-    <w:lsdException w:unhideWhenUsed="0" w:uiPriority="69" w:semiHidden="0" w:name="Medium Grid 3 Accent 6"/>
-    <w:lsdException w:unhideWhenUsed="0" w:uiPriority="70" w:semiHidden="0" w:name="Dark List Accent 6"/>
-    <w:lsdException w:unhideWhenUsed="0" w:uiPriority="71" w:semiHidden="0" w:name="Colorful Shading Accent 6"/>
-    <w:lsdException w:unhideWhenUsed="0" w:uiPriority="72" w:semiHidden="0" w:name="Colorful List Accent 6"/>
-    <w:lsdException w:unhideWhenUsed="0" w:uiPriority="73" w:semiHidden="0" w:name="Colorful Grid Accent 6"/>
+  <w:latentStyles w:defLockedState="0" w:defUIPriority="99" w:defSemiHidden="1" w:defUnhideWhenUsed="1" w:defQFormat="0" w:count="260">
+    <w:lsdException w:name="Normal" w:semiHidden="0" w:uiPriority="0" w:unhideWhenUsed="0" w:qFormat="1"/>
+    <w:lsdException w:name="heading 1" w:semiHidden="0" w:uiPriority="0" w:unhideWhenUsed="0" w:qFormat="1"/>
+    <w:lsdException w:name="heading 2" w:semiHidden="0" w:uiPriority="0" w:qFormat="1"/>
+    <w:lsdException w:name="heading 3" w:uiPriority="0" w:qFormat="1"/>
+    <w:lsdException w:name="heading 4" w:semiHidden="0" w:uiPriority="0" w:qFormat="1"/>
+    <w:lsdException w:name="heading 5" w:uiPriority="0" w:qFormat="1"/>
+    <w:lsdException w:name="heading 6" w:uiPriority="0" w:qFormat="1"/>
+    <w:lsdException w:name="heading 7" w:uiPriority="0" w:qFormat="1"/>
+    <w:lsdException w:name="heading 8" w:uiPriority="0" w:qFormat="1"/>
+    <w:lsdException w:name="heading 9" w:uiPriority="0" w:qFormat="1"/>
+    <w:lsdException w:name="index 1" w:semiHidden="0" w:uiPriority="0" w:unhideWhenUsed="0"/>
+    <w:lsdException w:name="index 2" w:semiHidden="0" w:uiPriority="0" w:unhideWhenUsed="0"/>
+    <w:lsdException w:name="index 3" w:semiHidden="0" w:uiPriority="0" w:unhideWhenUsed="0"/>
+    <w:lsdException w:name="index 4" w:semiHidden="0" w:uiPriority="0" w:unhideWhenUsed="0"/>
+    <w:lsdException w:name="index 5" w:semiHidden="0" w:uiPriority="0" w:unhideWhenUsed="0"/>
+    <w:lsdException w:name="index 6" w:semiHidden="0" w:uiPriority="0" w:unhideWhenUsed="0"/>
+    <w:lsdException w:name="index 7" w:semiHidden="0" w:uiPriority="0" w:unhideWhenUsed="0"/>
+    <w:lsdException w:name="index 8" w:semiHidden="0" w:uiPriority="0" w:unhideWhenUsed="0"/>
+    <w:lsdException w:name="index 9" w:semiHidden="0" w:uiPriority="0" w:unhideWhenUsed="0"/>
+    <w:lsdException w:name="toc 1" w:semiHidden="0" w:uiPriority="0" w:unhideWhenUsed="0" w:qFormat="1"/>
+    <w:lsdException w:name="toc 2" w:semiHidden="0" w:uiPriority="0" w:unhideWhenUsed="0" w:qFormat="1"/>
+    <w:lsdException w:name="toc 3" w:semiHidden="0" w:uiPriority="0" w:unhideWhenUsed="0" w:qFormat="1"/>
+    <w:lsdException w:name="toc 4" w:semiHidden="0" w:uiPriority="0" w:unhideWhenUsed="0"/>
+    <w:lsdException w:name="toc 5" w:semiHidden="0" w:uiPriority="0" w:unhideWhenUsed="0"/>
+    <w:lsdException w:name="toc 6" w:semiHidden="0" w:uiPriority="0" w:unhideWhenUsed="0"/>
+    <w:lsdException w:name="toc 7" w:semiHidden="0" w:uiPriority="0" w:unhideWhenUsed="0"/>
+    <w:lsdException w:name="toc 8" w:semiHidden="0" w:uiPriority="0" w:unhideWhenUsed="0"/>
+    <w:lsdException w:name="toc 9" w:semiHidden="0" w:uiPriority="0" w:unhideWhenUsed="0"/>
+    <w:lsdException w:name="Normal Indent" w:semiHidden="0" w:uiPriority="0" w:unhideWhenUsed="0"/>
+    <w:lsdException w:name="footnote text" w:semiHidden="0" w:uiPriority="0" w:unhideWhenUsed="0"/>
+    <w:lsdException w:name="annotation text" w:semiHidden="0" w:uiPriority="0" w:unhideWhenUsed="0" w:qFormat="1"/>
+    <w:lsdException w:name="header" w:semiHidden="0" w:uiPriority="0" w:unhideWhenUsed="0" w:qFormat="1"/>
+    <w:lsdException w:name="footer" w:semiHidden="0" w:uiPriority="0" w:unhideWhenUsed="0" w:qFormat="1"/>
+    <w:lsdException w:name="index heading" w:semiHidden="0" w:uiPriority="0" w:unhideWhenUsed="0"/>
+    <w:lsdException w:name="caption" w:uiPriority="0" w:qFormat="1"/>
+    <w:lsdException w:name="table of figures" w:semiHidden="0" w:uiPriority="0" w:unhideWhenUsed="0"/>
+    <w:lsdException w:name="envelope address" w:semiHidden="0" w:uiPriority="0" w:unhideWhenUsed="0"/>
+    <w:lsdException w:name="envelope return" w:semiHidden="0" w:uiPriority="0" w:unhideWhenUsed="0"/>
+    <w:lsdException w:name="footnote reference" w:semiHidden="0" w:uiPriority="0" w:unhideWhenUsed="0"/>
+    <w:lsdException w:name="annotation reference" w:semiHidden="0" w:uiPriority="0" w:unhideWhenUsed="0"/>
+    <w:lsdException w:name="line number" w:semiHidden="0" w:uiPriority="0" w:unhideWhenUsed="0"/>
+    <w:lsdException w:name="page number" w:semiHidden="0" w:uiPriority="0" w:unhideWhenUsed="0"/>
+    <w:lsdException w:name="endnote reference" w:semiHidden="0" w:uiPriority="0" w:unhideWhenUsed="0"/>
+    <w:lsdException w:name="endnote text" w:semiHidden="0" w:uiPriority="0" w:unhideWhenUsed="0"/>
+    <w:lsdException w:name="table of authorities" w:semiHidden="0" w:uiPriority="0" w:unhideWhenUsed="0"/>
+    <w:lsdException w:name="macro" w:semiHidden="0" w:uiPriority="0" w:unhideWhenUsed="0"/>
+    <w:lsdException w:name="toa heading" w:semiHidden="0" w:uiPriority="0" w:unhideWhenUsed="0"/>
+    <w:lsdException w:name="List" w:semiHidden="0" w:uiPriority="0" w:unhideWhenUsed="0"/>
+    <w:lsdException w:name="List Bullet" w:semiHidden="0" w:uiPriority="0" w:unhideWhenUsed="0"/>
+    <w:lsdException w:name="List Number" w:semiHidden="0" w:uiPriority="0" w:unhideWhenUsed="0"/>
+    <w:lsdException w:name="List 2" w:semiHidden="0" w:uiPriority="0" w:unhideWhenUsed="0"/>
+    <w:lsdException w:name="List 3" w:semiHidden="0" w:uiPriority="0" w:unhideWhenUsed="0"/>
+    <w:lsdException w:name="List 4" w:semiHidden="0" w:uiPriority="0" w:unhideWhenUsed="0"/>
+    <w:lsdException w:name="List 5" w:semiHidden="0" w:uiPriority="0" w:unhideWhenUsed="0"/>
+    <w:lsdException w:name="List Bullet 2" w:semiHidden="0" w:uiPriority="0" w:unhideWhenUsed="0"/>
+    <w:lsdException w:name="List Bullet 3" w:semiHidden="0" w:uiPriority="0" w:unhideWhenUsed="0"/>
+    <w:lsdException w:name="List Bullet 4" w:semiHidden="0" w:uiPriority="0" w:unhideWhenUsed="0"/>
+    <w:lsdException w:name="List Bullet 5" w:semiHidden="0" w:uiPriority="0" w:unhideWhenUsed="0"/>
+    <w:lsdException w:name="List Number 2" w:semiHidden="0" w:uiPriority="0" w:unhideWhenUsed="0"/>
+    <w:lsdException w:name="List Number 3" w:semiHidden="0" w:uiPriority="0" w:unhideWhenUsed="0"/>
+    <w:lsdException w:name="List Number 4" w:semiHidden="0" w:uiPriority="0" w:unhideWhenUsed="0"/>
+    <w:lsdException w:name="List Number 5" w:semiHidden="0" w:uiPriority="0" w:unhideWhenUsed="0"/>
+    <w:lsdException w:name="Title" w:semiHidden="0" w:uiPriority="0" w:unhideWhenUsed="0" w:qFormat="1"/>
+    <w:lsdException w:name="Closing" w:semiHidden="0" w:uiPriority="0" w:unhideWhenUsed="0"/>
+    <w:lsdException w:name="Signature" w:semiHidden="0" w:uiPriority="0" w:unhideWhenUsed="0"/>
+    <w:lsdException w:name="Default Paragraph Font" w:uiPriority="0" w:unhideWhenUsed="0" w:qFormat="1"/>
+    <w:lsdException w:name="Body Text" w:uiPriority="0" w:unhideWhenUsed="0" w:qFormat="1"/>
+    <w:lsdException w:name="Body Text Indent" w:semiHidden="0" w:uiPriority="0" w:unhideWhenUsed="0"/>
+    <w:lsdException w:name="List Continue" w:semiHidden="0" w:uiPriority="0" w:unhideWhenUsed="0"/>
+    <w:lsdException w:name="List Continue 2" w:semiHidden="0" w:uiPriority="0" w:unhideWhenUsed="0"/>
+    <w:lsdException w:name="List Continue 3" w:semiHidden="0" w:uiPriority="0" w:unhideWhenUsed="0"/>
+    <w:lsdException w:name="List Continue 4" w:semiHidden="0" w:uiPriority="0" w:unhideWhenUsed="0"/>
+    <w:lsdException w:name="List Continue 5" w:semiHidden="0" w:uiPriority="0" w:unhideWhenUsed="0"/>
+    <w:lsdException w:name="Message Header" w:semiHidden="0" w:uiPriority="0" w:unhideWhenUsed="0"/>
+    <w:lsdException w:name="Subtitle" w:semiHidden="0" w:uiPriority="0" w:unhideWhenUsed="0" w:qFormat="1"/>
+    <w:lsdException w:name="Salutation" w:semiHidden="0" w:uiPriority="0" w:unhideWhenUsed="0"/>
+    <w:lsdException w:name="Date" w:semiHidden="0" w:uiPriority="0" w:unhideWhenUsed="0"/>
+    <w:lsdException w:name="Body Text First Indent" w:semiHidden="0" w:uiPriority="0" w:unhideWhenUsed="0"/>
+    <w:lsdException w:name="Body Text First Indent 2" w:semiHidden="0" w:uiPriority="0" w:unhideWhenUsed="0"/>
+    <w:lsdException w:name="Body Text 2" w:semiHidden="0" w:uiPriority="0" w:unhideWhenUsed="0"/>
+    <w:lsdException w:name="Body Text 3" w:semiHidden="0" w:uiPriority="0" w:unhideWhenUsed="0"/>
+    <w:lsdException w:name="Body Text Indent 2" w:semiHidden="0" w:uiPriority="0" w:unhideWhenUsed="0"/>
+    <w:lsdException w:name="Body Text Indent 3" w:semiHidden="0" w:uiPriority="0" w:unhideWhenUsed="0"/>
+    <w:lsdException w:name="Block Text" w:semiHidden="0" w:uiPriority="0" w:unhideWhenUsed="0"/>
+    <w:lsdException w:name="Hyperlink" w:semiHidden="0" w:uiPriority="0" w:unhideWhenUsed="0"/>
+    <w:lsdException w:name="FollowedHyperlink" w:semiHidden="0" w:uiPriority="0" w:unhideWhenUsed="0"/>
+    <w:lsdException w:name="Strong" w:semiHidden="0" w:uiPriority="0" w:unhideWhenUsed="0" w:qFormat="1"/>
+    <w:lsdException w:name="Emphasis" w:semiHidden="0" w:uiPriority="0" w:unhideWhenUsed="0" w:qFormat="1"/>
+    <w:lsdException w:name="Document Map" w:semiHidden="0" w:uiPriority="0" w:unhideWhenUsed="0"/>
+    <w:lsdException w:name="Plain Text" w:semiHidden="0" w:uiPriority="0" w:unhideWhenUsed="0"/>
+    <w:lsdException w:name="E-mail Signature" w:semiHidden="0" w:uiPriority="0" w:unhideWhenUsed="0"/>
+    <w:lsdException w:name="Normal (Web)" w:semiHidden="0" w:uiPriority="0" w:unhideWhenUsed="0" w:qFormat="1"/>
+    <w:lsdException w:name="HTML Acronym" w:semiHidden="0" w:uiPriority="0" w:unhideWhenUsed="0"/>
+    <w:lsdException w:name="HTML Address" w:semiHidden="0" w:uiPriority="0" w:unhideWhenUsed="0"/>
+    <w:lsdException w:name="HTML Cite" w:semiHidden="0" w:uiPriority="0" w:unhideWhenUsed="0"/>
+    <w:lsdException w:name="HTML Code" w:semiHidden="0" w:uiPriority="0" w:unhideWhenUsed="0"/>
+    <w:lsdException w:name="HTML Definition" w:semiHidden="0" w:uiPriority="0" w:unhideWhenUsed="0"/>
+    <w:lsdException w:name="HTML Keyboard" w:semiHidden="0" w:uiPriority="0" w:unhideWhenUsed="0"/>
+    <w:lsdException w:name="HTML Preformatted" w:semiHidden="0" w:uiPriority="0" w:unhideWhenUsed="0"/>
+    <w:lsdException w:name="HTML Sample" w:semiHidden="0" w:uiPriority="0" w:unhideWhenUsed="0"/>
+    <w:lsdException w:name="HTML Typewriter" w:semiHidden="0" w:uiPriority="0" w:unhideWhenUsed="0"/>
+    <w:lsdException w:name="HTML Variable" w:semiHidden="0" w:uiPriority="0" w:unhideWhenUsed="0"/>
+    <w:lsdException w:name="Normal Table" w:uiPriority="0" w:unhideWhenUsed="0" w:qFormat="1"/>
+    <w:lsdException w:name="annotation subject" w:semiHidden="0" w:uiPriority="0" w:unhideWhenUsed="0"/>
+    <w:lsdException w:name="Table Simple 1" w:semiHidden="0" w:uiPriority="0" w:unhideWhenUsed="0"/>
+    <w:lsdException w:name="Table Simple 2" w:semiHidden="0" w:uiPriority="0" w:unhideWhenUsed="0"/>
+    <w:lsdException w:name="Table Simple 3" w:semiHidden="0" w:uiPriority="0" w:unhideWhenUsed="0"/>
+    <w:lsdException w:name="Table Classic 1" w:semiHidden="0" w:uiPriority="0" w:unhideWhenUsed="0"/>
+    <w:lsdException w:name="Table Classic 2" w:semiHidden="0" w:uiPriority="0" w:unhideWhenUsed="0"/>
+    <w:lsdException w:name="Table Classic 3" w:semiHidden="0" w:uiPriority="0" w:unhideWhenUsed="0"/>
+    <w:lsdException w:name="Table Classic 4" w:semiHidden="0" w:uiPriority="0" w:unhideWhenUsed="0"/>
+    <w:lsdException w:name="Table Colorful 1" w:semiHidden="0" w:uiPriority="0" w:unhideWhenUsed="0"/>
+    <w:lsdException w:name="Table Colorful 2" w:semiHidden="0" w:uiPriority="0" w:unhideWhenUsed="0"/>
+    <w:lsdException w:name="Table Colorful 3" w:semiHidden="0" w:uiPriority="0" w:unhideWhenUsed="0"/>
+    <w:lsdException w:name="Table Columns 1" w:semiHidden="0" w:uiPriority="0" w:unhideWhenUsed="0"/>
+    <w:lsdException w:name="Table Columns 2" w:semiHidden="0" w:uiPriority="0" w:unhideWhenUsed="0"/>
+    <w:lsdException w:name="Table Columns 3" w:semiHidden="0" w:uiPriority="0" w:unhideWhenUsed="0"/>
+    <w:lsdException w:name="Table Columns 4" w:semiHidden="0" w:uiPriority="0" w:unhideWhenUsed="0"/>
+    <w:lsdException w:name="Table Columns 5" w:semiHidden="0" w:uiPriority="0" w:unhideWhenUsed="0"/>
+    <w:lsdException w:name="Table Grid 1" w:semiHidden="0" w:uiPriority="0" w:unhideWhenUsed="0"/>
+    <w:lsdException w:name="Table Grid 2" w:semiHidden="0" w:uiPriority="0" w:unhideWhenUsed="0"/>
+    <w:lsdException w:name="Table Grid 3" w:semiHidden="0" w:uiPriority="0" w:unhideWhenUsed="0"/>
+    <w:lsdException w:name="Table Grid 4" w:semiHidden="0" w:uiPriority="0" w:unhideWhenUsed="0"/>
+    <w:lsdException w:name="Table Grid 5" w:semiHidden="0" w:uiPriority="0" w:unhideWhenUsed="0"/>
+    <w:lsdException w:name="Table Grid 6" w:semiHidden="0" w:uiPriority="0" w:unhideWhenUsed="0"/>
+    <w:lsdException w:name="Table Grid 7" w:semiHidden="0" w:uiPriority="0" w:unhideWhenUsed="0"/>
+    <w:lsdException w:name="Table Grid 8" w:semiHidden="0" w:uiPriority="0" w:unhideWhenUsed="0"/>
+    <w:lsdException w:name="Table List 1" w:semiHidden="0" w:uiPriority="0" w:unhideWhenUsed="0"/>
+    <w:lsdException w:name="Table List 2" w:semiHidden="0" w:uiPriority="0" w:unhideWhenUsed="0"/>
+    <w:lsdException w:name="Table List 3" w:semiHidden="0" w:uiPriority="0" w:unhideWhenUsed="0"/>
+    <w:lsdException w:name="Table List 4" w:semiHidden="0" w:uiPriority="0" w:unhideWhenUsed="0"/>
+    <w:lsdException w:name="Table List 5" w:semiHidden="0" w:uiPriority="0" w:unhideWhenUsed="0"/>
+    <w:lsdException w:name="Table List 6" w:semiHidden="0" w:uiPriority="0" w:unhideWhenUsed="0"/>
+    <w:lsdException w:name="Table List 7" w:semiHidden="0" w:uiPriority="0" w:unhideWhenUsed="0"/>
+    <w:lsdException w:name="Table List 8" w:semiHidden="0" w:uiPriority="0" w:unhideWhenUsed="0"/>
+    <w:lsdException w:name="Table 3D effects 1" w:semiHidden="0" w:uiPriority="0" w:unhideWhenUsed="0"/>
+    <w:lsdException w:name="Table 3D effects 2" w:semiHidden="0" w:uiPriority="0" w:unhideWhenUsed="0"/>
+    <w:lsdException w:name="Table 3D effects 3" w:semiHidden="0" w:uiPriority="0" w:unhideWhenUsed="0"/>
+    <w:lsdException w:name="Table Contemporary" w:semiHidden="0" w:uiPriority="0" w:unhideWhenUsed="0"/>
+    <w:lsdException w:name="Table Elegant" w:semiHidden="0" w:uiPriority="0" w:unhideWhenUsed="0"/>
+    <w:lsdException w:name="Table Professional" w:semiHidden="0" w:uiPriority="0" w:unhideWhenUsed="0"/>
+    <w:lsdException w:name="Table Subtle 1" w:semiHidden="0" w:uiPriority="0" w:unhideWhenUsed="0"/>
+    <w:lsdException w:name="Table Subtle 2" w:semiHidden="0" w:uiPriority="0" w:unhideWhenUsed="0"/>
+    <w:lsdException w:name="Table Web 1" w:semiHidden="0" w:uiPriority="0" w:unhideWhenUsed="0"/>
+    <w:lsdException w:name="Table Web 2" w:semiHidden="0" w:uiPriority="0" w:unhideWhenUsed="0"/>
+    <w:lsdException w:name="Table Web 3" w:semiHidden="0" w:uiPriority="0" w:unhideWhenUsed="0"/>
+    <w:lsdException w:name="Balloon Text" w:semiHidden="0" w:uiPriority="0" w:unhideWhenUsed="0"/>
+    <w:lsdException w:name="Table Grid" w:semiHidden="0" w:uiPriority="0" w:unhideWhenUsed="0" w:qFormat="1"/>
+    <w:lsdException w:name="Table Theme" w:semiHidden="0" w:uiPriority="0" w:unhideWhenUsed="0"/>
+    <w:lsdException w:name="Light Shading" w:semiHidden="0" w:uiPriority="60" w:unhideWhenUsed="0"/>
+    <w:lsdException w:name="Light List" w:semiHidden="0" w:uiPriority="61" w:unhideWhenUsed="0"/>
+    <w:lsdException w:name="Light Grid" w:semiHidden="0" w:uiPriority="62" w:unhideWhenUsed="0"/>
+    <w:lsdException w:name="Medium Shading 1" w:semiHidden="0" w:uiPriority="63" w:unhideWhenUsed="0"/>
+    <w:lsdException w:name="Medium Shading 2" w:semiHidden="0" w:uiPriority="64" w:unhideWhenUsed="0"/>
+    <w:lsdException w:name="Medium List 1" w:semiHidden="0" w:uiPriority="65" w:unhideWhenUsed="0"/>
+    <w:lsdException w:name="Medium List 2" w:semiHidden="0" w:uiPriority="66" w:unhideWhenUsed="0"/>
+    <w:lsdException w:name="Medium Grid 1" w:semiHidden="0" w:uiPriority="67" w:unhideWhenUsed="0"/>
+    <w:lsdException w:name="Medium Grid 2" w:semiHidden="0" w:uiPriority="68" w:unhideWhenUsed="0"/>
+    <w:lsdException w:name="Medium Grid 3" w:semiHidden="0" w:uiPriority="69" w:unhideWhenUsed="0"/>
+    <w:lsdException w:name="Dark List" w:semiHidden="0" w:uiPriority="70" w:unhideWhenUsed="0"/>
+    <w:lsdException w:name="Colorful Shading" w:semiHidden="0" w:uiPriority="71" w:unhideWhenUsed="0"/>
+    <w:lsdException w:name="Colorful List" w:semiHidden="0" w:uiPriority="72" w:unhideWhenUsed="0"/>
+    <w:lsdException w:name="Colorful Grid" w:semiHidden="0" w:uiPriority="73" w:unhideWhenUsed="0"/>
+    <w:lsdException w:name="Light Shading Accent 1" w:semiHidden="0" w:uiPriority="60" w:unhideWhenUsed="0"/>
+    <w:lsdException w:name="Light List Accent 1" w:semiHidden="0" w:uiPriority="61" w:unhideWhenUsed="0"/>
+    <w:lsdException w:name="Light Grid Accent 1" w:semiHidden="0" w:uiPriority="62" w:unhideWhenUsed="0"/>
+    <w:lsdException w:name="Medium Shading 1 Accent 1" w:semiHidden="0" w:uiPriority="63" w:unhideWhenUsed="0"/>
+    <w:lsdException w:name="Medium Shading 2 Accent 1" w:semiHidden="0" w:uiPriority="64" w:unhideWhenUsed="0"/>
+    <w:lsdException w:name="Medium List 1 Accent 1" w:semiHidden="0" w:uiPriority="65" w:unhideWhenUsed="0"/>
+    <w:lsdException w:name="Medium List 2 Accent 1" w:semiHidden="0" w:uiPriority="66" w:unhideWhenUsed="0"/>
+    <w:lsdException w:name="Medium Grid 1 Accent 1" w:semiHidden="0" w:uiPriority="67" w:unhideWhenUsed="0"/>
+    <w:lsdException w:name="Medium Grid 2 Accent 1" w:semiHidden="0" w:uiPriority="68" w:unhideWhenUsed="0"/>
+    <w:lsdException w:name="Medium Grid 3 Accent 1" w:semiHidden="0" w:uiPriority="69" w:unhideWhenUsed="0"/>
+    <w:lsdException w:name="Dark List Accent 1" w:semiHidden="0" w:uiPriority="70" w:unhideWhenUsed="0"/>
+    <w:lsdException w:name="Colorful Shading Accent 1" w:semiHidden="0" w:uiPriority="71" w:unhideWhenUsed="0"/>
+    <w:lsdException w:name="Colorful List Accent 1" w:semiHidden="0" w:uiPriority="72" w:unhideWhenUsed="0"/>
+    <w:lsdException w:name="Colorful Grid Accent 1" w:semiHidden="0" w:uiPriority="73" w:unhideWhenUsed="0"/>
+    <w:lsdException w:name="Light Shading Accent 2" w:semiHidden="0" w:uiPriority="60" w:unhideWhenUsed="0"/>
+    <w:lsdException w:name="Light List Accent 2" w:semiHidden="0" w:uiPriority="61" w:unhideWhenUsed="0"/>
+    <w:lsdException w:name="Light Grid Accent 2" w:semiHidden="0" w:uiPriority="62" w:unhideWhenUsed="0"/>
+    <w:lsdException w:name="Medium Shading 1 Accent 2" w:semiHidden="0" w:uiPriority="63" w:unhideWhenUsed="0"/>
+    <w:lsdException w:name="Medium Shading 2 Accent 2" w:semiHidden="0" w:uiPriority="64" w:unhideWhenUsed="0"/>
+    <w:lsdException w:name="Medium List 1 Accent 2" w:semiHidden="0" w:uiPriority="65" w:unhideWhenUsed="0"/>
+    <w:lsdException w:name="Medium List 2 Accent 2" w:semiHidden="0" w:uiPriority="66" w:unhideWhenUsed="0"/>
+    <w:lsdException w:name="Medium Grid 1 Accent 2" w:semiHidden="0" w:uiPriority="67" w:unhideWhenUsed="0"/>
+    <w:lsdException w:name="Medium Grid 2 Accent 2" w:semiHidden="0" w:uiPriority="68" w:unhideWhenUsed="0"/>
+    <w:lsdException w:name="Medium Grid 3 Accent 2" w:semiHidden="0" w:uiPriority="69" w:unhideWhenUsed="0"/>
+    <w:lsdException w:name="Dark List Accent 2" w:semiHidden="0" w:uiPriority="70" w:unhideWhenUsed="0"/>
+    <w:lsdException w:name="Colorful Shading Accent 2" w:semiHidden="0" w:uiPriority="71" w:unhideWhenUsed="0"/>
+    <w:lsdException w:name="Colorful List Accent 2" w:semiHidden="0" w:uiPriority="72" w:unhideWhenUsed="0"/>
+    <w:lsdException w:name="Colorful Grid Accent 2" w:semiHidden="0" w:uiPriority="73" w:unhideWhenUsed="0"/>
+    <w:lsdException w:name="Light Shading Accent 3" w:semiHidden="0" w:uiPriority="60" w:unhideWhenUsed="0"/>
+    <w:lsdException w:name="Light List Accent 3" w:semiHidden="0" w:uiPriority="61" w:unhideWhenUsed="0"/>
+    <w:lsdException w:name="Light Grid Accent 3" w:semiHidden="0" w:uiPriority="62" w:unhideWhenUsed="0"/>
+    <w:lsdException w:name="Medium Shading 1 Accent 3" w:semiHidden="0" w:uiPriority="63" w:unhideWhenUsed="0"/>
+    <w:lsdException w:name="Medium Shading 2 Accent 3" w:semiHidden="0" w:uiPriority="64" w:unhideWhenUsed="0"/>
+    <w:lsdException w:name="Medium List 1 Accent 3" w:semiHidden="0" w:uiPriority="65" w:unhideWhenUsed="0"/>
+    <w:lsdException w:name="Medium List 2 Accent 3" w:semiHidden="0" w:uiPriority="66" w:unhideWhenUsed="0"/>
+    <w:lsdException w:name="Medium Grid 1 Accent 3" w:semiHidden="0" w:uiPriority="67" w:unhideWhenUsed="0"/>
+    <w:lsdException w:name="Medium Grid 2 Accent 3" w:semiHidden="0" w:uiPriority="68" w:unhideWhenUsed="0"/>
+    <w:lsdException w:name="Medium Grid 3 Accent 3" w:semiHidden="0" w:uiPriority="69" w:unhideWhenUsed="0"/>
+    <w:lsdException w:name="Dark List Accent 3" w:semiHidden="0" w:uiPriority="70" w:unhideWhenUsed="0"/>
+    <w:lsdException w:name="Colorful Shading Accent 3" w:semiHidden="0" w:uiPriority="71" w:unhideWhenUsed="0"/>
+    <w:lsdException w:name="Colorful List Accent 3" w:semiHidden="0" w:uiPriority="72" w:unhideWhenUsed="0"/>
+    <w:lsdException w:name="Colorful Grid Accent 3" w:semiHidden="0" w:uiPriority="73" w:unhideWhenUsed="0"/>
+    <w:lsdException w:name="Light Shading Accent 4" w:semiHidden="0" w:uiPriority="60" w:unhideWhenUsed="0"/>
+    <w:lsdException w:name="Light List Accent 4" w:semiHidden="0" w:uiPriority="61" w:unhideWhenUsed="0"/>
+    <w:lsdException w:name="Light Grid Accent 4" w:semiHidden="0" w:uiPriority="62" w:unhideWhenUsed="0"/>
+    <w:lsdException w:name="Medium Shading 1 Accent 4" w:semiHidden="0" w:uiPriority="63" w:unhideWhenUsed="0"/>
+    <w:lsdException w:name="Medium Shading 2 Accent 4" w:semiHidden="0" w:uiPriority="64" w:unhideWhenUsed="0"/>
+    <w:lsdException w:name="Medium List 1 Accent 4" w:semiHidden="0" w:uiPriority="65" w:unhideWhenUsed="0"/>
+    <w:lsdException w:name="Medium List 2 Accent 4" w:semiHidden="0" w:uiPriority="66" w:unhideWhenUsed="0"/>
+    <w:lsdException w:name="Medium Grid 1 Accent 4" w:semiHidden="0" w:uiPriority="67" w:unhideWhenUsed="0"/>
+    <w:lsdException w:name="Medium Grid 2 Accent 4" w:semiHidden="0" w:uiPriority="68" w:unhideWhenUsed="0"/>
+    <w:lsdException w:name="Medium Grid 3 Accent 4" w:semiHidden="0" w:uiPriority="69" w:unhideWhenUsed="0"/>
+    <w:lsdException w:name="Dark List Accent 4" w:semiHidden="0" w:uiPriority="70" w:unhideWhenUsed="0"/>
+    <w:lsdException w:name="Colorful Shading Accent 4" w:semiHidden="0" w:uiPriority="71" w:unhideWhenUsed="0"/>
+    <w:lsdException w:name="Colorful List Accent 4" w:semiHidden="0" w:uiPriority="72" w:unhideWhenUsed="0"/>
+    <w:lsdException w:name="Colorful Grid Accent 4" w:semiHidden="0" w:uiPriority="73" w:unhideWhenUsed="0"/>
+    <w:lsdException w:name="Light Shading Accent 5" w:semiHidden="0" w:uiPriority="60" w:unhideWhenUsed="0"/>
+    <w:lsdException w:name="Light List Accent 5" w:semiHidden="0" w:uiPriority="61" w:unhideWhenUsed="0"/>
+    <w:lsdException w:name="Light Grid Accent 5" w:semiHidden="0" w:uiPriority="62" w:unhideWhenUsed="0"/>
+    <w:lsdException w:name="Medium Shading 1 Accent 5" w:semiHidden="0" w:uiPriority="63" w:unhideWhenUsed="0"/>
+    <w:lsdException w:name="Medium Shading 2 Accent 5" w:semiHidden="0" w:uiPriority="64" w:unhideWhenUsed="0"/>
+    <w:lsdException w:name="Medium List 1 Accent 5" w:semiHidden="0" w:uiPriority="65" w:unhideWhenUsed="0"/>
+    <w:lsdException w:name="Medium List 2 Accent 5" w:semiHidden="0" w:uiPriority="66" w:unhideWhenUsed="0"/>
+    <w:lsdException w:name="Medium Grid 1 Accent 5" w:semiHidden="0" w:uiPriority="67" w:unhideWhenUsed="0"/>
+    <w:lsdException w:name="Medium Grid 2 Accent 5" w:semiHidden="0" w:uiPriority="68" w:unhideWhenUsed="0"/>
+    <w:lsdException w:name="Medium Grid 3 Accent 5" w:semiHidden="0" w:uiPriority="69" w:unhideWhenUsed="0"/>
+    <w:lsdException w:name="Dark List Accent 5" w:semiHidden="0" w:uiPriority="70" w:unhideWhenUsed="0"/>
+    <w:lsdException w:name="Colorful Shading Accent 5" w:semiHidden="0" w:uiPriority="71" w:unhideWhenUsed="0"/>
+    <w:lsdException w:name="Colorful List Accent 5" w:semiHidden="0" w:uiPriority="72" w:unhideWhenUsed="0"/>
+    <w:lsdException w:name="Colorful Grid Accent 5" w:semiHidden="0" w:uiPriority="73" w:unhideWhenUsed="0"/>
+    <w:lsdException w:name="Light Shading Accent 6" w:semiHidden="0" w:uiPriority="60" w:unhideWhenUsed="0"/>
+    <w:lsdException w:name="Light List Accent 6" w:semiHidden="0" w:uiPriority="61" w:unhideWhenUsed="0"/>
+    <w:lsdException w:name="Light Grid Accent 6" w:semiHidden="0" w:uiPriority="62" w:unhideWhenUsed="0"/>
+    <w:lsdException w:name="Medium Shading 1 Accent 6" w:semiHidden="0" w:uiPriority="63" w:unhideWhenUsed="0"/>
+    <w:lsdException w:name="Medium Shading 2 Accent 6" w:semiHidden="0" w:uiPriority="64" w:unhideWhenUsed="0"/>
+    <w:lsdException w:name="Medium List 1 Accent 6" w:semiHidden="0" w:uiPriority="65" w:unhideWhenUsed="0"/>
+    <w:lsdException w:name="Medium List 2 Accent 6" w:semiHidden="0" w:uiPriority="66" w:unhideWhenUsed="0"/>
+    <w:lsdException w:name="Medium Grid 1 Accent 6" w:semiHidden="0" w:uiPriority="67" w:unhideWhenUsed="0"/>
+    <w:lsdException w:name="Medium Grid 2 Accent 6" w:semiHidden="0" w:uiPriority="68" w:unhideWhenUsed="0"/>
+    <w:lsdException w:name="Medium Grid 3 Accent 6" w:semiHidden="0" w:uiPriority="69" w:unhideWhenUsed="0"/>
+    <w:lsdException w:name="Dark List Accent 6" w:semiHidden="0" w:uiPriority="70" w:unhideWhenUsed="0"/>
+    <w:lsdException w:name="Colorful Shading Accent 6" w:semiHidden="0" w:uiPriority="71" w:unhideWhenUsed="0"/>
+    <w:lsdException w:name="Colorful List Accent 6" w:semiHidden="0" w:uiPriority="72" w:unhideWhenUsed="0"/>
+    <w:lsdException w:name="Colorful Grid Accent 6" w:semiHidden="0" w:uiPriority="73" w:unhideWhenUsed="0"/>
   </w:latentStyles>
-  <w:style w:type="paragraph" w:default="1" w:styleId="1">
+  <w:style w:type="paragraph" w:default="1" w:styleId="Normal">
     <w:name w:val="Normal"/>
     <w:qFormat/>
-    <w:uiPriority w:val="0"/>
     <w:pPr>
       <w:kinsoku w:val="0"/>
       <w:autoSpaceDE w:val="0"/>
@@ -9212,7 +9077,7 @@
       <w:textAlignment w:val="baseline"/>
     </w:pPr>
     <w:rPr>
-      <w:rFonts w:ascii="Arial" w:hAnsi="Arial" w:eastAsia="宋体" w:cs="Arial"/>
+      <w:rFonts w:ascii="Arial" w:eastAsia="宋体" w:hAnsi="Arial" w:cs="Arial"/>
       <w:snapToGrid w:val="0"/>
       <w:color w:val="000000"/>
       <w:kern w:val="0"/>
@@ -9221,12 +9086,11 @@
       <w:lang w:val="en-US" w:eastAsia="en-US" w:bidi="ar-SA"/>
     </w:rPr>
   </w:style>
-  <w:style w:type="paragraph" w:styleId="2">
+  <w:style w:type="paragraph" w:styleId="Heading1">
     <w:name w:val="heading 1"/>
-    <w:basedOn w:val="1"/>
-    <w:next w:val="1"/>
+    <w:basedOn w:val="Normal"/>
+    <w:next w:val="Normal"/>
     <w:qFormat/>
-    <w:uiPriority w:val="0"/>
     <w:pPr>
       <w:keepNext/>
       <w:keepLines/>
@@ -9244,13 +9108,12 @@
       <w:sz w:val="44"/>
     </w:rPr>
   </w:style>
-  <w:style w:type="paragraph" w:styleId="3">
+  <w:style w:type="paragraph" w:styleId="Heading2">
     <w:name w:val="heading 2"/>
-    <w:basedOn w:val="1"/>
-    <w:next w:val="1"/>
+    <w:basedOn w:val="Normal"/>
+    <w:next w:val="Normal"/>
     <w:unhideWhenUsed/>
     <w:qFormat/>
-    <w:uiPriority w:val="0"/>
     <w:pPr>
       <w:keepNext/>
       <w:keepLines/>
@@ -9263,19 +9126,18 @@
       <w:outlineLvl w:val="1"/>
     </w:pPr>
     <w:rPr>
-      <w:rFonts w:ascii="Arial" w:hAnsi="Arial" w:eastAsia="黑体"/>
+      <w:rFonts w:ascii="Arial" w:eastAsia="黑体" w:hAnsi="Arial"/>
       <w:b/>
       <w:sz w:val="32"/>
     </w:rPr>
   </w:style>
-  <w:style w:type="paragraph" w:styleId="4">
+  <w:style w:type="paragraph" w:styleId="Heading3">
     <w:name w:val="heading 3"/>
-    <w:basedOn w:val="1"/>
-    <w:next w:val="1"/>
+    <w:basedOn w:val="Normal"/>
+    <w:next w:val="Normal"/>
     <w:semiHidden/>
     <w:unhideWhenUsed/>
     <w:qFormat/>
-    <w:uiPriority w:val="0"/>
     <w:pPr>
       <w:keepNext/>
       <w:keepLines/>
@@ -9292,13 +9154,12 @@
       <w:sz w:val="32"/>
     </w:rPr>
   </w:style>
-  <w:style w:type="paragraph" w:styleId="5">
+  <w:style w:type="paragraph" w:styleId="Heading4">
     <w:name w:val="heading 4"/>
-    <w:basedOn w:val="1"/>
-    <w:next w:val="1"/>
+    <w:basedOn w:val="Normal"/>
+    <w:next w:val="Normal"/>
     <w:unhideWhenUsed/>
     <w:qFormat/>
-    <w:uiPriority w:val="0"/>
     <w:pPr>
       <w:keepNext/>
       <w:keepLines/>
@@ -9311,19 +9172,18 @@
       <w:outlineLvl w:val="3"/>
     </w:pPr>
     <w:rPr>
-      <w:rFonts w:ascii="Arial" w:hAnsi="Arial" w:eastAsia="黑体"/>
+      <w:rFonts w:ascii="Arial" w:eastAsia="黑体" w:hAnsi="Arial"/>
       <w:b/>
       <w:sz w:val="28"/>
     </w:rPr>
   </w:style>
-  <w:style w:type="paragraph" w:styleId="6">
+  <w:style w:type="paragraph" w:styleId="Heading5">
     <w:name w:val="heading 5"/>
-    <w:basedOn w:val="1"/>
-    <w:next w:val="1"/>
+    <w:basedOn w:val="Normal"/>
+    <w:next w:val="Normal"/>
     <w:semiHidden/>
     <w:unhideWhenUsed/>
     <w:qFormat/>
-    <w:uiPriority w:val="0"/>
     <w:pPr>
       <w:keepNext/>
       <w:keepLines/>
@@ -9340,14 +9200,13 @@
       <w:sz w:val="28"/>
     </w:rPr>
   </w:style>
-  <w:style w:type="paragraph" w:styleId="7">
+  <w:style w:type="paragraph" w:styleId="Heading6">
     <w:name w:val="heading 6"/>
-    <w:basedOn w:val="1"/>
-    <w:next w:val="1"/>
+    <w:basedOn w:val="Normal"/>
+    <w:next w:val="Normal"/>
     <w:semiHidden/>
     <w:unhideWhenUsed/>
     <w:qFormat/>
-    <w:uiPriority w:val="0"/>
     <w:pPr>
       <w:keepNext/>
       <w:keepLines/>
@@ -9360,19 +9219,18 @@
       <w:outlineLvl w:val="5"/>
     </w:pPr>
     <w:rPr>
-      <w:rFonts w:ascii="Arial" w:hAnsi="Arial" w:eastAsia="黑体"/>
+      <w:rFonts w:ascii="Arial" w:eastAsia="黑体" w:hAnsi="Arial"/>
       <w:b/>
       <w:sz w:val="24"/>
     </w:rPr>
   </w:style>
-  <w:style w:type="paragraph" w:styleId="8">
+  <w:style w:type="paragraph" w:styleId="Heading7">
     <w:name w:val="heading 7"/>
-    <w:basedOn w:val="1"/>
-    <w:next w:val="1"/>
+    <w:basedOn w:val="Normal"/>
+    <w:next w:val="Normal"/>
     <w:semiHidden/>
     <w:unhideWhenUsed/>
     <w:qFormat/>
-    <w:uiPriority w:val="0"/>
     <w:pPr>
       <w:keepNext/>
       <w:keepLines/>
@@ -9389,14 +9247,13 @@
       <w:sz w:val="24"/>
     </w:rPr>
   </w:style>
-  <w:style w:type="paragraph" w:styleId="9">
+  <w:style w:type="paragraph" w:styleId="Heading8">
     <w:name w:val="heading 8"/>
-    <w:basedOn w:val="1"/>
-    <w:next w:val="1"/>
+    <w:basedOn w:val="Normal"/>
+    <w:next w:val="Normal"/>
     <w:semiHidden/>
     <w:unhideWhenUsed/>
     <w:qFormat/>
-    <w:uiPriority w:val="0"/>
     <w:pPr>
       <w:keepNext/>
       <w:keepLines/>
@@ -9409,18 +9266,17 @@
       <w:outlineLvl w:val="7"/>
     </w:pPr>
     <w:rPr>
-      <w:rFonts w:ascii="Arial" w:hAnsi="Arial" w:eastAsia="黑体"/>
+      <w:rFonts w:ascii="Arial" w:eastAsia="黑体" w:hAnsi="Arial"/>
       <w:sz w:val="24"/>
     </w:rPr>
   </w:style>
-  <w:style w:type="paragraph" w:styleId="10">
+  <w:style w:type="paragraph" w:styleId="Heading9">
     <w:name w:val="heading 9"/>
-    <w:basedOn w:val="1"/>
-    <w:next w:val="1"/>
+    <w:basedOn w:val="Normal"/>
+    <w:next w:val="Normal"/>
     <w:semiHidden/>
     <w:unhideWhenUsed/>
     <w:qFormat/>
-    <w:uiPriority w:val="0"/>
     <w:pPr>
       <w:keepNext/>
       <w:keepLines/>
@@ -9433,21 +9289,19 @@
       <w:outlineLvl w:val="8"/>
     </w:pPr>
     <w:rPr>
-      <w:rFonts w:ascii="Arial" w:hAnsi="Arial" w:eastAsia="黑体"/>
+      <w:rFonts w:ascii="Arial" w:eastAsia="黑体" w:hAnsi="Arial"/>
       <w:sz w:val="21"/>
     </w:rPr>
   </w:style>
-  <w:style w:type="character" w:default="1" w:styleId="22">
+  <w:style w:type="character" w:default="1" w:styleId="DefaultParagraphFont">
     <w:name w:val="Default Paragraph Font"/>
     <w:semiHidden/>
     <w:qFormat/>
-    <w:uiPriority w:val="0"/>
   </w:style>
-  <w:style w:type="table" w:default="1" w:styleId="20">
+  <w:style w:type="table" w:default="1" w:styleId="TableNormal">
     <w:name w:val="Normal Table"/>
     <w:semiHidden/>
     <w:qFormat/>
-    <w:uiPriority w:val="0"/>
     <w:tblPr>
       <w:tblCellMar>
         <w:top w:w="0" w:type="dxa"/>
@@ -9457,43 +9311,39 @@
       </w:tblCellMar>
     </w:tblPr>
   </w:style>
-  <w:style w:type="paragraph" w:styleId="11">
+  <w:style w:type="paragraph" w:styleId="CommentText">
     <w:name w:val="annotation text"/>
-    <w:basedOn w:val="1"/>
+    <w:basedOn w:val="Normal"/>
     <w:qFormat/>
-    <w:uiPriority w:val="0"/>
     <w:pPr>
       <w:jc w:val="left"/>
     </w:pPr>
   </w:style>
-  <w:style w:type="paragraph" w:styleId="12">
+  <w:style w:type="paragraph" w:styleId="BodyText">
     <w:name w:val="Body Text"/>
-    <w:basedOn w:val="1"/>
+    <w:basedOn w:val="Normal"/>
     <w:semiHidden/>
     <w:qFormat/>
-    <w:uiPriority w:val="0"/>
     <w:rPr>
-      <w:rFonts w:ascii="Arial" w:hAnsi="Arial" w:eastAsia="Arial" w:cs="Arial"/>
+      <w:rFonts w:ascii="Arial" w:eastAsia="Arial" w:hAnsi="Arial" w:cs="Arial"/>
       <w:sz w:val="21"/>
       <w:szCs w:val="21"/>
       <w:lang w:val="en-US" w:eastAsia="en-US" w:bidi="ar-SA"/>
     </w:rPr>
   </w:style>
-  <w:style w:type="paragraph" w:styleId="13">
+  <w:style w:type="paragraph" w:styleId="TOC3">
     <w:name w:val="toc 3"/>
-    <w:basedOn w:val="1"/>
-    <w:next w:val="1"/>
+    <w:basedOn w:val="Normal"/>
+    <w:next w:val="Normal"/>
     <w:qFormat/>
-    <w:uiPriority w:val="0"/>
     <w:pPr>
       <w:ind w:left="840" w:leftChars="400"/>
     </w:pPr>
   </w:style>
-  <w:style w:type="paragraph" w:styleId="14">
+  <w:style w:type="paragraph" w:styleId="Footer">
     <w:name w:val="footer"/>
-    <w:basedOn w:val="1"/>
+    <w:basedOn w:val="Normal"/>
     <w:qFormat/>
-    <w:uiPriority w:val="0"/>
     <w:pPr>
       <w:tabs>
         <w:tab w:val="center" w:pos="4153"/>
@@ -9506,17 +9356,16 @@
       <w:sz w:val="18"/>
     </w:rPr>
   </w:style>
-  <w:style w:type="paragraph" w:styleId="15">
+  <w:style w:type="paragraph" w:styleId="Header">
     <w:name w:val="header"/>
-    <w:basedOn w:val="1"/>
+    <w:basedOn w:val="Normal"/>
     <w:qFormat/>
-    <w:uiPriority w:val="0"/>
     <w:pPr>
       <w:pBdr>
-        <w:top w:val="none" w:color="auto" w:sz="0" w:space="0"/>
-        <w:left w:val="none" w:color="auto" w:sz="0" w:space="0"/>
-        <w:bottom w:val="none" w:color="auto" w:sz="0" w:space="0"/>
-        <w:right w:val="none" w:color="auto" w:sz="0" w:space="0"/>
+        <w:top w:val="nil"/>
+        <w:left w:val="nil"/>
+        <w:bottom w:val="nil"/>
+        <w:right w:val="nil"/>
       </w:pBdr>
       <w:tabs>
         <w:tab w:val="center" w:pos="4153"/>
@@ -9531,41 +9380,37 @@
       <w:sz w:val="18"/>
     </w:rPr>
   </w:style>
-  <w:style w:type="paragraph" w:styleId="16">
+  <w:style w:type="paragraph" w:styleId="TOC1">
     <w:name w:val="toc 1"/>
-    <w:basedOn w:val="1"/>
-    <w:next w:val="1"/>
+    <w:basedOn w:val="Normal"/>
+    <w:next w:val="Normal"/>
     <w:qFormat/>
-    <w:uiPriority w:val="0"/>
     <w:rPr>
-      <w:rFonts w:ascii="Arial" w:hAnsi="Arial" w:eastAsia="Microsoft JhengHei"/>
+      <w:rFonts w:ascii="Arial" w:eastAsia="Microsoft JhengHei" w:hAnsi="Arial"/>
       <w:sz w:val="24"/>
     </w:rPr>
   </w:style>
-  <w:style w:type="paragraph" w:styleId="17">
+  <w:style w:type="paragraph" w:styleId="TOC2">
     <w:name w:val="toc 2"/>
-    <w:basedOn w:val="1"/>
-    <w:next w:val="1"/>
+    <w:basedOn w:val="Normal"/>
+    <w:next w:val="Normal"/>
     <w:qFormat/>
-    <w:uiPriority w:val="0"/>
     <w:pPr>
       <w:ind w:left="420" w:leftChars="200"/>
     </w:pPr>
   </w:style>
-  <w:style w:type="paragraph" w:styleId="18">
+  <w:style w:type="paragraph" w:styleId="NormalWeb">
     <w:name w:val="Normal (Web)"/>
-    <w:basedOn w:val="1"/>
+    <w:basedOn w:val="Normal"/>
     <w:qFormat/>
-    <w:uiPriority w:val="0"/>
     <w:rPr>
       <w:sz w:val="24"/>
     </w:rPr>
   </w:style>
-  <w:style w:type="paragraph" w:styleId="19">
+  <w:style w:type="paragraph" w:styleId="Title">
     <w:name w:val="Title"/>
-    <w:basedOn w:val="1"/>
+    <w:basedOn w:val="Normal"/>
     <w:qFormat/>
-    <w:uiPriority w:val="0"/>
     <w:pPr>
       <w:spacing w:before="240" w:beforeLines="0" w:beforeAutospacing="0" w:after="60" w:afterLines="0" w:afterAutospacing="0"/>
       <w:jc w:val="center"/>
@@ -9577,41 +9422,38 @@
       <w:sz w:val="32"/>
     </w:rPr>
   </w:style>
-  <w:style w:type="table" w:styleId="21">
+  <w:style w:type="table" w:styleId="TableGrid">
     <w:name w:val="Table Grid"/>
-    <w:basedOn w:val="20"/>
+    <w:basedOn w:val="TableNormal"/>
     <w:qFormat/>
-    <w:uiPriority w:val="0"/>
     <w:pPr>
       <w:widowControl w:val="0"/>
       <w:jc w:val="both"/>
     </w:pPr>
     <w:tblPr>
       <w:tblBorders>
-        <w:top w:val="single" w:color="auto" w:sz="4" w:space="0"/>
-        <w:left w:val="single" w:color="auto" w:sz="4" w:space="0"/>
-        <w:bottom w:val="single" w:color="auto" w:sz="4" w:space="0"/>
-        <w:right w:val="single" w:color="auto" w:sz="4" w:space="0"/>
-        <w:insideH w:val="single" w:color="auto" w:sz="4" w:space="0"/>
-        <w:insideV w:val="single" w:color="auto" w:sz="4" w:space="0"/>
+        <w:top w:val="single" w:sz="4" w:space="0" w:color="auto"/>
+        <w:left w:val="single" w:sz="4" w:space="0" w:color="auto"/>
+        <w:bottom w:val="single" w:sz="4" w:space="0" w:color="auto"/>
+        <w:right w:val="single" w:sz="4" w:space="0" w:color="auto"/>
+        <w:insideH w:val="single" w:sz="4" w:space="0" w:color="auto"/>
+        <w:insideV w:val="single" w:sz="4" w:space="0" w:color="auto"/>
       </w:tblBorders>
     </w:tblPr>
   </w:style>
-  <w:style w:type="character" w:styleId="23">
+  <w:style w:type="character" w:styleId="Strong">
     <w:name w:val="Strong"/>
-    <w:basedOn w:val="22"/>
+    <w:basedOn w:val="DefaultParagraphFont"/>
     <w:qFormat/>
-    <w:uiPriority w:val="0"/>
     <w:rPr>
       <w:b/>
     </w:rPr>
   </w:style>
-  <w:style w:type="table" w:customStyle="1" w:styleId="24">
+  <w:style w:type="table" w:customStyle="1" w:styleId="TableNormal0">
     <w:name w:val="Table Normal_0"/>
     <w:semiHidden/>
     <w:unhideWhenUsed/>
     <w:qFormat/>
-    <w:uiPriority w:val="0"/>
     <w:tblPr>
       <w:tblCellMar>
         <w:top w:w="0" w:type="dxa"/>
@@ -9621,88 +9463,82 @@
       </w:tblCellMar>
     </w:tblPr>
   </w:style>
-  <w:style w:type="paragraph" w:customStyle="1" w:styleId="25">
+  <w:style w:type="paragraph" w:customStyle="1" w:styleId="TableText">
     <w:name w:val="Table Text"/>
-    <w:basedOn w:val="1"/>
+    <w:basedOn w:val="Normal"/>
     <w:semiHidden/>
     <w:qFormat/>
-    <w:uiPriority w:val="0"/>
     <w:rPr>
-      <w:rFonts w:ascii="宋体" w:hAnsi="宋体" w:eastAsia="宋体" w:cs="宋体"/>
+      <w:rFonts w:ascii="宋体" w:eastAsia="宋体" w:hAnsi="宋体" w:cs="宋体"/>
       <w:sz w:val="21"/>
       <w:szCs w:val="21"/>
       <w:lang w:val="en-US" w:eastAsia="en-US" w:bidi="ar-SA"/>
     </w:rPr>
   </w:style>
-  <w:style w:type="paragraph" w:customStyle="1" w:styleId="26">
+  <w:style w:type="paragraph" w:customStyle="1" w:styleId="1">
     <w:name w:val="柴_标题1"/>
-    <w:basedOn w:val="2"/>
-    <w:next w:val="27"/>
-    <w:link w:val="38"/>
+    <w:basedOn w:val="Heading1"/>
+    <w:next w:val="a"/>
+    <w:link w:val="1Char"/>
     <w:qFormat/>
-    <w:uiPriority w:val="0"/>
     <w:pPr>
       <w:spacing w:before="100" w:after="90" w:line="360" w:lineRule="auto"/>
     </w:pPr>
     <w:rPr>
-      <w:rFonts w:ascii="Arial" w:hAnsi="Arial" w:eastAsia="宋体"/>
+      <w:rFonts w:ascii="Arial" w:eastAsia="宋体" w:hAnsi="Arial"/>
       <w:sz w:val="32"/>
     </w:rPr>
   </w:style>
-  <w:style w:type="paragraph" w:customStyle="1" w:styleId="27">
+  <w:style w:type="paragraph" w:customStyle="1" w:styleId="a">
     <w:name w:val="柴_正文"/>
-    <w:basedOn w:val="12"/>
-    <w:link w:val="41"/>
+    <w:basedOn w:val="BodyText"/>
+    <w:link w:val="Char"/>
     <w:qFormat/>
-    <w:uiPriority w:val="0"/>
     <w:pPr>
       <w:spacing w:line="360" w:lineRule="auto"/>
       <w:ind w:firstLine="470" w:firstLineChars="200"/>
     </w:pPr>
     <w:rPr>
-      <w:rFonts w:ascii="Arial" w:hAnsi="Arial" w:eastAsia="宋体"/>
+      <w:rFonts w:ascii="Arial" w:eastAsia="宋体" w:hAnsi="Arial"/>
       <w:sz w:val="24"/>
       <w:lang w:eastAsia="zh-CN"/>
     </w:rPr>
   </w:style>
-  <w:style w:type="paragraph" w:customStyle="1" w:styleId="28">
+  <w:style w:type="paragraph" w:customStyle="1" w:styleId="2">
     <w:name w:val="柴_标题2"/>
-    <w:basedOn w:val="3"/>
-    <w:next w:val="27"/>
+    <w:basedOn w:val="Heading2"/>
+    <w:next w:val="a"/>
     <w:qFormat/>
-    <w:uiPriority w:val="0"/>
     <w:pPr>
       <w:spacing w:line="360" w:lineRule="auto"/>
     </w:pPr>
     <w:rPr>
-      <w:rFonts w:ascii="Arial" w:hAnsi="Arial" w:eastAsia="宋体"/>
+      <w:rFonts w:ascii="Arial" w:eastAsia="宋体" w:hAnsi="Arial"/>
       <w:sz w:val="28"/>
     </w:rPr>
   </w:style>
-  <w:style w:type="paragraph" w:customStyle="1" w:styleId="29">
+  <w:style w:type="paragraph" w:customStyle="1" w:styleId="3">
     <w:name w:val="柴_标题3"/>
-    <w:basedOn w:val="4"/>
-    <w:next w:val="27"/>
-    <w:link w:val="42"/>
+    <w:basedOn w:val="Heading3"/>
+    <w:next w:val="a"/>
+    <w:link w:val="3Char"/>
     <w:qFormat/>
-    <w:uiPriority w:val="0"/>
     <w:pPr>
       <w:spacing w:line="360" w:lineRule="auto"/>
       <w:ind w:left="0" w:firstLine="472" w:firstLineChars="200"/>
     </w:pPr>
     <w:rPr>
-      <w:rFonts w:ascii="宋体" w:hAnsi="宋体" w:eastAsia="宋体" w:cs="宋体"/>
+      <w:rFonts w:ascii="宋体" w:eastAsia="宋体" w:hAnsi="宋体" w:cs="宋体"/>
       <w:spacing w:val="-2"/>
       <w:sz w:val="24"/>
       <w:szCs w:val="24"/>
     </w:rPr>
   </w:style>
-  <w:style w:type="paragraph" w:customStyle="1" w:styleId="30">
+  <w:style w:type="paragraph" w:customStyle="1" w:styleId="a0">
     <w:name w:val="柴_目录"/>
-    <w:basedOn w:val="1"/>
-    <w:next w:val="12"/>
+    <w:basedOn w:val="Normal"/>
+    <w:next w:val="BodyText"/>
     <w:qFormat/>
-    <w:uiPriority w:val="0"/>
     <w:pPr>
       <w:tabs>
         <w:tab w:val="right" w:leader="dot" w:pos="8442"/>
@@ -9710,96 +9546,89 @@
       <w:ind w:left="0" w:leftChars="0"/>
     </w:pPr>
     <w:rPr>
-      <w:rFonts w:ascii="Arial" w:hAnsi="Arial" w:eastAsia="Microsoft JhengHei"/>
+      <w:rFonts w:ascii="Arial" w:eastAsia="Microsoft JhengHei" w:hAnsi="Arial"/>
       <w:sz w:val="24"/>
     </w:rPr>
   </w:style>
-  <w:style w:type="paragraph" w:customStyle="1" w:styleId="31">
+  <w:style w:type="paragraph" w:customStyle="1" w:styleId="a1">
     <w:name w:val="柴_公司名"/>
-    <w:basedOn w:val="19"/>
+    <w:basedOn w:val="Title"/>
     <w:qFormat/>
-    <w:uiPriority w:val="0"/>
     <w:pPr>
       <w:spacing w:after="600" w:afterLines="600"/>
     </w:pPr>
     <w:rPr>
-      <w:rFonts w:hint="eastAsia" w:ascii="宋体" w:hAnsi="宋体" w:eastAsia="宋体" w:cs="宋体"/>
+      <w:rFonts w:ascii="宋体" w:eastAsia="宋体" w:hAnsi="宋体" w:cs="宋体" w:hint="eastAsia"/>
       <w:bCs/>
       <w:spacing w:val="-6"/>
       <w:sz w:val="52"/>
       <w:szCs w:val="52"/>
     </w:rPr>
   </w:style>
-  <w:style w:type="paragraph" w:customStyle="1" w:styleId="32">
+  <w:style w:type="paragraph" w:customStyle="1" w:styleId="a2">
     <w:name w:val="柴_文档名"/>
-    <w:basedOn w:val="19"/>
+    <w:basedOn w:val="Title"/>
     <w:qFormat/>
-    <w:uiPriority w:val="0"/>
     <w:pPr>
       <w:spacing w:after="900" w:afterLines="900"/>
     </w:pPr>
     <w:rPr>
-      <w:rFonts w:ascii="黑体" w:hAnsi="黑体" w:eastAsia="黑体" w:cs="黑体"/>
+      <w:rFonts w:ascii="黑体" w:eastAsia="黑体" w:hAnsi="黑体" w:cs="黑体"/>
       <w:bCs/>
       <w:spacing w:val="-7"/>
       <w:sz w:val="52"/>
       <w:szCs w:val="52"/>
     </w:rPr>
   </w:style>
-  <w:style w:type="paragraph" w:customStyle="1" w:styleId="33">
+  <w:style w:type="paragraph" w:customStyle="1" w:styleId="WPSOffice1">
     <w:name w:val="WPSOffice手动目录 1"/>
     <w:qFormat/>
-    <w:uiPriority w:val="0"/>
     <w:pPr>
       <w:ind w:leftChars="0"/>
     </w:pPr>
     <w:rPr>
-      <w:rFonts w:ascii="Times New Roman" w:hAnsi="Times New Roman" w:eastAsia="宋体" w:cs="Times New Roman"/>
+      <w:rFonts w:ascii="Times New Roman" w:eastAsia="宋体" w:hAnsi="Times New Roman" w:cs="Times New Roman"/>
       <w:sz w:val="20"/>
       <w:szCs w:val="20"/>
     </w:rPr>
   </w:style>
-  <w:style w:type="paragraph" w:customStyle="1" w:styleId="34">
+  <w:style w:type="paragraph" w:customStyle="1" w:styleId="WPSOffice2">
     <w:name w:val="WPSOffice手动目录 2"/>
     <w:qFormat/>
-    <w:uiPriority w:val="0"/>
     <w:pPr>
       <w:ind w:leftChars="200"/>
     </w:pPr>
     <w:rPr>
-      <w:rFonts w:ascii="Times New Roman" w:hAnsi="Times New Roman" w:eastAsia="宋体" w:cs="Times New Roman"/>
+      <w:rFonts w:ascii="Times New Roman" w:eastAsia="宋体" w:hAnsi="Times New Roman" w:cs="Times New Roman"/>
       <w:sz w:val="20"/>
       <w:szCs w:val="20"/>
     </w:rPr>
   </w:style>
-  <w:style w:type="paragraph" w:customStyle="1" w:styleId="35">
+  <w:style w:type="paragraph" w:customStyle="1" w:styleId="WPSOffice3">
     <w:name w:val="WPSOffice手动目录 3"/>
     <w:qFormat/>
-    <w:uiPriority w:val="0"/>
     <w:pPr>
       <w:ind w:leftChars="400"/>
     </w:pPr>
     <w:rPr>
-      <w:rFonts w:ascii="Times New Roman" w:hAnsi="Times New Roman" w:eastAsia="宋体" w:cs="Times New Roman"/>
+      <w:rFonts w:ascii="Times New Roman" w:eastAsia="宋体" w:hAnsi="Times New Roman" w:cs="Times New Roman"/>
       <w:sz w:val="20"/>
       <w:szCs w:val="20"/>
     </w:rPr>
   </w:style>
-  <w:style w:type="paragraph" w:customStyle="1" w:styleId="36">
+  <w:style w:type="paragraph" w:customStyle="1" w:styleId="Compact">
     <w:name w:val="Compact"/>
-    <w:basedOn w:val="12"/>
+    <w:basedOn w:val="BodyText"/>
     <w:qFormat/>
-    <w:uiPriority w:val="0"/>
     <w:pPr>
       <w:spacing w:before="36" w:after="36"/>
     </w:pPr>
   </w:style>
-  <w:style w:type="table" w:customStyle="1" w:styleId="37">
+  <w:style w:type="table" w:customStyle="1" w:styleId="Table">
     <w:name w:val="Table"/>
     <w:semiHidden/>
     <w:unhideWhenUsed/>
     <w:qFormat/>
-    <w:uiPriority w:val="0"/>
     <w:tblPr>
       <w:tblCellMar>
         <w:top w:w="0" w:type="dxa"/>
@@ -9811,27 +9640,25 @@
     <w:tblStylePr w:type="firstRow">
       <w:tcPr>
         <w:tcBorders>
-          <w:bottom w:val="single" w:color="auto" w:sz="0" w:space="0"/>
+          <w:bottom w:val="single" w:sz="0" w:space="0" w:color="auto"/>
         </w:tcBorders>
         <w:vAlign w:val="bottom"/>
       </w:tcPr>
     </w:tblStylePr>
   </w:style>
-  <w:style w:type="character" w:customStyle="1" w:styleId="38">
+  <w:style w:type="character" w:customStyle="1" w:styleId="1Char">
     <w:name w:val="柴_标题1 Char"/>
-    <w:link w:val="26"/>
+    <w:link w:val="1"/>
     <w:qFormat/>
-    <w:uiPriority w:val="0"/>
     <w:rPr>
-      <w:rFonts w:ascii="Arial" w:hAnsi="Arial" w:eastAsia="宋体"/>
+      <w:rFonts w:ascii="Arial" w:eastAsia="宋体" w:hAnsi="Arial"/>
       <w:sz w:val="32"/>
     </w:rPr>
   </w:style>
-  <w:style w:type="paragraph" w:customStyle="1" w:styleId="39">
+  <w:style w:type="paragraph" w:customStyle="1" w:styleId="a3">
     <w:name w:val="柴_正文_无缩进"/>
-    <w:basedOn w:val="1"/>
+    <w:basedOn w:val="Normal"/>
     <w:qFormat/>
-    <w:uiPriority w:val="0"/>
     <w:pPr>
       <w:ind w:firstLine="0" w:firstLineChars="0"/>
     </w:pPr>
@@ -9841,42 +9668,39 @@
       <w:lang w:eastAsia="zh-CN"/>
     </w:rPr>
   </w:style>
-  <w:style w:type="paragraph" w:customStyle="1" w:styleId="40">
+  <w:style w:type="paragraph" w:customStyle="1" w:styleId="4">
     <w:name w:val="柴_标题4"/>
-    <w:basedOn w:val="5"/>
-    <w:next w:val="1"/>
+    <w:basedOn w:val="Heading4"/>
+    <w:next w:val="Normal"/>
     <w:qFormat/>
-    <w:uiPriority w:val="0"/>
     <w:pPr>
       <w:widowControl w:val="0"/>
       <w:spacing w:before="160" w:line="360" w:lineRule="auto"/>
-      <w:ind w:left="981" w:leftChars="300" w:hanging="862"/>
+      <w:ind w:left="981" w:hanging="862" w:leftChars="300"/>
     </w:pPr>
     <w:rPr>
-      <w:rFonts w:hint="eastAsia" w:ascii="Calibri" w:hAnsi="Calibri" w:eastAsia="宋体" w:cs="宋体"/>
+      <w:rFonts w:ascii="Calibri" w:eastAsia="宋体" w:hAnsi="Calibri" w:cs="宋体" w:hint="eastAsia"/>
       <w:sz w:val="24"/>
       <w:szCs w:val="24"/>
       <w:lang w:eastAsia="zh-CN" w:bidi="zh-CN"/>
     </w:rPr>
   </w:style>
-  <w:style w:type="character" w:customStyle="1" w:styleId="41">
+  <w:style w:type="character" w:customStyle="1" w:styleId="Char">
     <w:name w:val="柴_正文 Char"/>
-    <w:link w:val="27"/>
+    <w:link w:val="a"/>
     <w:qFormat/>
-    <w:uiPriority w:val="0"/>
     <w:rPr>
-      <w:rFonts w:ascii="Arial" w:hAnsi="Arial" w:eastAsia="宋体"/>
+      <w:rFonts w:ascii="Arial" w:eastAsia="宋体" w:hAnsi="Arial"/>
       <w:sz w:val="24"/>
       <w:lang w:eastAsia="zh-CN"/>
     </w:rPr>
   </w:style>
-  <w:style w:type="character" w:customStyle="1" w:styleId="42">
+  <w:style w:type="character" w:customStyle="1" w:styleId="3Char">
     <w:name w:val="柴_标题3 Char"/>
-    <w:link w:val="29"/>
+    <w:link w:val="3"/>
     <w:qFormat/>
-    <w:uiPriority w:val="0"/>
     <w:rPr>
-      <w:rFonts w:ascii="宋体" w:hAnsi="宋体" w:eastAsia="宋体" w:cs="宋体"/>
+      <w:rFonts w:ascii="宋体" w:eastAsia="宋体" w:hAnsi="宋体" w:cs="宋体"/>
       <w:spacing w:val="-2"/>
       <w:sz w:val="24"/>
       <w:szCs w:val="24"/>

--- a/6-过程管理/流程制度规范类文件/060107-发布管理程序.docx
+++ b/6-过程管理/流程制度规范类文件/060107-发布管理程序.docx
@@ -1,11 +1,10 @@
 
 <file path=word/document.xml><?xml version="1.0" encoding="utf-8"?>
-<w:document xmlns:wpc="http://schemas.microsoft.com/office/word/2010/wordprocessingCanvas" xmlns:mc="http://schemas.openxmlformats.org/markup-compatibility/2006" xmlns:o="urn:schemas-microsoft-com:office:office" xmlns:r="http://schemas.openxmlformats.org/officeDocument/2006/relationships" xmlns:m="http://schemas.openxmlformats.org/officeDocument/2006/math" xmlns:v="urn:schemas-microsoft-com:vml" xmlns:wp14="http://schemas.microsoft.com/office/word/2010/wordprocessingDrawing" xmlns:wp="http://schemas.openxmlformats.org/drawingml/2006/wordprocessingDrawing" xmlns:w10="urn:schemas-microsoft-com:office:word" xmlns:w="http://schemas.openxmlformats.org/wordprocessingml/2006/main" xmlns:w14="http://schemas.microsoft.com/office/word/2010/wordml" xmlns:w15="http://schemas.microsoft.com/office/word/2012/wordml" xmlns:wne="http://schemas.microsoft.com/office/word/2006/wordml" xmlns:wpg="http://schemas.microsoft.com/office/word/2010/wordprocessingGroup" xmlns:wpi="http://schemas.microsoft.com/office/word/2010/wordprocessingInk" xmlns:wps="http://schemas.microsoft.com/office/word/2010/wordprocessingShape" mc:Ignorable="w14 w15 wp14">
-  <!-- Generated by Aspose.Words for .NET 13.3.0.1 -->
+<w:document xmlns:wpc="http://schemas.microsoft.com/office/word/2010/wordprocessingCanvas" xmlns:mc="http://schemas.openxmlformats.org/markup-compatibility/2006" xmlns:o="urn:schemas-microsoft-com:office:office" xmlns:r="http://schemas.openxmlformats.org/officeDocument/2006/relationships" xmlns:m="http://schemas.openxmlformats.org/officeDocument/2006/math" xmlns:v="urn:schemas-microsoft-com:vml" xmlns:wp14="http://schemas.microsoft.com/office/word/2010/wordprocessingDrawing" xmlns:wp="http://schemas.openxmlformats.org/drawingml/2006/wordprocessingDrawing" xmlns:w="http://schemas.openxmlformats.org/wordprocessingml/2006/main" xmlns:w14="http://schemas.microsoft.com/office/word/2010/wordml" xmlns:w10="urn:schemas-microsoft-com:office:word" xmlns:w15="http://schemas.microsoft.com/office/word/2012/wordml" xmlns:wpg="http://schemas.microsoft.com/office/word/2010/wordprocessingGroup" xmlns:wpi="http://schemas.microsoft.com/office/word/2010/wordprocessingInk" xmlns:wne="http://schemas.microsoft.com/office/word/2006/wordml" xmlns:wps="http://schemas.microsoft.com/office/word/2010/wordprocessingShape" xmlns:wpsCustomData="http://www.wps.cn/officeDocument/2013/wpsCustomData" mc:Ignorable="w14 w15 wp14">
   <w:body>
     <w:p>
       <w:pPr>
-        <w:pStyle w:val="a1"/>
+        <w:pStyle w:val="31"/>
         <w:keepNext w:val="0"/>
         <w:keepLines w:val="0"/>
         <w:pageBreakBefore w:val="0"/>
@@ -25,7 +24,7 @@
     </w:p>
     <w:p>
       <w:pPr>
-        <w:pStyle w:val="a1"/>
+        <w:pStyle w:val="31"/>
         <w:keepNext w:val="0"/>
         <w:keepLines w:val="0"/>
         <w:pageBreakBefore w:val="0"/>
@@ -48,7 +47,7 @@
     </w:p>
     <w:p>
       <w:pPr>
-        <w:pStyle w:val="a2"/>
+        <w:pStyle w:val="32"/>
         <w:keepNext w:val="0"/>
         <w:keepLines w:val="0"/>
         <w:pageBreakBefore w:val="0"/>
@@ -107,24 +106,45 @@
         <w:ind w:left="3285"/>
         <w:textAlignment w:val="baseline"/>
         <w:rPr>
-          <w:rFonts w:ascii="宋体" w:eastAsia="宋体" w:hAnsi="宋体" w:cs="宋体"/>
+          <w:rFonts w:ascii="宋体" w:hAnsi="宋体" w:eastAsia="宋体" w:cs="宋体"/>
           <w:sz w:val="36"/>
           <w:szCs w:val="36"/>
         </w:rPr>
       </w:pPr>
       <w:r>
         <w:rPr>
-          <w:rFonts w:ascii="宋体" w:eastAsia="宋体" w:hAnsi="宋体" w:cs="宋体"/>
+          <w:rFonts w:ascii="宋体" w:hAnsi="宋体" w:eastAsia="宋体" w:cs="宋体"/>
           <w:spacing w:val="-2"/>
           <w:sz w:val="36"/>
           <w:szCs w:val="36"/>
         </w:rPr>
-        <w:t>2025-01-04</w:t>
+        <w:t>2025-0</w:t>
+      </w:r>
+      <w:r>
+        <w:rPr>
+          <w:rFonts w:hint="eastAsia" w:ascii="宋体" w:hAnsi="宋体" w:cs="宋体"/>
+          <w:spacing w:val="-2"/>
+          <w:sz w:val="36"/>
+          <w:szCs w:val="36"/>
+          <w:lang w:val="en-US" w:eastAsia="zh-CN"/>
+        </w:rPr>
+        <w:t>4</w:t>
+      </w:r>
+      <w:bookmarkStart w:id="26" w:name="_GoBack"/>
+      <w:bookmarkEnd w:id="26"/>
+      <w:r>
+        <w:rPr>
+          <w:rFonts w:ascii="宋体" w:hAnsi="宋体" w:eastAsia="宋体" w:cs="宋体"/>
+          <w:spacing w:val="-2"/>
+          <w:sz w:val="36"/>
+          <w:szCs w:val="36"/>
+        </w:rPr>
+        <w:t>-04</w:t>
       </w:r>
     </w:p>
     <w:p>
       <w:pPr>
-        <w:pStyle w:val="a2"/>
+        <w:pStyle w:val="32"/>
         <w:keepNext w:val="0"/>
         <w:keepLines w:val="0"/>
         <w:pageBreakBefore w:val="0"/>
@@ -140,7 +160,7 @@
         <w:snapToGrid w:val="0"/>
         <w:textAlignment w:val="baseline"/>
         <w:rPr>
-          <w:rFonts w:ascii="宋体" w:eastAsia="宋体" w:hAnsi="宋体" w:cs="宋体" w:hint="eastAsia"/>
+          <w:rFonts w:hint="eastAsia" w:ascii="宋体" w:hAnsi="宋体" w:eastAsia="宋体" w:cs="宋体"/>
           <w:b w:val="0"/>
           <w:bCs w:val="0"/>
           <w:sz w:val="36"/>
@@ -148,11 +168,11 @@
           <w:lang w:val="en-US" w:eastAsia="zh-CN"/>
         </w:rPr>
         <w:sectPr>
-          <w:headerReference w:type="default" r:id="rId5"/>
-          <w:footerReference w:type="default" r:id="rId6"/>
+          <w:headerReference r:id="rId5" w:type="default"/>
+          <w:footerReference r:id="rId6" w:type="default"/>
           <w:pgSz w:w="11906" w:h="16839"/>
           <w:pgMar w:top="1105" w:right="1671" w:bottom="3017" w:left="1672" w:header="1090" w:footer="2628" w:gutter="0"/>
-          <w:cols w:num="1" w:space="720"/>
+          <w:cols w:space="720" w:num="1"/>
         </w:sectPr>
       </w:pPr>
     </w:p>
@@ -176,7 +196,7 @@
         <w:textAlignment w:val="baseline"/>
         <w:outlineLvl w:val="0"/>
         <w:rPr>
-          <w:rFonts w:ascii="宋体" w:eastAsia="宋体" w:hAnsi="宋体" w:cs="宋体"/>
+          <w:rFonts w:ascii="宋体" w:hAnsi="宋体" w:eastAsia="宋体" w:cs="宋体"/>
           <w:sz w:val="28"/>
           <w:szCs w:val="28"/>
         </w:rPr>
@@ -184,7 +204,7 @@
       <w:bookmarkStart w:id="2" w:name="_Toc10006"/>
       <w:r>
         <w:rPr>
-          <w:rFonts w:ascii="宋体" w:eastAsia="宋体" w:hAnsi="宋体" w:cs="宋体"/>
+          <w:rFonts w:ascii="宋体" w:hAnsi="宋体" w:eastAsia="宋体" w:cs="宋体"/>
           <w:spacing w:val="-3"/>
           <w:sz w:val="28"/>
           <w:szCs w:val="28"/>
@@ -195,16 +215,16 @@
     </w:p>
     <w:tbl>
       <w:tblPr>
-        <w:tblStyle w:val="TableNormal0"/>
+        <w:tblStyle w:val="24"/>
         <w:tblW w:w="9072" w:type="dxa"/>
         <w:tblInd w:w="5" w:type="dxa"/>
         <w:tblBorders>
-          <w:top w:val="single" w:sz="4" w:space="0" w:color="000000"/>
-          <w:left w:val="single" w:sz="4" w:space="0" w:color="000000"/>
-          <w:bottom w:val="single" w:sz="4" w:space="0" w:color="000000"/>
-          <w:right w:val="single" w:sz="4" w:space="0" w:color="000000"/>
-          <w:insideH w:val="single" w:sz="4" w:space="0" w:color="000000"/>
-          <w:insideV w:val="single" w:sz="4" w:space="0" w:color="000000"/>
+          <w:top w:val="single" w:color="000000" w:sz="4" w:space="0"/>
+          <w:left w:val="single" w:color="000000" w:sz="4" w:space="0"/>
+          <w:bottom w:val="single" w:color="000000" w:sz="4" w:space="0"/>
+          <w:right w:val="single" w:color="000000" w:sz="4" w:space="0"/>
+          <w:insideH w:val="single" w:color="000000" w:sz="4" w:space="0"/>
+          <w:insideV w:val="single" w:color="000000" w:sz="4" w:space="0"/>
         </w:tblBorders>
         <w:tblLayout w:type="fixed"/>
         <w:tblCellMar>
@@ -223,17 +243,14 @@
       </w:tblGrid>
       <w:tr>
         <w:tblPrEx>
-          <w:tblW w:w="9072" w:type="dxa"/>
-          <w:tblInd w:w="5" w:type="dxa"/>
           <w:tblBorders>
-            <w:top w:val="single" w:sz="4" w:space="0" w:color="000000"/>
-            <w:left w:val="single" w:sz="4" w:space="0" w:color="000000"/>
-            <w:bottom w:val="single" w:sz="4" w:space="0" w:color="000000"/>
-            <w:right w:val="single" w:sz="4" w:space="0" w:color="000000"/>
-            <w:insideH w:val="single" w:sz="4" w:space="0" w:color="000000"/>
-            <w:insideV w:val="single" w:sz="4" w:space="0" w:color="000000"/>
+            <w:top w:val="single" w:color="000000" w:sz="4" w:space="0"/>
+            <w:left w:val="single" w:color="000000" w:sz="4" w:space="0"/>
+            <w:bottom w:val="single" w:color="000000" w:sz="4" w:space="0"/>
+            <w:right w:val="single" w:color="000000" w:sz="4" w:space="0"/>
+            <w:insideH w:val="single" w:color="000000" w:sz="4" w:space="0"/>
+            <w:insideV w:val="single" w:color="000000" w:sz="4" w:space="0"/>
           </w:tblBorders>
-          <w:tblLayout w:type="fixed"/>
           <w:tblCellMar>
             <w:top w:w="0" w:type="dxa"/>
             <w:left w:w="0" w:type="dxa"/>
@@ -242,7 +259,7 @@
           </w:tblCellMar>
         </w:tblPrEx>
         <w:trPr>
-          <w:trHeight w:val="612"/>
+          <w:trHeight w:val="612" w:hRule="atLeast"/>
         </w:trPr>
         <w:tc>
           <w:tcPr>
@@ -267,14 +284,14 @@
               <w:ind w:left="207"/>
               <w:textAlignment w:val="baseline"/>
               <w:rPr>
-                <w:rFonts w:ascii="宋体" w:eastAsia="宋体" w:hAnsi="宋体" w:cs="宋体"/>
+                <w:rFonts w:ascii="宋体" w:hAnsi="宋体" w:eastAsia="宋体" w:cs="宋体"/>
                 <w:sz w:val="24"/>
                 <w:szCs w:val="24"/>
               </w:rPr>
             </w:pPr>
             <w:r>
               <w:rPr>
-                <w:rFonts w:ascii="宋体" w:eastAsia="宋体" w:hAnsi="宋体" w:cs="宋体"/>
+                <w:rFonts w:ascii="宋体" w:hAnsi="宋体" w:eastAsia="宋体" w:cs="宋体"/>
                 <w:spacing w:val="-2"/>
                 <w:sz w:val="24"/>
                 <w:szCs w:val="24"/>
@@ -307,14 +324,14 @@
               <w:ind w:left="113"/>
               <w:textAlignment w:val="baseline"/>
               <w:rPr>
-                <w:rFonts w:ascii="宋体" w:eastAsia="宋体" w:hAnsi="宋体" w:cs="宋体"/>
+                <w:rFonts w:ascii="宋体" w:hAnsi="宋体" w:eastAsia="宋体" w:cs="宋体"/>
                 <w:sz w:val="24"/>
                 <w:szCs w:val="24"/>
               </w:rPr>
             </w:pPr>
             <w:r>
               <w:rPr>
-                <w:rFonts w:ascii="宋体" w:eastAsia="宋体" w:hAnsi="宋体" w:cs="宋体"/>
+                <w:rFonts w:ascii="宋体" w:hAnsi="宋体" w:eastAsia="宋体" w:cs="宋体"/>
                 <w:spacing w:val="-1"/>
                 <w:sz w:val="24"/>
                 <w:szCs w:val="24"/>
@@ -326,9 +343,14 @@
       </w:tr>
       <w:tr>
         <w:tblPrEx>
-          <w:tblW w:w="9072" w:type="dxa"/>
-          <w:tblInd w:w="5" w:type="dxa"/>
-          <w:tblLayout w:type="fixed"/>
+          <w:tblBorders>
+            <w:top w:val="single" w:color="000000" w:sz="4" w:space="0"/>
+            <w:left w:val="single" w:color="000000" w:sz="4" w:space="0"/>
+            <w:bottom w:val="single" w:color="000000" w:sz="4" w:space="0"/>
+            <w:right w:val="single" w:color="000000" w:sz="4" w:space="0"/>
+            <w:insideH w:val="single" w:color="000000" w:sz="4" w:space="0"/>
+            <w:insideV w:val="single" w:color="000000" w:sz="4" w:space="0"/>
+          </w:tblBorders>
           <w:tblCellMar>
             <w:top w:w="0" w:type="dxa"/>
             <w:left w:w="0" w:type="dxa"/>
@@ -337,7 +359,7 @@
           </w:tblCellMar>
         </w:tblPrEx>
         <w:trPr>
-          <w:trHeight w:val="607"/>
+          <w:trHeight w:val="607" w:hRule="atLeast"/>
         </w:trPr>
         <w:tc>
           <w:tcPr>
@@ -362,14 +384,14 @@
               <w:ind w:left="447"/>
               <w:textAlignment w:val="baseline"/>
               <w:rPr>
-                <w:rFonts w:ascii="宋体" w:eastAsia="宋体" w:hAnsi="宋体" w:cs="宋体"/>
+                <w:rFonts w:ascii="宋体" w:hAnsi="宋体" w:eastAsia="宋体" w:cs="宋体"/>
                 <w:sz w:val="24"/>
                 <w:szCs w:val="24"/>
               </w:rPr>
             </w:pPr>
             <w:r>
               <w:rPr>
-                <w:rFonts w:ascii="宋体" w:eastAsia="宋体" w:hAnsi="宋体" w:cs="宋体"/>
+                <w:rFonts w:ascii="宋体" w:hAnsi="宋体" w:eastAsia="宋体" w:cs="宋体"/>
                 <w:spacing w:val="-3"/>
                 <w:sz w:val="24"/>
                 <w:szCs w:val="24"/>
@@ -402,14 +424,14 @@
               <w:ind w:left="109"/>
               <w:textAlignment w:val="baseline"/>
               <w:rPr>
-                <w:rFonts w:ascii="宋体" w:eastAsia="宋体" w:hAnsi="宋体" w:cs="宋体"/>
+                <w:rFonts w:ascii="宋体" w:hAnsi="宋体" w:eastAsia="宋体" w:cs="宋体"/>
                 <w:sz w:val="24"/>
                 <w:szCs w:val="24"/>
               </w:rPr>
             </w:pPr>
             <w:r>
               <w:rPr>
-                <w:rFonts w:ascii="宋体" w:eastAsia="宋体" w:hAnsi="宋体" w:cs="宋体"/>
+                <w:rFonts w:ascii="宋体" w:hAnsi="宋体" w:eastAsia="宋体" w:cs="宋体"/>
                 <w:spacing w:val="-1"/>
                 <w:sz w:val="24"/>
                 <w:szCs w:val="24"/>
@@ -421,9 +443,14 @@
       </w:tr>
       <w:tr>
         <w:tblPrEx>
-          <w:tblW w:w="9072" w:type="dxa"/>
-          <w:tblInd w:w="5" w:type="dxa"/>
-          <w:tblLayout w:type="fixed"/>
+          <w:tblBorders>
+            <w:top w:val="single" w:color="000000" w:sz="4" w:space="0"/>
+            <w:left w:val="single" w:color="000000" w:sz="4" w:space="0"/>
+            <w:bottom w:val="single" w:color="000000" w:sz="4" w:space="0"/>
+            <w:right w:val="single" w:color="000000" w:sz="4" w:space="0"/>
+            <w:insideH w:val="single" w:color="000000" w:sz="4" w:space="0"/>
+            <w:insideV w:val="single" w:color="000000" w:sz="4" w:space="0"/>
+          </w:tblBorders>
           <w:tblCellMar>
             <w:top w:w="0" w:type="dxa"/>
             <w:left w:w="0" w:type="dxa"/>
@@ -432,7 +459,7 @@
           </w:tblCellMar>
         </w:tblPrEx>
         <w:trPr>
-          <w:trHeight w:val="607"/>
+          <w:trHeight w:val="607" w:hRule="atLeast"/>
         </w:trPr>
         <w:tc>
           <w:tcPr>
@@ -457,14 +484,14 @@
               <w:ind w:left="447"/>
               <w:textAlignment w:val="baseline"/>
               <w:rPr>
-                <w:rFonts w:ascii="宋体" w:eastAsia="宋体" w:hAnsi="宋体" w:cs="宋体"/>
+                <w:rFonts w:ascii="宋体" w:hAnsi="宋体" w:eastAsia="宋体" w:cs="宋体"/>
                 <w:sz w:val="24"/>
                 <w:szCs w:val="24"/>
               </w:rPr>
             </w:pPr>
             <w:r>
               <w:rPr>
-                <w:rFonts w:ascii="宋体" w:eastAsia="宋体" w:hAnsi="宋体" w:cs="宋体"/>
+                <w:rFonts w:ascii="宋体" w:hAnsi="宋体" w:eastAsia="宋体" w:cs="宋体"/>
                 <w:spacing w:val="-3"/>
                 <w:sz w:val="24"/>
                 <w:szCs w:val="24"/>
@@ -496,14 +523,14 @@
               <w:ind w:left="229"/>
               <w:textAlignment w:val="baseline"/>
               <w:rPr>
-                <w:rFonts w:ascii="宋体" w:eastAsia="宋体" w:hAnsi="宋体" w:cs="宋体"/>
+                <w:rFonts w:ascii="宋体" w:hAnsi="宋体" w:eastAsia="宋体" w:cs="宋体"/>
                 <w:sz w:val="24"/>
                 <w:szCs w:val="24"/>
               </w:rPr>
             </w:pPr>
             <w:r>
               <w:rPr>
-                <w:rFonts w:ascii="宋体" w:eastAsia="宋体" w:hAnsi="宋体" w:cs="宋体"/>
+                <w:rFonts w:ascii="宋体" w:hAnsi="宋体" w:eastAsia="宋体" w:cs="宋体"/>
                 <w:spacing w:val="-2"/>
                 <w:sz w:val="24"/>
                 <w:szCs w:val="24"/>
@@ -535,14 +562,14 @@
               <w:ind w:left="676"/>
               <w:textAlignment w:val="baseline"/>
               <w:rPr>
-                <w:rFonts w:ascii="宋体" w:eastAsia="宋体" w:hAnsi="宋体" w:cs="宋体"/>
+                <w:rFonts w:ascii="宋体" w:hAnsi="宋体" w:eastAsia="宋体" w:cs="宋体"/>
                 <w:sz w:val="24"/>
                 <w:szCs w:val="24"/>
               </w:rPr>
             </w:pPr>
             <w:r>
               <w:rPr>
-                <w:rFonts w:ascii="宋体" w:eastAsia="宋体" w:hAnsi="宋体" w:cs="宋体"/>
+                <w:rFonts w:ascii="宋体" w:hAnsi="宋体" w:eastAsia="宋体" w:cs="宋体"/>
                 <w:spacing w:val="-2"/>
                 <w:sz w:val="24"/>
                 <w:szCs w:val="24"/>
@@ -574,14 +601,14 @@
               <w:ind w:left="545"/>
               <w:textAlignment w:val="baseline"/>
               <w:rPr>
-                <w:rFonts w:ascii="宋体" w:eastAsia="宋体" w:hAnsi="宋体" w:cs="宋体"/>
+                <w:rFonts w:ascii="宋体" w:hAnsi="宋体" w:eastAsia="宋体" w:cs="宋体"/>
                 <w:sz w:val="24"/>
                 <w:szCs w:val="24"/>
               </w:rPr>
             </w:pPr>
             <w:r>
               <w:rPr>
-                <w:rFonts w:ascii="宋体" w:eastAsia="宋体" w:hAnsi="宋体" w:cs="宋体"/>
+                <w:rFonts w:ascii="宋体" w:hAnsi="宋体" w:eastAsia="宋体" w:cs="宋体"/>
                 <w:spacing w:val="-3"/>
                 <w:sz w:val="24"/>
                 <w:szCs w:val="24"/>
@@ -613,14 +640,14 @@
               <w:ind w:left="754"/>
               <w:textAlignment w:val="baseline"/>
               <w:rPr>
-                <w:rFonts w:ascii="宋体" w:eastAsia="宋体" w:hAnsi="宋体" w:cs="宋体"/>
+                <w:rFonts w:ascii="宋体" w:hAnsi="宋体" w:eastAsia="宋体" w:cs="宋体"/>
                 <w:sz w:val="24"/>
                 <w:szCs w:val="24"/>
               </w:rPr>
             </w:pPr>
             <w:r>
               <w:rPr>
-                <w:rFonts w:ascii="宋体" w:eastAsia="宋体" w:hAnsi="宋体" w:cs="宋体"/>
+                <w:rFonts w:ascii="宋体" w:hAnsi="宋体" w:eastAsia="宋体" w:cs="宋体"/>
                 <w:spacing w:val="-6"/>
                 <w:sz w:val="24"/>
                 <w:szCs w:val="24"/>
@@ -632,9 +659,14 @@
       </w:tr>
       <w:tr>
         <w:tblPrEx>
-          <w:tblW w:w="9072" w:type="dxa"/>
-          <w:tblInd w:w="5" w:type="dxa"/>
-          <w:tblLayout w:type="fixed"/>
+          <w:tblBorders>
+            <w:top w:val="single" w:color="000000" w:sz="4" w:space="0"/>
+            <w:left w:val="single" w:color="000000" w:sz="4" w:space="0"/>
+            <w:bottom w:val="single" w:color="000000" w:sz="4" w:space="0"/>
+            <w:right w:val="single" w:color="000000" w:sz="4" w:space="0"/>
+            <w:insideH w:val="single" w:color="000000" w:sz="4" w:space="0"/>
+            <w:insideV w:val="single" w:color="000000" w:sz="4" w:space="0"/>
+          </w:tblBorders>
           <w:tblCellMar>
             <w:top w:w="0" w:type="dxa"/>
             <w:left w:w="0" w:type="dxa"/>
@@ -643,7 +675,7 @@
           </w:tblCellMar>
         </w:tblPrEx>
         <w:trPr>
-          <w:trHeight w:val="474"/>
+          <w:trHeight w:val="474" w:hRule="atLeast"/>
         </w:trPr>
         <w:tc>
           <w:tcPr>
@@ -668,14 +700,14 @@
               <w:ind w:left="709"/>
               <w:textAlignment w:val="baseline"/>
               <w:rPr>
-                <w:rFonts w:ascii="宋体" w:eastAsia="宋体" w:hAnsi="宋体" w:cs="宋体"/>
+                <w:rFonts w:ascii="宋体" w:hAnsi="宋体" w:eastAsia="宋体" w:cs="宋体"/>
                 <w:sz w:val="21"/>
                 <w:szCs w:val="21"/>
               </w:rPr>
             </w:pPr>
             <w:r>
               <w:rPr>
-                <w:rFonts w:ascii="宋体" w:eastAsia="宋体" w:hAnsi="宋体" w:cs="宋体"/>
+                <w:rFonts w:ascii="宋体" w:hAnsi="宋体" w:eastAsia="宋体" w:cs="宋体"/>
                 <w:spacing w:val="-1"/>
                 <w:sz w:val="21"/>
                 <w:szCs w:val="21"/>
@@ -707,19 +739,19 @@
               <w:ind w:left="290"/>
               <w:textAlignment w:val="baseline"/>
               <w:rPr>
-                <w:rFonts w:ascii="宋体" w:eastAsia="宋体" w:hAnsi="宋体" w:cs="宋体"/>
+                <w:rFonts w:ascii="宋体" w:hAnsi="宋体" w:eastAsia="宋体" w:cs="宋体"/>
                 <w:sz w:val="21"/>
                 <w:szCs w:val="21"/>
               </w:rPr>
             </w:pPr>
             <w:r>
               <w:rPr>
-                <w:rFonts w:ascii="宋体" w:eastAsia="宋体" w:hAnsi="宋体" w:cs="宋体"/>
+                <w:rFonts w:ascii="宋体" w:hAnsi="宋体" w:eastAsia="宋体" w:cs="宋体"/>
                 <w:spacing w:val="-2"/>
                 <w:sz w:val="21"/>
                 <w:szCs w:val="21"/>
               </w:rPr>
-              <w:t>2025-7-4</w:t>
+              <w:t>2025-4-4</w:t>
             </w:r>
           </w:p>
         </w:tc>
@@ -746,14 +778,14 @@
               <w:ind w:left="738"/>
               <w:textAlignment w:val="baseline"/>
               <w:rPr>
-                <w:rFonts w:ascii="宋体" w:eastAsia="宋体" w:hAnsi="宋体" w:cs="宋体"/>
+                <w:rFonts w:ascii="宋体" w:hAnsi="宋体" w:eastAsia="宋体" w:cs="宋体"/>
                 <w:sz w:val="21"/>
                 <w:szCs w:val="21"/>
               </w:rPr>
             </w:pPr>
             <w:r>
               <w:rPr>
-                <w:rFonts w:ascii="宋体" w:eastAsia="宋体" w:hAnsi="宋体" w:cs="宋体"/>
+                <w:rFonts w:ascii="宋体" w:hAnsi="宋体" w:eastAsia="宋体" w:cs="宋体"/>
                 <w:spacing w:val="-3"/>
                 <w:sz w:val="21"/>
                 <w:szCs w:val="21"/>
@@ -785,7 +817,7 @@
               <w:ind w:left="479"/>
               <w:textAlignment w:val="baseline"/>
               <w:rPr>
-                <w:rFonts w:ascii="宋体" w:eastAsia="宋体" w:hAnsi="宋体" w:cs="宋体" w:hint="default"/>
+                <w:rFonts w:hint="default" w:ascii="宋体" w:hAnsi="宋体" w:eastAsia="宋体" w:cs="宋体"/>
                 <w:sz w:val="21"/>
                 <w:szCs w:val="21"/>
                 <w:lang w:val="en-US" w:eastAsia="zh-CN"/>
@@ -793,7 +825,7 @@
             </w:pPr>
             <w:r>
               <w:rPr>
-                <w:rFonts w:ascii="宋体" w:eastAsia="宋体" w:hAnsi="宋体" w:cs="宋体" w:hint="eastAsia"/>
+                <w:rFonts w:hint="eastAsia" w:ascii="宋体" w:hAnsi="宋体" w:eastAsia="宋体" w:cs="宋体"/>
                 <w:sz w:val="21"/>
                 <w:szCs w:val="21"/>
                 <w:lang w:val="en-US" w:eastAsia="zh-CN"/>
@@ -825,14 +857,14 @@
               <w:ind w:left="671"/>
               <w:textAlignment w:val="baseline"/>
               <w:rPr>
-                <w:rFonts w:ascii="宋体" w:eastAsia="宋体" w:hAnsi="宋体" w:cs="宋体"/>
+                <w:rFonts w:ascii="宋体" w:hAnsi="宋体" w:eastAsia="宋体" w:cs="宋体"/>
                 <w:sz w:val="21"/>
                 <w:szCs w:val="21"/>
               </w:rPr>
             </w:pPr>
             <w:r>
               <w:rPr>
-                <w:rFonts w:ascii="宋体" w:eastAsia="宋体" w:hAnsi="宋体" w:cs="宋体"/>
+                <w:rFonts w:ascii="宋体" w:hAnsi="宋体" w:eastAsia="宋体" w:cs="宋体"/>
                 <w:spacing w:val="-3"/>
                 <w:sz w:val="21"/>
                 <w:szCs w:val="21"/>
@@ -844,9 +876,14 @@
       </w:tr>
       <w:tr>
         <w:tblPrEx>
-          <w:tblW w:w="9072" w:type="dxa"/>
-          <w:tblInd w:w="5" w:type="dxa"/>
-          <w:tblLayout w:type="fixed"/>
+          <w:tblBorders>
+            <w:top w:val="single" w:color="000000" w:sz="4" w:space="0"/>
+            <w:left w:val="single" w:color="000000" w:sz="4" w:space="0"/>
+            <w:bottom w:val="single" w:color="000000" w:sz="4" w:space="0"/>
+            <w:right w:val="single" w:color="000000" w:sz="4" w:space="0"/>
+            <w:insideH w:val="single" w:color="000000" w:sz="4" w:space="0"/>
+            <w:insideV w:val="single" w:color="000000" w:sz="4" w:space="0"/>
+          </w:tblBorders>
           <w:tblCellMar>
             <w:top w:w="0" w:type="dxa"/>
             <w:left w:w="0" w:type="dxa"/>
@@ -855,7 +892,7 @@
           </w:tblCellMar>
         </w:tblPrEx>
         <w:trPr>
-          <w:trHeight w:val="474"/>
+          <w:trHeight w:val="474" w:hRule="atLeast"/>
         </w:trPr>
         <w:tc>
           <w:tcPr>
@@ -863,7 +900,7 @@
           </w:tcPr>
           <w:p>
             <w:pPr>
-              <w:pStyle w:val="TableText"/>
+              <w:pStyle w:val="25"/>
               <w:keepNext w:val="0"/>
               <w:keepLines w:val="0"/>
               <w:pageBreakBefore w:val="0"/>
@@ -887,7 +924,7 @@
           </w:tcPr>
           <w:p>
             <w:pPr>
-              <w:pStyle w:val="TableText"/>
+              <w:pStyle w:val="25"/>
               <w:keepNext w:val="0"/>
               <w:keepLines w:val="0"/>
               <w:pageBreakBefore w:val="0"/>
@@ -911,7 +948,7 @@
           </w:tcPr>
           <w:p>
             <w:pPr>
-              <w:pStyle w:val="TableText"/>
+              <w:pStyle w:val="25"/>
               <w:keepNext w:val="0"/>
               <w:keepLines w:val="0"/>
               <w:pageBreakBefore w:val="0"/>
@@ -935,7 +972,7 @@
           </w:tcPr>
           <w:p>
             <w:pPr>
-              <w:pStyle w:val="TableText"/>
+              <w:pStyle w:val="25"/>
               <w:keepNext w:val="0"/>
               <w:keepLines w:val="0"/>
               <w:pageBreakBefore w:val="0"/>
@@ -959,7 +996,7 @@
           </w:tcPr>
           <w:p>
             <w:pPr>
-              <w:pStyle w:val="TableText"/>
+              <w:pStyle w:val="25"/>
               <w:keepNext w:val="0"/>
               <w:keepLines w:val="0"/>
               <w:pageBreakBefore w:val="0"/>
@@ -980,9 +1017,14 @@
       </w:tr>
       <w:tr>
         <w:tblPrEx>
-          <w:tblW w:w="9072" w:type="dxa"/>
-          <w:tblInd w:w="5" w:type="dxa"/>
-          <w:tblLayout w:type="fixed"/>
+          <w:tblBorders>
+            <w:top w:val="single" w:color="000000" w:sz="4" w:space="0"/>
+            <w:left w:val="single" w:color="000000" w:sz="4" w:space="0"/>
+            <w:bottom w:val="single" w:color="000000" w:sz="4" w:space="0"/>
+            <w:right w:val="single" w:color="000000" w:sz="4" w:space="0"/>
+            <w:insideH w:val="single" w:color="000000" w:sz="4" w:space="0"/>
+            <w:insideV w:val="single" w:color="000000" w:sz="4" w:space="0"/>
+          </w:tblBorders>
           <w:tblCellMar>
             <w:top w:w="0" w:type="dxa"/>
             <w:left w:w="0" w:type="dxa"/>
@@ -991,7 +1033,7 @@
           </w:tblCellMar>
         </w:tblPrEx>
         <w:trPr>
-          <w:trHeight w:val="474"/>
+          <w:trHeight w:val="474" w:hRule="atLeast"/>
         </w:trPr>
         <w:tc>
           <w:tcPr>
@@ -999,7 +1041,7 @@
           </w:tcPr>
           <w:p>
             <w:pPr>
-              <w:pStyle w:val="TableText"/>
+              <w:pStyle w:val="25"/>
               <w:keepNext w:val="0"/>
               <w:keepLines w:val="0"/>
               <w:pageBreakBefore w:val="0"/>
@@ -1023,7 +1065,7 @@
           </w:tcPr>
           <w:p>
             <w:pPr>
-              <w:pStyle w:val="TableText"/>
+              <w:pStyle w:val="25"/>
               <w:keepNext w:val="0"/>
               <w:keepLines w:val="0"/>
               <w:pageBreakBefore w:val="0"/>
@@ -1047,7 +1089,7 @@
           </w:tcPr>
           <w:p>
             <w:pPr>
-              <w:pStyle w:val="TableText"/>
+              <w:pStyle w:val="25"/>
               <w:keepNext w:val="0"/>
               <w:keepLines w:val="0"/>
               <w:pageBreakBefore w:val="0"/>
@@ -1071,7 +1113,7 @@
           </w:tcPr>
           <w:p>
             <w:pPr>
-              <w:pStyle w:val="TableText"/>
+              <w:pStyle w:val="25"/>
               <w:keepNext w:val="0"/>
               <w:keepLines w:val="0"/>
               <w:pageBreakBefore w:val="0"/>
@@ -1095,7 +1137,7 @@
           </w:tcPr>
           <w:p>
             <w:pPr>
-              <w:pStyle w:val="TableText"/>
+              <w:pStyle w:val="25"/>
               <w:keepNext w:val="0"/>
               <w:keepLines w:val="0"/>
               <w:pageBreakBefore w:val="0"/>
@@ -1116,9 +1158,14 @@
       </w:tr>
       <w:tr>
         <w:tblPrEx>
-          <w:tblW w:w="9072" w:type="dxa"/>
-          <w:tblInd w:w="5" w:type="dxa"/>
-          <w:tblLayout w:type="fixed"/>
+          <w:tblBorders>
+            <w:top w:val="single" w:color="000000" w:sz="4" w:space="0"/>
+            <w:left w:val="single" w:color="000000" w:sz="4" w:space="0"/>
+            <w:bottom w:val="single" w:color="000000" w:sz="4" w:space="0"/>
+            <w:right w:val="single" w:color="000000" w:sz="4" w:space="0"/>
+            <w:insideH w:val="single" w:color="000000" w:sz="4" w:space="0"/>
+            <w:insideV w:val="single" w:color="000000" w:sz="4" w:space="0"/>
+          </w:tblBorders>
           <w:tblCellMar>
             <w:top w:w="0" w:type="dxa"/>
             <w:left w:w="0" w:type="dxa"/>
@@ -1127,7 +1174,7 @@
           </w:tblCellMar>
         </w:tblPrEx>
         <w:trPr>
-          <w:trHeight w:val="474"/>
+          <w:trHeight w:val="474" w:hRule="atLeast"/>
         </w:trPr>
         <w:tc>
           <w:tcPr>
@@ -1135,7 +1182,7 @@
           </w:tcPr>
           <w:p>
             <w:pPr>
-              <w:pStyle w:val="TableText"/>
+              <w:pStyle w:val="25"/>
               <w:keepNext w:val="0"/>
               <w:keepLines w:val="0"/>
               <w:pageBreakBefore w:val="0"/>
@@ -1159,7 +1206,7 @@
           </w:tcPr>
           <w:p>
             <w:pPr>
-              <w:pStyle w:val="TableText"/>
+              <w:pStyle w:val="25"/>
               <w:keepNext w:val="0"/>
               <w:keepLines w:val="0"/>
               <w:pageBreakBefore w:val="0"/>
@@ -1183,7 +1230,7 @@
           </w:tcPr>
           <w:p>
             <w:pPr>
-              <w:pStyle w:val="TableText"/>
+              <w:pStyle w:val="25"/>
               <w:keepNext w:val="0"/>
               <w:keepLines w:val="0"/>
               <w:pageBreakBefore w:val="0"/>
@@ -1207,7 +1254,7 @@
           </w:tcPr>
           <w:p>
             <w:pPr>
-              <w:pStyle w:val="TableText"/>
+              <w:pStyle w:val="25"/>
               <w:keepNext w:val="0"/>
               <w:keepLines w:val="0"/>
               <w:pageBreakBefore w:val="0"/>
@@ -1231,7 +1278,7 @@
           </w:tcPr>
           <w:p>
             <w:pPr>
-              <w:pStyle w:val="TableText"/>
+              <w:pStyle w:val="25"/>
               <w:keepNext w:val="0"/>
               <w:keepLines w:val="0"/>
               <w:pageBreakBefore w:val="0"/>
@@ -1252,9 +1299,14 @@
       </w:tr>
       <w:tr>
         <w:tblPrEx>
-          <w:tblW w:w="9072" w:type="dxa"/>
-          <w:tblInd w:w="5" w:type="dxa"/>
-          <w:tblLayout w:type="fixed"/>
+          <w:tblBorders>
+            <w:top w:val="single" w:color="000000" w:sz="4" w:space="0"/>
+            <w:left w:val="single" w:color="000000" w:sz="4" w:space="0"/>
+            <w:bottom w:val="single" w:color="000000" w:sz="4" w:space="0"/>
+            <w:right w:val="single" w:color="000000" w:sz="4" w:space="0"/>
+            <w:insideH w:val="single" w:color="000000" w:sz="4" w:space="0"/>
+            <w:insideV w:val="single" w:color="000000" w:sz="4" w:space="0"/>
+          </w:tblBorders>
           <w:tblCellMar>
             <w:top w:w="0" w:type="dxa"/>
             <w:left w:w="0" w:type="dxa"/>
@@ -1263,7 +1315,7 @@
           </w:tblCellMar>
         </w:tblPrEx>
         <w:trPr>
-          <w:trHeight w:val="474"/>
+          <w:trHeight w:val="474" w:hRule="atLeast"/>
         </w:trPr>
         <w:tc>
           <w:tcPr>
@@ -1271,7 +1323,7 @@
           </w:tcPr>
           <w:p>
             <w:pPr>
-              <w:pStyle w:val="TableText"/>
+              <w:pStyle w:val="25"/>
               <w:keepNext w:val="0"/>
               <w:keepLines w:val="0"/>
               <w:pageBreakBefore w:val="0"/>
@@ -1295,7 +1347,7 @@
           </w:tcPr>
           <w:p>
             <w:pPr>
-              <w:pStyle w:val="TableText"/>
+              <w:pStyle w:val="25"/>
               <w:keepNext w:val="0"/>
               <w:keepLines w:val="0"/>
               <w:pageBreakBefore w:val="0"/>
@@ -1319,7 +1371,7 @@
           </w:tcPr>
           <w:p>
             <w:pPr>
-              <w:pStyle w:val="TableText"/>
+              <w:pStyle w:val="25"/>
               <w:keepNext w:val="0"/>
               <w:keepLines w:val="0"/>
               <w:pageBreakBefore w:val="0"/>
@@ -1343,7 +1395,7 @@
           </w:tcPr>
           <w:p>
             <w:pPr>
-              <w:pStyle w:val="TableText"/>
+              <w:pStyle w:val="25"/>
               <w:keepNext w:val="0"/>
               <w:keepLines w:val="0"/>
               <w:pageBreakBefore w:val="0"/>
@@ -1367,7 +1419,7 @@
           </w:tcPr>
           <w:p>
             <w:pPr>
-              <w:pStyle w:val="TableText"/>
+              <w:pStyle w:val="25"/>
               <w:keepNext w:val="0"/>
               <w:keepLines w:val="0"/>
               <w:pageBreakBefore w:val="0"/>
@@ -1388,9 +1440,14 @@
       </w:tr>
       <w:tr>
         <w:tblPrEx>
-          <w:tblW w:w="9072" w:type="dxa"/>
-          <w:tblInd w:w="5" w:type="dxa"/>
-          <w:tblLayout w:type="fixed"/>
+          <w:tblBorders>
+            <w:top w:val="single" w:color="000000" w:sz="4" w:space="0"/>
+            <w:left w:val="single" w:color="000000" w:sz="4" w:space="0"/>
+            <w:bottom w:val="single" w:color="000000" w:sz="4" w:space="0"/>
+            <w:right w:val="single" w:color="000000" w:sz="4" w:space="0"/>
+            <w:insideH w:val="single" w:color="000000" w:sz="4" w:space="0"/>
+            <w:insideV w:val="single" w:color="000000" w:sz="4" w:space="0"/>
+          </w:tblBorders>
           <w:tblCellMar>
             <w:top w:w="0" w:type="dxa"/>
             <w:left w:w="0" w:type="dxa"/>
@@ -1399,7 +1456,7 @@
           </w:tblCellMar>
         </w:tblPrEx>
         <w:trPr>
-          <w:trHeight w:val="528"/>
+          <w:trHeight w:val="528" w:hRule="atLeast"/>
         </w:trPr>
         <w:tc>
           <w:tcPr>
@@ -1407,7 +1464,7 @@
           </w:tcPr>
           <w:p>
             <w:pPr>
-              <w:pStyle w:val="TableText"/>
+              <w:pStyle w:val="25"/>
               <w:keepNext w:val="0"/>
               <w:keepLines w:val="0"/>
               <w:pageBreakBefore w:val="0"/>
@@ -1431,7 +1488,7 @@
           </w:tcPr>
           <w:p>
             <w:pPr>
-              <w:pStyle w:val="TableText"/>
+              <w:pStyle w:val="25"/>
               <w:keepNext w:val="0"/>
               <w:keepLines w:val="0"/>
               <w:pageBreakBefore w:val="0"/>
@@ -1455,7 +1512,7 @@
           </w:tcPr>
           <w:p>
             <w:pPr>
-              <w:pStyle w:val="TableText"/>
+              <w:pStyle w:val="25"/>
               <w:keepNext w:val="0"/>
               <w:keepLines w:val="0"/>
               <w:pageBreakBefore w:val="0"/>
@@ -1479,7 +1536,7 @@
           </w:tcPr>
           <w:p>
             <w:pPr>
-              <w:pStyle w:val="TableText"/>
+              <w:pStyle w:val="25"/>
               <w:keepNext w:val="0"/>
               <w:keepLines w:val="0"/>
               <w:pageBreakBefore w:val="0"/>
@@ -1503,7 +1560,7 @@
           </w:tcPr>
           <w:p>
             <w:pPr>
-              <w:pStyle w:val="TableText"/>
+              <w:pStyle w:val="25"/>
               <w:keepNext w:val="0"/>
               <w:keepLines w:val="0"/>
               <w:pageBreakBefore w:val="0"/>
@@ -1524,9 +1581,14 @@
       </w:tr>
       <w:tr>
         <w:tblPrEx>
-          <w:tblW w:w="9072" w:type="dxa"/>
-          <w:tblInd w:w="5" w:type="dxa"/>
-          <w:tblLayout w:type="fixed"/>
+          <w:tblBorders>
+            <w:top w:val="single" w:color="000000" w:sz="4" w:space="0"/>
+            <w:left w:val="single" w:color="000000" w:sz="4" w:space="0"/>
+            <w:bottom w:val="single" w:color="000000" w:sz="4" w:space="0"/>
+            <w:right w:val="single" w:color="000000" w:sz="4" w:space="0"/>
+            <w:insideH w:val="single" w:color="000000" w:sz="4" w:space="0"/>
+            <w:insideV w:val="single" w:color="000000" w:sz="4" w:space="0"/>
+          </w:tblBorders>
           <w:tblCellMar>
             <w:top w:w="0" w:type="dxa"/>
             <w:left w:w="0" w:type="dxa"/>
@@ -1535,7 +1597,7 @@
           </w:tblCellMar>
         </w:tblPrEx>
         <w:trPr>
-          <w:trHeight w:val="589"/>
+          <w:trHeight w:val="589" w:hRule="atLeast"/>
         </w:trPr>
         <w:tc>
           <w:tcPr>
@@ -1543,7 +1605,7 @@
           </w:tcPr>
           <w:p>
             <w:pPr>
-              <w:pStyle w:val="TableText"/>
+              <w:pStyle w:val="25"/>
               <w:keepNext w:val="0"/>
               <w:keepLines w:val="0"/>
               <w:pageBreakBefore w:val="0"/>
@@ -1567,7 +1629,7 @@
           </w:tcPr>
           <w:p>
             <w:pPr>
-              <w:pStyle w:val="TableText"/>
+              <w:pStyle w:val="25"/>
               <w:keepNext w:val="0"/>
               <w:keepLines w:val="0"/>
               <w:pageBreakBefore w:val="0"/>
@@ -1591,7 +1653,7 @@
           </w:tcPr>
           <w:p>
             <w:pPr>
-              <w:pStyle w:val="TableText"/>
+              <w:pStyle w:val="25"/>
               <w:keepNext w:val="0"/>
               <w:keepLines w:val="0"/>
               <w:pageBreakBefore w:val="0"/>
@@ -1615,7 +1677,7 @@
           </w:tcPr>
           <w:p>
             <w:pPr>
-              <w:pStyle w:val="TableText"/>
+              <w:pStyle w:val="25"/>
               <w:keepNext w:val="0"/>
               <w:keepLines w:val="0"/>
               <w:pageBreakBefore w:val="0"/>
@@ -1639,7 +1701,7 @@
           </w:tcPr>
           <w:p>
             <w:pPr>
-              <w:pStyle w:val="TableText"/>
+              <w:pStyle w:val="25"/>
               <w:keepNext w:val="0"/>
               <w:keepLines w:val="0"/>
               <w:pageBreakBefore w:val="0"/>
@@ -1661,7 +1723,7 @@
     </w:tbl>
     <w:p>
       <w:pPr>
-        <w:pStyle w:val="BodyText"/>
+        <w:pStyle w:val="12"/>
         <w:keepNext w:val="0"/>
         <w:keepLines w:val="0"/>
         <w:pageBreakBefore w:val="0"/>
@@ -1695,18 +1757,18 @@
         <w:snapToGrid w:val="0"/>
         <w:textAlignment w:val="baseline"/>
         <w:sectPr>
-          <w:headerReference w:type="default" r:id="rId7"/>
-          <w:footerReference w:type="default" r:id="rId8"/>
+          <w:headerReference r:id="rId7" w:type="default"/>
+          <w:footerReference r:id="rId8" w:type="default"/>
           <w:pgSz w:w="11906" w:h="16839"/>
           <w:pgMar w:top="400" w:right="1127" w:bottom="1234" w:left="1696" w:header="0" w:footer="1070" w:gutter="0"/>
-          <w:cols w:num="1" w:space="720"/>
+          <w:cols w:space="720" w:num="1"/>
         </w:sectPr>
       </w:pPr>
     </w:p>
     <w:sdt>
       <w:sdtPr>
         <w:rPr>
-          <w:rFonts w:ascii="宋体" w:eastAsia="宋体" w:hAnsi="宋体" w:cs="Arial"/>
+          <w:rFonts w:ascii="宋体" w:hAnsi="宋体" w:eastAsia="宋体" w:cs="Arial"/>
           <w:snapToGrid w:val="0"/>
           <w:color w:val="000000"/>
           <w:kern w:val="0"/>
@@ -1722,7 +1784,7 @@
       </w:sdtPr>
       <w:sdtEndPr>
         <w:rPr>
-          <w:rFonts w:ascii="Times New Roman" w:eastAsia="Times New Roman" w:hAnsi="Times New Roman" w:cs="Times New Roman"/>
+          <w:rFonts w:ascii="Times New Roman" w:hAnsi="Times New Roman" w:eastAsia="Times New Roman" w:cs="Times New Roman"/>
           <w:snapToGrid w:val="0"/>
           <w:color w:val="000000"/>
           <w:kern w:val="0"/>
@@ -1748,13 +1810,13 @@
             <w:adjustRightInd w:val="0"/>
             <w:snapToGrid w:val="0"/>
             <w:spacing w:before="0" w:beforeLines="0" w:after="0" w:afterLines="0" w:line="240" w:lineRule="auto"/>
-            <w:ind w:left="0" w:right="0" w:firstLine="0" w:leftChars="0" w:rightChars="0" w:firstLineChars="0"/>
+            <w:ind w:left="0" w:leftChars="0" w:right="0" w:rightChars="0" w:firstLine="0" w:firstLineChars="0"/>
             <w:jc w:val="center"/>
             <w:textAlignment w:val="baseline"/>
           </w:pPr>
           <w:r>
             <w:rPr>
-              <w:rFonts w:ascii="宋体" w:eastAsia="宋体" w:hAnsi="宋体"/>
+              <w:rFonts w:ascii="宋体" w:hAnsi="宋体" w:eastAsia="宋体"/>
               <w:sz w:val="21"/>
             </w:rPr>
             <w:t>目录</w:t>
@@ -1762,7 +1824,7 @@
         </w:p>
         <w:p>
           <w:pPr>
-            <w:pStyle w:val="TOC1"/>
+            <w:pStyle w:val="16"/>
             <w:keepNext w:val="0"/>
             <w:keepLines w:val="0"/>
             <w:pageBreakBefore w:val="0"/>
@@ -1783,7 +1845,7 @@
           </w:pPr>
           <w:r>
             <w:rPr>
-              <w:rFonts w:ascii="Times New Roman" w:eastAsia="Times New Roman" w:hAnsi="Times New Roman" w:cs="Times New Roman"/>
+              <w:rFonts w:ascii="Times New Roman" w:hAnsi="Times New Roman" w:eastAsia="Times New Roman" w:cs="Times New Roman"/>
               <w:sz w:val="24"/>
               <w:szCs w:val="24"/>
             </w:rPr>
@@ -1791,7 +1853,7 @@
           </w:r>
           <w:r>
             <w:rPr>
-              <w:rFonts w:ascii="Times New Roman" w:eastAsia="Times New Roman" w:hAnsi="Times New Roman" w:cs="Times New Roman"/>
+              <w:rFonts w:ascii="Times New Roman" w:hAnsi="Times New Roman" w:eastAsia="Times New Roman" w:cs="Times New Roman"/>
               <w:sz w:val="24"/>
               <w:szCs w:val="24"/>
             </w:rPr>
@@ -1799,7 +1861,7 @@
           </w:r>
           <w:r>
             <w:rPr>
-              <w:rFonts w:ascii="Times New Roman" w:eastAsia="Times New Roman" w:hAnsi="Times New Roman" w:cs="Times New Roman"/>
+              <w:rFonts w:ascii="Times New Roman" w:hAnsi="Times New Roman" w:eastAsia="Times New Roman" w:cs="Times New Roman"/>
               <w:sz w:val="24"/>
               <w:szCs w:val="24"/>
             </w:rPr>
@@ -1807,21 +1869,21 @@
           </w:r>
           <w:r>
             <w:rPr>
-              <w:rFonts w:ascii="Times New Roman" w:eastAsia="Times New Roman" w:hAnsi="Times New Roman" w:cs="Times New Roman"/>
+              <w:rFonts w:ascii="Times New Roman" w:hAnsi="Times New Roman" w:eastAsia="Times New Roman" w:cs="Times New Roman"/>
               <w:szCs w:val="24"/>
             </w:rPr>
             <w:fldChar w:fldCharType="begin"/>
           </w:r>
           <w:r>
             <w:rPr>
-              <w:rFonts w:ascii="Times New Roman" w:eastAsia="Times New Roman" w:hAnsi="Times New Roman" w:cs="Times New Roman"/>
+              <w:rFonts w:ascii="Times New Roman" w:hAnsi="Times New Roman" w:eastAsia="Times New Roman" w:cs="Times New Roman"/>
               <w:szCs w:val="24"/>
             </w:rPr>
             <w:instrText xml:space="preserve"> HYPERLINK \l _Toc27558 </w:instrText>
           </w:r>
           <w:r>
             <w:rPr>
-              <w:rFonts w:ascii="Times New Roman" w:eastAsia="Times New Roman" w:hAnsi="Times New Roman" w:cs="Times New Roman"/>
+              <w:rFonts w:ascii="Times New Roman" w:hAnsi="Times New Roman" w:eastAsia="Times New Roman" w:cs="Times New Roman"/>
               <w:szCs w:val="24"/>
             </w:rPr>
             <w:fldChar w:fldCharType="separate"/>
@@ -1849,7 +1911,7 @@
           </w:r>
           <w:r>
             <w:rPr>
-              <w:rFonts w:ascii="Times New Roman" w:eastAsia="Times New Roman" w:hAnsi="Times New Roman" w:cs="Times New Roman"/>
+              <w:rFonts w:ascii="Times New Roman" w:hAnsi="Times New Roman" w:eastAsia="Times New Roman" w:cs="Times New Roman"/>
               <w:szCs w:val="24"/>
             </w:rPr>
             <w:fldChar w:fldCharType="end"/>
@@ -1857,7 +1919,7 @@
         </w:p>
         <w:p>
           <w:pPr>
-            <w:pStyle w:val="TOC1"/>
+            <w:pStyle w:val="16"/>
             <w:keepNext w:val="0"/>
             <w:keepLines w:val="0"/>
             <w:pageBreakBefore w:val="0"/>
@@ -1878,21 +1940,21 @@
           </w:pPr>
           <w:r>
             <w:rPr>
-              <w:rFonts w:ascii="Times New Roman" w:eastAsia="Times New Roman" w:hAnsi="Times New Roman" w:cs="Times New Roman"/>
+              <w:rFonts w:ascii="Times New Roman" w:hAnsi="Times New Roman" w:eastAsia="Times New Roman" w:cs="Times New Roman"/>
               <w:szCs w:val="24"/>
             </w:rPr>
             <w:fldChar w:fldCharType="begin"/>
           </w:r>
           <w:r>
             <w:rPr>
-              <w:rFonts w:ascii="Times New Roman" w:eastAsia="Times New Roman" w:hAnsi="Times New Roman" w:cs="Times New Roman"/>
+              <w:rFonts w:ascii="Times New Roman" w:hAnsi="Times New Roman" w:eastAsia="Times New Roman" w:cs="Times New Roman"/>
               <w:szCs w:val="24"/>
             </w:rPr>
             <w:instrText xml:space="preserve"> HYPERLINK \l _Toc31759 </w:instrText>
           </w:r>
           <w:r>
             <w:rPr>
-              <w:rFonts w:ascii="Times New Roman" w:eastAsia="Times New Roman" w:hAnsi="Times New Roman" w:cs="Times New Roman"/>
+              <w:rFonts w:ascii="Times New Roman" w:hAnsi="Times New Roman" w:eastAsia="Times New Roman" w:cs="Times New Roman"/>
               <w:szCs w:val="24"/>
             </w:rPr>
             <w:fldChar w:fldCharType="separate"/>
@@ -1920,7 +1982,7 @@
           </w:r>
           <w:r>
             <w:rPr>
-              <w:rFonts w:ascii="Times New Roman" w:eastAsia="Times New Roman" w:hAnsi="Times New Roman" w:cs="Times New Roman"/>
+              <w:rFonts w:ascii="Times New Roman" w:hAnsi="Times New Roman" w:eastAsia="Times New Roman" w:cs="Times New Roman"/>
               <w:szCs w:val="24"/>
             </w:rPr>
             <w:fldChar w:fldCharType="end"/>
@@ -1928,7 +1990,7 @@
         </w:p>
         <w:p>
           <w:pPr>
-            <w:pStyle w:val="TOC1"/>
+            <w:pStyle w:val="16"/>
             <w:keepNext w:val="0"/>
             <w:keepLines w:val="0"/>
             <w:pageBreakBefore w:val="0"/>
@@ -1949,28 +2011,28 @@
           </w:pPr>
           <w:r>
             <w:rPr>
-              <w:rFonts w:ascii="Times New Roman" w:eastAsia="Times New Roman" w:hAnsi="Times New Roman" w:cs="Times New Roman"/>
+              <w:rFonts w:ascii="Times New Roman" w:hAnsi="Times New Roman" w:eastAsia="Times New Roman" w:cs="Times New Roman"/>
               <w:szCs w:val="24"/>
             </w:rPr>
             <w:fldChar w:fldCharType="begin"/>
           </w:r>
           <w:r>
             <w:rPr>
-              <w:rFonts w:ascii="Times New Roman" w:eastAsia="Times New Roman" w:hAnsi="Times New Roman" w:cs="Times New Roman"/>
+              <w:rFonts w:ascii="Times New Roman" w:hAnsi="Times New Roman" w:eastAsia="Times New Roman" w:cs="Times New Roman"/>
               <w:szCs w:val="24"/>
             </w:rPr>
             <w:instrText xml:space="preserve"> HYPERLINK \l _Toc10006 </w:instrText>
           </w:r>
           <w:r>
             <w:rPr>
-              <w:rFonts w:ascii="Times New Roman" w:eastAsia="Times New Roman" w:hAnsi="Times New Roman" w:cs="Times New Roman"/>
+              <w:rFonts w:ascii="Times New Roman" w:hAnsi="Times New Roman" w:eastAsia="Times New Roman" w:cs="Times New Roman"/>
               <w:szCs w:val="24"/>
             </w:rPr>
             <w:fldChar w:fldCharType="separate"/>
           </w:r>
           <w:r>
             <w:rPr>
-              <w:rFonts w:ascii="宋体" w:eastAsia="宋体" w:hAnsi="宋体" w:cs="宋体"/>
+              <w:rFonts w:ascii="宋体" w:hAnsi="宋体" w:eastAsia="宋体" w:cs="宋体"/>
               <w:spacing w:val="-3"/>
               <w:szCs w:val="28"/>
             </w:rPr>
@@ -1996,7 +2058,7 @@
           </w:r>
           <w:r>
             <w:rPr>
-              <w:rFonts w:ascii="Times New Roman" w:eastAsia="Times New Roman" w:hAnsi="Times New Roman" w:cs="Times New Roman"/>
+              <w:rFonts w:ascii="Times New Roman" w:hAnsi="Times New Roman" w:eastAsia="Times New Roman" w:cs="Times New Roman"/>
               <w:szCs w:val="24"/>
             </w:rPr>
             <w:fldChar w:fldCharType="end"/>
@@ -2004,7 +2066,7 @@
         </w:p>
         <w:p>
           <w:pPr>
-            <w:pStyle w:val="TOC1"/>
+            <w:pStyle w:val="16"/>
             <w:keepNext w:val="0"/>
             <w:keepLines w:val="0"/>
             <w:pageBreakBefore w:val="0"/>
@@ -2025,21 +2087,21 @@
           </w:pPr>
           <w:r>
             <w:rPr>
-              <w:rFonts w:ascii="Times New Roman" w:eastAsia="Times New Roman" w:hAnsi="Times New Roman" w:cs="Times New Roman"/>
+              <w:rFonts w:ascii="Times New Roman" w:hAnsi="Times New Roman" w:eastAsia="Times New Roman" w:cs="Times New Roman"/>
               <w:szCs w:val="24"/>
             </w:rPr>
             <w:fldChar w:fldCharType="begin"/>
           </w:r>
           <w:r>
             <w:rPr>
-              <w:rFonts w:ascii="Times New Roman" w:eastAsia="Times New Roman" w:hAnsi="Times New Roman" w:cs="Times New Roman"/>
+              <w:rFonts w:ascii="Times New Roman" w:hAnsi="Times New Roman" w:eastAsia="Times New Roman" w:cs="Times New Roman"/>
               <w:szCs w:val="24"/>
             </w:rPr>
             <w:instrText xml:space="preserve"> HYPERLINK \l _Toc5745 </w:instrText>
           </w:r>
           <w:r>
             <w:rPr>
-              <w:rFonts w:ascii="Times New Roman" w:eastAsia="Times New Roman" w:hAnsi="Times New Roman" w:cs="Times New Roman"/>
+              <w:rFonts w:ascii="Times New Roman" w:hAnsi="Times New Roman" w:eastAsia="Times New Roman" w:cs="Times New Roman"/>
               <w:szCs w:val="24"/>
             </w:rPr>
             <w:fldChar w:fldCharType="separate"/>
@@ -2073,7 +2135,7 @@
           </w:r>
           <w:r>
             <w:rPr>
-              <w:rFonts w:ascii="Times New Roman" w:eastAsia="Times New Roman" w:hAnsi="Times New Roman" w:cs="Times New Roman"/>
+              <w:rFonts w:ascii="Times New Roman" w:hAnsi="Times New Roman" w:eastAsia="Times New Roman" w:cs="Times New Roman"/>
               <w:szCs w:val="24"/>
             </w:rPr>
             <w:fldChar w:fldCharType="end"/>
@@ -2081,7 +2143,7 @@
         </w:p>
         <w:p>
           <w:pPr>
-            <w:pStyle w:val="TOC1"/>
+            <w:pStyle w:val="16"/>
             <w:keepNext w:val="0"/>
             <w:keepLines w:val="0"/>
             <w:pageBreakBefore w:val="0"/>
@@ -2102,21 +2164,21 @@
           </w:pPr>
           <w:r>
             <w:rPr>
-              <w:rFonts w:ascii="Times New Roman" w:eastAsia="Times New Roman" w:hAnsi="Times New Roman" w:cs="Times New Roman"/>
+              <w:rFonts w:ascii="Times New Roman" w:hAnsi="Times New Roman" w:eastAsia="Times New Roman" w:cs="Times New Roman"/>
               <w:szCs w:val="24"/>
             </w:rPr>
             <w:fldChar w:fldCharType="begin"/>
           </w:r>
           <w:r>
             <w:rPr>
-              <w:rFonts w:ascii="Times New Roman" w:eastAsia="Times New Roman" w:hAnsi="Times New Roman" w:cs="Times New Roman"/>
+              <w:rFonts w:ascii="Times New Roman" w:hAnsi="Times New Roman" w:eastAsia="Times New Roman" w:cs="Times New Roman"/>
               <w:szCs w:val="24"/>
             </w:rPr>
             <w:instrText xml:space="preserve"> HYPERLINK \l _Toc10107 </w:instrText>
           </w:r>
           <w:r>
             <w:rPr>
-              <w:rFonts w:ascii="Times New Roman" w:eastAsia="Times New Roman" w:hAnsi="Times New Roman" w:cs="Times New Roman"/>
+              <w:rFonts w:ascii="Times New Roman" w:hAnsi="Times New Roman" w:eastAsia="Times New Roman" w:cs="Times New Roman"/>
               <w:szCs w:val="24"/>
             </w:rPr>
             <w:fldChar w:fldCharType="separate"/>
@@ -2150,7 +2212,7 @@
           </w:r>
           <w:r>
             <w:rPr>
-              <w:rFonts w:ascii="Times New Roman" w:eastAsia="Times New Roman" w:hAnsi="Times New Roman" w:cs="Times New Roman"/>
+              <w:rFonts w:ascii="Times New Roman" w:hAnsi="Times New Roman" w:eastAsia="Times New Roman" w:cs="Times New Roman"/>
               <w:szCs w:val="24"/>
             </w:rPr>
             <w:fldChar w:fldCharType="end"/>
@@ -2158,7 +2220,7 @@
         </w:p>
         <w:p>
           <w:pPr>
-            <w:pStyle w:val="TOC1"/>
+            <w:pStyle w:val="16"/>
             <w:keepNext w:val="0"/>
             <w:keepLines w:val="0"/>
             <w:pageBreakBefore w:val="0"/>
@@ -2179,21 +2241,21 @@
           </w:pPr>
           <w:r>
             <w:rPr>
-              <w:rFonts w:ascii="Times New Roman" w:eastAsia="Times New Roman" w:hAnsi="Times New Roman" w:cs="Times New Roman"/>
+              <w:rFonts w:ascii="Times New Roman" w:hAnsi="Times New Roman" w:eastAsia="Times New Roman" w:cs="Times New Roman"/>
               <w:szCs w:val="24"/>
             </w:rPr>
             <w:fldChar w:fldCharType="begin"/>
           </w:r>
           <w:r>
             <w:rPr>
-              <w:rFonts w:ascii="Times New Roman" w:eastAsia="Times New Roman" w:hAnsi="Times New Roman" w:cs="Times New Roman"/>
+              <w:rFonts w:ascii="Times New Roman" w:hAnsi="Times New Roman" w:eastAsia="Times New Roman" w:cs="Times New Roman"/>
               <w:szCs w:val="24"/>
             </w:rPr>
             <w:instrText xml:space="preserve"> HYPERLINK \l _Toc1466 </w:instrText>
           </w:r>
           <w:r>
             <w:rPr>
-              <w:rFonts w:ascii="Times New Roman" w:eastAsia="Times New Roman" w:hAnsi="Times New Roman" w:cs="Times New Roman"/>
+              <w:rFonts w:ascii="Times New Roman" w:hAnsi="Times New Roman" w:eastAsia="Times New Roman" w:cs="Times New Roman"/>
               <w:szCs w:val="24"/>
             </w:rPr>
             <w:fldChar w:fldCharType="separate"/>
@@ -2227,7 +2289,7 @@
           </w:r>
           <w:r>
             <w:rPr>
-              <w:rFonts w:ascii="Times New Roman" w:eastAsia="Times New Roman" w:hAnsi="Times New Roman" w:cs="Times New Roman"/>
+              <w:rFonts w:ascii="Times New Roman" w:hAnsi="Times New Roman" w:eastAsia="Times New Roman" w:cs="Times New Roman"/>
               <w:szCs w:val="24"/>
             </w:rPr>
             <w:fldChar w:fldCharType="end"/>
@@ -2235,7 +2297,7 @@
         </w:p>
         <w:p>
           <w:pPr>
-            <w:pStyle w:val="TOC1"/>
+            <w:pStyle w:val="16"/>
             <w:keepNext w:val="0"/>
             <w:keepLines w:val="0"/>
             <w:pageBreakBefore w:val="0"/>
@@ -2256,21 +2318,21 @@
           </w:pPr>
           <w:r>
             <w:rPr>
-              <w:rFonts w:ascii="Times New Roman" w:eastAsia="Times New Roman" w:hAnsi="Times New Roman" w:cs="Times New Roman"/>
+              <w:rFonts w:ascii="Times New Roman" w:hAnsi="Times New Roman" w:eastAsia="Times New Roman" w:cs="Times New Roman"/>
               <w:szCs w:val="24"/>
             </w:rPr>
             <w:fldChar w:fldCharType="begin"/>
           </w:r>
           <w:r>
             <w:rPr>
-              <w:rFonts w:ascii="Times New Roman" w:eastAsia="Times New Roman" w:hAnsi="Times New Roman" w:cs="Times New Roman"/>
+              <w:rFonts w:ascii="Times New Roman" w:hAnsi="Times New Roman" w:eastAsia="Times New Roman" w:cs="Times New Roman"/>
               <w:szCs w:val="24"/>
             </w:rPr>
             <w:instrText xml:space="preserve"> HYPERLINK \l _Toc27353 </w:instrText>
           </w:r>
           <w:r>
             <w:rPr>
-              <w:rFonts w:ascii="Times New Roman" w:eastAsia="Times New Roman" w:hAnsi="Times New Roman" w:cs="Times New Roman"/>
+              <w:rFonts w:ascii="Times New Roman" w:hAnsi="Times New Roman" w:eastAsia="Times New Roman" w:cs="Times New Roman"/>
               <w:szCs w:val="24"/>
             </w:rPr>
             <w:fldChar w:fldCharType="separate"/>
@@ -2304,7 +2366,7 @@
           </w:r>
           <w:r>
             <w:rPr>
-              <w:rFonts w:ascii="Times New Roman" w:eastAsia="Times New Roman" w:hAnsi="Times New Roman" w:cs="Times New Roman"/>
+              <w:rFonts w:ascii="Times New Roman" w:hAnsi="Times New Roman" w:eastAsia="Times New Roman" w:cs="Times New Roman"/>
               <w:szCs w:val="24"/>
             </w:rPr>
             <w:fldChar w:fldCharType="end"/>
@@ -2312,7 +2374,7 @@
         </w:p>
         <w:p>
           <w:pPr>
-            <w:pStyle w:val="TOC1"/>
+            <w:pStyle w:val="16"/>
             <w:keepNext w:val="0"/>
             <w:keepLines w:val="0"/>
             <w:pageBreakBefore w:val="0"/>
@@ -2333,21 +2395,21 @@
           </w:pPr>
           <w:r>
             <w:rPr>
-              <w:rFonts w:ascii="Times New Roman" w:eastAsia="Times New Roman" w:hAnsi="Times New Roman" w:cs="Times New Roman"/>
+              <w:rFonts w:ascii="Times New Roman" w:hAnsi="Times New Roman" w:eastAsia="Times New Roman" w:cs="Times New Roman"/>
               <w:szCs w:val="24"/>
             </w:rPr>
             <w:fldChar w:fldCharType="begin"/>
           </w:r>
           <w:r>
             <w:rPr>
-              <w:rFonts w:ascii="Times New Roman" w:eastAsia="Times New Roman" w:hAnsi="Times New Roman" w:cs="Times New Roman"/>
+              <w:rFonts w:ascii="Times New Roman" w:hAnsi="Times New Roman" w:eastAsia="Times New Roman" w:cs="Times New Roman"/>
               <w:szCs w:val="24"/>
             </w:rPr>
             <w:instrText xml:space="preserve"> HYPERLINK \l _Toc24602 </w:instrText>
           </w:r>
           <w:r>
             <w:rPr>
-              <w:rFonts w:ascii="Times New Roman" w:eastAsia="Times New Roman" w:hAnsi="Times New Roman" w:cs="Times New Roman"/>
+              <w:rFonts w:ascii="Times New Roman" w:hAnsi="Times New Roman" w:eastAsia="Times New Roman" w:cs="Times New Roman"/>
               <w:szCs w:val="24"/>
             </w:rPr>
             <w:fldChar w:fldCharType="separate"/>
@@ -2381,7 +2443,7 @@
           </w:r>
           <w:r>
             <w:rPr>
-              <w:rFonts w:ascii="Times New Roman" w:eastAsia="Times New Roman" w:hAnsi="Times New Roman" w:cs="Times New Roman"/>
+              <w:rFonts w:ascii="Times New Roman" w:hAnsi="Times New Roman" w:eastAsia="Times New Roman" w:cs="Times New Roman"/>
               <w:szCs w:val="24"/>
             </w:rPr>
             <w:fldChar w:fldCharType="end"/>
@@ -2389,7 +2451,7 @@
         </w:p>
         <w:p>
           <w:pPr>
-            <w:pStyle w:val="TOC2"/>
+            <w:pStyle w:val="17"/>
             <w:keepNext w:val="0"/>
             <w:keepLines w:val="0"/>
             <w:pageBreakBefore w:val="0"/>
@@ -2410,21 +2472,21 @@
           </w:pPr>
           <w:r>
             <w:rPr>
-              <w:rFonts w:ascii="Times New Roman" w:eastAsia="Times New Roman" w:hAnsi="Times New Roman" w:cs="Times New Roman"/>
+              <w:rFonts w:ascii="Times New Roman" w:hAnsi="Times New Roman" w:eastAsia="Times New Roman" w:cs="Times New Roman"/>
               <w:szCs w:val="24"/>
             </w:rPr>
             <w:fldChar w:fldCharType="begin"/>
           </w:r>
           <w:r>
             <w:rPr>
-              <w:rFonts w:ascii="Times New Roman" w:eastAsia="Times New Roman" w:hAnsi="Times New Roman" w:cs="Times New Roman"/>
+              <w:rFonts w:ascii="Times New Roman" w:hAnsi="Times New Roman" w:eastAsia="Times New Roman" w:cs="Times New Roman"/>
               <w:szCs w:val="24"/>
             </w:rPr>
             <w:instrText xml:space="preserve"> HYPERLINK \l _Toc26092 </w:instrText>
           </w:r>
           <w:r>
             <w:rPr>
-              <w:rFonts w:ascii="Times New Roman" w:eastAsia="Times New Roman" w:hAnsi="Times New Roman" w:cs="Times New Roman"/>
+              <w:rFonts w:ascii="Times New Roman" w:hAnsi="Times New Roman" w:eastAsia="Times New Roman" w:cs="Times New Roman"/>
               <w:szCs w:val="24"/>
             </w:rPr>
             <w:fldChar w:fldCharType="separate"/>
@@ -2458,7 +2520,7 @@
           </w:r>
           <w:r>
             <w:rPr>
-              <w:rFonts w:ascii="Times New Roman" w:eastAsia="Times New Roman" w:hAnsi="Times New Roman" w:cs="Times New Roman"/>
+              <w:rFonts w:ascii="Times New Roman" w:hAnsi="Times New Roman" w:eastAsia="Times New Roman" w:cs="Times New Roman"/>
               <w:szCs w:val="24"/>
             </w:rPr>
             <w:fldChar w:fldCharType="end"/>
@@ -2466,7 +2528,7 @@
         </w:p>
         <w:p>
           <w:pPr>
-            <w:pStyle w:val="TOC2"/>
+            <w:pStyle w:val="17"/>
             <w:keepNext w:val="0"/>
             <w:keepLines w:val="0"/>
             <w:pageBreakBefore w:val="0"/>
@@ -2487,21 +2549,21 @@
           </w:pPr>
           <w:r>
             <w:rPr>
-              <w:rFonts w:ascii="Times New Roman" w:eastAsia="Times New Roman" w:hAnsi="Times New Roman" w:cs="Times New Roman"/>
+              <w:rFonts w:ascii="Times New Roman" w:hAnsi="Times New Roman" w:eastAsia="Times New Roman" w:cs="Times New Roman"/>
               <w:szCs w:val="24"/>
             </w:rPr>
             <w:fldChar w:fldCharType="begin"/>
           </w:r>
           <w:r>
             <w:rPr>
-              <w:rFonts w:ascii="Times New Roman" w:eastAsia="Times New Roman" w:hAnsi="Times New Roman" w:cs="Times New Roman"/>
+              <w:rFonts w:ascii="Times New Roman" w:hAnsi="Times New Roman" w:eastAsia="Times New Roman" w:cs="Times New Roman"/>
               <w:szCs w:val="24"/>
             </w:rPr>
             <w:instrText xml:space="preserve"> HYPERLINK \l _Toc26981 </w:instrText>
           </w:r>
           <w:r>
             <w:rPr>
-              <w:rFonts w:ascii="Times New Roman" w:eastAsia="Times New Roman" w:hAnsi="Times New Roman" w:cs="Times New Roman"/>
+              <w:rFonts w:ascii="Times New Roman" w:hAnsi="Times New Roman" w:eastAsia="Times New Roman" w:cs="Times New Roman"/>
               <w:szCs w:val="24"/>
             </w:rPr>
             <w:fldChar w:fldCharType="separate"/>
@@ -2535,7 +2597,7 @@
           </w:r>
           <w:r>
             <w:rPr>
-              <w:rFonts w:ascii="Times New Roman" w:eastAsia="Times New Roman" w:hAnsi="Times New Roman" w:cs="Times New Roman"/>
+              <w:rFonts w:ascii="Times New Roman" w:hAnsi="Times New Roman" w:eastAsia="Times New Roman" w:cs="Times New Roman"/>
               <w:szCs w:val="24"/>
             </w:rPr>
             <w:fldChar w:fldCharType="end"/>
@@ -2543,7 +2605,7 @@
         </w:p>
         <w:p>
           <w:pPr>
-            <w:pStyle w:val="TOC2"/>
+            <w:pStyle w:val="17"/>
             <w:keepNext w:val="0"/>
             <w:keepLines w:val="0"/>
             <w:pageBreakBefore w:val="0"/>
@@ -2564,21 +2626,21 @@
           </w:pPr>
           <w:r>
             <w:rPr>
-              <w:rFonts w:ascii="Times New Roman" w:eastAsia="Times New Roman" w:hAnsi="Times New Roman" w:cs="Times New Roman"/>
+              <w:rFonts w:ascii="Times New Roman" w:hAnsi="Times New Roman" w:eastAsia="Times New Roman" w:cs="Times New Roman"/>
               <w:szCs w:val="24"/>
             </w:rPr>
             <w:fldChar w:fldCharType="begin"/>
           </w:r>
           <w:r>
             <w:rPr>
-              <w:rFonts w:ascii="Times New Roman" w:eastAsia="Times New Roman" w:hAnsi="Times New Roman" w:cs="Times New Roman"/>
+              <w:rFonts w:ascii="Times New Roman" w:hAnsi="Times New Roman" w:eastAsia="Times New Roman" w:cs="Times New Roman"/>
               <w:szCs w:val="24"/>
             </w:rPr>
             <w:instrText xml:space="preserve"> HYPERLINK \l _Toc3870 </w:instrText>
           </w:r>
           <w:r>
             <w:rPr>
-              <w:rFonts w:ascii="Times New Roman" w:eastAsia="Times New Roman" w:hAnsi="Times New Roman" w:cs="Times New Roman"/>
+              <w:rFonts w:ascii="Times New Roman" w:hAnsi="Times New Roman" w:eastAsia="Times New Roman" w:cs="Times New Roman"/>
               <w:szCs w:val="24"/>
             </w:rPr>
             <w:fldChar w:fldCharType="separate"/>
@@ -2619,7 +2681,7 @@
           </w:r>
           <w:r>
             <w:rPr>
-              <w:rFonts w:ascii="Times New Roman" w:eastAsia="Times New Roman" w:hAnsi="Times New Roman" w:cs="Times New Roman"/>
+              <w:rFonts w:ascii="Times New Roman" w:hAnsi="Times New Roman" w:eastAsia="Times New Roman" w:cs="Times New Roman"/>
               <w:szCs w:val="24"/>
             </w:rPr>
             <w:fldChar w:fldCharType="end"/>
@@ -2627,7 +2689,7 @@
         </w:p>
         <w:p>
           <w:pPr>
-            <w:pStyle w:val="TOC3"/>
+            <w:pStyle w:val="13"/>
             <w:keepNext w:val="0"/>
             <w:keepLines w:val="0"/>
             <w:pageBreakBefore w:val="0"/>
@@ -2648,21 +2710,21 @@
           </w:pPr>
           <w:r>
             <w:rPr>
-              <w:rFonts w:ascii="Times New Roman" w:eastAsia="Times New Roman" w:hAnsi="Times New Roman" w:cs="Times New Roman"/>
+              <w:rFonts w:ascii="Times New Roman" w:hAnsi="Times New Roman" w:eastAsia="Times New Roman" w:cs="Times New Roman"/>
               <w:szCs w:val="24"/>
             </w:rPr>
             <w:fldChar w:fldCharType="begin"/>
           </w:r>
           <w:r>
             <w:rPr>
-              <w:rFonts w:ascii="Times New Roman" w:eastAsia="Times New Roman" w:hAnsi="Times New Roman" w:cs="Times New Roman"/>
+              <w:rFonts w:ascii="Times New Roman" w:hAnsi="Times New Roman" w:eastAsia="Times New Roman" w:cs="Times New Roman"/>
               <w:szCs w:val="24"/>
             </w:rPr>
             <w:instrText xml:space="preserve"> HYPERLINK \l _Toc186 </w:instrText>
           </w:r>
           <w:r>
             <w:rPr>
-              <w:rFonts w:ascii="Times New Roman" w:eastAsia="Times New Roman" w:hAnsi="Times New Roman" w:cs="Times New Roman"/>
+              <w:rFonts w:ascii="Times New Roman" w:hAnsi="Times New Roman" w:eastAsia="Times New Roman" w:cs="Times New Roman"/>
               <w:szCs w:val="24"/>
             </w:rPr>
             <w:fldChar w:fldCharType="separate"/>
@@ -2696,7 +2758,7 @@
           </w:r>
           <w:r>
             <w:rPr>
-              <w:rFonts w:ascii="Times New Roman" w:eastAsia="Times New Roman" w:hAnsi="Times New Roman" w:cs="Times New Roman"/>
+              <w:rFonts w:ascii="Times New Roman" w:hAnsi="Times New Roman" w:eastAsia="Times New Roman" w:cs="Times New Roman"/>
               <w:szCs w:val="24"/>
             </w:rPr>
             <w:fldChar w:fldCharType="end"/>
@@ -2704,7 +2766,7 @@
         </w:p>
         <w:p>
           <w:pPr>
-            <w:pStyle w:val="TOC3"/>
+            <w:pStyle w:val="13"/>
             <w:keepNext w:val="0"/>
             <w:keepLines w:val="0"/>
             <w:pageBreakBefore w:val="0"/>
@@ -2725,21 +2787,21 @@
           </w:pPr>
           <w:r>
             <w:rPr>
-              <w:rFonts w:ascii="Times New Roman" w:eastAsia="Times New Roman" w:hAnsi="Times New Roman" w:cs="Times New Roman"/>
+              <w:rFonts w:ascii="Times New Roman" w:hAnsi="Times New Roman" w:eastAsia="Times New Roman" w:cs="Times New Roman"/>
               <w:szCs w:val="24"/>
             </w:rPr>
             <w:fldChar w:fldCharType="begin"/>
           </w:r>
           <w:r>
             <w:rPr>
-              <w:rFonts w:ascii="Times New Roman" w:eastAsia="Times New Roman" w:hAnsi="Times New Roman" w:cs="Times New Roman"/>
+              <w:rFonts w:ascii="Times New Roman" w:hAnsi="Times New Roman" w:eastAsia="Times New Roman" w:cs="Times New Roman"/>
               <w:szCs w:val="24"/>
             </w:rPr>
             <w:instrText xml:space="preserve"> HYPERLINK \l _Toc27137 </w:instrText>
           </w:r>
           <w:r>
             <w:rPr>
-              <w:rFonts w:ascii="Times New Roman" w:eastAsia="Times New Roman" w:hAnsi="Times New Roman" w:cs="Times New Roman"/>
+              <w:rFonts w:ascii="Times New Roman" w:hAnsi="Times New Roman" w:eastAsia="Times New Roman" w:cs="Times New Roman"/>
               <w:szCs w:val="24"/>
             </w:rPr>
             <w:fldChar w:fldCharType="separate"/>
@@ -2773,7 +2835,7 @@
           </w:r>
           <w:r>
             <w:rPr>
-              <w:rFonts w:ascii="Times New Roman" w:eastAsia="Times New Roman" w:hAnsi="Times New Roman" w:cs="Times New Roman"/>
+              <w:rFonts w:ascii="Times New Roman" w:hAnsi="Times New Roman" w:eastAsia="Times New Roman" w:cs="Times New Roman"/>
               <w:szCs w:val="24"/>
             </w:rPr>
             <w:fldChar w:fldCharType="end"/>
@@ -2781,7 +2843,7 @@
         </w:p>
         <w:p>
           <w:pPr>
-            <w:pStyle w:val="TOC3"/>
+            <w:pStyle w:val="13"/>
             <w:keepNext w:val="0"/>
             <w:keepLines w:val="0"/>
             <w:pageBreakBefore w:val="0"/>
@@ -2802,21 +2864,21 @@
           </w:pPr>
           <w:r>
             <w:rPr>
-              <w:rFonts w:ascii="Times New Roman" w:eastAsia="Times New Roman" w:hAnsi="Times New Roman" w:cs="Times New Roman"/>
+              <w:rFonts w:ascii="Times New Roman" w:hAnsi="Times New Roman" w:eastAsia="Times New Roman" w:cs="Times New Roman"/>
               <w:szCs w:val="24"/>
             </w:rPr>
             <w:fldChar w:fldCharType="begin"/>
           </w:r>
           <w:r>
             <w:rPr>
-              <w:rFonts w:ascii="Times New Roman" w:eastAsia="Times New Roman" w:hAnsi="Times New Roman" w:cs="Times New Roman"/>
+              <w:rFonts w:ascii="Times New Roman" w:hAnsi="Times New Roman" w:eastAsia="Times New Roman" w:cs="Times New Roman"/>
               <w:szCs w:val="24"/>
             </w:rPr>
             <w:instrText xml:space="preserve"> HYPERLINK \l _Toc137 </w:instrText>
           </w:r>
           <w:r>
             <w:rPr>
-              <w:rFonts w:ascii="Times New Roman" w:eastAsia="Times New Roman" w:hAnsi="Times New Roman" w:cs="Times New Roman"/>
+              <w:rFonts w:ascii="Times New Roman" w:hAnsi="Times New Roman" w:eastAsia="Times New Roman" w:cs="Times New Roman"/>
               <w:szCs w:val="24"/>
             </w:rPr>
             <w:fldChar w:fldCharType="separate"/>
@@ -2850,7 +2912,7 @@
           </w:r>
           <w:r>
             <w:rPr>
-              <w:rFonts w:ascii="Times New Roman" w:eastAsia="Times New Roman" w:hAnsi="Times New Roman" w:cs="Times New Roman"/>
+              <w:rFonts w:ascii="Times New Roman" w:hAnsi="Times New Roman" w:eastAsia="Times New Roman" w:cs="Times New Roman"/>
               <w:szCs w:val="24"/>
             </w:rPr>
             <w:fldChar w:fldCharType="end"/>
@@ -2858,7 +2920,7 @@
         </w:p>
         <w:p>
           <w:pPr>
-            <w:pStyle w:val="TOC3"/>
+            <w:pStyle w:val="13"/>
             <w:keepNext w:val="0"/>
             <w:keepLines w:val="0"/>
             <w:pageBreakBefore w:val="0"/>
@@ -2879,21 +2941,21 @@
           </w:pPr>
           <w:r>
             <w:rPr>
-              <w:rFonts w:ascii="Times New Roman" w:eastAsia="Times New Roman" w:hAnsi="Times New Roman" w:cs="Times New Roman"/>
+              <w:rFonts w:ascii="Times New Roman" w:hAnsi="Times New Roman" w:eastAsia="Times New Roman" w:cs="Times New Roman"/>
               <w:szCs w:val="24"/>
             </w:rPr>
             <w:fldChar w:fldCharType="begin"/>
           </w:r>
           <w:r>
             <w:rPr>
-              <w:rFonts w:ascii="Times New Roman" w:eastAsia="Times New Roman" w:hAnsi="Times New Roman" w:cs="Times New Roman"/>
+              <w:rFonts w:ascii="Times New Roman" w:hAnsi="Times New Roman" w:eastAsia="Times New Roman" w:cs="Times New Roman"/>
               <w:szCs w:val="24"/>
             </w:rPr>
             <w:instrText xml:space="preserve"> HYPERLINK \l _Toc24519 </w:instrText>
           </w:r>
           <w:r>
             <w:rPr>
-              <w:rFonts w:ascii="Times New Roman" w:eastAsia="Times New Roman" w:hAnsi="Times New Roman" w:cs="Times New Roman"/>
+              <w:rFonts w:ascii="Times New Roman" w:hAnsi="Times New Roman" w:eastAsia="Times New Roman" w:cs="Times New Roman"/>
               <w:szCs w:val="24"/>
             </w:rPr>
             <w:fldChar w:fldCharType="separate"/>
@@ -2927,7 +2989,7 @@
           </w:r>
           <w:r>
             <w:rPr>
-              <w:rFonts w:ascii="Times New Roman" w:eastAsia="Times New Roman" w:hAnsi="Times New Roman" w:cs="Times New Roman"/>
+              <w:rFonts w:ascii="Times New Roman" w:hAnsi="Times New Roman" w:eastAsia="Times New Roman" w:cs="Times New Roman"/>
               <w:szCs w:val="24"/>
             </w:rPr>
             <w:fldChar w:fldCharType="end"/>
@@ -2935,7 +2997,7 @@
         </w:p>
         <w:p>
           <w:pPr>
-            <w:pStyle w:val="TOC3"/>
+            <w:pStyle w:val="13"/>
             <w:keepNext w:val="0"/>
             <w:keepLines w:val="0"/>
             <w:pageBreakBefore w:val="0"/>
@@ -2956,21 +3018,21 @@
           </w:pPr>
           <w:r>
             <w:rPr>
-              <w:rFonts w:ascii="Times New Roman" w:eastAsia="Times New Roman" w:hAnsi="Times New Roman" w:cs="Times New Roman"/>
+              <w:rFonts w:ascii="Times New Roman" w:hAnsi="Times New Roman" w:eastAsia="Times New Roman" w:cs="Times New Roman"/>
               <w:szCs w:val="24"/>
             </w:rPr>
             <w:fldChar w:fldCharType="begin"/>
           </w:r>
           <w:r>
             <w:rPr>
-              <w:rFonts w:ascii="Times New Roman" w:eastAsia="Times New Roman" w:hAnsi="Times New Roman" w:cs="Times New Roman"/>
+              <w:rFonts w:ascii="Times New Roman" w:hAnsi="Times New Roman" w:eastAsia="Times New Roman" w:cs="Times New Roman"/>
               <w:szCs w:val="24"/>
             </w:rPr>
             <w:instrText xml:space="preserve"> HYPERLINK \l _Toc19385 </w:instrText>
           </w:r>
           <w:r>
             <w:rPr>
-              <w:rFonts w:ascii="Times New Roman" w:eastAsia="Times New Roman" w:hAnsi="Times New Roman" w:cs="Times New Roman"/>
+              <w:rFonts w:ascii="Times New Roman" w:hAnsi="Times New Roman" w:eastAsia="Times New Roman" w:cs="Times New Roman"/>
               <w:szCs w:val="24"/>
             </w:rPr>
             <w:fldChar w:fldCharType="separate"/>
@@ -3004,7 +3066,7 @@
           </w:r>
           <w:r>
             <w:rPr>
-              <w:rFonts w:ascii="Times New Roman" w:eastAsia="Times New Roman" w:hAnsi="Times New Roman" w:cs="Times New Roman"/>
+              <w:rFonts w:ascii="Times New Roman" w:hAnsi="Times New Roman" w:eastAsia="Times New Roman" w:cs="Times New Roman"/>
               <w:szCs w:val="24"/>
             </w:rPr>
             <w:fldChar w:fldCharType="end"/>
@@ -3012,7 +3074,7 @@
         </w:p>
         <w:p>
           <w:pPr>
-            <w:pStyle w:val="TOC3"/>
+            <w:pStyle w:val="13"/>
             <w:keepNext w:val="0"/>
             <w:keepLines w:val="0"/>
             <w:pageBreakBefore w:val="0"/>
@@ -3033,21 +3095,21 @@
           </w:pPr>
           <w:r>
             <w:rPr>
-              <w:rFonts w:ascii="Times New Roman" w:eastAsia="Times New Roman" w:hAnsi="Times New Roman" w:cs="Times New Roman"/>
+              <w:rFonts w:ascii="Times New Roman" w:hAnsi="Times New Roman" w:eastAsia="Times New Roman" w:cs="Times New Roman"/>
               <w:szCs w:val="24"/>
             </w:rPr>
             <w:fldChar w:fldCharType="begin"/>
           </w:r>
           <w:r>
             <w:rPr>
-              <w:rFonts w:ascii="Times New Roman" w:eastAsia="Times New Roman" w:hAnsi="Times New Roman" w:cs="Times New Roman"/>
+              <w:rFonts w:ascii="Times New Roman" w:hAnsi="Times New Roman" w:eastAsia="Times New Roman" w:cs="Times New Roman"/>
               <w:szCs w:val="24"/>
             </w:rPr>
             <w:instrText xml:space="preserve"> HYPERLINK \l _Toc21584 </w:instrText>
           </w:r>
           <w:r>
             <w:rPr>
-              <w:rFonts w:ascii="Times New Roman" w:eastAsia="Times New Roman" w:hAnsi="Times New Roman" w:cs="Times New Roman"/>
+              <w:rFonts w:ascii="Times New Roman" w:hAnsi="Times New Roman" w:eastAsia="Times New Roman" w:cs="Times New Roman"/>
               <w:szCs w:val="24"/>
             </w:rPr>
             <w:fldChar w:fldCharType="separate"/>
@@ -3081,7 +3143,7 @@
           </w:r>
           <w:r>
             <w:rPr>
-              <w:rFonts w:ascii="Times New Roman" w:eastAsia="Times New Roman" w:hAnsi="Times New Roman" w:cs="Times New Roman"/>
+              <w:rFonts w:ascii="Times New Roman" w:hAnsi="Times New Roman" w:eastAsia="Times New Roman" w:cs="Times New Roman"/>
               <w:szCs w:val="24"/>
             </w:rPr>
             <w:fldChar w:fldCharType="end"/>
@@ -3089,7 +3151,7 @@
         </w:p>
         <w:p>
           <w:pPr>
-            <w:pStyle w:val="TOC3"/>
+            <w:pStyle w:val="13"/>
             <w:keepNext w:val="0"/>
             <w:keepLines w:val="0"/>
             <w:pageBreakBefore w:val="0"/>
@@ -3110,21 +3172,21 @@
           </w:pPr>
           <w:r>
             <w:rPr>
-              <w:rFonts w:ascii="Times New Roman" w:eastAsia="Times New Roman" w:hAnsi="Times New Roman" w:cs="Times New Roman"/>
+              <w:rFonts w:ascii="Times New Roman" w:hAnsi="Times New Roman" w:eastAsia="Times New Roman" w:cs="Times New Roman"/>
               <w:szCs w:val="24"/>
             </w:rPr>
             <w:fldChar w:fldCharType="begin"/>
           </w:r>
           <w:r>
             <w:rPr>
-              <w:rFonts w:ascii="Times New Roman" w:eastAsia="Times New Roman" w:hAnsi="Times New Roman" w:cs="Times New Roman"/>
+              <w:rFonts w:ascii="Times New Roman" w:hAnsi="Times New Roman" w:eastAsia="Times New Roman" w:cs="Times New Roman"/>
               <w:szCs w:val="24"/>
             </w:rPr>
             <w:instrText xml:space="preserve"> HYPERLINK \l _Toc22771 </w:instrText>
           </w:r>
           <w:r>
             <w:rPr>
-              <w:rFonts w:ascii="Times New Roman" w:eastAsia="Times New Roman" w:hAnsi="Times New Roman" w:cs="Times New Roman"/>
+              <w:rFonts w:ascii="Times New Roman" w:hAnsi="Times New Roman" w:eastAsia="Times New Roman" w:cs="Times New Roman"/>
               <w:szCs w:val="24"/>
             </w:rPr>
             <w:fldChar w:fldCharType="separate"/>
@@ -3158,7 +3220,7 @@
           </w:r>
           <w:r>
             <w:rPr>
-              <w:rFonts w:ascii="Times New Roman" w:eastAsia="Times New Roman" w:hAnsi="Times New Roman" w:cs="Times New Roman"/>
+              <w:rFonts w:ascii="Times New Roman" w:hAnsi="Times New Roman" w:eastAsia="Times New Roman" w:cs="Times New Roman"/>
               <w:szCs w:val="24"/>
             </w:rPr>
             <w:fldChar w:fldCharType="end"/>
@@ -3166,7 +3228,7 @@
         </w:p>
         <w:p>
           <w:pPr>
-            <w:pStyle w:val="TOC3"/>
+            <w:pStyle w:val="13"/>
             <w:keepNext w:val="0"/>
             <w:keepLines w:val="0"/>
             <w:pageBreakBefore w:val="0"/>
@@ -3187,21 +3249,21 @@
           </w:pPr>
           <w:r>
             <w:rPr>
-              <w:rFonts w:ascii="Times New Roman" w:eastAsia="Times New Roman" w:hAnsi="Times New Roman" w:cs="Times New Roman"/>
+              <w:rFonts w:ascii="Times New Roman" w:hAnsi="Times New Roman" w:eastAsia="Times New Roman" w:cs="Times New Roman"/>
               <w:szCs w:val="24"/>
             </w:rPr>
             <w:fldChar w:fldCharType="begin"/>
           </w:r>
           <w:r>
             <w:rPr>
-              <w:rFonts w:ascii="Times New Roman" w:eastAsia="Times New Roman" w:hAnsi="Times New Roman" w:cs="Times New Roman"/>
+              <w:rFonts w:ascii="Times New Roman" w:hAnsi="Times New Roman" w:eastAsia="Times New Roman" w:cs="Times New Roman"/>
               <w:szCs w:val="24"/>
             </w:rPr>
             <w:instrText xml:space="preserve"> HYPERLINK \l _Toc9409 </w:instrText>
           </w:r>
           <w:r>
             <w:rPr>
-              <w:rFonts w:ascii="Times New Roman" w:eastAsia="Times New Roman" w:hAnsi="Times New Roman" w:cs="Times New Roman"/>
+              <w:rFonts w:ascii="Times New Roman" w:hAnsi="Times New Roman" w:eastAsia="Times New Roman" w:cs="Times New Roman"/>
               <w:szCs w:val="24"/>
             </w:rPr>
             <w:fldChar w:fldCharType="separate"/>
@@ -3235,7 +3297,7 @@
           </w:r>
           <w:r>
             <w:rPr>
-              <w:rFonts w:ascii="Times New Roman" w:eastAsia="Times New Roman" w:hAnsi="Times New Roman" w:cs="Times New Roman"/>
+              <w:rFonts w:ascii="Times New Roman" w:hAnsi="Times New Roman" w:eastAsia="Times New Roman" w:cs="Times New Roman"/>
               <w:szCs w:val="24"/>
             </w:rPr>
             <w:fldChar w:fldCharType="end"/>
@@ -3243,7 +3305,7 @@
         </w:p>
         <w:p>
           <w:pPr>
-            <w:pStyle w:val="TOC1"/>
+            <w:pStyle w:val="16"/>
             <w:keepNext w:val="0"/>
             <w:keepLines w:val="0"/>
             <w:pageBreakBefore w:val="0"/>
@@ -3264,21 +3326,21 @@
           </w:pPr>
           <w:r>
             <w:rPr>
-              <w:rFonts w:ascii="Times New Roman" w:eastAsia="Times New Roman" w:hAnsi="Times New Roman" w:cs="Times New Roman"/>
+              <w:rFonts w:ascii="Times New Roman" w:hAnsi="Times New Roman" w:eastAsia="Times New Roman" w:cs="Times New Roman"/>
               <w:szCs w:val="24"/>
             </w:rPr>
             <w:fldChar w:fldCharType="begin"/>
           </w:r>
           <w:r>
             <w:rPr>
-              <w:rFonts w:ascii="Times New Roman" w:eastAsia="Times New Roman" w:hAnsi="Times New Roman" w:cs="Times New Roman"/>
+              <w:rFonts w:ascii="Times New Roman" w:hAnsi="Times New Roman" w:eastAsia="Times New Roman" w:cs="Times New Roman"/>
               <w:szCs w:val="24"/>
             </w:rPr>
             <w:instrText xml:space="preserve"> HYPERLINK \l _Toc21861 </w:instrText>
           </w:r>
           <w:r>
             <w:rPr>
-              <w:rFonts w:ascii="Times New Roman" w:eastAsia="Times New Roman" w:hAnsi="Times New Roman" w:cs="Times New Roman"/>
+              <w:rFonts w:ascii="Times New Roman" w:hAnsi="Times New Roman" w:eastAsia="Times New Roman" w:cs="Times New Roman"/>
               <w:szCs w:val="24"/>
             </w:rPr>
             <w:fldChar w:fldCharType="separate"/>
@@ -3312,7 +3374,7 @@
           </w:r>
           <w:r>
             <w:rPr>
-              <w:rFonts w:ascii="Times New Roman" w:eastAsia="Times New Roman" w:hAnsi="Times New Roman" w:cs="Times New Roman"/>
+              <w:rFonts w:ascii="Times New Roman" w:hAnsi="Times New Roman" w:eastAsia="Times New Roman" w:cs="Times New Roman"/>
               <w:szCs w:val="24"/>
             </w:rPr>
             <w:fldChar w:fldCharType="end"/>
@@ -3320,7 +3382,7 @@
         </w:p>
         <w:p>
           <w:pPr>
-            <w:pStyle w:val="TOC1"/>
+            <w:pStyle w:val="16"/>
             <w:keepNext w:val="0"/>
             <w:keepLines w:val="0"/>
             <w:pageBreakBefore w:val="0"/>
@@ -3341,21 +3403,21 @@
           </w:pPr>
           <w:r>
             <w:rPr>
-              <w:rFonts w:ascii="Times New Roman" w:eastAsia="Times New Roman" w:hAnsi="Times New Roman" w:cs="Times New Roman"/>
+              <w:rFonts w:ascii="Times New Roman" w:hAnsi="Times New Roman" w:eastAsia="Times New Roman" w:cs="Times New Roman"/>
               <w:szCs w:val="24"/>
             </w:rPr>
             <w:fldChar w:fldCharType="begin"/>
           </w:r>
           <w:r>
             <w:rPr>
-              <w:rFonts w:ascii="Times New Roman" w:eastAsia="Times New Roman" w:hAnsi="Times New Roman" w:cs="Times New Roman"/>
+              <w:rFonts w:ascii="Times New Roman" w:hAnsi="Times New Roman" w:eastAsia="Times New Roman" w:cs="Times New Roman"/>
               <w:szCs w:val="24"/>
             </w:rPr>
             <w:instrText xml:space="preserve"> HYPERLINK \l _Toc25540 </w:instrText>
           </w:r>
           <w:r>
             <w:rPr>
-              <w:rFonts w:ascii="Times New Roman" w:eastAsia="Times New Roman" w:hAnsi="Times New Roman" w:cs="Times New Roman"/>
+              <w:rFonts w:ascii="Times New Roman" w:hAnsi="Times New Roman" w:eastAsia="Times New Roman" w:cs="Times New Roman"/>
               <w:szCs w:val="24"/>
             </w:rPr>
             <w:fldChar w:fldCharType="separate"/>
@@ -3387,7 +3449,7 @@
           </w:r>
           <w:r>
             <w:rPr>
-              <w:rFonts w:ascii="Times New Roman" w:eastAsia="Times New Roman" w:hAnsi="Times New Roman" w:cs="Times New Roman"/>
+              <w:rFonts w:ascii="Times New Roman" w:hAnsi="Times New Roman" w:eastAsia="Times New Roman" w:cs="Times New Roman"/>
               <w:szCs w:val="24"/>
             </w:rPr>
             <w:fldChar w:fldCharType="end"/>
@@ -3395,7 +3457,7 @@
         </w:p>
         <w:p>
           <w:pPr>
-            <w:pStyle w:val="TOC1"/>
+            <w:pStyle w:val="16"/>
             <w:keepNext w:val="0"/>
             <w:keepLines w:val="0"/>
             <w:pageBreakBefore w:val="0"/>
@@ -3416,21 +3478,21 @@
           </w:pPr>
           <w:r>
             <w:rPr>
-              <w:rFonts w:ascii="Times New Roman" w:eastAsia="Times New Roman" w:hAnsi="Times New Roman" w:cs="Times New Roman"/>
+              <w:rFonts w:ascii="Times New Roman" w:hAnsi="Times New Roman" w:eastAsia="Times New Roman" w:cs="Times New Roman"/>
               <w:szCs w:val="24"/>
             </w:rPr>
             <w:fldChar w:fldCharType="begin"/>
           </w:r>
           <w:r>
             <w:rPr>
-              <w:rFonts w:ascii="Times New Roman" w:eastAsia="Times New Roman" w:hAnsi="Times New Roman" w:cs="Times New Roman"/>
+              <w:rFonts w:ascii="Times New Roman" w:hAnsi="Times New Roman" w:eastAsia="Times New Roman" w:cs="Times New Roman"/>
               <w:szCs w:val="24"/>
             </w:rPr>
             <w:instrText xml:space="preserve"> HYPERLINK \l _Toc629 </w:instrText>
           </w:r>
           <w:r>
             <w:rPr>
-              <w:rFonts w:ascii="Times New Roman" w:eastAsia="Times New Roman" w:hAnsi="Times New Roman" w:cs="Times New Roman"/>
+              <w:rFonts w:ascii="Times New Roman" w:hAnsi="Times New Roman" w:eastAsia="Times New Roman" w:cs="Times New Roman"/>
               <w:szCs w:val="24"/>
             </w:rPr>
             <w:fldChar w:fldCharType="separate"/>
@@ -3464,7 +3526,7 @@
           </w:r>
           <w:r>
             <w:rPr>
-              <w:rFonts w:ascii="Times New Roman" w:eastAsia="Times New Roman" w:hAnsi="Times New Roman" w:cs="Times New Roman"/>
+              <w:rFonts w:ascii="Times New Roman" w:hAnsi="Times New Roman" w:eastAsia="Times New Roman" w:cs="Times New Roman"/>
               <w:szCs w:val="24"/>
             </w:rPr>
             <w:fldChar w:fldCharType="end"/>
@@ -3488,7 +3550,7 @@
             <w:spacing w:line="219" w:lineRule="auto"/>
             <w:textAlignment w:val="baseline"/>
             <w:rPr>
-              <w:rFonts w:ascii="Times New Roman" w:eastAsia="Times New Roman" w:hAnsi="Times New Roman" w:cs="Times New Roman"/>
+              <w:rFonts w:ascii="Times New Roman" w:hAnsi="Times New Roman" w:eastAsia="Times New Roman" w:cs="Times New Roman"/>
               <w:snapToGrid w:val="0"/>
               <w:color w:val="000000"/>
               <w:kern w:val="0"/>
@@ -3499,7 +3561,7 @@
           </w:pPr>
           <w:r>
             <w:rPr>
-              <w:rFonts w:ascii="Times New Roman" w:eastAsia="Times New Roman" w:hAnsi="Times New Roman" w:cs="Times New Roman"/>
+              <w:rFonts w:ascii="Times New Roman" w:hAnsi="Times New Roman" w:eastAsia="Times New Roman" w:cs="Times New Roman"/>
               <w:szCs w:val="24"/>
             </w:rPr>
             <w:fldChar w:fldCharType="end"/>
@@ -3525,7 +3587,7 @@
         <w:spacing w:line="219" w:lineRule="auto"/>
         <w:textAlignment w:val="baseline"/>
         <w:rPr>
-          <w:rFonts w:ascii="Times New Roman" w:eastAsia="Times New Roman" w:hAnsi="Times New Roman" w:cs="Times New Roman"/>
+          <w:rFonts w:ascii="Times New Roman" w:hAnsi="Times New Roman" w:eastAsia="Times New Roman" w:cs="Times New Roman"/>
           <w:snapToGrid w:val="0"/>
           <w:color w:val="000000"/>
           <w:kern w:val="0"/>
@@ -3534,16 +3596,16 @@
           <w:lang w:val="en-US" w:eastAsia="en-US" w:bidi="ar-SA"/>
         </w:rPr>
         <w:sectPr>
-          <w:footerReference w:type="default" r:id="rId9"/>
+          <w:footerReference r:id="rId9" w:type="default"/>
           <w:pgSz w:w="11906" w:h="16839"/>
           <w:pgMar w:top="1040" w:right="1710" w:bottom="1234" w:left="1704" w:header="0" w:footer="1070" w:gutter="0"/>
-          <w:cols w:num="1" w:space="720"/>
+          <w:cols w:space="720" w:num="1"/>
         </w:sectPr>
       </w:pPr>
     </w:p>
     <w:p>
       <w:pPr>
-        <w:pStyle w:val="1"/>
+        <w:pStyle w:val="26"/>
         <w:keepNext w:val="0"/>
         <w:keepLines w:val="0"/>
         <w:pageBreakBefore w:val="0"/>
@@ -3567,7 +3629,7 @@
     </w:p>
     <w:p>
       <w:pPr>
-        <w:pStyle w:val="a"/>
+        <w:pStyle w:val="27"/>
         <w:keepNext w:val="0"/>
         <w:keepLines w:val="0"/>
         <w:pageBreakBefore w:val="0"/>
@@ -3589,7 +3651,7 @@
     </w:p>
     <w:p>
       <w:pPr>
-        <w:pStyle w:val="a"/>
+        <w:pStyle w:val="27"/>
         <w:keepNext w:val="0"/>
         <w:keepLines w:val="0"/>
         <w:pageBreakBefore w:val="0"/>
@@ -3629,17 +3691,17 @@
         <w:adjustRightInd w:val="0"/>
         <w:snapToGrid w:val="0"/>
         <w:spacing w:line="360" w:lineRule="auto"/>
-        <w:ind w:left="425" w:right="0" w:hanging="425" w:leftChars="0" w:firstLineChars="0"/>
+        <w:ind w:left="425" w:leftChars="0" w:right="0" w:hanging="425" w:firstLineChars="0"/>
         <w:textAlignment w:val="baseline"/>
         <w:rPr>
-          <w:rFonts w:ascii="宋体" w:eastAsia="宋体" w:hAnsi="宋体" w:cs="宋体"/>
+          <w:rFonts w:ascii="宋体" w:hAnsi="宋体" w:eastAsia="宋体" w:cs="宋体"/>
           <w:sz w:val="24"/>
           <w:szCs w:val="24"/>
         </w:rPr>
       </w:pPr>
       <w:r>
         <w:rPr>
-          <w:rFonts w:ascii="宋体" w:eastAsia="宋体" w:hAnsi="宋体" w:cs="宋体"/>
+          <w:rFonts w:ascii="宋体" w:hAnsi="宋体" w:eastAsia="宋体" w:cs="宋体"/>
           <w:spacing w:val="-4"/>
           <w:sz w:val="24"/>
           <w:szCs w:val="24"/>
@@ -3648,7 +3710,7 @@
       </w:r>
       <w:r>
         <w:rPr>
-          <w:rFonts w:ascii="Calibri" w:eastAsia="Calibri" w:hAnsi="Calibri" w:cs="Calibri"/>
+          <w:rFonts w:ascii="Calibri" w:hAnsi="Calibri" w:eastAsia="Calibri" w:cs="Calibri"/>
           <w:spacing w:val="-4"/>
           <w:sz w:val="24"/>
           <w:szCs w:val="24"/>
@@ -3657,7 +3719,7 @@
       </w:r>
       <w:r>
         <w:rPr>
-          <w:rFonts w:ascii="宋体" w:eastAsia="宋体" w:hAnsi="宋体" w:cs="宋体"/>
+          <w:rFonts w:ascii="宋体" w:hAnsi="宋体" w:eastAsia="宋体" w:cs="宋体"/>
           <w:spacing w:val="-4"/>
           <w:sz w:val="24"/>
           <w:szCs w:val="24"/>
@@ -3685,17 +3747,17 @@
         <w:adjustRightInd w:val="0"/>
         <w:snapToGrid w:val="0"/>
         <w:spacing w:line="360" w:lineRule="auto"/>
-        <w:ind w:left="425" w:right="0" w:hanging="425" w:leftChars="0" w:firstLineChars="0"/>
+        <w:ind w:left="425" w:leftChars="0" w:right="0" w:hanging="425" w:firstLineChars="0"/>
         <w:textAlignment w:val="baseline"/>
         <w:rPr>
-          <w:rFonts w:ascii="宋体" w:eastAsia="宋体" w:hAnsi="宋体" w:cs="宋体"/>
+          <w:rFonts w:ascii="宋体" w:hAnsi="宋体" w:eastAsia="宋体" w:cs="宋体"/>
           <w:sz w:val="24"/>
           <w:szCs w:val="24"/>
         </w:rPr>
       </w:pPr>
       <w:r>
         <w:rPr>
-          <w:rFonts w:ascii="宋体" w:eastAsia="宋体" w:hAnsi="宋体" w:cs="宋体"/>
+          <w:rFonts w:ascii="宋体" w:hAnsi="宋体" w:eastAsia="宋体" w:cs="宋体"/>
           <w:spacing w:val="-4"/>
           <w:sz w:val="24"/>
           <w:szCs w:val="24"/>
@@ -3704,7 +3766,7 @@
       </w:r>
       <w:r>
         <w:rPr>
-          <w:rFonts w:ascii="Calibri" w:eastAsia="Calibri" w:hAnsi="Calibri" w:cs="Calibri"/>
+          <w:rFonts w:ascii="Calibri" w:hAnsi="Calibri" w:eastAsia="Calibri" w:cs="Calibri"/>
           <w:spacing w:val="-4"/>
           <w:sz w:val="24"/>
           <w:szCs w:val="24"/>
@@ -3713,7 +3775,7 @@
       </w:r>
       <w:r>
         <w:rPr>
-          <w:rFonts w:ascii="宋体" w:eastAsia="宋体" w:hAnsi="宋体" w:cs="宋体"/>
+          <w:rFonts w:ascii="宋体" w:hAnsi="宋体" w:eastAsia="宋体" w:cs="宋体"/>
           <w:spacing w:val="-4"/>
           <w:sz w:val="24"/>
           <w:szCs w:val="24"/>
@@ -3722,7 +3784,7 @@
       </w:r>
       <w:r>
         <w:rPr>
-          <w:rFonts w:ascii="宋体" w:eastAsia="宋体" w:hAnsi="宋体" w:cs="宋体"/>
+          <w:rFonts w:ascii="宋体" w:hAnsi="宋体" w:eastAsia="宋体" w:cs="宋体"/>
           <w:spacing w:val="-5"/>
           <w:sz w:val="24"/>
           <w:szCs w:val="24"/>
@@ -3750,17 +3812,17 @@
         <w:adjustRightInd w:val="0"/>
         <w:snapToGrid w:val="0"/>
         <w:spacing w:line="360" w:lineRule="auto"/>
-        <w:ind w:left="425" w:right="0" w:hanging="425" w:leftChars="0" w:firstLineChars="0"/>
+        <w:ind w:left="425" w:leftChars="0" w:right="0" w:hanging="425" w:firstLineChars="0"/>
         <w:textAlignment w:val="baseline"/>
         <w:rPr>
-          <w:rFonts w:ascii="宋体" w:eastAsia="宋体" w:hAnsi="宋体" w:cs="宋体"/>
+          <w:rFonts w:ascii="宋体" w:hAnsi="宋体" w:eastAsia="宋体" w:cs="宋体"/>
           <w:sz w:val="24"/>
           <w:szCs w:val="24"/>
         </w:rPr>
       </w:pPr>
       <w:r>
         <w:rPr>
-          <w:rFonts w:ascii="宋体" w:eastAsia="宋体" w:hAnsi="宋体" w:cs="宋体"/>
+          <w:rFonts w:ascii="宋体" w:hAnsi="宋体" w:eastAsia="宋体" w:cs="宋体"/>
           <w:spacing w:val="-3"/>
           <w:sz w:val="24"/>
           <w:szCs w:val="24"/>
@@ -3788,17 +3850,17 @@
         <w:adjustRightInd w:val="0"/>
         <w:snapToGrid w:val="0"/>
         <w:spacing w:line="360" w:lineRule="auto"/>
-        <w:ind w:left="425" w:right="0" w:hanging="425" w:leftChars="0" w:firstLineChars="0"/>
+        <w:ind w:left="425" w:leftChars="0" w:right="0" w:hanging="425" w:firstLineChars="0"/>
         <w:textAlignment w:val="baseline"/>
         <w:rPr>
-          <w:rFonts w:ascii="宋体" w:eastAsia="宋体" w:hAnsi="宋体" w:cs="宋体"/>
+          <w:rFonts w:ascii="宋体" w:hAnsi="宋体" w:eastAsia="宋体" w:cs="宋体"/>
           <w:sz w:val="24"/>
           <w:szCs w:val="24"/>
         </w:rPr>
       </w:pPr>
       <w:r>
         <w:rPr>
-          <w:rFonts w:ascii="宋体" w:eastAsia="宋体" w:hAnsi="宋体" w:cs="宋体"/>
+          <w:rFonts w:ascii="宋体" w:hAnsi="宋体" w:eastAsia="宋体" w:cs="宋体"/>
           <w:spacing w:val="-3"/>
           <w:sz w:val="24"/>
           <w:szCs w:val="24"/>
@@ -3807,7 +3869,7 @@
       </w:r>
       <w:r>
         <w:rPr>
-          <w:rFonts w:ascii="宋体" w:eastAsia="宋体" w:hAnsi="宋体" w:cs="宋体"/>
+          <w:rFonts w:ascii="宋体" w:hAnsi="宋体" w:eastAsia="宋体" w:cs="宋体"/>
           <w:spacing w:val="-8"/>
           <w:sz w:val="24"/>
           <w:szCs w:val="24"/>
@@ -3835,17 +3897,17 @@
         <w:adjustRightInd w:val="0"/>
         <w:snapToGrid w:val="0"/>
         <w:spacing w:line="360" w:lineRule="auto"/>
-        <w:ind w:left="425" w:right="0" w:hanging="425" w:leftChars="0" w:firstLineChars="0"/>
+        <w:ind w:left="425" w:leftChars="0" w:right="0" w:hanging="425" w:firstLineChars="0"/>
         <w:textAlignment w:val="baseline"/>
         <w:rPr>
-          <w:rFonts w:ascii="宋体" w:eastAsia="宋体" w:hAnsi="宋体" w:cs="宋体"/>
+          <w:rFonts w:ascii="宋体" w:hAnsi="宋体" w:eastAsia="宋体" w:cs="宋体"/>
           <w:sz w:val="24"/>
           <w:szCs w:val="24"/>
         </w:rPr>
       </w:pPr>
       <w:r>
         <w:rPr>
-          <w:rFonts w:ascii="宋体" w:eastAsia="宋体" w:hAnsi="宋体" w:cs="宋体"/>
+          <w:rFonts w:ascii="宋体" w:hAnsi="宋体" w:eastAsia="宋体" w:cs="宋体"/>
           <w:spacing w:val="-3"/>
           <w:sz w:val="24"/>
           <w:szCs w:val="24"/>
@@ -3855,7 +3917,7 @@
     </w:p>
     <w:p>
       <w:pPr>
-        <w:pStyle w:val="1"/>
+        <w:pStyle w:val="26"/>
         <w:keepNext w:val="0"/>
         <w:keepLines w:val="0"/>
         <w:pageBreakBefore w:val="0"/>
@@ -3879,7 +3941,7 @@
     </w:p>
     <w:p>
       <w:pPr>
-        <w:pStyle w:val="a"/>
+        <w:pStyle w:val="27"/>
         <w:keepNext w:val="0"/>
         <w:keepLines w:val="0"/>
         <w:pageBreakBefore w:val="0"/>
@@ -3901,7 +3963,7 @@
     </w:p>
     <w:p>
       <w:pPr>
-        <w:pStyle w:val="a"/>
+        <w:pStyle w:val="27"/>
         <w:keepNext w:val="0"/>
         <w:keepLines w:val="0"/>
         <w:pageBreakBefore w:val="0"/>
@@ -3915,7 +3977,7 @@
         <w:bidi w:val="0"/>
         <w:adjustRightInd w:val="0"/>
         <w:snapToGrid w:val="0"/>
-        <w:ind w:left="0" w:firstLine="0" w:leftChars="0" w:firstLineChars="0"/>
+        <w:ind w:left="0" w:leftChars="0" w:firstLine="0" w:firstLineChars="0"/>
         <w:textAlignment w:val="baseline"/>
       </w:pPr>
       <w:r>
@@ -3924,7 +3986,7 @@
     </w:p>
     <w:p>
       <w:pPr>
-        <w:pStyle w:val="a3"/>
+        <w:pStyle w:val="39"/>
         <w:keepNext w:val="0"/>
         <w:keepLines w:val="0"/>
         <w:pageBreakBefore w:val="0"/>
@@ -3950,7 +4012,7 @@
     </w:p>
     <w:p>
       <w:pPr>
-        <w:pStyle w:val="a3"/>
+        <w:pStyle w:val="39"/>
         <w:keepNext w:val="0"/>
         <w:keepLines w:val="0"/>
         <w:pageBreakBefore w:val="0"/>
@@ -3976,7 +4038,7 @@
     </w:p>
     <w:p>
       <w:pPr>
-        <w:pStyle w:val="a3"/>
+        <w:pStyle w:val="39"/>
         <w:keepNext w:val="0"/>
         <w:keepLines w:val="0"/>
         <w:pageBreakBefore w:val="0"/>
@@ -4002,7 +4064,7 @@
     </w:p>
     <w:p>
       <w:pPr>
-        <w:pStyle w:val="a3"/>
+        <w:pStyle w:val="39"/>
         <w:keepNext w:val="0"/>
         <w:keepLines w:val="0"/>
         <w:pageBreakBefore w:val="0"/>
@@ -4028,7 +4090,7 @@
     </w:p>
     <w:p>
       <w:pPr>
-        <w:pStyle w:val="a3"/>
+        <w:pStyle w:val="39"/>
         <w:keepNext w:val="0"/>
         <w:keepLines w:val="0"/>
         <w:pageBreakBefore w:val="0"/>
@@ -4061,7 +4123,7 @@
     </w:p>
     <w:p>
       <w:pPr>
-        <w:pStyle w:val="1"/>
+        <w:pStyle w:val="26"/>
         <w:keepNext w:val="0"/>
         <w:keepLines w:val="0"/>
         <w:pageBreakBefore w:val="0"/>
@@ -4108,16 +4170,16 @@
     </w:p>
     <w:tbl>
       <w:tblPr>
-        <w:tblStyle w:val="TableNormal0"/>
+        <w:tblStyle w:val="24"/>
         <w:tblW w:w="8559" w:type="dxa"/>
         <w:jc w:val="center"/>
         <w:tblBorders>
-          <w:top w:val="single" w:sz="4" w:space="0" w:color="000000"/>
-          <w:left w:val="single" w:sz="4" w:space="0" w:color="000000"/>
-          <w:bottom w:val="single" w:sz="4" w:space="0" w:color="000000"/>
-          <w:right w:val="single" w:sz="4" w:space="0" w:color="000000"/>
-          <w:insideH w:val="single" w:sz="4" w:space="0" w:color="000000"/>
-          <w:insideV w:val="single" w:sz="4" w:space="0" w:color="000000"/>
+          <w:top w:val="single" w:color="000000" w:sz="4" w:space="0"/>
+          <w:left w:val="single" w:color="000000" w:sz="4" w:space="0"/>
+          <w:bottom w:val="single" w:color="000000" w:sz="4" w:space="0"/>
+          <w:right w:val="single" w:color="000000" w:sz="4" w:space="0"/>
+          <w:insideH w:val="single" w:color="000000" w:sz="4" w:space="0"/>
+          <w:insideV w:val="single" w:color="000000" w:sz="4" w:space="0"/>
         </w:tblBorders>
         <w:tblLayout w:type="fixed"/>
         <w:tblCellMar>
@@ -4138,17 +4200,14 @@
       </w:tblGrid>
       <w:tr>
         <w:tblPrEx>
-          <w:tblW w:w="8559" w:type="dxa"/>
-          <w:jc w:val="center"/>
           <w:tblBorders>
-            <w:top w:val="single" w:sz="4" w:space="0" w:color="000000"/>
-            <w:left w:val="single" w:sz="4" w:space="0" w:color="000000"/>
-            <w:bottom w:val="single" w:sz="4" w:space="0" w:color="000000"/>
-            <w:right w:val="single" w:sz="4" w:space="0" w:color="000000"/>
-            <w:insideH w:val="single" w:sz="4" w:space="0" w:color="000000"/>
-            <w:insideV w:val="single" w:sz="4" w:space="0" w:color="000000"/>
+            <w:top w:val="single" w:color="000000" w:sz="4" w:space="0"/>
+            <w:left w:val="single" w:color="000000" w:sz="4" w:space="0"/>
+            <w:bottom w:val="single" w:color="000000" w:sz="4" w:space="0"/>
+            <w:right w:val="single" w:color="000000" w:sz="4" w:space="0"/>
+            <w:insideH w:val="single" w:color="000000" w:sz="4" w:space="0"/>
+            <w:insideV w:val="single" w:color="000000" w:sz="4" w:space="0"/>
           </w:tblBorders>
-          <w:tblLayout w:type="fixed"/>
           <w:tblCellMar>
             <w:top w:w="0" w:type="dxa"/>
             <w:left w:w="0" w:type="dxa"/>
@@ -4159,7 +4218,7 @@
         <w:trPr>
           <w:gridAfter w:val="1"/>
           <w:wAfter w:w="38" w:type="dxa"/>
-          <w:trHeight w:val="569"/>
+          <w:trHeight w:val="569" w:hRule="atLeast"/>
           <w:jc w:val="center"/>
         </w:trPr>
         <w:tc>
@@ -4187,14 +4246,14 @@
               <w:ind w:left="581"/>
               <w:textAlignment w:val="baseline"/>
               <w:rPr>
-                <w:rFonts w:ascii="宋体" w:eastAsia="宋体" w:hAnsi="宋体" w:cs="宋体"/>
+                <w:rFonts w:ascii="宋体" w:hAnsi="宋体" w:eastAsia="宋体" w:cs="宋体"/>
                 <w:sz w:val="21"/>
                 <w:szCs w:val="21"/>
               </w:rPr>
             </w:pPr>
             <w:r>
               <w:rPr>
-                <w:rFonts w:ascii="宋体" w:eastAsia="宋体" w:hAnsi="宋体" w:cs="宋体"/>
+                <w:rFonts w:ascii="宋体" w:hAnsi="宋体" w:eastAsia="宋体" w:cs="宋体"/>
                 <w:b/>
                 <w:bCs/>
                 <w:spacing w:val="-8"/>
@@ -4205,7 +4264,7 @@
             </w:r>
             <w:r>
               <w:rPr>
-                <w:rFonts w:ascii="宋体" w:eastAsia="宋体" w:hAnsi="宋体" w:cs="宋体"/>
+                <w:rFonts w:ascii="宋体" w:hAnsi="宋体" w:eastAsia="宋体" w:cs="宋体"/>
                 <w:spacing w:val="8"/>
                 <w:sz w:val="21"/>
                 <w:szCs w:val="21"/>
@@ -4214,7 +4273,7 @@
             </w:r>
             <w:r>
               <w:rPr>
-                <w:rFonts w:ascii="宋体" w:eastAsia="宋体" w:hAnsi="宋体" w:cs="宋体"/>
+                <w:rFonts w:ascii="宋体" w:hAnsi="宋体" w:eastAsia="宋体" w:cs="宋体"/>
                 <w:b/>
                 <w:bCs/>
                 <w:spacing w:val="-8"/>
@@ -4250,14 +4309,14 @@
               <w:ind w:left="995"/>
               <w:textAlignment w:val="baseline"/>
               <w:rPr>
-                <w:rFonts w:ascii="宋体" w:eastAsia="宋体" w:hAnsi="宋体" w:cs="宋体"/>
+                <w:rFonts w:ascii="宋体" w:hAnsi="宋体" w:eastAsia="宋体" w:cs="宋体"/>
                 <w:sz w:val="21"/>
                 <w:szCs w:val="21"/>
               </w:rPr>
             </w:pPr>
             <w:r>
               <w:rPr>
-                <w:rFonts w:ascii="宋体" w:eastAsia="宋体" w:hAnsi="宋体" w:cs="宋体"/>
+                <w:rFonts w:ascii="宋体" w:hAnsi="宋体" w:eastAsia="宋体" w:cs="宋体"/>
                 <w:b/>
                 <w:bCs/>
                 <w:spacing w:val="-5"/>
@@ -4293,14 +4352,14 @@
               <w:ind w:left="1858"/>
               <w:textAlignment w:val="baseline"/>
               <w:rPr>
-                <w:rFonts w:ascii="宋体" w:eastAsia="宋体" w:hAnsi="宋体" w:cs="宋体"/>
+                <w:rFonts w:ascii="宋体" w:hAnsi="宋体" w:eastAsia="宋体" w:cs="宋体"/>
                 <w:sz w:val="21"/>
                 <w:szCs w:val="21"/>
               </w:rPr>
             </w:pPr>
             <w:r>
               <w:rPr>
-                <w:rFonts w:ascii="宋体" w:eastAsia="宋体" w:hAnsi="宋体" w:cs="宋体"/>
+                <w:rFonts w:ascii="宋体" w:hAnsi="宋体" w:eastAsia="宋体" w:cs="宋体"/>
                 <w:b/>
                 <w:bCs/>
                 <w:spacing w:val="-9"/>
@@ -4311,7 +4370,7 @@
             </w:r>
             <w:r>
               <w:rPr>
-                <w:rFonts w:ascii="宋体" w:eastAsia="宋体" w:hAnsi="宋体" w:cs="宋体"/>
+                <w:rFonts w:ascii="宋体" w:hAnsi="宋体" w:eastAsia="宋体" w:cs="宋体"/>
                 <w:spacing w:val="10"/>
                 <w:sz w:val="21"/>
                 <w:szCs w:val="21"/>
@@ -4320,7 +4379,7 @@
             </w:r>
             <w:r>
               <w:rPr>
-                <w:rFonts w:ascii="宋体" w:eastAsia="宋体" w:hAnsi="宋体" w:cs="宋体"/>
+                <w:rFonts w:ascii="宋体" w:hAnsi="宋体" w:eastAsia="宋体" w:cs="宋体"/>
                 <w:b/>
                 <w:bCs/>
                 <w:spacing w:val="-9"/>
@@ -4334,9 +4393,14 @@
       </w:tr>
       <w:tr>
         <w:tblPrEx>
-          <w:tblW w:w="8559" w:type="dxa"/>
-          <w:jc w:val="center"/>
-          <w:tblLayout w:type="fixed"/>
+          <w:tblBorders>
+            <w:top w:val="single" w:color="000000" w:sz="4" w:space="0"/>
+            <w:left w:val="single" w:color="000000" w:sz="4" w:space="0"/>
+            <w:bottom w:val="single" w:color="000000" w:sz="4" w:space="0"/>
+            <w:right w:val="single" w:color="000000" w:sz="4" w:space="0"/>
+            <w:insideH w:val="single" w:color="000000" w:sz="4" w:space="0"/>
+            <w:insideV w:val="single" w:color="000000" w:sz="4" w:space="0"/>
+          </w:tblBorders>
           <w:tblCellMar>
             <w:top w:w="0" w:type="dxa"/>
             <w:left w:w="0" w:type="dxa"/>
@@ -4347,7 +4411,7 @@
         <w:trPr>
           <w:gridAfter w:val="1"/>
           <w:wAfter w:w="38" w:type="dxa"/>
-          <w:trHeight w:val="1797"/>
+          <w:trHeight w:val="1797" w:hRule="atLeast"/>
           <w:jc w:val="center"/>
         </w:trPr>
         <w:tc>
@@ -4375,14 +4439,14 @@
               <w:ind w:left="527"/>
               <w:textAlignment w:val="baseline"/>
               <w:rPr>
-                <w:rFonts w:ascii="宋体" w:eastAsia="宋体" w:hAnsi="宋体" w:cs="宋体"/>
+                <w:rFonts w:ascii="宋体" w:hAnsi="宋体" w:eastAsia="宋体" w:cs="宋体"/>
                 <w:sz w:val="21"/>
                 <w:szCs w:val="21"/>
               </w:rPr>
             </w:pPr>
             <w:r>
               <w:rPr>
-                <w:rFonts w:ascii="宋体" w:eastAsia="宋体" w:hAnsi="宋体" w:cs="宋体"/>
+                <w:rFonts w:ascii="宋体" w:hAnsi="宋体" w:eastAsia="宋体" w:cs="宋体"/>
                 <w:spacing w:val="-2"/>
                 <w:sz w:val="21"/>
                 <w:szCs w:val="21"/>
@@ -4416,14 +4480,14 @@
               <w:ind w:left="1124"/>
               <w:textAlignment w:val="baseline"/>
               <w:rPr>
-                <w:rFonts w:ascii="Times New Roman" w:eastAsia="Times New Roman" w:hAnsi="Times New Roman" w:cs="Times New Roman"/>
+                <w:rFonts w:ascii="Times New Roman" w:hAnsi="Times New Roman" w:eastAsia="Times New Roman" w:cs="Times New Roman"/>
                 <w:sz w:val="21"/>
                 <w:szCs w:val="21"/>
               </w:rPr>
             </w:pPr>
             <w:r>
               <w:rPr>
-                <w:rFonts w:ascii="Times New Roman" w:eastAsia="Times New Roman" w:hAnsi="Times New Roman" w:cs="Times New Roman"/>
+                <w:rFonts w:ascii="Times New Roman" w:hAnsi="Times New Roman" w:eastAsia="Times New Roman" w:cs="Times New Roman"/>
                 <w:spacing w:val="-2"/>
                 <w:sz w:val="21"/>
                 <w:szCs w:val="21"/>
@@ -4450,14 +4514,14 @@
               <w:ind w:left="543"/>
               <w:textAlignment w:val="baseline"/>
               <w:rPr>
-                <w:rFonts w:ascii="Times New Roman" w:eastAsia="Times New Roman" w:hAnsi="Times New Roman" w:cs="Times New Roman"/>
+                <w:rFonts w:ascii="Times New Roman" w:hAnsi="Times New Roman" w:eastAsia="Times New Roman" w:cs="Times New Roman"/>
                 <w:sz w:val="21"/>
                 <w:szCs w:val="21"/>
               </w:rPr>
             </w:pPr>
             <w:r>
               <w:rPr>
-                <w:rFonts w:ascii="Times New Roman" w:eastAsia="Times New Roman" w:hAnsi="Times New Roman" w:cs="Times New Roman"/>
+                <w:rFonts w:ascii="Times New Roman" w:hAnsi="Times New Roman" w:eastAsia="Times New Roman" w:cs="Times New Roman"/>
                 <w:spacing w:val="-2"/>
                 <w:sz w:val="21"/>
                 <w:szCs w:val="21"/>
@@ -4466,7 +4530,7 @@
             </w:r>
             <w:r>
               <w:rPr>
-                <w:rFonts w:ascii="Times New Roman" w:eastAsia="Times New Roman" w:hAnsi="Times New Roman" w:cs="Times New Roman"/>
+                <w:rFonts w:ascii="Times New Roman" w:hAnsi="Times New Roman" w:eastAsia="Times New Roman" w:cs="Times New Roman"/>
                 <w:spacing w:val="23"/>
                 <w:sz w:val="21"/>
                 <w:szCs w:val="21"/>
@@ -4475,7 +4539,7 @@
             </w:r>
             <w:r>
               <w:rPr>
-                <w:rFonts w:ascii="Times New Roman" w:eastAsia="Times New Roman" w:hAnsi="Times New Roman" w:cs="Times New Roman"/>
+                <w:rFonts w:ascii="Times New Roman" w:hAnsi="Times New Roman" w:eastAsia="Times New Roman" w:cs="Times New Roman"/>
                 <w:spacing w:val="-2"/>
                 <w:sz w:val="21"/>
                 <w:szCs w:val="21"/>
@@ -4502,14 +4566,14 @@
               <w:ind w:left="956"/>
               <w:textAlignment w:val="baseline"/>
               <w:rPr>
-                <w:rFonts w:ascii="Times New Roman" w:eastAsia="Times New Roman" w:hAnsi="Times New Roman" w:cs="Times New Roman"/>
+                <w:rFonts w:ascii="Times New Roman" w:hAnsi="Times New Roman" w:eastAsia="Times New Roman" w:cs="Times New Roman"/>
                 <w:sz w:val="21"/>
                 <w:szCs w:val="21"/>
               </w:rPr>
             </w:pPr>
             <w:r>
               <w:rPr>
-                <w:rFonts w:ascii="Times New Roman" w:eastAsia="Times New Roman" w:hAnsi="Times New Roman" w:cs="Times New Roman"/>
+                <w:rFonts w:ascii="Times New Roman" w:hAnsi="Times New Roman" w:eastAsia="Times New Roman" w:cs="Times New Roman"/>
                 <w:spacing w:val="-1"/>
                 <w:sz w:val="21"/>
                 <w:szCs w:val="21"/>
@@ -4543,14 +4607,14 @@
               <w:jc w:val="both"/>
               <w:textAlignment w:val="baseline"/>
               <w:rPr>
-                <w:rFonts w:ascii="宋体" w:eastAsia="宋体" w:hAnsi="宋体" w:cs="宋体"/>
+                <w:rFonts w:ascii="宋体" w:hAnsi="宋体" w:eastAsia="宋体" w:cs="宋体"/>
                 <w:sz w:val="21"/>
                 <w:szCs w:val="21"/>
               </w:rPr>
             </w:pPr>
             <w:r>
               <w:rPr>
-                <w:rFonts w:ascii="宋体" w:eastAsia="宋体" w:hAnsi="宋体" w:cs="宋体"/>
+                <w:rFonts w:ascii="宋体" w:hAnsi="宋体" w:eastAsia="宋体" w:cs="宋体"/>
                 <w:spacing w:val="-1"/>
                 <w:sz w:val="21"/>
                 <w:szCs w:val="21"/>
@@ -4559,7 +4623,7 @@
             </w:r>
             <w:r>
               <w:rPr>
-                <w:rFonts w:ascii="宋体" w:eastAsia="宋体" w:hAnsi="宋体" w:cs="宋体"/>
+                <w:rFonts w:ascii="宋体" w:hAnsi="宋体" w:eastAsia="宋体" w:cs="宋体"/>
                 <w:spacing w:val="-3"/>
                 <w:sz w:val="21"/>
                 <w:szCs w:val="21"/>
@@ -4571,9 +4635,14 @@
       </w:tr>
       <w:tr>
         <w:tblPrEx>
-          <w:tblW w:w="8559" w:type="dxa"/>
-          <w:jc w:val="center"/>
-          <w:tblLayout w:type="fixed"/>
+          <w:tblBorders>
+            <w:top w:val="single" w:color="000000" w:sz="4" w:space="0"/>
+            <w:left w:val="single" w:color="000000" w:sz="4" w:space="0"/>
+            <w:bottom w:val="single" w:color="000000" w:sz="4" w:space="0"/>
+            <w:right w:val="single" w:color="000000" w:sz="4" w:space="0"/>
+            <w:insideH w:val="single" w:color="000000" w:sz="4" w:space="0"/>
+            <w:insideV w:val="single" w:color="000000" w:sz="4" w:space="0"/>
+          </w:tblBorders>
           <w:tblCellMar>
             <w:top w:w="0" w:type="dxa"/>
             <w:left w:w="0" w:type="dxa"/>
@@ -4584,7 +4653,7 @@
         <w:trPr>
           <w:gridBefore w:val="1"/>
           <w:wBefore w:w="38" w:type="dxa"/>
-          <w:trHeight w:val="1801"/>
+          <w:trHeight w:val="1801" w:hRule="atLeast"/>
           <w:jc w:val="center"/>
         </w:trPr>
         <w:tc>
@@ -4612,14 +4681,14 @@
               <w:ind w:left="425"/>
               <w:textAlignment w:val="baseline"/>
               <w:rPr>
-                <w:rFonts w:ascii="宋体" w:eastAsia="宋体" w:hAnsi="宋体" w:cs="宋体"/>
+                <w:rFonts w:ascii="宋体" w:hAnsi="宋体" w:eastAsia="宋体" w:cs="宋体"/>
                 <w:sz w:val="21"/>
                 <w:szCs w:val="21"/>
               </w:rPr>
             </w:pPr>
             <w:r>
               <w:rPr>
-                <w:rFonts w:ascii="宋体" w:eastAsia="宋体" w:hAnsi="宋体" w:cs="宋体"/>
+                <w:rFonts w:ascii="宋体" w:hAnsi="宋体" w:eastAsia="宋体" w:cs="宋体"/>
                 <w:spacing w:val="-3"/>
                 <w:sz w:val="21"/>
                 <w:szCs w:val="21"/>
@@ -4653,14 +4722,14 @@
               <w:ind w:left="1142"/>
               <w:textAlignment w:val="baseline"/>
               <w:rPr>
-                <w:rFonts w:ascii="Times New Roman" w:eastAsia="Times New Roman" w:hAnsi="Times New Roman" w:cs="Times New Roman"/>
+                <w:rFonts w:ascii="Times New Roman" w:hAnsi="Times New Roman" w:eastAsia="Times New Roman" w:cs="Times New Roman"/>
                 <w:sz w:val="21"/>
                 <w:szCs w:val="21"/>
               </w:rPr>
             </w:pPr>
             <w:r>
               <w:rPr>
-                <w:rFonts w:ascii="Times New Roman" w:eastAsia="Times New Roman" w:hAnsi="Times New Roman" w:cs="Times New Roman"/>
+                <w:rFonts w:ascii="Times New Roman" w:hAnsi="Times New Roman" w:eastAsia="Times New Roman" w:cs="Times New Roman"/>
                 <w:spacing w:val="-1"/>
                 <w:sz w:val="21"/>
                 <w:szCs w:val="21"/>
@@ -4687,14 +4756,14 @@
               <w:ind w:left="339"/>
               <w:textAlignment w:val="baseline"/>
               <w:rPr>
-                <w:rFonts w:ascii="Times New Roman" w:eastAsia="Times New Roman" w:hAnsi="Times New Roman" w:cs="Times New Roman"/>
+                <w:rFonts w:ascii="Times New Roman" w:hAnsi="Times New Roman" w:eastAsia="Times New Roman" w:cs="Times New Roman"/>
                 <w:sz w:val="21"/>
                 <w:szCs w:val="21"/>
               </w:rPr>
             </w:pPr>
             <w:r>
               <w:rPr>
-                <w:rFonts w:ascii="Times New Roman" w:eastAsia="Times New Roman" w:hAnsi="Times New Roman" w:cs="Times New Roman"/>
+                <w:rFonts w:ascii="Times New Roman" w:hAnsi="Times New Roman" w:eastAsia="Times New Roman" w:cs="Times New Roman"/>
                 <w:spacing w:val="-1"/>
                 <w:sz w:val="21"/>
                 <w:szCs w:val="21"/>
@@ -4728,14 +4797,14 @@
               <w:jc w:val="both"/>
               <w:textAlignment w:val="baseline"/>
               <w:rPr>
-                <w:rFonts w:ascii="宋体" w:eastAsia="宋体" w:hAnsi="宋体" w:cs="宋体"/>
+                <w:rFonts w:ascii="宋体" w:hAnsi="宋体" w:eastAsia="宋体" w:cs="宋体"/>
                 <w:sz w:val="21"/>
                 <w:szCs w:val="21"/>
               </w:rPr>
             </w:pPr>
             <w:r>
               <w:rPr>
-                <w:rFonts w:ascii="宋体" w:eastAsia="宋体" w:hAnsi="宋体" w:cs="宋体"/>
+                <w:rFonts w:ascii="宋体" w:hAnsi="宋体" w:eastAsia="宋体" w:cs="宋体"/>
                 <w:spacing w:val="-1"/>
                 <w:sz w:val="21"/>
                 <w:szCs w:val="21"/>
@@ -4744,7 +4813,7 @@
             </w:r>
             <w:r>
               <w:rPr>
-                <w:rFonts w:ascii="宋体" w:eastAsia="宋体" w:hAnsi="宋体" w:cs="宋体"/>
+                <w:rFonts w:ascii="宋体" w:hAnsi="宋体" w:eastAsia="宋体" w:cs="宋体"/>
                 <w:spacing w:val="-4"/>
                 <w:sz w:val="21"/>
                 <w:szCs w:val="21"/>
@@ -4756,9 +4825,14 @@
       </w:tr>
       <w:tr>
         <w:tblPrEx>
-          <w:tblW w:w="8559" w:type="dxa"/>
-          <w:jc w:val="center"/>
-          <w:tblLayout w:type="fixed"/>
+          <w:tblBorders>
+            <w:top w:val="single" w:color="000000" w:sz="4" w:space="0"/>
+            <w:left w:val="single" w:color="000000" w:sz="4" w:space="0"/>
+            <w:bottom w:val="single" w:color="000000" w:sz="4" w:space="0"/>
+            <w:right w:val="single" w:color="000000" w:sz="4" w:space="0"/>
+            <w:insideH w:val="single" w:color="000000" w:sz="4" w:space="0"/>
+            <w:insideV w:val="single" w:color="000000" w:sz="4" w:space="0"/>
+          </w:tblBorders>
           <w:tblCellMar>
             <w:top w:w="0" w:type="dxa"/>
             <w:left w:w="0" w:type="dxa"/>
@@ -4769,7 +4843,7 @@
         <w:trPr>
           <w:gridBefore w:val="1"/>
           <w:wBefore w:w="38" w:type="dxa"/>
-          <w:trHeight w:val="1437"/>
+          <w:trHeight w:val="1437" w:hRule="atLeast"/>
           <w:jc w:val="center"/>
         </w:trPr>
         <w:tc>
@@ -4797,14 +4871,14 @@
               <w:ind w:left="425"/>
               <w:textAlignment w:val="baseline"/>
               <w:rPr>
-                <w:rFonts w:ascii="宋体" w:eastAsia="宋体" w:hAnsi="宋体" w:cs="宋体"/>
+                <w:rFonts w:ascii="宋体" w:hAnsi="宋体" w:eastAsia="宋体" w:cs="宋体"/>
                 <w:sz w:val="21"/>
                 <w:szCs w:val="21"/>
               </w:rPr>
             </w:pPr>
             <w:r>
               <w:rPr>
-                <w:rFonts w:ascii="宋体" w:eastAsia="宋体" w:hAnsi="宋体" w:cs="宋体"/>
+                <w:rFonts w:ascii="宋体" w:hAnsi="宋体" w:eastAsia="宋体" w:cs="宋体"/>
                 <w:spacing w:val="-3"/>
                 <w:sz w:val="21"/>
                 <w:szCs w:val="21"/>
@@ -4838,14 +4912,14 @@
               <w:ind w:left="1226"/>
               <w:textAlignment w:val="baseline"/>
               <w:rPr>
-                <w:rFonts w:ascii="Calibri" w:eastAsia="Calibri" w:hAnsi="Calibri" w:cs="Calibri"/>
+                <w:rFonts w:ascii="Calibri" w:hAnsi="Calibri" w:eastAsia="Calibri" w:cs="Calibri"/>
                 <w:sz w:val="24"/>
                 <w:szCs w:val="24"/>
               </w:rPr>
             </w:pPr>
             <w:r>
               <w:rPr>
-                <w:rFonts w:ascii="Calibri" w:eastAsia="Calibri" w:hAnsi="Calibri" w:cs="Calibri"/>
+                <w:rFonts w:ascii="Calibri" w:hAnsi="Calibri" w:eastAsia="Calibri" w:cs="Calibri"/>
                 <w:spacing w:val="-4"/>
                 <w:sz w:val="24"/>
                 <w:szCs w:val="24"/>
@@ -4872,14 +4946,14 @@
               <w:ind w:left="615"/>
               <w:textAlignment w:val="baseline"/>
               <w:rPr>
-                <w:rFonts w:ascii="Calibri" w:eastAsia="Calibri" w:hAnsi="Calibri" w:cs="Calibri"/>
+                <w:rFonts w:ascii="Calibri" w:hAnsi="Calibri" w:eastAsia="Calibri" w:cs="Calibri"/>
                 <w:sz w:val="24"/>
                 <w:szCs w:val="24"/>
               </w:rPr>
             </w:pPr>
             <w:r>
               <w:rPr>
-                <w:rFonts w:ascii="Calibri" w:eastAsia="Calibri" w:hAnsi="Calibri" w:cs="Calibri"/>
+                <w:rFonts w:ascii="Calibri" w:hAnsi="Calibri" w:eastAsia="Calibri" w:cs="Calibri"/>
                 <w:spacing w:val="-3"/>
                 <w:sz w:val="24"/>
                 <w:szCs w:val="24"/>
@@ -4888,7 +4962,7 @@
             </w:r>
             <w:r>
               <w:rPr>
-                <w:rFonts w:ascii="Calibri" w:eastAsia="Calibri" w:hAnsi="Calibri" w:cs="Calibri"/>
+                <w:rFonts w:ascii="Calibri" w:hAnsi="Calibri" w:eastAsia="Calibri" w:cs="Calibri"/>
                 <w:spacing w:val="23"/>
                 <w:sz w:val="24"/>
                 <w:szCs w:val="24"/>
@@ -4897,7 +4971,7 @@
             </w:r>
             <w:r>
               <w:rPr>
-                <w:rFonts w:ascii="Calibri" w:eastAsia="Calibri" w:hAnsi="Calibri" w:cs="Calibri"/>
+                <w:rFonts w:ascii="Calibri" w:hAnsi="Calibri" w:eastAsia="Calibri" w:cs="Calibri"/>
                 <w:spacing w:val="-3"/>
                 <w:sz w:val="24"/>
                 <w:szCs w:val="24"/>
@@ -4931,14 +5005,14 @@
               <w:jc w:val="both"/>
               <w:textAlignment w:val="baseline"/>
               <w:rPr>
-                <w:rFonts w:ascii="宋体" w:eastAsia="宋体" w:hAnsi="宋体" w:cs="宋体"/>
+                <w:rFonts w:ascii="宋体" w:hAnsi="宋体" w:eastAsia="宋体" w:cs="宋体"/>
                 <w:sz w:val="21"/>
                 <w:szCs w:val="21"/>
               </w:rPr>
             </w:pPr>
             <w:r>
               <w:rPr>
-                <w:rFonts w:ascii="宋体" w:eastAsia="宋体" w:hAnsi="宋体" w:cs="宋体"/>
+                <w:rFonts w:ascii="宋体" w:hAnsi="宋体" w:eastAsia="宋体" w:cs="宋体"/>
                 <w:spacing w:val="-2"/>
                 <w:sz w:val="21"/>
                 <w:szCs w:val="21"/>
@@ -4947,7 +5021,7 @@
             </w:r>
             <w:r>
               <w:rPr>
-                <w:rFonts w:ascii="宋体" w:eastAsia="宋体" w:hAnsi="宋体" w:cs="宋体"/>
+                <w:rFonts w:ascii="宋体" w:hAnsi="宋体" w:eastAsia="宋体" w:cs="宋体"/>
                 <w:spacing w:val="-1"/>
                 <w:sz w:val="21"/>
                 <w:szCs w:val="21"/>
@@ -4956,7 +5030,7 @@
             </w:r>
             <w:r>
               <w:rPr>
-                <w:rFonts w:ascii="宋体" w:eastAsia="宋体" w:hAnsi="宋体" w:cs="宋体"/>
+                <w:rFonts w:ascii="宋体" w:hAnsi="宋体" w:eastAsia="宋体" w:cs="宋体"/>
                 <w:spacing w:val="-3"/>
                 <w:sz w:val="21"/>
                 <w:szCs w:val="21"/>
@@ -4968,9 +5042,14 @@
       </w:tr>
       <w:tr>
         <w:tblPrEx>
-          <w:tblW w:w="8559" w:type="dxa"/>
-          <w:jc w:val="center"/>
-          <w:tblLayout w:type="fixed"/>
+          <w:tblBorders>
+            <w:top w:val="single" w:color="000000" w:sz="4" w:space="0"/>
+            <w:left w:val="single" w:color="000000" w:sz="4" w:space="0"/>
+            <w:bottom w:val="single" w:color="000000" w:sz="4" w:space="0"/>
+            <w:right w:val="single" w:color="000000" w:sz="4" w:space="0"/>
+            <w:insideH w:val="single" w:color="000000" w:sz="4" w:space="0"/>
+            <w:insideV w:val="single" w:color="000000" w:sz="4" w:space="0"/>
+          </w:tblBorders>
           <w:tblCellMar>
             <w:top w:w="0" w:type="dxa"/>
             <w:left w:w="0" w:type="dxa"/>
@@ -4981,7 +5060,7 @@
         <w:trPr>
           <w:gridBefore w:val="1"/>
           <w:wBefore w:w="38" w:type="dxa"/>
-          <w:trHeight w:val="1441"/>
+          <w:trHeight w:val="1441" w:hRule="atLeast"/>
           <w:jc w:val="center"/>
         </w:trPr>
         <w:tc>
@@ -5009,14 +5088,14 @@
               <w:ind w:left="528"/>
               <w:textAlignment w:val="baseline"/>
               <w:rPr>
-                <w:rFonts w:ascii="宋体" w:eastAsia="宋体" w:hAnsi="宋体" w:cs="宋体"/>
+                <w:rFonts w:ascii="宋体" w:hAnsi="宋体" w:eastAsia="宋体" w:cs="宋体"/>
                 <w:sz w:val="21"/>
                 <w:szCs w:val="21"/>
               </w:rPr>
             </w:pPr>
             <w:r>
               <w:rPr>
-                <w:rFonts w:ascii="宋体" w:eastAsia="宋体" w:hAnsi="宋体" w:cs="宋体"/>
+                <w:rFonts w:ascii="宋体" w:hAnsi="宋体" w:eastAsia="宋体" w:cs="宋体"/>
                 <w:spacing w:val="-3"/>
                 <w:sz w:val="21"/>
                 <w:szCs w:val="21"/>
@@ -5050,14 +5129,14 @@
               <w:ind w:left="1152"/>
               <w:textAlignment w:val="baseline"/>
               <w:rPr>
-                <w:rFonts w:ascii="Times New Roman" w:eastAsia="Times New Roman" w:hAnsi="Times New Roman" w:cs="Times New Roman"/>
+                <w:rFonts w:ascii="Times New Roman" w:hAnsi="Times New Roman" w:eastAsia="Times New Roman" w:cs="Times New Roman"/>
                 <w:sz w:val="21"/>
                 <w:szCs w:val="21"/>
               </w:rPr>
             </w:pPr>
             <w:r>
               <w:rPr>
-                <w:rFonts w:ascii="Times New Roman" w:eastAsia="Times New Roman" w:hAnsi="Times New Roman" w:cs="Times New Roman"/>
+                <w:rFonts w:ascii="Times New Roman" w:hAnsi="Times New Roman" w:eastAsia="Times New Roman" w:cs="Times New Roman"/>
                 <w:spacing w:val="-1"/>
                 <w:sz w:val="21"/>
                 <w:szCs w:val="21"/>
@@ -5084,14 +5163,14 @@
               <w:ind w:left="537"/>
               <w:textAlignment w:val="baseline"/>
               <w:rPr>
-                <w:rFonts w:ascii="Times New Roman" w:eastAsia="Times New Roman" w:hAnsi="Times New Roman" w:cs="Times New Roman"/>
+                <w:rFonts w:ascii="Times New Roman" w:hAnsi="Times New Roman" w:eastAsia="Times New Roman" w:cs="Times New Roman"/>
                 <w:sz w:val="21"/>
                 <w:szCs w:val="21"/>
               </w:rPr>
             </w:pPr>
             <w:r>
               <w:rPr>
-                <w:rFonts w:ascii="Times New Roman" w:eastAsia="Times New Roman" w:hAnsi="Times New Roman" w:cs="Times New Roman"/>
+                <w:rFonts w:ascii="Times New Roman" w:hAnsi="Times New Roman" w:eastAsia="Times New Roman" w:cs="Times New Roman"/>
                 <w:spacing w:val="-1"/>
                 <w:sz w:val="21"/>
                 <w:szCs w:val="21"/>
@@ -5125,14 +5204,14 @@
               <w:jc w:val="both"/>
               <w:textAlignment w:val="baseline"/>
               <w:rPr>
-                <w:rFonts w:ascii="宋体" w:eastAsia="宋体" w:hAnsi="宋体" w:cs="宋体"/>
+                <w:rFonts w:ascii="宋体" w:hAnsi="宋体" w:eastAsia="宋体" w:cs="宋体"/>
                 <w:sz w:val="21"/>
                 <w:szCs w:val="21"/>
               </w:rPr>
             </w:pPr>
             <w:r>
               <w:rPr>
-                <w:rFonts w:ascii="宋体" w:eastAsia="宋体" w:hAnsi="宋体" w:cs="宋体"/>
+                <w:rFonts w:ascii="宋体" w:hAnsi="宋体" w:eastAsia="宋体" w:cs="宋体"/>
                 <w:spacing w:val="-1"/>
                 <w:sz w:val="21"/>
                 <w:szCs w:val="21"/>
@@ -5141,7 +5220,7 @@
             </w:r>
             <w:r>
               <w:rPr>
-                <w:rFonts w:ascii="宋体" w:eastAsia="宋体" w:hAnsi="宋体" w:cs="宋体"/>
+                <w:rFonts w:ascii="宋体" w:hAnsi="宋体" w:eastAsia="宋体" w:cs="宋体"/>
                 <w:spacing w:val="-4"/>
                 <w:sz w:val="21"/>
                 <w:szCs w:val="21"/>
@@ -5154,12 +5233,13 @@
     </w:tbl>
     <w:p>
       <w:pPr>
-        <w:pStyle w:val="1"/>
+        <w:pStyle w:val="26"/>
         <w:keepNext w:val="0"/>
         <w:keepLines w:val="0"/>
         <w:pageBreakBefore w:val="0"/>
         <w:widowControl w:val="0"/>
         <w:numPr>
+          <w:ilvl w:val="0"/>
           <w:numId w:val="0"/>
         </w:numPr>
         <w:kinsoku w:val="0"/>
@@ -5178,7 +5258,7 @@
     </w:p>
     <w:p>
       <w:pPr>
-        <w:pStyle w:val="1"/>
+        <w:pStyle w:val="26"/>
         <w:keepNext w:val="0"/>
         <w:keepLines w:val="0"/>
         <w:pageBreakBefore w:val="0"/>
@@ -5224,16 +5304,16 @@
     </w:p>
     <w:tbl>
       <w:tblPr>
-        <w:tblStyle w:val="TableNormal0"/>
+        <w:tblStyle w:val="24"/>
         <w:tblW w:w="8590" w:type="dxa"/>
         <w:jc w:val="center"/>
         <w:tblBorders>
-          <w:top w:val="single" w:sz="4" w:space="0" w:color="000000"/>
-          <w:left w:val="single" w:sz="4" w:space="0" w:color="000000"/>
-          <w:bottom w:val="single" w:sz="4" w:space="0" w:color="000000"/>
-          <w:right w:val="single" w:sz="4" w:space="0" w:color="000000"/>
-          <w:insideH w:val="single" w:sz="4" w:space="0" w:color="000000"/>
-          <w:insideV w:val="single" w:sz="4" w:space="0" w:color="000000"/>
+          <w:top w:val="single" w:color="000000" w:sz="4" w:space="0"/>
+          <w:left w:val="single" w:color="000000" w:sz="4" w:space="0"/>
+          <w:bottom w:val="single" w:color="000000" w:sz="4" w:space="0"/>
+          <w:right w:val="single" w:color="000000" w:sz="4" w:space="0"/>
+          <w:insideH w:val="single" w:color="000000" w:sz="4" w:space="0"/>
+          <w:insideV w:val="single" w:color="000000" w:sz="4" w:space="0"/>
         </w:tblBorders>
         <w:tblLayout w:type="fixed"/>
         <w:tblCellMar>
@@ -5249,17 +5329,14 @@
       </w:tblGrid>
       <w:tr>
         <w:tblPrEx>
-          <w:tblW w:w="8590" w:type="dxa"/>
-          <w:jc w:val="center"/>
           <w:tblBorders>
-            <w:top w:val="single" w:sz="4" w:space="0" w:color="000000"/>
-            <w:left w:val="single" w:sz="4" w:space="0" w:color="000000"/>
-            <w:bottom w:val="single" w:sz="4" w:space="0" w:color="000000"/>
-            <w:right w:val="single" w:sz="4" w:space="0" w:color="000000"/>
-            <w:insideH w:val="single" w:sz="4" w:space="0" w:color="000000"/>
-            <w:insideV w:val="single" w:sz="4" w:space="0" w:color="000000"/>
+            <w:top w:val="single" w:color="000000" w:sz="4" w:space="0"/>
+            <w:left w:val="single" w:color="000000" w:sz="4" w:space="0"/>
+            <w:bottom w:val="single" w:color="000000" w:sz="4" w:space="0"/>
+            <w:right w:val="single" w:color="000000" w:sz="4" w:space="0"/>
+            <w:insideH w:val="single" w:color="000000" w:sz="4" w:space="0"/>
+            <w:insideV w:val="single" w:color="000000" w:sz="4" w:space="0"/>
           </w:tblBorders>
-          <w:tblLayout w:type="fixed"/>
           <w:tblCellMar>
             <w:top w:w="0" w:type="dxa"/>
             <w:left w:w="0" w:type="dxa"/>
@@ -5268,7 +5345,7 @@
           </w:tblCellMar>
         </w:tblPrEx>
         <w:trPr>
-          <w:trHeight w:val="571"/>
+          <w:trHeight w:val="571" w:hRule="atLeast"/>
           <w:jc w:val="center"/>
         </w:trPr>
         <w:tc>
@@ -5295,14 +5372,14 @@
               <w:ind w:left="1352"/>
               <w:textAlignment w:val="baseline"/>
               <w:rPr>
-                <w:rFonts w:ascii="宋体" w:eastAsia="宋体" w:hAnsi="宋体" w:cs="宋体"/>
+                <w:rFonts w:ascii="宋体" w:hAnsi="宋体" w:eastAsia="宋体" w:cs="宋体"/>
                 <w:sz w:val="21"/>
                 <w:szCs w:val="21"/>
               </w:rPr>
             </w:pPr>
             <w:r>
               <w:rPr>
-                <w:rFonts w:ascii="宋体" w:eastAsia="宋体" w:hAnsi="宋体" w:cs="宋体"/>
+                <w:rFonts w:ascii="宋体" w:hAnsi="宋体" w:eastAsia="宋体" w:cs="宋体"/>
                 <w:b/>
                 <w:bCs/>
                 <w:spacing w:val="-6"/>
@@ -5337,14 +5414,14 @@
               <w:ind w:left="2480"/>
               <w:textAlignment w:val="baseline"/>
               <w:rPr>
-                <w:rFonts w:ascii="宋体" w:eastAsia="宋体" w:hAnsi="宋体" w:cs="宋体"/>
+                <w:rFonts w:ascii="宋体" w:hAnsi="宋体" w:eastAsia="宋体" w:cs="宋体"/>
                 <w:sz w:val="21"/>
                 <w:szCs w:val="21"/>
               </w:rPr>
             </w:pPr>
             <w:r>
               <w:rPr>
-                <w:rFonts w:ascii="宋体" w:eastAsia="宋体" w:hAnsi="宋体" w:cs="宋体"/>
+                <w:rFonts w:ascii="宋体" w:hAnsi="宋体" w:eastAsia="宋体" w:cs="宋体"/>
                 <w:b/>
                 <w:bCs/>
                 <w:spacing w:val="-7"/>
@@ -5355,7 +5432,7 @@
             </w:r>
             <w:r>
               <w:rPr>
-                <w:rFonts w:ascii="宋体" w:eastAsia="宋体" w:hAnsi="宋体" w:cs="宋体"/>
+                <w:rFonts w:ascii="宋体" w:hAnsi="宋体" w:eastAsia="宋体" w:cs="宋体"/>
                 <w:spacing w:val="15"/>
                 <w:sz w:val="21"/>
                 <w:szCs w:val="21"/>
@@ -5364,7 +5441,7 @@
             </w:r>
             <w:r>
               <w:rPr>
-                <w:rFonts w:ascii="宋体" w:eastAsia="宋体" w:hAnsi="宋体" w:cs="宋体"/>
+                <w:rFonts w:ascii="宋体" w:hAnsi="宋体" w:eastAsia="宋体" w:cs="宋体"/>
                 <w:b/>
                 <w:bCs/>
                 <w:spacing w:val="-7"/>
@@ -5378,9 +5455,14 @@
       </w:tr>
       <w:tr>
         <w:tblPrEx>
-          <w:tblW w:w="8590" w:type="dxa"/>
-          <w:jc w:val="center"/>
-          <w:tblLayout w:type="fixed"/>
+          <w:tblBorders>
+            <w:top w:val="single" w:color="000000" w:sz="4" w:space="0"/>
+            <w:left w:val="single" w:color="000000" w:sz="4" w:space="0"/>
+            <w:bottom w:val="single" w:color="000000" w:sz="4" w:space="0"/>
+            <w:right w:val="single" w:color="000000" w:sz="4" w:space="0"/>
+            <w:insideH w:val="single" w:color="000000" w:sz="4" w:space="0"/>
+            <w:insideV w:val="single" w:color="000000" w:sz="4" w:space="0"/>
+          </w:tblBorders>
           <w:tblCellMar>
             <w:top w:w="0" w:type="dxa"/>
             <w:left w:w="0" w:type="dxa"/>
@@ -5389,7 +5471,7 @@
           </w:tblCellMar>
         </w:tblPrEx>
         <w:trPr>
-          <w:trHeight w:val="359"/>
+          <w:trHeight w:val="359" w:hRule="atLeast"/>
           <w:jc w:val="center"/>
         </w:trPr>
         <w:tc>
@@ -5413,18 +5495,18 @@
               <w:adjustRightInd w:val="0"/>
               <w:snapToGrid w:val="0"/>
               <w:spacing w:before="103" w:line="216" w:lineRule="auto"/>
-              <w:ind w:left="0" w:right="0" w:firstLine="0" w:leftChars="0" w:rightChars="0" w:firstLineChars="0"/>
+              <w:ind w:left="0" w:leftChars="0" w:right="0" w:rightChars="0" w:firstLine="0" w:firstLineChars="0"/>
               <w:jc w:val="center"/>
               <w:textAlignment w:val="baseline"/>
               <w:rPr>
-                <w:rFonts w:ascii="宋体" w:eastAsia="宋体" w:hAnsi="宋体" w:cs="宋体"/>
+                <w:rFonts w:ascii="宋体" w:hAnsi="宋体" w:eastAsia="宋体" w:cs="宋体"/>
                 <w:sz w:val="21"/>
                 <w:szCs w:val="21"/>
               </w:rPr>
             </w:pPr>
             <w:r>
               <w:rPr>
-                <w:rFonts w:ascii="宋体" w:eastAsia="宋体" w:hAnsi="宋体" w:cs="宋体"/>
+                <w:rFonts w:ascii="宋体" w:hAnsi="宋体" w:eastAsia="宋体" w:cs="宋体"/>
                 <w:spacing w:val="-2"/>
                 <w:sz w:val="21"/>
                 <w:szCs w:val="21"/>
@@ -5456,14 +5538,14 @@
               <w:ind w:left="111"/>
               <w:textAlignment w:val="baseline"/>
               <w:rPr>
-                <w:rFonts w:ascii="宋体" w:eastAsia="宋体" w:hAnsi="宋体" w:cs="宋体"/>
+                <w:rFonts w:ascii="宋体" w:hAnsi="宋体" w:eastAsia="宋体" w:cs="宋体"/>
                 <w:sz w:val="21"/>
                 <w:szCs w:val="21"/>
               </w:rPr>
             </w:pPr>
             <w:r>
               <w:rPr>
-                <w:rFonts w:ascii="宋体" w:eastAsia="宋体" w:hAnsi="宋体" w:cs="宋体"/>
+                <w:rFonts w:ascii="宋体" w:hAnsi="宋体" w:eastAsia="宋体" w:cs="宋体"/>
                 <w:spacing w:val="-1"/>
                 <w:sz w:val="21"/>
                 <w:szCs w:val="21"/>
@@ -5475,9 +5557,14 @@
       </w:tr>
       <w:tr>
         <w:tblPrEx>
-          <w:tblW w:w="8590" w:type="dxa"/>
-          <w:jc w:val="center"/>
-          <w:tblLayout w:type="fixed"/>
+          <w:tblBorders>
+            <w:top w:val="single" w:color="000000" w:sz="4" w:space="0"/>
+            <w:left w:val="single" w:color="000000" w:sz="4" w:space="0"/>
+            <w:bottom w:val="single" w:color="000000" w:sz="4" w:space="0"/>
+            <w:right w:val="single" w:color="000000" w:sz="4" w:space="0"/>
+            <w:insideH w:val="single" w:color="000000" w:sz="4" w:space="0"/>
+            <w:insideV w:val="single" w:color="000000" w:sz="4" w:space="0"/>
+          </w:tblBorders>
           <w:tblCellMar>
             <w:top w:w="0" w:type="dxa"/>
             <w:left w:w="0" w:type="dxa"/>
@@ -5486,7 +5573,7 @@
           </w:tblCellMar>
         </w:tblPrEx>
         <w:trPr>
-          <w:trHeight w:val="1437"/>
+          <w:trHeight w:val="1437" w:hRule="atLeast"/>
           <w:jc w:val="center"/>
         </w:trPr>
         <w:tc>
@@ -5510,18 +5597,18 @@
               <w:adjustRightInd w:val="0"/>
               <w:snapToGrid w:val="0"/>
               <w:spacing w:before="69" w:line="220" w:lineRule="auto"/>
-              <w:ind w:left="0" w:right="0" w:firstLine="0" w:leftChars="0" w:rightChars="0" w:firstLineChars="0"/>
+              <w:ind w:left="0" w:leftChars="0" w:right="0" w:rightChars="0" w:firstLine="0" w:firstLineChars="0"/>
               <w:jc w:val="center"/>
               <w:textAlignment w:val="baseline"/>
               <w:rPr>
-                <w:rFonts w:ascii="宋体" w:eastAsia="宋体" w:hAnsi="宋体" w:cs="宋体"/>
+                <w:rFonts w:ascii="宋体" w:hAnsi="宋体" w:eastAsia="宋体" w:cs="宋体"/>
                 <w:sz w:val="21"/>
                 <w:szCs w:val="21"/>
               </w:rPr>
             </w:pPr>
             <w:r>
               <w:rPr>
-                <w:rFonts w:ascii="宋体" w:eastAsia="宋体" w:hAnsi="宋体" w:cs="宋体" w:hint="eastAsia"/>
+                <w:rFonts w:hint="eastAsia" w:ascii="宋体" w:hAnsi="宋体" w:eastAsia="宋体" w:cs="宋体"/>
                 <w:spacing w:val="-3"/>
                 <w:sz w:val="21"/>
                 <w:szCs w:val="21"/>
@@ -5531,7 +5618,7 @@
             </w:r>
             <w:r>
               <w:rPr>
-                <w:rFonts w:ascii="宋体" w:eastAsia="宋体" w:hAnsi="宋体" w:cs="宋体"/>
+                <w:rFonts w:ascii="宋体" w:hAnsi="宋体" w:eastAsia="宋体" w:cs="宋体"/>
                 <w:spacing w:val="-3"/>
                 <w:sz w:val="21"/>
                 <w:szCs w:val="21"/>
@@ -5563,14 +5650,14 @@
               <w:ind w:left="110" w:right="124" w:firstLine="8"/>
               <w:textAlignment w:val="baseline"/>
               <w:rPr>
-                <w:rFonts w:ascii="宋体" w:eastAsia="宋体" w:hAnsi="宋体" w:cs="宋体"/>
+                <w:rFonts w:ascii="宋体" w:hAnsi="宋体" w:eastAsia="宋体" w:cs="宋体"/>
                 <w:sz w:val="21"/>
                 <w:szCs w:val="21"/>
               </w:rPr>
             </w:pPr>
             <w:r>
               <w:rPr>
-                <w:rFonts w:ascii="宋体" w:eastAsia="宋体" w:hAnsi="宋体" w:cs="宋体"/>
+                <w:rFonts w:ascii="宋体" w:hAnsi="宋体" w:eastAsia="宋体" w:cs="宋体"/>
                 <w:spacing w:val="-1"/>
                 <w:sz w:val="21"/>
                 <w:szCs w:val="21"/>
@@ -5579,7 +5666,7 @@
             </w:r>
             <w:r>
               <w:rPr>
-                <w:rFonts w:ascii="宋体" w:eastAsia="宋体" w:hAnsi="宋体" w:cs="宋体"/>
+                <w:rFonts w:ascii="宋体" w:hAnsi="宋体" w:eastAsia="宋体" w:cs="宋体"/>
                 <w:spacing w:val="2"/>
                 <w:sz w:val="21"/>
                 <w:szCs w:val="21"/>
@@ -5588,7 +5675,7 @@
             </w:r>
             <w:r>
               <w:rPr>
-                <w:rFonts w:ascii="宋体" w:eastAsia="宋体" w:hAnsi="宋体" w:cs="宋体"/>
+                <w:rFonts w:ascii="宋体" w:hAnsi="宋体" w:eastAsia="宋体" w:cs="宋体"/>
                 <w:spacing w:val="-1"/>
                 <w:sz w:val="21"/>
                 <w:szCs w:val="21"/>
@@ -5597,7 +5684,7 @@
             </w:r>
             <w:r>
               <w:rPr>
-                <w:rFonts w:ascii="宋体" w:eastAsia="宋体" w:hAnsi="宋体" w:cs="宋体"/>
+                <w:rFonts w:ascii="宋体" w:hAnsi="宋体" w:eastAsia="宋体" w:cs="宋体"/>
                 <w:sz w:val="21"/>
                 <w:szCs w:val="21"/>
               </w:rPr>
@@ -5605,7 +5692,7 @@
             </w:r>
             <w:r>
               <w:rPr>
-                <w:rFonts w:ascii="宋体" w:eastAsia="宋体" w:hAnsi="宋体" w:cs="宋体"/>
+                <w:rFonts w:ascii="宋体" w:hAnsi="宋体" w:eastAsia="宋体" w:cs="宋体"/>
                 <w:spacing w:val="-3"/>
                 <w:sz w:val="21"/>
                 <w:szCs w:val="21"/>
@@ -5617,9 +5704,14 @@
       </w:tr>
       <w:tr>
         <w:tblPrEx>
-          <w:tblW w:w="8590" w:type="dxa"/>
-          <w:jc w:val="center"/>
-          <w:tblLayout w:type="fixed"/>
+          <w:tblBorders>
+            <w:top w:val="single" w:color="000000" w:sz="4" w:space="0"/>
+            <w:left w:val="single" w:color="000000" w:sz="4" w:space="0"/>
+            <w:bottom w:val="single" w:color="000000" w:sz="4" w:space="0"/>
+            <w:right w:val="single" w:color="000000" w:sz="4" w:space="0"/>
+            <w:insideH w:val="single" w:color="000000" w:sz="4" w:space="0"/>
+            <w:insideV w:val="single" w:color="000000" w:sz="4" w:space="0"/>
+          </w:tblBorders>
           <w:tblCellMar>
             <w:top w:w="0" w:type="dxa"/>
             <w:left w:w="0" w:type="dxa"/>
@@ -5628,7 +5720,7 @@
           </w:tblCellMar>
         </w:tblPrEx>
         <w:trPr>
-          <w:trHeight w:val="718"/>
+          <w:trHeight w:val="718" w:hRule="atLeast"/>
           <w:jc w:val="center"/>
         </w:trPr>
         <w:tc>
@@ -5652,18 +5744,18 @@
               <w:adjustRightInd w:val="0"/>
               <w:snapToGrid w:val="0"/>
               <w:spacing w:before="286" w:line="220" w:lineRule="auto"/>
-              <w:ind w:left="0" w:right="0" w:firstLine="0" w:leftChars="0" w:rightChars="0" w:firstLineChars="0"/>
+              <w:ind w:left="0" w:leftChars="0" w:right="0" w:rightChars="0" w:firstLine="0" w:firstLineChars="0"/>
               <w:jc w:val="center"/>
               <w:textAlignment w:val="baseline"/>
               <w:rPr>
-                <w:rFonts w:ascii="宋体" w:eastAsia="宋体" w:hAnsi="宋体" w:cs="宋体"/>
+                <w:rFonts w:ascii="宋体" w:hAnsi="宋体" w:eastAsia="宋体" w:cs="宋体"/>
                 <w:sz w:val="21"/>
                 <w:szCs w:val="21"/>
               </w:rPr>
             </w:pPr>
             <w:r>
               <w:rPr>
-                <w:rFonts w:ascii="宋体" w:eastAsia="宋体" w:hAnsi="宋体" w:cs="宋体"/>
+                <w:rFonts w:ascii="宋体" w:hAnsi="宋体" w:eastAsia="宋体" w:cs="宋体"/>
                 <w:spacing w:val="-4"/>
                 <w:sz w:val="21"/>
                 <w:szCs w:val="21"/>
@@ -5695,14 +5787,14 @@
               <w:ind w:left="111" w:right="326" w:firstLine="1"/>
               <w:textAlignment w:val="baseline"/>
               <w:rPr>
-                <w:rFonts w:ascii="宋体" w:eastAsia="宋体" w:hAnsi="宋体" w:cs="宋体"/>
+                <w:rFonts w:ascii="宋体" w:hAnsi="宋体" w:eastAsia="宋体" w:cs="宋体"/>
                 <w:sz w:val="21"/>
                 <w:szCs w:val="21"/>
               </w:rPr>
             </w:pPr>
             <w:r>
               <w:rPr>
-                <w:rFonts w:ascii="宋体" w:eastAsia="宋体" w:hAnsi="宋体" w:cs="宋体"/>
+                <w:rFonts w:ascii="宋体" w:hAnsi="宋体" w:eastAsia="宋体" w:cs="宋体"/>
                 <w:spacing w:val="-1"/>
                 <w:sz w:val="21"/>
                 <w:szCs w:val="21"/>
@@ -5711,7 +5803,7 @@
             </w:r>
             <w:r>
               <w:rPr>
-                <w:rFonts w:ascii="宋体" w:eastAsia="宋体" w:hAnsi="宋体" w:cs="宋体"/>
+                <w:rFonts w:ascii="宋体" w:hAnsi="宋体" w:eastAsia="宋体" w:cs="宋体"/>
                 <w:spacing w:val="-6"/>
                 <w:sz w:val="21"/>
                 <w:szCs w:val="21"/>
@@ -5723,9 +5815,14 @@
       </w:tr>
       <w:tr>
         <w:tblPrEx>
-          <w:tblW w:w="8590" w:type="dxa"/>
-          <w:jc w:val="center"/>
-          <w:tblLayout w:type="fixed"/>
+          <w:tblBorders>
+            <w:top w:val="single" w:color="000000" w:sz="4" w:space="0"/>
+            <w:left w:val="single" w:color="000000" w:sz="4" w:space="0"/>
+            <w:bottom w:val="single" w:color="000000" w:sz="4" w:space="0"/>
+            <w:right w:val="single" w:color="000000" w:sz="4" w:space="0"/>
+            <w:insideH w:val="single" w:color="000000" w:sz="4" w:space="0"/>
+            <w:insideV w:val="single" w:color="000000" w:sz="4" w:space="0"/>
+          </w:tblBorders>
           <w:tblCellMar>
             <w:top w:w="0" w:type="dxa"/>
             <w:left w:w="0" w:type="dxa"/>
@@ -5734,7 +5831,7 @@
           </w:tblCellMar>
         </w:tblPrEx>
         <w:trPr>
-          <w:trHeight w:val="718"/>
+          <w:trHeight w:val="718" w:hRule="atLeast"/>
           <w:jc w:val="center"/>
         </w:trPr>
         <w:tc>
@@ -5758,11 +5855,11 @@
               <w:adjustRightInd w:val="0"/>
               <w:snapToGrid w:val="0"/>
               <w:spacing w:before="289" w:line="220" w:lineRule="auto"/>
-              <w:ind w:left="0" w:right="0" w:firstLine="0" w:leftChars="0" w:rightChars="0" w:firstLineChars="0"/>
+              <w:ind w:left="0" w:leftChars="0" w:right="0" w:rightChars="0" w:firstLine="0" w:firstLineChars="0"/>
               <w:jc w:val="center"/>
               <w:textAlignment w:val="baseline"/>
               <w:rPr>
-                <w:rFonts w:ascii="宋体" w:eastAsia="宋体" w:hAnsi="宋体" w:cs="宋体" w:hint="default"/>
+                <w:rFonts w:hint="default" w:ascii="宋体" w:hAnsi="宋体" w:eastAsia="宋体" w:cs="宋体"/>
                 <w:sz w:val="21"/>
                 <w:szCs w:val="21"/>
                 <w:lang w:val="en-US" w:eastAsia="zh-CN"/>
@@ -5770,7 +5867,7 @@
             </w:pPr>
             <w:r>
               <w:rPr>
-                <w:rFonts w:ascii="宋体" w:eastAsia="宋体" w:hAnsi="宋体" w:cs="宋体" w:hint="eastAsia"/>
+                <w:rFonts w:hint="eastAsia" w:ascii="宋体" w:hAnsi="宋体" w:eastAsia="宋体" w:cs="宋体"/>
                 <w:sz w:val="21"/>
                 <w:szCs w:val="21"/>
                 <w:lang w:val="en-US" w:eastAsia="zh-CN"/>
@@ -5802,14 +5899,14 @@
               <w:ind w:left="111" w:right="326" w:firstLine="7"/>
               <w:textAlignment w:val="baseline"/>
               <w:rPr>
-                <w:rFonts w:ascii="宋体" w:eastAsia="宋体" w:hAnsi="宋体" w:cs="宋体"/>
+                <w:rFonts w:ascii="宋体" w:hAnsi="宋体" w:eastAsia="宋体" w:cs="宋体"/>
                 <w:sz w:val="21"/>
                 <w:szCs w:val="21"/>
               </w:rPr>
             </w:pPr>
             <w:r>
               <w:rPr>
-                <w:rFonts w:ascii="宋体" w:eastAsia="宋体" w:hAnsi="宋体" w:cs="宋体"/>
+                <w:rFonts w:ascii="宋体" w:hAnsi="宋体" w:eastAsia="宋体" w:cs="宋体"/>
                 <w:spacing w:val="-1"/>
                 <w:sz w:val="21"/>
                 <w:szCs w:val="21"/>
@@ -5818,7 +5915,7 @@
             </w:r>
             <w:r>
               <w:rPr>
-                <w:rFonts w:ascii="宋体" w:eastAsia="宋体" w:hAnsi="宋体" w:cs="宋体"/>
+                <w:rFonts w:ascii="宋体" w:hAnsi="宋体" w:eastAsia="宋体" w:cs="宋体"/>
                 <w:spacing w:val="-2"/>
                 <w:sz w:val="21"/>
                 <w:szCs w:val="21"/>
@@ -5831,12 +5928,13 @@
     </w:tbl>
     <w:p>
       <w:pPr>
-        <w:pStyle w:val="1"/>
+        <w:pStyle w:val="26"/>
         <w:keepNext w:val="0"/>
         <w:keepLines w:val="0"/>
         <w:pageBreakBefore w:val="0"/>
         <w:widowControl w:val="0"/>
         <w:numPr>
+          <w:ilvl w:val="0"/>
           <w:numId w:val="0"/>
         </w:numPr>
         <w:kinsoku w:val="0"/>
@@ -5855,7 +5953,7 @@
     </w:p>
     <w:p>
       <w:pPr>
-        <w:pStyle w:val="1"/>
+        <w:pStyle w:val="26"/>
         <w:keepNext w:val="0"/>
         <w:keepLines w:val="0"/>
         <w:pageBreakBefore w:val="0"/>
@@ -5878,7 +5976,7 @@
     </w:p>
     <w:p>
       <w:pPr>
-        <w:pStyle w:val="2"/>
+        <w:pStyle w:val="28"/>
         <w:keepNext w:val="0"/>
         <w:keepLines w:val="0"/>
         <w:pageBreakBefore w:val="0"/>
@@ -5904,7 +6002,7 @@
     </w:p>
     <w:p>
       <w:pPr>
-        <w:pStyle w:val="a"/>
+        <w:pStyle w:val="27"/>
         <w:keepNext w:val="0"/>
         <w:keepLines w:val="0"/>
         <w:pageBreakBefore w:val="0"/>
@@ -5926,7 +6024,7 @@
     </w:p>
     <w:p>
       <w:pPr>
-        <w:pStyle w:val="a"/>
+        <w:pStyle w:val="27"/>
         <w:keepNext w:val="0"/>
         <w:keepLines w:val="0"/>
         <w:pageBreakBefore w:val="0"/>
@@ -5948,7 +6046,7 @@
     </w:p>
     <w:p>
       <w:pPr>
-        <w:pStyle w:val="a"/>
+        <w:pStyle w:val="27"/>
         <w:keepNext w:val="0"/>
         <w:keepLines w:val="0"/>
         <w:pageBreakBefore w:val="0"/>
@@ -5966,7 +6064,7 @@
         <w:bidi w:val="0"/>
         <w:adjustRightInd w:val="0"/>
         <w:snapToGrid w:val="0"/>
-        <w:ind w:left="425" w:hanging="425" w:leftChars="0" w:firstLineChars="0"/>
+        <w:ind w:left="425" w:leftChars="0" w:hanging="425" w:firstLineChars="0"/>
         <w:textAlignment w:val="baseline"/>
       </w:pPr>
       <w:r>
@@ -5975,7 +6073,7 @@
     </w:p>
     <w:p>
       <w:pPr>
-        <w:pStyle w:val="a"/>
+        <w:pStyle w:val="27"/>
         <w:keepNext w:val="0"/>
         <w:keepLines w:val="0"/>
         <w:pageBreakBefore w:val="0"/>
@@ -5993,7 +6091,7 @@
         <w:bidi w:val="0"/>
         <w:adjustRightInd w:val="0"/>
         <w:snapToGrid w:val="0"/>
-        <w:ind w:left="425" w:hanging="425" w:leftChars="0" w:firstLineChars="0"/>
+        <w:ind w:left="425" w:leftChars="0" w:hanging="425" w:firstLineChars="0"/>
         <w:textAlignment w:val="baseline"/>
       </w:pPr>
       <w:r>
@@ -6002,7 +6100,7 @@
     </w:p>
     <w:p>
       <w:pPr>
-        <w:pStyle w:val="a"/>
+        <w:pStyle w:val="27"/>
         <w:keepNext w:val="0"/>
         <w:keepLines w:val="0"/>
         <w:pageBreakBefore w:val="0"/>
@@ -6020,7 +6118,7 @@
         <w:bidi w:val="0"/>
         <w:adjustRightInd w:val="0"/>
         <w:snapToGrid w:val="0"/>
-        <w:ind w:left="425" w:hanging="425" w:leftChars="0" w:firstLineChars="0"/>
+        <w:ind w:left="425" w:leftChars="0" w:hanging="425" w:firstLineChars="0"/>
         <w:textAlignment w:val="baseline"/>
       </w:pPr>
       <w:r>
@@ -6029,7 +6127,7 @@
     </w:p>
     <w:p>
       <w:pPr>
-        <w:pStyle w:val="a"/>
+        <w:pStyle w:val="27"/>
         <w:keepNext w:val="0"/>
         <w:keepLines w:val="0"/>
         <w:pageBreakBefore w:val="0"/>
@@ -6047,7 +6145,7 @@
         <w:bidi w:val="0"/>
         <w:adjustRightInd w:val="0"/>
         <w:snapToGrid w:val="0"/>
-        <w:ind w:left="425" w:hanging="425" w:leftChars="0" w:firstLineChars="0"/>
+        <w:ind w:left="425" w:leftChars="0" w:hanging="425" w:firstLineChars="0"/>
         <w:textAlignment w:val="baseline"/>
       </w:pPr>
       <w:r>
@@ -6056,7 +6154,7 @@
     </w:p>
     <w:p>
       <w:pPr>
-        <w:pStyle w:val="a"/>
+        <w:pStyle w:val="27"/>
         <w:keepNext w:val="0"/>
         <w:keepLines w:val="0"/>
         <w:pageBreakBefore w:val="0"/>
@@ -6074,7 +6172,7 @@
         <w:bidi w:val="0"/>
         <w:adjustRightInd w:val="0"/>
         <w:snapToGrid w:val="0"/>
-        <w:ind w:left="425" w:hanging="425" w:leftChars="0" w:firstLineChars="0"/>
+        <w:ind w:left="425" w:leftChars="0" w:hanging="425" w:firstLineChars="0"/>
         <w:textAlignment w:val="baseline"/>
       </w:pPr>
       <w:r>
@@ -6083,7 +6181,7 @@
     </w:p>
     <w:p>
       <w:pPr>
-        <w:pStyle w:val="a"/>
+        <w:pStyle w:val="27"/>
         <w:keepNext w:val="0"/>
         <w:keepLines w:val="0"/>
         <w:pageBreakBefore w:val="0"/>
@@ -6101,7 +6199,7 @@
         <w:bidi w:val="0"/>
         <w:adjustRightInd w:val="0"/>
         <w:snapToGrid w:val="0"/>
-        <w:ind w:left="425" w:hanging="425" w:leftChars="0" w:firstLineChars="0"/>
+        <w:ind w:left="425" w:leftChars="0" w:hanging="425" w:firstLineChars="0"/>
         <w:textAlignment w:val="baseline"/>
       </w:pPr>
       <w:r>
@@ -6110,7 +6208,7 @@
     </w:p>
     <w:p>
       <w:pPr>
-        <w:pStyle w:val="a"/>
+        <w:pStyle w:val="27"/>
         <w:keepNext w:val="0"/>
         <w:keepLines w:val="0"/>
         <w:pageBreakBefore w:val="0"/>
@@ -6128,7 +6226,7 @@
         <w:bidi w:val="0"/>
         <w:adjustRightInd w:val="0"/>
         <w:snapToGrid w:val="0"/>
-        <w:ind w:left="425" w:hanging="425" w:leftChars="0" w:firstLineChars="0"/>
+        <w:ind w:left="425" w:leftChars="0" w:hanging="425" w:firstLineChars="0"/>
         <w:textAlignment w:val="baseline"/>
       </w:pPr>
       <w:r>
@@ -6137,7 +6235,7 @@
     </w:p>
     <w:p>
       <w:pPr>
-        <w:pStyle w:val="a"/>
+        <w:pStyle w:val="27"/>
         <w:keepNext w:val="0"/>
         <w:keepLines w:val="0"/>
         <w:pageBreakBefore w:val="0"/>
@@ -6155,7 +6253,7 @@
         <w:bidi w:val="0"/>
         <w:adjustRightInd w:val="0"/>
         <w:snapToGrid w:val="0"/>
-        <w:ind w:left="425" w:hanging="425" w:leftChars="0" w:firstLineChars="0"/>
+        <w:ind w:left="425" w:leftChars="0" w:hanging="425" w:firstLineChars="0"/>
         <w:textAlignment w:val="baseline"/>
       </w:pPr>
       <w:r>
@@ -6164,7 +6262,7 @@
     </w:p>
     <w:p>
       <w:pPr>
-        <w:pStyle w:val="2"/>
+        <w:pStyle w:val="28"/>
         <w:keepNext w:val="0"/>
         <w:keepLines w:val="0"/>
         <w:pageBreakBefore w:val="0"/>
@@ -6190,7 +6288,7 @@
     </w:p>
     <w:p>
       <w:pPr>
-        <w:pStyle w:val="a"/>
+        <w:pStyle w:val="27"/>
         <w:keepNext w:val="0"/>
         <w:keepLines w:val="0"/>
         <w:pageBreakBefore w:val="0"/>
@@ -6212,7 +6310,7 @@
     </w:p>
     <w:p>
       <w:pPr>
-        <w:pStyle w:val="a3"/>
+        <w:pStyle w:val="39"/>
         <w:keepNext w:val="0"/>
         <w:keepLines w:val="0"/>
         <w:pageBreakBefore w:val="0"/>
@@ -6230,7 +6328,7 @@
         <w:bidi w:val="0"/>
         <w:adjustRightInd w:val="0"/>
         <w:snapToGrid w:val="0"/>
-        <w:ind w:left="425" w:hanging="425" w:leftChars="0" w:firstLineChars="0"/>
+        <w:ind w:left="425" w:leftChars="0" w:hanging="425" w:firstLineChars="0"/>
         <w:textAlignment w:val="baseline"/>
       </w:pPr>
       <w:r>
@@ -6239,7 +6337,7 @@
     </w:p>
     <w:p>
       <w:pPr>
-        <w:pStyle w:val="a3"/>
+        <w:pStyle w:val="39"/>
         <w:keepNext w:val="0"/>
         <w:keepLines w:val="0"/>
         <w:pageBreakBefore w:val="0"/>
@@ -6257,7 +6355,7 @@
         <w:bidi w:val="0"/>
         <w:adjustRightInd w:val="0"/>
         <w:snapToGrid w:val="0"/>
-        <w:ind w:left="425" w:hanging="425" w:leftChars="0" w:firstLineChars="0"/>
+        <w:ind w:left="425" w:leftChars="0" w:hanging="425" w:firstLineChars="0"/>
         <w:textAlignment w:val="baseline"/>
       </w:pPr>
       <w:r>
@@ -6266,7 +6364,7 @@
     </w:p>
     <w:p>
       <w:pPr>
-        <w:pStyle w:val="a3"/>
+        <w:pStyle w:val="39"/>
         <w:keepNext w:val="0"/>
         <w:keepLines w:val="0"/>
         <w:pageBreakBefore w:val="0"/>
@@ -6284,7 +6382,7 @@
         <w:bidi w:val="0"/>
         <w:adjustRightInd w:val="0"/>
         <w:snapToGrid w:val="0"/>
-        <w:ind w:left="425" w:hanging="425" w:leftChars="0" w:firstLineChars="0"/>
+        <w:ind w:left="425" w:leftChars="0" w:hanging="425" w:firstLineChars="0"/>
         <w:textAlignment w:val="baseline"/>
       </w:pPr>
       <w:r>
@@ -6293,7 +6391,7 @@
     </w:p>
     <w:p>
       <w:pPr>
-        <w:pStyle w:val="a3"/>
+        <w:pStyle w:val="39"/>
         <w:keepNext w:val="0"/>
         <w:keepLines w:val="0"/>
         <w:pageBreakBefore w:val="0"/>
@@ -6311,7 +6409,7 @@
         <w:bidi w:val="0"/>
         <w:adjustRightInd w:val="0"/>
         <w:snapToGrid w:val="0"/>
-        <w:ind w:left="425" w:hanging="425" w:leftChars="0" w:firstLineChars="0"/>
+        <w:ind w:left="425" w:leftChars="0" w:hanging="425" w:firstLineChars="0"/>
         <w:textAlignment w:val="baseline"/>
       </w:pPr>
       <w:r>
@@ -6320,7 +6418,7 @@
     </w:p>
     <w:p>
       <w:pPr>
-        <w:pStyle w:val="a3"/>
+        <w:pStyle w:val="39"/>
         <w:keepNext w:val="0"/>
         <w:keepLines w:val="0"/>
         <w:pageBreakBefore w:val="0"/>
@@ -6338,7 +6436,7 @@
         <w:bidi w:val="0"/>
         <w:adjustRightInd w:val="0"/>
         <w:snapToGrid w:val="0"/>
-        <w:ind w:left="425" w:hanging="425" w:leftChars="0" w:firstLineChars="0"/>
+        <w:ind w:left="425" w:leftChars="0" w:hanging="425" w:firstLineChars="0"/>
         <w:textAlignment w:val="baseline"/>
       </w:pPr>
       <w:r>
@@ -6347,7 +6445,7 @@
     </w:p>
     <w:p>
       <w:pPr>
-        <w:pStyle w:val="2"/>
+        <w:pStyle w:val="28"/>
         <w:keepNext w:val="0"/>
         <w:keepLines w:val="0"/>
         <w:pageBreakBefore w:val="0"/>
@@ -6366,8 +6464,11 @@
       <w:bookmarkStart w:id="12" w:name="_Toc3870"/>
       <w:r>
         <w:pict>
-          <v:shape id="_x0000_s1026" o:spid="_x0000_s1025" style="height:0.25pt;margin-left:359.5pt;margin-top:199.05pt;mso-height-relative:page;mso-width-relative:page;position:absolute;width:13.35pt;z-index:251658240" coordsize="267,5" path="m2,2l264,2e" filled="f" stroked="t">
+          <v:shape id="_x0000_s1025" o:spid="_x0000_s1025" style="position:absolute;left:0pt;margin-left:359.5pt;margin-top:199.05pt;height:0.25pt;width:13.35pt;z-index:251659264;mso-width-relative:page;mso-height-relative:page;" filled="f" stroked="t" coordsize="267,5" path="m2,2l264,2e">
+            <v:fill on="f" focussize="0,0"/>
             <v:stroke dashstyle="dash" endcap="round"/>
+            <v:imagedata o:title=""/>
+            <o:lock v:ext="edit"/>
           </v:shape>
         </w:pict>
       </w:r>
@@ -6402,7 +6503,7 @@
         <w:jc w:val="both"/>
         <w:textAlignment w:val="baseline"/>
         <w:rPr>
-          <w:rFonts w:ascii="宋体" w:eastAsia="宋体" w:hAnsi="宋体" w:cs="宋体"/>
+          <w:rFonts w:ascii="宋体" w:hAnsi="宋体" w:eastAsia="宋体" w:cs="宋体"/>
           <w:sz w:val="24"/>
           <w:szCs w:val="24"/>
         </w:rPr>
@@ -6426,7 +6527,7 @@
                     </pic:cNvPicPr>
                   </pic:nvPicPr>
                   <pic:blipFill>
-                    <a:blip xmlns:r="http://schemas.openxmlformats.org/officeDocument/2006/relationships" r:embed="rId10"/>
+                    <a:blip r:embed="rId12"/>
                     <a:stretch>
                       <a:fillRect/>
                     </a:stretch>
@@ -6488,7 +6589,7 @@
                     </pic:cNvPicPr>
                   </pic:nvPicPr>
                   <pic:blipFill>
-                    <a:blip xmlns:r="http://schemas.openxmlformats.org/officeDocument/2006/relationships" r:embed="rId11"/>
+                    <a:blip r:embed="rId13"/>
                     <a:stretch>
                       <a:fillRect/>
                     </a:stretch>
@@ -6570,7 +6671,7 @@
                     </pic:cNvPicPr>
                   </pic:nvPicPr>
                   <pic:blipFill>
-                    <a:blip xmlns:r="http://schemas.openxmlformats.org/officeDocument/2006/relationships" r:embed="rId12"/>
+                    <a:blip r:embed="rId14"/>
                     <a:stretch>
                       <a:fillRect/>
                     </a:stretch>
@@ -6597,7 +6698,7 @@
     </w:p>
     <w:p>
       <w:pPr>
-        <w:pStyle w:val="3"/>
+        <w:pStyle w:val="29"/>
         <w:bidi w:val="0"/>
       </w:pPr>
       <w:r>
@@ -6625,10 +6726,10 @@
         <w:adjustRightInd w:val="0"/>
         <w:snapToGrid w:val="0"/>
         <w:spacing w:line="360" w:lineRule="auto"/>
-        <w:ind w:left="425" w:right="0" w:hanging="425" w:leftChars="0" w:firstLineChars="0"/>
+        <w:ind w:left="425" w:leftChars="0" w:right="0" w:hanging="425" w:firstLineChars="0"/>
         <w:textAlignment w:val="baseline"/>
         <w:rPr>
-          <w:rFonts w:ascii="宋体" w:eastAsia="宋体" w:hAnsi="宋体" w:cs="宋体"/>
+          <w:rFonts w:ascii="宋体" w:hAnsi="宋体" w:eastAsia="宋体" w:cs="宋体"/>
           <w:spacing w:val="-3"/>
           <w:sz w:val="24"/>
           <w:szCs w:val="24"/>
@@ -6636,7 +6737,7 @@
       </w:pPr>
       <w:r>
         <w:rPr>
-          <w:rFonts w:ascii="宋体" w:eastAsia="宋体" w:hAnsi="宋体" w:cs="宋体"/>
+          <w:rFonts w:ascii="宋体" w:hAnsi="宋体" w:eastAsia="宋体" w:cs="宋体"/>
           <w:spacing w:val="-3"/>
           <w:sz w:val="24"/>
           <w:szCs w:val="24"/>
@@ -6664,10 +6765,10 @@
         <w:adjustRightInd w:val="0"/>
         <w:snapToGrid w:val="0"/>
         <w:spacing w:line="360" w:lineRule="auto"/>
-        <w:ind w:left="425" w:right="0" w:hanging="425" w:leftChars="0" w:firstLineChars="0"/>
+        <w:ind w:left="425" w:leftChars="0" w:right="0" w:hanging="425" w:firstLineChars="0"/>
         <w:textAlignment w:val="baseline"/>
         <w:rPr>
-          <w:rFonts w:ascii="宋体" w:eastAsia="宋体" w:hAnsi="宋体" w:cs="宋体"/>
+          <w:rFonts w:ascii="宋体" w:hAnsi="宋体" w:eastAsia="宋体" w:cs="宋体"/>
           <w:spacing w:val="-3"/>
           <w:sz w:val="24"/>
           <w:szCs w:val="24"/>
@@ -6675,7 +6776,7 @@
       </w:pPr>
       <w:r>
         <w:rPr>
-          <w:rFonts w:ascii="宋体" w:eastAsia="宋体" w:hAnsi="宋体" w:cs="宋体"/>
+          <w:rFonts w:ascii="宋体" w:hAnsi="宋体" w:eastAsia="宋体" w:cs="宋体"/>
           <w:spacing w:val="-3"/>
           <w:sz w:val="24"/>
           <w:szCs w:val="24"/>
@@ -6703,10 +6804,10 @@
         <w:adjustRightInd w:val="0"/>
         <w:snapToGrid w:val="0"/>
         <w:spacing w:line="360" w:lineRule="auto"/>
-        <w:ind w:left="425" w:right="0" w:hanging="425" w:leftChars="0" w:firstLineChars="0"/>
+        <w:ind w:left="425" w:leftChars="0" w:right="0" w:hanging="425" w:firstLineChars="0"/>
         <w:textAlignment w:val="baseline"/>
         <w:rPr>
-          <w:rFonts w:ascii="宋体" w:eastAsia="宋体" w:hAnsi="宋体" w:cs="宋体"/>
+          <w:rFonts w:ascii="宋体" w:hAnsi="宋体" w:eastAsia="宋体" w:cs="宋体"/>
           <w:spacing w:val="-3"/>
           <w:sz w:val="24"/>
           <w:szCs w:val="24"/>
@@ -6714,7 +6815,7 @@
       </w:pPr>
       <w:r>
         <w:rPr>
-          <w:rFonts w:ascii="宋体" w:eastAsia="宋体" w:hAnsi="宋体" w:cs="宋体"/>
+          <w:rFonts w:ascii="宋体" w:hAnsi="宋体" w:eastAsia="宋体" w:cs="宋体"/>
           <w:spacing w:val="-3"/>
           <w:sz w:val="24"/>
           <w:szCs w:val="24"/>
@@ -6742,10 +6843,10 @@
         <w:adjustRightInd w:val="0"/>
         <w:snapToGrid w:val="0"/>
         <w:spacing w:line="360" w:lineRule="auto"/>
-        <w:ind w:left="425" w:right="0" w:hanging="425" w:leftChars="0" w:firstLineChars="0"/>
+        <w:ind w:left="425" w:leftChars="0" w:right="0" w:hanging="425" w:firstLineChars="0"/>
         <w:textAlignment w:val="baseline"/>
         <w:rPr>
-          <w:rFonts w:ascii="宋体" w:eastAsia="宋体" w:hAnsi="宋体" w:cs="宋体"/>
+          <w:rFonts w:ascii="宋体" w:hAnsi="宋体" w:eastAsia="宋体" w:cs="宋体"/>
           <w:spacing w:val="-3"/>
           <w:sz w:val="24"/>
           <w:szCs w:val="24"/>
@@ -6753,7 +6854,7 @@
       </w:pPr>
       <w:r>
         <w:rPr>
-          <w:rFonts w:ascii="宋体" w:eastAsia="宋体" w:hAnsi="宋体" w:cs="宋体"/>
+          <w:rFonts w:ascii="宋体" w:hAnsi="宋体" w:eastAsia="宋体" w:cs="宋体"/>
           <w:spacing w:val="-3"/>
           <w:sz w:val="24"/>
           <w:szCs w:val="24"/>
@@ -6763,7 +6864,7 @@
     </w:p>
     <w:p>
       <w:pPr>
-        <w:pStyle w:val="3"/>
+        <w:pStyle w:val="29"/>
         <w:keepNext w:val="0"/>
         <w:keepLines w:val="0"/>
         <w:pageBreakBefore w:val="0"/>
@@ -6787,7 +6888,7 @@
     </w:p>
     <w:p>
       <w:pPr>
-        <w:pStyle w:val="a"/>
+        <w:pStyle w:val="27"/>
         <w:keepNext w:val="0"/>
         <w:keepLines w:val="0"/>
         <w:pageBreakBefore w:val="0"/>
@@ -6809,7 +6910,7 @@
     </w:p>
     <w:p>
       <w:pPr>
-        <w:pStyle w:val="a3"/>
+        <w:pStyle w:val="39"/>
         <w:keepNext w:val="0"/>
         <w:keepLines w:val="0"/>
         <w:pageBreakBefore w:val="0"/>
@@ -6827,7 +6928,7 @@
         <w:bidi w:val="0"/>
         <w:adjustRightInd w:val="0"/>
         <w:snapToGrid w:val="0"/>
-        <w:ind w:left="425" w:hanging="425" w:leftChars="0" w:firstLineChars="0"/>
+        <w:ind w:left="425" w:leftChars="0" w:hanging="425" w:firstLineChars="0"/>
         <w:textAlignment w:val="baseline"/>
       </w:pPr>
       <w:r>
@@ -6836,7 +6937,7 @@
     </w:p>
     <w:p>
       <w:pPr>
-        <w:pStyle w:val="a3"/>
+        <w:pStyle w:val="39"/>
         <w:keepNext w:val="0"/>
         <w:keepLines w:val="0"/>
         <w:pageBreakBefore w:val="0"/>
@@ -6854,7 +6955,7 @@
         <w:bidi w:val="0"/>
         <w:adjustRightInd w:val="0"/>
         <w:snapToGrid w:val="0"/>
-        <w:ind w:left="425" w:hanging="425" w:leftChars="0" w:firstLineChars="0"/>
+        <w:ind w:left="425" w:leftChars="0" w:hanging="425" w:firstLineChars="0"/>
         <w:textAlignment w:val="baseline"/>
       </w:pPr>
       <w:r>
@@ -6863,7 +6964,7 @@
     </w:p>
     <w:p>
       <w:pPr>
-        <w:pStyle w:val="a3"/>
+        <w:pStyle w:val="39"/>
         <w:keepNext w:val="0"/>
         <w:keepLines w:val="0"/>
         <w:pageBreakBefore w:val="0"/>
@@ -6881,7 +6982,7 @@
         <w:bidi w:val="0"/>
         <w:adjustRightInd w:val="0"/>
         <w:snapToGrid w:val="0"/>
-        <w:ind w:left="425" w:hanging="425" w:leftChars="0" w:firstLineChars="0"/>
+        <w:ind w:left="425" w:leftChars="0" w:hanging="425" w:firstLineChars="0"/>
         <w:textAlignment w:val="baseline"/>
       </w:pPr>
       <w:r>
@@ -6890,7 +6991,7 @@
     </w:p>
     <w:p>
       <w:pPr>
-        <w:pStyle w:val="a3"/>
+        <w:pStyle w:val="39"/>
         <w:keepNext w:val="0"/>
         <w:keepLines w:val="0"/>
         <w:pageBreakBefore w:val="0"/>
@@ -6908,7 +7009,7 @@
         <w:bidi w:val="0"/>
         <w:adjustRightInd w:val="0"/>
         <w:snapToGrid w:val="0"/>
-        <w:ind w:left="425" w:hanging="425" w:leftChars="0" w:firstLineChars="0"/>
+        <w:ind w:left="425" w:leftChars="0" w:hanging="425" w:firstLineChars="0"/>
         <w:textAlignment w:val="baseline"/>
       </w:pPr>
       <w:r>
@@ -6917,7 +7018,7 @@
     </w:p>
     <w:p>
       <w:pPr>
-        <w:pStyle w:val="a3"/>
+        <w:pStyle w:val="39"/>
         <w:keepNext w:val="0"/>
         <w:keepLines w:val="0"/>
         <w:pageBreakBefore w:val="0"/>
@@ -6935,7 +7036,7 @@
         <w:bidi w:val="0"/>
         <w:adjustRightInd w:val="0"/>
         <w:snapToGrid w:val="0"/>
-        <w:ind w:left="425" w:hanging="425" w:leftChars="0" w:firstLineChars="0"/>
+        <w:ind w:left="425" w:leftChars="0" w:hanging="425" w:firstLineChars="0"/>
         <w:textAlignment w:val="baseline"/>
       </w:pPr>
       <w:r>
@@ -6944,7 +7045,7 @@
     </w:p>
     <w:p>
       <w:pPr>
-        <w:pStyle w:val="3"/>
+        <w:pStyle w:val="29"/>
         <w:keepNext w:val="0"/>
         <w:keepLines w:val="0"/>
         <w:pageBreakBefore w:val="0"/>
@@ -6968,7 +7069,7 @@
     </w:p>
     <w:p>
       <w:pPr>
-        <w:pStyle w:val="a"/>
+        <w:pStyle w:val="27"/>
         <w:keepNext w:val="0"/>
         <w:keepLines w:val="0"/>
         <w:pageBreakBefore w:val="0"/>
@@ -6997,7 +7098,7 @@
     </w:p>
     <w:p>
       <w:pPr>
-        <w:pStyle w:val="a"/>
+        <w:pStyle w:val="27"/>
         <w:keepNext w:val="0"/>
         <w:keepLines w:val="0"/>
         <w:pageBreakBefore w:val="0"/>
@@ -7019,7 +7120,7 @@
     </w:p>
     <w:p>
       <w:pPr>
-        <w:pStyle w:val="3"/>
+        <w:pStyle w:val="29"/>
         <w:keepNext w:val="0"/>
         <w:keepLines w:val="0"/>
         <w:pageBreakBefore w:val="0"/>
@@ -7043,7 +7144,7 @@
     </w:p>
     <w:p>
       <w:pPr>
-        <w:pStyle w:val="a"/>
+        <w:pStyle w:val="27"/>
         <w:keepNext w:val="0"/>
         <w:keepLines w:val="0"/>
         <w:pageBreakBefore w:val="0"/>
@@ -7073,7 +7174,7 @@
     </w:p>
     <w:p>
       <w:pPr>
-        <w:pStyle w:val="a"/>
+        <w:pStyle w:val="27"/>
         <w:keepNext w:val="0"/>
         <w:keepLines w:val="0"/>
         <w:pageBreakBefore w:val="0"/>
@@ -7103,7 +7204,7 @@
     </w:p>
     <w:p>
       <w:pPr>
-        <w:pStyle w:val="a"/>
+        <w:pStyle w:val="27"/>
         <w:keepNext w:val="0"/>
         <w:keepLines w:val="0"/>
         <w:pageBreakBefore w:val="0"/>
@@ -7133,7 +7234,7 @@
     </w:p>
     <w:p>
       <w:pPr>
-        <w:pStyle w:val="3"/>
+        <w:pStyle w:val="29"/>
         <w:keepNext w:val="0"/>
         <w:keepLines w:val="0"/>
         <w:pageBreakBefore w:val="0"/>
@@ -7157,7 +7258,7 @@
     </w:p>
     <w:p>
       <w:pPr>
-        <w:pStyle w:val="a"/>
+        <w:pStyle w:val="27"/>
         <w:keepNext w:val="0"/>
         <w:keepLines w:val="0"/>
         <w:pageBreakBefore w:val="0"/>
@@ -7187,7 +7288,7 @@
     </w:p>
     <w:p>
       <w:pPr>
-        <w:pStyle w:val="3"/>
+        <w:pStyle w:val="29"/>
         <w:keepNext w:val="0"/>
         <w:keepLines w:val="0"/>
         <w:pageBreakBefore w:val="0"/>
@@ -7211,7 +7312,7 @@
     </w:p>
     <w:p>
       <w:pPr>
-        <w:pStyle w:val="a"/>
+        <w:pStyle w:val="27"/>
         <w:keepNext w:val="0"/>
         <w:keepLines w:val="0"/>
         <w:pageBreakBefore w:val="0"/>
@@ -7241,7 +7342,7 @@
     </w:p>
     <w:p>
       <w:pPr>
-        <w:pStyle w:val="3"/>
+        <w:pStyle w:val="29"/>
         <w:keepNext w:val="0"/>
         <w:keepLines w:val="0"/>
         <w:pageBreakBefore w:val="0"/>
@@ -7265,7 +7366,7 @@
     </w:p>
     <w:p>
       <w:pPr>
-        <w:pStyle w:val="a3"/>
+        <w:pStyle w:val="39"/>
         <w:keepNext w:val="0"/>
         <w:keepLines w:val="0"/>
         <w:pageBreakBefore w:val="0"/>
@@ -7283,7 +7384,7 @@
         <w:bidi w:val="0"/>
         <w:adjustRightInd w:val="0"/>
         <w:snapToGrid w:val="0"/>
-        <w:ind w:left="425" w:hanging="425" w:leftChars="0" w:firstLineChars="0"/>
+        <w:ind w:left="425" w:leftChars="0" w:hanging="425" w:firstLineChars="0"/>
         <w:textAlignment w:val="baseline"/>
       </w:pPr>
       <w:r>
@@ -7302,7 +7403,7 @@
     </w:p>
     <w:p>
       <w:pPr>
-        <w:pStyle w:val="a3"/>
+        <w:pStyle w:val="39"/>
         <w:keepNext w:val="0"/>
         <w:keepLines w:val="0"/>
         <w:pageBreakBefore w:val="0"/>
@@ -7320,7 +7421,7 @@
         <w:bidi w:val="0"/>
         <w:adjustRightInd w:val="0"/>
         <w:snapToGrid w:val="0"/>
-        <w:ind w:left="425" w:hanging="425" w:leftChars="0" w:firstLineChars="0"/>
+        <w:ind w:left="425" w:leftChars="0" w:hanging="425" w:firstLineChars="0"/>
         <w:textAlignment w:val="baseline"/>
       </w:pPr>
       <w:r>
@@ -7329,7 +7430,7 @@
     </w:p>
     <w:p>
       <w:pPr>
-        <w:pStyle w:val="a3"/>
+        <w:pStyle w:val="39"/>
         <w:keepNext w:val="0"/>
         <w:keepLines w:val="0"/>
         <w:pageBreakBefore w:val="0"/>
@@ -7347,7 +7448,7 @@
         <w:bidi w:val="0"/>
         <w:adjustRightInd w:val="0"/>
         <w:snapToGrid w:val="0"/>
-        <w:ind w:left="425" w:hanging="425" w:leftChars="0" w:firstLineChars="0"/>
+        <w:ind w:left="425" w:leftChars="0" w:hanging="425" w:firstLineChars="0"/>
         <w:textAlignment w:val="baseline"/>
       </w:pPr>
       <w:r>
@@ -7356,7 +7457,7 @@
     </w:p>
     <w:p>
       <w:pPr>
-        <w:pStyle w:val="3"/>
+        <w:pStyle w:val="29"/>
         <w:keepNext w:val="0"/>
         <w:keepLines w:val="0"/>
         <w:pageBreakBefore w:val="0"/>
@@ -7382,7 +7483,7 @@
     </w:p>
     <w:p>
       <w:pPr>
-        <w:pStyle w:val="a"/>
+        <w:pStyle w:val="27"/>
         <w:keepNext w:val="0"/>
         <w:keepLines w:val="0"/>
         <w:pageBreakBefore w:val="0"/>
@@ -7412,7 +7513,7 @@
     </w:p>
     <w:p>
       <w:pPr>
-        <w:pStyle w:val="1"/>
+        <w:pStyle w:val="26"/>
         <w:keepNext w:val="0"/>
         <w:keepLines w:val="0"/>
         <w:pageBreakBefore w:val="0"/>
@@ -7450,10 +7551,10 @@
         <w:adjustRightInd w:val="0"/>
         <w:snapToGrid w:val="0"/>
         <w:spacing w:line="360" w:lineRule="auto"/>
-        <w:ind w:left="0" w:right="0" w:firstLine="420" w:firstLineChars="200"/>
+        <w:ind w:left="0" w:right="0" w:firstLine="476" w:firstLineChars="200"/>
         <w:textAlignment w:val="baseline"/>
         <w:rPr>
-          <w:rFonts w:ascii="宋体" w:eastAsia="宋体" w:hAnsi="宋体" w:cs="宋体" w:hint="eastAsia"/>
+          <w:rFonts w:hint="eastAsia" w:ascii="宋体" w:hAnsi="宋体" w:eastAsia="宋体" w:cs="宋体"/>
           <w:spacing w:val="-1"/>
           <w:sz w:val="24"/>
           <w:szCs w:val="24"/>
@@ -7462,7 +7563,7 @@
       </w:pPr>
       <w:r>
         <w:rPr>
-          <w:rFonts w:ascii="宋体" w:eastAsia="宋体" w:hAnsi="宋体" w:cs="宋体" w:hint="eastAsia"/>
+          <w:rFonts w:hint="eastAsia" w:ascii="宋体" w:hAnsi="宋体" w:eastAsia="宋体" w:cs="宋体"/>
           <w:spacing w:val="-1"/>
           <w:sz w:val="24"/>
           <w:szCs w:val="24"/>
@@ -7487,10 +7588,10 @@
         <w:adjustRightInd w:val="0"/>
         <w:snapToGrid w:val="0"/>
         <w:spacing w:line="360" w:lineRule="auto"/>
-        <w:ind w:left="0" w:right="0" w:firstLine="420" w:firstLineChars="200"/>
+        <w:ind w:left="0" w:right="0" w:firstLine="476" w:firstLineChars="200"/>
         <w:textAlignment w:val="baseline"/>
         <w:rPr>
-          <w:rFonts w:ascii="宋体" w:eastAsia="宋体" w:hAnsi="宋体" w:cs="宋体" w:hint="eastAsia"/>
+          <w:rFonts w:hint="eastAsia" w:ascii="宋体" w:hAnsi="宋体" w:eastAsia="宋体" w:cs="宋体"/>
           <w:spacing w:val="-1"/>
           <w:sz w:val="24"/>
           <w:szCs w:val="24"/>
@@ -7499,7 +7600,7 @@
       </w:pPr>
       <w:r>
         <w:rPr>
-          <w:rFonts w:ascii="宋体" w:eastAsia="宋体" w:hAnsi="宋体" w:cs="宋体" w:hint="eastAsia"/>
+          <w:rFonts w:hint="eastAsia" w:ascii="宋体" w:hAnsi="宋体" w:eastAsia="宋体" w:cs="宋体"/>
           <w:spacing w:val="-1"/>
           <w:sz w:val="24"/>
           <w:szCs w:val="24"/>
@@ -7524,10 +7625,10 @@
         <w:adjustRightInd w:val="0"/>
         <w:snapToGrid w:val="0"/>
         <w:spacing w:line="360" w:lineRule="auto"/>
-        <w:ind w:left="0" w:right="0" w:firstLine="420" w:firstLineChars="200"/>
+        <w:ind w:left="0" w:right="0" w:firstLine="476" w:firstLineChars="200"/>
         <w:textAlignment w:val="baseline"/>
         <w:rPr>
-          <w:rFonts w:ascii="宋体" w:eastAsia="宋体" w:hAnsi="宋体" w:cs="宋体" w:hint="eastAsia"/>
+          <w:rFonts w:hint="eastAsia" w:ascii="宋体" w:hAnsi="宋体" w:eastAsia="宋体" w:cs="宋体"/>
           <w:spacing w:val="-1"/>
           <w:sz w:val="24"/>
           <w:szCs w:val="24"/>
@@ -7536,7 +7637,7 @@
       </w:pPr>
       <w:r>
         <w:rPr>
-          <w:rFonts w:ascii="宋体" w:eastAsia="宋体" w:hAnsi="宋体" w:cs="宋体" w:hint="eastAsia"/>
+          <w:rFonts w:hint="eastAsia" w:ascii="宋体" w:hAnsi="宋体" w:eastAsia="宋体" w:cs="宋体"/>
           <w:spacing w:val="-1"/>
           <w:sz w:val="24"/>
           <w:szCs w:val="24"/>
@@ -7547,7 +7648,7 @@
     </w:p>
     <w:p>
       <w:pPr>
-        <w:pStyle w:val="1"/>
+        <w:pStyle w:val="26"/>
         <w:keepNext w:val="0"/>
         <w:keepLines w:val="0"/>
         <w:pageBreakBefore w:val="0"/>
@@ -7567,8 +7668,8 @@
           <w:lang w:val="en-US" w:eastAsia="zh-CN"/>
         </w:rPr>
       </w:pPr>
-      <w:bookmarkStart w:id="23" w:name="_Toc21434"/>
-      <w:bookmarkStart w:id="24" w:name="_Toc25540"/>
+      <w:bookmarkStart w:id="23" w:name="_Toc25540"/>
+      <w:bookmarkStart w:id="24" w:name="_Toc21434"/>
       <w:r>
         <w:rPr>
           <w:rFonts w:hint="default"/>
@@ -7581,16 +7682,16 @@
     </w:p>
     <w:tbl>
       <w:tblPr>
-        <w:tblStyle w:val="TableNormal0"/>
+        <w:tblStyle w:val="24"/>
         <w:tblW w:w="8316" w:type="dxa"/>
         <w:tblInd w:w="130" w:type="dxa"/>
         <w:tblBorders>
-          <w:top w:val="single" w:sz="2" w:space="0" w:color="000000"/>
-          <w:left w:val="single" w:sz="2" w:space="0" w:color="000000"/>
-          <w:bottom w:val="single" w:sz="2" w:space="0" w:color="000000"/>
-          <w:right w:val="single" w:sz="2" w:space="0" w:color="000000"/>
-          <w:insideH w:val="single" w:sz="2" w:space="0" w:color="000000"/>
-          <w:insideV w:val="single" w:sz="2" w:space="0" w:color="000000"/>
+          <w:top w:val="single" w:color="000000" w:sz="2" w:space="0"/>
+          <w:left w:val="single" w:color="000000" w:sz="2" w:space="0"/>
+          <w:bottom w:val="single" w:color="000000" w:sz="2" w:space="0"/>
+          <w:right w:val="single" w:color="000000" w:sz="2" w:space="0"/>
+          <w:insideH w:val="single" w:color="000000" w:sz="2" w:space="0"/>
+          <w:insideV w:val="single" w:color="000000" w:sz="2" w:space="0"/>
         </w:tblBorders>
         <w:tblLayout w:type="fixed"/>
         <w:tblCellMar>
@@ -7609,17 +7710,14 @@
       </w:tblGrid>
       <w:tr>
         <w:tblPrEx>
-          <w:tblW w:w="8316" w:type="dxa"/>
-          <w:tblInd w:w="130" w:type="dxa"/>
           <w:tblBorders>
-            <w:top w:val="single" w:sz="2" w:space="0" w:color="000000"/>
-            <w:left w:val="single" w:sz="2" w:space="0" w:color="000000"/>
-            <w:bottom w:val="single" w:sz="2" w:space="0" w:color="000000"/>
-            <w:right w:val="single" w:sz="2" w:space="0" w:color="000000"/>
-            <w:insideH w:val="single" w:sz="2" w:space="0" w:color="000000"/>
-            <w:insideV w:val="single" w:sz="2" w:space="0" w:color="000000"/>
+            <w:top w:val="single" w:color="000000" w:sz="2" w:space="0"/>
+            <w:left w:val="single" w:color="000000" w:sz="2" w:space="0"/>
+            <w:bottom w:val="single" w:color="000000" w:sz="2" w:space="0"/>
+            <w:right w:val="single" w:color="000000" w:sz="2" w:space="0"/>
+            <w:insideH w:val="single" w:color="000000" w:sz="2" w:space="0"/>
+            <w:insideV w:val="single" w:color="000000" w:sz="2" w:space="0"/>
           </w:tblBorders>
-          <w:tblLayout w:type="fixed"/>
           <w:tblCellMar>
             <w:top w:w="0" w:type="dxa"/>
             <w:left w:w="0" w:type="dxa"/>
@@ -7628,15 +7726,15 @@
           </w:tblCellMar>
         </w:tblPrEx>
         <w:trPr>
-          <w:trHeight w:val="583"/>
+          <w:trHeight w:val="583" w:hRule="atLeast"/>
         </w:trPr>
         <w:tc>
           <w:tcPr>
             <w:tcW w:w="727" w:type="dxa"/>
             <w:tcBorders>
-              <w:top w:val="single" w:sz="6" w:space="0" w:color="000000"/>
-              <w:left w:val="single" w:sz="6" w:space="0" w:color="000000"/>
-              <w:bottom w:val="single" w:sz="6" w:space="0" w:color="000000"/>
+              <w:top w:val="single" w:color="000000" w:sz="6" w:space="0"/>
+              <w:left w:val="single" w:color="000000" w:sz="6" w:space="0"/>
+              <w:bottom w:val="single" w:color="000000" w:sz="6" w:space="0"/>
             </w:tcBorders>
             <w:shd w:val="clear" w:color="auto" w:fill="C0C0C0"/>
           </w:tcPr>
@@ -7659,7 +7757,7 @@
               <w:ind w:left="195"/>
               <w:textAlignment w:val="baseline"/>
               <w:rPr>
-                <w:rFonts w:ascii="宋体" w:eastAsia="宋体" w:hAnsi="宋体" w:cs="宋体"/>
+                <w:rFonts w:ascii="宋体" w:hAnsi="宋体" w:eastAsia="宋体" w:cs="宋体"/>
                 <w:b/>
                 <w:bCs/>
                 <w:spacing w:val="-7"/>
@@ -7669,7 +7767,7 @@
             </w:pPr>
             <w:r>
               <w:rPr>
-                <w:rFonts w:ascii="宋体" w:eastAsia="宋体" w:hAnsi="宋体" w:cs="宋体"/>
+                <w:rFonts w:ascii="宋体" w:hAnsi="宋体" w:eastAsia="宋体" w:cs="宋体"/>
                 <w:b/>
                 <w:bCs/>
                 <w:spacing w:val="-7"/>
@@ -7684,8 +7782,8 @@
           <w:tcPr>
             <w:tcW w:w="1337" w:type="dxa"/>
             <w:tcBorders>
-              <w:top w:val="single" w:sz="6" w:space="0" w:color="000000"/>
-              <w:bottom w:val="single" w:sz="6" w:space="0" w:color="000000"/>
+              <w:top w:val="single" w:color="000000" w:sz="6" w:space="0"/>
+              <w:bottom w:val="single" w:color="000000" w:sz="6" w:space="0"/>
             </w:tcBorders>
             <w:shd w:val="clear" w:color="auto" w:fill="C0C0C0"/>
           </w:tcPr>
@@ -7708,7 +7806,7 @@
               <w:ind w:left="195"/>
               <w:textAlignment w:val="baseline"/>
               <w:rPr>
-                <w:rFonts w:ascii="宋体" w:eastAsia="宋体" w:hAnsi="宋体" w:cs="宋体"/>
+                <w:rFonts w:ascii="宋体" w:hAnsi="宋体" w:eastAsia="宋体" w:cs="宋体"/>
                 <w:b/>
                 <w:bCs/>
                 <w:spacing w:val="-7"/>
@@ -7718,7 +7816,7 @@
             </w:pPr>
             <w:r>
               <w:rPr>
-                <w:rFonts w:ascii="宋体" w:eastAsia="宋体" w:hAnsi="宋体" w:cs="宋体"/>
+                <w:rFonts w:ascii="宋体" w:hAnsi="宋体" w:eastAsia="宋体" w:cs="宋体"/>
                 <w:b/>
                 <w:bCs/>
                 <w:spacing w:val="-7"/>
@@ -7733,9 +7831,9 @@
           <w:tcPr>
             <w:tcW w:w="3832" w:type="dxa"/>
             <w:tcBorders>
-              <w:top w:val="single" w:sz="6" w:space="0" w:color="000000"/>
-              <w:bottom w:val="single" w:sz="6" w:space="0" w:color="000000"/>
-              <w:right w:val="single" w:sz="6" w:space="0" w:color="000000"/>
+              <w:top w:val="single" w:color="000000" w:sz="6" w:space="0"/>
+              <w:bottom w:val="single" w:color="000000" w:sz="6" w:space="0"/>
+              <w:right w:val="single" w:color="000000" w:sz="6" w:space="0"/>
             </w:tcBorders>
             <w:shd w:val="clear" w:color="auto" w:fill="C0C0C0"/>
           </w:tcPr>
@@ -7758,7 +7856,7 @@
               <w:ind w:left="195"/>
               <w:textAlignment w:val="baseline"/>
               <w:rPr>
-                <w:rFonts w:ascii="宋体" w:eastAsia="宋体" w:hAnsi="宋体" w:cs="宋体"/>
+                <w:rFonts w:ascii="宋体" w:hAnsi="宋体" w:eastAsia="宋体" w:cs="宋体"/>
                 <w:b/>
                 <w:bCs/>
                 <w:spacing w:val="-7"/>
@@ -7768,7 +7866,7 @@
             </w:pPr>
             <w:r>
               <w:rPr>
-                <w:rFonts w:ascii="宋体" w:eastAsia="宋体" w:hAnsi="宋体" w:cs="宋体"/>
+                <w:rFonts w:ascii="宋体" w:hAnsi="宋体" w:eastAsia="宋体" w:cs="宋体"/>
                 <w:b/>
                 <w:bCs/>
                 <w:spacing w:val="-7"/>
@@ -7783,9 +7881,9 @@
           <w:tcPr>
             <w:tcW w:w="1210" w:type="dxa"/>
             <w:tcBorders>
-              <w:top w:val="single" w:sz="6" w:space="0" w:color="000000"/>
-              <w:bottom w:val="single" w:sz="6" w:space="0" w:color="000000"/>
-              <w:right w:val="single" w:sz="6" w:space="0" w:color="000000"/>
+              <w:top w:val="single" w:color="000000" w:sz="6" w:space="0"/>
+              <w:bottom w:val="single" w:color="000000" w:sz="6" w:space="0"/>
+              <w:right w:val="single" w:color="000000" w:sz="6" w:space="0"/>
             </w:tcBorders>
             <w:shd w:val="clear" w:color="auto" w:fill="C0C0C0"/>
           </w:tcPr>
@@ -7808,7 +7906,7 @@
               <w:ind w:left="195"/>
               <w:textAlignment w:val="baseline"/>
               <w:rPr>
-                <w:rFonts w:ascii="宋体" w:eastAsia="宋体" w:hAnsi="宋体" w:cs="宋体" w:hint="default"/>
+                <w:rFonts w:hint="default" w:ascii="宋体" w:hAnsi="宋体" w:eastAsia="宋体" w:cs="宋体"/>
                 <w:b/>
                 <w:bCs/>
                 <w:spacing w:val="-7"/>
@@ -7819,7 +7917,7 @@
             </w:pPr>
             <w:r>
               <w:rPr>
-                <w:rFonts w:ascii="宋体" w:eastAsia="宋体" w:hAnsi="宋体" w:cs="宋体" w:hint="eastAsia"/>
+                <w:rFonts w:hint="eastAsia" w:ascii="宋体" w:hAnsi="宋体" w:eastAsia="宋体" w:cs="宋体"/>
                 <w:b/>
                 <w:bCs/>
                 <w:spacing w:val="-7"/>
@@ -7835,9 +7933,9 @@
           <w:tcPr>
             <w:tcW w:w="1210" w:type="dxa"/>
             <w:tcBorders>
-              <w:top w:val="single" w:sz="6" w:space="0" w:color="000000"/>
-              <w:bottom w:val="single" w:sz="6" w:space="0" w:color="000000"/>
-              <w:right w:val="single" w:sz="6" w:space="0" w:color="000000"/>
+              <w:top w:val="single" w:color="000000" w:sz="6" w:space="0"/>
+              <w:bottom w:val="single" w:color="000000" w:sz="6" w:space="0"/>
+              <w:right w:val="single" w:color="000000" w:sz="6" w:space="0"/>
             </w:tcBorders>
             <w:shd w:val="clear" w:color="auto" w:fill="C0C0C0"/>
           </w:tcPr>
@@ -7860,7 +7958,7 @@
               <w:ind w:left="195"/>
               <w:textAlignment w:val="baseline"/>
               <w:rPr>
-                <w:rFonts w:ascii="宋体" w:eastAsia="宋体" w:hAnsi="宋体" w:cs="宋体" w:hint="default"/>
+                <w:rFonts w:hint="default" w:ascii="宋体" w:hAnsi="宋体" w:eastAsia="宋体" w:cs="宋体"/>
                 <w:b/>
                 <w:bCs/>
                 <w:spacing w:val="-7"/>
@@ -7871,7 +7969,7 @@
             </w:pPr>
             <w:r>
               <w:rPr>
-                <w:rFonts w:ascii="宋体" w:hAnsi="宋体" w:cs="宋体" w:hint="eastAsia"/>
+                <w:rFonts w:hint="eastAsia" w:ascii="宋体" w:hAnsi="宋体" w:cs="宋体"/>
                 <w:b/>
                 <w:bCs/>
                 <w:spacing w:val="-7"/>
@@ -7886,9 +7984,14 @@
       </w:tr>
       <w:tr>
         <w:tblPrEx>
-          <w:tblW w:w="8316" w:type="dxa"/>
-          <w:tblInd w:w="130" w:type="dxa"/>
-          <w:tblLayout w:type="fixed"/>
+          <w:tblBorders>
+            <w:top w:val="single" w:color="000000" w:sz="2" w:space="0"/>
+            <w:left w:val="single" w:color="000000" w:sz="2" w:space="0"/>
+            <w:bottom w:val="single" w:color="000000" w:sz="2" w:space="0"/>
+            <w:right w:val="single" w:color="000000" w:sz="2" w:space="0"/>
+            <w:insideH w:val="single" w:color="000000" w:sz="2" w:space="0"/>
+            <w:insideV w:val="single" w:color="000000" w:sz="2" w:space="0"/>
+          </w:tblBorders>
           <w:tblCellMar>
             <w:top w:w="0" w:type="dxa"/>
             <w:left w:w="0" w:type="dxa"/>
@@ -7897,14 +8000,14 @@
           </w:tblCellMar>
         </w:tblPrEx>
         <w:trPr>
-          <w:trHeight w:val="549"/>
+          <w:trHeight w:val="549" w:hRule="atLeast"/>
         </w:trPr>
         <w:tc>
           <w:tcPr>
             <w:tcW w:w="727" w:type="dxa"/>
             <w:tcBorders>
-              <w:top w:val="single" w:sz="6" w:space="0" w:color="000000"/>
-              <w:left w:val="single" w:sz="6" w:space="0" w:color="000000"/>
+              <w:top w:val="single" w:color="000000" w:sz="6" w:space="0"/>
+              <w:left w:val="single" w:color="000000" w:sz="6" w:space="0"/>
             </w:tcBorders>
           </w:tcPr>
           <w:p>
@@ -7926,7 +8029,7 @@
               <w:ind w:left="123"/>
               <w:textAlignment w:val="baseline"/>
               <w:rPr>
-                <w:rFonts w:ascii="宋体" w:eastAsia="宋体" w:hAnsi="宋体" w:cs="宋体" w:hint="eastAsia"/>
+                <w:rFonts w:hint="eastAsia" w:ascii="宋体" w:hAnsi="宋体" w:eastAsia="宋体" w:cs="宋体"/>
                 <w:spacing w:val="-2"/>
                 <w:sz w:val="24"/>
                 <w:szCs w:val="24"/>
@@ -7935,7 +8038,7 @@
             </w:pPr>
             <w:r>
               <w:rPr>
-                <w:rFonts w:ascii="宋体" w:eastAsia="宋体" w:hAnsi="宋体" w:cs="宋体" w:hint="eastAsia"/>
+                <w:rFonts w:hint="eastAsia" w:ascii="宋体" w:hAnsi="宋体" w:eastAsia="宋体" w:cs="宋体"/>
                 <w:spacing w:val="-2"/>
                 <w:sz w:val="24"/>
                 <w:szCs w:val="24"/>
@@ -7949,7 +8052,7 @@
           <w:tcPr>
             <w:tcW w:w="1337" w:type="dxa"/>
             <w:tcBorders>
-              <w:top w:val="single" w:sz="6" w:space="0" w:color="000000"/>
+              <w:top w:val="single" w:color="000000" w:sz="6" w:space="0"/>
             </w:tcBorders>
           </w:tcPr>
           <w:p>
@@ -7971,7 +8074,7 @@
               <w:ind w:left="123"/>
               <w:textAlignment w:val="baseline"/>
               <w:rPr>
-                <w:rFonts w:ascii="宋体" w:eastAsia="宋体" w:hAnsi="宋体" w:cs="宋体" w:hint="default"/>
+                <w:rFonts w:hint="default" w:ascii="宋体" w:hAnsi="宋体" w:eastAsia="宋体" w:cs="宋体"/>
                 <w:spacing w:val="-2"/>
                 <w:sz w:val="24"/>
                 <w:szCs w:val="24"/>
@@ -7980,7 +8083,7 @@
             </w:pPr>
             <w:r>
               <w:rPr>
-                <w:rFonts w:ascii="宋体" w:eastAsia="宋体" w:hAnsi="宋体" w:cs="宋体" w:hint="eastAsia"/>
+                <w:rFonts w:hint="eastAsia" w:ascii="宋体" w:hAnsi="宋体" w:eastAsia="宋体" w:cs="宋体"/>
                 <w:spacing w:val="-2"/>
                 <w:sz w:val="24"/>
                 <w:szCs w:val="24"/>
@@ -7994,8 +8097,8 @@
           <w:tcPr>
             <w:tcW w:w="3832" w:type="dxa"/>
             <w:tcBorders>
-              <w:top w:val="single" w:sz="6" w:space="0" w:color="000000"/>
-              <w:right w:val="single" w:sz="6" w:space="0" w:color="000000"/>
+              <w:top w:val="single" w:color="000000" w:sz="6" w:space="0"/>
+              <w:right w:val="single" w:color="000000" w:sz="6" w:space="0"/>
             </w:tcBorders>
           </w:tcPr>
           <w:p>
@@ -8017,7 +8120,7 @@
               <w:ind w:left="123"/>
               <w:textAlignment w:val="baseline"/>
               <w:rPr>
-                <w:rFonts w:ascii="宋体" w:eastAsia="宋体" w:hAnsi="宋体" w:cs="宋体" w:hint="default"/>
+                <w:rFonts w:hint="default" w:ascii="宋体" w:hAnsi="宋体" w:eastAsia="宋体" w:cs="宋体"/>
                 <w:spacing w:val="-2"/>
                 <w:sz w:val="24"/>
                 <w:szCs w:val="24"/>
@@ -8026,7 +8129,7 @@
             </w:pPr>
             <w:r>
               <w:rPr>
-                <w:rFonts w:ascii="宋体" w:eastAsia="宋体" w:hAnsi="宋体" w:cs="宋体" w:hint="default"/>
+                <w:rFonts w:hint="default" w:ascii="宋体" w:hAnsi="宋体" w:eastAsia="宋体" w:cs="宋体"/>
                 <w:spacing w:val="-2"/>
                 <w:sz w:val="24"/>
                 <w:szCs w:val="24"/>
@@ -8040,8 +8143,8 @@
           <w:tcPr>
             <w:tcW w:w="1210" w:type="dxa"/>
             <w:tcBorders>
-              <w:top w:val="single" w:sz="6" w:space="0" w:color="000000"/>
-              <w:right w:val="single" w:sz="6" w:space="0" w:color="000000"/>
+              <w:top w:val="single" w:color="000000" w:sz="6" w:space="0"/>
+              <w:right w:val="single" w:color="000000" w:sz="6" w:space="0"/>
             </w:tcBorders>
           </w:tcPr>
           <w:p>
@@ -8060,11 +8163,11 @@
               <w:adjustRightInd w:val="0"/>
               <w:snapToGrid w:val="0"/>
               <w:spacing w:before="194" w:line="219" w:lineRule="auto"/>
-              <w:ind w:left="0" w:right="0" w:firstLine="0" w:leftChars="0" w:rightChars="0" w:firstLineChars="0"/>
+              <w:ind w:left="0" w:leftChars="0" w:right="0" w:rightChars="0" w:firstLine="0" w:firstLineChars="0"/>
               <w:jc w:val="center"/>
               <w:textAlignment w:val="baseline"/>
               <w:rPr>
-                <w:rFonts w:ascii="宋体" w:eastAsia="宋体" w:hAnsi="宋体" w:cs="宋体" w:hint="default"/>
+                <w:rFonts w:hint="default" w:ascii="宋体" w:hAnsi="宋体" w:eastAsia="宋体" w:cs="宋体"/>
                 <w:spacing w:val="-2"/>
                 <w:sz w:val="24"/>
                 <w:szCs w:val="24"/>
@@ -8073,7 +8176,7 @@
             </w:pPr>
             <w:r>
               <w:rPr>
-                <w:rFonts w:ascii="宋体" w:eastAsia="宋体" w:hAnsi="宋体" w:cs="宋体" w:hint="eastAsia"/>
+                <w:rFonts w:hint="eastAsia" w:ascii="宋体" w:hAnsi="宋体" w:eastAsia="宋体" w:cs="宋体"/>
                 <w:spacing w:val="-2"/>
                 <w:sz w:val="24"/>
                 <w:szCs w:val="24"/>
@@ -8087,8 +8190,8 @@
           <w:tcPr>
             <w:tcW w:w="1210" w:type="dxa"/>
             <w:tcBorders>
-              <w:top w:val="single" w:sz="6" w:space="0" w:color="000000"/>
-              <w:right w:val="single" w:sz="6" w:space="0" w:color="000000"/>
+              <w:top w:val="single" w:color="000000" w:sz="6" w:space="0"/>
+              <w:right w:val="single" w:color="000000" w:sz="6" w:space="0"/>
             </w:tcBorders>
           </w:tcPr>
           <w:p>
@@ -8107,11 +8210,11 @@
               <w:adjustRightInd w:val="0"/>
               <w:snapToGrid w:val="0"/>
               <w:spacing w:before="194" w:line="219" w:lineRule="auto"/>
-              <w:ind w:left="0" w:right="0" w:firstLine="0" w:leftChars="0" w:rightChars="0" w:firstLineChars="0"/>
+              <w:ind w:left="0" w:leftChars="0" w:right="0" w:rightChars="0" w:firstLine="0" w:firstLineChars="0"/>
               <w:jc w:val="center"/>
               <w:textAlignment w:val="baseline"/>
               <w:rPr>
-                <w:rFonts w:ascii="宋体" w:eastAsia="宋体" w:hAnsi="宋体" w:cs="宋体" w:hint="eastAsia"/>
+                <w:rFonts w:hint="eastAsia" w:ascii="宋体" w:hAnsi="宋体" w:eastAsia="宋体" w:cs="宋体"/>
                 <w:spacing w:val="-2"/>
                 <w:sz w:val="24"/>
                 <w:szCs w:val="24"/>
@@ -8120,7 +8223,7 @@
             </w:pPr>
             <w:r>
               <w:rPr>
-                <w:rFonts w:ascii="宋体" w:eastAsia="宋体" w:hAnsi="宋体" w:cs="宋体" w:hint="eastAsia"/>
+                <w:rFonts w:hint="eastAsia" w:ascii="宋体" w:hAnsi="宋体" w:eastAsia="宋体" w:cs="宋体"/>
                 <w:spacing w:val="-2"/>
                 <w:sz w:val="24"/>
                 <w:szCs w:val="24"/>
@@ -8134,7 +8237,7 @@
     </w:tbl>
     <w:p>
       <w:pPr>
-        <w:pStyle w:val="1"/>
+        <w:pStyle w:val="26"/>
         <w:keepNext w:val="0"/>
         <w:keepLines w:val="0"/>
         <w:pageBreakBefore w:val="0"/>
@@ -8176,17 +8279,17 @@
         <w:adjustRightInd w:val="0"/>
         <w:snapToGrid w:val="0"/>
         <w:spacing w:before="114" w:line="220" w:lineRule="auto"/>
-        <w:ind w:left="425" w:hanging="425" w:leftChars="0" w:firstLineChars="0"/>
+        <w:ind w:left="425" w:leftChars="0" w:hanging="425" w:firstLineChars="0"/>
         <w:textAlignment w:val="baseline"/>
         <w:rPr>
-          <w:rFonts w:ascii="宋体" w:eastAsia="宋体" w:hAnsi="宋体" w:cs="宋体"/>
+          <w:rFonts w:ascii="宋体" w:hAnsi="宋体" w:eastAsia="宋体" w:cs="宋体"/>
           <w:sz w:val="24"/>
           <w:szCs w:val="24"/>
         </w:rPr>
       </w:pPr>
       <w:r>
         <w:rPr>
-          <w:rFonts w:ascii="宋体" w:eastAsia="宋体" w:hAnsi="宋体" w:cs="宋体"/>
+          <w:rFonts w:ascii="宋体" w:hAnsi="宋体" w:eastAsia="宋体" w:cs="宋体"/>
           <w:spacing w:val="-2"/>
           <w:sz w:val="24"/>
           <w:szCs w:val="24"/>
@@ -8196,7 +8299,7 @@
     </w:p>
     <w:p>
       <w:pPr>
-        <w:pStyle w:val="2"/>
+        <w:pStyle w:val="28"/>
         <w:keepNext w:val="0"/>
         <w:keepLines w:val="0"/>
         <w:pageBreakBefore w:val="0"/>
@@ -8212,22 +8315,20 @@
         <w:snapToGrid w:val="0"/>
         <w:textAlignment w:val="baseline"/>
         <w:rPr>
-          <w:rFonts w:ascii="宋体" w:eastAsia="宋体" w:hAnsi="宋体" w:cs="宋体"/>
+          <w:rFonts w:ascii="宋体" w:hAnsi="宋体" w:eastAsia="宋体" w:cs="宋体"/>
           <w:sz w:val="24"/>
           <w:szCs w:val="24"/>
         </w:rPr>
       </w:pPr>
       <w:r>
         <w:rPr>
-          <w:rFonts w:ascii="宋体" w:eastAsia="宋体" w:hAnsi="宋体" w:cs="宋体"/>
+          <w:rFonts w:ascii="宋体" w:hAnsi="宋体" w:eastAsia="宋体" w:cs="宋体"/>
           <w:spacing w:val="-2"/>
           <w:sz w:val="24"/>
           <w:szCs w:val="24"/>
         </w:rPr>
         <w:t>《发布计划》</w:t>
       </w:r>
-      <w:bookmarkStart w:id="26" w:name="_GoBack"/>
-      <w:bookmarkEnd w:id="26"/>
     </w:p>
     <w:p>
       <w:pPr>
@@ -8249,17 +8350,17 @@
         <w:adjustRightInd w:val="0"/>
         <w:snapToGrid w:val="0"/>
         <w:spacing w:before="182" w:line="220" w:lineRule="auto"/>
-        <w:ind w:left="425" w:hanging="425" w:leftChars="0" w:firstLineChars="0"/>
+        <w:ind w:left="425" w:leftChars="0" w:hanging="425" w:firstLineChars="0"/>
         <w:textAlignment w:val="baseline"/>
         <w:rPr>
-          <w:rFonts w:ascii="宋体" w:eastAsia="宋体" w:hAnsi="宋体" w:cs="宋体"/>
+          <w:rFonts w:ascii="宋体" w:hAnsi="宋体" w:eastAsia="宋体" w:cs="宋体"/>
           <w:sz w:val="24"/>
           <w:szCs w:val="24"/>
         </w:rPr>
       </w:pPr>
       <w:r>
         <w:rPr>
-          <w:rFonts w:ascii="宋体" w:eastAsia="宋体" w:hAnsi="宋体" w:cs="宋体"/>
+          <w:rFonts w:ascii="宋体" w:hAnsi="宋体" w:eastAsia="宋体" w:cs="宋体"/>
           <w:spacing w:val="-2"/>
           <w:sz w:val="24"/>
           <w:szCs w:val="24"/>
@@ -8287,17 +8388,17 @@
         <w:adjustRightInd w:val="0"/>
         <w:snapToGrid w:val="0"/>
         <w:spacing w:before="182" w:line="220" w:lineRule="auto"/>
-        <w:ind w:left="425" w:hanging="425" w:leftChars="0" w:firstLineChars="0"/>
+        <w:ind w:left="425" w:leftChars="0" w:hanging="425" w:firstLineChars="0"/>
         <w:textAlignment w:val="baseline"/>
         <w:rPr>
-          <w:rFonts w:ascii="宋体" w:eastAsia="宋体" w:hAnsi="宋体" w:cs="宋体"/>
+          <w:rFonts w:ascii="宋体" w:hAnsi="宋体" w:eastAsia="宋体" w:cs="宋体"/>
           <w:sz w:val="24"/>
           <w:szCs w:val="24"/>
         </w:rPr>
       </w:pPr>
       <w:r>
         <w:rPr>
-          <w:rFonts w:ascii="宋体" w:eastAsia="宋体" w:hAnsi="宋体" w:cs="宋体"/>
+          <w:rFonts w:ascii="宋体" w:hAnsi="宋体" w:eastAsia="宋体" w:cs="宋体"/>
           <w:spacing w:val="-2"/>
           <w:sz w:val="24"/>
           <w:szCs w:val="24"/>
@@ -8325,17 +8426,17 @@
         <w:adjustRightInd w:val="0"/>
         <w:snapToGrid w:val="0"/>
         <w:spacing w:before="144" w:line="220" w:lineRule="auto"/>
-        <w:ind w:left="425" w:hanging="425" w:leftChars="0" w:firstLineChars="0"/>
+        <w:ind w:left="425" w:leftChars="0" w:hanging="425" w:firstLineChars="0"/>
         <w:textAlignment w:val="baseline"/>
         <w:rPr>
-          <w:rFonts w:ascii="宋体" w:eastAsia="宋体" w:hAnsi="宋体" w:cs="宋体"/>
+          <w:rFonts w:ascii="宋体" w:hAnsi="宋体" w:eastAsia="宋体" w:cs="宋体"/>
           <w:sz w:val="24"/>
           <w:szCs w:val="24"/>
         </w:rPr>
       </w:pPr>
       <w:r>
         <w:rPr>
-          <w:rFonts w:ascii="宋体" w:eastAsia="宋体" w:hAnsi="宋体" w:cs="宋体"/>
+          <w:rFonts w:ascii="宋体" w:hAnsi="宋体" w:eastAsia="宋体" w:cs="宋体"/>
           <w:spacing w:val="-2"/>
           <w:sz w:val="24"/>
           <w:szCs w:val="24"/>
@@ -8363,17 +8464,17 @@
         <w:adjustRightInd w:val="0"/>
         <w:snapToGrid w:val="0"/>
         <w:spacing w:before="176" w:line="220" w:lineRule="auto"/>
-        <w:ind w:left="425" w:hanging="425" w:leftChars="0" w:firstLineChars="0"/>
+        <w:ind w:left="425" w:leftChars="0" w:hanging="425" w:firstLineChars="0"/>
         <w:textAlignment w:val="baseline"/>
         <w:rPr>
-          <w:rFonts w:ascii="宋体" w:eastAsia="宋体" w:hAnsi="宋体" w:cs="宋体"/>
+          <w:rFonts w:ascii="宋体" w:hAnsi="宋体" w:eastAsia="宋体" w:cs="宋体"/>
           <w:sz w:val="24"/>
           <w:szCs w:val="24"/>
         </w:rPr>
       </w:pPr>
       <w:r>
         <w:rPr>
-          <w:rFonts w:ascii="宋体" w:eastAsia="宋体" w:hAnsi="宋体" w:cs="宋体"/>
+          <w:rFonts w:ascii="宋体" w:hAnsi="宋体" w:eastAsia="宋体" w:cs="宋体"/>
           <w:spacing w:val="-2"/>
           <w:sz w:val="24"/>
           <w:szCs w:val="24"/>
@@ -8382,23 +8483,48 @@
       </w:r>
     </w:p>
     <w:sectPr>
-      <w:footerReference w:type="default" r:id="rId13"/>
+      <w:footerReference r:id="rId10" w:type="default"/>
       <w:pgSz w:w="11906" w:h="16839"/>
       <w:pgMar w:top="1040" w:right="1785" w:bottom="1375" w:left="1662" w:header="0" w:footer="1211" w:gutter="0"/>
-      <w:cols w:num="1" w:space="720"/>
+      <w:cols w:space="720" w:num="1"/>
     </w:sectPr>
   </w:body>
 </w:document>
 </file>
 
+<file path=word/endnotes.xml><?xml version="1.0" encoding="utf-8"?>
+<w:endnotes xmlns:wpc="http://schemas.microsoft.com/office/word/2010/wordprocessingCanvas" xmlns:mc="http://schemas.openxmlformats.org/markup-compatibility/2006" xmlns:o="urn:schemas-microsoft-com:office:office" xmlns:r="http://schemas.openxmlformats.org/officeDocument/2006/relationships" xmlns:m="http://schemas.openxmlformats.org/officeDocument/2006/math" xmlns:v="urn:schemas-microsoft-com:vml" xmlns:wp14="http://schemas.microsoft.com/office/word/2010/wordprocessingDrawing" xmlns:wp="http://schemas.openxmlformats.org/drawingml/2006/wordprocessingDrawing" xmlns:w="http://schemas.openxmlformats.org/wordprocessingml/2006/main" xmlns:w14="http://schemas.microsoft.com/office/word/2010/wordml" xmlns:w15="http://schemas.microsoft.com/office/word/2012/wordml" xmlns:w10="urn:schemas-microsoft-com:office:word" xmlns:wpg="http://schemas.microsoft.com/office/word/2010/wordprocessingGroup" xmlns:wpi="http://schemas.microsoft.com/office/word/2010/wordprocessingInk" xmlns:wne="http://schemas.microsoft.com/office/word/2006/wordml" xmlns:wps="http://schemas.microsoft.com/office/word/2010/wordprocessingShape" xmlns:wpsCustomData="http://www.wps.cn/officeDocument/2013/wpsCustomData" mc:Ignorable="w14 w15 wp14">
+  <w:endnote w:type="separator" w:id="0">
+    <w:p>
+      <w:pPr>
+        <w:spacing w:line="240" w:lineRule="auto"/>
+      </w:pPr>
+      <w:r>
+        <w:separator/>
+      </w:r>
+    </w:p>
+  </w:endnote>
+  <w:endnote w:type="continuationSeparator" w:id="1">
+    <w:p>
+      <w:pPr>
+        <w:spacing w:line="240" w:lineRule="auto"/>
+      </w:pPr>
+      <w:r>
+        <w:continuationSeparator/>
+      </w:r>
+    </w:p>
+  </w:endnote>
+</w:endnotes>
+</file>
+
 <file path=word/footer1.xml><?xml version="1.0" encoding="utf-8"?>
-<w:ftr xmlns:wpc="http://schemas.microsoft.com/office/word/2010/wordprocessingCanvas" xmlns:mc="http://schemas.openxmlformats.org/markup-compatibility/2006" xmlns:o="urn:schemas-microsoft-com:office:office" xmlns:r="http://schemas.openxmlformats.org/officeDocument/2006/relationships" xmlns:m="http://schemas.openxmlformats.org/officeDocument/2006/math" xmlns:v="urn:schemas-microsoft-com:vml" xmlns:wp14="http://schemas.microsoft.com/office/word/2010/wordprocessingDrawing" xmlns:wp="http://schemas.openxmlformats.org/drawingml/2006/wordprocessingDrawing" xmlns:w10="urn:schemas-microsoft-com:office:word" xmlns:w="http://schemas.openxmlformats.org/wordprocessingml/2006/main" xmlns:w14="http://schemas.microsoft.com/office/word/2010/wordml" xmlns:w15="http://schemas.microsoft.com/office/word/2012/wordml" xmlns:wne="http://schemas.microsoft.com/office/word/2006/wordml" xmlns:wpg="http://schemas.microsoft.com/office/word/2010/wordprocessingGroup" xmlns:wpi="http://schemas.microsoft.com/office/word/2010/wordprocessingInk" xmlns:wps="http://schemas.microsoft.com/office/word/2010/wordprocessingShape" mc:Ignorable="w14 w15 wp14">
+<w:ftr xmlns:wpc="http://schemas.microsoft.com/office/word/2010/wordprocessingCanvas" xmlns:mc="http://schemas.openxmlformats.org/markup-compatibility/2006" xmlns:o="urn:schemas-microsoft-com:office:office" xmlns:r="http://schemas.openxmlformats.org/officeDocument/2006/relationships" xmlns:m="http://schemas.openxmlformats.org/officeDocument/2006/math" xmlns:v="urn:schemas-microsoft-com:vml" xmlns:wp14="http://schemas.microsoft.com/office/word/2010/wordprocessingDrawing" xmlns:wp="http://schemas.openxmlformats.org/drawingml/2006/wordprocessingDrawing" xmlns:w10="urn:schemas-microsoft-com:office:word" xmlns:w="http://schemas.openxmlformats.org/wordprocessingml/2006/main" xmlns:w14="http://schemas.microsoft.com/office/word/2010/wordml" xmlns:w15="http://schemas.microsoft.com/office/word/2012/wordml" xmlns:wpg="http://schemas.microsoft.com/office/word/2010/wordprocessingGroup" xmlns:wpi="http://schemas.microsoft.com/office/word/2010/wordprocessingInk" xmlns:wne="http://schemas.microsoft.com/office/word/2006/wordml" xmlns:wps="http://schemas.microsoft.com/office/word/2010/wordprocessingShape" xmlns:wpsCustomData="http://www.wps.cn/officeDocument/2013/wpsCustomData" mc:Ignorable="w14 w15 wp14">
   <w:p>
     <w:pPr>
       <w:spacing w:line="233" w:lineRule="auto"/>
       <w:ind w:left="3696"/>
       <w:rPr>
-        <w:rFonts w:ascii="宋体" w:eastAsia="宋体" w:hAnsi="宋体" w:cs="宋体"/>
+        <w:rFonts w:ascii="宋体" w:hAnsi="宋体" w:eastAsia="宋体" w:cs="宋体"/>
         <w:sz w:val="30"/>
         <w:szCs w:val="30"/>
       </w:rPr>
@@ -8408,20 +8534,20 @@
 </file>
 
 <file path=word/footer2.xml><?xml version="1.0" encoding="utf-8"?>
-<w:ftr xmlns:wpc="http://schemas.microsoft.com/office/word/2010/wordprocessingCanvas" xmlns:mc="http://schemas.openxmlformats.org/markup-compatibility/2006" xmlns:o="urn:schemas-microsoft-com:office:office" xmlns:r="http://schemas.openxmlformats.org/officeDocument/2006/relationships" xmlns:m="http://schemas.openxmlformats.org/officeDocument/2006/math" xmlns:v="urn:schemas-microsoft-com:vml" xmlns:wp14="http://schemas.microsoft.com/office/word/2010/wordprocessingDrawing" xmlns:wp="http://schemas.openxmlformats.org/drawingml/2006/wordprocessingDrawing" xmlns:w10="urn:schemas-microsoft-com:office:word" xmlns:w="http://schemas.openxmlformats.org/wordprocessingml/2006/main" xmlns:w14="http://schemas.microsoft.com/office/word/2010/wordml" xmlns:w15="http://schemas.microsoft.com/office/word/2012/wordml" xmlns:wne="http://schemas.microsoft.com/office/word/2006/wordml" xmlns:wpg="http://schemas.microsoft.com/office/word/2010/wordprocessingGroup" xmlns:wpi="http://schemas.microsoft.com/office/word/2010/wordprocessingInk" xmlns:wps="http://schemas.microsoft.com/office/word/2010/wordprocessingShape" mc:Ignorable="w14 w15 wp14">
+<w:ftr xmlns:wpc="http://schemas.microsoft.com/office/word/2010/wordprocessingCanvas" xmlns:mc="http://schemas.openxmlformats.org/markup-compatibility/2006" xmlns:o="urn:schemas-microsoft-com:office:office" xmlns:r="http://schemas.openxmlformats.org/officeDocument/2006/relationships" xmlns:m="http://schemas.openxmlformats.org/officeDocument/2006/math" xmlns:v="urn:schemas-microsoft-com:vml" xmlns:wp14="http://schemas.microsoft.com/office/word/2010/wordprocessingDrawing" xmlns:wp="http://schemas.openxmlformats.org/drawingml/2006/wordprocessingDrawing" xmlns:w10="urn:schemas-microsoft-com:office:word" xmlns:w="http://schemas.openxmlformats.org/wordprocessingml/2006/main" xmlns:w14="http://schemas.microsoft.com/office/word/2010/wordml" xmlns:w15="http://schemas.microsoft.com/office/word/2012/wordml" xmlns:wpg="http://schemas.microsoft.com/office/word/2010/wordprocessingGroup" xmlns:wpi="http://schemas.microsoft.com/office/word/2010/wordprocessingInk" xmlns:wne="http://schemas.microsoft.com/office/word/2006/wordml" xmlns:wps="http://schemas.microsoft.com/office/word/2010/wordprocessingShape" xmlns:wpsCustomData="http://www.wps.cn/officeDocument/2013/wpsCustomData" mc:Ignorable="w14 w15 wp14">
   <w:p>
     <w:pPr>
       <w:spacing w:line="167" w:lineRule="auto"/>
       <w:ind w:left="4221"/>
       <w:rPr>
-        <w:rFonts w:ascii="Calibri" w:eastAsia="Calibri" w:hAnsi="Calibri" w:cs="Calibri"/>
+        <w:rFonts w:ascii="Calibri" w:hAnsi="Calibri" w:eastAsia="Calibri" w:cs="Calibri"/>
         <w:sz w:val="18"/>
         <w:szCs w:val="18"/>
       </w:rPr>
     </w:pPr>
     <w:r>
       <w:rPr>
-        <w:rFonts w:ascii="Calibri" w:eastAsia="Calibri" w:hAnsi="Calibri" w:cs="Calibri"/>
+        <w:rFonts w:ascii="Calibri" w:hAnsi="Calibri" w:eastAsia="Calibri" w:cs="Calibri"/>
         <w:sz w:val="18"/>
         <w:szCs w:val="18"/>
       </w:rPr>
@@ -8432,20 +8558,20 @@
 </file>
 
 <file path=word/footer3.xml><?xml version="1.0" encoding="utf-8"?>
-<w:ftr xmlns:wpc="http://schemas.microsoft.com/office/word/2010/wordprocessingCanvas" xmlns:mc="http://schemas.openxmlformats.org/markup-compatibility/2006" xmlns:o="urn:schemas-microsoft-com:office:office" xmlns:r="http://schemas.openxmlformats.org/officeDocument/2006/relationships" xmlns:m="http://schemas.openxmlformats.org/officeDocument/2006/math" xmlns:v="urn:schemas-microsoft-com:vml" xmlns:wp14="http://schemas.microsoft.com/office/word/2010/wordprocessingDrawing" xmlns:wp="http://schemas.openxmlformats.org/drawingml/2006/wordprocessingDrawing" xmlns:w10="urn:schemas-microsoft-com:office:word" xmlns:w="http://schemas.openxmlformats.org/wordprocessingml/2006/main" xmlns:w14="http://schemas.microsoft.com/office/word/2010/wordml" xmlns:w15="http://schemas.microsoft.com/office/word/2012/wordml" xmlns:wne="http://schemas.microsoft.com/office/word/2006/wordml" xmlns:wpg="http://schemas.microsoft.com/office/word/2010/wordprocessingGroup" xmlns:wpi="http://schemas.microsoft.com/office/word/2010/wordprocessingInk" xmlns:wps="http://schemas.microsoft.com/office/word/2010/wordprocessingShape" mc:Ignorable="w14 w15 wp14">
+<w:ftr xmlns:wpc="http://schemas.microsoft.com/office/word/2010/wordprocessingCanvas" xmlns:mc="http://schemas.openxmlformats.org/markup-compatibility/2006" xmlns:o="urn:schemas-microsoft-com:office:office" xmlns:r="http://schemas.openxmlformats.org/officeDocument/2006/relationships" xmlns:m="http://schemas.openxmlformats.org/officeDocument/2006/math" xmlns:v="urn:schemas-microsoft-com:vml" xmlns:wp14="http://schemas.microsoft.com/office/word/2010/wordprocessingDrawing" xmlns:wp="http://schemas.openxmlformats.org/drawingml/2006/wordprocessingDrawing" xmlns:w10="urn:schemas-microsoft-com:office:word" xmlns:w="http://schemas.openxmlformats.org/wordprocessingml/2006/main" xmlns:w14="http://schemas.microsoft.com/office/word/2010/wordml" xmlns:w15="http://schemas.microsoft.com/office/word/2012/wordml" xmlns:wpg="http://schemas.microsoft.com/office/word/2010/wordprocessingGroup" xmlns:wpi="http://schemas.microsoft.com/office/word/2010/wordprocessingInk" xmlns:wne="http://schemas.microsoft.com/office/word/2006/wordml" xmlns:wps="http://schemas.microsoft.com/office/word/2010/wordprocessingShape" xmlns:wpsCustomData="http://www.wps.cn/officeDocument/2013/wpsCustomData" mc:Ignorable="w14 w15 wp14">
   <w:p>
     <w:pPr>
       <w:spacing w:line="167" w:lineRule="auto"/>
       <w:ind w:left="4211"/>
       <w:rPr>
-        <w:rFonts w:ascii="Calibri" w:eastAsia="Calibri" w:hAnsi="Calibri" w:cs="Calibri"/>
+        <w:rFonts w:ascii="Calibri" w:hAnsi="Calibri" w:eastAsia="Calibri" w:cs="Calibri"/>
         <w:sz w:val="18"/>
         <w:szCs w:val="18"/>
       </w:rPr>
     </w:pPr>
     <w:r>
       <w:rPr>
-        <w:rFonts w:ascii="Calibri" w:eastAsia="Calibri" w:hAnsi="Calibri" w:cs="Calibri"/>
+        <w:rFonts w:ascii="Calibri" w:hAnsi="Calibri" w:eastAsia="Calibri" w:cs="Calibri"/>
         <w:sz w:val="18"/>
         <w:szCs w:val="18"/>
       </w:rPr>
@@ -8456,20 +8582,20 @@
 </file>
 
 <file path=word/footer4.xml><?xml version="1.0" encoding="utf-8"?>
-<w:ftr xmlns:wpc="http://schemas.microsoft.com/office/word/2010/wordprocessingCanvas" xmlns:mc="http://schemas.openxmlformats.org/markup-compatibility/2006" xmlns:o="urn:schemas-microsoft-com:office:office" xmlns:r="http://schemas.openxmlformats.org/officeDocument/2006/relationships" xmlns:m="http://schemas.openxmlformats.org/officeDocument/2006/math" xmlns:v="urn:schemas-microsoft-com:vml" xmlns:wp14="http://schemas.microsoft.com/office/word/2010/wordprocessingDrawing" xmlns:wp="http://schemas.openxmlformats.org/drawingml/2006/wordprocessingDrawing" xmlns:w10="urn:schemas-microsoft-com:office:word" xmlns:w="http://schemas.openxmlformats.org/wordprocessingml/2006/main" xmlns:w14="http://schemas.microsoft.com/office/word/2010/wordml" xmlns:w15="http://schemas.microsoft.com/office/word/2012/wordml" xmlns:wne="http://schemas.microsoft.com/office/word/2006/wordml" xmlns:wpg="http://schemas.microsoft.com/office/word/2010/wordprocessingGroup" xmlns:wpi="http://schemas.microsoft.com/office/word/2010/wordprocessingInk" xmlns:wps="http://schemas.microsoft.com/office/word/2010/wordprocessingShape" mc:Ignorable="w14 w15 wp14">
+<w:ftr xmlns:wpc="http://schemas.microsoft.com/office/word/2010/wordprocessingCanvas" xmlns:mc="http://schemas.openxmlformats.org/markup-compatibility/2006" xmlns:o="urn:schemas-microsoft-com:office:office" xmlns:r="http://schemas.openxmlformats.org/officeDocument/2006/relationships" xmlns:m="http://schemas.openxmlformats.org/officeDocument/2006/math" xmlns:v="urn:schemas-microsoft-com:vml" xmlns:wp14="http://schemas.microsoft.com/office/word/2010/wordprocessingDrawing" xmlns:wp="http://schemas.openxmlformats.org/drawingml/2006/wordprocessingDrawing" xmlns:w10="urn:schemas-microsoft-com:office:word" xmlns:w="http://schemas.openxmlformats.org/wordprocessingml/2006/main" xmlns:w14="http://schemas.microsoft.com/office/word/2010/wordml" xmlns:w15="http://schemas.microsoft.com/office/word/2012/wordml" xmlns:wpg="http://schemas.microsoft.com/office/word/2010/wordprocessingGroup" xmlns:wpi="http://schemas.microsoft.com/office/word/2010/wordprocessingInk" xmlns:wne="http://schemas.microsoft.com/office/word/2006/wordml" xmlns:wps="http://schemas.microsoft.com/office/word/2010/wordprocessingShape" xmlns:wpsCustomData="http://www.wps.cn/officeDocument/2013/wpsCustomData" mc:Ignorable="w14 w15 wp14">
   <w:p>
     <w:pPr>
       <w:spacing w:line="167" w:lineRule="auto"/>
       <w:ind w:left="4252"/>
       <w:rPr>
-        <w:rFonts w:ascii="Calibri" w:eastAsia="Calibri" w:hAnsi="Calibri" w:cs="Calibri"/>
+        <w:rFonts w:ascii="Calibri" w:hAnsi="Calibri" w:eastAsia="Calibri" w:cs="Calibri"/>
         <w:sz w:val="18"/>
         <w:szCs w:val="18"/>
       </w:rPr>
     </w:pPr>
     <w:r>
       <w:rPr>
-        <w:rFonts w:ascii="Calibri" w:eastAsia="Calibri" w:hAnsi="Calibri" w:cs="Calibri"/>
+        <w:rFonts w:ascii="Calibri" w:hAnsi="Calibri" w:eastAsia="Calibri" w:cs="Calibri"/>
         <w:sz w:val="18"/>
         <w:szCs w:val="18"/>
       </w:rPr>
@@ -8479,11 +8605,36 @@
 </w:ftr>
 </file>
 
+<file path=word/footnotes.xml><?xml version="1.0" encoding="utf-8"?>
+<w:footnotes xmlns:wpc="http://schemas.microsoft.com/office/word/2010/wordprocessingCanvas" xmlns:mc="http://schemas.openxmlformats.org/markup-compatibility/2006" xmlns:o="urn:schemas-microsoft-com:office:office" xmlns:r="http://schemas.openxmlformats.org/officeDocument/2006/relationships" xmlns:m="http://schemas.openxmlformats.org/officeDocument/2006/math" xmlns:v="urn:schemas-microsoft-com:vml" xmlns:wp14="http://schemas.microsoft.com/office/word/2010/wordprocessingDrawing" xmlns:wp="http://schemas.openxmlformats.org/drawingml/2006/wordprocessingDrawing" xmlns:w="http://schemas.openxmlformats.org/wordprocessingml/2006/main" xmlns:w14="http://schemas.microsoft.com/office/word/2010/wordml" xmlns:w15="http://schemas.microsoft.com/office/word/2012/wordml" xmlns:w10="urn:schemas-microsoft-com:office:word" xmlns:wpg="http://schemas.microsoft.com/office/word/2010/wordprocessingGroup" xmlns:wpi="http://schemas.microsoft.com/office/word/2010/wordprocessingInk" xmlns:wne="http://schemas.microsoft.com/office/word/2006/wordml" xmlns:wps="http://schemas.microsoft.com/office/word/2010/wordprocessingShape" xmlns:wpsCustomData="http://www.wps.cn/officeDocument/2013/wpsCustomData" mc:Ignorable="w14 w15 wp14">
+  <w:footnote w:type="separator" w:id="0">
+    <w:p>
+      <w:pPr>
+        <w:spacing w:line="360" w:lineRule="auto"/>
+      </w:pPr>
+      <w:r>
+        <w:separator/>
+      </w:r>
+    </w:p>
+  </w:footnote>
+  <w:footnote w:type="continuationSeparator" w:id="1">
+    <w:p>
+      <w:pPr>
+        <w:spacing w:line="360" w:lineRule="auto"/>
+      </w:pPr>
+      <w:r>
+        <w:continuationSeparator/>
+      </w:r>
+    </w:p>
+  </w:footnote>
+</w:footnotes>
+</file>
+
 <file path=word/header1.xml><?xml version="1.0" encoding="utf-8"?>
-<w:hdr xmlns:wpc="http://schemas.microsoft.com/office/word/2010/wordprocessingCanvas" xmlns:mc="http://schemas.openxmlformats.org/markup-compatibility/2006" xmlns:o="urn:schemas-microsoft-com:office:office" xmlns:r="http://schemas.openxmlformats.org/officeDocument/2006/relationships" xmlns:m="http://schemas.openxmlformats.org/officeDocument/2006/math" xmlns:v="urn:schemas-microsoft-com:vml" xmlns:wp14="http://schemas.microsoft.com/office/word/2010/wordprocessingDrawing" xmlns:wp="http://schemas.openxmlformats.org/drawingml/2006/wordprocessingDrawing" xmlns:w10="urn:schemas-microsoft-com:office:word" xmlns:w="http://schemas.openxmlformats.org/wordprocessingml/2006/main" xmlns:w14="http://schemas.microsoft.com/office/word/2010/wordml" xmlns:w15="http://schemas.microsoft.com/office/word/2012/wordml" xmlns:wne="http://schemas.microsoft.com/office/word/2006/wordml" xmlns:wpg="http://schemas.microsoft.com/office/word/2010/wordprocessingGroup" xmlns:wpi="http://schemas.microsoft.com/office/word/2010/wordprocessingInk" xmlns:wps="http://schemas.microsoft.com/office/word/2010/wordprocessingShape" mc:Ignorable="w14 w15 wp14">
+<w:hdr xmlns:wpc="http://schemas.microsoft.com/office/word/2010/wordprocessingCanvas" xmlns:mc="http://schemas.openxmlformats.org/markup-compatibility/2006" xmlns:o="urn:schemas-microsoft-com:office:office" xmlns:r="http://schemas.openxmlformats.org/officeDocument/2006/relationships" xmlns:m="http://schemas.openxmlformats.org/officeDocument/2006/math" xmlns:v="urn:schemas-microsoft-com:vml" xmlns:wp14="http://schemas.microsoft.com/office/word/2010/wordprocessingDrawing" xmlns:wp="http://schemas.openxmlformats.org/drawingml/2006/wordprocessingDrawing" xmlns:w10="urn:schemas-microsoft-com:office:word" xmlns:w="http://schemas.openxmlformats.org/wordprocessingml/2006/main" xmlns:w14="http://schemas.microsoft.com/office/word/2010/wordml" xmlns:w15="http://schemas.microsoft.com/office/word/2012/wordml" xmlns:wpg="http://schemas.microsoft.com/office/word/2010/wordprocessingGroup" xmlns:wpi="http://schemas.microsoft.com/office/word/2010/wordprocessingInk" xmlns:wne="http://schemas.microsoft.com/office/word/2006/wordml" xmlns:wps="http://schemas.microsoft.com/office/word/2010/wordprocessingShape" xmlns:wpsCustomData="http://www.wps.cn/officeDocument/2013/wpsCustomData" mc:Ignorable="w14 w15 wp14">
   <w:p>
     <w:pPr>
-      <w:pStyle w:val="BodyText"/>
+      <w:pStyle w:val="12"/>
       <w:spacing w:line="52" w:lineRule="auto"/>
       <w:rPr>
         <w:sz w:val="2"/>
@@ -8491,8 +8642,11 @@
     </w:pPr>
     <w:r>
       <w:pict>
-        <v:shape id="_x0000_s2049" o:spid="_x0000_s2049" style="height:0.75pt;margin-left:83.6pt;margin-top:54.5pt;mso-height-relative:page;mso-position-horizontal-relative:page;mso-position-vertical-relative:page;mso-width-relative:page;position:absolute;width:428.15pt;z-index:251658240" coordsize="8562,15" o:allowincell="f" path="m,7l8562,7e" filled="f" stroked="t">
+        <v:shape id="_x0000_s2049" o:spid="_x0000_s2049" style="position:absolute;left:0pt;margin-left:83.6pt;margin-top:54.5pt;height:0.75pt;width:428.15pt;mso-position-horizontal-relative:page;mso-position-vertical-relative:page;z-index:251659264;mso-width-relative:page;mso-height-relative:page;" filled="f" stroked="t" coordsize="8562,15" o:allowincell="f" path="m0,7l8562,7e">
+          <v:fill on="f" focussize="0,0"/>
           <v:stroke joinstyle="miter"/>
+          <v:imagedata o:title=""/>
+          <o:lock v:ext="edit"/>
         </v:shape>
       </w:pict>
     </w:r>
@@ -8501,10 +8655,10 @@
 </file>
 
 <file path=word/header2.xml><?xml version="1.0" encoding="utf-8"?>
-<w:hdr xmlns:wpc="http://schemas.microsoft.com/office/word/2010/wordprocessingCanvas" xmlns:mc="http://schemas.openxmlformats.org/markup-compatibility/2006" xmlns:o="urn:schemas-microsoft-com:office:office" xmlns:r="http://schemas.openxmlformats.org/officeDocument/2006/relationships" xmlns:m="http://schemas.openxmlformats.org/officeDocument/2006/math" xmlns:v="urn:schemas-microsoft-com:vml" xmlns:wp14="http://schemas.microsoft.com/office/word/2010/wordprocessingDrawing" xmlns:wp="http://schemas.openxmlformats.org/drawingml/2006/wordprocessingDrawing" xmlns:w10="urn:schemas-microsoft-com:office:word" xmlns:w="http://schemas.openxmlformats.org/wordprocessingml/2006/main" xmlns:w14="http://schemas.microsoft.com/office/word/2010/wordml" xmlns:w15="http://schemas.microsoft.com/office/word/2012/wordml" xmlns:wne="http://schemas.microsoft.com/office/word/2006/wordml" xmlns:wpg="http://schemas.microsoft.com/office/word/2010/wordprocessingGroup" xmlns:wpi="http://schemas.microsoft.com/office/word/2010/wordprocessingInk" xmlns:wps="http://schemas.microsoft.com/office/word/2010/wordprocessingShape" mc:Ignorable="w14 w15 wp14">
+<w:hdr xmlns:wpc="http://schemas.microsoft.com/office/word/2010/wordprocessingCanvas" xmlns:mc="http://schemas.openxmlformats.org/markup-compatibility/2006" xmlns:o="urn:schemas-microsoft-com:office:office" xmlns:r="http://schemas.openxmlformats.org/officeDocument/2006/relationships" xmlns:m="http://schemas.openxmlformats.org/officeDocument/2006/math" xmlns:v="urn:schemas-microsoft-com:vml" xmlns:wp14="http://schemas.microsoft.com/office/word/2010/wordprocessingDrawing" xmlns:wp="http://schemas.openxmlformats.org/drawingml/2006/wordprocessingDrawing" xmlns:w10="urn:schemas-microsoft-com:office:word" xmlns:w="http://schemas.openxmlformats.org/wordprocessingml/2006/main" xmlns:w14="http://schemas.microsoft.com/office/word/2010/wordml" xmlns:w15="http://schemas.microsoft.com/office/word/2012/wordml" xmlns:wpg="http://schemas.microsoft.com/office/word/2010/wordprocessingGroup" xmlns:wpi="http://schemas.microsoft.com/office/word/2010/wordprocessingInk" xmlns:wne="http://schemas.microsoft.com/office/word/2006/wordml" xmlns:wps="http://schemas.microsoft.com/office/word/2010/wordprocessingShape" xmlns:wpsCustomData="http://www.wps.cn/officeDocument/2013/wpsCustomData" mc:Ignorable="w14 w15 wp14">
   <w:p>
     <w:pPr>
-      <w:pStyle w:val="BodyText"/>
+      <w:pStyle w:val="12"/>
       <w:spacing w:line="14" w:lineRule="auto"/>
       <w:rPr>
         <w:sz w:val="2"/>
@@ -8515,15 +8669,15 @@
 </file>
 
 <file path=word/numbering.xml><?xml version="1.0" encoding="utf-8"?>
-<w:numbering xmlns:wpc="http://schemas.microsoft.com/office/word/2010/wordprocessingCanvas" xmlns:mc="http://schemas.openxmlformats.org/markup-compatibility/2006" xmlns:o="urn:schemas-microsoft-com:office:office" xmlns:r="http://schemas.openxmlformats.org/officeDocument/2006/relationships" xmlns:m="http://schemas.openxmlformats.org/officeDocument/2006/math" xmlns:v="urn:schemas-microsoft-com:vml" xmlns:wp14="http://schemas.microsoft.com/office/word/2010/wordprocessingDrawing" xmlns:wp="http://schemas.openxmlformats.org/drawingml/2006/wordprocessingDrawing" xmlns:w10="urn:schemas-microsoft-com:office:word" xmlns:w="http://schemas.openxmlformats.org/wordprocessingml/2006/main" xmlns:w14="http://schemas.microsoft.com/office/word/2010/wordml" xmlns:w15="http://schemas.microsoft.com/office/word/2012/wordml" xmlns:wne="http://schemas.microsoft.com/office/word/2006/wordml" xmlns:wpg="http://schemas.microsoft.com/office/word/2010/wordprocessingGroup" xmlns:wpi="http://schemas.microsoft.com/office/word/2010/wordprocessingInk" xmlns:wps="http://schemas.microsoft.com/office/word/2010/wordprocessingShape" mc:Ignorable="w14 w15 wp14">
+<w:numbering xmlns:wpc="http://schemas.microsoft.com/office/word/2010/wordprocessingCanvas" xmlns:mc="http://schemas.openxmlformats.org/markup-compatibility/2006" xmlns:o="urn:schemas-microsoft-com:office:office" xmlns:r="http://schemas.openxmlformats.org/officeDocument/2006/relationships" xmlns:m="http://schemas.openxmlformats.org/officeDocument/2006/math" xmlns:v="urn:schemas-microsoft-com:vml" xmlns:wp14="http://schemas.microsoft.com/office/word/2010/wordprocessingDrawing" xmlns:wp="http://schemas.openxmlformats.org/drawingml/2006/wordprocessingDrawing" xmlns:w10="urn:schemas-microsoft-com:office:word" xmlns:w="http://schemas.openxmlformats.org/wordprocessingml/2006/main" xmlns:w14="http://schemas.microsoft.com/office/word/2010/wordml" xmlns:wpg="http://schemas.microsoft.com/office/word/2010/wordprocessingGroup" xmlns:wpi="http://schemas.microsoft.com/office/word/2010/wordprocessingInk" xmlns:wne="http://schemas.microsoft.com/office/word/2006/wordml" xmlns:wps="http://schemas.microsoft.com/office/word/2010/wordprocessingShape" xmlns:wpsCustomData="http://www.wps.cn/officeDocument/2013/wpsCustomData" mc:Ignorable="w14 wp14">
   <w:abstractNum w:abstractNumId="0">
     <w:nsid w:val="8E964DCE"/>
     <w:multiLevelType w:val="multilevel"/>
     <w:tmpl w:val="8E964DCE"/>
-    <w:lvl w:ilvl="0">
+    <w:lvl w:ilvl="0" w:tentative="0">
       <w:start w:val="1"/>
       <w:numFmt w:val="decimal"/>
-      <w:pStyle w:val="Heading1"/>
+      <w:pStyle w:val="2"/>
       <w:lvlText w:val="%1."/>
       <w:lvlJc w:val="left"/>
       <w:pPr>
@@ -8533,10 +8687,10 @@
         <w:rFonts w:hint="default"/>
       </w:rPr>
     </w:lvl>
-    <w:lvl w:ilvl="1">
+    <w:lvl w:ilvl="1" w:tentative="0">
       <w:start w:val="1"/>
       <w:numFmt w:val="decimal"/>
-      <w:pStyle w:val="Heading2"/>
+      <w:pStyle w:val="3"/>
       <w:lvlText w:val="%1.%2."/>
       <w:lvlJc w:val="left"/>
       <w:pPr>
@@ -8546,10 +8700,10 @@
         <w:rFonts w:hint="default"/>
       </w:rPr>
     </w:lvl>
-    <w:lvl w:ilvl="2">
+    <w:lvl w:ilvl="2" w:tentative="0">
       <w:start w:val="1"/>
       <w:numFmt w:val="decimal"/>
-      <w:pStyle w:val="Heading3"/>
+      <w:pStyle w:val="4"/>
       <w:lvlText w:val="%1.%2.%3."/>
       <w:lvlJc w:val="left"/>
       <w:pPr>
@@ -8559,10 +8713,10 @@
         <w:rFonts w:hint="default"/>
       </w:rPr>
     </w:lvl>
-    <w:lvl w:ilvl="3">
+    <w:lvl w:ilvl="3" w:tentative="0">
       <w:start w:val="1"/>
       <w:numFmt w:val="decimal"/>
-      <w:pStyle w:val="Heading4"/>
+      <w:pStyle w:val="5"/>
       <w:lvlText w:val="%1.%2.%3.%4."/>
       <w:lvlJc w:val="left"/>
       <w:pPr>
@@ -8572,10 +8726,10 @@
         <w:rFonts w:hint="default"/>
       </w:rPr>
     </w:lvl>
-    <w:lvl w:ilvl="4">
+    <w:lvl w:ilvl="4" w:tentative="0">
       <w:start w:val="1"/>
       <w:numFmt w:val="decimal"/>
-      <w:pStyle w:val="Heading5"/>
+      <w:pStyle w:val="6"/>
       <w:lvlText w:val="%1.%2.%3.%4.%5."/>
       <w:lvlJc w:val="left"/>
       <w:pPr>
@@ -8585,10 +8739,10 @@
         <w:rFonts w:hint="default"/>
       </w:rPr>
     </w:lvl>
-    <w:lvl w:ilvl="5">
+    <w:lvl w:ilvl="5" w:tentative="0">
       <w:start w:val="1"/>
       <w:numFmt w:val="decimal"/>
-      <w:pStyle w:val="Heading6"/>
+      <w:pStyle w:val="7"/>
       <w:lvlText w:val="%1.%2.%3.%4.%5.%6."/>
       <w:lvlJc w:val="left"/>
       <w:pPr>
@@ -8598,10 +8752,10 @@
         <w:rFonts w:hint="default"/>
       </w:rPr>
     </w:lvl>
-    <w:lvl w:ilvl="6">
+    <w:lvl w:ilvl="6" w:tentative="0">
       <w:start w:val="1"/>
       <w:numFmt w:val="decimal"/>
-      <w:pStyle w:val="Heading7"/>
+      <w:pStyle w:val="8"/>
       <w:lvlText w:val="%1.%2.%3.%4.%5.%6.%7."/>
       <w:lvlJc w:val="left"/>
       <w:pPr>
@@ -8611,10 +8765,10 @@
         <w:rFonts w:hint="default"/>
       </w:rPr>
     </w:lvl>
-    <w:lvl w:ilvl="7">
+    <w:lvl w:ilvl="7" w:tentative="0">
       <w:start w:val="1"/>
       <w:numFmt w:val="decimal"/>
-      <w:pStyle w:val="Heading8"/>
+      <w:pStyle w:val="9"/>
       <w:lvlText w:val="%1.%2.%3.%4.%5.%6.%7.%8."/>
       <w:lvlJc w:val="left"/>
       <w:pPr>
@@ -8624,10 +8778,10 @@
         <w:rFonts w:hint="default"/>
       </w:rPr>
     </w:lvl>
-    <w:lvl w:ilvl="8">
+    <w:lvl w:ilvl="8" w:tentative="0">
       <w:start w:val="1"/>
       <w:numFmt w:val="decimal"/>
-      <w:pStyle w:val="Heading9"/>
+      <w:pStyle w:val="10"/>
       <w:lvlText w:val="%1.%2.%3.%4.%5.%6.%7.%8.%9."/>
       <w:lvlJc w:val="left"/>
       <w:pPr>
@@ -8642,7 +8796,7 @@
     <w:nsid w:val="9D5C4F7B"/>
     <w:multiLevelType w:val="singleLevel"/>
     <w:tmpl w:val="9D5C4F7B"/>
-    <w:lvl w:ilvl="0">
+    <w:lvl w:ilvl="0" w:tentative="0">
       <w:start w:val="1"/>
       <w:numFmt w:val="decimal"/>
       <w:lvlText w:val="%1."/>
@@ -8659,7 +8813,7 @@
     <w:nsid w:val="EFE178A4"/>
     <w:multiLevelType w:val="singleLevel"/>
     <w:tmpl w:val="EFE178A4"/>
-    <w:lvl w:ilvl="0">
+    <w:lvl w:ilvl="0" w:tentative="0">
       <w:start w:val="1"/>
       <w:numFmt w:val="decimal"/>
       <w:lvlText w:val="%1."/>
@@ -8676,7 +8830,7 @@
     <w:nsid w:val="F54D0DA5"/>
     <w:multiLevelType w:val="singleLevel"/>
     <w:tmpl w:val="F54D0DA5"/>
-    <w:lvl w:ilvl="0">
+    <w:lvl w:ilvl="0" w:tentative="0">
       <w:start w:val="1"/>
       <w:numFmt w:val="decimal"/>
       <w:lvlText w:val="%1."/>
@@ -8693,7 +8847,7 @@
     <w:nsid w:val="F64C4081"/>
     <w:multiLevelType w:val="singleLevel"/>
     <w:tmpl w:val="F64C4081"/>
-    <w:lvl w:ilvl="0">
+    <w:lvl w:ilvl="0" w:tentative="0">
       <w:start w:val="1"/>
       <w:numFmt w:val="decimal"/>
       <w:lvlText w:val="%1."/>
@@ -8710,7 +8864,7 @@
     <w:nsid w:val="327F71E4"/>
     <w:multiLevelType w:val="singleLevel"/>
     <w:tmpl w:val="327F71E4"/>
-    <w:lvl w:ilvl="0">
+    <w:lvl w:ilvl="0" w:tentative="0">
       <w:start w:val="1"/>
       <w:numFmt w:val="decimal"/>
       <w:lvlText w:val="%1."/>
@@ -8727,7 +8881,7 @@
     <w:nsid w:val="44247929"/>
     <w:multiLevelType w:val="singleLevel"/>
     <w:tmpl w:val="44247929"/>
-    <w:lvl w:ilvl="0">
+    <w:lvl w:ilvl="0" w:tentative="0">
       <w:start w:val="1"/>
       <w:numFmt w:val="decimal"/>
       <w:lvlText w:val="%1."/>
@@ -8744,7 +8898,7 @@
     <w:nsid w:val="4E62534A"/>
     <w:multiLevelType w:val="singleLevel"/>
     <w:tmpl w:val="4E62534A"/>
-    <w:lvl w:ilvl="0">
+    <w:lvl w:ilvl="0" w:tentative="0">
       <w:start w:val="1"/>
       <w:numFmt w:val="decimal"/>
       <w:lvlText w:val="%1."/>
@@ -8761,7 +8915,7 @@
     <w:nsid w:val="4F1E96E7"/>
     <w:multiLevelType w:val="singleLevel"/>
     <w:tmpl w:val="4F1E96E7"/>
-    <w:lvl w:ilvl="0">
+    <w:lvl w:ilvl="0" w:tentative="0">
       <w:start w:val="1"/>
       <w:numFmt w:val="decimal"/>
       <w:lvlText w:val="%1."/>
@@ -8805,267 +8959,269 @@
 </file>
 
 <file path=word/styles.xml><?xml version="1.0" encoding="utf-8"?>
-<w:styles xmlns:mc="http://schemas.openxmlformats.org/markup-compatibility/2006" xmlns:r="http://schemas.openxmlformats.org/officeDocument/2006/relationships" xmlns:w="http://schemas.openxmlformats.org/wordprocessingml/2006/main" xmlns:w14="http://schemas.microsoft.com/office/word/2010/wordml" xmlns:w15="http://schemas.microsoft.com/office/word/2012/wordml" mc:Ignorable="w14 w15">
+<w:styles xmlns:mc="http://schemas.openxmlformats.org/markup-compatibility/2006" xmlns:o="urn:schemas-microsoft-com:office:office" xmlns:r="http://schemas.openxmlformats.org/officeDocument/2006/relationships" xmlns:m="http://schemas.openxmlformats.org/officeDocument/2006/math" xmlns:v="urn:schemas-microsoft-com:vml" xmlns:w="http://schemas.openxmlformats.org/wordprocessingml/2006/main" xmlns:w14="http://schemas.microsoft.com/office/word/2010/wordml" xmlns:w10="urn:schemas-microsoft-com:office:word" xmlns:sl="http://schemas.openxmlformats.org/schemaLibrary/2006/main" xmlns:wpsCustomData="http://www.wps.cn/officeDocument/2013/wpsCustomData" mc:Ignorable="w14">
   <w:docDefaults>
     <w:rPrDefault>
       <w:rPr>
-        <w:rFonts w:ascii="Arial" w:eastAsia="Arial" w:hAnsi="Arial" w:cs="Arial"/>
+        <w:rFonts w:ascii="Arial" w:hAnsi="Arial" w:eastAsia="Arial" w:cs="Arial"/>
       </w:rPr>
     </w:rPrDefault>
     <w:pPrDefault/>
   </w:docDefaults>
-  <w:latentStyles w:defLockedState="0" w:defUIPriority="99" w:defSemiHidden="1" w:defUnhideWhenUsed="1" w:defQFormat="0" w:count="260">
-    <w:lsdException w:name="Normal" w:semiHidden="0" w:uiPriority="0" w:unhideWhenUsed="0" w:qFormat="1"/>
-    <w:lsdException w:name="heading 1" w:semiHidden="0" w:uiPriority="0" w:unhideWhenUsed="0" w:qFormat="1"/>
-    <w:lsdException w:name="heading 2" w:semiHidden="0" w:uiPriority="0" w:qFormat="1"/>
-    <w:lsdException w:name="heading 3" w:uiPriority="0" w:qFormat="1"/>
-    <w:lsdException w:name="heading 4" w:semiHidden="0" w:uiPriority="0" w:qFormat="1"/>
-    <w:lsdException w:name="heading 5" w:uiPriority="0" w:qFormat="1"/>
-    <w:lsdException w:name="heading 6" w:uiPriority="0" w:qFormat="1"/>
-    <w:lsdException w:name="heading 7" w:uiPriority="0" w:qFormat="1"/>
-    <w:lsdException w:name="heading 8" w:uiPriority="0" w:qFormat="1"/>
-    <w:lsdException w:name="heading 9" w:uiPriority="0" w:qFormat="1"/>
-    <w:lsdException w:name="index 1" w:semiHidden="0" w:uiPriority="0" w:unhideWhenUsed="0"/>
-    <w:lsdException w:name="index 2" w:semiHidden="0" w:uiPriority="0" w:unhideWhenUsed="0"/>
-    <w:lsdException w:name="index 3" w:semiHidden="0" w:uiPriority="0" w:unhideWhenUsed="0"/>
-    <w:lsdException w:name="index 4" w:semiHidden="0" w:uiPriority="0" w:unhideWhenUsed="0"/>
-    <w:lsdException w:name="index 5" w:semiHidden="0" w:uiPriority="0" w:unhideWhenUsed="0"/>
-    <w:lsdException w:name="index 6" w:semiHidden="0" w:uiPriority="0" w:unhideWhenUsed="0"/>
-    <w:lsdException w:name="index 7" w:semiHidden="0" w:uiPriority="0" w:unhideWhenUsed="0"/>
-    <w:lsdException w:name="index 8" w:semiHidden="0" w:uiPriority="0" w:unhideWhenUsed="0"/>
-    <w:lsdException w:name="index 9" w:semiHidden="0" w:uiPriority="0" w:unhideWhenUsed="0"/>
-    <w:lsdException w:name="toc 1" w:semiHidden="0" w:uiPriority="0" w:unhideWhenUsed="0" w:qFormat="1"/>
-    <w:lsdException w:name="toc 2" w:semiHidden="0" w:uiPriority="0" w:unhideWhenUsed="0" w:qFormat="1"/>
-    <w:lsdException w:name="toc 3" w:semiHidden="0" w:uiPriority="0" w:unhideWhenUsed="0" w:qFormat="1"/>
-    <w:lsdException w:name="toc 4" w:semiHidden="0" w:uiPriority="0" w:unhideWhenUsed="0"/>
-    <w:lsdException w:name="toc 5" w:semiHidden="0" w:uiPriority="0" w:unhideWhenUsed="0"/>
-    <w:lsdException w:name="toc 6" w:semiHidden="0" w:uiPriority="0" w:unhideWhenUsed="0"/>
-    <w:lsdException w:name="toc 7" w:semiHidden="0" w:uiPriority="0" w:unhideWhenUsed="0"/>
-    <w:lsdException w:name="toc 8" w:semiHidden="0" w:uiPriority="0" w:unhideWhenUsed="0"/>
-    <w:lsdException w:name="toc 9" w:semiHidden="0" w:uiPriority="0" w:unhideWhenUsed="0"/>
-    <w:lsdException w:name="Normal Indent" w:semiHidden="0" w:uiPriority="0" w:unhideWhenUsed="0"/>
-    <w:lsdException w:name="footnote text" w:semiHidden="0" w:uiPriority="0" w:unhideWhenUsed="0"/>
-    <w:lsdException w:name="annotation text" w:semiHidden="0" w:uiPriority="0" w:unhideWhenUsed="0" w:qFormat="1"/>
-    <w:lsdException w:name="header" w:semiHidden="0" w:uiPriority="0" w:unhideWhenUsed="0" w:qFormat="1"/>
-    <w:lsdException w:name="footer" w:semiHidden="0" w:uiPriority="0" w:unhideWhenUsed="0" w:qFormat="1"/>
-    <w:lsdException w:name="index heading" w:semiHidden="0" w:uiPriority="0" w:unhideWhenUsed="0"/>
-    <w:lsdException w:name="caption" w:uiPriority="0" w:qFormat="1"/>
-    <w:lsdException w:name="table of figures" w:semiHidden="0" w:uiPriority="0" w:unhideWhenUsed="0"/>
-    <w:lsdException w:name="envelope address" w:semiHidden="0" w:uiPriority="0" w:unhideWhenUsed="0"/>
-    <w:lsdException w:name="envelope return" w:semiHidden="0" w:uiPriority="0" w:unhideWhenUsed="0"/>
-    <w:lsdException w:name="footnote reference" w:semiHidden="0" w:uiPriority="0" w:unhideWhenUsed="0"/>
-    <w:lsdException w:name="annotation reference" w:semiHidden="0" w:uiPriority="0" w:unhideWhenUsed="0"/>
-    <w:lsdException w:name="line number" w:semiHidden="0" w:uiPriority="0" w:unhideWhenUsed="0"/>
-    <w:lsdException w:name="page number" w:semiHidden="0" w:uiPriority="0" w:unhideWhenUsed="0"/>
-    <w:lsdException w:name="endnote reference" w:semiHidden="0" w:uiPriority="0" w:unhideWhenUsed="0"/>
-    <w:lsdException w:name="endnote text" w:semiHidden="0" w:uiPriority="0" w:unhideWhenUsed="0"/>
-    <w:lsdException w:name="table of authorities" w:semiHidden="0" w:uiPriority="0" w:unhideWhenUsed="0"/>
-    <w:lsdException w:name="macro" w:semiHidden="0" w:uiPriority="0" w:unhideWhenUsed="0"/>
-    <w:lsdException w:name="toa heading" w:semiHidden="0" w:uiPriority="0" w:unhideWhenUsed="0"/>
-    <w:lsdException w:name="List" w:semiHidden="0" w:uiPriority="0" w:unhideWhenUsed="0"/>
-    <w:lsdException w:name="List Bullet" w:semiHidden="0" w:uiPriority="0" w:unhideWhenUsed="0"/>
-    <w:lsdException w:name="List Number" w:semiHidden="0" w:uiPriority="0" w:unhideWhenUsed="0"/>
-    <w:lsdException w:name="List 2" w:semiHidden="0" w:uiPriority="0" w:unhideWhenUsed="0"/>
-    <w:lsdException w:name="List 3" w:semiHidden="0" w:uiPriority="0" w:unhideWhenUsed="0"/>
-    <w:lsdException w:name="List 4" w:semiHidden="0" w:uiPriority="0" w:unhideWhenUsed="0"/>
-    <w:lsdException w:name="List 5" w:semiHidden="0" w:uiPriority="0" w:unhideWhenUsed="0"/>
-    <w:lsdException w:name="List Bullet 2" w:semiHidden="0" w:uiPriority="0" w:unhideWhenUsed="0"/>
-    <w:lsdException w:name="List Bullet 3" w:semiHidden="0" w:uiPriority="0" w:unhideWhenUsed="0"/>
-    <w:lsdException w:name="List Bullet 4" w:semiHidden="0" w:uiPriority="0" w:unhideWhenUsed="0"/>
-    <w:lsdException w:name="List Bullet 5" w:semiHidden="0" w:uiPriority="0" w:unhideWhenUsed="0"/>
-    <w:lsdException w:name="List Number 2" w:semiHidden="0" w:uiPriority="0" w:unhideWhenUsed="0"/>
-    <w:lsdException w:name="List Number 3" w:semiHidden="0" w:uiPriority="0" w:unhideWhenUsed="0"/>
-    <w:lsdException w:name="List Number 4" w:semiHidden="0" w:uiPriority="0" w:unhideWhenUsed="0"/>
-    <w:lsdException w:name="List Number 5" w:semiHidden="0" w:uiPriority="0" w:unhideWhenUsed="0"/>
-    <w:lsdException w:name="Title" w:semiHidden="0" w:uiPriority="0" w:unhideWhenUsed="0" w:qFormat="1"/>
-    <w:lsdException w:name="Closing" w:semiHidden="0" w:uiPriority="0" w:unhideWhenUsed="0"/>
-    <w:lsdException w:name="Signature" w:semiHidden="0" w:uiPriority="0" w:unhideWhenUsed="0"/>
-    <w:lsdException w:name="Default Paragraph Font" w:uiPriority="0" w:unhideWhenUsed="0" w:qFormat="1"/>
-    <w:lsdException w:name="Body Text" w:uiPriority="0" w:unhideWhenUsed="0" w:qFormat="1"/>
-    <w:lsdException w:name="Body Text Indent" w:semiHidden="0" w:uiPriority="0" w:unhideWhenUsed="0"/>
-    <w:lsdException w:name="List Continue" w:semiHidden="0" w:uiPriority="0" w:unhideWhenUsed="0"/>
-    <w:lsdException w:name="List Continue 2" w:semiHidden="0" w:uiPriority="0" w:unhideWhenUsed="0"/>
-    <w:lsdException w:name="List Continue 3" w:semiHidden="0" w:uiPriority="0" w:unhideWhenUsed="0"/>
-    <w:lsdException w:name="List Continue 4" w:semiHidden="0" w:uiPriority="0" w:unhideWhenUsed="0"/>
-    <w:lsdException w:name="List Continue 5" w:semiHidden="0" w:uiPriority="0" w:unhideWhenUsed="0"/>
-    <w:lsdException w:name="Message Header" w:semiHidden="0" w:uiPriority="0" w:unhideWhenUsed="0"/>
-    <w:lsdException w:name="Subtitle" w:semiHidden="0" w:uiPriority="0" w:unhideWhenUsed="0" w:qFormat="1"/>
-    <w:lsdException w:name="Salutation" w:semiHidden="0" w:uiPriority="0" w:unhideWhenUsed="0"/>
-    <w:lsdException w:name="Date" w:semiHidden="0" w:uiPriority="0" w:unhideWhenUsed="0"/>
-    <w:lsdException w:name="Body Text First Indent" w:semiHidden="0" w:uiPriority="0" w:unhideWhenUsed="0"/>
-    <w:lsdException w:name="Body Text First Indent 2" w:semiHidden="0" w:uiPriority="0" w:unhideWhenUsed="0"/>
-    <w:lsdException w:name="Body Text 2" w:semiHidden="0" w:uiPriority="0" w:unhideWhenUsed="0"/>
-    <w:lsdException w:name="Body Text 3" w:semiHidden="0" w:uiPriority="0" w:unhideWhenUsed="0"/>
-    <w:lsdException w:name="Body Text Indent 2" w:semiHidden="0" w:uiPriority="0" w:unhideWhenUsed="0"/>
-    <w:lsdException w:name="Body Text Indent 3" w:semiHidden="0" w:uiPriority="0" w:unhideWhenUsed="0"/>
-    <w:lsdException w:name="Block Text" w:semiHidden="0" w:uiPriority="0" w:unhideWhenUsed="0"/>
-    <w:lsdException w:name="Hyperlink" w:semiHidden="0" w:uiPriority="0" w:unhideWhenUsed="0"/>
-    <w:lsdException w:name="FollowedHyperlink" w:semiHidden="0" w:uiPriority="0" w:unhideWhenUsed="0"/>
-    <w:lsdException w:name="Strong" w:semiHidden="0" w:uiPriority="0" w:unhideWhenUsed="0" w:qFormat="1"/>
-    <w:lsdException w:name="Emphasis" w:semiHidden="0" w:uiPriority="0" w:unhideWhenUsed="0" w:qFormat="1"/>
-    <w:lsdException w:name="Document Map" w:semiHidden="0" w:uiPriority="0" w:unhideWhenUsed="0"/>
-    <w:lsdException w:name="Plain Text" w:semiHidden="0" w:uiPriority="0" w:unhideWhenUsed="0"/>
-    <w:lsdException w:name="E-mail Signature" w:semiHidden="0" w:uiPriority="0" w:unhideWhenUsed="0"/>
-    <w:lsdException w:name="Normal (Web)" w:semiHidden="0" w:uiPriority="0" w:unhideWhenUsed="0" w:qFormat="1"/>
-    <w:lsdException w:name="HTML Acronym" w:semiHidden="0" w:uiPriority="0" w:unhideWhenUsed="0"/>
-    <w:lsdException w:name="HTML Address" w:semiHidden="0" w:uiPriority="0" w:unhideWhenUsed="0"/>
-    <w:lsdException w:name="HTML Cite" w:semiHidden="0" w:uiPriority="0" w:unhideWhenUsed="0"/>
-    <w:lsdException w:name="HTML Code" w:semiHidden="0" w:uiPriority="0" w:unhideWhenUsed="0"/>
-    <w:lsdException w:name="HTML Definition" w:semiHidden="0" w:uiPriority="0" w:unhideWhenUsed="0"/>
-    <w:lsdException w:name="HTML Keyboard" w:semiHidden="0" w:uiPriority="0" w:unhideWhenUsed="0"/>
-    <w:lsdException w:name="HTML Preformatted" w:semiHidden="0" w:uiPriority="0" w:unhideWhenUsed="0"/>
-    <w:lsdException w:name="HTML Sample" w:semiHidden="0" w:uiPriority="0" w:unhideWhenUsed="0"/>
-    <w:lsdException w:name="HTML Typewriter" w:semiHidden="0" w:uiPriority="0" w:unhideWhenUsed="0"/>
-    <w:lsdException w:name="HTML Variable" w:semiHidden="0" w:uiPriority="0" w:unhideWhenUsed="0"/>
-    <w:lsdException w:name="Normal Table" w:uiPriority="0" w:unhideWhenUsed="0" w:qFormat="1"/>
-    <w:lsdException w:name="annotation subject" w:semiHidden="0" w:uiPriority="0" w:unhideWhenUsed="0"/>
-    <w:lsdException w:name="Table Simple 1" w:semiHidden="0" w:uiPriority="0" w:unhideWhenUsed="0"/>
-    <w:lsdException w:name="Table Simple 2" w:semiHidden="0" w:uiPriority="0" w:unhideWhenUsed="0"/>
-    <w:lsdException w:name="Table Simple 3" w:semiHidden="0" w:uiPriority="0" w:unhideWhenUsed="0"/>
-    <w:lsdException w:name="Table Classic 1" w:semiHidden="0" w:uiPriority="0" w:unhideWhenUsed="0"/>
-    <w:lsdException w:name="Table Classic 2" w:semiHidden="0" w:uiPriority="0" w:unhideWhenUsed="0"/>
-    <w:lsdException w:name="Table Classic 3" w:semiHidden="0" w:uiPriority="0" w:unhideWhenUsed="0"/>
-    <w:lsdException w:name="Table Classic 4" w:semiHidden="0" w:uiPriority="0" w:unhideWhenUsed="0"/>
-    <w:lsdException w:name="Table Colorful 1" w:semiHidden="0" w:uiPriority="0" w:unhideWhenUsed="0"/>
-    <w:lsdException w:name="Table Colorful 2" w:semiHidden="0" w:uiPriority="0" w:unhideWhenUsed="0"/>
-    <w:lsdException w:name="Table Colorful 3" w:semiHidden="0" w:uiPriority="0" w:unhideWhenUsed="0"/>
-    <w:lsdException w:name="Table Columns 1" w:semiHidden="0" w:uiPriority="0" w:unhideWhenUsed="0"/>
-    <w:lsdException w:name="Table Columns 2" w:semiHidden="0" w:uiPriority="0" w:unhideWhenUsed="0"/>
-    <w:lsdException w:name="Table Columns 3" w:semiHidden="0" w:uiPriority="0" w:unhideWhenUsed="0"/>
-    <w:lsdException w:name="Table Columns 4" w:semiHidden="0" w:uiPriority="0" w:unhideWhenUsed="0"/>
-    <w:lsdException w:name="Table Columns 5" w:semiHidden="0" w:uiPriority="0" w:unhideWhenUsed="0"/>
-    <w:lsdException w:name="Table Grid 1" w:semiHidden="0" w:uiPriority="0" w:unhideWhenUsed="0"/>
-    <w:lsdException w:name="Table Grid 2" w:semiHidden="0" w:uiPriority="0" w:unhideWhenUsed="0"/>
-    <w:lsdException w:name="Table Grid 3" w:semiHidden="0" w:uiPriority="0" w:unhideWhenUsed="0"/>
-    <w:lsdException w:name="Table Grid 4" w:semiHidden="0" w:uiPriority="0" w:unhideWhenUsed="0"/>
-    <w:lsdException w:name="Table Grid 5" w:semiHidden="0" w:uiPriority="0" w:unhideWhenUsed="0"/>
-    <w:lsdException w:name="Table Grid 6" w:semiHidden="0" w:uiPriority="0" w:unhideWhenUsed="0"/>
-    <w:lsdException w:name="Table Grid 7" w:semiHidden="0" w:uiPriority="0" w:unhideWhenUsed="0"/>
-    <w:lsdException w:name="Table Grid 8" w:semiHidden="0" w:uiPriority="0" w:unhideWhenUsed="0"/>
-    <w:lsdException w:name="Table List 1" w:semiHidden="0" w:uiPriority="0" w:unhideWhenUsed="0"/>
-    <w:lsdException w:name="Table List 2" w:semiHidden="0" w:uiPriority="0" w:unhideWhenUsed="0"/>
-    <w:lsdException w:name="Table List 3" w:semiHidden="0" w:uiPriority="0" w:unhideWhenUsed="0"/>
-    <w:lsdException w:name="Table List 4" w:semiHidden="0" w:uiPriority="0" w:unhideWhenUsed="0"/>
-    <w:lsdException w:name="Table List 5" w:semiHidden="0" w:uiPriority="0" w:unhideWhenUsed="0"/>
-    <w:lsdException w:name="Table List 6" w:semiHidden="0" w:uiPriority="0" w:unhideWhenUsed="0"/>
-    <w:lsdException w:name="Table List 7" w:semiHidden="0" w:uiPriority="0" w:unhideWhenUsed="0"/>
-    <w:lsdException w:name="Table List 8" w:semiHidden="0" w:uiPriority="0" w:unhideWhenUsed="0"/>
-    <w:lsdException w:name="Table 3D effects 1" w:semiHidden="0" w:uiPriority="0" w:unhideWhenUsed="0"/>
-    <w:lsdException w:name="Table 3D effects 2" w:semiHidden="0" w:uiPriority="0" w:unhideWhenUsed="0"/>
-    <w:lsdException w:name="Table 3D effects 3" w:semiHidden="0" w:uiPriority="0" w:unhideWhenUsed="0"/>
-    <w:lsdException w:name="Table Contemporary" w:semiHidden="0" w:uiPriority="0" w:unhideWhenUsed="0"/>
-    <w:lsdException w:name="Table Elegant" w:semiHidden="0" w:uiPriority="0" w:unhideWhenUsed="0"/>
-    <w:lsdException w:name="Table Professional" w:semiHidden="0" w:uiPriority="0" w:unhideWhenUsed="0"/>
-    <w:lsdException w:name="Table Subtle 1" w:semiHidden="0" w:uiPriority="0" w:unhideWhenUsed="0"/>
-    <w:lsdException w:name="Table Subtle 2" w:semiHidden="0" w:uiPriority="0" w:unhideWhenUsed="0"/>
-    <w:lsdException w:name="Table Web 1" w:semiHidden="0" w:uiPriority="0" w:unhideWhenUsed="0"/>
-    <w:lsdException w:name="Table Web 2" w:semiHidden="0" w:uiPriority="0" w:unhideWhenUsed="0"/>
-    <w:lsdException w:name="Table Web 3" w:semiHidden="0" w:uiPriority="0" w:unhideWhenUsed="0"/>
-    <w:lsdException w:name="Balloon Text" w:semiHidden="0" w:uiPriority="0" w:unhideWhenUsed="0"/>
-    <w:lsdException w:name="Table Grid" w:semiHidden="0" w:uiPriority="0" w:unhideWhenUsed="0" w:qFormat="1"/>
-    <w:lsdException w:name="Table Theme" w:semiHidden="0" w:uiPriority="0" w:unhideWhenUsed="0"/>
-    <w:lsdException w:name="Light Shading" w:semiHidden="0" w:uiPriority="60" w:unhideWhenUsed="0"/>
-    <w:lsdException w:name="Light List" w:semiHidden="0" w:uiPriority="61" w:unhideWhenUsed="0"/>
-    <w:lsdException w:name="Light Grid" w:semiHidden="0" w:uiPriority="62" w:unhideWhenUsed="0"/>
-    <w:lsdException w:name="Medium Shading 1" w:semiHidden="0" w:uiPriority="63" w:unhideWhenUsed="0"/>
-    <w:lsdException w:name="Medium Shading 2" w:semiHidden="0" w:uiPriority="64" w:unhideWhenUsed="0"/>
-    <w:lsdException w:name="Medium List 1" w:semiHidden="0" w:uiPriority="65" w:unhideWhenUsed="0"/>
-    <w:lsdException w:name="Medium List 2" w:semiHidden="0" w:uiPriority="66" w:unhideWhenUsed="0"/>
-    <w:lsdException w:name="Medium Grid 1" w:semiHidden="0" w:uiPriority="67" w:unhideWhenUsed="0"/>
-    <w:lsdException w:name="Medium Grid 2" w:semiHidden="0" w:uiPriority="68" w:unhideWhenUsed="0"/>
-    <w:lsdException w:name="Medium Grid 3" w:semiHidden="0" w:uiPriority="69" w:unhideWhenUsed="0"/>
-    <w:lsdException w:name="Dark List" w:semiHidden="0" w:uiPriority="70" w:unhideWhenUsed="0"/>
-    <w:lsdException w:name="Colorful Shading" w:semiHidden="0" w:uiPriority="71" w:unhideWhenUsed="0"/>
-    <w:lsdException w:name="Colorful List" w:semiHidden="0" w:uiPriority="72" w:unhideWhenUsed="0"/>
-    <w:lsdException w:name="Colorful Grid" w:semiHidden="0" w:uiPriority="73" w:unhideWhenUsed="0"/>
-    <w:lsdException w:name="Light Shading Accent 1" w:semiHidden="0" w:uiPriority="60" w:unhideWhenUsed="0"/>
-    <w:lsdException w:name="Light List Accent 1" w:semiHidden="0" w:uiPriority="61" w:unhideWhenUsed="0"/>
-    <w:lsdException w:name="Light Grid Accent 1" w:semiHidden="0" w:uiPriority="62" w:unhideWhenUsed="0"/>
-    <w:lsdException w:name="Medium Shading 1 Accent 1" w:semiHidden="0" w:uiPriority="63" w:unhideWhenUsed="0"/>
-    <w:lsdException w:name="Medium Shading 2 Accent 1" w:semiHidden="0" w:uiPriority="64" w:unhideWhenUsed="0"/>
-    <w:lsdException w:name="Medium List 1 Accent 1" w:semiHidden="0" w:uiPriority="65" w:unhideWhenUsed="0"/>
-    <w:lsdException w:name="Medium List 2 Accent 1" w:semiHidden="0" w:uiPriority="66" w:unhideWhenUsed="0"/>
-    <w:lsdException w:name="Medium Grid 1 Accent 1" w:semiHidden="0" w:uiPriority="67" w:unhideWhenUsed="0"/>
-    <w:lsdException w:name="Medium Grid 2 Accent 1" w:semiHidden="0" w:uiPriority="68" w:unhideWhenUsed="0"/>
-    <w:lsdException w:name="Medium Grid 3 Accent 1" w:semiHidden="0" w:uiPriority="69" w:unhideWhenUsed="0"/>
-    <w:lsdException w:name="Dark List Accent 1" w:semiHidden="0" w:uiPriority="70" w:unhideWhenUsed="0"/>
-    <w:lsdException w:name="Colorful Shading Accent 1" w:semiHidden="0" w:uiPriority="71" w:unhideWhenUsed="0"/>
-    <w:lsdException w:name="Colorful List Accent 1" w:semiHidden="0" w:uiPriority="72" w:unhideWhenUsed="0"/>
-    <w:lsdException w:name="Colorful Grid Accent 1" w:semiHidden="0" w:uiPriority="73" w:unhideWhenUsed="0"/>
-    <w:lsdException w:name="Light Shading Accent 2" w:semiHidden="0" w:uiPriority="60" w:unhideWhenUsed="0"/>
-    <w:lsdException w:name="Light List Accent 2" w:semiHidden="0" w:uiPriority="61" w:unhideWhenUsed="0"/>
-    <w:lsdException w:name="Light Grid Accent 2" w:semiHidden="0" w:uiPriority="62" w:unhideWhenUsed="0"/>
-    <w:lsdException w:name="Medium Shading 1 Accent 2" w:semiHidden="0" w:uiPriority="63" w:unhideWhenUsed="0"/>
-    <w:lsdException w:name="Medium Shading 2 Accent 2" w:semiHidden="0" w:uiPriority="64" w:unhideWhenUsed="0"/>
-    <w:lsdException w:name="Medium List 1 Accent 2" w:semiHidden="0" w:uiPriority="65" w:unhideWhenUsed="0"/>
-    <w:lsdException w:name="Medium List 2 Accent 2" w:semiHidden="0" w:uiPriority="66" w:unhideWhenUsed="0"/>
-    <w:lsdException w:name="Medium Grid 1 Accent 2" w:semiHidden="0" w:uiPriority="67" w:unhideWhenUsed="0"/>
-    <w:lsdException w:name="Medium Grid 2 Accent 2" w:semiHidden="0" w:uiPriority="68" w:unhideWhenUsed="0"/>
-    <w:lsdException w:name="Medium Grid 3 Accent 2" w:semiHidden="0" w:uiPriority="69" w:unhideWhenUsed="0"/>
-    <w:lsdException w:name="Dark List Accent 2" w:semiHidden="0" w:uiPriority="70" w:unhideWhenUsed="0"/>
-    <w:lsdException w:name="Colorful Shading Accent 2" w:semiHidden="0" w:uiPriority="71" w:unhideWhenUsed="0"/>
-    <w:lsdException w:name="Colorful List Accent 2" w:semiHidden="0" w:uiPriority="72" w:unhideWhenUsed="0"/>
-    <w:lsdException w:name="Colorful Grid Accent 2" w:semiHidden="0" w:uiPriority="73" w:unhideWhenUsed="0"/>
-    <w:lsdException w:name="Light Shading Accent 3" w:semiHidden="0" w:uiPriority="60" w:unhideWhenUsed="0"/>
-    <w:lsdException w:name="Light List Accent 3" w:semiHidden="0" w:uiPriority="61" w:unhideWhenUsed="0"/>
-    <w:lsdException w:name="Light Grid Accent 3" w:semiHidden="0" w:uiPriority="62" w:unhideWhenUsed="0"/>
-    <w:lsdException w:name="Medium Shading 1 Accent 3" w:semiHidden="0" w:uiPriority="63" w:unhideWhenUsed="0"/>
-    <w:lsdException w:name="Medium Shading 2 Accent 3" w:semiHidden="0" w:uiPriority="64" w:unhideWhenUsed="0"/>
-    <w:lsdException w:name="Medium List 1 Accent 3" w:semiHidden="0" w:uiPriority="65" w:unhideWhenUsed="0"/>
-    <w:lsdException w:name="Medium List 2 Accent 3" w:semiHidden="0" w:uiPriority="66" w:unhideWhenUsed="0"/>
-    <w:lsdException w:name="Medium Grid 1 Accent 3" w:semiHidden="0" w:uiPriority="67" w:unhideWhenUsed="0"/>
-    <w:lsdException w:name="Medium Grid 2 Accent 3" w:semiHidden="0" w:uiPriority="68" w:unhideWhenUsed="0"/>
-    <w:lsdException w:name="Medium Grid 3 Accent 3" w:semiHidden="0" w:uiPriority="69" w:unhideWhenUsed="0"/>
-    <w:lsdException w:name="Dark List Accent 3" w:semiHidden="0" w:uiPriority="70" w:unhideWhenUsed="0"/>
-    <w:lsdException w:name="Colorful Shading Accent 3" w:semiHidden="0" w:uiPriority="71" w:unhideWhenUsed="0"/>
-    <w:lsdException w:name="Colorful List Accent 3" w:semiHidden="0" w:uiPriority="72" w:unhideWhenUsed="0"/>
-    <w:lsdException w:name="Colorful Grid Accent 3" w:semiHidden="0" w:uiPriority="73" w:unhideWhenUsed="0"/>
-    <w:lsdException w:name="Light Shading Accent 4" w:semiHidden="0" w:uiPriority="60" w:unhideWhenUsed="0"/>
-    <w:lsdException w:name="Light List Accent 4" w:semiHidden="0" w:uiPriority="61" w:unhideWhenUsed="0"/>
-    <w:lsdException w:name="Light Grid Accent 4" w:semiHidden="0" w:uiPriority="62" w:unhideWhenUsed="0"/>
-    <w:lsdException w:name="Medium Shading 1 Accent 4" w:semiHidden="0" w:uiPriority="63" w:unhideWhenUsed="0"/>
-    <w:lsdException w:name="Medium Shading 2 Accent 4" w:semiHidden="0" w:uiPriority="64" w:unhideWhenUsed="0"/>
-    <w:lsdException w:name="Medium List 1 Accent 4" w:semiHidden="0" w:uiPriority="65" w:unhideWhenUsed="0"/>
-    <w:lsdException w:name="Medium List 2 Accent 4" w:semiHidden="0" w:uiPriority="66" w:unhideWhenUsed="0"/>
-    <w:lsdException w:name="Medium Grid 1 Accent 4" w:semiHidden="0" w:uiPriority="67" w:unhideWhenUsed="0"/>
-    <w:lsdException w:name="Medium Grid 2 Accent 4" w:semiHidden="0" w:uiPriority="68" w:unhideWhenUsed="0"/>
-    <w:lsdException w:name="Medium Grid 3 Accent 4" w:semiHidden="0" w:uiPriority="69" w:unhideWhenUsed="0"/>
-    <w:lsdException w:name="Dark List Accent 4" w:semiHidden="0" w:uiPriority="70" w:unhideWhenUsed="0"/>
-    <w:lsdException w:name="Colorful Shading Accent 4" w:semiHidden="0" w:uiPriority="71" w:unhideWhenUsed="0"/>
-    <w:lsdException w:name="Colorful List Accent 4" w:semiHidden="0" w:uiPriority="72" w:unhideWhenUsed="0"/>
-    <w:lsdException w:name="Colorful Grid Accent 4" w:semiHidden="0" w:uiPriority="73" w:unhideWhenUsed="0"/>
-    <w:lsdException w:name="Light Shading Accent 5" w:semiHidden="0" w:uiPriority="60" w:unhideWhenUsed="0"/>
-    <w:lsdException w:name="Light List Accent 5" w:semiHidden="0" w:uiPriority="61" w:unhideWhenUsed="0"/>
-    <w:lsdException w:name="Light Grid Accent 5" w:semiHidden="0" w:uiPriority="62" w:unhideWhenUsed="0"/>
-    <w:lsdException w:name="Medium Shading 1 Accent 5" w:semiHidden="0" w:uiPriority="63" w:unhideWhenUsed="0"/>
-    <w:lsdException w:name="Medium Shading 2 Accent 5" w:semiHidden="0" w:uiPriority="64" w:unhideWhenUsed="0"/>
-    <w:lsdException w:name="Medium List 1 Accent 5" w:semiHidden="0" w:uiPriority="65" w:unhideWhenUsed="0"/>
-    <w:lsdException w:name="Medium List 2 Accent 5" w:semiHidden="0" w:uiPriority="66" w:unhideWhenUsed="0"/>
-    <w:lsdException w:name="Medium Grid 1 Accent 5" w:semiHidden="0" w:uiPriority="67" w:unhideWhenUsed="0"/>
-    <w:lsdException w:name="Medium Grid 2 Accent 5" w:semiHidden="0" w:uiPriority="68" w:unhideWhenUsed="0"/>
-    <w:lsdException w:name="Medium Grid 3 Accent 5" w:semiHidden="0" w:uiPriority="69" w:unhideWhenUsed="0"/>
-    <w:lsdException w:name="Dark List Accent 5" w:semiHidden="0" w:uiPriority="70" w:unhideWhenUsed="0"/>
-    <w:lsdException w:name="Colorful Shading Accent 5" w:semiHidden="0" w:uiPriority="71" w:unhideWhenUsed="0"/>
-    <w:lsdException w:name="Colorful List Accent 5" w:semiHidden="0" w:uiPriority="72" w:unhideWhenUsed="0"/>
-    <w:lsdException w:name="Colorful Grid Accent 5" w:semiHidden="0" w:uiPriority="73" w:unhideWhenUsed="0"/>
-    <w:lsdException w:name="Light Shading Accent 6" w:semiHidden="0" w:uiPriority="60" w:unhideWhenUsed="0"/>
-    <w:lsdException w:name="Light List Accent 6" w:semiHidden="0" w:uiPriority="61" w:unhideWhenUsed="0"/>
-    <w:lsdException w:name="Light Grid Accent 6" w:semiHidden="0" w:uiPriority="62" w:unhideWhenUsed="0"/>
-    <w:lsdException w:name="Medium Shading 1 Accent 6" w:semiHidden="0" w:uiPriority="63" w:unhideWhenUsed="0"/>
-    <w:lsdException w:name="Medium Shading 2 Accent 6" w:semiHidden="0" w:uiPriority="64" w:unhideWhenUsed="0"/>
-    <w:lsdException w:name="Medium List 1 Accent 6" w:semiHidden="0" w:uiPriority="65" w:unhideWhenUsed="0"/>
-    <w:lsdException w:name="Medium List 2 Accent 6" w:semiHidden="0" w:uiPriority="66" w:unhideWhenUsed="0"/>
-    <w:lsdException w:name="Medium Grid 1 Accent 6" w:semiHidden="0" w:uiPriority="67" w:unhideWhenUsed="0"/>
-    <w:lsdException w:name="Medium Grid 2 Accent 6" w:semiHidden="0" w:uiPriority="68" w:unhideWhenUsed="0"/>
-    <w:lsdException w:name="Medium Grid 3 Accent 6" w:semiHidden="0" w:uiPriority="69" w:unhideWhenUsed="0"/>
-    <w:lsdException w:name="Dark List Accent 6" w:semiHidden="0" w:uiPriority="70" w:unhideWhenUsed="0"/>
-    <w:lsdException w:name="Colorful Shading Accent 6" w:semiHidden="0" w:uiPriority="71" w:unhideWhenUsed="0"/>
-    <w:lsdException w:name="Colorful List Accent 6" w:semiHidden="0" w:uiPriority="72" w:unhideWhenUsed="0"/>
-    <w:lsdException w:name="Colorful Grid Accent 6" w:semiHidden="0" w:uiPriority="73" w:unhideWhenUsed="0"/>
+  <w:latentStyles w:count="260" w:defQFormat="0" w:defUnhideWhenUsed="1" w:defSemiHidden="1" w:defUIPriority="99" w:defLockedState="0">
+    <w:lsdException w:qFormat="1" w:unhideWhenUsed="0" w:uiPriority="0" w:semiHidden="0" w:name="Normal"/>
+    <w:lsdException w:qFormat="1" w:unhideWhenUsed="0" w:uiPriority="0" w:semiHidden="0" w:name="heading 1"/>
+    <w:lsdException w:qFormat="1" w:uiPriority="0" w:semiHidden="0" w:name="heading 2"/>
+    <w:lsdException w:qFormat="1" w:uiPriority="0" w:name="heading 3"/>
+    <w:lsdException w:qFormat="1" w:uiPriority="0" w:semiHidden="0" w:name="heading 4"/>
+    <w:lsdException w:qFormat="1" w:uiPriority="0" w:name="heading 5"/>
+    <w:lsdException w:qFormat="1" w:uiPriority="0" w:name="heading 6"/>
+    <w:lsdException w:qFormat="1" w:uiPriority="0" w:name="heading 7"/>
+    <w:lsdException w:qFormat="1" w:uiPriority="0" w:name="heading 8"/>
+    <w:lsdException w:qFormat="1" w:uiPriority="0" w:name="heading 9"/>
+    <w:lsdException w:unhideWhenUsed="0" w:uiPriority="0" w:semiHidden="0" w:name="index 1"/>
+    <w:lsdException w:unhideWhenUsed="0" w:uiPriority="0" w:semiHidden="0" w:name="index 2"/>
+    <w:lsdException w:unhideWhenUsed="0" w:uiPriority="0" w:semiHidden="0" w:name="index 3"/>
+    <w:lsdException w:unhideWhenUsed="0" w:uiPriority="0" w:semiHidden="0" w:name="index 4"/>
+    <w:lsdException w:unhideWhenUsed="0" w:uiPriority="0" w:semiHidden="0" w:name="index 5"/>
+    <w:lsdException w:unhideWhenUsed="0" w:uiPriority="0" w:semiHidden="0" w:name="index 6"/>
+    <w:lsdException w:unhideWhenUsed="0" w:uiPriority="0" w:semiHidden="0" w:name="index 7"/>
+    <w:lsdException w:unhideWhenUsed="0" w:uiPriority="0" w:semiHidden="0" w:name="index 8"/>
+    <w:lsdException w:unhideWhenUsed="0" w:uiPriority="0" w:semiHidden="0" w:name="index 9"/>
+    <w:lsdException w:qFormat="1" w:unhideWhenUsed="0" w:uiPriority="0" w:semiHidden="0" w:name="toc 1"/>
+    <w:lsdException w:qFormat="1" w:unhideWhenUsed="0" w:uiPriority="0" w:semiHidden="0" w:name="toc 2"/>
+    <w:lsdException w:qFormat="1" w:unhideWhenUsed="0" w:uiPriority="0" w:semiHidden="0" w:name="toc 3"/>
+    <w:lsdException w:unhideWhenUsed="0" w:uiPriority="0" w:semiHidden="0" w:name="toc 4"/>
+    <w:lsdException w:unhideWhenUsed="0" w:uiPriority="0" w:semiHidden="0" w:name="toc 5"/>
+    <w:lsdException w:unhideWhenUsed="0" w:uiPriority="0" w:semiHidden="0" w:name="toc 6"/>
+    <w:lsdException w:unhideWhenUsed="0" w:uiPriority="0" w:semiHidden="0" w:name="toc 7"/>
+    <w:lsdException w:unhideWhenUsed="0" w:uiPriority="0" w:semiHidden="0" w:name="toc 8"/>
+    <w:lsdException w:unhideWhenUsed="0" w:uiPriority="0" w:semiHidden="0" w:name="toc 9"/>
+    <w:lsdException w:unhideWhenUsed="0" w:uiPriority="0" w:semiHidden="0" w:name="Normal Indent"/>
+    <w:lsdException w:unhideWhenUsed="0" w:uiPriority="0" w:semiHidden="0" w:name="footnote text"/>
+    <w:lsdException w:qFormat="1" w:unhideWhenUsed="0" w:uiPriority="0" w:semiHidden="0" w:name="annotation text"/>
+    <w:lsdException w:qFormat="1" w:unhideWhenUsed="0" w:uiPriority="0" w:semiHidden="0" w:name="header"/>
+    <w:lsdException w:qFormat="1" w:unhideWhenUsed="0" w:uiPriority="0" w:semiHidden="0" w:name="footer"/>
+    <w:lsdException w:unhideWhenUsed="0" w:uiPriority="0" w:semiHidden="0" w:name="index heading"/>
+    <w:lsdException w:qFormat="1" w:uiPriority="0" w:name="caption"/>
+    <w:lsdException w:unhideWhenUsed="0" w:uiPriority="0" w:semiHidden="0" w:name="table of figures"/>
+    <w:lsdException w:unhideWhenUsed="0" w:uiPriority="0" w:semiHidden="0" w:name="envelope address"/>
+    <w:lsdException w:unhideWhenUsed="0" w:uiPriority="0" w:semiHidden="0" w:name="envelope return"/>
+    <w:lsdException w:unhideWhenUsed="0" w:uiPriority="0" w:semiHidden="0" w:name="footnote reference"/>
+    <w:lsdException w:unhideWhenUsed="0" w:uiPriority="0" w:semiHidden="0" w:name="annotation reference"/>
+    <w:lsdException w:unhideWhenUsed="0" w:uiPriority="0" w:semiHidden="0" w:name="line number"/>
+    <w:lsdException w:unhideWhenUsed="0" w:uiPriority="0" w:semiHidden="0" w:name="page number"/>
+    <w:lsdException w:unhideWhenUsed="0" w:uiPriority="0" w:semiHidden="0" w:name="endnote reference"/>
+    <w:lsdException w:unhideWhenUsed="0" w:uiPriority="0" w:semiHidden="0" w:name="endnote text"/>
+    <w:lsdException w:unhideWhenUsed="0" w:uiPriority="0" w:semiHidden="0" w:name="table of authorities"/>
+    <w:lsdException w:unhideWhenUsed="0" w:uiPriority="0" w:semiHidden="0" w:name="macro"/>
+    <w:lsdException w:unhideWhenUsed="0" w:uiPriority="0" w:semiHidden="0" w:name="toa heading"/>
+    <w:lsdException w:unhideWhenUsed="0" w:uiPriority="0" w:semiHidden="0" w:name="List"/>
+    <w:lsdException w:unhideWhenUsed="0" w:uiPriority="0" w:semiHidden="0" w:name="List Bullet"/>
+    <w:lsdException w:unhideWhenUsed="0" w:uiPriority="0" w:semiHidden="0" w:name="List Number"/>
+    <w:lsdException w:unhideWhenUsed="0" w:uiPriority="0" w:semiHidden="0" w:name="List 2"/>
+    <w:lsdException w:unhideWhenUsed="0" w:uiPriority="0" w:semiHidden="0" w:name="List 3"/>
+    <w:lsdException w:unhideWhenUsed="0" w:uiPriority="0" w:semiHidden="0" w:name="List 4"/>
+    <w:lsdException w:unhideWhenUsed="0" w:uiPriority="0" w:semiHidden="0" w:name="List 5"/>
+    <w:lsdException w:unhideWhenUsed="0" w:uiPriority="0" w:semiHidden="0" w:name="List Bullet 2"/>
+    <w:lsdException w:unhideWhenUsed="0" w:uiPriority="0" w:semiHidden="0" w:name="List Bullet 3"/>
+    <w:lsdException w:unhideWhenUsed="0" w:uiPriority="0" w:semiHidden="0" w:name="List Bullet 4"/>
+    <w:lsdException w:unhideWhenUsed="0" w:uiPriority="0" w:semiHidden="0" w:name="List Bullet 5"/>
+    <w:lsdException w:unhideWhenUsed="0" w:uiPriority="0" w:semiHidden="0" w:name="List Number 2"/>
+    <w:lsdException w:unhideWhenUsed="0" w:uiPriority="0" w:semiHidden="0" w:name="List Number 3"/>
+    <w:lsdException w:unhideWhenUsed="0" w:uiPriority="0" w:semiHidden="0" w:name="List Number 4"/>
+    <w:lsdException w:unhideWhenUsed="0" w:uiPriority="0" w:semiHidden="0" w:name="List Number 5"/>
+    <w:lsdException w:qFormat="1" w:unhideWhenUsed="0" w:uiPriority="0" w:semiHidden="0" w:name="Title"/>
+    <w:lsdException w:unhideWhenUsed="0" w:uiPriority="0" w:semiHidden="0" w:name="Closing"/>
+    <w:lsdException w:unhideWhenUsed="0" w:uiPriority="0" w:semiHidden="0" w:name="Signature"/>
+    <w:lsdException w:qFormat="1" w:unhideWhenUsed="0" w:uiPriority="0" w:name="Default Paragraph Font"/>
+    <w:lsdException w:qFormat="1" w:unhideWhenUsed="0" w:uiPriority="0" w:name="Body Text"/>
+    <w:lsdException w:unhideWhenUsed="0" w:uiPriority="0" w:semiHidden="0" w:name="Body Text Indent"/>
+    <w:lsdException w:unhideWhenUsed="0" w:uiPriority="0" w:semiHidden="0" w:name="List Continue"/>
+    <w:lsdException w:unhideWhenUsed="0" w:uiPriority="0" w:semiHidden="0" w:name="List Continue 2"/>
+    <w:lsdException w:unhideWhenUsed="0" w:uiPriority="0" w:semiHidden="0" w:name="List Continue 3"/>
+    <w:lsdException w:unhideWhenUsed="0" w:uiPriority="0" w:semiHidden="0" w:name="List Continue 4"/>
+    <w:lsdException w:unhideWhenUsed="0" w:uiPriority="0" w:semiHidden="0" w:name="List Continue 5"/>
+    <w:lsdException w:unhideWhenUsed="0" w:uiPriority="0" w:semiHidden="0" w:name="Message Header"/>
+    <w:lsdException w:qFormat="1" w:unhideWhenUsed="0" w:uiPriority="0" w:semiHidden="0" w:name="Subtitle"/>
+    <w:lsdException w:unhideWhenUsed="0" w:uiPriority="0" w:semiHidden="0" w:name="Salutation"/>
+    <w:lsdException w:unhideWhenUsed="0" w:uiPriority="0" w:semiHidden="0" w:name="Date"/>
+    <w:lsdException w:unhideWhenUsed="0" w:uiPriority="0" w:semiHidden="0" w:name="Body Text First Indent"/>
+    <w:lsdException w:unhideWhenUsed="0" w:uiPriority="0" w:semiHidden="0" w:name="Body Text First Indent 2"/>
+    <w:lsdException w:uiPriority="99" w:name="Note Heading"/>
+    <w:lsdException w:unhideWhenUsed="0" w:uiPriority="0" w:semiHidden="0" w:name="Body Text 2"/>
+    <w:lsdException w:unhideWhenUsed="0" w:uiPriority="0" w:semiHidden="0" w:name="Body Text 3"/>
+    <w:lsdException w:unhideWhenUsed="0" w:uiPriority="0" w:semiHidden="0" w:name="Body Text Indent 2"/>
+    <w:lsdException w:unhideWhenUsed="0" w:uiPriority="0" w:semiHidden="0" w:name="Body Text Indent 3"/>
+    <w:lsdException w:unhideWhenUsed="0" w:uiPriority="0" w:semiHidden="0" w:name="Block Text"/>
+    <w:lsdException w:unhideWhenUsed="0" w:uiPriority="0" w:semiHidden="0" w:name="Hyperlink"/>
+    <w:lsdException w:unhideWhenUsed="0" w:uiPriority="0" w:semiHidden="0" w:name="FollowedHyperlink"/>
+    <w:lsdException w:qFormat="1" w:unhideWhenUsed="0" w:uiPriority="0" w:semiHidden="0" w:name="Strong"/>
+    <w:lsdException w:qFormat="1" w:unhideWhenUsed="0" w:uiPriority="0" w:semiHidden="0" w:name="Emphasis"/>
+    <w:lsdException w:unhideWhenUsed="0" w:uiPriority="0" w:semiHidden="0" w:name="Document Map"/>
+    <w:lsdException w:unhideWhenUsed="0" w:uiPriority="0" w:semiHidden="0" w:name="Plain Text"/>
+    <w:lsdException w:unhideWhenUsed="0" w:uiPriority="0" w:semiHidden="0" w:name="E-mail Signature"/>
+    <w:lsdException w:qFormat="1" w:unhideWhenUsed="0" w:uiPriority="0" w:semiHidden="0" w:name="Normal (Web)"/>
+    <w:lsdException w:unhideWhenUsed="0" w:uiPriority="0" w:semiHidden="0" w:name="HTML Acronym"/>
+    <w:lsdException w:unhideWhenUsed="0" w:uiPriority="0" w:semiHidden="0" w:name="HTML Address"/>
+    <w:lsdException w:unhideWhenUsed="0" w:uiPriority="0" w:semiHidden="0" w:name="HTML Cite"/>
+    <w:lsdException w:unhideWhenUsed="0" w:uiPriority="0" w:semiHidden="0" w:name="HTML Code"/>
+    <w:lsdException w:unhideWhenUsed="0" w:uiPriority="0" w:semiHidden="0" w:name="HTML Definition"/>
+    <w:lsdException w:unhideWhenUsed="0" w:uiPriority="0" w:semiHidden="0" w:name="HTML Keyboard"/>
+    <w:lsdException w:unhideWhenUsed="0" w:uiPriority="0" w:semiHidden="0" w:name="HTML Preformatted"/>
+    <w:lsdException w:unhideWhenUsed="0" w:uiPriority="0" w:semiHidden="0" w:name="HTML Sample"/>
+    <w:lsdException w:unhideWhenUsed="0" w:uiPriority="0" w:semiHidden="0" w:name="HTML Typewriter"/>
+    <w:lsdException w:unhideWhenUsed="0" w:uiPriority="0" w:semiHidden="0" w:name="HTML Variable"/>
+    <w:lsdException w:qFormat="1" w:unhideWhenUsed="0" w:uiPriority="0" w:name="Normal Table"/>
+    <w:lsdException w:unhideWhenUsed="0" w:uiPriority="0" w:semiHidden="0" w:name="annotation subject"/>
+    <w:lsdException w:unhideWhenUsed="0" w:uiPriority="0" w:semiHidden="0" w:name="Table Simple 1"/>
+    <w:lsdException w:unhideWhenUsed="0" w:uiPriority="0" w:semiHidden="0" w:name="Table Simple 2"/>
+    <w:lsdException w:unhideWhenUsed="0" w:uiPriority="0" w:semiHidden="0" w:name="Table Simple 3"/>
+    <w:lsdException w:unhideWhenUsed="0" w:uiPriority="0" w:semiHidden="0" w:name="Table Classic 1"/>
+    <w:lsdException w:unhideWhenUsed="0" w:uiPriority="0" w:semiHidden="0" w:name="Table Classic 2"/>
+    <w:lsdException w:unhideWhenUsed="0" w:uiPriority="0" w:semiHidden="0" w:name="Table Classic 3"/>
+    <w:lsdException w:unhideWhenUsed="0" w:uiPriority="0" w:semiHidden="0" w:name="Table Classic 4"/>
+    <w:lsdException w:unhideWhenUsed="0" w:uiPriority="0" w:semiHidden="0" w:name="Table Colorful 1"/>
+    <w:lsdException w:unhideWhenUsed="0" w:uiPriority="0" w:semiHidden="0" w:name="Table Colorful 2"/>
+    <w:lsdException w:unhideWhenUsed="0" w:uiPriority="0" w:semiHidden="0" w:name="Table Colorful 3"/>
+    <w:lsdException w:unhideWhenUsed="0" w:uiPriority="0" w:semiHidden="0" w:name="Table Columns 1"/>
+    <w:lsdException w:unhideWhenUsed="0" w:uiPriority="0" w:semiHidden="0" w:name="Table Columns 2"/>
+    <w:lsdException w:unhideWhenUsed="0" w:uiPriority="0" w:semiHidden="0" w:name="Table Columns 3"/>
+    <w:lsdException w:unhideWhenUsed="0" w:uiPriority="0" w:semiHidden="0" w:name="Table Columns 4"/>
+    <w:lsdException w:unhideWhenUsed="0" w:uiPriority="0" w:semiHidden="0" w:name="Table Columns 5"/>
+    <w:lsdException w:unhideWhenUsed="0" w:uiPriority="0" w:semiHidden="0" w:name="Table Grid 1"/>
+    <w:lsdException w:unhideWhenUsed="0" w:uiPriority="0" w:semiHidden="0" w:name="Table Grid 2"/>
+    <w:lsdException w:unhideWhenUsed="0" w:uiPriority="0" w:semiHidden="0" w:name="Table Grid 3"/>
+    <w:lsdException w:unhideWhenUsed="0" w:uiPriority="0" w:semiHidden="0" w:name="Table Grid 4"/>
+    <w:lsdException w:unhideWhenUsed="0" w:uiPriority="0" w:semiHidden="0" w:name="Table Grid 5"/>
+    <w:lsdException w:unhideWhenUsed="0" w:uiPriority="0" w:semiHidden="0" w:name="Table Grid 6"/>
+    <w:lsdException w:unhideWhenUsed="0" w:uiPriority="0" w:semiHidden="0" w:name="Table Grid 7"/>
+    <w:lsdException w:unhideWhenUsed="0" w:uiPriority="0" w:semiHidden="0" w:name="Table Grid 8"/>
+    <w:lsdException w:unhideWhenUsed="0" w:uiPriority="0" w:semiHidden="0" w:name="Table List 1"/>
+    <w:lsdException w:unhideWhenUsed="0" w:uiPriority="0" w:semiHidden="0" w:name="Table List 2"/>
+    <w:lsdException w:unhideWhenUsed="0" w:uiPriority="0" w:semiHidden="0" w:name="Table List 3"/>
+    <w:lsdException w:unhideWhenUsed="0" w:uiPriority="0" w:semiHidden="0" w:name="Table List 4"/>
+    <w:lsdException w:unhideWhenUsed="0" w:uiPriority="0" w:semiHidden="0" w:name="Table List 5"/>
+    <w:lsdException w:unhideWhenUsed="0" w:uiPriority="0" w:semiHidden="0" w:name="Table List 6"/>
+    <w:lsdException w:unhideWhenUsed="0" w:uiPriority="0" w:semiHidden="0" w:name="Table List 7"/>
+    <w:lsdException w:unhideWhenUsed="0" w:uiPriority="0" w:semiHidden="0" w:name="Table List 8"/>
+    <w:lsdException w:unhideWhenUsed="0" w:uiPriority="0" w:semiHidden="0" w:name="Table 3D effects 1"/>
+    <w:lsdException w:unhideWhenUsed="0" w:uiPriority="0" w:semiHidden="0" w:name="Table 3D effects 2"/>
+    <w:lsdException w:unhideWhenUsed="0" w:uiPriority="0" w:semiHidden="0" w:name="Table 3D effects 3"/>
+    <w:lsdException w:unhideWhenUsed="0" w:uiPriority="0" w:semiHidden="0" w:name="Table Contemporary"/>
+    <w:lsdException w:unhideWhenUsed="0" w:uiPriority="0" w:semiHidden="0" w:name="Table Elegant"/>
+    <w:lsdException w:unhideWhenUsed="0" w:uiPriority="0" w:semiHidden="0" w:name="Table Professional"/>
+    <w:lsdException w:unhideWhenUsed="0" w:uiPriority="0" w:semiHidden="0" w:name="Table Subtle 1"/>
+    <w:lsdException w:unhideWhenUsed="0" w:uiPriority="0" w:semiHidden="0" w:name="Table Subtle 2"/>
+    <w:lsdException w:unhideWhenUsed="0" w:uiPriority="0" w:semiHidden="0" w:name="Table Web 1"/>
+    <w:lsdException w:unhideWhenUsed="0" w:uiPriority="0" w:semiHidden="0" w:name="Table Web 2"/>
+    <w:lsdException w:unhideWhenUsed="0" w:uiPriority="0" w:semiHidden="0" w:name="Table Web 3"/>
+    <w:lsdException w:unhideWhenUsed="0" w:uiPriority="0" w:semiHidden="0" w:name="Balloon Text"/>
+    <w:lsdException w:qFormat="1" w:unhideWhenUsed="0" w:uiPriority="0" w:semiHidden="0" w:name="Table Grid"/>
+    <w:lsdException w:unhideWhenUsed="0" w:uiPriority="0" w:semiHidden="0" w:name="Table Theme"/>
+    <w:lsdException w:unhideWhenUsed="0" w:uiPriority="60" w:semiHidden="0" w:name="Light Shading"/>
+    <w:lsdException w:unhideWhenUsed="0" w:uiPriority="61" w:semiHidden="0" w:name="Light List"/>
+    <w:lsdException w:unhideWhenUsed="0" w:uiPriority="62" w:semiHidden="0" w:name="Light Grid"/>
+    <w:lsdException w:unhideWhenUsed="0" w:uiPriority="63" w:semiHidden="0" w:name="Medium Shading 1"/>
+    <w:lsdException w:unhideWhenUsed="0" w:uiPriority="64" w:semiHidden="0" w:name="Medium Shading 2"/>
+    <w:lsdException w:unhideWhenUsed="0" w:uiPriority="65" w:semiHidden="0" w:name="Medium List 1"/>
+    <w:lsdException w:unhideWhenUsed="0" w:uiPriority="66" w:semiHidden="0" w:name="Medium List 2"/>
+    <w:lsdException w:unhideWhenUsed="0" w:uiPriority="67" w:semiHidden="0" w:name="Medium Grid 1"/>
+    <w:lsdException w:unhideWhenUsed="0" w:uiPriority="68" w:semiHidden="0" w:name="Medium Grid 2"/>
+    <w:lsdException w:unhideWhenUsed="0" w:uiPriority="69" w:semiHidden="0" w:name="Medium Grid 3"/>
+    <w:lsdException w:unhideWhenUsed="0" w:uiPriority="70" w:semiHidden="0" w:name="Dark List"/>
+    <w:lsdException w:unhideWhenUsed="0" w:uiPriority="71" w:semiHidden="0" w:name="Colorful Shading"/>
+    <w:lsdException w:unhideWhenUsed="0" w:uiPriority="72" w:semiHidden="0" w:name="Colorful List"/>
+    <w:lsdException w:unhideWhenUsed="0" w:uiPriority="73" w:semiHidden="0" w:name="Colorful Grid"/>
+    <w:lsdException w:unhideWhenUsed="0" w:uiPriority="60" w:semiHidden="0" w:name="Light Shading Accent 1"/>
+    <w:lsdException w:unhideWhenUsed="0" w:uiPriority="61" w:semiHidden="0" w:name="Light List Accent 1"/>
+    <w:lsdException w:unhideWhenUsed="0" w:uiPriority="62" w:semiHidden="0" w:name="Light Grid Accent 1"/>
+    <w:lsdException w:unhideWhenUsed="0" w:uiPriority="63" w:semiHidden="0" w:name="Medium Shading 1 Accent 1"/>
+    <w:lsdException w:unhideWhenUsed="0" w:uiPriority="64" w:semiHidden="0" w:name="Medium Shading 2 Accent 1"/>
+    <w:lsdException w:unhideWhenUsed="0" w:uiPriority="65" w:semiHidden="0" w:name="Medium List 1 Accent 1"/>
+    <w:lsdException w:unhideWhenUsed="0" w:uiPriority="66" w:semiHidden="0" w:name="Medium List 2 Accent 1"/>
+    <w:lsdException w:unhideWhenUsed="0" w:uiPriority="67" w:semiHidden="0" w:name="Medium Grid 1 Accent 1"/>
+    <w:lsdException w:unhideWhenUsed="0" w:uiPriority="68" w:semiHidden="0" w:name="Medium Grid 2 Accent 1"/>
+    <w:lsdException w:unhideWhenUsed="0" w:uiPriority="69" w:semiHidden="0" w:name="Medium Grid 3 Accent 1"/>
+    <w:lsdException w:unhideWhenUsed="0" w:uiPriority="70" w:semiHidden="0" w:name="Dark List Accent 1"/>
+    <w:lsdException w:unhideWhenUsed="0" w:uiPriority="71" w:semiHidden="0" w:name="Colorful Shading Accent 1"/>
+    <w:lsdException w:unhideWhenUsed="0" w:uiPriority="72" w:semiHidden="0" w:name="Colorful List Accent 1"/>
+    <w:lsdException w:unhideWhenUsed="0" w:uiPriority="73" w:semiHidden="0" w:name="Colorful Grid Accent 1"/>
+    <w:lsdException w:unhideWhenUsed="0" w:uiPriority="60" w:semiHidden="0" w:name="Light Shading Accent 2"/>
+    <w:lsdException w:unhideWhenUsed="0" w:uiPriority="61" w:semiHidden="0" w:name="Light List Accent 2"/>
+    <w:lsdException w:unhideWhenUsed="0" w:uiPriority="62" w:semiHidden="0" w:name="Light Grid Accent 2"/>
+    <w:lsdException w:unhideWhenUsed="0" w:uiPriority="63" w:semiHidden="0" w:name="Medium Shading 1 Accent 2"/>
+    <w:lsdException w:unhideWhenUsed="0" w:uiPriority="64" w:semiHidden="0" w:name="Medium Shading 2 Accent 2"/>
+    <w:lsdException w:unhideWhenUsed="0" w:uiPriority="65" w:semiHidden="0" w:name="Medium List 1 Accent 2"/>
+    <w:lsdException w:unhideWhenUsed="0" w:uiPriority="66" w:semiHidden="0" w:name="Medium List 2 Accent 2"/>
+    <w:lsdException w:unhideWhenUsed="0" w:uiPriority="67" w:semiHidden="0" w:name="Medium Grid 1 Accent 2"/>
+    <w:lsdException w:unhideWhenUsed="0" w:uiPriority="68" w:semiHidden="0" w:name="Medium Grid 2 Accent 2"/>
+    <w:lsdException w:unhideWhenUsed="0" w:uiPriority="69" w:semiHidden="0" w:name="Medium Grid 3 Accent 2"/>
+    <w:lsdException w:unhideWhenUsed="0" w:uiPriority="70" w:semiHidden="0" w:name="Dark List Accent 2"/>
+    <w:lsdException w:unhideWhenUsed="0" w:uiPriority="71" w:semiHidden="0" w:name="Colorful Shading Accent 2"/>
+    <w:lsdException w:unhideWhenUsed="0" w:uiPriority="72" w:semiHidden="0" w:name="Colorful List Accent 2"/>
+    <w:lsdException w:unhideWhenUsed="0" w:uiPriority="73" w:semiHidden="0" w:name="Colorful Grid Accent 2"/>
+    <w:lsdException w:unhideWhenUsed="0" w:uiPriority="60" w:semiHidden="0" w:name="Light Shading Accent 3"/>
+    <w:lsdException w:unhideWhenUsed="0" w:uiPriority="61" w:semiHidden="0" w:name="Light List Accent 3"/>
+    <w:lsdException w:unhideWhenUsed="0" w:uiPriority="62" w:semiHidden="0" w:name="Light Grid Accent 3"/>
+    <w:lsdException w:unhideWhenUsed="0" w:uiPriority="63" w:semiHidden="0" w:name="Medium Shading 1 Accent 3"/>
+    <w:lsdException w:unhideWhenUsed="0" w:uiPriority="64" w:semiHidden="0" w:name="Medium Shading 2 Accent 3"/>
+    <w:lsdException w:unhideWhenUsed="0" w:uiPriority="65" w:semiHidden="0" w:name="Medium List 1 Accent 3"/>
+    <w:lsdException w:unhideWhenUsed="0" w:uiPriority="66" w:semiHidden="0" w:name="Medium List 2 Accent 3"/>
+    <w:lsdException w:unhideWhenUsed="0" w:uiPriority="67" w:semiHidden="0" w:name="Medium Grid 1 Accent 3"/>
+    <w:lsdException w:unhideWhenUsed="0" w:uiPriority="68" w:semiHidden="0" w:name="Medium Grid 2 Accent 3"/>
+    <w:lsdException w:unhideWhenUsed="0" w:uiPriority="69" w:semiHidden="0" w:name="Medium Grid 3 Accent 3"/>
+    <w:lsdException w:unhideWhenUsed="0" w:uiPriority="70" w:semiHidden="0" w:name="Dark List Accent 3"/>
+    <w:lsdException w:unhideWhenUsed="0" w:uiPriority="71" w:semiHidden="0" w:name="Colorful Shading Accent 3"/>
+    <w:lsdException w:unhideWhenUsed="0" w:uiPriority="72" w:semiHidden="0" w:name="Colorful List Accent 3"/>
+    <w:lsdException w:unhideWhenUsed="0" w:uiPriority="73" w:semiHidden="0" w:name="Colorful Grid Accent 3"/>
+    <w:lsdException w:unhideWhenUsed="0" w:uiPriority="60" w:semiHidden="0" w:name="Light Shading Accent 4"/>
+    <w:lsdException w:unhideWhenUsed="0" w:uiPriority="61" w:semiHidden="0" w:name="Light List Accent 4"/>
+    <w:lsdException w:unhideWhenUsed="0" w:uiPriority="62" w:semiHidden="0" w:name="Light Grid Accent 4"/>
+    <w:lsdException w:unhideWhenUsed="0" w:uiPriority="63" w:semiHidden="0" w:name="Medium Shading 1 Accent 4"/>
+    <w:lsdException w:unhideWhenUsed="0" w:uiPriority="64" w:semiHidden="0" w:name="Medium Shading 2 Accent 4"/>
+    <w:lsdException w:unhideWhenUsed="0" w:uiPriority="65" w:semiHidden="0" w:name="Medium List 1 Accent 4"/>
+    <w:lsdException w:unhideWhenUsed="0" w:uiPriority="66" w:semiHidden="0" w:name="Medium List 2 Accent 4"/>
+    <w:lsdException w:unhideWhenUsed="0" w:uiPriority="67" w:semiHidden="0" w:name="Medium Grid 1 Accent 4"/>
+    <w:lsdException w:unhideWhenUsed="0" w:uiPriority="68" w:semiHidden="0" w:name="Medium Grid 2 Accent 4"/>
+    <w:lsdException w:unhideWhenUsed="0" w:uiPriority="69" w:semiHidden="0" w:name="Medium Grid 3 Accent 4"/>
+    <w:lsdException w:unhideWhenUsed="0" w:uiPriority="70" w:semiHidden="0" w:name="Dark List Accent 4"/>
+    <w:lsdException w:unhideWhenUsed="0" w:uiPriority="71" w:semiHidden="0" w:name="Colorful Shading Accent 4"/>
+    <w:lsdException w:unhideWhenUsed="0" w:uiPriority="72" w:semiHidden="0" w:name="Colorful List Accent 4"/>
+    <w:lsdException w:unhideWhenUsed="0" w:uiPriority="73" w:semiHidden="0" w:name="Colorful Grid Accent 4"/>
+    <w:lsdException w:unhideWhenUsed="0" w:uiPriority="60" w:semiHidden="0" w:name="Light Shading Accent 5"/>
+    <w:lsdException w:unhideWhenUsed="0" w:uiPriority="61" w:semiHidden="0" w:name="Light List Accent 5"/>
+    <w:lsdException w:unhideWhenUsed="0" w:uiPriority="62" w:semiHidden="0" w:name="Light Grid Accent 5"/>
+    <w:lsdException w:unhideWhenUsed="0" w:uiPriority="63" w:semiHidden="0" w:name="Medium Shading 1 Accent 5"/>
+    <w:lsdException w:unhideWhenUsed="0" w:uiPriority="64" w:semiHidden="0" w:name="Medium Shading 2 Accent 5"/>
+    <w:lsdException w:unhideWhenUsed="0" w:uiPriority="65" w:semiHidden="0" w:name="Medium List 1 Accent 5"/>
+    <w:lsdException w:unhideWhenUsed="0" w:uiPriority="66" w:semiHidden="0" w:name="Medium List 2 Accent 5"/>
+    <w:lsdException w:unhideWhenUsed="0" w:uiPriority="67" w:semiHidden="0" w:name="Medium Grid 1 Accent 5"/>
+    <w:lsdException w:unhideWhenUsed="0" w:uiPriority="68" w:semiHidden="0" w:name="Medium Grid 2 Accent 5"/>
+    <w:lsdException w:unhideWhenUsed="0" w:uiPriority="69" w:semiHidden="0" w:name="Medium Grid 3 Accent 5"/>
+    <w:lsdException w:unhideWhenUsed="0" w:uiPriority="70" w:semiHidden="0" w:name="Dark List Accent 5"/>
+    <w:lsdException w:unhideWhenUsed="0" w:uiPriority="71" w:semiHidden="0" w:name="Colorful Shading Accent 5"/>
+    <w:lsdException w:unhideWhenUsed="0" w:uiPriority="72" w:semiHidden="0" w:name="Colorful List Accent 5"/>
+    <w:lsdException w:unhideWhenUsed="0" w:uiPriority="73" w:semiHidden="0" w:name="Colorful Grid Accent 5"/>
+    <w:lsdException w:unhideWhenUsed="0" w:uiPriority="60" w:semiHidden="0" w:name="Light Shading Accent 6"/>
+    <w:lsdException w:unhideWhenUsed="0" w:uiPriority="61" w:semiHidden="0" w:name="Light List Accent 6"/>
+    <w:lsdException w:unhideWhenUsed="0" w:uiPriority="62" w:semiHidden="0" w:name="Light Grid Accent 6"/>
+    <w:lsdException w:unhideWhenUsed="0" w:uiPriority="63" w:semiHidden="0" w:name="Medium Shading 1 Accent 6"/>
+    <w:lsdException w:unhideWhenUsed="0" w:uiPriority="64" w:semiHidden="0" w:name="Medium Shading 2 Accent 6"/>
+    <w:lsdException w:unhideWhenUsed="0" w:uiPriority="65" w:semiHidden="0" w:name="Medium List 1 Accent 6"/>
+    <w:lsdException w:unhideWhenUsed="0" w:uiPriority="66" w:semiHidden="0" w:name="Medium List 2 Accent 6"/>
+    <w:lsdException w:unhideWhenUsed="0" w:uiPriority="67" w:semiHidden="0" w:name="Medium Grid 1 Accent 6"/>
+    <w:lsdException w:unhideWhenUsed="0" w:uiPriority="68" w:semiHidden="0" w:name="Medium Grid 2 Accent 6"/>
+    <w:lsdException w:unhideWhenUsed="0" w:uiPriority="69" w:semiHidden="0" w:name="Medium Grid 3 Accent 6"/>
+    <w:lsdException w:unhideWhenUsed="0" w:uiPriority="70" w:semiHidden="0" w:name="Dark List Accent 6"/>
+    <w:lsdException w:unhideWhenUsed="0" w:uiPriority="71" w:semiHidden="0" w:name="Colorful Shading Accent 6"/>
+    <w:lsdException w:unhideWhenUsed="0" w:uiPriority="72" w:semiHidden="0" w:name="Colorful List Accent 6"/>
+    <w:lsdException w:unhideWhenUsed="0" w:uiPriority="73" w:semiHidden="0" w:name="Colorful Grid Accent 6"/>
   </w:latentStyles>
-  <w:style w:type="paragraph" w:default="1" w:styleId="Normal">
+  <w:style w:type="paragraph" w:default="1" w:styleId="1">
     <w:name w:val="Normal"/>
     <w:qFormat/>
+    <w:uiPriority w:val="0"/>
     <w:pPr>
       <w:kinsoku w:val="0"/>
       <w:autoSpaceDE w:val="0"/>
@@ -9077,7 +9233,7 @@
       <w:textAlignment w:val="baseline"/>
     </w:pPr>
     <w:rPr>
-      <w:rFonts w:ascii="Arial" w:eastAsia="宋体" w:hAnsi="Arial" w:cs="Arial"/>
+      <w:rFonts w:ascii="Arial" w:hAnsi="Arial" w:eastAsia="宋体" w:cs="Arial"/>
       <w:snapToGrid w:val="0"/>
       <w:color w:val="000000"/>
       <w:kern w:val="0"/>
@@ -9086,11 +9242,12 @@
       <w:lang w:val="en-US" w:eastAsia="en-US" w:bidi="ar-SA"/>
     </w:rPr>
   </w:style>
-  <w:style w:type="paragraph" w:styleId="Heading1">
+  <w:style w:type="paragraph" w:styleId="2">
     <w:name w:val="heading 1"/>
-    <w:basedOn w:val="Normal"/>
-    <w:next w:val="Normal"/>
+    <w:basedOn w:val="1"/>
+    <w:next w:val="1"/>
     <w:qFormat/>
+    <w:uiPriority w:val="0"/>
     <w:pPr>
       <w:keepNext/>
       <w:keepLines/>
@@ -9108,12 +9265,13 @@
       <w:sz w:val="44"/>
     </w:rPr>
   </w:style>
-  <w:style w:type="paragraph" w:styleId="Heading2">
+  <w:style w:type="paragraph" w:styleId="3">
     <w:name w:val="heading 2"/>
-    <w:basedOn w:val="Normal"/>
-    <w:next w:val="Normal"/>
+    <w:basedOn w:val="1"/>
+    <w:next w:val="1"/>
     <w:unhideWhenUsed/>
     <w:qFormat/>
+    <w:uiPriority w:val="0"/>
     <w:pPr>
       <w:keepNext/>
       <w:keepLines/>
@@ -9126,18 +9284,19 @@
       <w:outlineLvl w:val="1"/>
     </w:pPr>
     <w:rPr>
-      <w:rFonts w:ascii="Arial" w:eastAsia="黑体" w:hAnsi="Arial"/>
+      <w:rFonts w:ascii="Arial" w:hAnsi="Arial" w:eastAsia="黑体"/>
       <w:b/>
       <w:sz w:val="32"/>
     </w:rPr>
   </w:style>
-  <w:style w:type="paragraph" w:styleId="Heading3">
+  <w:style w:type="paragraph" w:styleId="4">
     <w:name w:val="heading 3"/>
-    <w:basedOn w:val="Normal"/>
-    <w:next w:val="Normal"/>
+    <w:basedOn w:val="1"/>
+    <w:next w:val="1"/>
     <w:semiHidden/>
     <w:unhideWhenUsed/>
     <w:qFormat/>
+    <w:uiPriority w:val="0"/>
     <w:pPr>
       <w:keepNext/>
       <w:keepLines/>
@@ -9154,12 +9313,13 @@
       <w:sz w:val="32"/>
     </w:rPr>
   </w:style>
-  <w:style w:type="paragraph" w:styleId="Heading4">
+  <w:style w:type="paragraph" w:styleId="5">
     <w:name w:val="heading 4"/>
-    <w:basedOn w:val="Normal"/>
-    <w:next w:val="Normal"/>
+    <w:basedOn w:val="1"/>
+    <w:next w:val="1"/>
     <w:unhideWhenUsed/>
     <w:qFormat/>
+    <w:uiPriority w:val="0"/>
     <w:pPr>
       <w:keepNext/>
       <w:keepLines/>
@@ -9172,18 +9332,19 @@
       <w:outlineLvl w:val="3"/>
     </w:pPr>
     <w:rPr>
-      <w:rFonts w:ascii="Arial" w:eastAsia="黑体" w:hAnsi="Arial"/>
+      <w:rFonts w:ascii="Arial" w:hAnsi="Arial" w:eastAsia="黑体"/>
       <w:b/>
       <w:sz w:val="28"/>
     </w:rPr>
   </w:style>
-  <w:style w:type="paragraph" w:styleId="Heading5">
+  <w:style w:type="paragraph" w:styleId="6">
     <w:name w:val="heading 5"/>
-    <w:basedOn w:val="Normal"/>
-    <w:next w:val="Normal"/>
+    <w:basedOn w:val="1"/>
+    <w:next w:val="1"/>
     <w:semiHidden/>
     <w:unhideWhenUsed/>
     <w:qFormat/>
+    <w:uiPriority w:val="0"/>
     <w:pPr>
       <w:keepNext/>
       <w:keepLines/>
@@ -9200,13 +9361,14 @@
       <w:sz w:val="28"/>
     </w:rPr>
   </w:style>
-  <w:style w:type="paragraph" w:styleId="Heading6">
+  <w:style w:type="paragraph" w:styleId="7">
     <w:name w:val="heading 6"/>
-    <w:basedOn w:val="Normal"/>
-    <w:next w:val="Normal"/>
+    <w:basedOn w:val="1"/>
+    <w:next w:val="1"/>
     <w:semiHidden/>
     <w:unhideWhenUsed/>
     <w:qFormat/>
+    <w:uiPriority w:val="0"/>
     <w:pPr>
       <w:keepNext/>
       <w:keepLines/>
@@ -9219,18 +9381,19 @@
       <w:outlineLvl w:val="5"/>
     </w:pPr>
     <w:rPr>
-      <w:rFonts w:ascii="Arial" w:eastAsia="黑体" w:hAnsi="Arial"/>
+      <w:rFonts w:ascii="Arial" w:hAnsi="Arial" w:eastAsia="黑体"/>
       <w:b/>
       <w:sz w:val="24"/>
     </w:rPr>
   </w:style>
-  <w:style w:type="paragraph" w:styleId="Heading7">
+  <w:style w:type="paragraph" w:styleId="8">
     <w:name w:val="heading 7"/>
-    <w:basedOn w:val="Normal"/>
-    <w:next w:val="Normal"/>
+    <w:basedOn w:val="1"/>
+    <w:next w:val="1"/>
     <w:semiHidden/>
     <w:unhideWhenUsed/>
     <w:qFormat/>
+    <w:uiPriority w:val="0"/>
     <w:pPr>
       <w:keepNext/>
       <w:keepLines/>
@@ -9247,13 +9410,14 @@
       <w:sz w:val="24"/>
     </w:rPr>
   </w:style>
-  <w:style w:type="paragraph" w:styleId="Heading8">
+  <w:style w:type="paragraph" w:styleId="9">
     <w:name w:val="heading 8"/>
-    <w:basedOn w:val="Normal"/>
-    <w:next w:val="Normal"/>
+    <w:basedOn w:val="1"/>
+    <w:next w:val="1"/>
     <w:semiHidden/>
     <w:unhideWhenUsed/>
     <w:qFormat/>
+    <w:uiPriority w:val="0"/>
     <w:pPr>
       <w:keepNext/>
       <w:keepLines/>
@@ -9266,17 +9430,18 @@
       <w:outlineLvl w:val="7"/>
     </w:pPr>
     <w:rPr>
-      <w:rFonts w:ascii="Arial" w:eastAsia="黑体" w:hAnsi="Arial"/>
+      <w:rFonts w:ascii="Arial" w:hAnsi="Arial" w:eastAsia="黑体"/>
       <w:sz w:val="24"/>
     </w:rPr>
   </w:style>
-  <w:style w:type="paragraph" w:styleId="Heading9">
+  <w:style w:type="paragraph" w:styleId="10">
     <w:name w:val="heading 9"/>
-    <w:basedOn w:val="Normal"/>
-    <w:next w:val="Normal"/>
+    <w:basedOn w:val="1"/>
+    <w:next w:val="1"/>
     <w:semiHidden/>
     <w:unhideWhenUsed/>
     <w:qFormat/>
+    <w:uiPriority w:val="0"/>
     <w:pPr>
       <w:keepNext/>
       <w:keepLines/>
@@ -9289,19 +9454,21 @@
       <w:outlineLvl w:val="8"/>
     </w:pPr>
     <w:rPr>
-      <w:rFonts w:ascii="Arial" w:eastAsia="黑体" w:hAnsi="Arial"/>
+      <w:rFonts w:ascii="Arial" w:hAnsi="Arial" w:eastAsia="黑体"/>
       <w:sz w:val="21"/>
     </w:rPr>
   </w:style>
-  <w:style w:type="character" w:default="1" w:styleId="DefaultParagraphFont">
+  <w:style w:type="character" w:default="1" w:styleId="22">
     <w:name w:val="Default Paragraph Font"/>
     <w:semiHidden/>
     <w:qFormat/>
+    <w:uiPriority w:val="0"/>
   </w:style>
-  <w:style w:type="table" w:default="1" w:styleId="TableNormal">
+  <w:style w:type="table" w:default="1" w:styleId="20">
     <w:name w:val="Normal Table"/>
     <w:semiHidden/>
     <w:qFormat/>
+    <w:uiPriority w:val="0"/>
     <w:tblPr>
       <w:tblCellMar>
         <w:top w:w="0" w:type="dxa"/>
@@ -9311,39 +9478,43 @@
       </w:tblCellMar>
     </w:tblPr>
   </w:style>
-  <w:style w:type="paragraph" w:styleId="CommentText">
+  <w:style w:type="paragraph" w:styleId="11">
     <w:name w:val="annotation text"/>
-    <w:basedOn w:val="Normal"/>
+    <w:basedOn w:val="1"/>
     <w:qFormat/>
+    <w:uiPriority w:val="0"/>
     <w:pPr>
       <w:jc w:val="left"/>
     </w:pPr>
   </w:style>
-  <w:style w:type="paragraph" w:styleId="BodyText">
+  <w:style w:type="paragraph" w:styleId="12">
     <w:name w:val="Body Text"/>
-    <w:basedOn w:val="Normal"/>
+    <w:basedOn w:val="1"/>
     <w:semiHidden/>
     <w:qFormat/>
+    <w:uiPriority w:val="0"/>
     <w:rPr>
-      <w:rFonts w:ascii="Arial" w:eastAsia="Arial" w:hAnsi="Arial" w:cs="Arial"/>
+      <w:rFonts w:ascii="Arial" w:hAnsi="Arial" w:eastAsia="Arial" w:cs="Arial"/>
       <w:sz w:val="21"/>
       <w:szCs w:val="21"/>
       <w:lang w:val="en-US" w:eastAsia="en-US" w:bidi="ar-SA"/>
     </w:rPr>
   </w:style>
-  <w:style w:type="paragraph" w:styleId="TOC3">
+  <w:style w:type="paragraph" w:styleId="13">
     <w:name w:val="toc 3"/>
-    <w:basedOn w:val="Normal"/>
-    <w:next w:val="Normal"/>
+    <w:basedOn w:val="1"/>
+    <w:next w:val="1"/>
     <w:qFormat/>
+    <w:uiPriority w:val="0"/>
     <w:pPr>
       <w:ind w:left="840" w:leftChars="400"/>
     </w:pPr>
   </w:style>
-  <w:style w:type="paragraph" w:styleId="Footer">
+  <w:style w:type="paragraph" w:styleId="14">
     <w:name w:val="footer"/>
-    <w:basedOn w:val="Normal"/>
+    <w:basedOn w:val="1"/>
     <w:qFormat/>
+    <w:uiPriority w:val="0"/>
     <w:pPr>
       <w:tabs>
         <w:tab w:val="center" w:pos="4153"/>
@@ -9356,16 +9527,17 @@
       <w:sz w:val="18"/>
     </w:rPr>
   </w:style>
-  <w:style w:type="paragraph" w:styleId="Header">
+  <w:style w:type="paragraph" w:styleId="15">
     <w:name w:val="header"/>
-    <w:basedOn w:val="Normal"/>
+    <w:basedOn w:val="1"/>
     <w:qFormat/>
+    <w:uiPriority w:val="0"/>
     <w:pPr>
       <w:pBdr>
-        <w:top w:val="nil"/>
-        <w:left w:val="nil"/>
-        <w:bottom w:val="nil"/>
-        <w:right w:val="nil"/>
+        <w:top w:val="none" w:color="auto" w:sz="0" w:space="0"/>
+        <w:left w:val="none" w:color="auto" w:sz="0" w:space="0"/>
+        <w:bottom w:val="none" w:color="auto" w:sz="0" w:space="0"/>
+        <w:right w:val="none" w:color="auto" w:sz="0" w:space="0"/>
       </w:pBdr>
       <w:tabs>
         <w:tab w:val="center" w:pos="4153"/>
@@ -9380,37 +9552,41 @@
       <w:sz w:val="18"/>
     </w:rPr>
   </w:style>
-  <w:style w:type="paragraph" w:styleId="TOC1">
+  <w:style w:type="paragraph" w:styleId="16">
     <w:name w:val="toc 1"/>
-    <w:basedOn w:val="Normal"/>
-    <w:next w:val="Normal"/>
+    <w:basedOn w:val="1"/>
+    <w:next w:val="1"/>
     <w:qFormat/>
+    <w:uiPriority w:val="0"/>
     <w:rPr>
-      <w:rFonts w:ascii="Arial" w:eastAsia="Microsoft JhengHei" w:hAnsi="Arial"/>
+      <w:rFonts w:ascii="Arial" w:hAnsi="Arial" w:eastAsia="Microsoft JhengHei"/>
       <w:sz w:val="24"/>
     </w:rPr>
   </w:style>
-  <w:style w:type="paragraph" w:styleId="TOC2">
+  <w:style w:type="paragraph" w:styleId="17">
     <w:name w:val="toc 2"/>
-    <w:basedOn w:val="Normal"/>
-    <w:next w:val="Normal"/>
+    <w:basedOn w:val="1"/>
+    <w:next w:val="1"/>
     <w:qFormat/>
+    <w:uiPriority w:val="0"/>
     <w:pPr>
       <w:ind w:left="420" w:leftChars="200"/>
     </w:pPr>
   </w:style>
-  <w:style w:type="paragraph" w:styleId="NormalWeb">
+  <w:style w:type="paragraph" w:styleId="18">
     <w:name w:val="Normal (Web)"/>
-    <w:basedOn w:val="Normal"/>
+    <w:basedOn w:val="1"/>
     <w:qFormat/>
+    <w:uiPriority w:val="0"/>
     <w:rPr>
       <w:sz w:val="24"/>
     </w:rPr>
   </w:style>
-  <w:style w:type="paragraph" w:styleId="Title">
+  <w:style w:type="paragraph" w:styleId="19">
     <w:name w:val="Title"/>
-    <w:basedOn w:val="Normal"/>
+    <w:basedOn w:val="1"/>
     <w:qFormat/>
+    <w:uiPriority w:val="0"/>
     <w:pPr>
       <w:spacing w:before="240" w:beforeLines="0" w:beforeAutospacing="0" w:after="60" w:afterLines="0" w:afterAutospacing="0"/>
       <w:jc w:val="center"/>
@@ -9422,38 +9598,41 @@
       <w:sz w:val="32"/>
     </w:rPr>
   </w:style>
-  <w:style w:type="table" w:styleId="TableGrid">
+  <w:style w:type="table" w:styleId="21">
     <w:name w:val="Table Grid"/>
-    <w:basedOn w:val="TableNormal"/>
+    <w:basedOn w:val="20"/>
     <w:qFormat/>
+    <w:uiPriority w:val="0"/>
     <w:pPr>
       <w:widowControl w:val="0"/>
       <w:jc w:val="both"/>
     </w:pPr>
     <w:tblPr>
       <w:tblBorders>
-        <w:top w:val="single" w:sz="4" w:space="0" w:color="auto"/>
-        <w:left w:val="single" w:sz="4" w:space="0" w:color="auto"/>
-        <w:bottom w:val="single" w:sz="4" w:space="0" w:color="auto"/>
-        <w:right w:val="single" w:sz="4" w:space="0" w:color="auto"/>
-        <w:insideH w:val="single" w:sz="4" w:space="0" w:color="auto"/>
-        <w:insideV w:val="single" w:sz="4" w:space="0" w:color="auto"/>
+        <w:top w:val="single" w:color="auto" w:sz="4" w:space="0"/>
+        <w:left w:val="single" w:color="auto" w:sz="4" w:space="0"/>
+        <w:bottom w:val="single" w:color="auto" w:sz="4" w:space="0"/>
+        <w:right w:val="single" w:color="auto" w:sz="4" w:space="0"/>
+        <w:insideH w:val="single" w:color="auto" w:sz="4" w:space="0"/>
+        <w:insideV w:val="single" w:color="auto" w:sz="4" w:space="0"/>
       </w:tblBorders>
     </w:tblPr>
   </w:style>
-  <w:style w:type="character" w:styleId="Strong">
+  <w:style w:type="character" w:styleId="23">
     <w:name w:val="Strong"/>
-    <w:basedOn w:val="DefaultParagraphFont"/>
+    <w:basedOn w:val="22"/>
     <w:qFormat/>
+    <w:uiPriority w:val="0"/>
     <w:rPr>
       <w:b/>
     </w:rPr>
   </w:style>
-  <w:style w:type="table" w:customStyle="1" w:styleId="TableNormal0">
+  <w:style w:type="table" w:customStyle="1" w:styleId="24">
     <w:name w:val="Table Normal_0"/>
     <w:semiHidden/>
     <w:unhideWhenUsed/>
     <w:qFormat/>
+    <w:uiPriority w:val="0"/>
     <w:tblPr>
       <w:tblCellMar>
         <w:top w:w="0" w:type="dxa"/>
@@ -9463,82 +9642,88 @@
       </w:tblCellMar>
     </w:tblPr>
   </w:style>
-  <w:style w:type="paragraph" w:customStyle="1" w:styleId="TableText">
+  <w:style w:type="paragraph" w:customStyle="1" w:styleId="25">
     <w:name w:val="Table Text"/>
-    <w:basedOn w:val="Normal"/>
+    <w:basedOn w:val="1"/>
     <w:semiHidden/>
     <w:qFormat/>
+    <w:uiPriority w:val="0"/>
     <w:rPr>
-      <w:rFonts w:ascii="宋体" w:eastAsia="宋体" w:hAnsi="宋体" w:cs="宋体"/>
+      <w:rFonts w:ascii="宋体" w:hAnsi="宋体" w:eastAsia="宋体" w:cs="宋体"/>
       <w:sz w:val="21"/>
       <w:szCs w:val="21"/>
       <w:lang w:val="en-US" w:eastAsia="en-US" w:bidi="ar-SA"/>
     </w:rPr>
   </w:style>
-  <w:style w:type="paragraph" w:customStyle="1" w:styleId="1">
+  <w:style w:type="paragraph" w:customStyle="1" w:styleId="26">
     <w:name w:val="柴_标题1"/>
-    <w:basedOn w:val="Heading1"/>
-    <w:next w:val="a"/>
-    <w:link w:val="1Char"/>
+    <w:basedOn w:val="2"/>
+    <w:next w:val="27"/>
+    <w:link w:val="38"/>
     <w:qFormat/>
+    <w:uiPriority w:val="0"/>
     <w:pPr>
       <w:spacing w:before="100" w:after="90" w:line="360" w:lineRule="auto"/>
     </w:pPr>
     <w:rPr>
-      <w:rFonts w:ascii="Arial" w:eastAsia="宋体" w:hAnsi="Arial"/>
+      <w:rFonts w:ascii="Arial" w:hAnsi="Arial" w:eastAsia="宋体"/>
       <w:sz w:val="32"/>
     </w:rPr>
   </w:style>
-  <w:style w:type="paragraph" w:customStyle="1" w:styleId="a">
+  <w:style w:type="paragraph" w:customStyle="1" w:styleId="27">
     <w:name w:val="柴_正文"/>
-    <w:basedOn w:val="BodyText"/>
-    <w:link w:val="Char"/>
+    <w:basedOn w:val="12"/>
+    <w:link w:val="41"/>
     <w:qFormat/>
+    <w:uiPriority w:val="0"/>
     <w:pPr>
       <w:spacing w:line="360" w:lineRule="auto"/>
       <w:ind w:firstLine="470" w:firstLineChars="200"/>
     </w:pPr>
     <w:rPr>
-      <w:rFonts w:ascii="Arial" w:eastAsia="宋体" w:hAnsi="Arial"/>
+      <w:rFonts w:ascii="Arial" w:hAnsi="Arial" w:eastAsia="宋体"/>
       <w:sz w:val="24"/>
       <w:lang w:eastAsia="zh-CN"/>
     </w:rPr>
   </w:style>
-  <w:style w:type="paragraph" w:customStyle="1" w:styleId="2">
+  <w:style w:type="paragraph" w:customStyle="1" w:styleId="28">
     <w:name w:val="柴_标题2"/>
-    <w:basedOn w:val="Heading2"/>
-    <w:next w:val="a"/>
+    <w:basedOn w:val="3"/>
+    <w:next w:val="27"/>
     <w:qFormat/>
+    <w:uiPriority w:val="0"/>
     <w:pPr>
       <w:spacing w:line="360" w:lineRule="auto"/>
     </w:pPr>
     <w:rPr>
-      <w:rFonts w:ascii="Arial" w:eastAsia="宋体" w:hAnsi="Arial"/>
+      <w:rFonts w:ascii="Arial" w:hAnsi="Arial" w:eastAsia="宋体"/>
       <w:sz w:val="28"/>
     </w:rPr>
   </w:style>
-  <w:style w:type="paragraph" w:customStyle="1" w:styleId="3">
+  <w:style w:type="paragraph" w:customStyle="1" w:styleId="29">
     <w:name w:val="柴_标题3"/>
-    <w:basedOn w:val="Heading3"/>
-    <w:next w:val="a"/>
-    <w:link w:val="3Char"/>
+    <w:basedOn w:val="4"/>
+    <w:next w:val="27"/>
+    <w:link w:val="42"/>
     <w:qFormat/>
+    <w:uiPriority w:val="0"/>
     <w:pPr>
       <w:spacing w:line="360" w:lineRule="auto"/>
       <w:ind w:left="0" w:firstLine="472" w:firstLineChars="200"/>
     </w:pPr>
     <w:rPr>
-      <w:rFonts w:ascii="宋体" w:eastAsia="宋体" w:hAnsi="宋体" w:cs="宋体"/>
+      <w:rFonts w:ascii="宋体" w:hAnsi="宋体" w:eastAsia="宋体" w:cs="宋体"/>
       <w:spacing w:val="-2"/>
       <w:sz w:val="24"/>
       <w:szCs w:val="24"/>
     </w:rPr>
   </w:style>
-  <w:style w:type="paragraph" w:customStyle="1" w:styleId="a0">
+  <w:style w:type="paragraph" w:customStyle="1" w:styleId="30">
     <w:name w:val="柴_目录"/>
-    <w:basedOn w:val="Normal"/>
-    <w:next w:val="BodyText"/>
+    <w:basedOn w:val="1"/>
+    <w:next w:val="12"/>
     <w:qFormat/>
+    <w:uiPriority w:val="0"/>
     <w:pPr>
       <w:tabs>
         <w:tab w:val="right" w:leader="dot" w:pos="8442"/>
@@ -9546,89 +9731,96 @@
       <w:ind w:left="0" w:leftChars="0"/>
     </w:pPr>
     <w:rPr>
-      <w:rFonts w:ascii="Arial" w:eastAsia="Microsoft JhengHei" w:hAnsi="Arial"/>
+      <w:rFonts w:ascii="Arial" w:hAnsi="Arial" w:eastAsia="Microsoft JhengHei"/>
       <w:sz w:val="24"/>
     </w:rPr>
   </w:style>
-  <w:style w:type="paragraph" w:customStyle="1" w:styleId="a1">
+  <w:style w:type="paragraph" w:customStyle="1" w:styleId="31">
     <w:name w:val="柴_公司名"/>
-    <w:basedOn w:val="Title"/>
+    <w:basedOn w:val="19"/>
     <w:qFormat/>
+    <w:uiPriority w:val="0"/>
     <w:pPr>
       <w:spacing w:after="600" w:afterLines="600"/>
     </w:pPr>
     <w:rPr>
-      <w:rFonts w:ascii="宋体" w:eastAsia="宋体" w:hAnsi="宋体" w:cs="宋体" w:hint="eastAsia"/>
+      <w:rFonts w:hint="eastAsia" w:ascii="宋体" w:hAnsi="宋体" w:eastAsia="宋体" w:cs="宋体"/>
       <w:bCs/>
       <w:spacing w:val="-6"/>
       <w:sz w:val="52"/>
       <w:szCs w:val="52"/>
     </w:rPr>
   </w:style>
-  <w:style w:type="paragraph" w:customStyle="1" w:styleId="a2">
+  <w:style w:type="paragraph" w:customStyle="1" w:styleId="32">
     <w:name w:val="柴_文档名"/>
-    <w:basedOn w:val="Title"/>
+    <w:basedOn w:val="19"/>
     <w:qFormat/>
+    <w:uiPriority w:val="0"/>
     <w:pPr>
       <w:spacing w:after="900" w:afterLines="900"/>
     </w:pPr>
     <w:rPr>
-      <w:rFonts w:ascii="黑体" w:eastAsia="黑体" w:hAnsi="黑体" w:cs="黑体"/>
+      <w:rFonts w:ascii="黑体" w:hAnsi="黑体" w:eastAsia="黑体" w:cs="黑体"/>
       <w:bCs/>
       <w:spacing w:val="-7"/>
       <w:sz w:val="52"/>
       <w:szCs w:val="52"/>
     </w:rPr>
   </w:style>
-  <w:style w:type="paragraph" w:customStyle="1" w:styleId="WPSOffice1">
+  <w:style w:type="paragraph" w:customStyle="1" w:styleId="33">
     <w:name w:val="WPSOffice手动目录 1"/>
     <w:qFormat/>
+    <w:uiPriority w:val="0"/>
     <w:pPr>
       <w:ind w:leftChars="0"/>
     </w:pPr>
     <w:rPr>
-      <w:rFonts w:ascii="Times New Roman" w:eastAsia="宋体" w:hAnsi="Times New Roman" w:cs="Times New Roman"/>
+      <w:rFonts w:ascii="Times New Roman" w:hAnsi="Times New Roman" w:eastAsia="宋体" w:cs="Times New Roman"/>
       <w:sz w:val="20"/>
       <w:szCs w:val="20"/>
     </w:rPr>
   </w:style>
-  <w:style w:type="paragraph" w:customStyle="1" w:styleId="WPSOffice2">
+  <w:style w:type="paragraph" w:customStyle="1" w:styleId="34">
     <w:name w:val="WPSOffice手动目录 2"/>
     <w:qFormat/>
+    <w:uiPriority w:val="0"/>
     <w:pPr>
       <w:ind w:leftChars="200"/>
     </w:pPr>
     <w:rPr>
-      <w:rFonts w:ascii="Times New Roman" w:eastAsia="宋体" w:hAnsi="Times New Roman" w:cs="Times New Roman"/>
+      <w:rFonts w:ascii="Times New Roman" w:hAnsi="Times New Roman" w:eastAsia="宋体" w:cs="Times New Roman"/>
       <w:sz w:val="20"/>
       <w:szCs w:val="20"/>
     </w:rPr>
   </w:style>
-  <w:style w:type="paragraph" w:customStyle="1" w:styleId="WPSOffice3">
+  <w:style w:type="paragraph" w:customStyle="1" w:styleId="35">
     <w:name w:val="WPSOffice手动目录 3"/>
     <w:qFormat/>
+    <w:uiPriority w:val="0"/>
     <w:pPr>
       <w:ind w:leftChars="400"/>
     </w:pPr>
     <w:rPr>
-      <w:rFonts w:ascii="Times New Roman" w:eastAsia="宋体" w:hAnsi="Times New Roman" w:cs="Times New Roman"/>
+      <w:rFonts w:ascii="Times New Roman" w:hAnsi="Times New Roman" w:eastAsia="宋体" w:cs="Times New Roman"/>
       <w:sz w:val="20"/>
       <w:szCs w:val="20"/>
     </w:rPr>
   </w:style>
-  <w:style w:type="paragraph" w:customStyle="1" w:styleId="Compact">
+  <w:style w:type="paragraph" w:customStyle="1" w:styleId="36">
     <w:name w:val="Compact"/>
-    <w:basedOn w:val="BodyText"/>
+    <w:basedOn w:val="12"/>
     <w:qFormat/>
+    <w:uiPriority w:val="0"/>
     <w:pPr>
       <w:spacing w:before="36" w:after="36"/>
     </w:pPr>
   </w:style>
-  <w:style w:type="table" w:customStyle="1" w:styleId="Table">
+  <w:style w:type="table" w:customStyle="1" w:styleId="37">
     <w:name w:val="Table"/>
     <w:semiHidden/>
     <w:unhideWhenUsed/>
     <w:qFormat/>
+    <w:uiPriority w:val="0"/>
     <w:tblPr>
       <w:tblCellMar>
         <w:top w:w="0" w:type="dxa"/>
@@ -9640,25 +9832,27 @@
     <w:tblStylePr w:type="firstRow">
       <w:tcPr>
         <w:tcBorders>
-          <w:bottom w:val="single" w:sz="0" w:space="0" w:color="auto"/>
+          <w:bottom w:val="single" w:color="auto" w:sz="0" w:space="0"/>
         </w:tcBorders>
         <w:vAlign w:val="bottom"/>
       </w:tcPr>
     </w:tblStylePr>
   </w:style>
-  <w:style w:type="character" w:customStyle="1" w:styleId="1Char">
+  <w:style w:type="character" w:customStyle="1" w:styleId="38">
     <w:name w:val="柴_标题1 Char"/>
-    <w:link w:val="1"/>
+    <w:link w:val="26"/>
     <w:qFormat/>
+    <w:uiPriority w:val="0"/>
     <w:rPr>
-      <w:rFonts w:ascii="Arial" w:eastAsia="宋体" w:hAnsi="Arial"/>
+      <w:rFonts w:ascii="Arial" w:hAnsi="Arial" w:eastAsia="宋体"/>
       <w:sz w:val="32"/>
     </w:rPr>
   </w:style>
-  <w:style w:type="paragraph" w:customStyle="1" w:styleId="a3">
+  <w:style w:type="paragraph" w:customStyle="1" w:styleId="39">
     <w:name w:val="柴_正文_无缩进"/>
-    <w:basedOn w:val="Normal"/>
+    <w:basedOn w:val="1"/>
     <w:qFormat/>
+    <w:uiPriority w:val="0"/>
     <w:pPr>
       <w:ind w:firstLine="0" w:firstLineChars="0"/>
     </w:pPr>
@@ -9668,39 +9862,42 @@
       <w:lang w:eastAsia="zh-CN"/>
     </w:rPr>
   </w:style>
-  <w:style w:type="paragraph" w:customStyle="1" w:styleId="4">
+  <w:style w:type="paragraph" w:customStyle="1" w:styleId="40">
     <w:name w:val="柴_标题4"/>
-    <w:basedOn w:val="Heading4"/>
-    <w:next w:val="Normal"/>
+    <w:basedOn w:val="5"/>
+    <w:next w:val="1"/>
     <w:qFormat/>
+    <w:uiPriority w:val="0"/>
     <w:pPr>
       <w:widowControl w:val="0"/>
       <w:spacing w:before="160" w:line="360" w:lineRule="auto"/>
-      <w:ind w:left="981" w:hanging="862" w:leftChars="300"/>
+      <w:ind w:left="981" w:leftChars="300" w:hanging="862"/>
     </w:pPr>
     <w:rPr>
-      <w:rFonts w:ascii="Calibri" w:eastAsia="宋体" w:hAnsi="Calibri" w:cs="宋体" w:hint="eastAsia"/>
+      <w:rFonts w:hint="eastAsia" w:ascii="Calibri" w:hAnsi="Calibri" w:eastAsia="宋体" w:cs="宋体"/>
       <w:sz w:val="24"/>
       <w:szCs w:val="24"/>
       <w:lang w:eastAsia="zh-CN" w:bidi="zh-CN"/>
     </w:rPr>
   </w:style>
-  <w:style w:type="character" w:customStyle="1" w:styleId="Char">
+  <w:style w:type="character" w:customStyle="1" w:styleId="41">
     <w:name w:val="柴_正文 Char"/>
-    <w:link w:val="a"/>
+    <w:link w:val="27"/>
     <w:qFormat/>
+    <w:uiPriority w:val="0"/>
     <w:rPr>
-      <w:rFonts w:ascii="Arial" w:eastAsia="宋体" w:hAnsi="Arial"/>
+      <w:rFonts w:ascii="Arial" w:hAnsi="Arial" w:eastAsia="宋体"/>
       <w:sz w:val="24"/>
       <w:lang w:eastAsia="zh-CN"/>
     </w:rPr>
   </w:style>
-  <w:style w:type="character" w:customStyle="1" w:styleId="3Char">
+  <w:style w:type="character" w:customStyle="1" w:styleId="42">
     <w:name w:val="柴_标题3 Char"/>
-    <w:link w:val="3"/>
+    <w:link w:val="29"/>
     <w:qFormat/>
+    <w:uiPriority w:val="0"/>
     <w:rPr>
-      <w:rFonts w:ascii="宋体" w:eastAsia="宋体" w:hAnsi="宋体" w:cs="宋体"/>
+      <w:rFonts w:ascii="宋体" w:hAnsi="宋体" w:eastAsia="宋体" w:cs="宋体"/>
       <w:spacing w:val="-2"/>
       <w:sz w:val="24"/>
       <w:szCs w:val="24"/>
@@ -10002,7 +10199,7 @@
   </customSectProps>
   <customShpExts>
     <customShpInfo spid="_x0000_s2049"/>
-    <customShpInfo spid="_x0000_s1026"/>
+    <customShpInfo spid="_x0000_s1025"/>
   </customShpExts>
 </s:customData>
 </file>

--- a/6-过程管理/流程制度规范类文件/060107-发布管理程序.docx
+++ b/6-过程管理/流程制度规范类文件/060107-发布管理程序.docx
@@ -20,7 +20,6 @@
         <w:snapToGrid w:val="0"/>
         <w:textAlignment w:val="baseline"/>
       </w:pPr>
-      <w:bookmarkStart w:id="0" w:name="_Toc27558"/>
     </w:p>
     <w:p>
       <w:pPr>
@@ -40,6 +39,7 @@
         <w:snapToGrid w:val="0"/>
         <w:textAlignment w:val="baseline"/>
       </w:pPr>
+      <w:bookmarkStart w:id="0" w:name="_Toc6090"/>
       <w:r>
         <w:t>发布管理程序</w:t>
       </w:r>
@@ -63,7 +63,7 @@
         <w:snapToGrid w:val="0"/>
         <w:textAlignment w:val="baseline"/>
       </w:pPr>
-      <w:bookmarkStart w:id="1" w:name="_Toc31759"/>
+      <w:bookmarkStart w:id="1" w:name="_Toc27127"/>
       <w:r>
         <w:t>中达丰集团有限公司</w:t>
       </w:r>
@@ -130,8 +130,6 @@
         </w:rPr>
         <w:t>4</w:t>
       </w:r>
-      <w:bookmarkStart w:id="26" w:name="_GoBack"/>
-      <w:bookmarkEnd w:id="26"/>
       <w:r>
         <w:rPr>
           <w:rFonts w:ascii="宋体" w:hAnsi="宋体" w:eastAsia="宋体" w:cs="宋体"/>
@@ -201,7 +199,7 @@
           <w:szCs w:val="28"/>
         </w:rPr>
       </w:pPr>
-      <w:bookmarkStart w:id="2" w:name="_Toc10006"/>
+      <w:bookmarkStart w:id="2" w:name="_Toc22785"/>
       <w:r>
         <w:rPr>
           <w:rFonts w:ascii="宋体" w:hAnsi="宋体" w:eastAsia="宋体" w:cs="宋体"/>
@@ -1825,24 +1823,12 @@
         <w:p>
           <w:pPr>
             <w:pStyle w:val="16"/>
-            <w:keepNext w:val="0"/>
-            <w:keepLines w:val="0"/>
-            <w:pageBreakBefore w:val="0"/>
-            <w:widowControl w:val="0"/>
             <w:tabs>
               <w:tab w:val="right" w:leader="dot" w:pos="8492"/>
             </w:tabs>
-            <w:kinsoku w:val="0"/>
-            <w:wordWrap/>
-            <w:overflowPunct/>
-            <w:topLinePunct w:val="0"/>
-            <w:autoSpaceDE w:val="0"/>
-            <w:autoSpaceDN w:val="0"/>
-            <w:bidi w:val="0"/>
-            <w:adjustRightInd w:val="0"/>
-            <w:snapToGrid w:val="0"/>
-            <w:textAlignment w:val="baseline"/>
           </w:pPr>
+          <w:bookmarkStart w:id="27" w:name="_GoBack"/>
+          <w:bookmarkEnd w:id="27"/>
           <w:r>
             <w:rPr>
               <w:rFonts w:ascii="Times New Roman" w:hAnsi="Times New Roman" w:eastAsia="Times New Roman" w:cs="Times New Roman"/>
@@ -1879,7 +1865,7 @@
               <w:rFonts w:ascii="Times New Roman" w:hAnsi="Times New Roman" w:eastAsia="Times New Roman" w:cs="Times New Roman"/>
               <w:szCs w:val="24"/>
             </w:rPr>
-            <w:instrText xml:space="preserve"> HYPERLINK \l _Toc27558 </w:instrText>
+            <w:instrText xml:space="preserve"> HYPERLINK \l _Toc6090 </w:instrText>
           </w:r>
           <w:r>
             <w:rPr>
@@ -1898,7 +1884,7 @@
             <w:fldChar w:fldCharType="begin"/>
           </w:r>
           <w:r>
-            <w:instrText xml:space="preserve"> PAGEREF _Toc27558 \h </w:instrText>
+            <w:instrText xml:space="preserve"> PAGEREF _Toc6090 \h </w:instrText>
           </w:r>
           <w:r>
             <w:fldChar w:fldCharType="separate"/>
@@ -1920,23 +1906,9 @@
         <w:p>
           <w:pPr>
             <w:pStyle w:val="16"/>
-            <w:keepNext w:val="0"/>
-            <w:keepLines w:val="0"/>
-            <w:pageBreakBefore w:val="0"/>
-            <w:widowControl w:val="0"/>
             <w:tabs>
               <w:tab w:val="right" w:leader="dot" w:pos="8492"/>
             </w:tabs>
-            <w:kinsoku w:val="0"/>
-            <w:wordWrap/>
-            <w:overflowPunct/>
-            <w:topLinePunct w:val="0"/>
-            <w:autoSpaceDE w:val="0"/>
-            <w:autoSpaceDN w:val="0"/>
-            <w:bidi w:val="0"/>
-            <w:adjustRightInd w:val="0"/>
-            <w:snapToGrid w:val="0"/>
-            <w:textAlignment w:val="baseline"/>
           </w:pPr>
           <w:r>
             <w:rPr>
@@ -1950,7 +1922,7 @@
               <w:rFonts w:ascii="Times New Roman" w:hAnsi="Times New Roman" w:eastAsia="Times New Roman" w:cs="Times New Roman"/>
               <w:szCs w:val="24"/>
             </w:rPr>
-            <w:instrText xml:space="preserve"> HYPERLINK \l _Toc31759 </w:instrText>
+            <w:instrText xml:space="preserve"> HYPERLINK \l _Toc27127 </w:instrText>
           </w:r>
           <w:r>
             <w:rPr>
@@ -1969,7 +1941,7 @@
             <w:fldChar w:fldCharType="begin"/>
           </w:r>
           <w:r>
-            <w:instrText xml:space="preserve"> PAGEREF _Toc31759 \h </w:instrText>
+            <w:instrText xml:space="preserve"> PAGEREF _Toc27127 \h </w:instrText>
           </w:r>
           <w:r>
             <w:fldChar w:fldCharType="separate"/>
@@ -1991,23 +1963,9 @@
         <w:p>
           <w:pPr>
             <w:pStyle w:val="16"/>
-            <w:keepNext w:val="0"/>
-            <w:keepLines w:val="0"/>
-            <w:pageBreakBefore w:val="0"/>
-            <w:widowControl w:val="0"/>
             <w:tabs>
               <w:tab w:val="right" w:leader="dot" w:pos="8492"/>
             </w:tabs>
-            <w:kinsoku w:val="0"/>
-            <w:wordWrap/>
-            <w:overflowPunct/>
-            <w:topLinePunct w:val="0"/>
-            <w:autoSpaceDE w:val="0"/>
-            <w:autoSpaceDN w:val="0"/>
-            <w:bidi w:val="0"/>
-            <w:adjustRightInd w:val="0"/>
-            <w:snapToGrid w:val="0"/>
-            <w:textAlignment w:val="baseline"/>
           </w:pPr>
           <w:r>
             <w:rPr>
@@ -2021,7 +1979,7 @@
               <w:rFonts w:ascii="Times New Roman" w:hAnsi="Times New Roman" w:eastAsia="Times New Roman" w:cs="Times New Roman"/>
               <w:szCs w:val="24"/>
             </w:rPr>
-            <w:instrText xml:space="preserve"> HYPERLINK \l _Toc10006 </w:instrText>
+            <w:instrText xml:space="preserve"> HYPERLINK \l _Toc22785 </w:instrText>
           </w:r>
           <w:r>
             <w:rPr>
@@ -2045,7 +2003,7 @@
             <w:fldChar w:fldCharType="begin"/>
           </w:r>
           <w:r>
-            <w:instrText xml:space="preserve"> PAGEREF _Toc10006 \h </w:instrText>
+            <w:instrText xml:space="preserve"> PAGEREF _Toc22785 \h </w:instrText>
           </w:r>
           <w:r>
             <w:fldChar w:fldCharType="separate"/>
@@ -2067,23 +2025,9 @@
         <w:p>
           <w:pPr>
             <w:pStyle w:val="16"/>
-            <w:keepNext w:val="0"/>
-            <w:keepLines w:val="0"/>
-            <w:pageBreakBefore w:val="0"/>
-            <w:widowControl w:val="0"/>
             <w:tabs>
               <w:tab w:val="right" w:leader="dot" w:pos="8492"/>
             </w:tabs>
-            <w:kinsoku w:val="0"/>
-            <w:wordWrap/>
-            <w:overflowPunct/>
-            <w:topLinePunct w:val="0"/>
-            <w:autoSpaceDE w:val="0"/>
-            <w:autoSpaceDN w:val="0"/>
-            <w:bidi w:val="0"/>
-            <w:adjustRightInd w:val="0"/>
-            <w:snapToGrid w:val="0"/>
-            <w:textAlignment w:val="baseline"/>
           </w:pPr>
           <w:r>
             <w:rPr>
@@ -2097,7 +2041,7 @@
               <w:rFonts w:ascii="Times New Roman" w:hAnsi="Times New Roman" w:eastAsia="Times New Roman" w:cs="Times New Roman"/>
               <w:szCs w:val="24"/>
             </w:rPr>
-            <w:instrText xml:space="preserve"> HYPERLINK \l _Toc5745 </w:instrText>
+            <w:instrText xml:space="preserve"> HYPERLINK \l _Toc5606 </w:instrText>
           </w:r>
           <w:r>
             <w:rPr>
@@ -2122,7 +2066,7 @@
             <w:fldChar w:fldCharType="begin"/>
           </w:r>
           <w:r>
-            <w:instrText xml:space="preserve"> PAGEREF _Toc5745 \h </w:instrText>
+            <w:instrText xml:space="preserve"> PAGEREF _Toc5606 \h </w:instrText>
           </w:r>
           <w:r>
             <w:fldChar w:fldCharType="separate"/>
@@ -2144,23 +2088,9 @@
         <w:p>
           <w:pPr>
             <w:pStyle w:val="16"/>
-            <w:keepNext w:val="0"/>
-            <w:keepLines w:val="0"/>
-            <w:pageBreakBefore w:val="0"/>
-            <w:widowControl w:val="0"/>
             <w:tabs>
               <w:tab w:val="right" w:leader="dot" w:pos="8492"/>
             </w:tabs>
-            <w:kinsoku w:val="0"/>
-            <w:wordWrap/>
-            <w:overflowPunct/>
-            <w:topLinePunct w:val="0"/>
-            <w:autoSpaceDE w:val="0"/>
-            <w:autoSpaceDN w:val="0"/>
-            <w:bidi w:val="0"/>
-            <w:adjustRightInd w:val="0"/>
-            <w:snapToGrid w:val="0"/>
-            <w:textAlignment w:val="baseline"/>
           </w:pPr>
           <w:r>
             <w:rPr>
@@ -2174,7 +2104,7 @@
               <w:rFonts w:ascii="Times New Roman" w:hAnsi="Times New Roman" w:eastAsia="Times New Roman" w:cs="Times New Roman"/>
               <w:szCs w:val="24"/>
             </w:rPr>
-            <w:instrText xml:space="preserve"> HYPERLINK \l _Toc10107 </w:instrText>
+            <w:instrText xml:space="preserve"> HYPERLINK \l _Toc20763 </w:instrText>
           </w:r>
           <w:r>
             <w:rPr>
@@ -2199,7 +2129,7 @@
             <w:fldChar w:fldCharType="begin"/>
           </w:r>
           <w:r>
-            <w:instrText xml:space="preserve"> PAGEREF _Toc10107 \h </w:instrText>
+            <w:instrText xml:space="preserve"> PAGEREF _Toc20763 \h </w:instrText>
           </w:r>
           <w:r>
             <w:fldChar w:fldCharType="separate"/>
@@ -2221,23 +2151,9 @@
         <w:p>
           <w:pPr>
             <w:pStyle w:val="16"/>
-            <w:keepNext w:val="0"/>
-            <w:keepLines w:val="0"/>
-            <w:pageBreakBefore w:val="0"/>
-            <w:widowControl w:val="0"/>
             <w:tabs>
               <w:tab w:val="right" w:leader="dot" w:pos="8492"/>
             </w:tabs>
-            <w:kinsoku w:val="0"/>
-            <w:wordWrap/>
-            <w:overflowPunct/>
-            <w:topLinePunct w:val="0"/>
-            <w:autoSpaceDE w:val="0"/>
-            <w:autoSpaceDN w:val="0"/>
-            <w:bidi w:val="0"/>
-            <w:adjustRightInd w:val="0"/>
-            <w:snapToGrid w:val="0"/>
-            <w:textAlignment w:val="baseline"/>
           </w:pPr>
           <w:r>
             <w:rPr>
@@ -2251,7 +2167,7 @@
               <w:rFonts w:ascii="Times New Roman" w:hAnsi="Times New Roman" w:eastAsia="Times New Roman" w:cs="Times New Roman"/>
               <w:szCs w:val="24"/>
             </w:rPr>
-            <w:instrText xml:space="preserve"> HYPERLINK \l _Toc1466 </w:instrText>
+            <w:instrText xml:space="preserve"> HYPERLINK \l _Toc23034 </w:instrText>
           </w:r>
           <w:r>
             <w:rPr>
@@ -2276,7 +2192,7 @@
             <w:fldChar w:fldCharType="begin"/>
           </w:r>
           <w:r>
-            <w:instrText xml:space="preserve"> PAGEREF _Toc1466 \h </w:instrText>
+            <w:instrText xml:space="preserve"> PAGEREF _Toc23034 \h </w:instrText>
           </w:r>
           <w:r>
             <w:fldChar w:fldCharType="separate"/>
@@ -2298,23 +2214,9 @@
         <w:p>
           <w:pPr>
             <w:pStyle w:val="16"/>
-            <w:keepNext w:val="0"/>
-            <w:keepLines w:val="0"/>
-            <w:pageBreakBefore w:val="0"/>
-            <w:widowControl w:val="0"/>
             <w:tabs>
               <w:tab w:val="right" w:leader="dot" w:pos="8492"/>
             </w:tabs>
-            <w:kinsoku w:val="0"/>
-            <w:wordWrap/>
-            <w:overflowPunct/>
-            <w:topLinePunct w:val="0"/>
-            <w:autoSpaceDE w:val="0"/>
-            <w:autoSpaceDN w:val="0"/>
-            <w:bidi w:val="0"/>
-            <w:adjustRightInd w:val="0"/>
-            <w:snapToGrid w:val="0"/>
-            <w:textAlignment w:val="baseline"/>
           </w:pPr>
           <w:r>
             <w:rPr>
@@ -2328,7 +2230,7 @@
               <w:rFonts w:ascii="Times New Roman" w:hAnsi="Times New Roman" w:eastAsia="Times New Roman" w:cs="Times New Roman"/>
               <w:szCs w:val="24"/>
             </w:rPr>
-            <w:instrText xml:space="preserve"> HYPERLINK \l _Toc27353 </w:instrText>
+            <w:instrText xml:space="preserve"> HYPERLINK \l _Toc8023 </w:instrText>
           </w:r>
           <w:r>
             <w:rPr>
@@ -2353,7 +2255,7 @@
             <w:fldChar w:fldCharType="begin"/>
           </w:r>
           <w:r>
-            <w:instrText xml:space="preserve"> PAGEREF _Toc27353 \h </w:instrText>
+            <w:instrText xml:space="preserve"> PAGEREF _Toc8023 \h </w:instrText>
           </w:r>
           <w:r>
             <w:fldChar w:fldCharType="separate"/>
@@ -2375,23 +2277,9 @@
         <w:p>
           <w:pPr>
             <w:pStyle w:val="16"/>
-            <w:keepNext w:val="0"/>
-            <w:keepLines w:val="0"/>
-            <w:pageBreakBefore w:val="0"/>
-            <w:widowControl w:val="0"/>
             <w:tabs>
               <w:tab w:val="right" w:leader="dot" w:pos="8492"/>
             </w:tabs>
-            <w:kinsoku w:val="0"/>
-            <w:wordWrap/>
-            <w:overflowPunct/>
-            <w:topLinePunct w:val="0"/>
-            <w:autoSpaceDE w:val="0"/>
-            <w:autoSpaceDN w:val="0"/>
-            <w:bidi w:val="0"/>
-            <w:adjustRightInd w:val="0"/>
-            <w:snapToGrid w:val="0"/>
-            <w:textAlignment w:val="baseline"/>
           </w:pPr>
           <w:r>
             <w:rPr>
@@ -2405,7 +2293,7 @@
               <w:rFonts w:ascii="Times New Roman" w:hAnsi="Times New Roman" w:eastAsia="Times New Roman" w:cs="Times New Roman"/>
               <w:szCs w:val="24"/>
             </w:rPr>
-            <w:instrText xml:space="preserve"> HYPERLINK \l _Toc24602 </w:instrText>
+            <w:instrText xml:space="preserve"> HYPERLINK \l _Toc16645 </w:instrText>
           </w:r>
           <w:r>
             <w:rPr>
@@ -2430,7 +2318,7 @@
             <w:fldChar w:fldCharType="begin"/>
           </w:r>
           <w:r>
-            <w:instrText xml:space="preserve"> PAGEREF _Toc24602 \h </w:instrText>
+            <w:instrText xml:space="preserve"> PAGEREF _Toc16645 \h </w:instrText>
           </w:r>
           <w:r>
             <w:fldChar w:fldCharType="separate"/>
@@ -2452,23 +2340,9 @@
         <w:p>
           <w:pPr>
             <w:pStyle w:val="17"/>
-            <w:keepNext w:val="0"/>
-            <w:keepLines w:val="0"/>
-            <w:pageBreakBefore w:val="0"/>
-            <w:widowControl w:val="0"/>
             <w:tabs>
               <w:tab w:val="right" w:leader="dot" w:pos="8492"/>
             </w:tabs>
-            <w:kinsoku w:val="0"/>
-            <w:wordWrap/>
-            <w:overflowPunct/>
-            <w:topLinePunct w:val="0"/>
-            <w:autoSpaceDE w:val="0"/>
-            <w:autoSpaceDN w:val="0"/>
-            <w:bidi w:val="0"/>
-            <w:adjustRightInd w:val="0"/>
-            <w:snapToGrid w:val="0"/>
-            <w:textAlignment w:val="baseline"/>
           </w:pPr>
           <w:r>
             <w:rPr>
@@ -2482,7 +2356,7 @@
               <w:rFonts w:ascii="Times New Roman" w:hAnsi="Times New Roman" w:eastAsia="Times New Roman" w:cs="Times New Roman"/>
               <w:szCs w:val="24"/>
             </w:rPr>
-            <w:instrText xml:space="preserve"> HYPERLINK \l _Toc26092 </w:instrText>
+            <w:instrText xml:space="preserve"> HYPERLINK \l _Toc4505 </w:instrText>
           </w:r>
           <w:r>
             <w:rPr>
@@ -2507,7 +2381,7 @@
             <w:fldChar w:fldCharType="begin"/>
           </w:r>
           <w:r>
-            <w:instrText xml:space="preserve"> PAGEREF _Toc26092 \h </w:instrText>
+            <w:instrText xml:space="preserve"> PAGEREF _Toc4505 \h </w:instrText>
           </w:r>
           <w:r>
             <w:fldChar w:fldCharType="separate"/>
@@ -2529,23 +2403,9 @@
         <w:p>
           <w:pPr>
             <w:pStyle w:val="17"/>
-            <w:keepNext w:val="0"/>
-            <w:keepLines w:val="0"/>
-            <w:pageBreakBefore w:val="0"/>
-            <w:widowControl w:val="0"/>
             <w:tabs>
               <w:tab w:val="right" w:leader="dot" w:pos="8492"/>
             </w:tabs>
-            <w:kinsoku w:val="0"/>
-            <w:wordWrap/>
-            <w:overflowPunct/>
-            <w:topLinePunct w:val="0"/>
-            <w:autoSpaceDE w:val="0"/>
-            <w:autoSpaceDN w:val="0"/>
-            <w:bidi w:val="0"/>
-            <w:adjustRightInd w:val="0"/>
-            <w:snapToGrid w:val="0"/>
-            <w:textAlignment w:val="baseline"/>
           </w:pPr>
           <w:r>
             <w:rPr>
@@ -2559,7 +2419,7 @@
               <w:rFonts w:ascii="Times New Roman" w:hAnsi="Times New Roman" w:eastAsia="Times New Roman" w:cs="Times New Roman"/>
               <w:szCs w:val="24"/>
             </w:rPr>
-            <w:instrText xml:space="preserve"> HYPERLINK \l _Toc26981 </w:instrText>
+            <w:instrText xml:space="preserve"> HYPERLINK \l _Toc7730 </w:instrText>
           </w:r>
           <w:r>
             <w:rPr>
@@ -2584,7 +2444,7 @@
             <w:fldChar w:fldCharType="begin"/>
           </w:r>
           <w:r>
-            <w:instrText xml:space="preserve"> PAGEREF _Toc26981 \h </w:instrText>
+            <w:instrText xml:space="preserve"> PAGEREF _Toc7730 \h </w:instrText>
           </w:r>
           <w:r>
             <w:fldChar w:fldCharType="separate"/>
@@ -2606,23 +2466,9 @@
         <w:p>
           <w:pPr>
             <w:pStyle w:val="17"/>
-            <w:keepNext w:val="0"/>
-            <w:keepLines w:val="0"/>
-            <w:pageBreakBefore w:val="0"/>
-            <w:widowControl w:val="0"/>
             <w:tabs>
               <w:tab w:val="right" w:leader="dot" w:pos="8492"/>
             </w:tabs>
-            <w:kinsoku w:val="0"/>
-            <w:wordWrap/>
-            <w:overflowPunct/>
-            <w:topLinePunct w:val="0"/>
-            <w:autoSpaceDE w:val="0"/>
-            <w:autoSpaceDN w:val="0"/>
-            <w:bidi w:val="0"/>
-            <w:adjustRightInd w:val="0"/>
-            <w:snapToGrid w:val="0"/>
-            <w:textAlignment w:val="baseline"/>
           </w:pPr>
           <w:r>
             <w:rPr>
@@ -2636,7 +2482,7 @@
               <w:rFonts w:ascii="Times New Roman" w:hAnsi="Times New Roman" w:eastAsia="Times New Roman" w:cs="Times New Roman"/>
               <w:szCs w:val="24"/>
             </w:rPr>
-            <w:instrText xml:space="preserve"> HYPERLINK \l _Toc3870 </w:instrText>
+            <w:instrText xml:space="preserve"> HYPERLINK \l _Toc24535 </w:instrText>
           </w:r>
           <w:r>
             <w:rPr>
@@ -2668,7 +2514,7 @@
             <w:fldChar w:fldCharType="begin"/>
           </w:r>
           <w:r>
-            <w:instrText xml:space="preserve"> PAGEREF _Toc3870 \h </w:instrText>
+            <w:instrText xml:space="preserve"> PAGEREF _Toc24535 \h </w:instrText>
           </w:r>
           <w:r>
             <w:fldChar w:fldCharType="separate"/>
@@ -2690,23 +2536,9 @@
         <w:p>
           <w:pPr>
             <w:pStyle w:val="13"/>
-            <w:keepNext w:val="0"/>
-            <w:keepLines w:val="0"/>
-            <w:pageBreakBefore w:val="0"/>
-            <w:widowControl w:val="0"/>
             <w:tabs>
               <w:tab w:val="right" w:leader="dot" w:pos="8492"/>
             </w:tabs>
-            <w:kinsoku w:val="0"/>
-            <w:wordWrap/>
-            <w:overflowPunct/>
-            <w:topLinePunct w:val="0"/>
-            <w:autoSpaceDE w:val="0"/>
-            <w:autoSpaceDN w:val="0"/>
-            <w:bidi w:val="0"/>
-            <w:adjustRightInd w:val="0"/>
-            <w:snapToGrid w:val="0"/>
-            <w:textAlignment w:val="baseline"/>
           </w:pPr>
           <w:r>
             <w:rPr>
@@ -2720,7 +2552,7 @@
               <w:rFonts w:ascii="Times New Roman" w:hAnsi="Times New Roman" w:eastAsia="Times New Roman" w:cs="Times New Roman"/>
               <w:szCs w:val="24"/>
             </w:rPr>
-            <w:instrText xml:space="preserve"> HYPERLINK \l _Toc186 </w:instrText>
+            <w:instrText xml:space="preserve"> HYPERLINK \l _Toc32076 </w:instrText>
           </w:r>
           <w:r>
             <w:rPr>
@@ -2745,13 +2577,13 @@
             <w:fldChar w:fldCharType="begin"/>
           </w:r>
           <w:r>
-            <w:instrText xml:space="preserve"> PAGEREF _Toc186 \h </w:instrText>
+            <w:instrText xml:space="preserve"> PAGEREF _Toc32076 \h </w:instrText>
           </w:r>
           <w:r>
             <w:fldChar w:fldCharType="separate"/>
           </w:r>
           <w:r>
-            <w:t>9</w:t>
+            <w:t>8</w:t>
           </w:r>
           <w:r>
             <w:fldChar w:fldCharType="end"/>
@@ -2767,23 +2599,9 @@
         <w:p>
           <w:pPr>
             <w:pStyle w:val="13"/>
-            <w:keepNext w:val="0"/>
-            <w:keepLines w:val="0"/>
-            <w:pageBreakBefore w:val="0"/>
-            <w:widowControl w:val="0"/>
             <w:tabs>
               <w:tab w:val="right" w:leader="dot" w:pos="8492"/>
             </w:tabs>
-            <w:kinsoku w:val="0"/>
-            <w:wordWrap/>
-            <w:overflowPunct/>
-            <w:topLinePunct w:val="0"/>
-            <w:autoSpaceDE w:val="0"/>
-            <w:autoSpaceDN w:val="0"/>
-            <w:bidi w:val="0"/>
-            <w:adjustRightInd w:val="0"/>
-            <w:snapToGrid w:val="0"/>
-            <w:textAlignment w:val="baseline"/>
           </w:pPr>
           <w:r>
             <w:rPr>
@@ -2797,7 +2615,7 @@
               <w:rFonts w:ascii="Times New Roman" w:hAnsi="Times New Roman" w:eastAsia="Times New Roman" w:cs="Times New Roman"/>
               <w:szCs w:val="24"/>
             </w:rPr>
-            <w:instrText xml:space="preserve"> HYPERLINK \l _Toc27137 </w:instrText>
+            <w:instrText xml:space="preserve"> HYPERLINK \l _Toc29616 </w:instrText>
           </w:r>
           <w:r>
             <w:rPr>
@@ -2822,13 +2640,13 @@
             <w:fldChar w:fldCharType="begin"/>
           </w:r>
           <w:r>
-            <w:instrText xml:space="preserve"> PAGEREF _Toc27137 \h </w:instrText>
+            <w:instrText xml:space="preserve"> PAGEREF _Toc29616 \h </w:instrText>
           </w:r>
           <w:r>
             <w:fldChar w:fldCharType="separate"/>
           </w:r>
           <w:r>
-            <w:t>9</w:t>
+            <w:t>8</w:t>
           </w:r>
           <w:r>
             <w:fldChar w:fldCharType="end"/>
@@ -2844,23 +2662,9 @@
         <w:p>
           <w:pPr>
             <w:pStyle w:val="13"/>
-            <w:keepNext w:val="0"/>
-            <w:keepLines w:val="0"/>
-            <w:pageBreakBefore w:val="0"/>
-            <w:widowControl w:val="0"/>
             <w:tabs>
               <w:tab w:val="right" w:leader="dot" w:pos="8492"/>
             </w:tabs>
-            <w:kinsoku w:val="0"/>
-            <w:wordWrap/>
-            <w:overflowPunct/>
-            <w:topLinePunct w:val="0"/>
-            <w:autoSpaceDE w:val="0"/>
-            <w:autoSpaceDN w:val="0"/>
-            <w:bidi w:val="0"/>
-            <w:adjustRightInd w:val="0"/>
-            <w:snapToGrid w:val="0"/>
-            <w:textAlignment w:val="baseline"/>
           </w:pPr>
           <w:r>
             <w:rPr>
@@ -2874,7 +2678,7 @@
               <w:rFonts w:ascii="Times New Roman" w:hAnsi="Times New Roman" w:eastAsia="Times New Roman" w:cs="Times New Roman"/>
               <w:szCs w:val="24"/>
             </w:rPr>
-            <w:instrText xml:space="preserve"> HYPERLINK \l _Toc137 </w:instrText>
+            <w:instrText xml:space="preserve"> HYPERLINK \l _Toc620 </w:instrText>
           </w:r>
           <w:r>
             <w:rPr>
@@ -2899,7 +2703,7 @@
             <w:fldChar w:fldCharType="begin"/>
           </w:r>
           <w:r>
-            <w:instrText xml:space="preserve"> PAGEREF _Toc137 \h </w:instrText>
+            <w:instrText xml:space="preserve"> PAGEREF _Toc620 \h </w:instrText>
           </w:r>
           <w:r>
             <w:fldChar w:fldCharType="separate"/>
@@ -2921,23 +2725,9 @@
         <w:p>
           <w:pPr>
             <w:pStyle w:val="13"/>
-            <w:keepNext w:val="0"/>
-            <w:keepLines w:val="0"/>
-            <w:pageBreakBefore w:val="0"/>
-            <w:widowControl w:val="0"/>
             <w:tabs>
               <w:tab w:val="right" w:leader="dot" w:pos="8492"/>
             </w:tabs>
-            <w:kinsoku w:val="0"/>
-            <w:wordWrap/>
-            <w:overflowPunct/>
-            <w:topLinePunct w:val="0"/>
-            <w:autoSpaceDE w:val="0"/>
-            <w:autoSpaceDN w:val="0"/>
-            <w:bidi w:val="0"/>
-            <w:adjustRightInd w:val="0"/>
-            <w:snapToGrid w:val="0"/>
-            <w:textAlignment w:val="baseline"/>
           </w:pPr>
           <w:r>
             <w:rPr>
@@ -2951,7 +2741,7 @@
               <w:rFonts w:ascii="Times New Roman" w:hAnsi="Times New Roman" w:eastAsia="Times New Roman" w:cs="Times New Roman"/>
               <w:szCs w:val="24"/>
             </w:rPr>
-            <w:instrText xml:space="preserve"> HYPERLINK \l _Toc24519 </w:instrText>
+            <w:instrText xml:space="preserve"> HYPERLINK \l _Toc9705 </w:instrText>
           </w:r>
           <w:r>
             <w:rPr>
@@ -2976,7 +2766,7 @@
             <w:fldChar w:fldCharType="begin"/>
           </w:r>
           <w:r>
-            <w:instrText xml:space="preserve"> PAGEREF _Toc24519 \h </w:instrText>
+            <w:instrText xml:space="preserve"> PAGEREF _Toc9705 \h </w:instrText>
           </w:r>
           <w:r>
             <w:fldChar w:fldCharType="separate"/>
@@ -2998,23 +2788,9 @@
         <w:p>
           <w:pPr>
             <w:pStyle w:val="13"/>
-            <w:keepNext w:val="0"/>
-            <w:keepLines w:val="0"/>
-            <w:pageBreakBefore w:val="0"/>
-            <w:widowControl w:val="0"/>
             <w:tabs>
               <w:tab w:val="right" w:leader="dot" w:pos="8492"/>
             </w:tabs>
-            <w:kinsoku w:val="0"/>
-            <w:wordWrap/>
-            <w:overflowPunct/>
-            <w:topLinePunct w:val="0"/>
-            <w:autoSpaceDE w:val="0"/>
-            <w:autoSpaceDN w:val="0"/>
-            <w:bidi w:val="0"/>
-            <w:adjustRightInd w:val="0"/>
-            <w:snapToGrid w:val="0"/>
-            <w:textAlignment w:val="baseline"/>
           </w:pPr>
           <w:r>
             <w:rPr>
@@ -3028,7 +2804,7 @@
               <w:rFonts w:ascii="Times New Roman" w:hAnsi="Times New Roman" w:eastAsia="Times New Roman" w:cs="Times New Roman"/>
               <w:szCs w:val="24"/>
             </w:rPr>
-            <w:instrText xml:space="preserve"> HYPERLINK \l _Toc19385 </w:instrText>
+            <w:instrText xml:space="preserve"> HYPERLINK \l _Toc7187 </w:instrText>
           </w:r>
           <w:r>
             <w:rPr>
@@ -3053,7 +2829,7 @@
             <w:fldChar w:fldCharType="begin"/>
           </w:r>
           <w:r>
-            <w:instrText xml:space="preserve"> PAGEREF _Toc19385 \h </w:instrText>
+            <w:instrText xml:space="preserve"> PAGEREF _Toc7187 \h </w:instrText>
           </w:r>
           <w:r>
             <w:fldChar w:fldCharType="separate"/>
@@ -3075,23 +2851,9 @@
         <w:p>
           <w:pPr>
             <w:pStyle w:val="13"/>
-            <w:keepNext w:val="0"/>
-            <w:keepLines w:val="0"/>
-            <w:pageBreakBefore w:val="0"/>
-            <w:widowControl w:val="0"/>
             <w:tabs>
               <w:tab w:val="right" w:leader="dot" w:pos="8492"/>
             </w:tabs>
-            <w:kinsoku w:val="0"/>
-            <w:wordWrap/>
-            <w:overflowPunct/>
-            <w:topLinePunct w:val="0"/>
-            <w:autoSpaceDE w:val="0"/>
-            <w:autoSpaceDN w:val="0"/>
-            <w:bidi w:val="0"/>
-            <w:adjustRightInd w:val="0"/>
-            <w:snapToGrid w:val="0"/>
-            <w:textAlignment w:val="baseline"/>
           </w:pPr>
           <w:r>
             <w:rPr>
@@ -3105,7 +2867,7 @@
               <w:rFonts w:ascii="Times New Roman" w:hAnsi="Times New Roman" w:eastAsia="Times New Roman" w:cs="Times New Roman"/>
               <w:szCs w:val="24"/>
             </w:rPr>
-            <w:instrText xml:space="preserve"> HYPERLINK \l _Toc21584 </w:instrText>
+            <w:instrText xml:space="preserve"> HYPERLINK \l _Toc26789 </w:instrText>
           </w:r>
           <w:r>
             <w:rPr>
@@ -3130,13 +2892,13 @@
             <w:fldChar w:fldCharType="begin"/>
           </w:r>
           <w:r>
-            <w:instrText xml:space="preserve"> PAGEREF _Toc21584 \h </w:instrText>
+            <w:instrText xml:space="preserve"> PAGEREF _Toc26789 \h </w:instrText>
           </w:r>
           <w:r>
             <w:fldChar w:fldCharType="separate"/>
           </w:r>
           <w:r>
-            <w:t>10</w:t>
+            <w:t>9</w:t>
           </w:r>
           <w:r>
             <w:fldChar w:fldCharType="end"/>
@@ -3152,23 +2914,9 @@
         <w:p>
           <w:pPr>
             <w:pStyle w:val="13"/>
-            <w:keepNext w:val="0"/>
-            <w:keepLines w:val="0"/>
-            <w:pageBreakBefore w:val="0"/>
-            <w:widowControl w:val="0"/>
             <w:tabs>
               <w:tab w:val="right" w:leader="dot" w:pos="8492"/>
             </w:tabs>
-            <w:kinsoku w:val="0"/>
-            <w:wordWrap/>
-            <w:overflowPunct/>
-            <w:topLinePunct w:val="0"/>
-            <w:autoSpaceDE w:val="0"/>
-            <w:autoSpaceDN w:val="0"/>
-            <w:bidi w:val="0"/>
-            <w:adjustRightInd w:val="0"/>
-            <w:snapToGrid w:val="0"/>
-            <w:textAlignment w:val="baseline"/>
           </w:pPr>
           <w:r>
             <w:rPr>
@@ -3182,7 +2930,7 @@
               <w:rFonts w:ascii="Times New Roman" w:hAnsi="Times New Roman" w:eastAsia="Times New Roman" w:cs="Times New Roman"/>
               <w:szCs w:val="24"/>
             </w:rPr>
-            <w:instrText xml:space="preserve"> HYPERLINK \l _Toc22771 </w:instrText>
+            <w:instrText xml:space="preserve"> HYPERLINK \l _Toc17131 </w:instrText>
           </w:r>
           <w:r>
             <w:rPr>
@@ -3207,13 +2955,13 @@
             <w:fldChar w:fldCharType="begin"/>
           </w:r>
           <w:r>
-            <w:instrText xml:space="preserve"> PAGEREF _Toc22771 \h </w:instrText>
+            <w:instrText xml:space="preserve"> PAGEREF _Toc17131 \h </w:instrText>
           </w:r>
           <w:r>
             <w:fldChar w:fldCharType="separate"/>
           </w:r>
           <w:r>
-            <w:t>10</w:t>
+            <w:t>9</w:t>
           </w:r>
           <w:r>
             <w:fldChar w:fldCharType="end"/>
@@ -3229,23 +2977,9 @@
         <w:p>
           <w:pPr>
             <w:pStyle w:val="13"/>
-            <w:keepNext w:val="0"/>
-            <w:keepLines w:val="0"/>
-            <w:pageBreakBefore w:val="0"/>
-            <w:widowControl w:val="0"/>
             <w:tabs>
               <w:tab w:val="right" w:leader="dot" w:pos="8492"/>
             </w:tabs>
-            <w:kinsoku w:val="0"/>
-            <w:wordWrap/>
-            <w:overflowPunct/>
-            <w:topLinePunct w:val="0"/>
-            <w:autoSpaceDE w:val="0"/>
-            <w:autoSpaceDN w:val="0"/>
-            <w:bidi w:val="0"/>
-            <w:adjustRightInd w:val="0"/>
-            <w:snapToGrid w:val="0"/>
-            <w:textAlignment w:val="baseline"/>
           </w:pPr>
           <w:r>
             <w:rPr>
@@ -3259,7 +2993,7 @@
               <w:rFonts w:ascii="Times New Roman" w:hAnsi="Times New Roman" w:eastAsia="Times New Roman" w:cs="Times New Roman"/>
               <w:szCs w:val="24"/>
             </w:rPr>
-            <w:instrText xml:space="preserve"> HYPERLINK \l _Toc9409 </w:instrText>
+            <w:instrText xml:space="preserve"> HYPERLINK \l _Toc19606 </w:instrText>
           </w:r>
           <w:r>
             <w:rPr>
@@ -3284,7 +3018,7 @@
             <w:fldChar w:fldCharType="begin"/>
           </w:r>
           <w:r>
-            <w:instrText xml:space="preserve"> PAGEREF _Toc9409 \h </w:instrText>
+            <w:instrText xml:space="preserve"> PAGEREF _Toc19606 \h </w:instrText>
           </w:r>
           <w:r>
             <w:fldChar w:fldCharType="separate"/>
@@ -3306,23 +3040,9 @@
         <w:p>
           <w:pPr>
             <w:pStyle w:val="16"/>
-            <w:keepNext w:val="0"/>
-            <w:keepLines w:val="0"/>
-            <w:pageBreakBefore w:val="0"/>
-            <w:widowControl w:val="0"/>
             <w:tabs>
               <w:tab w:val="right" w:leader="dot" w:pos="8492"/>
             </w:tabs>
-            <w:kinsoku w:val="0"/>
-            <w:wordWrap/>
-            <w:overflowPunct/>
-            <w:topLinePunct w:val="0"/>
-            <w:autoSpaceDE w:val="0"/>
-            <w:autoSpaceDN w:val="0"/>
-            <w:bidi w:val="0"/>
-            <w:adjustRightInd w:val="0"/>
-            <w:snapToGrid w:val="0"/>
-            <w:textAlignment w:val="baseline"/>
           </w:pPr>
           <w:r>
             <w:rPr>
@@ -3336,7 +3056,7 @@
               <w:rFonts w:ascii="Times New Roman" w:hAnsi="Times New Roman" w:eastAsia="Times New Roman" w:cs="Times New Roman"/>
               <w:szCs w:val="24"/>
             </w:rPr>
-            <w:instrText xml:space="preserve"> HYPERLINK \l _Toc21861 </w:instrText>
+            <w:instrText xml:space="preserve"> HYPERLINK \l _Toc7372 </w:instrText>
           </w:r>
           <w:r>
             <w:rPr>
@@ -3361,7 +3081,7 @@
             <w:fldChar w:fldCharType="begin"/>
           </w:r>
           <w:r>
-            <w:instrText xml:space="preserve"> PAGEREF _Toc21861 \h </w:instrText>
+            <w:instrText xml:space="preserve"> PAGEREF _Toc7372 \h </w:instrText>
           </w:r>
           <w:r>
             <w:fldChar w:fldCharType="separate"/>
@@ -3383,23 +3103,9 @@
         <w:p>
           <w:pPr>
             <w:pStyle w:val="16"/>
-            <w:keepNext w:val="0"/>
-            <w:keepLines w:val="0"/>
-            <w:pageBreakBefore w:val="0"/>
-            <w:widowControl w:val="0"/>
             <w:tabs>
               <w:tab w:val="right" w:leader="dot" w:pos="8492"/>
             </w:tabs>
-            <w:kinsoku w:val="0"/>
-            <w:wordWrap/>
-            <w:overflowPunct/>
-            <w:topLinePunct w:val="0"/>
-            <w:autoSpaceDE w:val="0"/>
-            <w:autoSpaceDN w:val="0"/>
-            <w:bidi w:val="0"/>
-            <w:adjustRightInd w:val="0"/>
-            <w:snapToGrid w:val="0"/>
-            <w:textAlignment w:val="baseline"/>
           </w:pPr>
           <w:r>
             <w:rPr>
@@ -3413,7 +3119,7 @@
               <w:rFonts w:ascii="Times New Roman" w:hAnsi="Times New Roman" w:eastAsia="Times New Roman" w:cs="Times New Roman"/>
               <w:szCs w:val="24"/>
             </w:rPr>
-            <w:instrText xml:space="preserve"> HYPERLINK \l _Toc25540 </w:instrText>
+            <w:instrText xml:space="preserve"> HYPERLINK \l _Toc121 </w:instrText>
           </w:r>
           <w:r>
             <w:rPr>
@@ -3436,7 +3142,7 @@
             <w:fldChar w:fldCharType="begin"/>
           </w:r>
           <w:r>
-            <w:instrText xml:space="preserve"> PAGEREF _Toc25540 \h </w:instrText>
+            <w:instrText xml:space="preserve"> PAGEREF _Toc121 \h </w:instrText>
           </w:r>
           <w:r>
             <w:fldChar w:fldCharType="separate"/>
@@ -3458,23 +3164,9 @@
         <w:p>
           <w:pPr>
             <w:pStyle w:val="16"/>
-            <w:keepNext w:val="0"/>
-            <w:keepLines w:val="0"/>
-            <w:pageBreakBefore w:val="0"/>
-            <w:widowControl w:val="0"/>
             <w:tabs>
               <w:tab w:val="right" w:leader="dot" w:pos="8492"/>
             </w:tabs>
-            <w:kinsoku w:val="0"/>
-            <w:wordWrap/>
-            <w:overflowPunct/>
-            <w:topLinePunct w:val="0"/>
-            <w:autoSpaceDE w:val="0"/>
-            <w:autoSpaceDN w:val="0"/>
-            <w:bidi w:val="0"/>
-            <w:adjustRightInd w:val="0"/>
-            <w:snapToGrid w:val="0"/>
-            <w:textAlignment w:val="baseline"/>
           </w:pPr>
           <w:r>
             <w:rPr>
@@ -3488,7 +3180,7 @@
               <w:rFonts w:ascii="Times New Roman" w:hAnsi="Times New Roman" w:eastAsia="Times New Roman" w:cs="Times New Roman"/>
               <w:szCs w:val="24"/>
             </w:rPr>
-            <w:instrText xml:space="preserve"> HYPERLINK \l _Toc629 </w:instrText>
+            <w:instrText xml:space="preserve"> HYPERLINK \l _Toc17592 </w:instrText>
           </w:r>
           <w:r>
             <w:rPr>
@@ -3513,7 +3205,76 @@
             <w:fldChar w:fldCharType="begin"/>
           </w:r>
           <w:r>
-            <w:instrText xml:space="preserve"> PAGEREF _Toc629 \h </w:instrText>
+            <w:instrText xml:space="preserve"> PAGEREF _Toc17592 \h </w:instrText>
+          </w:r>
+          <w:r>
+            <w:fldChar w:fldCharType="separate"/>
+          </w:r>
+          <w:r>
+            <w:t>10</w:t>
+          </w:r>
+          <w:r>
+            <w:fldChar w:fldCharType="end"/>
+          </w:r>
+          <w:r>
+            <w:rPr>
+              <w:rFonts w:ascii="Times New Roman" w:hAnsi="Times New Roman" w:eastAsia="Times New Roman" w:cs="Times New Roman"/>
+              <w:szCs w:val="24"/>
+            </w:rPr>
+            <w:fldChar w:fldCharType="end"/>
+          </w:r>
+        </w:p>
+        <w:p>
+          <w:pPr>
+            <w:pStyle w:val="17"/>
+            <w:tabs>
+              <w:tab w:val="right" w:leader="dot" w:pos="8492"/>
+            </w:tabs>
+          </w:pPr>
+          <w:r>
+            <w:rPr>
+              <w:rFonts w:ascii="Times New Roman" w:hAnsi="Times New Roman" w:eastAsia="Times New Roman" w:cs="Times New Roman"/>
+              <w:szCs w:val="24"/>
+            </w:rPr>
+            <w:fldChar w:fldCharType="begin"/>
+          </w:r>
+          <w:r>
+            <w:rPr>
+              <w:rFonts w:ascii="Times New Roman" w:hAnsi="Times New Roman" w:eastAsia="Times New Roman" w:cs="Times New Roman"/>
+              <w:szCs w:val="24"/>
+            </w:rPr>
+            <w:instrText xml:space="preserve"> HYPERLINK \l _Toc9618 </w:instrText>
+          </w:r>
+          <w:r>
+            <w:rPr>
+              <w:rFonts w:ascii="Times New Roman" w:hAnsi="Times New Roman" w:eastAsia="Times New Roman" w:cs="Times New Roman"/>
+              <w:szCs w:val="24"/>
+            </w:rPr>
+            <w:fldChar w:fldCharType="separate"/>
+          </w:r>
+          <w:r>
+            <w:rPr>
+              <w:rFonts w:hint="default" w:ascii="宋体" w:hAnsi="宋体" w:eastAsia="宋体" w:cs="宋体"/>
+              <w:szCs w:val="24"/>
+            </w:rPr>
+            <w:t xml:space="preserve">8.1. </w:t>
+          </w:r>
+          <w:r>
+            <w:rPr>
+              <w:rFonts w:ascii="宋体" w:hAnsi="宋体" w:eastAsia="宋体" w:cs="宋体"/>
+              <w:spacing w:val="-2"/>
+              <w:szCs w:val="24"/>
+            </w:rPr>
+            <w:t>《发布计划》</w:t>
+          </w:r>
+          <w:r>
+            <w:tab/>
+          </w:r>
+          <w:r>
+            <w:fldChar w:fldCharType="begin"/>
+          </w:r>
+          <w:r>
+            <w:instrText xml:space="preserve"> PAGEREF _Toc9618 \h </w:instrText>
           </w:r>
           <w:r>
             <w:fldChar w:fldCharType="separate"/>
@@ -3621,7 +3382,7 @@
         <w:snapToGrid w:val="0"/>
         <w:textAlignment w:val="baseline"/>
       </w:pPr>
-      <w:bookmarkStart w:id="3" w:name="_Toc5745"/>
+      <w:bookmarkStart w:id="3" w:name="_Toc5606"/>
       <w:r>
         <w:t>目的</w:t>
       </w:r>
@@ -3933,7 +3694,7 @@
         <w:snapToGrid w:val="0"/>
         <w:textAlignment w:val="baseline"/>
       </w:pPr>
-      <w:bookmarkStart w:id="4" w:name="_Toc10107"/>
+      <w:bookmarkStart w:id="4" w:name="_Toc20763"/>
       <w:r>
         <w:t>适用范围</w:t>
       </w:r>
@@ -4139,7 +3900,7 @@
         <w:snapToGrid w:val="0"/>
         <w:textAlignment w:val="baseline"/>
       </w:pPr>
-      <w:bookmarkStart w:id="5" w:name="_Toc1466"/>
+      <w:bookmarkStart w:id="5" w:name="_Toc23034"/>
       <w:r>
         <w:t>术语、缩略词和定义</w:t>
       </w:r>
@@ -5238,31 +4999,6 @@
         <w:keepLines w:val="0"/>
         <w:pageBreakBefore w:val="0"/>
         <w:widowControl w:val="0"/>
-        <w:numPr>
-          <w:ilvl w:val="0"/>
-          <w:numId w:val="0"/>
-        </w:numPr>
-        <w:kinsoku w:val="0"/>
-        <w:wordWrap/>
-        <w:overflowPunct/>
-        <w:topLinePunct w:val="0"/>
-        <w:autoSpaceDE w:val="0"/>
-        <w:autoSpaceDN w:val="0"/>
-        <w:bidi w:val="0"/>
-        <w:adjustRightInd w:val="0"/>
-        <w:snapToGrid w:val="0"/>
-        <w:ind w:leftChars="0"/>
-        <w:textAlignment w:val="baseline"/>
-      </w:pPr>
-      <w:bookmarkStart w:id="6" w:name="_Toc27353"/>
-    </w:p>
-    <w:p>
-      <w:pPr>
-        <w:pStyle w:val="26"/>
-        <w:keepNext w:val="0"/>
-        <w:keepLines w:val="0"/>
-        <w:pageBreakBefore w:val="0"/>
-        <w:widowControl w:val="0"/>
         <w:kinsoku w:val="0"/>
         <w:wordWrap/>
         <w:overflowPunct/>
@@ -5274,6 +5010,7 @@
         <w:snapToGrid w:val="0"/>
         <w:textAlignment w:val="baseline"/>
       </w:pPr>
+      <w:bookmarkStart w:id="6" w:name="_Toc8023"/>
       <w:r>
         <w:t>角色与职责</w:t>
       </w:r>
@@ -5337,12 +5074,6 @@
             <w:insideH w:val="single" w:color="000000" w:sz="4" w:space="0"/>
             <w:insideV w:val="single" w:color="000000" w:sz="4" w:space="0"/>
           </w:tblBorders>
-          <w:tblCellMar>
-            <w:top w:w="0" w:type="dxa"/>
-            <w:left w:w="0" w:type="dxa"/>
-            <w:bottom w:w="0" w:type="dxa"/>
-            <w:right w:w="0" w:type="dxa"/>
-          </w:tblCellMar>
         </w:tblPrEx>
         <w:trPr>
           <w:trHeight w:val="571" w:hRule="atLeast"/>
@@ -5933,31 +5664,6 @@
         <w:keepLines w:val="0"/>
         <w:pageBreakBefore w:val="0"/>
         <w:widowControl w:val="0"/>
-        <w:numPr>
-          <w:ilvl w:val="0"/>
-          <w:numId w:val="0"/>
-        </w:numPr>
-        <w:kinsoku w:val="0"/>
-        <w:wordWrap/>
-        <w:overflowPunct/>
-        <w:topLinePunct w:val="0"/>
-        <w:autoSpaceDE w:val="0"/>
-        <w:autoSpaceDN w:val="0"/>
-        <w:bidi w:val="0"/>
-        <w:adjustRightInd w:val="0"/>
-        <w:snapToGrid w:val="0"/>
-        <w:ind w:leftChars="0"/>
-        <w:textAlignment w:val="baseline"/>
-      </w:pPr>
-      <w:bookmarkStart w:id="7" w:name="_Toc24602"/>
-    </w:p>
-    <w:p>
-      <w:pPr>
-        <w:pStyle w:val="26"/>
-        <w:keepNext w:val="0"/>
-        <w:keepLines w:val="0"/>
-        <w:pageBreakBefore w:val="0"/>
-        <w:widowControl w:val="0"/>
         <w:kinsoku w:val="0"/>
         <w:wordWrap/>
         <w:overflowPunct/>
@@ -5969,6 +5675,7 @@
         <w:snapToGrid w:val="0"/>
         <w:textAlignment w:val="baseline"/>
       </w:pPr>
+      <w:bookmarkStart w:id="7" w:name="_Toc16645"/>
       <w:r>
         <w:t>流程</w:t>
       </w:r>
@@ -5994,7 +5701,7 @@
       </w:pPr>
       <w:bookmarkStart w:id="8" w:name="bookmark21"/>
       <w:bookmarkEnd w:id="8"/>
-      <w:bookmarkStart w:id="9" w:name="_Toc26092"/>
+      <w:bookmarkStart w:id="9" w:name="_Toc4505"/>
       <w:r>
         <w:t>流程说明</w:t>
       </w:r>
@@ -6280,7 +5987,7 @@
       </w:pPr>
       <w:bookmarkStart w:id="10" w:name="bookmark1"/>
       <w:bookmarkEnd w:id="10"/>
-      <w:bookmarkStart w:id="11" w:name="_Toc26981"/>
+      <w:bookmarkStart w:id="11" w:name="_Toc7730"/>
       <w:r>
         <w:t>发布管理程序的原则</w:t>
       </w:r>
@@ -6461,7 +6168,7 @@
         <w:snapToGrid w:val="0"/>
         <w:textAlignment w:val="baseline"/>
       </w:pPr>
-      <w:bookmarkStart w:id="12" w:name="_Toc3870"/>
+      <w:bookmarkStart w:id="12" w:name="_Toc24535"/>
       <w:r>
         <w:pict>
           <v:shape id="_x0000_s1025" o:spid="_x0000_s1025" style="position:absolute;left:0pt;margin-left:359.5pt;margin-top:199.05pt;height:0.25pt;width:13.35pt;z-index:251659264;mso-width-relative:page;mso-height-relative:page;" filled="f" stroked="t" coordsize="267,5" path="m2,2l264,2e">
@@ -6651,7 +6358,6 @@
         <w:spacing w:line="219" w:lineRule="auto"/>
         <w:textAlignment w:val="baseline"/>
       </w:pPr>
-      <w:bookmarkStart w:id="13" w:name="_Toc186"/>
       <w:r>
         <w:drawing>
           <wp:inline distT="0" distB="0" distL="114300" distR="114300">
@@ -6701,6 +6407,7 @@
         <w:pStyle w:val="29"/>
         <w:bidi w:val="0"/>
       </w:pPr>
+      <w:bookmarkStart w:id="13" w:name="_Toc32076"/>
       <w:r>
         <w:t>发布的来源</w:t>
       </w:r>
@@ -6880,7 +6587,7 @@
         <w:snapToGrid w:val="0"/>
         <w:textAlignment w:val="baseline"/>
       </w:pPr>
-      <w:bookmarkStart w:id="14" w:name="_Toc27137"/>
+      <w:bookmarkStart w:id="14" w:name="_Toc29616"/>
       <w:r>
         <w:t>制定发布策略</w:t>
       </w:r>
@@ -7061,7 +6768,7 @@
         <w:snapToGrid w:val="0"/>
         <w:textAlignment w:val="baseline"/>
       </w:pPr>
-      <w:bookmarkStart w:id="15" w:name="_Toc137"/>
+      <w:bookmarkStart w:id="15" w:name="_Toc620"/>
       <w:r>
         <w:t>发布的设计、构建和配置</w:t>
       </w:r>
@@ -7136,7 +6843,7 @@
         <w:snapToGrid w:val="0"/>
         <w:textAlignment w:val="baseline"/>
       </w:pPr>
-      <w:bookmarkStart w:id="16" w:name="_Toc24519"/>
+      <w:bookmarkStart w:id="16" w:name="_Toc9705"/>
       <w:r>
         <w:t>发布测试和验收</w:t>
       </w:r>
@@ -7250,7 +6957,7 @@
         <w:snapToGrid w:val="0"/>
         <w:textAlignment w:val="baseline"/>
       </w:pPr>
-      <w:bookmarkStart w:id="17" w:name="_Toc19385"/>
+      <w:bookmarkStart w:id="17" w:name="_Toc7187"/>
       <w:r>
         <w:t>发布验证</w:t>
       </w:r>
@@ -7304,7 +7011,7 @@
         <w:snapToGrid w:val="0"/>
         <w:textAlignment w:val="baseline"/>
       </w:pPr>
-      <w:bookmarkStart w:id="18" w:name="_Toc21584"/>
+      <w:bookmarkStart w:id="18" w:name="_Toc26789"/>
       <w:r>
         <w:t>发布回退</w:t>
       </w:r>
@@ -7358,7 +7065,7 @@
         <w:snapToGrid w:val="0"/>
         <w:textAlignment w:val="baseline"/>
       </w:pPr>
-      <w:bookmarkStart w:id="19" w:name="_Toc22771"/>
+      <w:bookmarkStart w:id="19" w:name="_Toc17131"/>
       <w:r>
         <w:t>分发和安装</w:t>
       </w:r>
@@ -7475,7 +7182,7 @@
       </w:pPr>
       <w:bookmarkStart w:id="20" w:name="bookmark22"/>
       <w:bookmarkEnd w:id="20"/>
-      <w:bookmarkStart w:id="21" w:name="_Toc9409"/>
+      <w:bookmarkStart w:id="21" w:name="_Toc19606"/>
       <w:r>
         <w:t>发布总结、关闭</w:t>
       </w:r>
@@ -7529,7 +7236,7 @@
         <w:snapToGrid w:val="0"/>
         <w:textAlignment w:val="baseline"/>
       </w:pPr>
-      <w:bookmarkStart w:id="22" w:name="_Toc21861"/>
+      <w:bookmarkStart w:id="22" w:name="_Toc7372"/>
       <w:r>
         <w:t>与其他流程关系</w:t>
       </w:r>
@@ -7668,8 +7375,8 @@
           <w:lang w:val="en-US" w:eastAsia="zh-CN"/>
         </w:rPr>
       </w:pPr>
-      <w:bookmarkStart w:id="23" w:name="_Toc25540"/>
-      <w:bookmarkStart w:id="24" w:name="_Toc21434"/>
+      <w:bookmarkStart w:id="23" w:name="_Toc21434"/>
+      <w:bookmarkStart w:id="24" w:name="_Toc121"/>
       <w:r>
         <w:rPr>
           <w:rFonts w:hint="default"/>
@@ -8253,7 +7960,7 @@
         <w:snapToGrid w:val="0"/>
         <w:textAlignment w:val="baseline"/>
       </w:pPr>
-      <w:bookmarkStart w:id="25" w:name="_Toc629"/>
+      <w:bookmarkStart w:id="25" w:name="_Toc17592"/>
       <w:r>
         <w:t>相关模板</w:t>
       </w:r>
@@ -8320,6 +8027,7 @@
           <w:szCs w:val="24"/>
         </w:rPr>
       </w:pPr>
+      <w:bookmarkStart w:id="26" w:name="_Toc9618"/>
       <w:r>
         <w:rPr>
           <w:rFonts w:ascii="宋体" w:hAnsi="宋体" w:eastAsia="宋体" w:cs="宋体"/>
@@ -8329,6 +8037,7 @@
         </w:rPr>
         <w:t>《发布计划》</w:t>
       </w:r>
+      <w:bookmarkEnd w:id="26"/>
     </w:p>
     <w:p>
       <w:pPr>

--- a/6-过程管理/流程制度规范类文件/060107-发布管理程序.docx
+++ b/6-过程管理/流程制度规范类文件/060107-发布管理程序.docx
@@ -39,7 +39,7 @@
         <w:snapToGrid w:val="0"/>
         <w:textAlignment w:val="baseline"/>
       </w:pPr>
-      <w:bookmarkStart w:id="0" w:name="_Toc6090"/>
+      <w:bookmarkStart w:id="0" w:name="_Toc10803"/>
       <w:r>
         <w:t>发布管理程序</w:t>
       </w:r>
@@ -63,7 +63,7 @@
         <w:snapToGrid w:val="0"/>
         <w:textAlignment w:val="baseline"/>
       </w:pPr>
-      <w:bookmarkStart w:id="1" w:name="_Toc27127"/>
+      <w:bookmarkStart w:id="1" w:name="_Toc32669"/>
       <w:r>
         <w:t>中达丰集团有限公司</w:t>
       </w:r>
@@ -199,7 +199,7 @@
           <w:szCs w:val="28"/>
         </w:rPr>
       </w:pPr>
-      <w:bookmarkStart w:id="2" w:name="_Toc22785"/>
+      <w:bookmarkStart w:id="2" w:name="_Toc1938"/>
       <w:r>
         <w:rPr>
           <w:rFonts w:ascii="宋体" w:hAnsi="宋体" w:eastAsia="宋体" w:cs="宋体"/>
@@ -1865,7 +1865,7 @@
               <w:rFonts w:ascii="Times New Roman" w:hAnsi="Times New Roman" w:eastAsia="Times New Roman" w:cs="Times New Roman"/>
               <w:szCs w:val="24"/>
             </w:rPr>
-            <w:instrText xml:space="preserve"> HYPERLINK \l _Toc6090 </w:instrText>
+            <w:instrText xml:space="preserve"> HYPERLINK \l _Toc10803 </w:instrText>
           </w:r>
           <w:r>
             <w:rPr>
@@ -1884,7 +1884,7 @@
             <w:fldChar w:fldCharType="begin"/>
           </w:r>
           <w:r>
-            <w:instrText xml:space="preserve"> PAGEREF _Toc6090 \h </w:instrText>
+            <w:instrText xml:space="preserve"> PAGEREF _Toc10803 \h </w:instrText>
           </w:r>
           <w:r>
             <w:fldChar w:fldCharType="separate"/>
@@ -1922,7 +1922,7 @@
               <w:rFonts w:ascii="Times New Roman" w:hAnsi="Times New Roman" w:eastAsia="Times New Roman" w:cs="Times New Roman"/>
               <w:szCs w:val="24"/>
             </w:rPr>
-            <w:instrText xml:space="preserve"> HYPERLINK \l _Toc27127 </w:instrText>
+            <w:instrText xml:space="preserve"> HYPERLINK \l _Toc32669 </w:instrText>
           </w:r>
           <w:r>
             <w:rPr>
@@ -1941,7 +1941,7 @@
             <w:fldChar w:fldCharType="begin"/>
           </w:r>
           <w:r>
-            <w:instrText xml:space="preserve"> PAGEREF _Toc27127 \h </w:instrText>
+            <w:instrText xml:space="preserve"> PAGEREF _Toc32669 \h </w:instrText>
           </w:r>
           <w:r>
             <w:fldChar w:fldCharType="separate"/>
@@ -1979,7 +1979,7 @@
               <w:rFonts w:ascii="Times New Roman" w:hAnsi="Times New Roman" w:eastAsia="Times New Roman" w:cs="Times New Roman"/>
               <w:szCs w:val="24"/>
             </w:rPr>
-            <w:instrText xml:space="preserve"> HYPERLINK \l _Toc22785 </w:instrText>
+            <w:instrText xml:space="preserve"> HYPERLINK \l _Toc1938 </w:instrText>
           </w:r>
           <w:r>
             <w:rPr>
@@ -2003,7 +2003,7 @@
             <w:fldChar w:fldCharType="begin"/>
           </w:r>
           <w:r>
-            <w:instrText xml:space="preserve"> PAGEREF _Toc22785 \h </w:instrText>
+            <w:instrText xml:space="preserve"> PAGEREF _Toc1938 \h </w:instrText>
           </w:r>
           <w:r>
             <w:fldChar w:fldCharType="separate"/>
@@ -2041,7 +2041,7 @@
               <w:rFonts w:ascii="Times New Roman" w:hAnsi="Times New Roman" w:eastAsia="Times New Roman" w:cs="Times New Roman"/>
               <w:szCs w:val="24"/>
             </w:rPr>
-            <w:instrText xml:space="preserve"> HYPERLINK \l _Toc5606 </w:instrText>
+            <w:instrText xml:space="preserve"> HYPERLINK \l _Toc14667 </w:instrText>
           </w:r>
           <w:r>
             <w:rPr>
@@ -2066,7 +2066,7 @@
             <w:fldChar w:fldCharType="begin"/>
           </w:r>
           <w:r>
-            <w:instrText xml:space="preserve"> PAGEREF _Toc5606 \h </w:instrText>
+            <w:instrText xml:space="preserve"> PAGEREF _Toc14667 \h </w:instrText>
           </w:r>
           <w:r>
             <w:fldChar w:fldCharType="separate"/>
@@ -2104,7 +2104,7 @@
               <w:rFonts w:ascii="Times New Roman" w:hAnsi="Times New Roman" w:eastAsia="Times New Roman" w:cs="Times New Roman"/>
               <w:szCs w:val="24"/>
             </w:rPr>
-            <w:instrText xml:space="preserve"> HYPERLINK \l _Toc20763 </w:instrText>
+            <w:instrText xml:space="preserve"> HYPERLINK \l _Toc24777 </w:instrText>
           </w:r>
           <w:r>
             <w:rPr>
@@ -2129,7 +2129,7 @@
             <w:fldChar w:fldCharType="begin"/>
           </w:r>
           <w:r>
-            <w:instrText xml:space="preserve"> PAGEREF _Toc20763 \h </w:instrText>
+            <w:instrText xml:space="preserve"> PAGEREF _Toc24777 \h </w:instrText>
           </w:r>
           <w:r>
             <w:fldChar w:fldCharType="separate"/>
@@ -2167,7 +2167,7 @@
               <w:rFonts w:ascii="Times New Roman" w:hAnsi="Times New Roman" w:eastAsia="Times New Roman" w:cs="Times New Roman"/>
               <w:szCs w:val="24"/>
             </w:rPr>
-            <w:instrText xml:space="preserve"> HYPERLINK \l _Toc23034 </w:instrText>
+            <w:instrText xml:space="preserve"> HYPERLINK \l _Toc10242 </w:instrText>
           </w:r>
           <w:r>
             <w:rPr>
@@ -2192,7 +2192,7 @@
             <w:fldChar w:fldCharType="begin"/>
           </w:r>
           <w:r>
-            <w:instrText xml:space="preserve"> PAGEREF _Toc23034 \h </w:instrText>
+            <w:instrText xml:space="preserve"> PAGEREF _Toc10242 \h </w:instrText>
           </w:r>
           <w:r>
             <w:fldChar w:fldCharType="separate"/>
@@ -2230,7 +2230,7 @@
               <w:rFonts w:ascii="Times New Roman" w:hAnsi="Times New Roman" w:eastAsia="Times New Roman" w:cs="Times New Roman"/>
               <w:szCs w:val="24"/>
             </w:rPr>
-            <w:instrText xml:space="preserve"> HYPERLINK \l _Toc8023 </w:instrText>
+            <w:instrText xml:space="preserve"> HYPERLINK \l _Toc32298 </w:instrText>
           </w:r>
           <w:r>
             <w:rPr>
@@ -2255,7 +2255,7 @@
             <w:fldChar w:fldCharType="begin"/>
           </w:r>
           <w:r>
-            <w:instrText xml:space="preserve"> PAGEREF _Toc8023 \h </w:instrText>
+            <w:instrText xml:space="preserve"> PAGEREF _Toc32298 \h </w:instrText>
           </w:r>
           <w:r>
             <w:fldChar w:fldCharType="separate"/>
@@ -2293,7 +2293,7 @@
               <w:rFonts w:ascii="Times New Roman" w:hAnsi="Times New Roman" w:eastAsia="Times New Roman" w:cs="Times New Roman"/>
               <w:szCs w:val="24"/>
             </w:rPr>
-            <w:instrText xml:space="preserve"> HYPERLINK \l _Toc16645 </w:instrText>
+            <w:instrText xml:space="preserve"> HYPERLINK \l _Toc2410 </w:instrText>
           </w:r>
           <w:r>
             <w:rPr>
@@ -2318,7 +2318,7 @@
             <w:fldChar w:fldCharType="begin"/>
           </w:r>
           <w:r>
-            <w:instrText xml:space="preserve"> PAGEREF _Toc16645 \h </w:instrText>
+            <w:instrText xml:space="preserve"> PAGEREF _Toc2410 \h </w:instrText>
           </w:r>
           <w:r>
             <w:fldChar w:fldCharType="separate"/>
@@ -2356,7 +2356,7 @@
               <w:rFonts w:ascii="Times New Roman" w:hAnsi="Times New Roman" w:eastAsia="Times New Roman" w:cs="Times New Roman"/>
               <w:szCs w:val="24"/>
             </w:rPr>
-            <w:instrText xml:space="preserve"> HYPERLINK \l _Toc4505 </w:instrText>
+            <w:instrText xml:space="preserve"> HYPERLINK \l _Toc19184 </w:instrText>
           </w:r>
           <w:r>
             <w:rPr>
@@ -2381,7 +2381,7 @@
             <w:fldChar w:fldCharType="begin"/>
           </w:r>
           <w:r>
-            <w:instrText xml:space="preserve"> PAGEREF _Toc4505 \h </w:instrText>
+            <w:instrText xml:space="preserve"> PAGEREF _Toc19184 \h </w:instrText>
           </w:r>
           <w:r>
             <w:fldChar w:fldCharType="separate"/>
@@ -2419,7 +2419,7 @@
               <w:rFonts w:ascii="Times New Roman" w:hAnsi="Times New Roman" w:eastAsia="Times New Roman" w:cs="Times New Roman"/>
               <w:szCs w:val="24"/>
             </w:rPr>
-            <w:instrText xml:space="preserve"> HYPERLINK \l _Toc7730 </w:instrText>
+            <w:instrText xml:space="preserve"> HYPERLINK \l _Toc30522 </w:instrText>
           </w:r>
           <w:r>
             <w:rPr>
@@ -2444,7 +2444,7 @@
             <w:fldChar w:fldCharType="begin"/>
           </w:r>
           <w:r>
-            <w:instrText xml:space="preserve"> PAGEREF _Toc7730 \h </w:instrText>
+            <w:instrText xml:space="preserve"> PAGEREF _Toc30522 \h </w:instrText>
           </w:r>
           <w:r>
             <w:fldChar w:fldCharType="separate"/>
@@ -2482,7 +2482,7 @@
               <w:rFonts w:ascii="Times New Roman" w:hAnsi="Times New Roman" w:eastAsia="Times New Roman" w:cs="Times New Roman"/>
               <w:szCs w:val="24"/>
             </w:rPr>
-            <w:instrText xml:space="preserve"> HYPERLINK \l _Toc24535 </w:instrText>
+            <w:instrText xml:space="preserve"> HYPERLINK \l _Toc4026 </w:instrText>
           </w:r>
           <w:r>
             <w:rPr>
@@ -2514,7 +2514,7 @@
             <w:fldChar w:fldCharType="begin"/>
           </w:r>
           <w:r>
-            <w:instrText xml:space="preserve"> PAGEREF _Toc24535 \h </w:instrText>
+            <w:instrText xml:space="preserve"> PAGEREF _Toc4026 \h </w:instrText>
           </w:r>
           <w:r>
             <w:fldChar w:fldCharType="separate"/>
@@ -2552,7 +2552,7 @@
               <w:rFonts w:ascii="Times New Roman" w:hAnsi="Times New Roman" w:eastAsia="Times New Roman" w:cs="Times New Roman"/>
               <w:szCs w:val="24"/>
             </w:rPr>
-            <w:instrText xml:space="preserve"> HYPERLINK \l _Toc32076 </w:instrText>
+            <w:instrText xml:space="preserve"> HYPERLINK \l _Toc24145 </w:instrText>
           </w:r>
           <w:r>
             <w:rPr>
@@ -2577,7 +2577,7 @@
             <w:fldChar w:fldCharType="begin"/>
           </w:r>
           <w:r>
-            <w:instrText xml:space="preserve"> PAGEREF _Toc32076 \h </w:instrText>
+            <w:instrText xml:space="preserve"> PAGEREF _Toc24145 \h </w:instrText>
           </w:r>
           <w:r>
             <w:fldChar w:fldCharType="separate"/>
@@ -2615,7 +2615,7 @@
               <w:rFonts w:ascii="Times New Roman" w:hAnsi="Times New Roman" w:eastAsia="Times New Roman" w:cs="Times New Roman"/>
               <w:szCs w:val="24"/>
             </w:rPr>
-            <w:instrText xml:space="preserve"> HYPERLINK \l _Toc29616 </w:instrText>
+            <w:instrText xml:space="preserve"> HYPERLINK \l _Toc6589 </w:instrText>
           </w:r>
           <w:r>
             <w:rPr>
@@ -2640,7 +2640,7 @@
             <w:fldChar w:fldCharType="begin"/>
           </w:r>
           <w:r>
-            <w:instrText xml:space="preserve"> PAGEREF _Toc29616 \h </w:instrText>
+            <w:instrText xml:space="preserve"> PAGEREF _Toc6589 \h </w:instrText>
           </w:r>
           <w:r>
             <w:fldChar w:fldCharType="separate"/>
@@ -2678,7 +2678,7 @@
               <w:rFonts w:ascii="Times New Roman" w:hAnsi="Times New Roman" w:eastAsia="Times New Roman" w:cs="Times New Roman"/>
               <w:szCs w:val="24"/>
             </w:rPr>
-            <w:instrText xml:space="preserve"> HYPERLINK \l _Toc620 </w:instrText>
+            <w:instrText xml:space="preserve"> HYPERLINK \l _Toc25494 </w:instrText>
           </w:r>
           <w:r>
             <w:rPr>
@@ -2703,7 +2703,7 @@
             <w:fldChar w:fldCharType="begin"/>
           </w:r>
           <w:r>
-            <w:instrText xml:space="preserve"> PAGEREF _Toc620 \h </w:instrText>
+            <w:instrText xml:space="preserve"> PAGEREF _Toc25494 \h </w:instrText>
           </w:r>
           <w:r>
             <w:fldChar w:fldCharType="separate"/>
@@ -2741,7 +2741,7 @@
               <w:rFonts w:ascii="Times New Roman" w:hAnsi="Times New Roman" w:eastAsia="Times New Roman" w:cs="Times New Roman"/>
               <w:szCs w:val="24"/>
             </w:rPr>
-            <w:instrText xml:space="preserve"> HYPERLINK \l _Toc9705 </w:instrText>
+            <w:instrText xml:space="preserve"> HYPERLINK \l _Toc31903 </w:instrText>
           </w:r>
           <w:r>
             <w:rPr>
@@ -2766,7 +2766,7 @@
             <w:fldChar w:fldCharType="begin"/>
           </w:r>
           <w:r>
-            <w:instrText xml:space="preserve"> PAGEREF _Toc9705 \h </w:instrText>
+            <w:instrText xml:space="preserve"> PAGEREF _Toc31903 \h </w:instrText>
           </w:r>
           <w:r>
             <w:fldChar w:fldCharType="separate"/>
@@ -2804,7 +2804,7 @@
               <w:rFonts w:ascii="Times New Roman" w:hAnsi="Times New Roman" w:eastAsia="Times New Roman" w:cs="Times New Roman"/>
               <w:szCs w:val="24"/>
             </w:rPr>
-            <w:instrText xml:space="preserve"> HYPERLINK \l _Toc7187 </w:instrText>
+            <w:instrText xml:space="preserve"> HYPERLINK \l _Toc19698 </w:instrText>
           </w:r>
           <w:r>
             <w:rPr>
@@ -2829,7 +2829,7 @@
             <w:fldChar w:fldCharType="begin"/>
           </w:r>
           <w:r>
-            <w:instrText xml:space="preserve"> PAGEREF _Toc7187 \h </w:instrText>
+            <w:instrText xml:space="preserve"> PAGEREF _Toc19698 \h </w:instrText>
           </w:r>
           <w:r>
             <w:fldChar w:fldCharType="separate"/>
@@ -2867,7 +2867,7 @@
               <w:rFonts w:ascii="Times New Roman" w:hAnsi="Times New Roman" w:eastAsia="Times New Roman" w:cs="Times New Roman"/>
               <w:szCs w:val="24"/>
             </w:rPr>
-            <w:instrText xml:space="preserve"> HYPERLINK \l _Toc26789 </w:instrText>
+            <w:instrText xml:space="preserve"> HYPERLINK \l _Toc19487 </w:instrText>
           </w:r>
           <w:r>
             <w:rPr>
@@ -2892,7 +2892,7 @@
             <w:fldChar w:fldCharType="begin"/>
           </w:r>
           <w:r>
-            <w:instrText xml:space="preserve"> PAGEREF _Toc26789 \h </w:instrText>
+            <w:instrText xml:space="preserve"> PAGEREF _Toc19487 \h </w:instrText>
           </w:r>
           <w:r>
             <w:fldChar w:fldCharType="separate"/>
@@ -2930,7 +2930,7 @@
               <w:rFonts w:ascii="Times New Roman" w:hAnsi="Times New Roman" w:eastAsia="Times New Roman" w:cs="Times New Roman"/>
               <w:szCs w:val="24"/>
             </w:rPr>
-            <w:instrText xml:space="preserve"> HYPERLINK \l _Toc17131 </w:instrText>
+            <w:instrText xml:space="preserve"> HYPERLINK \l _Toc30421 </w:instrText>
           </w:r>
           <w:r>
             <w:rPr>
@@ -2955,7 +2955,7 @@
             <w:fldChar w:fldCharType="begin"/>
           </w:r>
           <w:r>
-            <w:instrText xml:space="preserve"> PAGEREF _Toc17131 \h </w:instrText>
+            <w:instrText xml:space="preserve"> PAGEREF _Toc30421 \h </w:instrText>
           </w:r>
           <w:r>
             <w:fldChar w:fldCharType="separate"/>
@@ -2993,7 +2993,7 @@
               <w:rFonts w:ascii="Times New Roman" w:hAnsi="Times New Roman" w:eastAsia="Times New Roman" w:cs="Times New Roman"/>
               <w:szCs w:val="24"/>
             </w:rPr>
-            <w:instrText xml:space="preserve"> HYPERLINK \l _Toc19606 </w:instrText>
+            <w:instrText xml:space="preserve"> HYPERLINK \l _Toc21486 </w:instrText>
           </w:r>
           <w:r>
             <w:rPr>
@@ -3018,7 +3018,7 @@
             <w:fldChar w:fldCharType="begin"/>
           </w:r>
           <w:r>
-            <w:instrText xml:space="preserve"> PAGEREF _Toc19606 \h </w:instrText>
+            <w:instrText xml:space="preserve"> PAGEREF _Toc21486 \h </w:instrText>
           </w:r>
           <w:r>
             <w:fldChar w:fldCharType="separate"/>
@@ -3056,7 +3056,7 @@
               <w:rFonts w:ascii="Times New Roman" w:hAnsi="Times New Roman" w:eastAsia="Times New Roman" w:cs="Times New Roman"/>
               <w:szCs w:val="24"/>
             </w:rPr>
-            <w:instrText xml:space="preserve"> HYPERLINK \l _Toc7372 </w:instrText>
+            <w:instrText xml:space="preserve"> HYPERLINK \l _Toc25381 </w:instrText>
           </w:r>
           <w:r>
             <w:rPr>
@@ -3081,7 +3081,7 @@
             <w:fldChar w:fldCharType="begin"/>
           </w:r>
           <w:r>
-            <w:instrText xml:space="preserve"> PAGEREF _Toc7372 \h </w:instrText>
+            <w:instrText xml:space="preserve"> PAGEREF _Toc25381 \h </w:instrText>
           </w:r>
           <w:r>
             <w:fldChar w:fldCharType="separate"/>
@@ -3119,7 +3119,7 @@
               <w:rFonts w:ascii="Times New Roman" w:hAnsi="Times New Roman" w:eastAsia="Times New Roman" w:cs="Times New Roman"/>
               <w:szCs w:val="24"/>
             </w:rPr>
-            <w:instrText xml:space="preserve"> HYPERLINK \l _Toc121 </w:instrText>
+            <w:instrText xml:space="preserve"> HYPERLINK \l _Toc18280 </w:instrText>
           </w:r>
           <w:r>
             <w:rPr>
@@ -3142,7 +3142,7 @@
             <w:fldChar w:fldCharType="begin"/>
           </w:r>
           <w:r>
-            <w:instrText xml:space="preserve"> PAGEREF _Toc121 \h </w:instrText>
+            <w:instrText xml:space="preserve"> PAGEREF _Toc18280 \h </w:instrText>
           </w:r>
           <w:r>
             <w:fldChar w:fldCharType="separate"/>
@@ -3180,7 +3180,7 @@
               <w:rFonts w:ascii="Times New Roman" w:hAnsi="Times New Roman" w:eastAsia="Times New Roman" w:cs="Times New Roman"/>
               <w:szCs w:val="24"/>
             </w:rPr>
-            <w:instrText xml:space="preserve"> HYPERLINK \l _Toc17592 </w:instrText>
+            <w:instrText xml:space="preserve"> HYPERLINK \l _Toc5271 </w:instrText>
           </w:r>
           <w:r>
             <w:rPr>
@@ -3205,7 +3205,7 @@
             <w:fldChar w:fldCharType="begin"/>
           </w:r>
           <w:r>
-            <w:instrText xml:space="preserve"> PAGEREF _Toc17592 \h </w:instrText>
+            <w:instrText xml:space="preserve"> PAGEREF _Toc5271 \h </w:instrText>
           </w:r>
           <w:r>
             <w:fldChar w:fldCharType="separate"/>
@@ -3243,7 +3243,7 @@
               <w:rFonts w:ascii="Times New Roman" w:hAnsi="Times New Roman" w:eastAsia="Times New Roman" w:cs="Times New Roman"/>
               <w:szCs w:val="24"/>
             </w:rPr>
-            <w:instrText xml:space="preserve"> HYPERLINK \l _Toc9618 </w:instrText>
+            <w:instrText xml:space="preserve"> HYPERLINK \l _Toc28691 </w:instrText>
           </w:r>
           <w:r>
             <w:rPr>
@@ -3274,7 +3274,7 @@
             <w:fldChar w:fldCharType="begin"/>
           </w:r>
           <w:r>
-            <w:instrText xml:space="preserve"> PAGEREF _Toc9618 \h </w:instrText>
+            <w:instrText xml:space="preserve"> PAGEREF _Toc28691 \h </w:instrText>
           </w:r>
           <w:r>
             <w:fldChar w:fldCharType="separate"/>
@@ -3382,7 +3382,7 @@
         <w:snapToGrid w:val="0"/>
         <w:textAlignment w:val="baseline"/>
       </w:pPr>
-      <w:bookmarkStart w:id="3" w:name="_Toc5606"/>
+      <w:bookmarkStart w:id="3" w:name="_Toc14667"/>
       <w:r>
         <w:t>目的</w:t>
       </w:r>
@@ -3694,7 +3694,7 @@
         <w:snapToGrid w:val="0"/>
         <w:textAlignment w:val="baseline"/>
       </w:pPr>
-      <w:bookmarkStart w:id="4" w:name="_Toc20763"/>
+      <w:bookmarkStart w:id="4" w:name="_Toc24777"/>
       <w:r>
         <w:t>适用范围</w:t>
       </w:r>
@@ -3900,7 +3900,7 @@
         <w:snapToGrid w:val="0"/>
         <w:textAlignment w:val="baseline"/>
       </w:pPr>
-      <w:bookmarkStart w:id="5" w:name="_Toc23034"/>
+      <w:bookmarkStart w:id="5" w:name="_Toc10242"/>
       <w:r>
         <w:t>术语、缩略词和定义</w:t>
       </w:r>
@@ -5010,7 +5010,7 @@
         <w:snapToGrid w:val="0"/>
         <w:textAlignment w:val="baseline"/>
       </w:pPr>
-      <w:bookmarkStart w:id="6" w:name="_Toc8023"/>
+      <w:bookmarkStart w:id="6" w:name="_Toc32298"/>
       <w:r>
         <w:t>角色与职责</w:t>
       </w:r>
@@ -5074,6 +5074,12 @@
             <w:insideH w:val="single" w:color="000000" w:sz="4" w:space="0"/>
             <w:insideV w:val="single" w:color="000000" w:sz="4" w:space="0"/>
           </w:tblBorders>
+          <w:tblCellMar>
+            <w:top w:w="0" w:type="dxa"/>
+            <w:left w:w="0" w:type="dxa"/>
+            <w:bottom w:w="0" w:type="dxa"/>
+            <w:right w:w="0" w:type="dxa"/>
+          </w:tblCellMar>
         </w:tblPrEx>
         <w:trPr>
           <w:trHeight w:val="571" w:hRule="atLeast"/>
@@ -5675,7 +5681,7 @@
         <w:snapToGrid w:val="0"/>
         <w:textAlignment w:val="baseline"/>
       </w:pPr>
-      <w:bookmarkStart w:id="7" w:name="_Toc16645"/>
+      <w:bookmarkStart w:id="7" w:name="_Toc2410"/>
       <w:r>
         <w:t>流程</w:t>
       </w:r>
@@ -5701,7 +5707,7 @@
       </w:pPr>
       <w:bookmarkStart w:id="8" w:name="bookmark21"/>
       <w:bookmarkEnd w:id="8"/>
-      <w:bookmarkStart w:id="9" w:name="_Toc4505"/>
+      <w:bookmarkStart w:id="9" w:name="_Toc19184"/>
       <w:r>
         <w:t>流程说明</w:t>
       </w:r>
@@ -5987,7 +5993,7 @@
       </w:pPr>
       <w:bookmarkStart w:id="10" w:name="bookmark1"/>
       <w:bookmarkEnd w:id="10"/>
-      <w:bookmarkStart w:id="11" w:name="_Toc7730"/>
+      <w:bookmarkStart w:id="11" w:name="_Toc30522"/>
       <w:r>
         <w:t>发布管理程序的原则</w:t>
       </w:r>
@@ -6168,7 +6174,7 @@
         <w:snapToGrid w:val="0"/>
         <w:textAlignment w:val="baseline"/>
       </w:pPr>
-      <w:bookmarkStart w:id="12" w:name="_Toc24535"/>
+      <w:bookmarkStart w:id="12" w:name="_Toc4026"/>
       <w:r>
         <w:pict>
           <v:shape id="_x0000_s1025" o:spid="_x0000_s1025" style="position:absolute;left:0pt;margin-left:359.5pt;margin-top:199.05pt;height:0.25pt;width:13.35pt;z-index:251659264;mso-width-relative:page;mso-height-relative:page;" filled="f" stroked="t" coordsize="267,5" path="m2,2l264,2e">
@@ -6407,7 +6413,7 @@
         <w:pStyle w:val="29"/>
         <w:bidi w:val="0"/>
       </w:pPr>
-      <w:bookmarkStart w:id="13" w:name="_Toc32076"/>
+      <w:bookmarkStart w:id="13" w:name="_Toc24145"/>
       <w:r>
         <w:t>发布的来源</w:t>
       </w:r>
@@ -6587,7 +6593,7 @@
         <w:snapToGrid w:val="0"/>
         <w:textAlignment w:val="baseline"/>
       </w:pPr>
-      <w:bookmarkStart w:id="14" w:name="_Toc29616"/>
+      <w:bookmarkStart w:id="14" w:name="_Toc6589"/>
       <w:r>
         <w:t>制定发布策略</w:t>
       </w:r>
@@ -6768,7 +6774,7 @@
         <w:snapToGrid w:val="0"/>
         <w:textAlignment w:val="baseline"/>
       </w:pPr>
-      <w:bookmarkStart w:id="15" w:name="_Toc620"/>
+      <w:bookmarkStart w:id="15" w:name="_Toc25494"/>
       <w:r>
         <w:t>发布的设计、构建和配置</w:t>
       </w:r>
@@ -6843,7 +6849,7 @@
         <w:snapToGrid w:val="0"/>
         <w:textAlignment w:val="baseline"/>
       </w:pPr>
-      <w:bookmarkStart w:id="16" w:name="_Toc9705"/>
+      <w:bookmarkStart w:id="16" w:name="_Toc31903"/>
       <w:r>
         <w:t>发布测试和验收</w:t>
       </w:r>
@@ -6957,7 +6963,7 @@
         <w:snapToGrid w:val="0"/>
         <w:textAlignment w:val="baseline"/>
       </w:pPr>
-      <w:bookmarkStart w:id="17" w:name="_Toc7187"/>
+      <w:bookmarkStart w:id="17" w:name="_Toc19698"/>
       <w:r>
         <w:t>发布验证</w:t>
       </w:r>
@@ -7011,7 +7017,7 @@
         <w:snapToGrid w:val="0"/>
         <w:textAlignment w:val="baseline"/>
       </w:pPr>
-      <w:bookmarkStart w:id="18" w:name="_Toc26789"/>
+      <w:bookmarkStart w:id="18" w:name="_Toc19487"/>
       <w:r>
         <w:t>发布回退</w:t>
       </w:r>
@@ -7065,7 +7071,7 @@
         <w:snapToGrid w:val="0"/>
         <w:textAlignment w:val="baseline"/>
       </w:pPr>
-      <w:bookmarkStart w:id="19" w:name="_Toc17131"/>
+      <w:bookmarkStart w:id="19" w:name="_Toc30421"/>
       <w:r>
         <w:t>分发和安装</w:t>
       </w:r>
@@ -7182,7 +7188,7 @@
       </w:pPr>
       <w:bookmarkStart w:id="20" w:name="bookmark22"/>
       <w:bookmarkEnd w:id="20"/>
-      <w:bookmarkStart w:id="21" w:name="_Toc19606"/>
+      <w:bookmarkStart w:id="21" w:name="_Toc21486"/>
       <w:r>
         <w:t>发布总结、关闭</w:t>
       </w:r>
@@ -7236,7 +7242,7 @@
         <w:snapToGrid w:val="0"/>
         <w:textAlignment w:val="baseline"/>
       </w:pPr>
-      <w:bookmarkStart w:id="22" w:name="_Toc7372"/>
+      <w:bookmarkStart w:id="22" w:name="_Toc25381"/>
       <w:r>
         <w:t>与其他流程关系</w:t>
       </w:r>
@@ -7376,7 +7382,7 @@
         </w:rPr>
       </w:pPr>
       <w:bookmarkStart w:id="23" w:name="_Toc21434"/>
-      <w:bookmarkStart w:id="24" w:name="_Toc121"/>
+      <w:bookmarkStart w:id="24" w:name="_Toc18280"/>
       <w:r>
         <w:rPr>
           <w:rFonts w:hint="default"/>
@@ -7960,7 +7966,7 @@
         <w:snapToGrid w:val="0"/>
         <w:textAlignment w:val="baseline"/>
       </w:pPr>
-      <w:bookmarkStart w:id="25" w:name="_Toc17592"/>
+      <w:bookmarkStart w:id="25" w:name="_Toc5271"/>
       <w:r>
         <w:t>相关模板</w:t>
       </w:r>
@@ -8027,7 +8033,7 @@
           <w:szCs w:val="24"/>
         </w:rPr>
       </w:pPr>
-      <w:bookmarkStart w:id="26" w:name="_Toc9618"/>
+      <w:bookmarkStart w:id="26" w:name="_Toc28691"/>
       <w:r>
         <w:rPr>
           <w:rFonts w:ascii="宋体" w:hAnsi="宋体" w:eastAsia="宋体" w:cs="宋体"/>
